--- a/plantillas_maestras/02_seguro_vida/negativa_cobertura/2_o_mas_ddos_varios/varon/TPL_3438_2025_SEGURO_VIDA_NEGATIVA_COBERTURA_ASEGURADORA_VARON_R2.docx
+++ b/plantillas_maestras/02_seguro_vida/negativa_cobertura/2_o_mas_ddos_varios/varon/TPL_3438_2025_SEGURO_VIDA_NEGATIVA_COBERTURA_ASEGURADORA_VARON_R2.docx
@@ -266,7 +266,7 @@
           <w14:ligatures w14:val="none"/>
         </w:rPr>
         <w:tab/>
-        <w:t xml:space="preserve">:       </w:t>
+        <w:t xml:space="preserve">: </w:t>
       </w:r>
       <w:r>
         <w:rPr>
@@ -618,7 +618,7 @@
           <w:lang w:val="es-ES" w:eastAsia="es-ES"/>
           <w14:ligatures w14:val="none"/>
         </w:rPr>
-        <w:t xml:space="preserve">enunció a Rímac por presuntas infracciones a la Ley N°29571, Código de Protección y Defensa del </w:t>
+        <w:t xml:space="preserve">enunció a Rímac por presuntas infracciones a la Ley 29571, Código de Protección y Defensa del </w:t>
       </w:r>
       <w:r>
         <w:rPr>
@@ -785,7 +785,7 @@
           <w:lang w:eastAsia="es-ES"/>
           <w14:ligatures w14:val="none"/>
         </w:rPr>
-        <w:t>– Póliza N°V-0369578 (en adelante, “</w:t>
+        <w:t>– Póliza V-0369578 (en adelante, “</w:t>
       </w:r>
       <w:r>
         <w:rPr>
@@ -1984,7 +1984,7 @@
           <w:lang w:val="es-ES" w:eastAsia="es-ES"/>
           <w14:ligatures w14:val="none"/>
         </w:rPr>
-        <w:t>a favor suyo en virtud de ser beneficiario del 70% de cobertura de la Póliza N° V-</w:t>
+        <w:t>a favor suyo en virtud de ser beneficiario del 70% de cobertura de la Póliza V-</w:t>
       </w:r>
       <w:r>
         <w:rPr>
@@ -2101,7 +2101,7 @@
           <w:lang w:eastAsia="es-PE"/>
           <w14:ligatures w14:val="none"/>
         </w:rPr>
-        <w:t>La Secretaría Técnica de la Comisión de Protección al Consumidor N°1 (en adelante, la Secretaría Técnica), en ejercicio de sus facultades</w:t>
+        <w:t>La Secretaría Técnica de la Comisión de Protección al Consumidor 1 (en adelante, la Secretaría Técnica), en ejercicio de sus facultades</w:t>
       </w:r>
       <w:bookmarkEnd w:id="3"/>
       <w:bookmarkEnd w:id="4"/>
@@ -2164,7 +2164,7 @@
           <w:lang w:eastAsia="es-PE"/>
           <w14:ligatures w14:val="none"/>
         </w:rPr>
-        <w:t>la compañía aseguradora habría resuelto de manera unilateral e injustificada la Póliza N° V-0369578 del Seguro de Protección familiar alegando una supuesta falta de pago de primas, pese a que se descontaban de la planilla de pagos de la señora Euyeny Pilar Pizarro Farfán, generando que el denunciante no obtenga la cobertura del seguro en calidad de beneficiario del 70%</w:t>
+        <w:t>la compañía aseguradora habría resuelto de manera unilateral e injustificada la Póliza V-0369578 del Seguro de Protección familiar alegando una supuesta falta de pago de primas, pese a que se descontaban de la planilla de pagos de la señora Euyeny Pilar Pizarro Farfán, generando que el denunciante no obtenga la cobertura del seguro en calidad de beneficiario del 70%</w:t>
       </w:r>
       <w:r>
         <w:rPr>
@@ -2182,7 +2182,7 @@
           <w:lang w:eastAsia="es-PE"/>
           <w14:ligatures w14:val="none"/>
         </w:rPr>
-        <w:t>°</w:t>
+        <w:t/>
       </w:r>
       <w:r>
         <w:rPr>
@@ -2200,7 +2200,7 @@
           <w:lang w:eastAsia="es-PE"/>
           <w14:ligatures w14:val="none"/>
         </w:rPr>
-        <w:t>°</w:t>
+        <w:t/>
       </w:r>
       <w:r>
         <w:rPr>
@@ -2491,7 +2491,7 @@
           <w:lang w:val="es-ES" w:eastAsia="es-ES"/>
           <w14:ligatures w14:val="none"/>
         </w:rPr>
-        <w:t>(i) presentar una copia completa, legible y debidamente suscrita de la Póliza N°V-0369578 del Seguro de Protección familiar, así como el cargo de remisión de la póliza; (ii) presentar los medios probatorios que acrediten que a negativa de otorgamiento de cobertura fue justificada; (iii) presentar los medios probatorios que acrediten que la suspensión de los descuentos automáticos del pago de primas de la Póliza N°V-0369578 fue justificada; y, (iv) presentar todas las comunicaciones cursadas con la parte denunciante en virtud de los hechos materia de denuncia</w:t>
+        <w:t>(i) presentar una copia completa, legible y debidamente suscrita de la Póliza V-0369578 del Seguro de Protección familiar, así como el cargo de remisión de la póliza; (ii) presentar los medios probatorios que acrediten que a negativa de otorgamiento de cobertura fue justificada; (iii) presentar los medios probatorios que acrediten que la suspensión de los descuentos automáticos del pago de primas de la Póliza V-0369578 fue justificada; y, (iv) presentar todas las comunicaciones cursadas con la parte denunciante en virtud de los hechos materia de denuncia</w:t>
       </w:r>
       <w:r>
         <w:rPr>
@@ -2572,7 +2572,7 @@
           <w:lang w:eastAsia="es-PE"/>
           <w14:ligatures w14:val="none"/>
         </w:rPr>
-        <w:t xml:space="preserve">RESOLUCIÓN DE LA SECRETARÍA TÉCNICA  </w:t>
+        <w:t xml:space="preserve">RESOLUCIÓN DE LA SECRETARÍA TÉCNICA </w:t>
       </w:r>
     </w:p>
     <w:p>
@@ -2742,7 +2742,7 @@
           <w:kern w:val="0"/>
           <w14:ligatures w14:val="none"/>
         </w:rPr>
-        <w:t>infracción a los artículos 18° y 19° de la Ley 29571, Código de Protección y Defensa del Consumidor</w:t>
+        <w:t>infracción a los artículos 18 y 19 de la Ley 29571, Código de Protección y Defensa del Consumidor</w:t>
       </w:r>
       <w:r>
         <w:rPr>
@@ -2790,7 +2790,7 @@
           <w:kern w:val="0"/>
           <w14:ligatures w14:val="none"/>
         </w:rPr>
-        <w:t xml:space="preserve">la Póliza N° V-0369578 del Seguro de Protección familiar </w:t>
+        <w:t xml:space="preserve">la Póliza V-0369578 del Seguro de Protección familiar </w:t>
       </w:r>
       <w:r>
         <w:rPr>
@@ -3107,7 +3107,7 @@
           <w:lang w:eastAsia="es-PE"/>
           <w14:ligatures w14:val="none"/>
         </w:rPr>
-        <w:t>°</w:t>
+        <w:t/>
       </w:r>
       <w:r>
         <w:rPr>
@@ -3185,7 +3185,7 @@
           <w:lang w:eastAsia="es-PE"/>
           <w14:ligatures w14:val="none"/>
         </w:rPr>
-        <w:t>°</w:t>
+        <w:t/>
       </w:r>
       <w:r>
         <w:rPr>
@@ -3368,7 +3368,7 @@
           <w:lang w:eastAsia="es-PE"/>
           <w14:ligatures w14:val="none"/>
         </w:rPr>
-        <w:t>°</w:t>
+        <w:t/>
       </w:r>
       <w:r>
         <w:rPr>
@@ -3510,7 +3510,7 @@
           <w:lang w:eastAsia="es-ES"/>
           <w14:ligatures w14:val="none"/>
         </w:rPr>
-        <w:t xml:space="preserve">Póliza N°V-0369578 </w:t>
+        <w:t xml:space="preserve">Póliza V-0369578 </w:t>
       </w:r>
       <w:r>
         <w:rPr>
@@ -3540,7 +3540,7 @@
           <w:lang w:val="es-ES" w:eastAsia="es-ES"/>
           <w14:ligatures w14:val="none"/>
         </w:rPr>
-        <w:t>, así como el cargo de remisión de la póliza; (ii) presentar los medios probatorios que acrediten que a negativa de otorgamiento de cobertura fue justificada; (iii) presentar los medios probatorios que acrediten que la suspensión de los descuentos automáticos del pago de primas de la Póliza N°V-0369578 fue justificada; y, (iv) presentar todas las comunicaciones cursadas con la parte denunciante en virtud de los hechos materia de denuncia</w:t>
+        <w:t>, así como el cargo de remisión de la póliza; (ii) presentar los medios probatorios que acrediten que a negativa de otorgamiento de cobertura fue justificada; (iii) presentar los medios probatorios que acrediten que la suspensión de los descuentos automáticos del pago de primas de la Póliza V-0369578 fue justificada; y, (iv) presentar todas las comunicaciones cursadas con la parte denunciante en virtud de los hechos materia de denuncia</w:t>
       </w:r>
       <w:r>
         <w:rPr>
@@ -3619,7 +3619,7 @@
           <w:lang w:eastAsia="es-PE"/>
           <w14:ligatures w14:val="none"/>
         </w:rPr>
-        <w:t>°</w:t>
+        <w:t/>
       </w:r>
       <w:r>
         <w:rPr>
@@ -3660,7 +3660,7 @@
           <w:lang w:eastAsia="es-PE"/>
           <w14:ligatures w14:val="none"/>
         </w:rPr>
-        <w:t>°</w:t>
+        <w:t/>
       </w:r>
       <w:r>
         <w:rPr>
@@ -3680,7 +3680,7 @@
           <w:lang w:eastAsia="es-PE"/>
           <w14:ligatures w14:val="none"/>
         </w:rPr>
-        <w:t>°</w:t>
+        <w:t/>
       </w:r>
       <w:r>
         <w:rPr>
@@ -3700,7 +3700,7 @@
           <w:lang w:eastAsia="es-PE"/>
           <w14:ligatures w14:val="none"/>
         </w:rPr>
-        <w:t>°</w:t>
+        <w:t/>
       </w:r>
       <w:r>
         <w:rPr>
@@ -3753,7 +3753,7 @@
           <w:lang w:eastAsia="es-PE"/>
           <w14:ligatures w14:val="none"/>
         </w:rPr>
-        <w:t>°</w:t>
+        <w:t/>
       </w:r>
       <w:r>
         <w:rPr>
@@ -3844,7 +3844,7 @@
           <w:lang w:eastAsia="es-PE"/>
           <w14:ligatures w14:val="none"/>
         </w:rPr>
-        <w:t>°</w:t>
+        <w:t/>
       </w:r>
       <w:r>
         <w:rPr>
@@ -3918,7 +3918,7 @@
           <w:lang w:eastAsia="es-PE"/>
           <w14:ligatures w14:val="none"/>
         </w:rPr>
-        <w:t>°</w:t>
+        <w:t/>
       </w:r>
       <w:r>
         <w:rPr>
@@ -3926,7 +3926,7 @@
           <w:kern w:val="0"/>
           <w14:ligatures w14:val="none"/>
         </w:rPr>
-        <w:t xml:space="preserve"> del Decreto Legislativo N° 807</w:t>
+        <w:t xml:space="preserve"> del Decreto Legislativo 807</w:t>
       </w:r>
       <w:r>
         <w:rPr>
@@ -4121,7 +4121,7 @@
           <w:kern w:val="0"/>
           <w14:ligatures w14:val="none"/>
         </w:rPr>
-        <w:t xml:space="preserve">Pizarro  y </w:t>
+        <w:t xml:space="preserve">Pizarro y </w:t>
       </w:r>
       <w:r>
         <w:rPr>
@@ -4270,7 +4270,7 @@
           <w:lang w:eastAsia="es-PE"/>
           <w14:ligatures w14:val="none"/>
         </w:rPr>
-        <w:t>°</w:t>
+        <w:t/>
       </w:r>
       <w:r>
         <w:rPr>
@@ -4287,7 +4287,7 @@
           <w:lang w:eastAsia="es-PE"/>
           <w14:ligatures w14:val="none"/>
         </w:rPr>
-        <w:t>°</w:t>
+        <w:t/>
       </w:r>
       <w:r>
         <w:rPr>
@@ -4468,7 +4468,7 @@
           <w:kern w:val="0"/>
           <w14:ligatures w14:val="none"/>
         </w:rPr>
-        <w:t>Comisión de Protección al Consumidor N° 1</w:t>
+        <w:t>Comisión de Protección al Consumidor 1</w:t>
       </w:r>
     </w:p>
     <w:p>
@@ -4784,7 +4784,7 @@
           <w:sz w:val="14"/>
           <w:szCs w:val="14"/>
         </w:rPr>
-        <w:t xml:space="preserve">  </w:t>
+        <w:t xml:space="preserve"> </w:t>
       </w:r>
       <w:r>
         <w:rPr>
@@ -4802,7 +4802,7 @@
           <w:sz w:val="14"/>
           <w:szCs w:val="14"/>
         </w:rPr>
-        <w:t xml:space="preserve">LEY N° 29571, CÓDIGO DE PROTECCIÓN Y DEFENSA DEL CONSUMIDOR, publicado el 2 de setiembre de 2010 y modificado por Decreto Legislativo N° 1308 </w:t>
+        <w:t xml:space="preserve">LEY 29571, CÓDIGO DE PROTECCIÓN Y DEFENSA DEL CONSUMIDOR, publicado el 2 de setiembre de 2010 y modificado por Decreto Legislativo 1308 </w:t>
       </w:r>
     </w:p>
     <w:p>
@@ -4854,7 +4854,7 @@
           <w:szCs w:val="14"/>
         </w:rPr>
         <w:tab/>
-        <w:t xml:space="preserve">El Instituto Nacional de Defensa de la Competencia y de la Protección de la Propiedad Intelectual (Indecopi) es la autoridad con competencia primaria y de alcance nacional para conocer las presuntas infracciones a las disposiciones contenidas en el presente Código, así como para imponer las sanciones y medidas correctivas establecidas en el presente capítulo, conforme al Decreto Legislativo N° 1033, Ley de Organización y Funciones del Indecopi. Dicha competencia solo puede ser negada cuando ella haya sido asignada o se asigne a favor de otro organismo por norma expresa con rango de ley. </w:t>
+        <w:t xml:space="preserve">El Instituto Nacional de Defensa de la Competencia y de la Protección de la Propiedad Intelectual (Indecopi) es la autoridad con competencia primaria y de alcance nacional para conocer las presuntas infracciones a las disposiciones contenidas en el presente Código, así como para imponer las sanciones y medidas correctivas establecidas en el presente capítulo, conforme al Decreto Legislativo 1033, Ley de Organización y Funciones del Indecopi. Dicha competencia solo puede ser negada cuando ella haya sido asignada o se asigne a favor de otro organismo por norma expresa con rango de ley. </w:t>
       </w:r>
     </w:p>
     <w:p>
@@ -4928,7 +4928,7 @@
           <w:sz w:val="14"/>
           <w:szCs w:val="14"/>
         </w:rPr>
-        <w:t xml:space="preserve">LEY DE ORGANIZACIÓN Y FUNCIONES DEL INDECOPI, APROBADA POR DECRETO LEGISLATIVO N° 1033 </w:t>
+        <w:t xml:space="preserve">LEY DE ORGANIZACIÓN Y FUNCIONES DEL INDECOPI, APROBADA POR DECRETO LEGISLATIVO 1033 </w:t>
       </w:r>
     </w:p>
     <w:p>
@@ -5037,7 +5037,7 @@
           <w:sz w:val="14"/>
           <w:szCs w:val="14"/>
         </w:rPr>
-        <w:t xml:space="preserve">           </w:t>
+        <w:t xml:space="preserve"> </w:t>
       </w:r>
       <w:r>
         <w:rPr>
@@ -5055,7 +5055,7 @@
           <w:sz w:val="14"/>
           <w:szCs w:val="14"/>
         </w:rPr>
-        <w:t xml:space="preserve">LEY N° 29571, CÓDIGO DE PROTECCIÓN Y DEFENSA DEL CONSUMIDOR, publicado el 2 de setiembre de 2010 y modificado por Decreto Legislativo N° 1308   </w:t>
+        <w:t xml:space="preserve">LEY 29571, CÓDIGO DE PROTECCIÓN Y DEFENSA DEL CONSUMIDOR, publicado el 2 de setiembre de 2010 y modificado por Decreto Legislativo 1308 </w:t>
       </w:r>
     </w:p>
     <w:p>
@@ -5079,7 +5079,7 @@
           <w:sz w:val="14"/>
           <w:szCs w:val="14"/>
         </w:rPr>
-        <w:t xml:space="preserve">Artículo 18.- Idoneidad   </w:t>
+        <w:t xml:space="preserve">Artículo 18.- Idoneidad </w:t>
       </w:r>
     </w:p>
     <w:p>
@@ -5099,7 +5099,7 @@
           <w:sz w:val="14"/>
           <w:szCs w:val="14"/>
         </w:rPr>
-        <w:t xml:space="preserve">Se entiende por idoneidad la correspondencia entre lo que un consumidor espera y lo que efectivamente recibe, en función a lo que se le hubiera ofrecido, la publicidad e información transmitida, las condiciones y circunstancias de la transacción, las características y naturaleza del producto o servicio, el precio, entre otros factores, atendiendo a las circunstancias del caso.    </w:t>
+        <w:t xml:space="preserve">Se entiende por idoneidad la correspondencia entre lo que un consumidor espera y lo que efectivamente recibe, en función a lo que se le hubiera ofrecido, la publicidad e información transmitida, las condiciones y circunstancias de la transacción, las características y naturaleza del producto o servicio, el precio, entre otros factores, atendiendo a las circunstancias del caso. </w:t>
       </w:r>
     </w:p>
     <w:p>
@@ -5218,7 +5218,7 @@
           <w:sz w:val="14"/>
           <w:szCs w:val="14"/>
         </w:rPr>
-        <w:t xml:space="preserve">  </w:t>
+        <w:t xml:space="preserve"> </w:t>
       </w:r>
       <w:r>
         <w:rPr>
@@ -5236,7 +5236,7 @@
           <w:sz w:val="14"/>
           <w:szCs w:val="14"/>
         </w:rPr>
-        <w:t>LEY SOBRE FACULTADES, NORMAS Y ORGANIZACIÓN DEL INDECOPI, APROBADA POR DECRETO LEGISLATIVO N° 807 Artículo 24.-</w:t>
+        <w:t>LEY SOBRE FACULTADES, NORMAS Y ORGANIZACIÓN DEL INDECOPI, APROBADA POR DECRETO LEGISLATIVO 807 Artículo 24.-</w:t>
       </w:r>
       <w:r>
         <w:rPr>
@@ -5394,7 +5394,7 @@
           <w:szCs w:val="14"/>
         </w:rPr>
         <w:tab/>
-        <w:t>El número de trabajadores se atenderá siempre que la empresa haya sido constituida antes de la vigencia de la Ley Nº 30056, publicada el 2 de julio de 2013, que modificó el artículo 5 del Texto Único Ordenado de la Ley de Promoción de la Competitividad, Formalización y Desarrollo de la Micro y Pequeña Empresa y de Acceso al Empleo Decente (LEY MYPE). Ello, en la medida que la Tercera Disposición Complementaria Transitoria de la norma modificatoria precisa que las empresas constituidas antes de la entrada en vigencia de dicha Ley se rigen por los requisitos de acogimiento al régimen de las micro y pequeñas empresas regulados en el Decreto Legislativo 1086.</w:t>
+        <w:t>El número de trabajadores se atenderá siempre que la empresa haya sido constituida antes de la vigencia de la Ley 30056, publicada el 2 de julio de 2013, que modificó el artículo 5 del Texto Único Ordenado de la Ley de Promoción de la Competitividad, Formalización y Desarrollo de la Micro y Pequeña Empresa y de Acceso al Empleo Decente (LEY MYPE). Ello, en la medida que la Tercera Disposición Complementaria Transitoria de la norma modificatoria precisa que las empresas constituidas antes de la entrada en vigencia de dicha Ley se rigen por los requisitos de acogimiento al régimen de las micro y pequeñas empresas regulados en el Decreto Legislativo 1086.</w:t>
       </w:r>
     </w:p>
     <w:p>
@@ -5473,7 +5473,7 @@
           <w:sz w:val="14"/>
           <w:szCs w:val="14"/>
         </w:rPr>
-        <w:t>publicado el 2 de setiembre de 2010 y modificado por Decreto Legislativo N° 1308</w:t>
+        <w:t>publicado el 2 de setiembre de 2010 y modificado por Decreto Legislativo 1308</w:t>
       </w:r>
     </w:p>
     <w:p>
@@ -5630,15 +5630,15 @@
           <w:szCs w:val="14"/>
           <w:vertAlign w:val="superscript"/>
         </w:rPr>
-        <w:t xml:space="preserve">  </w:t>
-      </w:r>
-      <w:r>
-        <w:rPr>
-          <w:rFonts w:ascii="Arial Narrow" w:hAnsi="Arial Narrow" w:cs="Arial"/>
-          <w:sz w:val="14"/>
-          <w:szCs w:val="14"/>
-        </w:rPr>
-        <w:t xml:space="preserve">     </w:t>
+        <w:t xml:space="preserve"> </w:t>
+      </w:r>
+      <w:r>
+        <w:rPr>
+          <w:rFonts w:ascii="Arial Narrow" w:hAnsi="Arial Narrow" w:cs="Arial"/>
+          <w:sz w:val="14"/>
+          <w:szCs w:val="14"/>
+        </w:rPr>
+        <w:t xml:space="preserve"> </w:t>
       </w:r>
       <w:r>
         <w:rPr>
@@ -5674,7 +5674,7 @@
           <w:sz w:val="14"/>
           <w:szCs w:val="14"/>
         </w:rPr>
-        <w:t>publicado el 2 de setiembre de 2010 y modificado por Decreto Legislativo N° 1308</w:t>
+        <w:t>publicado el 2 de setiembre de 2010 y modificado por Decreto Legislativo 1308</w:t>
       </w:r>
     </w:p>
     <w:p>
@@ -5717,7 +5717,7 @@
           <w:sz w:val="14"/>
           <w:szCs w:val="14"/>
         </w:rPr>
-        <w:t>El órgano resolutivo puede sancionar las infracciones administrativas a que se refiere el artículo 108º con amonestación y multas de hasta cuatrocientos cincuenta (450) Unidades Impositivas Tributarias (UIT), las cuales son calificadas de la siguiente manera:</w:t>
+        <w:t>El órgano resolutivo puede sancionar las infracciones administrativas a que se refiere el artículo 108 con amonestación y multas de hasta cuatrocientos cincuenta (450) Unidades Impositivas Tributarias (UIT), las cuales son calificadas de la siguiente manera:</w:t>
       </w:r>
     </w:p>
     <w:p>
@@ -5840,7 +5840,7 @@
           <w:sz w:val="14"/>
           <w:szCs w:val="14"/>
         </w:rPr>
-        <w:t xml:space="preserve">        </w:t>
+        <w:t xml:space="preserve"> </w:t>
       </w:r>
       <w:r>
         <w:rPr>
@@ -6585,7 +6585,7 @@
           <w:sz w:val="14"/>
           <w:szCs w:val="14"/>
         </w:rPr>
-        <w:t xml:space="preserve">         </w:t>
+        <w:t xml:space="preserve"> </w:t>
       </w:r>
       <w:r>
         <w:rPr>
@@ -6621,7 +6621,7 @@
           <w:sz w:val="14"/>
           <w:szCs w:val="14"/>
         </w:rPr>
-        <w:t>publicado el 2 de setiembre de 2010 y modificado por Decreto Legislativo N° 1308</w:t>
+        <w:t>publicado el 2 de setiembre de 2010 y modificado por Decreto Legislativo 1308</w:t>
       </w:r>
     </w:p>
     <w:p>
@@ -6800,7 +6800,7 @@
           <w:szCs w:val="14"/>
         </w:rPr>
         <w:tab/>
-        <w:t>DECRETO LEGISLATIVO Nº 807, LEY SOBRE FACULTADES, NORMAS Y ORGANIZACIÓN DEL INDECOPI FACULTADES DE LAS COMISIONES Y OFICINAS DEL INDECOPI</w:t>
+        <w:t>DECRETO LEGISLATIVO 807, LEY SOBRE FACULTADES, NORMAS Y ORGANIZACIÓN DEL INDECOPI FACULTADES DE LAS COMISIONES Y OFICINAS DEL INDECOPI</w:t>
       </w:r>
     </w:p>
     <w:p>
@@ -7255,7 +7255,7 @@
               <w:sz w:val="16"/>
               <w:szCs w:val="16"/>
             </w:rPr>
-            <w:t xml:space="preserve">CNICA DE LA    </w:t>
+            <w:t xml:space="preserve">CNICA DE LA </w:t>
           </w:r>
         </w:p>
         <w:p>

--- a/plantillas_maestras/02_seguro_vida/negativa_cobertura/2_o_mas_ddos_varios/varon/TPL_3438_2025_SEGURO_VIDA_NEGATIVA_COBERTURA_ASEGURADORA_VARON_R2.docx
+++ b/plantillas_maestras/02_seguro_vida/negativa_cobertura/2_o_mas_ddos_varios/varon/TPL_3438_2025_SEGURO_VIDA_NEGATIVA_COBERTURA_ASEGURADORA_VARON_R2.docx
@@ -93,7 +93,7 @@
           <w:lang w:eastAsia="es-PE"/>
           <w14:ligatures w14:val="none"/>
         </w:rPr>
-        <w:t>DENUNCIANTE</w:t>
+        <w:t xml:space="preserve">DENUNCIANTE:[DENUNCIANTE] (SEÑOR [APELLIDO])</w:t>
       </w:r>
       <w:r>
         <w:rPr>
@@ -105,7 +105,7 @@
           <w14:ligatures w14:val="none"/>
         </w:rPr>
         <w:tab/>
-        <w:t>:</w:t>
+        <w:t/>
       </w:r>
       <w:r>
         <w:rPr>
@@ -127,40 +127,40 @@
           <w:lang w:eastAsia="es-PE"/>
           <w14:ligatures w14:val="none"/>
         </w:rPr>
-        <w:t xml:space="preserve">ANGEL ELOY ALTAMIRANO PIZARRO </w:t>
-      </w:r>
-      <w:r>
-        <w:rPr>
-          <w:rFonts w:ascii="Arial Narrow" w:eastAsia="Arial Narrow" w:hAnsi="Arial Narrow" w:cs="Arial Narrow"/>
-          <w:b/>
-          <w:color w:val="000000"/>
-          <w:kern w:val="0"/>
-          <w:lang w:eastAsia="es-PE"/>
-          <w14:ligatures w14:val="none"/>
-        </w:rPr>
-        <w:t xml:space="preserve">(SEÑOR </w:t>
-      </w:r>
-      <w:r>
-        <w:rPr>
-          <w:rFonts w:ascii="Arial Narrow" w:eastAsia="Arial Narrow" w:hAnsi="Arial Narrow" w:cs="Arial Narrow"/>
-          <w:b/>
-          <w:color w:val="000000"/>
-          <w:kern w:val="0"/>
-          <w:lang w:eastAsia="es-PE"/>
-          <w14:ligatures w14:val="none"/>
-        </w:rPr>
-        <w:t>ALTAMIRANO</w:t>
-      </w:r>
-      <w:r>
-        <w:rPr>
-          <w:rFonts w:ascii="Arial Narrow" w:eastAsia="Arial Narrow" w:hAnsi="Arial Narrow" w:cs="Arial Narrow"/>
-          <w:b/>
-          <w:color w:val="000000"/>
-          <w:kern w:val="0"/>
-          <w:lang w:eastAsia="es-PE"/>
-          <w14:ligatures w14:val="none"/>
-        </w:rPr>
-        <w:t>)</w:t>
+        <w:t xml:space="preserve"/>
+      </w:r>
+      <w:r>
+        <w:rPr>
+          <w:rFonts w:ascii="Arial Narrow" w:eastAsia="Arial Narrow" w:hAnsi="Arial Narrow" w:cs="Arial Narrow"/>
+          <w:b/>
+          <w:color w:val="000000"/>
+          <w:kern w:val="0"/>
+          <w:lang w:eastAsia="es-PE"/>
+          <w14:ligatures w14:val="none"/>
+        </w:rPr>
+        <w:t xml:space="preserve"/>
+      </w:r>
+      <w:r>
+        <w:rPr>
+          <w:rFonts w:ascii="Arial Narrow" w:eastAsia="Arial Narrow" w:hAnsi="Arial Narrow" w:cs="Arial Narrow"/>
+          <w:b/>
+          <w:color w:val="000000"/>
+          <w:kern w:val="0"/>
+          <w:lang w:eastAsia="es-PE"/>
+          <w14:ligatures w14:val="none"/>
+        </w:rPr>
+        <w:t/>
+      </w:r>
+      <w:r>
+        <w:rPr>
+          <w:rFonts w:ascii="Arial Narrow" w:eastAsia="Arial Narrow" w:hAnsi="Arial Narrow" w:cs="Arial Narrow"/>
+          <w:b/>
+          <w:color w:val="000000"/>
+          <w:kern w:val="0"/>
+          <w:lang w:eastAsia="es-PE"/>
+          <w14:ligatures w14:val="none"/>
+        </w:rPr>
+        <w:t/>
       </w:r>
     </w:p>
     <w:p>
@@ -546,7 +546,7 @@
           <w:lang w:val="es-ES" w:eastAsia="es-ES"/>
           <w14:ligatures w14:val="none"/>
         </w:rPr>
-        <w:t xml:space="preserve">Mediante el escrito del </w:t>
+        <w:t xml:space="preserve">Mediante el escrito del 28 de diciembre de 2025, subsanada mediante escrito del 2 de febrero de 2026, el señor [APELLIDO] denunció a Rímac por presuntas infracciones a la Ley 29571, Código de Protección y Defensa del Consumidor (en adelante, Código), señalando lo siguiente:</w:t>
       </w:r>
       <w:r>
         <w:rPr>
@@ -556,7 +556,7 @@
           <w:lang w:val="es-ES" w:eastAsia="es-ES"/>
           <w14:ligatures w14:val="none"/>
         </w:rPr>
-        <w:t>28 de diciembre de 2025</w:t>
+        <w:t/>
       </w:r>
       <w:r>
         <w:rPr>
@@ -566,7 +566,7 @@
           <w:lang w:val="es-ES" w:eastAsia="es-ES"/>
           <w14:ligatures w14:val="none"/>
         </w:rPr>
-        <w:t xml:space="preserve">, subsanada mediante escrito del </w:t>
+        <w:t xml:space="preserve"/>
       </w:r>
       <w:r>
         <w:rPr>
@@ -576,7 +576,7 @@
           <w:lang w:val="es-ES" w:eastAsia="es-ES"/>
           <w14:ligatures w14:val="none"/>
         </w:rPr>
-        <w:t>2 de febrero de 2026</w:t>
+        <w:t/>
       </w:r>
       <w:r>
         <w:rPr>
@@ -584,7 +584,7 @@
           <w:kern w:val="0"/>
           <w14:ligatures w14:val="none"/>
         </w:rPr>
-        <w:t>,</w:t>
+        <w:t/>
       </w:r>
       <w:r>
         <w:rPr>
@@ -592,7 +592,7 @@
           <w:kern w:val="0"/>
           <w14:ligatures w14:val="none"/>
         </w:rPr>
-        <w:t xml:space="preserve"> </w:t>
+        <w:t xml:space="preserve"/>
       </w:r>
       <w:r>
         <w:rPr>
@@ -600,7 +600,7 @@
           <w:kern w:val="0"/>
           <w14:ligatures w14:val="none"/>
         </w:rPr>
-        <w:t xml:space="preserve">el señor Altamirano </w:t>
+        <w:t xml:space="preserve"/>
       </w:r>
       <w:r>
         <w:rPr>
@@ -608,7 +608,7 @@
           <w:kern w:val="0"/>
           <w14:ligatures w14:val="none"/>
         </w:rPr>
-        <w:t>d</w:t>
+        <w:t/>
       </w:r>
       <w:r>
         <w:rPr>
@@ -618,7 +618,7 @@
           <w:lang w:val="es-ES" w:eastAsia="es-ES"/>
           <w14:ligatures w14:val="none"/>
         </w:rPr>
-        <w:t xml:space="preserve">enunció a Rímac por presuntas infracciones a la Ley 29571, Código de Protección y Defensa del </w:t>
+        <w:t xml:space="preserve"/>
       </w:r>
       <w:r>
         <w:rPr>
@@ -628,7 +628,7 @@
           <w:lang w:val="es-ES" w:eastAsia="es-ES"/>
           <w14:ligatures w14:val="none"/>
         </w:rPr>
-        <w:t>Consumidor (en adelante, Código)</w:t>
+        <w:t/>
       </w:r>
       <w:r>
         <w:rPr>
@@ -649,7 +649,7 @@
           <w:lang w:val="es-ES" w:eastAsia="es-ES"/>
           <w14:ligatures w14:val="none"/>
         </w:rPr>
-        <w:t xml:space="preserve">, señalando </w:t>
+        <w:t xml:space="preserve"/>
       </w:r>
       <w:r>
         <w:rPr>
@@ -660,7 +660,7 @@
           <w:lang w:val="es-ES" w:eastAsia="es-ES"/>
           <w14:ligatures w14:val="none"/>
         </w:rPr>
-        <w:t>lo siguiente:</w:t>
+        <w:t/>
       </w:r>
     </w:p>
     <w:p>
@@ -705,117 +705,117 @@
           <w:lang w:eastAsia="es-ES"/>
           <w14:ligatures w14:val="none"/>
         </w:rPr>
-        <w:t xml:space="preserve">El 30 de mayo de 2008, </w:t>
-      </w:r>
-      <w:r>
-        <w:rPr>
-          <w:rFonts w:ascii="Arial Narrow" w:eastAsia="Times New Roman" w:hAnsi="Arial Narrow" w:cs="Arial"/>
-          <w:color w:val="000000"/>
-          <w:kern w:val="0"/>
-          <w:lang w:eastAsia="es-ES"/>
-          <w14:ligatures w14:val="none"/>
-        </w:rPr>
-        <w:t xml:space="preserve">la señora Euyeny Pilar Pizarro Farfán </w:t>
-      </w:r>
-      <w:r>
-        <w:rPr>
-          <w:rFonts w:ascii="Arial Narrow" w:eastAsia="Times New Roman" w:hAnsi="Arial Narrow" w:cs="Arial"/>
-          <w:color w:val="000000"/>
-          <w:kern w:val="0"/>
-          <w:lang w:eastAsia="es-ES"/>
-          <w14:ligatures w14:val="none"/>
-        </w:rPr>
-        <w:t xml:space="preserve">(en adelante, señora Pizarro) </w:t>
-      </w:r>
-      <w:r>
-        <w:rPr>
-          <w:rFonts w:ascii="Arial Narrow" w:eastAsia="Times New Roman" w:hAnsi="Arial Narrow" w:cs="Arial"/>
-          <w:color w:val="000000"/>
-          <w:kern w:val="0"/>
-          <w:lang w:eastAsia="es-ES"/>
-          <w14:ligatures w14:val="none"/>
-        </w:rPr>
-        <w:t>adquirió</w:t>
-      </w:r>
-      <w:r>
-        <w:rPr>
-          <w:rFonts w:ascii="Arial Narrow" w:eastAsia="Times New Roman" w:hAnsi="Arial Narrow" w:cs="Arial"/>
-          <w:color w:val="000000"/>
-          <w:kern w:val="0"/>
-          <w:lang w:eastAsia="es-ES"/>
-          <w14:ligatures w14:val="none"/>
-        </w:rPr>
-        <w:t xml:space="preserve"> </w:t>
-      </w:r>
-      <w:r>
-        <w:rPr>
-          <w:rFonts w:ascii="Arial Narrow" w:eastAsia="Times New Roman" w:hAnsi="Arial Narrow" w:cs="Arial"/>
-          <w:color w:val="000000"/>
-          <w:kern w:val="0"/>
-          <w:lang w:eastAsia="es-ES"/>
-          <w14:ligatures w14:val="none"/>
-        </w:rPr>
-        <w:t>el</w:t>
-      </w:r>
-      <w:r>
-        <w:rPr>
-          <w:rFonts w:ascii="Arial Narrow" w:eastAsia="Times New Roman" w:hAnsi="Arial Narrow" w:cs="Arial"/>
-          <w:color w:val="000000"/>
-          <w:kern w:val="0"/>
-          <w:lang w:eastAsia="es-ES"/>
-          <w14:ligatures w14:val="none"/>
-        </w:rPr>
-        <w:t xml:space="preserve"> </w:t>
-      </w:r>
-      <w:r>
-        <w:rPr>
-          <w:rFonts w:ascii="Arial Narrow" w:eastAsia="Times New Roman" w:hAnsi="Arial Narrow" w:cs="Arial"/>
-          <w:color w:val="000000"/>
-          <w:kern w:val="0"/>
-          <w:lang w:eastAsia="es-ES"/>
-          <w14:ligatures w14:val="none"/>
-        </w:rPr>
-        <w:t>Seguro de Protección familiar</w:t>
-      </w:r>
-      <w:r>
-        <w:rPr>
-          <w:rFonts w:ascii="Arial Narrow" w:eastAsia="Times New Roman" w:hAnsi="Arial Narrow" w:cs="Arial"/>
-          <w:color w:val="000000"/>
-          <w:kern w:val="0"/>
-          <w:lang w:eastAsia="es-ES"/>
-          <w14:ligatures w14:val="none"/>
-        </w:rPr>
-        <w:t>– Póliza V-0369578 (en adelante, “</w:t>
-      </w:r>
-      <w:r>
-        <w:rPr>
-          <w:rFonts w:ascii="Arial Narrow" w:eastAsia="Times New Roman" w:hAnsi="Arial Narrow" w:cs="Arial"/>
-          <w:color w:val="000000"/>
-          <w:kern w:val="0"/>
-          <w:lang w:eastAsia="es-ES"/>
-          <w14:ligatures w14:val="none"/>
-        </w:rPr>
-        <w:t>Seguro de Protección familiar</w:t>
-      </w:r>
-      <w:r>
-        <w:rPr>
-          <w:rFonts w:ascii="Arial Narrow" w:eastAsia="Times New Roman" w:hAnsi="Arial Narrow" w:cs="Arial"/>
-          <w:color w:val="000000"/>
-          <w:kern w:val="0"/>
-          <w:lang w:eastAsia="es-ES"/>
-          <w14:ligatures w14:val="none"/>
-        </w:rPr>
-        <w:t>”)</w:t>
-      </w:r>
-      <w:r>
-        <w:rPr>
-          <w:rFonts w:ascii="Arial Narrow" w:eastAsia="Times New Roman" w:hAnsi="Arial Narrow" w:cs="Arial"/>
-          <w:color w:val="000000"/>
-          <w:kern w:val="0"/>
-          <w:lang w:eastAsia="es-ES"/>
-          <w14:ligatures w14:val="none"/>
-        </w:rPr>
-        <w:t xml:space="preserve"> emitido por </w:t>
+        <w:t xml:space="preserve">El 30 de mayo de 2008, la señora [APELLIDO] Pilar [APELLIDO] Farfán (en adelante, señora [APELLIDO]) adquirió el Seguro de Protección familiar– Póliza V-0369578 (en adelante, “Seguro de Protección familiar”) emitido por Rímac. El método de pago se ejecutó mediante el descuento automático mensual de las remuneraciones percibidas parte de su empleadora, y se le designó como beneficiario en una proporción de 70% de la cobertura.</w:t>
+      </w:r>
+      <w:r>
+        <w:rPr>
+          <w:rFonts w:ascii="Arial Narrow" w:eastAsia="Times New Roman" w:hAnsi="Arial Narrow" w:cs="Arial"/>
+          <w:color w:val="000000"/>
+          <w:kern w:val="0"/>
+          <w:lang w:eastAsia="es-ES"/>
+          <w14:ligatures w14:val="none"/>
+        </w:rPr>
+        <w:t xml:space="preserve"/>
+      </w:r>
+      <w:r>
+        <w:rPr>
+          <w:rFonts w:ascii="Arial Narrow" w:eastAsia="Times New Roman" w:hAnsi="Arial Narrow" w:cs="Arial"/>
+          <w:color w:val="000000"/>
+          <w:kern w:val="0"/>
+          <w:lang w:eastAsia="es-ES"/>
+          <w14:ligatures w14:val="none"/>
+        </w:rPr>
+        <w:t xml:space="preserve"/>
+      </w:r>
+      <w:r>
+        <w:rPr>
+          <w:rFonts w:ascii="Arial Narrow" w:eastAsia="Times New Roman" w:hAnsi="Arial Narrow" w:cs="Arial"/>
+          <w:color w:val="000000"/>
+          <w:kern w:val="0"/>
+          <w:lang w:eastAsia="es-ES"/>
+          <w14:ligatures w14:val="none"/>
+        </w:rPr>
+        <w:t/>
+      </w:r>
+      <w:r>
+        <w:rPr>
+          <w:rFonts w:ascii="Arial Narrow" w:eastAsia="Times New Roman" w:hAnsi="Arial Narrow" w:cs="Arial"/>
+          <w:color w:val="000000"/>
+          <w:kern w:val="0"/>
+          <w:lang w:eastAsia="es-ES"/>
+          <w14:ligatures w14:val="none"/>
+        </w:rPr>
+        <w:t xml:space="preserve"/>
+      </w:r>
+      <w:r>
+        <w:rPr>
+          <w:rFonts w:ascii="Arial Narrow" w:eastAsia="Times New Roman" w:hAnsi="Arial Narrow" w:cs="Arial"/>
+          <w:color w:val="000000"/>
+          <w:kern w:val="0"/>
+          <w:lang w:eastAsia="es-ES"/>
+          <w14:ligatures w14:val="none"/>
+        </w:rPr>
+        <w:t/>
+      </w:r>
+      <w:r>
+        <w:rPr>
+          <w:rFonts w:ascii="Arial Narrow" w:eastAsia="Times New Roman" w:hAnsi="Arial Narrow" w:cs="Arial"/>
+          <w:color w:val="000000"/>
+          <w:kern w:val="0"/>
+          <w:lang w:eastAsia="es-ES"/>
+          <w14:ligatures w14:val="none"/>
+        </w:rPr>
+        <w:t xml:space="preserve"/>
+      </w:r>
+      <w:r>
+        <w:rPr>
+          <w:rFonts w:ascii="Arial Narrow" w:eastAsia="Times New Roman" w:hAnsi="Arial Narrow" w:cs="Arial"/>
+          <w:color w:val="000000"/>
+          <w:kern w:val="0"/>
+          <w:lang w:eastAsia="es-ES"/>
+          <w14:ligatures w14:val="none"/>
+        </w:rPr>
+        <w:t/>
+      </w:r>
+      <w:r>
+        <w:rPr>
+          <w:rFonts w:ascii="Arial Narrow" w:eastAsia="Times New Roman" w:hAnsi="Arial Narrow" w:cs="Arial"/>
+          <w:color w:val="000000"/>
+          <w:kern w:val="0"/>
+          <w:lang w:eastAsia="es-ES"/>
+          <w14:ligatures w14:val="none"/>
+        </w:rPr>
+        <w:t/>
+      </w:r>
+      <w:r>
+        <w:rPr>
+          <w:rFonts w:ascii="Arial Narrow" w:eastAsia="Times New Roman" w:hAnsi="Arial Narrow" w:cs="Arial"/>
+          <w:color w:val="000000"/>
+          <w:kern w:val="0"/>
+          <w:lang w:eastAsia="es-ES"/>
+          <w14:ligatures w14:val="none"/>
+        </w:rPr>
+        <w:t/>
+      </w:r>
+      <w:r>
+        <w:rPr>
+          <w:rFonts w:ascii="Arial Narrow" w:eastAsia="Times New Roman" w:hAnsi="Arial Narrow" w:cs="Arial"/>
+          <w:color w:val="000000"/>
+          <w:kern w:val="0"/>
+          <w:lang w:eastAsia="es-ES"/>
+          <w14:ligatures w14:val="none"/>
+        </w:rPr>
+        <w:t/>
+      </w:r>
+      <w:r>
+        <w:rPr>
+          <w:rFonts w:ascii="Arial Narrow" w:eastAsia="Times New Roman" w:hAnsi="Arial Narrow" w:cs="Arial"/>
+          <w:color w:val="000000"/>
+          <w:kern w:val="0"/>
+          <w:lang w:eastAsia="es-ES"/>
+          <w14:ligatures w14:val="none"/>
+        </w:rPr>
+        <w:t xml:space="preserve"/>
       </w:r>
       <w:r>
         <w:rPr>
@@ -825,77 +825,77 @@
           <w:lang w:val="es-ES" w:eastAsia="es-ES"/>
           <w14:ligatures w14:val="none"/>
         </w:rPr>
-        <w:t>Rímac.</w:t>
-      </w:r>
-      <w:r>
-        <w:rPr>
-          <w:rFonts w:ascii="Arial Narrow" w:eastAsia="Times New Roman" w:hAnsi="Arial Narrow" w:cs="Arial"/>
-          <w:color w:val="000000"/>
-          <w:kern w:val="0"/>
-          <w:lang w:eastAsia="es-ES"/>
-          <w14:ligatures w14:val="none"/>
-        </w:rPr>
-        <w:t xml:space="preserve"> </w:t>
-      </w:r>
-      <w:r>
-        <w:rPr>
-          <w:rFonts w:ascii="Arial Narrow" w:eastAsia="Times New Roman" w:hAnsi="Arial Narrow" w:cs="Arial"/>
-          <w:color w:val="000000"/>
-          <w:kern w:val="0"/>
-          <w:lang w:eastAsia="es-ES"/>
-          <w14:ligatures w14:val="none"/>
-        </w:rPr>
-        <w:t>El método de pago se ejecutó mediante el descuento automático mensual de las remuneraciones percibidas parte de su empleadora</w:t>
-      </w:r>
-      <w:r>
-        <w:rPr>
-          <w:rFonts w:ascii="Arial Narrow" w:eastAsia="Times New Roman" w:hAnsi="Arial Narrow" w:cs="Arial"/>
-          <w:color w:val="000000"/>
-          <w:kern w:val="0"/>
-          <w:lang w:eastAsia="es-ES"/>
-          <w14:ligatures w14:val="none"/>
-        </w:rPr>
-        <w:t xml:space="preserve">, </w:t>
-      </w:r>
-      <w:r>
-        <w:rPr>
-          <w:rFonts w:ascii="Arial Narrow" w:eastAsia="Times New Roman" w:hAnsi="Arial Narrow" w:cs="Arial"/>
-          <w:color w:val="000000"/>
-          <w:kern w:val="0"/>
-          <w:lang w:eastAsia="es-ES"/>
-          <w14:ligatures w14:val="none"/>
-        </w:rPr>
-        <w:t>y se le designó</w:t>
-      </w:r>
-      <w:r>
-        <w:rPr>
-          <w:rFonts w:ascii="Arial Narrow" w:eastAsia="Times New Roman" w:hAnsi="Arial Narrow" w:cs="Arial"/>
-          <w:color w:val="000000"/>
-          <w:kern w:val="0"/>
-          <w:lang w:eastAsia="es-ES"/>
-          <w14:ligatures w14:val="none"/>
-        </w:rPr>
-        <w:t xml:space="preserve"> como beneficiario en una proporción de 70% </w:t>
-      </w:r>
-      <w:r>
-        <w:rPr>
-          <w:rFonts w:ascii="Arial Narrow" w:eastAsia="Times New Roman" w:hAnsi="Arial Narrow" w:cs="Arial"/>
-          <w:color w:val="000000"/>
-          <w:kern w:val="0"/>
-          <w:lang w:eastAsia="es-ES"/>
-          <w14:ligatures w14:val="none"/>
-        </w:rPr>
-        <w:t>de la cobertura</w:t>
-      </w:r>
-      <w:r>
-        <w:rPr>
-          <w:rFonts w:ascii="Arial Narrow" w:eastAsia="Times New Roman" w:hAnsi="Arial Narrow" w:cs="Arial"/>
-          <w:color w:val="000000"/>
-          <w:kern w:val="0"/>
-          <w:lang w:eastAsia="es-ES"/>
-          <w14:ligatures w14:val="none"/>
-        </w:rPr>
-        <w:t>.</w:t>
+        <w:t/>
+      </w:r>
+      <w:r>
+        <w:rPr>
+          <w:rFonts w:ascii="Arial Narrow" w:eastAsia="Times New Roman" w:hAnsi="Arial Narrow" w:cs="Arial"/>
+          <w:color w:val="000000"/>
+          <w:kern w:val="0"/>
+          <w:lang w:eastAsia="es-ES"/>
+          <w14:ligatures w14:val="none"/>
+        </w:rPr>
+        <w:t xml:space="preserve"/>
+      </w:r>
+      <w:r>
+        <w:rPr>
+          <w:rFonts w:ascii="Arial Narrow" w:eastAsia="Times New Roman" w:hAnsi="Arial Narrow" w:cs="Arial"/>
+          <w:color w:val="000000"/>
+          <w:kern w:val="0"/>
+          <w:lang w:eastAsia="es-ES"/>
+          <w14:ligatures w14:val="none"/>
+        </w:rPr>
+        <w:t/>
+      </w:r>
+      <w:r>
+        <w:rPr>
+          <w:rFonts w:ascii="Arial Narrow" w:eastAsia="Times New Roman" w:hAnsi="Arial Narrow" w:cs="Arial"/>
+          <w:color w:val="000000"/>
+          <w:kern w:val="0"/>
+          <w:lang w:eastAsia="es-ES"/>
+          <w14:ligatures w14:val="none"/>
+        </w:rPr>
+        <w:t xml:space="preserve"/>
+      </w:r>
+      <w:r>
+        <w:rPr>
+          <w:rFonts w:ascii="Arial Narrow" w:eastAsia="Times New Roman" w:hAnsi="Arial Narrow" w:cs="Arial"/>
+          <w:color w:val="000000"/>
+          <w:kern w:val="0"/>
+          <w:lang w:eastAsia="es-ES"/>
+          <w14:ligatures w14:val="none"/>
+        </w:rPr>
+        <w:t/>
+      </w:r>
+      <w:r>
+        <w:rPr>
+          <w:rFonts w:ascii="Arial Narrow" w:eastAsia="Times New Roman" w:hAnsi="Arial Narrow" w:cs="Arial"/>
+          <w:color w:val="000000"/>
+          <w:kern w:val="0"/>
+          <w:lang w:eastAsia="es-ES"/>
+          <w14:ligatures w14:val="none"/>
+        </w:rPr>
+        <w:t xml:space="preserve"/>
+      </w:r>
+      <w:r>
+        <w:rPr>
+          <w:rFonts w:ascii="Arial Narrow" w:eastAsia="Times New Roman" w:hAnsi="Arial Narrow" w:cs="Arial"/>
+          <w:color w:val="000000"/>
+          <w:kern w:val="0"/>
+          <w:lang w:eastAsia="es-ES"/>
+          <w14:ligatures w14:val="none"/>
+        </w:rPr>
+        <w:t/>
+      </w:r>
+      <w:r>
+        <w:rPr>
+          <w:rFonts w:ascii="Arial Narrow" w:eastAsia="Times New Roman" w:hAnsi="Arial Narrow" w:cs="Arial"/>
+          <w:color w:val="000000"/>
+          <w:kern w:val="0"/>
+          <w:lang w:eastAsia="es-ES"/>
+          <w14:ligatures w14:val="none"/>
+        </w:rPr>
+        <w:t/>
       </w:r>
     </w:p>
     <w:p>
@@ -940,67 +940,67 @@
           <w:lang w:eastAsia="es-ES"/>
           <w14:ligatures w14:val="none"/>
         </w:rPr>
-        <w:t xml:space="preserve">El 7 de febrero de 2023, la </w:t>
-      </w:r>
-      <w:r>
-        <w:rPr>
-          <w:rFonts w:ascii="Arial Narrow" w:eastAsia="Times New Roman" w:hAnsi="Arial Narrow" w:cs="Arial"/>
-          <w:color w:val="000000"/>
-          <w:kern w:val="0"/>
-          <w:lang w:eastAsia="es-ES"/>
-          <w14:ligatures w14:val="none"/>
-        </w:rPr>
-        <w:t xml:space="preserve">señora Pizarro </w:t>
-      </w:r>
-      <w:r>
-        <w:rPr>
-          <w:rFonts w:ascii="Arial Narrow" w:eastAsia="Times New Roman" w:hAnsi="Arial Narrow" w:cs="Arial"/>
-          <w:color w:val="000000"/>
-          <w:kern w:val="0"/>
-          <w:lang w:eastAsia="es-ES"/>
-          <w14:ligatures w14:val="none"/>
-        </w:rPr>
-        <w:t>se realizó tomografías médicas en las que se le diagnosticó carcinomatosis peritoneal, cáncer al útero y afectación al pulmón.</w:t>
-      </w:r>
-      <w:r>
-        <w:rPr>
-          <w:rFonts w:ascii="Arial Narrow" w:eastAsia="Times New Roman" w:hAnsi="Arial Narrow" w:cs="Arial"/>
-          <w:color w:val="000000"/>
-          <w:kern w:val="0"/>
-          <w:lang w:eastAsia="es-ES"/>
-          <w14:ligatures w14:val="none"/>
-        </w:rPr>
-        <w:t xml:space="preserve"> </w:t>
-      </w:r>
-      <w:r>
-        <w:rPr>
-          <w:rFonts w:ascii="Arial Narrow" w:eastAsia="Times New Roman" w:hAnsi="Arial Narrow" w:cs="Arial"/>
-          <w:color w:val="000000"/>
-          <w:kern w:val="0"/>
-          <w:lang w:eastAsia="es-ES"/>
-          <w14:ligatures w14:val="none"/>
-        </w:rPr>
-        <w:t xml:space="preserve">El 26 de mayo de 2023, </w:t>
-      </w:r>
-      <w:r>
-        <w:rPr>
-          <w:rFonts w:ascii="Arial Narrow" w:eastAsia="Times New Roman" w:hAnsi="Arial Narrow" w:cs="Arial"/>
-          <w:color w:val="000000"/>
-          <w:kern w:val="0"/>
-          <w:lang w:eastAsia="es-ES"/>
-          <w14:ligatures w14:val="none"/>
-        </w:rPr>
-        <w:t xml:space="preserve">señora Pizarro </w:t>
-      </w:r>
-      <w:r>
-        <w:rPr>
-          <w:rFonts w:ascii="Arial Narrow" w:eastAsia="Times New Roman" w:hAnsi="Arial Narrow" w:cs="Arial"/>
-          <w:color w:val="000000"/>
-          <w:kern w:val="0"/>
-          <w:lang w:eastAsia="es-ES"/>
-          <w14:ligatures w14:val="none"/>
-        </w:rPr>
-        <w:t xml:space="preserve">remitió un correo electrónico a </w:t>
+        <w:t xml:space="preserve">El 7 de febrero de 2023, la señora [APELLIDO] se realizó tomografías médicas en las que se le diagnosticó carcinomatosis peritoneal, cáncer al útero y afectación al pulmón. El 26 de mayo de 2023, señora [APELLIDO] remitió un correo electrónico a Rímac adjuntando los videos de las tomografías realizadas el 7 de febrero de 2023, informando el diagnóstico médico de cáncer. </w:t>
+      </w:r>
+      <w:r>
+        <w:rPr>
+          <w:rFonts w:ascii="Arial Narrow" w:eastAsia="Times New Roman" w:hAnsi="Arial Narrow" w:cs="Arial"/>
+          <w:color w:val="000000"/>
+          <w:kern w:val="0"/>
+          <w:lang w:eastAsia="es-ES"/>
+          <w14:ligatures w14:val="none"/>
+        </w:rPr>
+        <w:t xml:space="preserve"/>
+      </w:r>
+      <w:r>
+        <w:rPr>
+          <w:rFonts w:ascii="Arial Narrow" w:eastAsia="Times New Roman" w:hAnsi="Arial Narrow" w:cs="Arial"/>
+          <w:color w:val="000000"/>
+          <w:kern w:val="0"/>
+          <w:lang w:eastAsia="es-ES"/>
+          <w14:ligatures w14:val="none"/>
+        </w:rPr>
+        <w:t/>
+      </w:r>
+      <w:r>
+        <w:rPr>
+          <w:rFonts w:ascii="Arial Narrow" w:eastAsia="Times New Roman" w:hAnsi="Arial Narrow" w:cs="Arial"/>
+          <w:color w:val="000000"/>
+          <w:kern w:val="0"/>
+          <w:lang w:eastAsia="es-ES"/>
+          <w14:ligatures w14:val="none"/>
+        </w:rPr>
+        <w:t xml:space="preserve"/>
+      </w:r>
+      <w:r>
+        <w:rPr>
+          <w:rFonts w:ascii="Arial Narrow" w:eastAsia="Times New Roman" w:hAnsi="Arial Narrow" w:cs="Arial"/>
+          <w:color w:val="000000"/>
+          <w:kern w:val="0"/>
+          <w:lang w:eastAsia="es-ES"/>
+          <w14:ligatures w14:val="none"/>
+        </w:rPr>
+        <w:t xml:space="preserve"/>
+      </w:r>
+      <w:r>
+        <w:rPr>
+          <w:rFonts w:ascii="Arial Narrow" w:eastAsia="Times New Roman" w:hAnsi="Arial Narrow" w:cs="Arial"/>
+          <w:color w:val="000000"/>
+          <w:kern w:val="0"/>
+          <w:lang w:eastAsia="es-ES"/>
+          <w14:ligatures w14:val="none"/>
+        </w:rPr>
+        <w:t xml:space="preserve"/>
+      </w:r>
+      <w:r>
+        <w:rPr>
+          <w:rFonts w:ascii="Arial Narrow" w:eastAsia="Times New Roman" w:hAnsi="Arial Narrow" w:cs="Arial"/>
+          <w:color w:val="000000"/>
+          <w:kern w:val="0"/>
+          <w:lang w:eastAsia="es-ES"/>
+          <w14:ligatures w14:val="none"/>
+        </w:rPr>
+        <w:t xml:space="preserve"/>
       </w:r>
       <w:r>
         <w:rPr>
@@ -1010,27 +1010,27 @@
           <w:lang w:val="es-ES" w:eastAsia="es-ES"/>
           <w14:ligatures w14:val="none"/>
         </w:rPr>
-        <w:t>Rímac</w:t>
-      </w:r>
-      <w:r>
-        <w:rPr>
-          <w:rFonts w:ascii="Arial Narrow" w:eastAsia="Times New Roman" w:hAnsi="Arial Narrow" w:cs="Arial"/>
-          <w:color w:val="000000"/>
-          <w:kern w:val="0"/>
-          <w:lang w:eastAsia="es-ES"/>
-          <w14:ligatures w14:val="none"/>
-        </w:rPr>
-        <w:t xml:space="preserve"> adjuntando los videos de las tomografías realizadas el 7 de febrero de 2023, informando el diagnóstico médico de cáncer.</w:t>
-      </w:r>
-      <w:r>
-        <w:rPr>
-          <w:rFonts w:ascii="Arial Narrow" w:eastAsia="Times New Roman" w:hAnsi="Arial Narrow" w:cs="Arial"/>
-          <w:color w:val="000000"/>
-          <w:kern w:val="0"/>
-          <w:lang w:eastAsia="es-ES"/>
-          <w14:ligatures w14:val="none"/>
-        </w:rPr>
-        <w:t xml:space="preserve"> </w:t>
+        <w:t/>
+      </w:r>
+      <w:r>
+        <w:rPr>
+          <w:rFonts w:ascii="Arial Narrow" w:eastAsia="Times New Roman" w:hAnsi="Arial Narrow" w:cs="Arial"/>
+          <w:color w:val="000000"/>
+          <w:kern w:val="0"/>
+          <w:lang w:eastAsia="es-ES"/>
+          <w14:ligatures w14:val="none"/>
+        </w:rPr>
+        <w:t xml:space="preserve"/>
+      </w:r>
+      <w:r>
+        <w:rPr>
+          <w:rFonts w:ascii="Arial Narrow" w:eastAsia="Times New Roman" w:hAnsi="Arial Narrow" w:cs="Arial"/>
+          <w:color w:val="000000"/>
+          <w:kern w:val="0"/>
+          <w:lang w:eastAsia="es-ES"/>
+          <w14:ligatures w14:val="none"/>
+        </w:rPr>
+        <w:t xml:space="preserve"/>
       </w:r>
     </w:p>
     <w:p>
@@ -1077,77 +1077,77 @@
           <w:lang w:eastAsia="es-ES"/>
           <w14:ligatures w14:val="none"/>
         </w:rPr>
-        <w:t xml:space="preserve">Con posterioridad al diagnóstico médico, </w:t>
-      </w:r>
-      <w:r>
-        <w:rPr>
-          <w:rFonts w:ascii="Arial Narrow" w:eastAsia="Times New Roman" w:hAnsi="Arial Narrow" w:cs="Arial"/>
-          <w:color w:val="000000"/>
-          <w:kern w:val="0"/>
-          <w:lang w:eastAsia="es-ES"/>
-          <w14:ligatures w14:val="none"/>
-        </w:rPr>
-        <w:t xml:space="preserve">la señora Pizarro </w:t>
-      </w:r>
-      <w:r>
-        <w:rPr>
-          <w:rFonts w:ascii="Arial Narrow" w:eastAsia="Times New Roman" w:hAnsi="Arial Narrow" w:cs="Arial"/>
-          <w:color w:val="000000"/>
-          <w:kern w:val="0"/>
-          <w:lang w:eastAsia="es-ES"/>
-          <w14:ligatures w14:val="none"/>
-        </w:rPr>
-        <w:t xml:space="preserve">enfermó gravemente y fue internada </w:t>
-      </w:r>
-      <w:r>
-        <w:rPr>
-          <w:rFonts w:ascii="Arial Narrow" w:eastAsia="Times New Roman" w:hAnsi="Arial Narrow" w:cs="Arial"/>
-          <w:color w:val="000000"/>
-          <w:kern w:val="0"/>
-          <w:lang w:eastAsia="es-ES"/>
-          <w14:ligatures w14:val="none"/>
-        </w:rPr>
-        <w:t>en un hospital</w:t>
-      </w:r>
-      <w:r>
-        <w:rPr>
-          <w:rFonts w:ascii="Arial Narrow" w:eastAsia="Times New Roman" w:hAnsi="Arial Narrow" w:cs="Arial"/>
-          <w:color w:val="000000"/>
-          <w:kern w:val="0"/>
-          <w:lang w:eastAsia="es-ES"/>
-          <w14:ligatures w14:val="none"/>
-        </w:rPr>
-        <w:t>, manteniéndose en condición de licencia por salud.</w:t>
-      </w:r>
-      <w:r>
-        <w:rPr>
-          <w:rFonts w:ascii="Arial Narrow" w:eastAsia="Times New Roman" w:hAnsi="Arial Narrow" w:cs="Arial"/>
-          <w:color w:val="000000"/>
-          <w:kern w:val="0"/>
-          <w:lang w:eastAsia="es-ES"/>
-          <w14:ligatures w14:val="none"/>
-        </w:rPr>
-        <w:t xml:space="preserve"> </w:t>
-      </w:r>
-      <w:r>
-        <w:rPr>
-          <w:rFonts w:ascii="Arial Narrow" w:eastAsia="Times New Roman" w:hAnsi="Arial Narrow" w:cs="Arial"/>
-          <w:color w:val="000000"/>
-          <w:kern w:val="0"/>
-          <w:lang w:eastAsia="es-ES"/>
-          <w14:ligatures w14:val="none"/>
-        </w:rPr>
-        <w:t>Posteriormente,</w:t>
-      </w:r>
-      <w:r>
-        <w:rPr>
-          <w:rFonts w:ascii="Arial Narrow" w:eastAsia="Times New Roman" w:hAnsi="Arial Narrow" w:cs="Arial"/>
-          <w:color w:val="000000"/>
-          <w:kern w:val="0"/>
-          <w:lang w:eastAsia="es-ES"/>
-          <w14:ligatures w14:val="none"/>
-        </w:rPr>
-        <w:t xml:space="preserve"> acudió a </w:t>
+        <w:t xml:space="preserve">Con posterioridad al diagnóstico médico, la señora [APELLIDO] enfermó gravemente y fue internada en un hospital, manteniéndose en condición de licencia por salud. Posteriormente, acudió a Rímac solicitando la activación de las coberturas del Seguro de Protección familiar, recibiendo como respuesta que el contrato había sido resuelto por falta de pago.</w:t>
+      </w:r>
+      <w:r>
+        <w:rPr>
+          <w:rFonts w:ascii="Arial Narrow" w:eastAsia="Times New Roman" w:hAnsi="Arial Narrow" w:cs="Arial"/>
+          <w:color w:val="000000"/>
+          <w:kern w:val="0"/>
+          <w:lang w:eastAsia="es-ES"/>
+          <w14:ligatures w14:val="none"/>
+        </w:rPr>
+        <w:t xml:space="preserve"/>
+      </w:r>
+      <w:r>
+        <w:rPr>
+          <w:rFonts w:ascii="Arial Narrow" w:eastAsia="Times New Roman" w:hAnsi="Arial Narrow" w:cs="Arial"/>
+          <w:color w:val="000000"/>
+          <w:kern w:val="0"/>
+          <w:lang w:eastAsia="es-ES"/>
+          <w14:ligatures w14:val="none"/>
+        </w:rPr>
+        <w:t xml:space="preserve"/>
+      </w:r>
+      <w:r>
+        <w:rPr>
+          <w:rFonts w:ascii="Arial Narrow" w:eastAsia="Times New Roman" w:hAnsi="Arial Narrow" w:cs="Arial"/>
+          <w:color w:val="000000"/>
+          <w:kern w:val="0"/>
+          <w:lang w:eastAsia="es-ES"/>
+          <w14:ligatures w14:val="none"/>
+        </w:rPr>
+        <w:t/>
+      </w:r>
+      <w:r>
+        <w:rPr>
+          <w:rFonts w:ascii="Arial Narrow" w:eastAsia="Times New Roman" w:hAnsi="Arial Narrow" w:cs="Arial"/>
+          <w:color w:val="000000"/>
+          <w:kern w:val="0"/>
+          <w:lang w:eastAsia="es-ES"/>
+          <w14:ligatures w14:val="none"/>
+        </w:rPr>
+        <w:t/>
+      </w:r>
+      <w:r>
+        <w:rPr>
+          <w:rFonts w:ascii="Arial Narrow" w:eastAsia="Times New Roman" w:hAnsi="Arial Narrow" w:cs="Arial"/>
+          <w:color w:val="000000"/>
+          <w:kern w:val="0"/>
+          <w:lang w:eastAsia="es-ES"/>
+          <w14:ligatures w14:val="none"/>
+        </w:rPr>
+        <w:t xml:space="preserve"/>
+      </w:r>
+      <w:r>
+        <w:rPr>
+          <w:rFonts w:ascii="Arial Narrow" w:eastAsia="Times New Roman" w:hAnsi="Arial Narrow" w:cs="Arial"/>
+          <w:color w:val="000000"/>
+          <w:kern w:val="0"/>
+          <w:lang w:eastAsia="es-ES"/>
+          <w14:ligatures w14:val="none"/>
+        </w:rPr>
+        <w:t/>
+      </w:r>
+      <w:r>
+        <w:rPr>
+          <w:rFonts w:ascii="Arial Narrow" w:eastAsia="Times New Roman" w:hAnsi="Arial Narrow" w:cs="Arial"/>
+          <w:color w:val="000000"/>
+          <w:kern w:val="0"/>
+          <w:lang w:eastAsia="es-ES"/>
+          <w14:ligatures w14:val="none"/>
+        </w:rPr>
+        <w:t xml:space="preserve"/>
       </w:r>
       <w:r>
         <w:rPr>
@@ -1157,47 +1157,47 @@
           <w:lang w:val="es-ES" w:eastAsia="es-ES"/>
           <w14:ligatures w14:val="none"/>
         </w:rPr>
-        <w:t>Rímac</w:t>
-      </w:r>
-      <w:r>
-        <w:rPr>
-          <w:rFonts w:ascii="Arial Narrow" w:eastAsia="Times New Roman" w:hAnsi="Arial Narrow" w:cs="Arial"/>
-          <w:color w:val="000000"/>
-          <w:kern w:val="0"/>
-          <w:lang w:eastAsia="es-ES"/>
-          <w14:ligatures w14:val="none"/>
-        </w:rPr>
-        <w:t xml:space="preserve"> </w:t>
-      </w:r>
-      <w:r>
-        <w:rPr>
-          <w:rFonts w:ascii="Arial Narrow" w:eastAsia="Times New Roman" w:hAnsi="Arial Narrow" w:cs="Arial"/>
-          <w:color w:val="000000"/>
-          <w:kern w:val="0"/>
-          <w:lang w:eastAsia="es-ES"/>
-          <w14:ligatures w14:val="none"/>
-        </w:rPr>
-        <w:t xml:space="preserve">solicitando la activación de las coberturas del </w:t>
-      </w:r>
-      <w:r>
-        <w:rPr>
-          <w:rFonts w:ascii="Arial Narrow" w:eastAsia="Times New Roman" w:hAnsi="Arial Narrow" w:cs="Arial"/>
-          <w:color w:val="000000"/>
-          <w:kern w:val="0"/>
-          <w:lang w:eastAsia="es-ES"/>
-          <w14:ligatures w14:val="none"/>
-        </w:rPr>
-        <w:t>Seguro de Protección familiar</w:t>
-      </w:r>
-      <w:r>
-        <w:rPr>
-          <w:rFonts w:ascii="Arial Narrow" w:eastAsia="Times New Roman" w:hAnsi="Arial Narrow" w:cs="Arial"/>
-          <w:color w:val="000000"/>
-          <w:kern w:val="0"/>
-          <w:lang w:eastAsia="es-ES"/>
-          <w14:ligatures w14:val="none"/>
-        </w:rPr>
-        <w:t>, recibiendo como respuesta que el contrato había sido resuelto por falta de pago.</w:t>
+        <w:t/>
+      </w:r>
+      <w:r>
+        <w:rPr>
+          <w:rFonts w:ascii="Arial Narrow" w:eastAsia="Times New Roman" w:hAnsi="Arial Narrow" w:cs="Arial"/>
+          <w:color w:val="000000"/>
+          <w:kern w:val="0"/>
+          <w:lang w:eastAsia="es-ES"/>
+          <w14:ligatures w14:val="none"/>
+        </w:rPr>
+        <w:t xml:space="preserve"/>
+      </w:r>
+      <w:r>
+        <w:rPr>
+          <w:rFonts w:ascii="Arial Narrow" w:eastAsia="Times New Roman" w:hAnsi="Arial Narrow" w:cs="Arial"/>
+          <w:color w:val="000000"/>
+          <w:kern w:val="0"/>
+          <w:lang w:eastAsia="es-ES"/>
+          <w14:ligatures w14:val="none"/>
+        </w:rPr>
+        <w:t xml:space="preserve"/>
+      </w:r>
+      <w:r>
+        <w:rPr>
+          <w:rFonts w:ascii="Arial Narrow" w:eastAsia="Times New Roman" w:hAnsi="Arial Narrow" w:cs="Arial"/>
+          <w:color w:val="000000"/>
+          <w:kern w:val="0"/>
+          <w:lang w:eastAsia="es-ES"/>
+          <w14:ligatures w14:val="none"/>
+        </w:rPr>
+        <w:t/>
+      </w:r>
+      <w:r>
+        <w:rPr>
+          <w:rFonts w:ascii="Arial Narrow" w:eastAsia="Times New Roman" w:hAnsi="Arial Narrow" w:cs="Arial"/>
+          <w:color w:val="000000"/>
+          <w:kern w:val="0"/>
+          <w:lang w:eastAsia="es-ES"/>
+          <w14:ligatures w14:val="none"/>
+        </w:rPr>
+        <w:t/>
       </w:r>
     </w:p>
     <w:p>
@@ -1244,117 +1244,117 @@
           <w:lang w:val="es-ES" w:eastAsia="es-ES"/>
           <w14:ligatures w14:val="none"/>
         </w:rPr>
-        <w:t>Rímac</w:t>
-      </w:r>
-      <w:r>
-        <w:rPr>
-          <w:rFonts w:ascii="Arial Narrow" w:eastAsia="Times New Roman" w:hAnsi="Arial Narrow" w:cs="Arial"/>
-          <w:color w:val="000000"/>
-          <w:kern w:val="0"/>
-          <w:lang w:eastAsia="es-ES"/>
-          <w14:ligatures w14:val="none"/>
-        </w:rPr>
-        <w:t xml:space="preserve"> había dejado </w:t>
-      </w:r>
-      <w:r>
-        <w:rPr>
-          <w:rFonts w:ascii="Arial Narrow" w:eastAsia="Times New Roman" w:hAnsi="Arial Narrow" w:cs="Arial"/>
-          <w:color w:val="000000"/>
-          <w:kern w:val="0"/>
-          <w:lang w:eastAsia="es-ES"/>
-          <w14:ligatures w14:val="none"/>
-        </w:rPr>
-        <w:t xml:space="preserve">de efectuar los descuentos automáticos </w:t>
-      </w:r>
-      <w:r>
-        <w:rPr>
-          <w:rFonts w:ascii="Arial Narrow" w:eastAsia="Times New Roman" w:hAnsi="Arial Narrow" w:cs="Arial"/>
-          <w:color w:val="000000"/>
-          <w:kern w:val="0"/>
-          <w:lang w:eastAsia="es-ES"/>
-          <w14:ligatures w14:val="none"/>
-        </w:rPr>
-        <w:t xml:space="preserve">del pago de primas </w:t>
-      </w:r>
-      <w:r>
-        <w:rPr>
-          <w:rFonts w:ascii="Arial Narrow" w:eastAsia="Times New Roman" w:hAnsi="Arial Narrow" w:cs="Arial"/>
-          <w:color w:val="000000"/>
-          <w:kern w:val="0"/>
-          <w:lang w:eastAsia="es-ES"/>
-          <w14:ligatures w14:val="none"/>
-        </w:rPr>
-        <w:t xml:space="preserve">del </w:t>
-      </w:r>
-      <w:r>
-        <w:rPr>
-          <w:rFonts w:ascii="Arial Narrow" w:eastAsia="Times New Roman" w:hAnsi="Arial Narrow" w:cs="Arial"/>
-          <w:color w:val="000000"/>
-          <w:kern w:val="0"/>
-          <w:lang w:eastAsia="es-ES"/>
-          <w14:ligatures w14:val="none"/>
-        </w:rPr>
-        <w:t>Seguro de Protección familiar</w:t>
-      </w:r>
-      <w:r>
-        <w:rPr>
-          <w:rFonts w:ascii="Arial Narrow" w:eastAsia="Times New Roman" w:hAnsi="Arial Narrow" w:cs="Arial"/>
-          <w:color w:val="000000"/>
-          <w:kern w:val="0"/>
-          <w:lang w:eastAsia="es-ES"/>
-          <w14:ligatures w14:val="none"/>
-        </w:rPr>
-        <w:t xml:space="preserve"> sobre las remuneraciones</w:t>
-      </w:r>
-      <w:r>
-        <w:rPr>
-          <w:rFonts w:ascii="Arial Narrow" w:eastAsia="Times New Roman" w:hAnsi="Arial Narrow" w:cs="Arial"/>
-          <w:color w:val="000000"/>
-          <w:kern w:val="0"/>
-          <w:lang w:eastAsia="es-ES"/>
-          <w14:ligatures w14:val="none"/>
-        </w:rPr>
-        <w:t xml:space="preserve"> de la señora Pizarro</w:t>
-      </w:r>
-      <w:r>
-        <w:rPr>
-          <w:rFonts w:ascii="Arial Narrow" w:eastAsia="Times New Roman" w:hAnsi="Arial Narrow" w:cs="Arial"/>
-          <w:color w:val="000000"/>
-          <w:kern w:val="0"/>
-          <w:lang w:eastAsia="es-ES"/>
-          <w14:ligatures w14:val="none"/>
-        </w:rPr>
-        <w:t xml:space="preserve">, sin que se le haya comunicado la suspensión de los descuentos, modificación contractual, variación de condiciones ni resolución del </w:t>
-      </w:r>
-      <w:r>
-        <w:rPr>
-          <w:rFonts w:ascii="Arial Narrow" w:eastAsia="Times New Roman" w:hAnsi="Arial Narrow" w:cs="Arial"/>
-          <w:color w:val="000000"/>
-          <w:kern w:val="0"/>
-          <w:lang w:eastAsia="es-ES"/>
-          <w14:ligatures w14:val="none"/>
-        </w:rPr>
-        <w:t>s</w:t>
-      </w:r>
-      <w:r>
-        <w:rPr>
-          <w:rFonts w:ascii="Arial Narrow" w:eastAsia="Times New Roman" w:hAnsi="Arial Narrow" w:cs="Arial"/>
-          <w:color w:val="000000"/>
-          <w:kern w:val="0"/>
-          <w:lang w:eastAsia="es-ES"/>
-          <w14:ligatures w14:val="none"/>
-        </w:rPr>
-        <w:t>eguro.</w:t>
-      </w:r>
-      <w:r>
-        <w:rPr>
-          <w:rFonts w:ascii="Arial Narrow" w:eastAsia="Times New Roman" w:hAnsi="Arial Narrow" w:cs="Arial"/>
-          <w:color w:val="000000"/>
-          <w:kern w:val="0"/>
-          <w:lang w:eastAsia="es-ES"/>
-          <w14:ligatures w14:val="none"/>
-        </w:rPr>
-        <w:t xml:space="preserve"> </w:t>
+        <w:t xml:space="preserve">Rímac había dejado de efectuar los descuentos automáticos del pago de primas del Seguro de Protección familiar sobre las remuneraciones de la señora [APELLIDO], sin que se le haya comunicado la suspensión de los descuentos, modificación contractual, variación de condiciones ni resolución del seguro. </w:t>
+      </w:r>
+      <w:r>
+        <w:rPr>
+          <w:rFonts w:ascii="Arial Narrow" w:eastAsia="Times New Roman" w:hAnsi="Arial Narrow" w:cs="Arial"/>
+          <w:color w:val="000000"/>
+          <w:kern w:val="0"/>
+          <w:lang w:eastAsia="es-ES"/>
+          <w14:ligatures w14:val="none"/>
+        </w:rPr>
+        <w:t xml:space="preserve"/>
+      </w:r>
+      <w:r>
+        <w:rPr>
+          <w:rFonts w:ascii="Arial Narrow" w:eastAsia="Times New Roman" w:hAnsi="Arial Narrow" w:cs="Arial"/>
+          <w:color w:val="000000"/>
+          <w:kern w:val="0"/>
+          <w:lang w:eastAsia="es-ES"/>
+          <w14:ligatures w14:val="none"/>
+        </w:rPr>
+        <w:t xml:space="preserve"/>
+      </w:r>
+      <w:r>
+        <w:rPr>
+          <w:rFonts w:ascii="Arial Narrow" w:eastAsia="Times New Roman" w:hAnsi="Arial Narrow" w:cs="Arial"/>
+          <w:color w:val="000000"/>
+          <w:kern w:val="0"/>
+          <w:lang w:eastAsia="es-ES"/>
+          <w14:ligatures w14:val="none"/>
+        </w:rPr>
+        <w:t xml:space="preserve"/>
+      </w:r>
+      <w:r>
+        <w:rPr>
+          <w:rFonts w:ascii="Arial Narrow" w:eastAsia="Times New Roman" w:hAnsi="Arial Narrow" w:cs="Arial"/>
+          <w:color w:val="000000"/>
+          <w:kern w:val="0"/>
+          <w:lang w:eastAsia="es-ES"/>
+          <w14:ligatures w14:val="none"/>
+        </w:rPr>
+        <w:t xml:space="preserve"/>
+      </w:r>
+      <w:r>
+        <w:rPr>
+          <w:rFonts w:ascii="Arial Narrow" w:eastAsia="Times New Roman" w:hAnsi="Arial Narrow" w:cs="Arial"/>
+          <w:color w:val="000000"/>
+          <w:kern w:val="0"/>
+          <w:lang w:eastAsia="es-ES"/>
+          <w14:ligatures w14:val="none"/>
+        </w:rPr>
+        <w:t/>
+      </w:r>
+      <w:r>
+        <w:rPr>
+          <w:rFonts w:ascii="Arial Narrow" w:eastAsia="Times New Roman" w:hAnsi="Arial Narrow" w:cs="Arial"/>
+          <w:color w:val="000000"/>
+          <w:kern w:val="0"/>
+          <w:lang w:eastAsia="es-ES"/>
+          <w14:ligatures w14:val="none"/>
+        </w:rPr>
+        <w:t xml:space="preserve"/>
+      </w:r>
+      <w:r>
+        <w:rPr>
+          <w:rFonts w:ascii="Arial Narrow" w:eastAsia="Times New Roman" w:hAnsi="Arial Narrow" w:cs="Arial"/>
+          <w:color w:val="000000"/>
+          <w:kern w:val="0"/>
+          <w:lang w:eastAsia="es-ES"/>
+          <w14:ligatures w14:val="none"/>
+        </w:rPr>
+        <w:t xml:space="preserve"/>
+      </w:r>
+      <w:r>
+        <w:rPr>
+          <w:rFonts w:ascii="Arial Narrow" w:eastAsia="Times New Roman" w:hAnsi="Arial Narrow" w:cs="Arial"/>
+          <w:color w:val="000000"/>
+          <w:kern w:val="0"/>
+          <w:lang w:eastAsia="es-ES"/>
+          <w14:ligatures w14:val="none"/>
+        </w:rPr>
+        <w:t xml:space="preserve"/>
+      </w:r>
+      <w:r>
+        <w:rPr>
+          <w:rFonts w:ascii="Arial Narrow" w:eastAsia="Times New Roman" w:hAnsi="Arial Narrow" w:cs="Arial"/>
+          <w:color w:val="000000"/>
+          <w:kern w:val="0"/>
+          <w:lang w:eastAsia="es-ES"/>
+          <w14:ligatures w14:val="none"/>
+        </w:rPr>
+        <w:t/>
+      </w:r>
+      <w:r>
+        <w:rPr>
+          <w:rFonts w:ascii="Arial Narrow" w:eastAsia="Times New Roman" w:hAnsi="Arial Narrow" w:cs="Arial"/>
+          <w:color w:val="000000"/>
+          <w:kern w:val="0"/>
+          <w:lang w:eastAsia="es-ES"/>
+          <w14:ligatures w14:val="none"/>
+        </w:rPr>
+        <w:t/>
+      </w:r>
+      <w:r>
+        <w:rPr>
+          <w:rFonts w:ascii="Arial Narrow" w:eastAsia="Times New Roman" w:hAnsi="Arial Narrow" w:cs="Arial"/>
+          <w:color w:val="000000"/>
+          <w:kern w:val="0"/>
+          <w:lang w:eastAsia="es-ES"/>
+          <w14:ligatures w14:val="none"/>
+        </w:rPr>
+        <w:t xml:space="preserve"/>
       </w:r>
     </w:p>
     <w:p>
@@ -1399,27 +1399,27 @@
           <w:lang w:eastAsia="es-ES"/>
           <w14:ligatures w14:val="none"/>
         </w:rPr>
-        <w:t xml:space="preserve">El 10 de octubre de 2024, </w:t>
-      </w:r>
-      <w:r>
-        <w:rPr>
-          <w:rFonts w:ascii="Arial Narrow" w:eastAsia="Times New Roman" w:hAnsi="Arial Narrow" w:cs="Arial"/>
-          <w:color w:val="000000"/>
-          <w:kern w:val="0"/>
-          <w:lang w:eastAsia="es-ES"/>
-          <w14:ligatures w14:val="none"/>
-        </w:rPr>
-        <w:t xml:space="preserve">la señora Pizarro </w:t>
-      </w:r>
-      <w:r>
-        <w:rPr>
-          <w:rFonts w:ascii="Arial Narrow" w:eastAsia="Times New Roman" w:hAnsi="Arial Narrow" w:cs="Arial"/>
-          <w:color w:val="000000"/>
-          <w:kern w:val="0"/>
-          <w:lang w:eastAsia="es-ES"/>
-          <w14:ligatures w14:val="none"/>
-        </w:rPr>
-        <w:t>falleció como consecuencia de una septicemia no especificada.</w:t>
+        <w:t xml:space="preserve">El 10 de octubre de 2024, la señora [APELLIDO] falleció como consecuencia de una septicemia no especificada.</w:t>
+      </w:r>
+      <w:r>
+        <w:rPr>
+          <w:rFonts w:ascii="Arial Narrow" w:eastAsia="Times New Roman" w:hAnsi="Arial Narrow" w:cs="Arial"/>
+          <w:color w:val="000000"/>
+          <w:kern w:val="0"/>
+          <w:lang w:eastAsia="es-ES"/>
+          <w14:ligatures w14:val="none"/>
+        </w:rPr>
+        <w:t xml:space="preserve"/>
+      </w:r>
+      <w:r>
+        <w:rPr>
+          <w:rFonts w:ascii="Arial Narrow" w:eastAsia="Times New Roman" w:hAnsi="Arial Narrow" w:cs="Arial"/>
+          <w:color w:val="000000"/>
+          <w:kern w:val="0"/>
+          <w:lang w:eastAsia="es-ES"/>
+          <w14:ligatures w14:val="none"/>
+        </w:rPr>
+        <w:t/>
       </w:r>
     </w:p>
     <w:p>
@@ -1466,7 +1466,7 @@
           <w:lang w:eastAsia="es-ES"/>
           <w14:ligatures w14:val="none"/>
         </w:rPr>
-        <w:t xml:space="preserve">El 27 de noviembre de 2024, </w:t>
+        <w:t xml:space="preserve">El 27 de noviembre de 2024, Rímac le informó mediante correo electrónico que tomó conocimiento del fallecimiento de la causante de la señora [APELLIDO]. </w:t>
       </w:r>
       <w:r>
         <w:rPr>
@@ -1476,57 +1476,57 @@
           <w:lang w:val="es-ES" w:eastAsia="es-ES"/>
           <w14:ligatures w14:val="none"/>
         </w:rPr>
-        <w:t>Rímac</w:t>
-      </w:r>
-      <w:r>
-        <w:rPr>
-          <w:rFonts w:ascii="Arial Narrow" w:eastAsia="Times New Roman" w:hAnsi="Arial Narrow" w:cs="Arial"/>
-          <w:color w:val="000000"/>
-          <w:kern w:val="0"/>
-          <w:lang w:eastAsia="es-ES"/>
-          <w14:ligatures w14:val="none"/>
-        </w:rPr>
-        <w:t xml:space="preserve"> le informó mediante correo electrónico que </w:t>
-      </w:r>
-      <w:r>
-        <w:rPr>
-          <w:rFonts w:ascii="Arial Narrow" w:eastAsia="Times New Roman" w:hAnsi="Arial Narrow" w:cs="Arial"/>
-          <w:color w:val="000000"/>
-          <w:kern w:val="0"/>
-          <w:lang w:eastAsia="es-ES"/>
-          <w14:ligatures w14:val="none"/>
-        </w:rPr>
-        <w:t xml:space="preserve">tomó conocimiento del fallecimiento de la causante de </w:t>
-      </w:r>
-      <w:r>
-        <w:rPr>
-          <w:rFonts w:ascii="Arial Narrow" w:eastAsia="Times New Roman" w:hAnsi="Arial Narrow" w:cs="Arial"/>
-          <w:color w:val="000000"/>
-          <w:kern w:val="0"/>
-          <w:lang w:eastAsia="es-ES"/>
-          <w14:ligatures w14:val="none"/>
-        </w:rPr>
-        <w:t>la señora Pizarro</w:t>
-      </w:r>
-      <w:r>
-        <w:rPr>
-          <w:rFonts w:ascii="Arial Narrow" w:eastAsia="Times New Roman" w:hAnsi="Arial Narrow" w:cs="Arial"/>
-          <w:color w:val="000000"/>
-          <w:kern w:val="0"/>
-          <w:lang w:eastAsia="es-ES"/>
-          <w14:ligatures w14:val="none"/>
-        </w:rPr>
-        <w:t>.</w:t>
-      </w:r>
-      <w:r>
-        <w:rPr>
-          <w:rFonts w:ascii="Arial Narrow" w:eastAsia="Times New Roman" w:hAnsi="Arial Narrow" w:cs="Arial"/>
-          <w:color w:val="000000"/>
-          <w:kern w:val="0"/>
-          <w:lang w:eastAsia="es-ES"/>
-          <w14:ligatures w14:val="none"/>
-        </w:rPr>
-        <w:t xml:space="preserve"> </w:t>
+        <w:t/>
+      </w:r>
+      <w:r>
+        <w:rPr>
+          <w:rFonts w:ascii="Arial Narrow" w:eastAsia="Times New Roman" w:hAnsi="Arial Narrow" w:cs="Arial"/>
+          <w:color w:val="000000"/>
+          <w:kern w:val="0"/>
+          <w:lang w:eastAsia="es-ES"/>
+          <w14:ligatures w14:val="none"/>
+        </w:rPr>
+        <w:t xml:space="preserve"/>
+      </w:r>
+      <w:r>
+        <w:rPr>
+          <w:rFonts w:ascii="Arial Narrow" w:eastAsia="Times New Roman" w:hAnsi="Arial Narrow" w:cs="Arial"/>
+          <w:color w:val="000000"/>
+          <w:kern w:val="0"/>
+          <w:lang w:eastAsia="es-ES"/>
+          <w14:ligatures w14:val="none"/>
+        </w:rPr>
+        <w:t xml:space="preserve"/>
+      </w:r>
+      <w:r>
+        <w:rPr>
+          <w:rFonts w:ascii="Arial Narrow" w:eastAsia="Times New Roman" w:hAnsi="Arial Narrow" w:cs="Arial"/>
+          <w:color w:val="000000"/>
+          <w:kern w:val="0"/>
+          <w:lang w:eastAsia="es-ES"/>
+          <w14:ligatures w14:val="none"/>
+        </w:rPr>
+        <w:t/>
+      </w:r>
+      <w:r>
+        <w:rPr>
+          <w:rFonts w:ascii="Arial Narrow" w:eastAsia="Times New Roman" w:hAnsi="Arial Narrow" w:cs="Arial"/>
+          <w:color w:val="000000"/>
+          <w:kern w:val="0"/>
+          <w:lang w:eastAsia="es-ES"/>
+          <w14:ligatures w14:val="none"/>
+        </w:rPr>
+        <w:t/>
+      </w:r>
+      <w:r>
+        <w:rPr>
+          <w:rFonts w:ascii="Arial Narrow" w:eastAsia="Times New Roman" w:hAnsi="Arial Narrow" w:cs="Arial"/>
+          <w:color w:val="000000"/>
+          <w:kern w:val="0"/>
+          <w:lang w:eastAsia="es-ES"/>
+          <w14:ligatures w14:val="none"/>
+        </w:rPr>
+        <w:t xml:space="preserve"/>
       </w:r>
     </w:p>
     <w:p>
@@ -1573,17 +1573,17 @@
           <w:lang w:eastAsia="es-ES"/>
           <w14:ligatures w14:val="none"/>
         </w:rPr>
-        <w:t>Posteriormente,</w:t>
-      </w:r>
-      <w:r>
-        <w:rPr>
-          <w:rFonts w:ascii="Arial Narrow" w:eastAsia="Times New Roman" w:hAnsi="Arial Narrow" w:cs="Arial"/>
-          <w:color w:val="000000"/>
-          <w:kern w:val="0"/>
-          <w:lang w:eastAsia="es-ES"/>
-          <w14:ligatures w14:val="none"/>
-        </w:rPr>
-        <w:t xml:space="preserve"> inició el trámite administrativo ante </w:t>
+        <w:t xml:space="preserve">Posteriormente, inició el trámite administrativo ante Rímac para la activación del Seguro de Protección familiar en su calidad de beneficiario. Posteriormente, Rímac le comunicó que, luego de evaluar el requerimiento, la señora [APELLIDO] no registraba pólizas de seguro a su nombre.</w:t>
+      </w:r>
+      <w:r>
+        <w:rPr>
+          <w:rFonts w:ascii="Arial Narrow" w:eastAsia="Times New Roman" w:hAnsi="Arial Narrow" w:cs="Arial"/>
+          <w:color w:val="000000"/>
+          <w:kern w:val="0"/>
+          <w:lang w:eastAsia="es-ES"/>
+          <w14:ligatures w14:val="none"/>
+        </w:rPr>
+        <w:t xml:space="preserve"/>
       </w:r>
       <w:r>
         <w:rPr>
@@ -1593,77 +1593,77 @@
           <w:lang w:val="es-ES" w:eastAsia="es-ES"/>
           <w14:ligatures w14:val="none"/>
         </w:rPr>
-        <w:t>Rímac</w:t>
-      </w:r>
-      <w:r>
-        <w:rPr>
-          <w:rFonts w:ascii="Arial Narrow" w:eastAsia="Times New Roman" w:hAnsi="Arial Narrow" w:cs="Arial"/>
-          <w:color w:val="000000"/>
-          <w:kern w:val="0"/>
-          <w:lang w:eastAsia="es-ES"/>
-          <w14:ligatures w14:val="none"/>
-        </w:rPr>
-        <w:t xml:space="preserve"> </w:t>
-      </w:r>
-      <w:r>
-        <w:rPr>
-          <w:rFonts w:ascii="Arial Narrow" w:eastAsia="Times New Roman" w:hAnsi="Arial Narrow" w:cs="Arial"/>
-          <w:color w:val="000000"/>
-          <w:kern w:val="0"/>
-          <w:lang w:eastAsia="es-ES"/>
-          <w14:ligatures w14:val="none"/>
-        </w:rPr>
-        <w:t xml:space="preserve">para la activación del </w:t>
-      </w:r>
-      <w:r>
-        <w:rPr>
-          <w:rFonts w:ascii="Arial Narrow" w:eastAsia="Times New Roman" w:hAnsi="Arial Narrow" w:cs="Arial"/>
-          <w:color w:val="000000"/>
-          <w:kern w:val="0"/>
-          <w:lang w:eastAsia="es-ES"/>
-          <w14:ligatures w14:val="none"/>
-        </w:rPr>
-        <w:t>Seguro de Protección familiar</w:t>
-      </w:r>
-      <w:r>
-        <w:rPr>
-          <w:rFonts w:ascii="Arial Narrow" w:eastAsia="Times New Roman" w:hAnsi="Arial Narrow" w:cs="Arial"/>
-          <w:color w:val="000000"/>
-          <w:kern w:val="0"/>
-          <w:lang w:eastAsia="es-ES"/>
-          <w14:ligatures w14:val="none"/>
-        </w:rPr>
-        <w:t xml:space="preserve"> </w:t>
-      </w:r>
-      <w:r>
-        <w:rPr>
-          <w:rFonts w:ascii="Arial Narrow" w:eastAsia="Times New Roman" w:hAnsi="Arial Narrow" w:cs="Arial"/>
-          <w:color w:val="000000"/>
-          <w:kern w:val="0"/>
-          <w:lang w:eastAsia="es-ES"/>
-          <w14:ligatures w14:val="none"/>
-        </w:rPr>
-        <w:t>en su calidad de beneficiario.</w:t>
-      </w:r>
-      <w:r>
-        <w:rPr>
-          <w:rFonts w:ascii="Arial Narrow" w:eastAsia="Times New Roman" w:hAnsi="Arial Narrow" w:cs="Arial"/>
-          <w:color w:val="000000"/>
-          <w:kern w:val="0"/>
-          <w:lang w:eastAsia="es-ES"/>
-          <w14:ligatures w14:val="none"/>
-        </w:rPr>
-        <w:t xml:space="preserve"> Posteriormente</w:t>
-      </w:r>
-      <w:r>
-        <w:rPr>
-          <w:rFonts w:ascii="Arial Narrow" w:eastAsia="Times New Roman" w:hAnsi="Arial Narrow" w:cs="Arial"/>
-          <w:color w:val="000000"/>
-          <w:kern w:val="0"/>
-          <w:lang w:eastAsia="es-ES"/>
-          <w14:ligatures w14:val="none"/>
-        </w:rPr>
-        <w:t xml:space="preserve">, </w:t>
+        <w:t/>
+      </w:r>
+      <w:r>
+        <w:rPr>
+          <w:rFonts w:ascii="Arial Narrow" w:eastAsia="Times New Roman" w:hAnsi="Arial Narrow" w:cs="Arial"/>
+          <w:color w:val="000000"/>
+          <w:kern w:val="0"/>
+          <w:lang w:eastAsia="es-ES"/>
+          <w14:ligatures w14:val="none"/>
+        </w:rPr>
+        <w:t xml:space="preserve"/>
+      </w:r>
+      <w:r>
+        <w:rPr>
+          <w:rFonts w:ascii="Arial Narrow" w:eastAsia="Times New Roman" w:hAnsi="Arial Narrow" w:cs="Arial"/>
+          <w:color w:val="000000"/>
+          <w:kern w:val="0"/>
+          <w:lang w:eastAsia="es-ES"/>
+          <w14:ligatures w14:val="none"/>
+        </w:rPr>
+        <w:t xml:space="preserve"/>
+      </w:r>
+      <w:r>
+        <w:rPr>
+          <w:rFonts w:ascii="Arial Narrow" w:eastAsia="Times New Roman" w:hAnsi="Arial Narrow" w:cs="Arial"/>
+          <w:color w:val="000000"/>
+          <w:kern w:val="0"/>
+          <w:lang w:eastAsia="es-ES"/>
+          <w14:ligatures w14:val="none"/>
+        </w:rPr>
+        <w:t/>
+      </w:r>
+      <w:r>
+        <w:rPr>
+          <w:rFonts w:ascii="Arial Narrow" w:eastAsia="Times New Roman" w:hAnsi="Arial Narrow" w:cs="Arial"/>
+          <w:color w:val="000000"/>
+          <w:kern w:val="0"/>
+          <w:lang w:eastAsia="es-ES"/>
+          <w14:ligatures w14:val="none"/>
+        </w:rPr>
+        <w:t xml:space="preserve"/>
+      </w:r>
+      <w:r>
+        <w:rPr>
+          <w:rFonts w:ascii="Arial Narrow" w:eastAsia="Times New Roman" w:hAnsi="Arial Narrow" w:cs="Arial"/>
+          <w:color w:val="000000"/>
+          <w:kern w:val="0"/>
+          <w:lang w:eastAsia="es-ES"/>
+          <w14:ligatures w14:val="none"/>
+        </w:rPr>
+        <w:t/>
+      </w:r>
+      <w:r>
+        <w:rPr>
+          <w:rFonts w:ascii="Arial Narrow" w:eastAsia="Times New Roman" w:hAnsi="Arial Narrow" w:cs="Arial"/>
+          <w:color w:val="000000"/>
+          <w:kern w:val="0"/>
+          <w:lang w:eastAsia="es-ES"/>
+          <w14:ligatures w14:val="none"/>
+        </w:rPr>
+        <w:t xml:space="preserve"/>
+      </w:r>
+      <w:r>
+        <w:rPr>
+          <w:rFonts w:ascii="Arial Narrow" w:eastAsia="Times New Roman" w:hAnsi="Arial Narrow" w:cs="Arial"/>
+          <w:color w:val="000000"/>
+          <w:kern w:val="0"/>
+          <w:lang w:eastAsia="es-ES"/>
+          <w14:ligatures w14:val="none"/>
+        </w:rPr>
+        <w:t xml:space="preserve"/>
       </w:r>
       <w:r>
         <w:rPr>
@@ -1673,47 +1673,47 @@
           <w:lang w:val="es-ES" w:eastAsia="es-ES"/>
           <w14:ligatures w14:val="none"/>
         </w:rPr>
-        <w:t>Rímac le</w:t>
-      </w:r>
-      <w:r>
-        <w:rPr>
-          <w:rFonts w:ascii="Arial Narrow" w:eastAsia="Times New Roman" w:hAnsi="Arial Narrow" w:cs="Arial"/>
-          <w:color w:val="000000"/>
-          <w:kern w:val="0"/>
-          <w:lang w:eastAsia="es-ES"/>
-          <w14:ligatures w14:val="none"/>
-        </w:rPr>
-        <w:t xml:space="preserve"> </w:t>
-      </w:r>
-      <w:r>
-        <w:rPr>
-          <w:rFonts w:ascii="Arial Narrow" w:eastAsia="Times New Roman" w:hAnsi="Arial Narrow" w:cs="Arial"/>
-          <w:color w:val="000000"/>
-          <w:kern w:val="0"/>
-          <w:lang w:eastAsia="es-ES"/>
-          <w14:ligatures w14:val="none"/>
-        </w:rPr>
-        <w:t xml:space="preserve">comunicó que, luego de evaluar el requerimiento, </w:t>
-      </w:r>
-      <w:r>
-        <w:rPr>
-          <w:rFonts w:ascii="Arial Narrow" w:eastAsia="Times New Roman" w:hAnsi="Arial Narrow" w:cs="Arial"/>
-          <w:color w:val="000000"/>
-          <w:kern w:val="0"/>
-          <w:lang w:eastAsia="es-ES"/>
-          <w14:ligatures w14:val="none"/>
-        </w:rPr>
-        <w:t xml:space="preserve">la señora Pizarro </w:t>
-      </w:r>
-      <w:r>
-        <w:rPr>
-          <w:rFonts w:ascii="Arial Narrow" w:eastAsia="Times New Roman" w:hAnsi="Arial Narrow" w:cs="Arial"/>
-          <w:color w:val="000000"/>
-          <w:kern w:val="0"/>
-          <w:lang w:eastAsia="es-ES"/>
-          <w14:ligatures w14:val="none"/>
-        </w:rPr>
-        <w:t>no registraba pólizas de seguro a su nombre.</w:t>
+        <w:t/>
+      </w:r>
+      <w:r>
+        <w:rPr>
+          <w:rFonts w:ascii="Arial Narrow" w:eastAsia="Times New Roman" w:hAnsi="Arial Narrow" w:cs="Arial"/>
+          <w:color w:val="000000"/>
+          <w:kern w:val="0"/>
+          <w:lang w:eastAsia="es-ES"/>
+          <w14:ligatures w14:val="none"/>
+        </w:rPr>
+        <w:t xml:space="preserve"/>
+      </w:r>
+      <w:r>
+        <w:rPr>
+          <w:rFonts w:ascii="Arial Narrow" w:eastAsia="Times New Roman" w:hAnsi="Arial Narrow" w:cs="Arial"/>
+          <w:color w:val="000000"/>
+          <w:kern w:val="0"/>
+          <w:lang w:eastAsia="es-ES"/>
+          <w14:ligatures w14:val="none"/>
+        </w:rPr>
+        <w:t xml:space="preserve"/>
+      </w:r>
+      <w:r>
+        <w:rPr>
+          <w:rFonts w:ascii="Arial Narrow" w:eastAsia="Times New Roman" w:hAnsi="Arial Narrow" w:cs="Arial"/>
+          <w:color w:val="000000"/>
+          <w:kern w:val="0"/>
+          <w:lang w:eastAsia="es-ES"/>
+          <w14:ligatures w14:val="none"/>
+        </w:rPr>
+        <w:t xml:space="preserve"/>
+      </w:r>
+      <w:r>
+        <w:rPr>
+          <w:rFonts w:ascii="Arial Narrow" w:eastAsia="Times New Roman" w:hAnsi="Arial Narrow" w:cs="Arial"/>
+          <w:color w:val="000000"/>
+          <w:kern w:val="0"/>
+          <w:lang w:eastAsia="es-ES"/>
+          <w14:ligatures w14:val="none"/>
+        </w:rPr>
+        <w:t/>
       </w:r>
     </w:p>
     <w:p>
@@ -1758,77 +1758,77 @@
           <w14:ligatures w14:val="none"/>
         </w:rPr>
         <w:lastRenderedPageBreak/>
-        <w:t>No obstante, e</w:t>
-      </w:r>
-      <w:r>
-        <w:rPr>
-          <w:rFonts w:ascii="Arial Narrow" w:eastAsia="Times New Roman" w:hAnsi="Arial Narrow" w:cs="Arial"/>
-          <w:color w:val="000000"/>
-          <w:kern w:val="0"/>
-          <w:lang w:eastAsia="es-ES"/>
-          <w14:ligatures w14:val="none"/>
-        </w:rPr>
-        <w:t xml:space="preserve">n ningún momento previo a su fallecimiento, </w:t>
-      </w:r>
-      <w:r>
-        <w:rPr>
-          <w:rFonts w:ascii="Arial Narrow" w:eastAsia="Times New Roman" w:hAnsi="Arial Narrow" w:cs="Arial"/>
-          <w:color w:val="000000"/>
-          <w:kern w:val="0"/>
-          <w:lang w:eastAsia="es-ES"/>
-          <w14:ligatures w14:val="none"/>
-        </w:rPr>
-        <w:t xml:space="preserve">la señora Pizarro </w:t>
-      </w:r>
-      <w:r>
-        <w:rPr>
-          <w:rFonts w:ascii="Arial Narrow" w:eastAsia="Times New Roman" w:hAnsi="Arial Narrow" w:cs="Arial"/>
-          <w:color w:val="000000"/>
-          <w:kern w:val="0"/>
-          <w:lang w:eastAsia="es-ES"/>
-          <w14:ligatures w14:val="none"/>
-        </w:rPr>
-        <w:t xml:space="preserve">comunicó voluntad de resolver el </w:t>
-      </w:r>
-      <w:r>
-        <w:rPr>
-          <w:rFonts w:ascii="Arial Narrow" w:eastAsia="Times New Roman" w:hAnsi="Arial Narrow" w:cs="Arial"/>
-          <w:color w:val="000000"/>
-          <w:kern w:val="0"/>
-          <w:lang w:eastAsia="es-ES"/>
-          <w14:ligatures w14:val="none"/>
-        </w:rPr>
-        <w:t>Seguro de Protección familiar</w:t>
-      </w:r>
-      <w:r>
-        <w:rPr>
-          <w:rFonts w:ascii="Arial Narrow" w:eastAsia="Times New Roman" w:hAnsi="Arial Narrow" w:cs="Arial"/>
-          <w:color w:val="000000"/>
-          <w:kern w:val="0"/>
-          <w:lang w:eastAsia="es-ES"/>
-          <w14:ligatures w14:val="none"/>
-        </w:rPr>
-        <w:t xml:space="preserve"> </w:t>
-      </w:r>
-      <w:r>
-        <w:rPr>
-          <w:rFonts w:ascii="Arial Narrow" w:eastAsia="Times New Roman" w:hAnsi="Arial Narrow" w:cs="Arial"/>
-          <w:color w:val="000000"/>
-          <w:kern w:val="0"/>
-          <w:lang w:eastAsia="es-ES"/>
-          <w14:ligatures w14:val="none"/>
-        </w:rPr>
-        <w:t>ni recibió notificación alguna que le informara la resolución, suspensión de cobertura o modificación de las condiciones contractuales.</w:t>
-      </w:r>
-      <w:r>
-        <w:rPr>
-          <w:rFonts w:ascii="Arial Narrow" w:eastAsia="Times New Roman" w:hAnsi="Arial Narrow" w:cs="Arial"/>
-          <w:color w:val="000000"/>
-          <w:kern w:val="0"/>
-          <w:lang w:eastAsia="es-ES"/>
-          <w14:ligatures w14:val="none"/>
-        </w:rPr>
-        <w:t xml:space="preserve"> </w:t>
+        <w:t xml:space="preserve">No obstante, en ningún momento previo a su fallecimiento, la señora [APELLIDO] comunicó voluntad de resolver el Seguro de Protección familiar ni recibió notificación alguna que le informara la resolución, suspensión de cobertura o modificación de las condiciones contractuales. </w:t>
+      </w:r>
+      <w:r>
+        <w:rPr>
+          <w:rFonts w:ascii="Arial Narrow" w:eastAsia="Times New Roman" w:hAnsi="Arial Narrow" w:cs="Arial"/>
+          <w:color w:val="000000"/>
+          <w:kern w:val="0"/>
+          <w:lang w:eastAsia="es-ES"/>
+          <w14:ligatures w14:val="none"/>
+        </w:rPr>
+        <w:t xml:space="preserve"/>
+      </w:r>
+      <w:r>
+        <w:rPr>
+          <w:rFonts w:ascii="Arial Narrow" w:eastAsia="Times New Roman" w:hAnsi="Arial Narrow" w:cs="Arial"/>
+          <w:color w:val="000000"/>
+          <w:kern w:val="0"/>
+          <w:lang w:eastAsia="es-ES"/>
+          <w14:ligatures w14:val="none"/>
+        </w:rPr>
+        <w:t xml:space="preserve"/>
+      </w:r>
+      <w:r>
+        <w:rPr>
+          <w:rFonts w:ascii="Arial Narrow" w:eastAsia="Times New Roman" w:hAnsi="Arial Narrow" w:cs="Arial"/>
+          <w:color w:val="000000"/>
+          <w:kern w:val="0"/>
+          <w:lang w:eastAsia="es-ES"/>
+          <w14:ligatures w14:val="none"/>
+        </w:rPr>
+        <w:t xml:space="preserve"/>
+      </w:r>
+      <w:r>
+        <w:rPr>
+          <w:rFonts w:ascii="Arial Narrow" w:eastAsia="Times New Roman" w:hAnsi="Arial Narrow" w:cs="Arial"/>
+          <w:color w:val="000000"/>
+          <w:kern w:val="0"/>
+          <w:lang w:eastAsia="es-ES"/>
+          <w14:ligatures w14:val="none"/>
+        </w:rPr>
+        <w:t/>
+      </w:r>
+      <w:r>
+        <w:rPr>
+          <w:rFonts w:ascii="Arial Narrow" w:eastAsia="Times New Roman" w:hAnsi="Arial Narrow" w:cs="Arial"/>
+          <w:color w:val="000000"/>
+          <w:kern w:val="0"/>
+          <w:lang w:eastAsia="es-ES"/>
+          <w14:ligatures w14:val="none"/>
+        </w:rPr>
+        <w:t xml:space="preserve"/>
+      </w:r>
+      <w:r>
+        <w:rPr>
+          <w:rFonts w:ascii="Arial Narrow" w:eastAsia="Times New Roman" w:hAnsi="Arial Narrow" w:cs="Arial"/>
+          <w:color w:val="000000"/>
+          <w:kern w:val="0"/>
+          <w:lang w:eastAsia="es-ES"/>
+          <w14:ligatures w14:val="none"/>
+        </w:rPr>
+        <w:t/>
+      </w:r>
+      <w:r>
+        <w:rPr>
+          <w:rFonts w:ascii="Arial Narrow" w:eastAsia="Times New Roman" w:hAnsi="Arial Narrow" w:cs="Arial"/>
+          <w:color w:val="000000"/>
+          <w:kern w:val="0"/>
+          <w:lang w:eastAsia="es-ES"/>
+          <w14:ligatures w14:val="none"/>
+        </w:rPr>
+        <w:t xml:space="preserve"/>
       </w:r>
     </w:p>
     <w:p>
@@ -1876,7 +1876,7 @@
           <w:lang w:val="es-ES" w:eastAsia="es-ES"/>
           <w14:ligatures w14:val="none"/>
         </w:rPr>
-        <w:t>El</w:t>
+        <w:t xml:space="preserve">El señor [APELLIDO] solicitó, en calidad de medida correctiva, que Rímac cumpla con otorgarle el pago del Seguro de Protección familiar a favor suyo en virtud de ser beneficiario del 70% de cobertura de la Póliza V-369578. Asimismo, requirió el reembolso de costos y costas del presente procedimiento.</w:t>
       </w:r>
       <w:r>
         <w:rPr>
@@ -1886,7 +1886,7 @@
           <w:lang w:val="es-ES" w:eastAsia="es-ES"/>
           <w14:ligatures w14:val="none"/>
         </w:rPr>
-        <w:t xml:space="preserve"> </w:t>
+        <w:t xml:space="preserve"/>
       </w:r>
       <w:r>
         <w:rPr>
@@ -1894,7 +1894,7 @@
           <w:kern w:val="0"/>
           <w14:ligatures w14:val="none"/>
         </w:rPr>
-        <w:t xml:space="preserve">señor Altamirano </w:t>
+        <w:t xml:space="preserve"/>
       </w:r>
       <w:r>
         <w:rPr>
@@ -1904,7 +1904,7 @@
           <w:lang w:val="es-ES" w:eastAsia="es-ES"/>
           <w14:ligatures w14:val="none"/>
         </w:rPr>
-        <w:t xml:space="preserve">solicitó, en calidad de medida correctiva, que </w:t>
+        <w:t xml:space="preserve"/>
       </w:r>
       <w:r>
         <w:rPr>
@@ -1914,7 +1914,7 @@
           <w:lang w:val="es-ES" w:eastAsia="es-ES"/>
           <w14:ligatures w14:val="none"/>
         </w:rPr>
-        <w:t xml:space="preserve">Rímac </w:t>
+        <w:t xml:space="preserve"/>
       </w:r>
       <w:r>
         <w:rPr>
@@ -1924,7 +1924,7 @@
           <w:lang w:val="es-ES" w:eastAsia="es-ES"/>
           <w14:ligatures w14:val="none"/>
         </w:rPr>
-        <w:t>cumpla con otorgar</w:t>
+        <w:t/>
       </w:r>
       <w:r>
         <w:rPr>
@@ -1934,7 +1934,7 @@
           <w:lang w:val="es-ES" w:eastAsia="es-ES"/>
           <w14:ligatures w14:val="none"/>
         </w:rPr>
-        <w:t>le</w:t>
+        <w:t/>
       </w:r>
       <w:r>
         <w:rPr>
@@ -1944,7 +1944,7 @@
           <w:lang w:val="es-ES" w:eastAsia="es-ES"/>
           <w14:ligatures w14:val="none"/>
         </w:rPr>
-        <w:t xml:space="preserve"> </w:t>
+        <w:t xml:space="preserve"/>
       </w:r>
       <w:r>
         <w:rPr>
@@ -1954,7 +1954,7 @@
           <w:lang w:val="es-ES" w:eastAsia="es-ES"/>
           <w14:ligatures w14:val="none"/>
         </w:rPr>
-        <w:t xml:space="preserve">el pago del </w:t>
+        <w:t xml:space="preserve"/>
       </w:r>
       <w:r>
         <w:rPr>
@@ -1964,7 +1964,7 @@
           <w:lang w:val="es-ES" w:eastAsia="es-ES"/>
           <w14:ligatures w14:val="none"/>
         </w:rPr>
-        <w:t>Seguro de Protección familiar</w:t>
+        <w:t/>
       </w:r>
       <w:r>
         <w:rPr>
@@ -1974,7 +1974,7 @@
           <w:lang w:val="es-ES" w:eastAsia="es-ES"/>
           <w14:ligatures w14:val="none"/>
         </w:rPr>
-        <w:t xml:space="preserve"> </w:t>
+        <w:t xml:space="preserve"/>
       </w:r>
       <w:r>
         <w:rPr>
@@ -1984,7 +1984,7 @@
           <w:lang w:val="es-ES" w:eastAsia="es-ES"/>
           <w14:ligatures w14:val="none"/>
         </w:rPr>
-        <w:t>a favor suyo en virtud de ser beneficiario del 70% de cobertura de la Póliza V-</w:t>
+        <w:t/>
       </w:r>
       <w:r>
         <w:rPr>
@@ -1994,7 +1994,7 @@
           <w:lang w:val="es-ES" w:eastAsia="es-ES"/>
           <w14:ligatures w14:val="none"/>
         </w:rPr>
-        <w:t>369578</w:t>
+        <w:t/>
       </w:r>
       <w:r>
         <w:rPr>
@@ -2004,7 +2004,7 @@
           <w:lang w:val="es-ES" w:eastAsia="es-ES"/>
           <w14:ligatures w14:val="none"/>
         </w:rPr>
-        <w:t>. Asimismo, requirió el reembolso de costos y costas del presente procedimiento.</w:t>
+        <w:t/>
       </w:r>
     </w:p>
     <w:p>
@@ -2101,7 +2101,7 @@
           <w:lang w:eastAsia="es-PE"/>
           <w14:ligatures w14:val="none"/>
         </w:rPr>
-        <w:t>La Secretaría Técnica de la Comisión de Protección al Consumidor 1 (en adelante, la Secretaría Técnica), en ejercicio de sus facultades</w:t>
+        <w:t xml:space="preserve">La Secretaría Técnica de la Comisión de Protección al Consumidor 1 (en adelante, la Secretaría Técnica), en ejercicio de sus facultades, considera que el hecho denunciado, consistente en que la compañía aseguradora habría resuelto de manera unilateral e injustificada la Póliza V-0369578 del Seguro de Protección familiar alegando una supuesta falta de pago de primas, pese a que se descontaban de la planilla de pagos de la señora [APELLIDO] Pilar [APELLIDO] Farfán, generando que el denunciante no obtenga la cobertura del seguro en calidad de beneficiario del 70%; involucraría una presunta afectación a sus expectativas, quien no habría encontrado una correspondencia entre lo que esperaba recibir de parte del proveedor y lo que realmente recibió. Por consiguiente, corresponde calificar el hecho materia de denuncia como una presunta infracción al deber de idoneidad, tipificado en los artículos 18 y 19 del Código.</w:t>
       </w:r>
       <w:bookmarkEnd w:id="3"/>
       <w:bookmarkEnd w:id="4"/>
@@ -2123,7 +2123,7 @@
           <w:lang w:eastAsia="es-PE"/>
           <w14:ligatures w14:val="none"/>
         </w:rPr>
-        <w:t xml:space="preserve">, </w:t>
+        <w:t xml:space="preserve"/>
       </w:r>
       <w:r>
         <w:rPr>
@@ -2133,15 +2133,15 @@
           <w:lang w:eastAsia="es-PE"/>
           <w14:ligatures w14:val="none"/>
         </w:rPr>
-        <w:t xml:space="preserve">considera </w:t>
-      </w:r>
-      <w:r>
-        <w:rPr>
-          <w:rFonts w:ascii="Arial Narrow" w:eastAsia="Arial Narrow" w:hAnsi="Arial Narrow" w:cs="Arial Narrow"/>
-          <w:kern w:val="0"/>
-          <w14:ligatures w14:val="none"/>
-        </w:rPr>
-        <w:t xml:space="preserve">que el hecho denunciado, </w:t>
+        <w:t xml:space="preserve"/>
+      </w:r>
+      <w:r>
+        <w:rPr>
+          <w:rFonts w:ascii="Arial Narrow" w:eastAsia="Arial Narrow" w:hAnsi="Arial Narrow" w:cs="Arial Narrow"/>
+          <w:kern w:val="0"/>
+          <w14:ligatures w14:val="none"/>
+        </w:rPr>
+        <w:t xml:space="preserve"/>
       </w:r>
       <w:bookmarkStart w:id="6" w:name="_Hlk211591623"/>
       <w:r>
@@ -2150,7 +2150,7 @@
           <w:kern w:val="0"/>
           <w14:ligatures w14:val="none"/>
         </w:rPr>
-        <w:t xml:space="preserve">consistente en que </w:t>
+        <w:t xml:space="preserve"/>
       </w:r>
       <w:bookmarkStart w:id="7" w:name="_Hlk213160885"/>
       <w:bookmarkStart w:id="8" w:name="_Hlk213151898"/>
@@ -2164,15 +2164,15 @@
           <w:lang w:eastAsia="es-PE"/>
           <w14:ligatures w14:val="none"/>
         </w:rPr>
-        <w:t>la compañía aseguradora habría resuelto de manera unilateral e injustificada la Póliza V-0369578 del Seguro de Protección familiar alegando una supuesta falta de pago de primas, pese a que se descontaban de la planilla de pagos de la señora Euyeny Pilar Pizarro Farfán, generando que el denunciante no obtenga la cobertura del seguro en calidad de beneficiario del 70%</w:t>
-      </w:r>
-      <w:r>
-        <w:rPr>
-          <w:rFonts w:ascii="Arial Narrow" w:eastAsia="Arial Narrow" w:hAnsi="Arial Narrow" w:cs="Arial Narrow"/>
-          <w:kern w:val="0"/>
-          <w14:ligatures w14:val="none"/>
-        </w:rPr>
-        <w:t>; involucraría una presunta afectación a sus expectativas, quien no habría encontrado una correspondencia entre lo que esperaba recibir de parte del proveedor y lo que realmente recibió. Por consiguiente, corresponde calificar el hecho materia de denuncia como una presunta infracción al deber de idoneidad, tipificado en los artículos 18</w:t>
+        <w:t/>
+      </w:r>
+      <w:r>
+        <w:rPr>
+          <w:rFonts w:ascii="Arial Narrow" w:eastAsia="Arial Narrow" w:hAnsi="Arial Narrow" w:cs="Arial Narrow"/>
+          <w:kern w:val="0"/>
+          <w14:ligatures w14:val="none"/>
+        </w:rPr>
+        <w:t/>
       </w:r>
       <w:r>
         <w:rPr>
@@ -2190,7 +2190,7 @@
           <w:kern w:val="0"/>
           <w14:ligatures w14:val="none"/>
         </w:rPr>
-        <w:t xml:space="preserve"> y 19</w:t>
+        <w:t xml:space="preserve"/>
       </w:r>
       <w:r>
         <w:rPr>
@@ -2208,7 +2208,7 @@
           <w:kern w:val="0"/>
           <w14:ligatures w14:val="none"/>
         </w:rPr>
-        <w:t xml:space="preserve"> del Código</w:t>
+        <w:t xml:space="preserve"/>
       </w:r>
       <w:bookmarkStart w:id="10" w:name="_Hlk213160896"/>
       <w:bookmarkEnd w:id="7"/>
@@ -2228,7 +2228,7 @@
           <w:kern w:val="0"/>
           <w14:ligatures w14:val="none"/>
         </w:rPr>
-        <w:t>.</w:t>
+        <w:t/>
       </w:r>
       <w:bookmarkStart w:id="11" w:name="_Hlk215162008"/>
       <w:bookmarkEnd w:id="1"/>
@@ -2610,7 +2610,7 @@
           <w:lang w:eastAsia="es-PE"/>
           <w14:ligatures w14:val="none"/>
         </w:rPr>
-        <w:t xml:space="preserve">PRIMERO: </w:t>
+        <w:t xml:space="preserve">PRIMERO: admitir a trámite la denuncia del 28 de diciembre de 2025, subsanada mediante escrito del 2 de febrero de 2026, interpuesta por el señor [APELLIDO] [APELLIDO] contra Rímac Seguros y Reaseguros S.A., por la presunta infracción a los artículos 18 y 19 de la Ley 29571, Código de Protección y Defensa del Consumidor, en tanto la compañía aseguradora habría resuelto de manera unilateral e injustificada la Póliza V-0369578 del Seguro de Protección familiar alegando una supuesta falta de pago de primas, pese a que se descontaban de la planilla de pagos de la señora [APELLIDO] Pilar [APELLIDO] Farfán, generando que el denunciante no obtenga la cobertura del seguro en calidad de beneficiario del 70%.</w:t>
       </w:r>
       <w:r>
         <w:rPr>
@@ -2621,7 +2621,7 @@
           <w:lang w:eastAsia="es-PE"/>
           <w14:ligatures w14:val="none"/>
         </w:rPr>
-        <w:t xml:space="preserve">admitir a trámite la denuncia del </w:t>
+        <w:t xml:space="preserve"/>
       </w:r>
       <w:r>
         <w:rPr>
@@ -2631,7 +2631,7 @@
           <w:lang w:val="es-ES" w:eastAsia="es-ES"/>
           <w14:ligatures w14:val="none"/>
         </w:rPr>
-        <w:t>28 de diciembre de 2025, subsanada mediante escrito del 2 de febrero de 2026</w:t>
+        <w:t/>
       </w:r>
       <w:r>
         <w:rPr>
@@ -2641,7 +2641,7 @@
           <w:lang w:val="es-ES" w:eastAsia="es-ES"/>
           <w14:ligatures w14:val="none"/>
         </w:rPr>
-        <w:t xml:space="preserve">, </w:t>
+        <w:t xml:space="preserve"/>
       </w:r>
       <w:r>
         <w:rPr>
@@ -2652,7 +2652,7 @@
           <w:lang w:eastAsia="es-PE"/>
           <w14:ligatures w14:val="none"/>
         </w:rPr>
-        <w:t xml:space="preserve">interpuesta por el </w:t>
+        <w:t xml:space="preserve"/>
       </w:r>
       <w:r>
         <w:rPr>
@@ -2662,7 +2662,7 @@
           <w:kern w:val="0"/>
           <w14:ligatures w14:val="none"/>
         </w:rPr>
-        <w:t xml:space="preserve">señor Ángel Eloy Altamirano Pizarro </w:t>
+        <w:t xml:space="preserve"/>
       </w:r>
       <w:r>
         <w:rPr>
@@ -2673,7 +2673,7 @@
           <w:lang w:eastAsia="es-PE"/>
           <w14:ligatures w14:val="none"/>
         </w:rPr>
-        <w:t xml:space="preserve">contra </w:t>
+        <w:t xml:space="preserve"/>
       </w:r>
       <w:r>
         <w:rPr>
@@ -2683,7 +2683,7 @@
           <w:kern w:val="0"/>
           <w14:ligatures w14:val="none"/>
         </w:rPr>
-        <w:t>Rímac Seguros y Reaseguros S.A.</w:t>
+        <w:t/>
       </w:r>
       <w:r>
         <w:rPr>
@@ -2694,7 +2694,7 @@
           <w:lang w:eastAsia="es-PE"/>
           <w14:ligatures w14:val="none"/>
         </w:rPr>
-        <w:t xml:space="preserve">, </w:t>
+        <w:t xml:space="preserve"/>
       </w:r>
       <w:bookmarkStart w:id="14" w:name="_Hlk215062067"/>
       <w:r>
@@ -2706,7 +2706,7 @@
           <w:lang w:eastAsia="es-PE"/>
           <w14:ligatures w14:val="none"/>
         </w:rPr>
-        <w:t>por l</w:t>
+        <w:t/>
       </w:r>
       <w:bookmarkStart w:id="15" w:name="_Hlk215162047"/>
       <w:r>
@@ -2718,111 +2718,111 @@
           <w:lang w:eastAsia="es-PE"/>
           <w14:ligatures w14:val="none"/>
         </w:rPr>
-        <w:t xml:space="preserve">a </w:t>
-      </w:r>
-      <w:r>
-        <w:rPr>
-          <w:rFonts w:ascii="Arial Narrow" w:eastAsia="Arial Narrow" w:hAnsi="Arial Narrow" w:cs="Arial Narrow"/>
-          <w:kern w:val="0"/>
-          <w14:ligatures w14:val="none"/>
-        </w:rPr>
-        <w:t>p</w:t>
-      </w:r>
-      <w:r>
-        <w:rPr>
-          <w:rFonts w:ascii="Arial Narrow" w:eastAsia="Arial Narrow" w:hAnsi="Arial Narrow" w:cs="Arial Narrow"/>
-          <w:kern w:val="0"/>
-          <w14:ligatures w14:val="none"/>
-        </w:rPr>
-        <w:t xml:space="preserve">resunta </w:t>
-      </w:r>
-      <w:r>
-        <w:rPr>
-          <w:rFonts w:ascii="Arial Narrow" w:eastAsia="Arial Narrow" w:hAnsi="Arial Narrow" w:cs="Arial Narrow"/>
-          <w:kern w:val="0"/>
-          <w14:ligatures w14:val="none"/>
-        </w:rPr>
-        <w:t>infracción a los artículos 18 y 19 de la Ley 29571, Código de Protección y Defensa del Consumidor</w:t>
-      </w:r>
-      <w:r>
-        <w:rPr>
-          <w:rFonts w:ascii="Arial Narrow" w:eastAsia="Arial Narrow" w:hAnsi="Arial Narrow" w:cs="Arial Narrow"/>
-          <w:kern w:val="0"/>
-          <w14:ligatures w14:val="none"/>
-        </w:rPr>
-        <w:t xml:space="preserve">, en tanto </w:t>
-      </w:r>
-      <w:r>
-        <w:rPr>
-          <w:rFonts w:ascii="Arial Narrow" w:eastAsia="Arial Narrow" w:hAnsi="Arial Narrow" w:cs="Arial Narrow"/>
-          <w:kern w:val="0"/>
-          <w14:ligatures w14:val="none"/>
-        </w:rPr>
-        <w:t>la compañía aseguradora</w:t>
-      </w:r>
-      <w:r>
-        <w:rPr>
-          <w:rFonts w:ascii="Arial Narrow" w:eastAsia="Arial Narrow" w:hAnsi="Arial Narrow" w:cs="Arial Narrow"/>
-          <w:kern w:val="0"/>
-          <w14:ligatures w14:val="none"/>
-        </w:rPr>
-        <w:t xml:space="preserve"> habría resuelto</w:t>
-      </w:r>
-      <w:r>
-        <w:rPr>
-          <w:rFonts w:ascii="Arial Narrow" w:eastAsia="Arial Narrow" w:hAnsi="Arial Narrow" w:cs="Arial Narrow"/>
-          <w:kern w:val="0"/>
-          <w14:ligatures w14:val="none"/>
-        </w:rPr>
-        <w:t xml:space="preserve"> de manera unilateral e injustificada</w:t>
-      </w:r>
-      <w:r>
-        <w:rPr>
-          <w:rFonts w:ascii="Arial Narrow" w:eastAsia="Arial Narrow" w:hAnsi="Arial Narrow" w:cs="Arial Narrow"/>
-          <w:kern w:val="0"/>
-          <w14:ligatures w14:val="none"/>
-        </w:rPr>
-        <w:t xml:space="preserve"> </w:t>
-      </w:r>
-      <w:r>
-        <w:rPr>
-          <w:rFonts w:ascii="Arial Narrow" w:eastAsia="Arial Narrow" w:hAnsi="Arial Narrow" w:cs="Arial Narrow"/>
-          <w:kern w:val="0"/>
-          <w14:ligatures w14:val="none"/>
-        </w:rPr>
-        <w:t xml:space="preserve">la Póliza V-0369578 del Seguro de Protección familiar </w:t>
-      </w:r>
-      <w:r>
-        <w:rPr>
-          <w:rFonts w:ascii="Arial Narrow" w:eastAsia="Arial Narrow" w:hAnsi="Arial Narrow" w:cs="Arial Narrow"/>
-          <w:kern w:val="0"/>
-          <w14:ligatures w14:val="none"/>
-        </w:rPr>
-        <w:t>alegando una supuesta falta de pago</w:t>
-      </w:r>
-      <w:r>
-        <w:rPr>
-          <w:rFonts w:ascii="Arial Narrow" w:eastAsia="Arial Narrow" w:hAnsi="Arial Narrow" w:cs="Arial Narrow"/>
-          <w:kern w:val="0"/>
-          <w14:ligatures w14:val="none"/>
-        </w:rPr>
-        <w:t xml:space="preserve"> de primas</w:t>
-      </w:r>
-      <w:r>
-        <w:rPr>
-          <w:rFonts w:ascii="Arial Narrow" w:eastAsia="Arial Narrow" w:hAnsi="Arial Narrow" w:cs="Arial Narrow"/>
-          <w:kern w:val="0"/>
-          <w14:ligatures w14:val="none"/>
-        </w:rPr>
-        <w:t>, pese a que se descontaban de la planilla de pagos de la señora Euyeny Pilar Pizarro Farfán, generando que el denunciante no obtenga la cobertura del seguro en calidad de beneficiario del 70%</w:t>
-      </w:r>
-      <w:r>
-        <w:rPr>
-          <w:rFonts w:ascii="Arial Narrow" w:eastAsia="Arial Narrow" w:hAnsi="Arial Narrow" w:cs="Arial Narrow"/>
-          <w:kern w:val="0"/>
-          <w14:ligatures w14:val="none"/>
-        </w:rPr>
-        <w:t>.</w:t>
+        <w:t xml:space="preserve"/>
+      </w:r>
+      <w:r>
+        <w:rPr>
+          <w:rFonts w:ascii="Arial Narrow" w:eastAsia="Arial Narrow" w:hAnsi="Arial Narrow" w:cs="Arial Narrow"/>
+          <w:kern w:val="0"/>
+          <w14:ligatures w14:val="none"/>
+        </w:rPr>
+        <w:t/>
+      </w:r>
+      <w:r>
+        <w:rPr>
+          <w:rFonts w:ascii="Arial Narrow" w:eastAsia="Arial Narrow" w:hAnsi="Arial Narrow" w:cs="Arial Narrow"/>
+          <w:kern w:val="0"/>
+          <w14:ligatures w14:val="none"/>
+        </w:rPr>
+        <w:t xml:space="preserve"/>
+      </w:r>
+      <w:r>
+        <w:rPr>
+          <w:rFonts w:ascii="Arial Narrow" w:eastAsia="Arial Narrow" w:hAnsi="Arial Narrow" w:cs="Arial Narrow"/>
+          <w:kern w:val="0"/>
+          <w14:ligatures w14:val="none"/>
+        </w:rPr>
+        <w:t/>
+      </w:r>
+      <w:r>
+        <w:rPr>
+          <w:rFonts w:ascii="Arial Narrow" w:eastAsia="Arial Narrow" w:hAnsi="Arial Narrow" w:cs="Arial Narrow"/>
+          <w:kern w:val="0"/>
+          <w14:ligatures w14:val="none"/>
+        </w:rPr>
+        <w:t xml:space="preserve"/>
+      </w:r>
+      <w:r>
+        <w:rPr>
+          <w:rFonts w:ascii="Arial Narrow" w:eastAsia="Arial Narrow" w:hAnsi="Arial Narrow" w:cs="Arial Narrow"/>
+          <w:kern w:val="0"/>
+          <w14:ligatures w14:val="none"/>
+        </w:rPr>
+        <w:t/>
+      </w:r>
+      <w:r>
+        <w:rPr>
+          <w:rFonts w:ascii="Arial Narrow" w:eastAsia="Arial Narrow" w:hAnsi="Arial Narrow" w:cs="Arial Narrow"/>
+          <w:kern w:val="0"/>
+          <w14:ligatures w14:val="none"/>
+        </w:rPr>
+        <w:t xml:space="preserve"/>
+      </w:r>
+      <w:r>
+        <w:rPr>
+          <w:rFonts w:ascii="Arial Narrow" w:eastAsia="Arial Narrow" w:hAnsi="Arial Narrow" w:cs="Arial Narrow"/>
+          <w:kern w:val="0"/>
+          <w14:ligatures w14:val="none"/>
+        </w:rPr>
+        <w:t xml:space="preserve"/>
+      </w:r>
+      <w:r>
+        <w:rPr>
+          <w:rFonts w:ascii="Arial Narrow" w:eastAsia="Arial Narrow" w:hAnsi="Arial Narrow" w:cs="Arial Narrow"/>
+          <w:kern w:val="0"/>
+          <w14:ligatures w14:val="none"/>
+        </w:rPr>
+        <w:t xml:space="preserve"/>
+      </w:r>
+      <w:r>
+        <w:rPr>
+          <w:rFonts w:ascii="Arial Narrow" w:eastAsia="Arial Narrow" w:hAnsi="Arial Narrow" w:cs="Arial Narrow"/>
+          <w:kern w:val="0"/>
+          <w14:ligatures w14:val="none"/>
+        </w:rPr>
+        <w:t xml:space="preserve"/>
+      </w:r>
+      <w:r>
+        <w:rPr>
+          <w:rFonts w:ascii="Arial Narrow" w:eastAsia="Arial Narrow" w:hAnsi="Arial Narrow" w:cs="Arial Narrow"/>
+          <w:kern w:val="0"/>
+          <w14:ligatures w14:val="none"/>
+        </w:rPr>
+        <w:t/>
+      </w:r>
+      <w:r>
+        <w:rPr>
+          <w:rFonts w:ascii="Arial Narrow" w:eastAsia="Arial Narrow" w:hAnsi="Arial Narrow" w:cs="Arial Narrow"/>
+          <w:kern w:val="0"/>
+          <w14:ligatures w14:val="none"/>
+        </w:rPr>
+        <w:t xml:space="preserve"/>
+      </w:r>
+      <w:r>
+        <w:rPr>
+          <w:rFonts w:ascii="Arial Narrow" w:eastAsia="Arial Narrow" w:hAnsi="Arial Narrow" w:cs="Arial Narrow"/>
+          <w:kern w:val="0"/>
+          <w14:ligatures w14:val="none"/>
+        </w:rPr>
+        <w:t/>
+      </w:r>
+      <w:r>
+        <w:rPr>
+          <w:rFonts w:ascii="Arial Narrow" w:eastAsia="Arial Narrow" w:hAnsi="Arial Narrow" w:cs="Arial Narrow"/>
+          <w:kern w:val="0"/>
+          <w14:ligatures w14:val="none"/>
+        </w:rPr>
+        <w:t/>
       </w:r>
     </w:p>
     <w:bookmarkEnd w:id="14"/>
@@ -4071,7 +4071,7 @@
           <w:b/>
           <w:bCs/>
         </w:rPr>
-        <w:t>DÉCIMO</w:t>
+        <w:t xml:space="preserve">DÉCIMO: requerir al señor [APELLIDO] [APELLIDO] y a Rímac Seguros y Reaseguros S.A. para que, dentro del plazo de dos (2) días hábiles siguientes a la fecha en que reciban la notificación en sus bandejas de correo electrónico, efectúen la confirmación de recepción de la notificación remitida por este despacho a sus correos electrónicos, de conformidad con el segundo párrafo del numeral 4 del artículo 20 del Texto Único Ordenado de la Ley del Procedimiento Administrativo General, aprobado mediante Decreto Supremo 006-2026-JUS, bajo apercibimiento de rehacer el acto de notificación y notificarle conforme al numeral 1 del artículo 20 del citado cuerpo normativo.</w:t>
       </w:r>
       <w:r>
         <w:rPr>
@@ -4081,7 +4081,7 @@
           <w:kern w:val="0"/>
           <w14:ligatures w14:val="none"/>
         </w:rPr>
-        <w:t>:</w:t>
+        <w:t/>
       </w:r>
       <w:r>
         <w:rPr>
@@ -4091,7 +4091,7 @@
           <w:kern w:val="0"/>
           <w14:ligatures w14:val="none"/>
         </w:rPr>
-        <w:t xml:space="preserve"> </w:t>
+        <w:t xml:space="preserve"/>
       </w:r>
       <w:r>
         <w:rPr>
@@ -4101,7 +4101,7 @@
           <w:kern w:val="0"/>
           <w14:ligatures w14:val="none"/>
         </w:rPr>
-        <w:t xml:space="preserve">requerir al </w:t>
+        <w:t xml:space="preserve"/>
       </w:r>
       <w:r>
         <w:rPr>
@@ -4111,7 +4111,7 @@
           <w:kern w:val="0"/>
           <w14:ligatures w14:val="none"/>
         </w:rPr>
-        <w:t xml:space="preserve">señor Ángel Eloy Altamirano </w:t>
+        <w:t xml:space="preserve"/>
       </w:r>
       <w:r>
         <w:rPr>
@@ -4121,7 +4121,7 @@
           <w:kern w:val="0"/>
           <w14:ligatures w14:val="none"/>
         </w:rPr>
-        <w:t xml:space="preserve">Pizarro y </w:t>
+        <w:t xml:space="preserve"/>
       </w:r>
       <w:r>
         <w:rPr>
@@ -4131,7 +4131,7 @@
           <w:kern w:val="0"/>
           <w14:ligatures w14:val="none"/>
         </w:rPr>
-        <w:t xml:space="preserve">a </w:t>
+        <w:t xml:space="preserve"/>
       </w:r>
       <w:r>
         <w:rPr>
@@ -4141,126 +4141,126 @@
           <w:kern w:val="0"/>
           <w14:ligatures w14:val="none"/>
         </w:rPr>
-        <w:t xml:space="preserve">Rímac Seguros y Reaseguros S.A. </w:t>
+        <w:t xml:space="preserve"/>
       </w:r>
       <w:r>
         <w:rPr>
           <w:rFonts w:ascii="Arial Narrow" w:hAnsi="Arial Narrow"/>
           <w:color w:val="000000"/>
         </w:rPr>
-        <w:t>para que, dentro del plazo de dos (2) días hábiles siguientes a la fecha en que reciba</w:t>
+        <w:t/>
       </w:r>
       <w:r>
         <w:rPr>
           <w:rFonts w:ascii="Arial Narrow" w:hAnsi="Arial Narrow"/>
           <w:color w:val="000000"/>
         </w:rPr>
-        <w:t>n</w:t>
+        <w:t/>
       </w:r>
       <w:r>
         <w:rPr>
           <w:rFonts w:ascii="Arial Narrow" w:hAnsi="Arial Narrow"/>
           <w:color w:val="000000"/>
         </w:rPr>
-        <w:t xml:space="preserve"> la notificación en su</w:t>
+        <w:t xml:space="preserve"/>
       </w:r>
       <w:r>
         <w:rPr>
           <w:rFonts w:ascii="Arial Narrow" w:hAnsi="Arial Narrow"/>
           <w:color w:val="000000"/>
         </w:rPr>
-        <w:t>s</w:t>
+        <w:t/>
       </w:r>
       <w:r>
         <w:rPr>
           <w:rFonts w:ascii="Arial Narrow" w:hAnsi="Arial Narrow"/>
           <w:color w:val="000000"/>
         </w:rPr>
-        <w:t xml:space="preserve"> bandeja</w:t>
+        <w:t xml:space="preserve"/>
       </w:r>
       <w:r>
         <w:rPr>
           <w:rFonts w:ascii="Arial Narrow" w:hAnsi="Arial Narrow"/>
           <w:color w:val="000000"/>
         </w:rPr>
-        <w:t>s</w:t>
+        <w:t/>
       </w:r>
       <w:r>
         <w:rPr>
           <w:rFonts w:ascii="Arial Narrow" w:hAnsi="Arial Narrow"/>
           <w:color w:val="000000"/>
         </w:rPr>
-        <w:t xml:space="preserve"> de correo electrónico, efectúe</w:t>
+        <w:t xml:space="preserve"/>
       </w:r>
       <w:r>
         <w:rPr>
           <w:rFonts w:ascii="Arial Narrow" w:hAnsi="Arial Narrow"/>
           <w:color w:val="000000"/>
         </w:rPr>
-        <w:t>n</w:t>
+        <w:t/>
       </w:r>
       <w:r>
         <w:rPr>
           <w:rFonts w:ascii="Arial Narrow" w:hAnsi="Arial Narrow"/>
           <w:color w:val="000000"/>
         </w:rPr>
-        <w:t xml:space="preserve"> la confirmación de recepción de la notificación remitida por este despacho a su</w:t>
+        <w:t xml:space="preserve"/>
       </w:r>
       <w:r>
         <w:rPr>
           <w:rFonts w:ascii="Arial Narrow" w:hAnsi="Arial Narrow"/>
           <w:color w:val="000000"/>
         </w:rPr>
-        <w:t>s</w:t>
+        <w:t/>
       </w:r>
       <w:r>
         <w:rPr>
           <w:rFonts w:ascii="Arial Narrow" w:hAnsi="Arial Narrow"/>
           <w:color w:val="000000"/>
         </w:rPr>
-        <w:t xml:space="preserve"> correo</w:t>
+        <w:t xml:space="preserve"/>
       </w:r>
       <w:r>
         <w:rPr>
           <w:rFonts w:ascii="Arial Narrow" w:hAnsi="Arial Narrow"/>
           <w:color w:val="000000"/>
         </w:rPr>
-        <w:t>s</w:t>
+        <w:t/>
       </w:r>
       <w:r>
         <w:rPr>
           <w:rFonts w:ascii="Arial Narrow" w:hAnsi="Arial Narrow"/>
           <w:color w:val="000000"/>
         </w:rPr>
-        <w:t xml:space="preserve"> electrónico</w:t>
+        <w:t xml:space="preserve"/>
       </w:r>
       <w:r>
         <w:rPr>
           <w:rFonts w:ascii="Arial Narrow" w:hAnsi="Arial Narrow"/>
           <w:color w:val="000000"/>
         </w:rPr>
-        <w:t>s</w:t>
+        <w:t/>
       </w:r>
       <w:r>
         <w:rPr>
           <w:rFonts w:ascii="Arial Narrow" w:hAnsi="Arial Narrow"/>
           <w:color w:val="000000"/>
         </w:rPr>
-        <w:t>, de conformidad con</w:t>
+        <w:t/>
       </w:r>
       <w:r>
         <w:rPr>
           <w:rFonts w:ascii="Arial Narrow" w:hAnsi="Arial Narrow"/>
           <w:color w:val="000000"/>
         </w:rPr>
-        <w:t xml:space="preserve"> el segundo párrafo</w:t>
+        <w:t xml:space="preserve"/>
       </w:r>
       <w:r>
         <w:rPr>
           <w:rFonts w:ascii="Arial Narrow" w:hAnsi="Arial Narrow"/>
           <w:color w:val="000000"/>
         </w:rPr>
-        <w:t xml:space="preserve"> del numeral 4 del artículo 20</w:t>
+        <w:t xml:space="preserve"/>
       </w:r>
       <w:r>
         <w:rPr>
@@ -4277,7 +4277,7 @@
           <w:rFonts w:ascii="Arial Narrow" w:hAnsi="Arial Narrow"/>
           <w:color w:val="000000"/>
         </w:rPr>
-        <w:t xml:space="preserve"> del Texto Único Ordenado de la Ley del Procedimiento Administrativo General, aprobado mediante Decreto Supremo 006-2026-JUS, bajo apercibimiento de rehacer el acto de notificación y notificarle conforme al numeral 1 del artículo 20</w:t>
+        <w:t xml:space="preserve"/>
       </w:r>
       <w:r>
         <w:rPr>
@@ -4294,7 +4294,7 @@
           <w:rFonts w:ascii="Arial Narrow" w:hAnsi="Arial Narrow"/>
           <w:color w:val="000000"/>
         </w:rPr>
-        <w:t xml:space="preserve"> del citado cuerpo </w:t>
+        <w:t xml:space="preserve"/>
       </w:r>
       <w:bookmarkStart w:id="20" w:name="_Hlk214964186"/>
       <w:r>
@@ -4302,7 +4302,7 @@
           <w:rFonts w:ascii="Arial Narrow" w:hAnsi="Arial Narrow"/>
           <w:color w:val="000000"/>
         </w:rPr>
-        <w:t>normativo</w:t>
+        <w:t/>
       </w:r>
       <w:r>
         <w:rPr>
@@ -4315,7 +4315,7 @@
         <w:rPr>
           <w:rFonts w:ascii="Arial Narrow" w:hAnsi="Arial Narrow" w:cs="Arial"/>
         </w:rPr>
-        <w:t>.</w:t>
+        <w:t/>
       </w:r>
     </w:p>
     <w:p>

--- a/plantillas_maestras/02_seguro_vida/negativa_cobertura/2_o_mas_ddos_varios/varon/TPL_3438_2025_SEGURO_VIDA_NEGATIVA_COBERTURA_ASEGURADORA_VARON_R2.docx
+++ b/plantillas_maestras/02_seguro_vida/negativa_cobertura/2_o_mas_ddos_varios/varon/TPL_3438_2025_SEGURO_VIDA_NEGATIVA_COBERTURA_ASEGURADORA_VARON_R2.docx
@@ -705,7 +705,7 @@
           <w:lang w:eastAsia="es-ES"/>
           <w14:ligatures w14:val="none"/>
         </w:rPr>
-        <w:t xml:space="preserve">El 30 de mayo de 2008, la señora [APELLIDO] Pilar [APELLIDO] Farfán (en adelante, señora [APELLIDO]) adquirió el Seguro de Protección familiar– Póliza V-0369578 (en adelante, “Seguro de Protección familiar”) emitido por Rímac. El método de pago se ejecutó mediante el descuento automático mensual de las remuneraciones percibidas parte de su empleadora, y se le designó como beneficiario en una proporción de 70% de la cobertura.</w:t>
+        <w:t xml:space="preserve">El 30 de mayo de 2008, la señora [APELLIDO] [APELLIDO] Farfán (en adelante, señora [APELLIDO]) adquirió el Seguro de Protección familiar– Póliza V-0369578 (en adelante, “Seguro de Protección familiar”) emitido por Rímac. El método de pago se ejecutó mediante el descuento automático mensual de las remuneraciones percibidas parte de su empleadora, y se le designó como beneficiario en una proporción de 70% de la cobertura.</w:t>
       </w:r>
       <w:r>
         <w:rPr>
@@ -2101,7 +2101,7 @@
           <w:lang w:eastAsia="es-PE"/>
           <w14:ligatures w14:val="none"/>
         </w:rPr>
-        <w:t xml:space="preserve">La Secretaría Técnica de la Comisión de Protección al Consumidor 1 (en adelante, la Secretaría Técnica), en ejercicio de sus facultades, considera que el hecho denunciado, consistente en que la compañía aseguradora habría resuelto de manera unilateral e injustificada la Póliza V-0369578 del Seguro de Protección familiar alegando una supuesta falta de pago de primas, pese a que se descontaban de la planilla de pagos de la señora [APELLIDO] Pilar [APELLIDO] Farfán, generando que el denunciante no obtenga la cobertura del seguro en calidad de beneficiario del 70%; involucraría una presunta afectación a sus expectativas, quien no habría encontrado una correspondencia entre lo que esperaba recibir de parte del proveedor y lo que realmente recibió. Por consiguiente, corresponde calificar el hecho materia de denuncia como una presunta infracción al deber de idoneidad, tipificado en los artículos 18 y 19 del Código.</w:t>
+        <w:t xml:space="preserve">La Secretaría Técnica de la Comisión de Protección al Consumidor 1 (en adelante, la Secretaría Técnica), en ejercicio de sus facultades, considera que el hecho denunciado, consistente en que la compañía aseguradora habría resuelto de manera unilateral e injustificada la Póliza V-0369578 del Seguro de Protección familiar alegando una supuesta falta de pago de primas, pese a que se descontaban de la planilla de pagos de la señora [APELLIDO] [APELLIDO] Farfán, generando que el denunciante no obtenga la cobertura del seguro en calidad de beneficiario del 70%; involucraría una presunta afectación a sus expectativas, quien no habría encontrado una correspondencia entre lo que esperaba recibir de parte del proveedor y lo que realmente recibió. Por consiguiente, corresponde calificar el hecho materia de denuncia como una presunta infracción al deber de idoneidad, tipificado en los artículos 18 y 19 del Código.</w:t>
       </w:r>
       <w:bookmarkEnd w:id="3"/>
       <w:bookmarkEnd w:id="4"/>
@@ -2610,7 +2610,7 @@
           <w:lang w:eastAsia="es-PE"/>
           <w14:ligatures w14:val="none"/>
         </w:rPr>
-        <w:t xml:space="preserve">PRIMERO: admitir a trámite la denuncia del 28 de diciembre de 2025, subsanada mediante escrito del 2 de febrero de 2026, interpuesta por el señor [APELLIDO] [APELLIDO] contra Rímac Seguros y Reaseguros S.A., por la presunta infracción a los artículos 18 y 19 de la Ley 29571, Código de Protección y Defensa del Consumidor, en tanto la compañía aseguradora habría resuelto de manera unilateral e injustificada la Póliza V-0369578 del Seguro de Protección familiar alegando una supuesta falta de pago de primas, pese a que se descontaban de la planilla de pagos de la señora [APELLIDO] Pilar [APELLIDO] Farfán, generando que el denunciante no obtenga la cobertura del seguro en calidad de beneficiario del 70%.</w:t>
+        <w:t xml:space="preserve">PRIMERO: admitir a trámite la denuncia del 28 de diciembre de 2025, subsanada mediante escrito del 2 de febrero de 2026, interpuesta por el señor [APELLIDO] [APELLIDO] contra Rímac Seguros y Reaseguros S.A., por la presunta infracción a los artículos 18 y 19 de la Ley 29571, Código de Protección y Defensa del Consumidor, en tanto la compañía aseguradora habría resuelto de manera unilateral e injustificada la Póliza V-0369578 del Seguro de Protección familiar alegando una supuesta falta de pago de primas, pese a que se descontaban de la planilla de pagos de la señora [APELLIDO] [APELLIDO] Farfán, generando que el denunciante no obtenga la cobertura del seguro en calidad de beneficiario del 70%.</w:t>
       </w:r>
       <w:r>
         <w:rPr>

--- a/plantillas_maestras/02_seguro_vida/negativa_cobertura/2_o_mas_ddos_varios/varon/TPL_3438_2025_SEGURO_VIDA_NEGATIVA_COBERTURA_ASEGURADORA_VARON_R2.docx
+++ b/plantillas_maestras/02_seguro_vida/negativa_cobertura/2_o_mas_ddos_varios/varon/TPL_3438_2025_SEGURO_VIDA_NEGATIVA_COBERTURA_ASEGURADORA_VARON_R2.docx
@@ -632,6 +632,7 @@
       </w:r>
       <w:r>
         <w:rPr>
+          <w:rStyle w:val="Refdenotaalpie"/>
           <w:rFonts w:ascii="Arial Narrow" w:eastAsia="Times New Roman" w:hAnsi="Arial Narrow" w:cs="Times New Roman"/>
           <w:color w:val="000000"/>
           <w:kern w:val="0"/>
@@ -2108,6 +2109,7 @@
       <w:bookmarkEnd w:id="5"/>
       <w:r>
         <w:rPr>
+          <w:rStyle w:val="Refdenotaalpie"/>
           <w:rFonts w:ascii="Arial Narrow" w:eastAsia="Arial Narrow" w:hAnsi="Arial Narrow" w:cs="Arial Narrow"/>
           <w:kern w:val="0"/>
           <w:vertAlign w:val="superscript"/>
@@ -2214,6 +2216,7 @@
       <w:bookmarkEnd w:id="7"/>
       <w:r>
         <w:rPr>
+          <w:rStyle w:val="Refdenotaalpie"/>
           <w:rFonts w:ascii="Arial Narrow" w:eastAsia="Arial Narrow" w:hAnsi="Arial Narrow" w:cs="Arial"/>
           <w:kern w:val="0"/>
           <w:vertAlign w:val="superscript"/>
@@ -2289,6 +2292,7 @@
       </w:r>
       <w:r>
         <w:rPr>
+          <w:rStyle w:val="Refdenotaalpie"/>
           <w:rFonts w:ascii="Arial Narrow" w:eastAsia="Arial Narrow" w:hAnsi="Arial Narrow" w:cs="Arial Narrow"/>
           <w:kern w:val="0"/>
           <w:vertAlign w:val="superscript"/>
@@ -3162,6 +3166,7 @@
       </w:r>
       <w:r>
         <w:rPr>
+          <w:rStyle w:val="Refdenotaalpie"/>
           <w:rFonts w:ascii="Arial Narrow" w:eastAsia="Calibri" w:hAnsi="Arial Narrow" w:cs="Arial"/>
           <w:kern w:val="0"/>
           <w:vertAlign w:val="superscript"/>
@@ -3206,6 +3211,7 @@
       </w:r>
       <w:r>
         <w:rPr>
+          <w:rStyle w:val="Refdenotaalpie"/>
           <w:rFonts w:ascii="Arial Narrow" w:eastAsia="Calibri" w:hAnsi="Arial Narrow" w:cs="Arial"/>
           <w:spacing w:val="-2"/>
           <w:kern w:val="0"/>
@@ -3633,6 +3639,7 @@
       </w:r>
       <w:r>
         <w:rPr>
+          <w:rStyle w:val="Refdenotaalpie"/>
           <w:rFonts w:ascii="Arial Narrow" w:eastAsia="Arial Narrow" w:hAnsi="Arial Narrow" w:cs="Times New Roman"/>
           <w:color w:val="000000"/>
           <w:kern w:val="0"/>
@@ -3714,6 +3721,7 @@
       </w:r>
       <w:r>
         <w:rPr>
+          <w:rStyle w:val="Refdenotaalpie"/>
           <w:rFonts w:ascii="Arial Narrow" w:eastAsia="Arial Narrow" w:hAnsi="Arial Narrow" w:cs="Times New Roman"/>
           <w:color w:val="000000"/>
           <w:kern w:val="0"/>
@@ -3767,6 +3775,7 @@
       </w:r>
       <w:r>
         <w:rPr>
+          <w:rStyle w:val="Refdenotaalpie"/>
           <w:rFonts w:ascii="Arial Narrow" w:eastAsia="Arial Narrow" w:hAnsi="Arial Narrow" w:cs="Times New Roman"/>
           <w:color w:val="000000"/>
           <w:kern w:val="0"/>
@@ -3930,6 +3939,7 @@
       </w:r>
       <w:r>
         <w:rPr>
+          <w:rStyle w:val="Refdenotaalpie"/>
           <w:rFonts w:ascii="Arial Narrow" w:eastAsia="Calibri" w:hAnsi="Arial Narrow" w:cs="Arial"/>
           <w:kern w:val="0"/>
           <w:vertAlign w:val="superscript"/>
@@ -4306,6 +4316,7 @@
       </w:r>
       <w:r>
         <w:rPr>
+          <w:rStyle w:val="Refdenotaalpie"/>
           <w:rFonts w:ascii="Arial Narrow" w:hAnsi="Arial Narrow"/>
           <w:vertAlign w:val="superscript"/>
         </w:rPr>
@@ -4588,14 +4599,14 @@
         <w:tab w:val="right" w:pos="8838"/>
       </w:tabs>
       <w:rPr>
-        <w:rFonts w:ascii="Arial" w:eastAsia="Arial" w:hAnsi="Arial" w:cs="Arial"/>
+        <w:rFonts w:ascii="Arial Narrow" w:eastAsia="Arial" w:hAnsi="Arial Narrow" w:cs="Arial"/>
         <w:sz w:val="16"/>
         <w:szCs w:val="16"/>
       </w:rPr>
     </w:pPr>
     <w:r>
       <w:rPr>
-        <w:rFonts w:ascii="Arial" w:eastAsia="Arial" w:hAnsi="Arial" w:cs="Arial"/>
+        <w:rFonts w:ascii="Arial Narrow" w:eastAsia="Arial" w:hAnsi="Arial Narrow" w:cs="Arial"/>
         <w:sz w:val="16"/>
         <w:szCs w:val="16"/>
       </w:rPr>
@@ -4609,7 +4620,7 @@
     </w:pPr>
     <w:r>
       <w:rPr>
-        <w:rFonts w:ascii="Arial" w:eastAsia="Arial" w:hAnsi="Arial" w:cs="Arial"/>
+        <w:rFonts w:ascii="Arial Narrow" w:eastAsia="Arial" w:hAnsi="Arial Narrow" w:cs="Arial"/>
         <w:sz w:val="16"/>
         <w:szCs w:val="16"/>
       </w:rPr>
@@ -4617,7 +4628,7 @@
     </w:r>
     <w:r>
       <w:rPr>
-        <w:rFonts w:ascii="Arial" w:eastAsia="Arial" w:hAnsi="Arial" w:cs="Arial"/>
+        <w:rFonts w:ascii="Arial Narrow" w:eastAsia="Arial" w:hAnsi="Arial Narrow" w:cs="Arial"/>
         <w:sz w:val="16"/>
         <w:szCs w:val="16"/>
       </w:rPr>
@@ -4625,7 +4636,7 @@
     </w:r>
     <w:r>
       <w:rPr>
-        <w:rFonts w:ascii="Arial" w:eastAsia="Arial" w:hAnsi="Arial" w:cs="Arial"/>
+        <w:rFonts w:ascii="Arial Narrow" w:eastAsia="Arial" w:hAnsi="Arial Narrow" w:cs="Arial"/>
         <w:sz w:val="16"/>
         <w:szCs w:val="16"/>
       </w:rPr>
@@ -4633,7 +4644,7 @@
     </w:r>
     <w:r>
       <w:rPr>
-        <w:rFonts w:ascii="Arial" w:eastAsia="Arial" w:hAnsi="Arial" w:cs="Arial"/>
+        <w:rFonts w:ascii="Arial Narrow" w:eastAsia="Arial" w:hAnsi="Arial Narrow" w:cs="Arial"/>
         <w:sz w:val="16"/>
         <w:szCs w:val="16"/>
       </w:rPr>
@@ -4641,7 +4652,7 @@
     </w:r>
     <w:r>
       <w:rPr>
-        <w:rFonts w:ascii="Arial" w:eastAsia="Arial" w:hAnsi="Arial" w:cs="Arial"/>
+        <w:rFonts w:ascii="Arial Narrow" w:eastAsia="Arial" w:hAnsi="Arial Narrow" w:cs="Arial"/>
         <w:sz w:val="16"/>
         <w:szCs w:val="16"/>
       </w:rPr>
@@ -4699,8 +4710,9 @@
         <w:rPr>
           <w:rStyle w:val="Refdenotaalpie"/>
           <w:rFonts w:ascii="Arial Narrow" w:hAnsi="Arial Narrow" w:cs="Arial"/>
-          <w:sz w:val="14"/>
-          <w:szCs w:val="14"/>
+          <w:sz w:val="16"/>
+          <w:szCs w:val="14"/>
+          <w:vertAlign w:val="superscript"/>
         </w:rPr>
         <w:footnoteRef/>
       </w:r>
@@ -4773,8 +4785,9 @@
         <w:rPr>
           <w:rStyle w:val="Refdenotaalpie"/>
           <w:rFonts w:ascii="Arial Narrow" w:hAnsi="Arial Narrow" w:cs="Arial"/>
-          <w:sz w:val="14"/>
-          <w:szCs w:val="14"/>
+          <w:sz w:val="16"/>
+          <w:szCs w:val="14"/>
+          <w:vertAlign w:val="superscript"/>
         </w:rPr>
         <w:footnoteRef/>
       </w:r>
@@ -5026,8 +5039,9 @@
         <w:rPr>
           <w:rStyle w:val="Refdenotaalpie"/>
           <w:rFonts w:ascii="Arial Narrow" w:hAnsi="Arial Narrow"/>
-          <w:sz w:val="14"/>
-          <w:szCs w:val="14"/>
+          <w:sz w:val="16"/>
+          <w:szCs w:val="14"/>
+          <w:vertAlign w:val="superscript"/>
         </w:rPr>
         <w:footnoteRef/>
       </w:r>
@@ -5207,8 +5221,9 @@
         <w:rPr>
           <w:rStyle w:val="Refdenotaalpie"/>
           <w:rFonts w:ascii="Arial Narrow" w:hAnsi="Arial Narrow" w:cs="Arial"/>
-          <w:sz w:val="14"/>
-          <w:szCs w:val="14"/>
+          <w:sz w:val="16"/>
+          <w:szCs w:val="14"/>
+          <w:vertAlign w:val="superscript"/>
         </w:rPr>
         <w:footnoteRef/>
       </w:r>
@@ -5374,8 +5389,9 @@
         <w:rPr>
           <w:rStyle w:val="Refdenotaalpie"/>
           <w:rFonts w:ascii="Arial Narrow" w:hAnsi="Arial Narrow" w:cs="Arial"/>
-          <w:sz w:val="14"/>
-          <w:szCs w:val="14"/>
+          <w:sz w:val="16"/>
+          <w:szCs w:val="14"/>
+          <w:vertAlign w:val="superscript"/>
         </w:rPr>
         <w:footnoteRef/>
       </w:r>
@@ -5426,8 +5442,9 @@
         <w:rPr>
           <w:rStyle w:val="Refdenotaalpie"/>
           <w:rFonts w:ascii="Arial Narrow" w:hAnsi="Arial Narrow" w:cs="Arial"/>
-          <w:sz w:val="14"/>
-          <w:szCs w:val="14"/>
+          <w:sz w:val="16"/>
+          <w:szCs w:val="14"/>
+          <w:vertAlign w:val="superscript"/>
         </w:rPr>
         <w:footnoteRef/>
       </w:r>
@@ -5615,9 +5632,9 @@
       </w:pPr>
       <w:r>
         <w:rPr>
-          <w:rStyle w:val="TextonotapieCar"/>
+          <w:rStyle w:val="Refdenotaalpie"/>
           <w:rFonts w:ascii="Arial Narrow" w:hAnsi="Arial Narrow" w:cs="Arial"/>
-          <w:sz w:val="14"/>
+          <w:sz w:val="16"/>
           <w:szCs w:val="14"/>
           <w:vertAlign w:val="superscript"/>
         </w:rPr>
@@ -5829,8 +5846,9 @@
         <w:rPr>
           <w:rStyle w:val="Refdenotaalpie"/>
           <w:rFonts w:ascii="Arial Narrow" w:hAnsi="Arial Narrow" w:cs="Arial"/>
-          <w:sz w:val="14"/>
-          <w:szCs w:val="14"/>
+          <w:sz w:val="16"/>
+          <w:szCs w:val="14"/>
+          <w:vertAlign w:val="superscript"/>
         </w:rPr>
         <w:footnoteRef/>
       </w:r>
@@ -6574,8 +6592,9 @@
         <w:rPr>
           <w:rStyle w:val="Refdenotaalpie"/>
           <w:rFonts w:ascii="Arial Narrow" w:hAnsi="Arial Narrow" w:cs="Arial"/>
-          <w:sz w:val="14"/>
-          <w:szCs w:val="14"/>
+          <w:sz w:val="16"/>
+          <w:szCs w:val="14"/>
+          <w:vertAlign w:val="superscript"/>
         </w:rPr>
         <w:footnoteRef/>
       </w:r>
@@ -6776,8 +6795,9 @@
           <w:rFonts w:ascii="Arial Narrow" w:hAnsi="Arial Narrow" w:cs="Arial"/>
           <w:b/>
           <w:bCs/>
-          <w:sz w:val="14"/>
-          <w:szCs w:val="14"/>
+          <w:sz w:val="16"/>
+          <w:szCs w:val="14"/>
+          <w:vertAlign w:val="superscript"/>
         </w:rPr>
         <w:footnoteRef/>
       </w:r>
@@ -6865,8 +6885,9 @@
         <w:rPr>
           <w:rStyle w:val="Refdenotaalpie"/>
           <w:rFonts w:ascii="Arial Narrow" w:hAnsi="Arial Narrow" w:cs="Arial"/>
-          <w:sz w:val="14"/>
-          <w:szCs w:val="14"/>
+          <w:sz w:val="16"/>
+          <w:szCs w:val="14"/>
+          <w:vertAlign w:val="superscript"/>
         </w:rPr>
         <w:footnoteRef/>
       </w:r>
@@ -9374,6 +9395,17 @@
       <w:shd w:val="clear" w:color="auto" w:fill="E1DFDD"/>
     </w:rPr>
   </w:style>
+  <w:style w:type="character" w:styleId="FootnoteReference">
+    <w:name w:val="footnote reference"/>
+    <w:basedOn w:val="Fuentedeprrafopredeter"/>
+    <w:uiPriority w:val="99"/>
+    <w:semiHidden/>
+    <w:unhideWhenUsed/>
+    <w:rPr>
+      <w:rFonts w:ascii="Arial Narrow" w:hAnsi="Arial Narrow"/>
+      <w:vertAlign w:val="superscript"/>
+    </w:rPr>
+  </w:style>
 </w:styles>
 </file>
 

--- a/plantillas_maestras/02_seguro_vida/negativa_cobertura/2_o_mas_ddos_varios/varon/TPL_3438_2025_SEGURO_VIDA_NEGATIVA_COBERTURA_ASEGURADORA_VARON_R2.docx
+++ b/plantillas_maestras/02_seguro_vida/negativa_cobertura/2_o_mas_ddos_varios/varon/TPL_3438_2025_SEGURO_VIDA_NEGATIVA_COBERTURA_ASEGURADORA_VARON_R2.docx
@@ -1,8 +1,8 @@
 
 <file path=word/document.xml><?xml version="1.0" encoding="utf-8"?>
-<w:document xmlns:wpc="http://schemas.microsoft.com/office/word/2010/wordprocessingCanvas" xmlns:cx="http://schemas.microsoft.com/office/drawing/2014/chartex" xmlns:cx1="http://schemas.microsoft.com/office/drawing/2015/9/8/chartex" xmlns:cx2="http://schemas.microsoft.com/office/drawing/2015/10/21/chartex" xmlns:cx3="http://schemas.microsoft.com/office/drawing/2016/5/9/chartex" xmlns:cx4="http://schemas.microsoft.com/office/drawing/2016/5/10/chartex" xmlns:cx5="http://schemas.microsoft.com/office/drawing/2016/5/11/chartex" xmlns:cx6="http://schemas.microsoft.com/office/drawing/2016/5/12/chartex" xmlns:cx7="http://schemas.microsoft.com/office/drawing/2016/5/13/chartex" xmlns:cx8="http://schemas.microsoft.com/office/drawing/2016/5/14/chartex" xmlns:mc="http://schemas.openxmlformats.org/markup-compatibility/2006" xmlns:aink="http://schemas.microsoft.com/office/drawing/2016/ink" xmlns:am3d="http://schemas.microsoft.com/office/drawing/2017/model3d" xmlns:o="urn:schemas-microsoft-com:office:office" xmlns:oel="http://schemas.microsoft.com/office/2019/extlst" xmlns:r="http://schemas.openxmlformats.org/officeDocument/2006/relationships" xmlns:m="http://schemas.openxmlformats.org/officeDocument/2006/math" xmlns:v="urn:schemas-microsoft-com:vml" xmlns:wp14="http://schemas.microsoft.com/office/word/2010/wordprocessingDrawing" xmlns:wp="http://schemas.openxmlformats.org/drawingml/2006/wordprocessingDrawing" xmlns:w10="urn:schemas-microsoft-com:office:word" xmlns:w="http://schemas.openxmlformats.org/wordprocessingml/2006/main" xmlns:w14="http://schemas.microsoft.com/office/word/2010/wordml" xmlns:w15="http://schemas.microsoft.com/office/word/2012/wordml" xmlns:w16cex="http://schemas.microsoft.com/office/word/2018/wordml/cex" xmlns:w16cid="http://schemas.microsoft.com/office/word/2016/wordml/cid" xmlns:w16="http://schemas.microsoft.com/office/word/2018/wordml" xmlns:w16du="http://schemas.microsoft.com/office/word/2023/wordml/word16du" xmlns:w16sdtdh="http://schemas.microsoft.com/office/word/2020/wordml/sdtdatahash" xmlns:w16sdtfl="http://schemas.microsoft.com/office/word/2024/wordml/sdtformatlock" xmlns:w16se="http://schemas.microsoft.com/office/word/2015/wordml/symex" xmlns:wpg="http://schemas.microsoft.com/office/word/2010/wordprocessingGroup" xmlns:wpi="http://schemas.microsoft.com/office/word/2010/wordprocessingInk" xmlns:wne="http://schemas.microsoft.com/office/word/2006/wordml" xmlns:wps="http://schemas.microsoft.com/office/word/2010/wordprocessingShape" mc:Ignorable="w14 w15 w16se w16cid w16 w16cex w16sdtdh w16sdtfl w16du wp14">
+<w:document xmlns:ns1="http://schemas.openxmlformats.org/markup-compatibility/2006" xmlns:ns2="http://schemas.microsoft.com/office/word/2010/wordml" xmlns:ns3="http://schemas.openxmlformats.org/officeDocument/2006/relationships" xmlns:w="http://schemas.openxmlformats.org/wordprocessingml/2006/main" ns1:Ignorable="w14 w15 w16se w16cid w16 w16cex w16sdtdh w16sdtfl w16du wp14">
   <w:body>
-    <w:p>
+    <w:p ns2:paraId="1B509B2D" ns2:textId="58976B11">
       <w:pPr>
         <w:tabs>
           <w:tab w:val="left" w:pos="1701"/>
@@ -14,7 +14,7 @@
           <w:color w:val="000000"/>
           <w:kern w:val="0"/>
           <w:lang w:eastAsia="es-PE"/>
-          <w14:ligatures w14:val="none"/>
+          <ns2:ligatures ns2:val="none"/>
         </w:rPr>
       </w:pPr>
       <w:bookmarkStart w:id="0" w:name="_Hlk80343540"/>
@@ -25,7 +25,7 @@
           <w:color w:val="000000"/>
           <w:kern w:val="0"/>
           <w:lang w:eastAsia="es-PE"/>
-          <w14:ligatures w14:val="none"/>
+          <ns2:ligatures ns2:val="none"/>
         </w:rPr>
         <w:t xml:space="preserve">EXPEDIENTE </w:t>
       </w:r>
@@ -36,7 +36,7 @@
           <w:color w:val="000000"/>
           <w:kern w:val="0"/>
           <w:lang w:eastAsia="es-PE"/>
-          <w14:ligatures w14:val="none"/>
+          <ns2:ligatures ns2:val="none"/>
         </w:rPr>
         <w:tab/>
         <w:t>:</w:t>
@@ -48,7 +48,7 @@
           <w:color w:val="000000"/>
           <w:kern w:val="0"/>
           <w:lang w:eastAsia="es-PE"/>
-          <w14:ligatures w14:val="none"/>
+          <ns2:ligatures ns2:val="none"/>
         </w:rPr>
         <w:tab/>
       </w:r>
@@ -61,12 +61,12 @@
           <w:kern w:val="0"/>
           <w:shd w:val="clear" w:color="auto" w:fill="FFFFFF"/>
           <w:lang w:eastAsia="es-PE"/>
-          <w14:ligatures w14:val="none"/>
+          <ns2:ligatures ns2:val="none"/>
         </w:rPr>
         <w:t>3438-2025/CC1</w:t>
       </w:r>
     </w:p>
-    <w:p>
+    <w:p ns2:paraId="7E5DC22B" ns2:textId="0072173C">
       <w:pPr>
         <w:tabs>
           <w:tab w:val="left" w:pos="1701"/>
@@ -81,17 +81,17 @@
           <w:color w:val="000000"/>
           <w:kern w:val="0"/>
           <w:lang w:eastAsia="es-PE"/>
-          <w14:ligatures w14:val="none"/>
-        </w:rPr>
-      </w:pPr>
-      <w:r>
-        <w:rPr>
-          <w:rFonts w:ascii="Arial Narrow" w:eastAsia="Arial Narrow" w:hAnsi="Arial Narrow" w:cs="Arial Narrow"/>
-          <w:b/>
-          <w:color w:val="000000"/>
-          <w:kern w:val="0"/>
-          <w:lang w:eastAsia="es-PE"/>
-          <w14:ligatures w14:val="none"/>
+          <ns2:ligatures ns2:val="none"/>
+        </w:rPr>
+      </w:pPr>
+      <w:r>
+        <w:rPr>
+          <w:rFonts w:ascii="Arial Narrow" w:eastAsia="Arial Narrow" w:hAnsi="Arial Narrow" w:cs="Arial Narrow"/>
+          <w:b/>
+          <w:color w:val="000000"/>
+          <w:kern w:val="0"/>
+          <w:lang w:eastAsia="es-PE"/>
+          <ns2:ligatures ns2:val="none"/>
         </w:rPr>
         <w:t xml:space="preserve">DENUNCIANTE:[DENUNCIANTE] (SEÑOR [APELLIDO])</w:t>
       </w:r>
@@ -102,7 +102,7 @@
           <w:color w:val="000000"/>
           <w:kern w:val="0"/>
           <w:lang w:eastAsia="es-PE"/>
-          <w14:ligatures w14:val="none"/>
+          <ns2:ligatures ns2:val="none"/>
         </w:rPr>
         <w:tab/>
         <w:t/>
@@ -114,7 +114,7 @@
           <w:color w:val="000000"/>
           <w:kern w:val="0"/>
           <w:lang w:eastAsia="es-PE"/>
-          <w14:ligatures w14:val="none"/>
+          <ns2:ligatures ns2:val="none"/>
         </w:rPr>
         <w:tab/>
       </w:r>
@@ -125,7 +125,7 @@
           <w:color w:val="000000"/>
           <w:kern w:val="0"/>
           <w:lang w:eastAsia="es-PE"/>
-          <w14:ligatures w14:val="none"/>
+          <ns2:ligatures ns2:val="none"/>
         </w:rPr>
         <w:t xml:space="preserve"/>
       </w:r>
@@ -136,7 +136,7 @@
           <w:color w:val="000000"/>
           <w:kern w:val="0"/>
           <w:lang w:eastAsia="es-PE"/>
-          <w14:ligatures w14:val="none"/>
+          <ns2:ligatures ns2:val="none"/>
         </w:rPr>
         <w:t xml:space="preserve"/>
       </w:r>
@@ -147,7 +147,7 @@
           <w:color w:val="000000"/>
           <w:kern w:val="0"/>
           <w:lang w:eastAsia="es-PE"/>
-          <w14:ligatures w14:val="none"/>
+          <ns2:ligatures ns2:val="none"/>
         </w:rPr>
         <w:t/>
       </w:r>
@@ -158,12 +158,12 @@
           <w:color w:val="000000"/>
           <w:kern w:val="0"/>
           <w:lang w:eastAsia="es-PE"/>
-          <w14:ligatures w14:val="none"/>
+          <ns2:ligatures ns2:val="none"/>
         </w:rPr>
         <w:t/>
       </w:r>
     </w:p>
-    <w:p>
+    <w:p ns2:paraId="6DEEEDFE" ns2:textId="77777777">
       <w:pPr>
         <w:tabs>
           <w:tab w:val="left" w:pos="1701"/>
@@ -178,17 +178,17 @@
           <w:color w:val="000000"/>
           <w:kern w:val="0"/>
           <w:lang w:eastAsia="es-PE"/>
-          <w14:ligatures w14:val="none"/>
-        </w:rPr>
-      </w:pPr>
-      <w:r>
-        <w:rPr>
-          <w:rFonts w:ascii="Arial Narrow" w:eastAsia="Arial Narrow" w:hAnsi="Arial Narrow" w:cs="Arial Narrow"/>
-          <w:b/>
-          <w:color w:val="000000"/>
-          <w:kern w:val="0"/>
-          <w:lang w:eastAsia="es-PE"/>
-          <w14:ligatures w14:val="none"/>
+          <ns2:ligatures ns2:val="none"/>
+        </w:rPr>
+      </w:pPr>
+      <w:r>
+        <w:rPr>
+          <w:rFonts w:ascii="Arial Narrow" w:eastAsia="Arial Narrow" w:hAnsi="Arial Narrow" w:cs="Arial Narrow"/>
+          <w:b/>
+          <w:color w:val="000000"/>
+          <w:kern w:val="0"/>
+          <w:lang w:eastAsia="es-PE"/>
+          <ns2:ligatures ns2:val="none"/>
         </w:rPr>
         <w:t>DENUNCIADO</w:t>
       </w:r>
@@ -199,7 +199,7 @@
           <w:color w:val="000000"/>
           <w:kern w:val="0"/>
           <w:lang w:eastAsia="es-PE"/>
-          <w14:ligatures w14:val="none"/>
+          <ns2:ligatures ns2:val="none"/>
         </w:rPr>
         <w:tab/>
       </w:r>
@@ -210,7 +210,7 @@
           <w:color w:val="000000"/>
           <w:kern w:val="0"/>
           <w:lang w:eastAsia="es-PE"/>
-          <w14:ligatures w14:val="none"/>
+          <ns2:ligatures ns2:val="none"/>
         </w:rPr>
         <w:t>:</w:t>
       </w:r>
@@ -221,13 +221,13 @@
           <w:color w:val="000000"/>
           <w:kern w:val="0"/>
           <w:lang w:eastAsia="es-PE"/>
-          <w14:ligatures w14:val="none"/>
+          <ns2:ligatures ns2:val="none"/>
         </w:rPr>
         <w:tab/>
         <w:t>RÍMAC SEGUROS Y REASEGUROS S.A. (RÍMAC)</w:t>
       </w:r>
     </w:p>
-    <w:p>
+    <w:p ns2:paraId="022D2B94" ns2:textId="77777777">
       <w:pPr>
         <w:tabs>
           <w:tab w:val="left" w:pos="1701"/>
@@ -242,17 +242,17 @@
           <w:color w:val="000000"/>
           <w:kern w:val="0"/>
           <w:lang w:eastAsia="es-PE"/>
-          <w14:ligatures w14:val="none"/>
-        </w:rPr>
-      </w:pPr>
-      <w:r>
-        <w:rPr>
-          <w:rFonts w:ascii="Arial Narrow" w:eastAsia="Arial Narrow" w:hAnsi="Arial Narrow" w:cs="Arial Narrow"/>
-          <w:b/>
-          <w:color w:val="000000"/>
-          <w:kern w:val="0"/>
-          <w:lang w:eastAsia="es-PE"/>
-          <w14:ligatures w14:val="none"/>
+          <ns2:ligatures ns2:val="none"/>
+        </w:rPr>
+      </w:pPr>
+      <w:r>
+        <w:rPr>
+          <w:rFonts w:ascii="Arial Narrow" w:eastAsia="Arial Narrow" w:hAnsi="Arial Narrow" w:cs="Arial Narrow"/>
+          <w:b/>
+          <w:color w:val="000000"/>
+          <w:kern w:val="0"/>
+          <w:lang w:eastAsia="es-PE"/>
+          <ns2:ligatures ns2:val="none"/>
         </w:rPr>
         <w:t>MATERIAS</w:t>
       </w:r>
@@ -263,7 +263,7 @@
           <w:color w:val="000000"/>
           <w:kern w:val="0"/>
           <w:lang w:eastAsia="es-PE"/>
-          <w14:ligatures w14:val="none"/>
+          <ns2:ligatures ns2:val="none"/>
         </w:rPr>
         <w:tab/>
         <w:t xml:space="preserve">: </w:t>
@@ -275,13 +275,13 @@
           <w:color w:val="000000"/>
           <w:kern w:val="0"/>
           <w:lang w:eastAsia="es-PE"/>
-          <w14:ligatures w14:val="none"/>
+          <ns2:ligatures ns2:val="none"/>
         </w:rPr>
         <w:tab/>
         <w:t>ADMISIÓN A TRÁMITE</w:t>
       </w:r>
     </w:p>
-    <w:p>
+    <w:p ns2:paraId="19ED7B73" ns2:textId="77777777">
       <w:pPr>
         <w:tabs>
           <w:tab w:val="left" w:pos="1701"/>
@@ -296,22 +296,22 @@
           <w:color w:val="000000"/>
           <w:kern w:val="0"/>
           <w:lang w:eastAsia="es-PE"/>
-          <w14:ligatures w14:val="none"/>
-        </w:rPr>
-      </w:pPr>
-      <w:r>
-        <w:rPr>
-          <w:rFonts w:ascii="Arial Narrow" w:eastAsia="Arial Narrow" w:hAnsi="Arial Narrow" w:cs="Arial Narrow"/>
-          <w:b/>
-          <w:color w:val="000000"/>
-          <w:kern w:val="0"/>
-          <w:lang w:eastAsia="es-PE"/>
-          <w14:ligatures w14:val="none"/>
+          <ns2:ligatures ns2:val="none"/>
+        </w:rPr>
+      </w:pPr>
+      <w:r>
+        <w:rPr>
+          <w:rFonts w:ascii="Arial Narrow" w:eastAsia="Arial Narrow" w:hAnsi="Arial Narrow" w:cs="Arial Narrow"/>
+          <w:b/>
+          <w:color w:val="000000"/>
+          <w:kern w:val="0"/>
+          <w:lang w:eastAsia="es-PE"/>
+          <ns2:ligatures ns2:val="none"/>
         </w:rPr>
         <w:t xml:space="preserve">REQUERIMIENTO DE INFORMACIÓN </w:t>
       </w:r>
     </w:p>
-    <w:p>
+    <w:p ns2:paraId="46A5A479" ns2:textId="77777777">
       <w:pPr>
         <w:tabs>
           <w:tab w:val="left" w:pos="1701"/>
@@ -325,17 +325,17 @@
           <w:color w:val="000000"/>
           <w:kern w:val="0"/>
           <w:lang w:eastAsia="es-PE"/>
-          <w14:ligatures w14:val="none"/>
-        </w:rPr>
-      </w:pPr>
-      <w:r>
-        <w:rPr>
-          <w:rFonts w:ascii="Arial Narrow" w:eastAsia="Arial Narrow" w:hAnsi="Arial Narrow" w:cs="Arial Narrow"/>
-          <w:b/>
-          <w:color w:val="000000"/>
-          <w:kern w:val="0"/>
-          <w:lang w:eastAsia="es-PE"/>
-          <w14:ligatures w14:val="none"/>
+          <ns2:ligatures ns2:val="none"/>
+        </w:rPr>
+      </w:pPr>
+      <w:r>
+        <w:rPr>
+          <w:rFonts w:ascii="Arial Narrow" w:eastAsia="Arial Narrow" w:hAnsi="Arial Narrow" w:cs="Arial Narrow"/>
+          <w:b/>
+          <w:color w:val="000000"/>
+          <w:kern w:val="0"/>
+          <w:lang w:eastAsia="es-PE"/>
+          <ns2:ligatures ns2:val="none"/>
         </w:rPr>
         <w:t xml:space="preserve">RESOLUCIÓN </w:t>
       </w:r>
@@ -346,7 +346,7 @@
           <w:color w:val="000000"/>
           <w:kern w:val="0"/>
           <w:lang w:eastAsia="es-PE"/>
-          <w14:ligatures w14:val="none"/>
+          <ns2:ligatures ns2:val="none"/>
         </w:rPr>
         <w:tab/>
         <w:t>:</w:t>
@@ -358,7 +358,7 @@
           <w:color w:val="000000"/>
           <w:kern w:val="0"/>
           <w:lang w:eastAsia="es-PE"/>
-          <w14:ligatures w14:val="none"/>
+          <ns2:ligatures ns2:val="none"/>
         </w:rPr>
         <w:tab/>
       </w:r>
@@ -369,12 +369,12 @@
           <w:color w:val="000000"/>
           <w:kern w:val="0"/>
           <w:lang w:eastAsia="es-PE"/>
-          <w14:ligatures w14:val="none"/>
+          <ns2:ligatures ns2:val="none"/>
         </w:rPr>
         <w:t>2</w:t>
       </w:r>
     </w:p>
-    <w:p>
+    <w:p ns2:paraId="5BA3A18D" ns2:textId="77777777">
       <w:pPr>
         <w:tabs>
           <w:tab w:val="left" w:pos="1014"/>
@@ -387,11 +387,11 @@
           <w:kern w:val="0"/>
           <w:shd w:val="clear" w:color="auto" w:fill="FFFFFF"/>
           <w:lang w:eastAsia="es-PE"/>
-          <w14:ligatures w14:val="none"/>
-        </w:rPr>
-      </w:pPr>
-    </w:p>
-    <w:p>
+          <ns2:ligatures ns2:val="none"/>
+        </w:rPr>
+      </w:pPr>
+    </w:p>
+    <w:p ns2:paraId="2F799822" ns2:textId="78911024">
       <w:pPr>
         <w:tabs>
           <w:tab w:val="left" w:pos="1014"/>
@@ -404,7 +404,7 @@
           <w:kern w:val="0"/>
           <w:shd w:val="clear" w:color="auto" w:fill="FFFFFF"/>
           <w:lang w:eastAsia="es-PE"/>
-          <w14:ligatures w14:val="none"/>
+          <ns2:ligatures ns2:val="none"/>
         </w:rPr>
       </w:pPr>
       <w:r>
@@ -414,7 +414,7 @@
           <w:kern w:val="0"/>
           <w:shd w:val="clear" w:color="auto" w:fill="FFFFFF"/>
           <w:lang w:eastAsia="es-PE"/>
-          <w14:ligatures w14:val="none"/>
+          <ns2:ligatures ns2:val="none"/>
         </w:rPr>
         <w:t xml:space="preserve">Lima, </w:t>
       </w:r>
@@ -425,7 +425,7 @@
           <w:kern w:val="0"/>
           <w:shd w:val="clear" w:color="auto" w:fill="FFFFFF"/>
           <w:lang w:eastAsia="es-PE"/>
-          <w14:ligatures w14:val="none"/>
+          <ns2:ligatures ns2:val="none"/>
         </w:rPr>
         <w:t>6</w:t>
       </w:r>
@@ -436,7 +436,7 @@
           <w:kern w:val="0"/>
           <w:shd w:val="clear" w:color="auto" w:fill="FFFFFF"/>
           <w:lang w:eastAsia="es-PE"/>
-          <w14:ligatures w14:val="none"/>
+          <ns2:ligatures ns2:val="none"/>
         </w:rPr>
         <w:t xml:space="preserve"> de </w:t>
       </w:r>
@@ -447,7 +447,7 @@
           <w:kern w:val="0"/>
           <w:shd w:val="clear" w:color="auto" w:fill="FFFFFF"/>
           <w:lang w:eastAsia="es-PE"/>
-          <w14:ligatures w14:val="none"/>
+          <ns2:ligatures ns2:val="none"/>
         </w:rPr>
         <w:t>febrero</w:t>
       </w:r>
@@ -458,12 +458,12 @@
           <w:kern w:val="0"/>
           <w:shd w:val="clear" w:color="auto" w:fill="FFFFFF"/>
           <w:lang w:eastAsia="es-PE"/>
-          <w14:ligatures w14:val="none"/>
+          <ns2:ligatures ns2:val="none"/>
         </w:rPr>
         <w:t xml:space="preserve"> de 2026</w:t>
       </w:r>
     </w:p>
-    <w:p>
+    <w:p ns2:paraId="66CE1821" ns2:textId="77777777">
       <w:pPr>
         <w:tabs>
           <w:tab w:val="left" w:pos="1014"/>
@@ -475,11 +475,11 @@
           <w:color w:val="000000"/>
           <w:kern w:val="0"/>
           <w:lang w:eastAsia="es-PE"/>
-          <w14:ligatures w14:val="none"/>
-        </w:rPr>
-      </w:pPr>
-    </w:p>
-    <w:p>
+          <ns2:ligatures ns2:val="none"/>
+        </w:rPr>
+      </w:pPr>
+    </w:p>
+    <w:p ns2:paraId="0B80AAA5" ns2:textId="77777777">
       <w:pPr>
         <w:numPr>
           <w:ilvl w:val="0"/>
@@ -493,22 +493,22 @@
           <w:color w:val="000000"/>
           <w:kern w:val="0"/>
           <w:lang w:eastAsia="es-PE"/>
-          <w14:ligatures w14:val="none"/>
-        </w:rPr>
-      </w:pPr>
-      <w:r>
-        <w:rPr>
-          <w:rFonts w:ascii="Arial Narrow" w:eastAsia="Arial Narrow" w:hAnsi="Arial Narrow" w:cs="Arial Narrow"/>
-          <w:b/>
-          <w:color w:val="000000"/>
-          <w:kern w:val="0"/>
-          <w:lang w:eastAsia="es-PE"/>
-          <w14:ligatures w14:val="none"/>
+          <ns2:ligatures ns2:val="none"/>
+        </w:rPr>
+      </w:pPr>
+      <w:r>
+        <w:rPr>
+          <w:rFonts w:ascii="Arial Narrow" w:eastAsia="Arial Narrow" w:hAnsi="Arial Narrow" w:cs="Arial Narrow"/>
+          <w:b/>
+          <w:color w:val="000000"/>
+          <w:kern w:val="0"/>
+          <w:lang w:eastAsia="es-PE"/>
+          <ns2:ligatures ns2:val="none"/>
         </w:rPr>
         <w:t xml:space="preserve">HECHOS </w:t>
       </w:r>
     </w:p>
-    <w:p>
+    <w:p ns2:paraId="621F2AB2" ns2:textId="77777777">
       <w:pPr>
         <w:spacing w:after="0" w:line="240" w:lineRule="auto"/>
         <w:jc w:val="both"/>
@@ -517,11 +517,11 @@
           <w:color w:val="000000"/>
           <w:kern w:val="0"/>
           <w:lang w:eastAsia="es-PE"/>
-          <w14:ligatures w14:val="none"/>
-        </w:rPr>
-      </w:pPr>
-    </w:p>
-    <w:p>
+          <ns2:ligatures ns2:val="none"/>
+        </w:rPr>
+      </w:pPr>
+    </w:p>
+    <w:p ns2:paraId="60B5D5B0" ns2:textId="1A628FAD">
       <w:pPr>
         <w:numPr>
           <w:ilvl w:val="1"/>
@@ -535,7 +535,7 @@
           <w:color w:val="000000"/>
           <w:kern w:val="0"/>
           <w:lang w:val="es-ES" w:eastAsia="es-ES"/>
-          <w14:ligatures w14:val="none"/>
+          <ns2:ligatures ns2:val="none"/>
         </w:rPr>
       </w:pPr>
       <w:r>
@@ -544,7 +544,7 @@
           <w:color w:val="000000"/>
           <w:kern w:val="0"/>
           <w:lang w:val="es-ES" w:eastAsia="es-ES"/>
-          <w14:ligatures w14:val="none"/>
+          <ns2:ligatures ns2:val="none"/>
         </w:rPr>
         <w:t xml:space="preserve">Mediante el escrito del 28 de diciembre de 2025, subsanada mediante escrito del 2 de febrero de 2026, el señor [APELLIDO] denunció a Rímac por presuntas infracciones a la Ley 29571, Código de Protección y Defensa del Consumidor (en adelante, Código), señalando lo siguiente:</w:t>
       </w:r>
@@ -554,7 +554,7 @@
           <w:color w:val="000000"/>
           <w:kern w:val="0"/>
           <w:lang w:val="es-ES" w:eastAsia="es-ES"/>
-          <w14:ligatures w14:val="none"/>
+          <ns2:ligatures ns2:val="none"/>
         </w:rPr>
         <w:t/>
       </w:r>
@@ -564,7 +564,7 @@
           <w:color w:val="000000"/>
           <w:kern w:val="0"/>
           <w:lang w:val="es-ES" w:eastAsia="es-ES"/>
-          <w14:ligatures w14:val="none"/>
+          <ns2:ligatures ns2:val="none"/>
         </w:rPr>
         <w:t xml:space="preserve"/>
       </w:r>
@@ -574,7 +574,7 @@
           <w:color w:val="000000"/>
           <w:kern w:val="0"/>
           <w:lang w:val="es-ES" w:eastAsia="es-ES"/>
-          <w14:ligatures w14:val="none"/>
+          <ns2:ligatures ns2:val="none"/>
         </w:rPr>
         <w:t/>
       </w:r>
@@ -582,7 +582,7 @@
         <w:rPr>
           <w:rFonts w:ascii="Arial Narrow" w:eastAsia="Calibri" w:hAnsi="Arial Narrow" w:cs="Arial"/>
           <w:kern w:val="0"/>
-          <w14:ligatures w14:val="none"/>
+          <ns2:ligatures ns2:val="none"/>
         </w:rPr>
         <w:t/>
       </w:r>
@@ -590,7 +590,7 @@
         <w:rPr>
           <w:rFonts w:ascii="Arial Narrow" w:eastAsia="Calibri" w:hAnsi="Arial Narrow" w:cs="Arial"/>
           <w:kern w:val="0"/>
-          <w14:ligatures w14:val="none"/>
+          <ns2:ligatures ns2:val="none"/>
         </w:rPr>
         <w:t xml:space="preserve"/>
       </w:r>
@@ -598,7 +598,7 @@
         <w:rPr>
           <w:rFonts w:ascii="Arial Narrow" w:eastAsia="Calibri" w:hAnsi="Arial Narrow" w:cs="Arial"/>
           <w:kern w:val="0"/>
-          <w14:ligatures w14:val="none"/>
+          <ns2:ligatures ns2:val="none"/>
         </w:rPr>
         <w:t xml:space="preserve"/>
       </w:r>
@@ -606,7 +606,7 @@
         <w:rPr>
           <w:rFonts w:ascii="Arial Narrow" w:eastAsia="Calibri" w:hAnsi="Arial Narrow" w:cs="Arial"/>
           <w:kern w:val="0"/>
-          <w14:ligatures w14:val="none"/>
+          <ns2:ligatures ns2:val="none"/>
         </w:rPr>
         <w:t/>
       </w:r>
@@ -616,7 +616,7 @@
           <w:color w:val="000000"/>
           <w:kern w:val="0"/>
           <w:lang w:val="es-ES" w:eastAsia="es-ES"/>
-          <w14:ligatures w14:val="none"/>
+          <ns2:ligatures ns2:val="none"/>
         </w:rPr>
         <w:t xml:space="preserve"/>
       </w:r>
@@ -626,7 +626,7 @@
           <w:color w:val="000000"/>
           <w:kern w:val="0"/>
           <w:lang w:val="es-ES" w:eastAsia="es-ES"/>
-          <w14:ligatures w14:val="none"/>
+          <ns2:ligatures ns2:val="none"/>
         </w:rPr>
         <w:t/>
       </w:r>
@@ -638,7 +638,7 @@
           <w:kern w:val="0"/>
           <w:vertAlign w:val="superscript"/>
           <w:lang w:val="es-ES" w:eastAsia="es-ES"/>
-          <w14:ligatures w14:val="none"/>
+          <ns2:ligatures ns2:val="none"/>
         </w:rPr>
         <w:footnoteReference w:id="1"/>
       </w:r>
@@ -648,7 +648,7 @@
           <w:color w:val="000000"/>
           <w:kern w:val="0"/>
           <w:lang w:val="es-ES" w:eastAsia="es-ES"/>
-          <w14:ligatures w14:val="none"/>
+          <ns2:ligatures ns2:val="none"/>
         </w:rPr>
         <w:t xml:space="preserve"/>
       </w:r>
@@ -659,25 +659,25 @@
           <w:color w:val="000000"/>
           <w:kern w:val="0"/>
           <w:lang w:val="es-ES" w:eastAsia="es-ES"/>
-          <w14:ligatures w14:val="none"/>
+          <ns2:ligatures ns2:val="none"/>
         </w:rPr>
         <w:t/>
       </w:r>
     </w:p>
-    <w:p>
-      <w:pPr>
-        <w:spacing w:after="0" w:line="240" w:lineRule="auto"/>
-        <w:jc w:val="both"/>
-        <w:rPr>
-          <w:rFonts w:ascii="Arial Narrow" w:eastAsia="Times New Roman" w:hAnsi="Arial Narrow" w:cs="Arial"/>
-          <w:color w:val="000000"/>
-          <w:kern w:val="0"/>
-          <w:lang w:eastAsia="es-ES"/>
-          <w14:ligatures w14:val="none"/>
-        </w:rPr>
-      </w:pPr>
-    </w:p>
-    <w:p>
+    <w:p ns2:paraId="28F7DDEF" ns2:textId="77777777">
+      <w:pPr>
+        <w:spacing w:after="0" w:line="240" w:lineRule="auto"/>
+        <w:jc w:val="both"/>
+        <w:rPr>
+          <w:rFonts w:ascii="Arial Narrow" w:eastAsia="Times New Roman" w:hAnsi="Arial Narrow" w:cs="Arial"/>
+          <w:color w:val="000000"/>
+          <w:kern w:val="0"/>
+          <w:lang w:eastAsia="es-ES"/>
+          <ns2:ligatures ns2:val="none"/>
+        </w:rPr>
+      </w:pPr>
+    </w:p>
+    <w:p ns2:paraId="4809E7F9" ns2:textId="7C418805">
       <w:pPr>
         <w:pStyle w:val="Prrafodelista"/>
         <w:numPr>
@@ -695,16 +695,16 @@
           <w:color w:val="000000"/>
           <w:kern w:val="0"/>
           <w:lang w:eastAsia="es-ES"/>
-          <w14:ligatures w14:val="none"/>
-        </w:rPr>
-      </w:pPr>
-      <w:r>
-        <w:rPr>
-          <w:rFonts w:ascii="Arial Narrow" w:eastAsia="Times New Roman" w:hAnsi="Arial Narrow" w:cs="Arial"/>
-          <w:color w:val="000000"/>
-          <w:kern w:val="0"/>
-          <w:lang w:eastAsia="es-ES"/>
-          <w14:ligatures w14:val="none"/>
+          <ns2:ligatures ns2:val="none"/>
+        </w:rPr>
+      </w:pPr>
+      <w:r>
+        <w:rPr>
+          <w:rFonts w:ascii="Arial Narrow" w:eastAsia="Times New Roman" w:hAnsi="Arial Narrow" w:cs="Arial"/>
+          <w:color w:val="000000"/>
+          <w:kern w:val="0"/>
+          <w:lang w:eastAsia="es-ES"/>
+          <ns2:ligatures ns2:val="none"/>
         </w:rPr>
         <w:t xml:space="preserve">El 30 de mayo de 2008, la señora [APELLIDO] [APELLIDO] Farfán (en adelante, señora [APELLIDO]) adquirió el Seguro de Protección familiar– Póliza V-0369578 (en adelante, “Seguro de Protección familiar”) emitido por Rímac. El método de pago se ejecutó mediante el descuento automático mensual de las remuneraciones percibidas parte de su empleadora, y se le designó como beneficiario en una proporción de 70% de la cobertura.</w:t>
       </w:r>
@@ -714,7 +714,7 @@
           <w:color w:val="000000"/>
           <w:kern w:val="0"/>
           <w:lang w:eastAsia="es-ES"/>
-          <w14:ligatures w14:val="none"/>
+          <ns2:ligatures ns2:val="none"/>
         </w:rPr>
         <w:t xml:space="preserve"/>
       </w:r>
@@ -724,7 +724,7 @@
           <w:color w:val="000000"/>
           <w:kern w:val="0"/>
           <w:lang w:eastAsia="es-ES"/>
-          <w14:ligatures w14:val="none"/>
+          <ns2:ligatures ns2:val="none"/>
         </w:rPr>
         <w:t xml:space="preserve"/>
       </w:r>
@@ -734,7 +734,7 @@
           <w:color w:val="000000"/>
           <w:kern w:val="0"/>
           <w:lang w:eastAsia="es-ES"/>
-          <w14:ligatures w14:val="none"/>
+          <ns2:ligatures ns2:val="none"/>
         </w:rPr>
         <w:t/>
       </w:r>
@@ -744,7 +744,7 @@
           <w:color w:val="000000"/>
           <w:kern w:val="0"/>
           <w:lang w:eastAsia="es-ES"/>
-          <w14:ligatures w14:val="none"/>
+          <ns2:ligatures ns2:val="none"/>
         </w:rPr>
         <w:t xml:space="preserve"/>
       </w:r>
@@ -754,7 +754,7 @@
           <w:color w:val="000000"/>
           <w:kern w:val="0"/>
           <w:lang w:eastAsia="es-ES"/>
-          <w14:ligatures w14:val="none"/>
+          <ns2:ligatures ns2:val="none"/>
         </w:rPr>
         <w:t/>
       </w:r>
@@ -764,7 +764,7 @@
           <w:color w:val="000000"/>
           <w:kern w:val="0"/>
           <w:lang w:eastAsia="es-ES"/>
-          <w14:ligatures w14:val="none"/>
+          <ns2:ligatures ns2:val="none"/>
         </w:rPr>
         <w:t xml:space="preserve"/>
       </w:r>
@@ -774,7 +774,7 @@
           <w:color w:val="000000"/>
           <w:kern w:val="0"/>
           <w:lang w:eastAsia="es-ES"/>
-          <w14:ligatures w14:val="none"/>
+          <ns2:ligatures ns2:val="none"/>
         </w:rPr>
         <w:t/>
       </w:r>
@@ -784,7 +784,7 @@
           <w:color w:val="000000"/>
           <w:kern w:val="0"/>
           <w:lang w:eastAsia="es-ES"/>
-          <w14:ligatures w14:val="none"/>
+          <ns2:ligatures ns2:val="none"/>
         </w:rPr>
         <w:t/>
       </w:r>
@@ -794,7 +794,7 @@
           <w:color w:val="000000"/>
           <w:kern w:val="0"/>
           <w:lang w:eastAsia="es-ES"/>
-          <w14:ligatures w14:val="none"/>
+          <ns2:ligatures ns2:val="none"/>
         </w:rPr>
         <w:t/>
       </w:r>
@@ -804,7 +804,7 @@
           <w:color w:val="000000"/>
           <w:kern w:val="0"/>
           <w:lang w:eastAsia="es-ES"/>
-          <w14:ligatures w14:val="none"/>
+          <ns2:ligatures ns2:val="none"/>
         </w:rPr>
         <w:t/>
       </w:r>
@@ -814,7 +814,7 @@
           <w:color w:val="000000"/>
           <w:kern w:val="0"/>
           <w:lang w:eastAsia="es-ES"/>
-          <w14:ligatures w14:val="none"/>
+          <ns2:ligatures ns2:val="none"/>
         </w:rPr>
         <w:t xml:space="preserve"/>
       </w:r>
@@ -824,7 +824,7 @@
           <w:color w:val="000000"/>
           <w:kern w:val="0"/>
           <w:lang w:val="es-ES" w:eastAsia="es-ES"/>
-          <w14:ligatures w14:val="none"/>
+          <ns2:ligatures ns2:val="none"/>
         </w:rPr>
         <w:t/>
       </w:r>
@@ -834,7 +834,7 @@
           <w:color w:val="000000"/>
           <w:kern w:val="0"/>
           <w:lang w:eastAsia="es-ES"/>
-          <w14:ligatures w14:val="none"/>
+          <ns2:ligatures ns2:val="none"/>
         </w:rPr>
         <w:t xml:space="preserve"/>
       </w:r>
@@ -844,7 +844,7 @@
           <w:color w:val="000000"/>
           <w:kern w:val="0"/>
           <w:lang w:eastAsia="es-ES"/>
-          <w14:ligatures w14:val="none"/>
+          <ns2:ligatures ns2:val="none"/>
         </w:rPr>
         <w:t/>
       </w:r>
@@ -854,7 +854,7 @@
           <w:color w:val="000000"/>
           <w:kern w:val="0"/>
           <w:lang w:eastAsia="es-ES"/>
-          <w14:ligatures w14:val="none"/>
+          <ns2:ligatures ns2:val="none"/>
         </w:rPr>
         <w:t xml:space="preserve"/>
       </w:r>
@@ -864,7 +864,7 @@
           <w:color w:val="000000"/>
           <w:kern w:val="0"/>
           <w:lang w:eastAsia="es-ES"/>
-          <w14:ligatures w14:val="none"/>
+          <ns2:ligatures ns2:val="none"/>
         </w:rPr>
         <w:t/>
       </w:r>
@@ -874,7 +874,7 @@
           <w:color w:val="000000"/>
           <w:kern w:val="0"/>
           <w:lang w:eastAsia="es-ES"/>
-          <w14:ligatures w14:val="none"/>
+          <ns2:ligatures ns2:val="none"/>
         </w:rPr>
         <w:t xml:space="preserve"/>
       </w:r>
@@ -884,7 +884,7 @@
           <w:color w:val="000000"/>
           <w:kern w:val="0"/>
           <w:lang w:eastAsia="es-ES"/>
-          <w14:ligatures w14:val="none"/>
+          <ns2:ligatures ns2:val="none"/>
         </w:rPr>
         <w:t/>
       </w:r>
@@ -894,25 +894,25 @@
           <w:color w:val="000000"/>
           <w:kern w:val="0"/>
           <w:lang w:eastAsia="es-ES"/>
-          <w14:ligatures w14:val="none"/>
+          <ns2:ligatures ns2:val="none"/>
         </w:rPr>
         <w:t/>
       </w:r>
     </w:p>
-    <w:p>
-      <w:pPr>
-        <w:spacing w:after="0" w:line="240" w:lineRule="auto"/>
-        <w:jc w:val="both"/>
-        <w:rPr>
-          <w:rFonts w:ascii="Arial Narrow" w:eastAsia="Times New Roman" w:hAnsi="Arial Narrow" w:cs="Arial"/>
-          <w:color w:val="000000"/>
-          <w:kern w:val="0"/>
-          <w:lang w:eastAsia="es-ES"/>
-          <w14:ligatures w14:val="none"/>
-        </w:rPr>
-      </w:pPr>
-    </w:p>
-    <w:p>
+    <w:p ns2:paraId="4F58EE4A" ns2:textId="77777777">
+      <w:pPr>
+        <w:spacing w:after="0" w:line="240" w:lineRule="auto"/>
+        <w:jc w:val="both"/>
+        <w:rPr>
+          <w:rFonts w:ascii="Arial Narrow" w:eastAsia="Times New Roman" w:hAnsi="Arial Narrow" w:cs="Arial"/>
+          <w:color w:val="000000"/>
+          <w:kern w:val="0"/>
+          <w:lang w:eastAsia="es-ES"/>
+          <ns2:ligatures ns2:val="none"/>
+        </w:rPr>
+      </w:pPr>
+    </w:p>
+    <w:p ns2:paraId="5972DBC0" ns2:textId="503EA88D">
       <w:pPr>
         <w:pStyle w:val="Prrafodelista"/>
         <w:numPr>
@@ -930,16 +930,16 @@
           <w:color w:val="000000"/>
           <w:kern w:val="0"/>
           <w:lang w:eastAsia="es-ES"/>
-          <w14:ligatures w14:val="none"/>
-        </w:rPr>
-      </w:pPr>
-      <w:r>
-        <w:rPr>
-          <w:rFonts w:ascii="Arial Narrow" w:eastAsia="Times New Roman" w:hAnsi="Arial Narrow" w:cs="Arial"/>
-          <w:color w:val="000000"/>
-          <w:kern w:val="0"/>
-          <w:lang w:eastAsia="es-ES"/>
-          <w14:ligatures w14:val="none"/>
+          <ns2:ligatures ns2:val="none"/>
+        </w:rPr>
+      </w:pPr>
+      <w:r>
+        <w:rPr>
+          <w:rFonts w:ascii="Arial Narrow" w:eastAsia="Times New Roman" w:hAnsi="Arial Narrow" w:cs="Arial"/>
+          <w:color w:val="000000"/>
+          <w:kern w:val="0"/>
+          <w:lang w:eastAsia="es-ES"/>
+          <ns2:ligatures ns2:val="none"/>
         </w:rPr>
         <w:t xml:space="preserve">El 7 de febrero de 2023, la señora [APELLIDO] se realizó tomografías médicas en las que se le diagnosticó carcinomatosis peritoneal, cáncer al útero y afectación al pulmón. El 26 de mayo de 2023, señora [APELLIDO] remitió un correo electrónico a Rímac adjuntando los videos de las tomografías realizadas el 7 de febrero de 2023, informando el diagnóstico médico de cáncer. </w:t>
       </w:r>
@@ -949,7 +949,7 @@
           <w:color w:val="000000"/>
           <w:kern w:val="0"/>
           <w:lang w:eastAsia="es-ES"/>
-          <w14:ligatures w14:val="none"/>
+          <ns2:ligatures ns2:val="none"/>
         </w:rPr>
         <w:t xml:space="preserve"/>
       </w:r>
@@ -959,7 +959,7 @@
           <w:color w:val="000000"/>
           <w:kern w:val="0"/>
           <w:lang w:eastAsia="es-ES"/>
-          <w14:ligatures w14:val="none"/>
+          <ns2:ligatures ns2:val="none"/>
         </w:rPr>
         <w:t/>
       </w:r>
@@ -969,7 +969,7 @@
           <w:color w:val="000000"/>
           <w:kern w:val="0"/>
           <w:lang w:eastAsia="es-ES"/>
-          <w14:ligatures w14:val="none"/>
+          <ns2:ligatures ns2:val="none"/>
         </w:rPr>
         <w:t xml:space="preserve"/>
       </w:r>
@@ -979,7 +979,7 @@
           <w:color w:val="000000"/>
           <w:kern w:val="0"/>
           <w:lang w:eastAsia="es-ES"/>
-          <w14:ligatures w14:val="none"/>
+          <ns2:ligatures ns2:val="none"/>
         </w:rPr>
         <w:t xml:space="preserve"/>
       </w:r>
@@ -989,7 +989,7 @@
           <w:color w:val="000000"/>
           <w:kern w:val="0"/>
           <w:lang w:eastAsia="es-ES"/>
-          <w14:ligatures w14:val="none"/>
+          <ns2:ligatures ns2:val="none"/>
         </w:rPr>
         <w:t xml:space="preserve"/>
       </w:r>
@@ -999,7 +999,7 @@
           <w:color w:val="000000"/>
           <w:kern w:val="0"/>
           <w:lang w:eastAsia="es-ES"/>
-          <w14:ligatures w14:val="none"/>
+          <ns2:ligatures ns2:val="none"/>
         </w:rPr>
         <w:t xml:space="preserve"/>
       </w:r>
@@ -1009,7 +1009,7 @@
           <w:color w:val="000000"/>
           <w:kern w:val="0"/>
           <w:lang w:val="es-ES" w:eastAsia="es-ES"/>
-          <w14:ligatures w14:val="none"/>
+          <ns2:ligatures ns2:val="none"/>
         </w:rPr>
         <w:t/>
       </w:r>
@@ -1019,7 +1019,7 @@
           <w:color w:val="000000"/>
           <w:kern w:val="0"/>
           <w:lang w:eastAsia="es-ES"/>
-          <w14:ligatures w14:val="none"/>
+          <ns2:ligatures ns2:val="none"/>
         </w:rPr>
         <w:t xml:space="preserve"/>
       </w:r>
@@ -1029,12 +1029,12 @@
           <w:color w:val="000000"/>
           <w:kern w:val="0"/>
           <w:lang w:eastAsia="es-ES"/>
-          <w14:ligatures w14:val="none"/>
+          <ns2:ligatures ns2:val="none"/>
         </w:rPr>
         <w:t xml:space="preserve"/>
       </w:r>
     </w:p>
-    <w:p>
+    <w:p ns2:paraId="26654059" ns2:textId="77777777">
       <w:pPr>
         <w:pStyle w:val="Prrafodelista"/>
         <w:spacing w:after="0" w:line="240" w:lineRule="auto"/>
@@ -1045,11 +1045,11 @@
           <w:color w:val="000000"/>
           <w:kern w:val="0"/>
           <w:lang w:eastAsia="es-ES"/>
-          <w14:ligatures w14:val="none"/>
-        </w:rPr>
-      </w:pPr>
-    </w:p>
-    <w:p>
+          <ns2:ligatures ns2:val="none"/>
+        </w:rPr>
+      </w:pPr>
+    </w:p>
+    <w:p ns2:paraId="2AA85C9B" ns2:textId="657271E1">
       <w:pPr>
         <w:pStyle w:val="Prrafodelista"/>
         <w:numPr>
@@ -1067,16 +1067,16 @@
           <w:color w:val="000000"/>
           <w:kern w:val="0"/>
           <w:lang w:eastAsia="es-ES"/>
-          <w14:ligatures w14:val="none"/>
-        </w:rPr>
-      </w:pPr>
-      <w:r>
-        <w:rPr>
-          <w:rFonts w:ascii="Arial Narrow" w:eastAsia="Times New Roman" w:hAnsi="Arial Narrow" w:cs="Arial"/>
-          <w:color w:val="000000"/>
-          <w:kern w:val="0"/>
-          <w:lang w:eastAsia="es-ES"/>
-          <w14:ligatures w14:val="none"/>
+          <ns2:ligatures ns2:val="none"/>
+        </w:rPr>
+      </w:pPr>
+      <w:r>
+        <w:rPr>
+          <w:rFonts w:ascii="Arial Narrow" w:eastAsia="Times New Roman" w:hAnsi="Arial Narrow" w:cs="Arial"/>
+          <w:color w:val="000000"/>
+          <w:kern w:val="0"/>
+          <w:lang w:eastAsia="es-ES"/>
+          <ns2:ligatures ns2:val="none"/>
         </w:rPr>
         <w:t xml:space="preserve">Con posterioridad al diagnóstico médico, la señora [APELLIDO] enfermó gravemente y fue internada en un hospital, manteniéndose en condición de licencia por salud. Posteriormente, acudió a Rímac solicitando la activación de las coberturas del Seguro de Protección familiar, recibiendo como respuesta que el contrato había sido resuelto por falta de pago.</w:t>
       </w:r>
@@ -1086,7 +1086,7 @@
           <w:color w:val="000000"/>
           <w:kern w:val="0"/>
           <w:lang w:eastAsia="es-ES"/>
-          <w14:ligatures w14:val="none"/>
+          <ns2:ligatures ns2:val="none"/>
         </w:rPr>
         <w:t xml:space="preserve"/>
       </w:r>
@@ -1096,7 +1096,7 @@
           <w:color w:val="000000"/>
           <w:kern w:val="0"/>
           <w:lang w:eastAsia="es-ES"/>
-          <w14:ligatures w14:val="none"/>
+          <ns2:ligatures ns2:val="none"/>
         </w:rPr>
         <w:t xml:space="preserve"/>
       </w:r>
@@ -1106,7 +1106,7 @@
           <w:color w:val="000000"/>
           <w:kern w:val="0"/>
           <w:lang w:eastAsia="es-ES"/>
-          <w14:ligatures w14:val="none"/>
+          <ns2:ligatures ns2:val="none"/>
         </w:rPr>
         <w:t/>
       </w:r>
@@ -1116,7 +1116,7 @@
           <w:color w:val="000000"/>
           <w:kern w:val="0"/>
           <w:lang w:eastAsia="es-ES"/>
-          <w14:ligatures w14:val="none"/>
+          <ns2:ligatures ns2:val="none"/>
         </w:rPr>
         <w:t/>
       </w:r>
@@ -1126,7 +1126,7 @@
           <w:color w:val="000000"/>
           <w:kern w:val="0"/>
           <w:lang w:eastAsia="es-ES"/>
-          <w14:ligatures w14:val="none"/>
+          <ns2:ligatures ns2:val="none"/>
         </w:rPr>
         <w:t xml:space="preserve"/>
       </w:r>
@@ -1136,7 +1136,7 @@
           <w:color w:val="000000"/>
           <w:kern w:val="0"/>
           <w:lang w:eastAsia="es-ES"/>
-          <w14:ligatures w14:val="none"/>
+          <ns2:ligatures ns2:val="none"/>
         </w:rPr>
         <w:t/>
       </w:r>
@@ -1146,7 +1146,7 @@
           <w:color w:val="000000"/>
           <w:kern w:val="0"/>
           <w:lang w:eastAsia="es-ES"/>
-          <w14:ligatures w14:val="none"/>
+          <ns2:ligatures ns2:val="none"/>
         </w:rPr>
         <w:t xml:space="preserve"/>
       </w:r>
@@ -1156,7 +1156,7 @@
           <w:color w:val="000000"/>
           <w:kern w:val="0"/>
           <w:lang w:val="es-ES" w:eastAsia="es-ES"/>
-          <w14:ligatures w14:val="none"/>
+          <ns2:ligatures ns2:val="none"/>
         </w:rPr>
         <w:t/>
       </w:r>
@@ -1166,7 +1166,7 @@
           <w:color w:val="000000"/>
           <w:kern w:val="0"/>
           <w:lang w:eastAsia="es-ES"/>
-          <w14:ligatures w14:val="none"/>
+          <ns2:ligatures ns2:val="none"/>
         </w:rPr>
         <w:t xml:space="preserve"/>
       </w:r>
@@ -1176,7 +1176,7 @@
           <w:color w:val="000000"/>
           <w:kern w:val="0"/>
           <w:lang w:eastAsia="es-ES"/>
-          <w14:ligatures w14:val="none"/>
+          <ns2:ligatures ns2:val="none"/>
         </w:rPr>
         <w:t xml:space="preserve"/>
       </w:r>
@@ -1186,7 +1186,7 @@
           <w:color w:val="000000"/>
           <w:kern w:val="0"/>
           <w:lang w:eastAsia="es-ES"/>
-          <w14:ligatures w14:val="none"/>
+          <ns2:ligatures ns2:val="none"/>
         </w:rPr>
         <w:t/>
       </w:r>
@@ -1196,12 +1196,12 @@
           <w:color w:val="000000"/>
           <w:kern w:val="0"/>
           <w:lang w:eastAsia="es-ES"/>
-          <w14:ligatures w14:val="none"/>
+          <ns2:ligatures ns2:val="none"/>
         </w:rPr>
         <w:t/>
       </w:r>
     </w:p>
-    <w:p>
+    <w:p ns2:paraId="17F57B81" ns2:textId="77777777">
       <w:pPr>
         <w:pStyle w:val="Prrafodelista"/>
         <w:spacing w:after="0" w:line="240" w:lineRule="auto"/>
@@ -1212,11 +1212,11 @@
           <w:color w:val="000000"/>
           <w:kern w:val="0"/>
           <w:lang w:eastAsia="es-ES"/>
-          <w14:ligatures w14:val="none"/>
-        </w:rPr>
-      </w:pPr>
-    </w:p>
-    <w:p>
+          <ns2:ligatures ns2:val="none"/>
+        </w:rPr>
+      </w:pPr>
+    </w:p>
+    <w:p ns2:paraId="3F8FCB7F" ns2:textId="17234496">
       <w:pPr>
         <w:pStyle w:val="Prrafodelista"/>
         <w:numPr>
@@ -1234,7 +1234,7 @@
           <w:color w:val="000000"/>
           <w:kern w:val="0"/>
           <w:lang w:eastAsia="es-ES"/>
-          <w14:ligatures w14:val="none"/>
+          <ns2:ligatures ns2:val="none"/>
         </w:rPr>
       </w:pPr>
       <w:r>
@@ -1243,7 +1243,7 @@
           <w:color w:val="000000"/>
           <w:kern w:val="0"/>
           <w:lang w:val="es-ES" w:eastAsia="es-ES"/>
-          <w14:ligatures w14:val="none"/>
+          <ns2:ligatures ns2:val="none"/>
         </w:rPr>
         <w:t xml:space="preserve">Rímac había dejado de efectuar los descuentos automáticos del pago de primas del Seguro de Protección familiar sobre las remuneraciones de la señora [APELLIDO], sin que se le haya comunicado la suspensión de los descuentos, modificación contractual, variación de condiciones ni resolución del seguro. </w:t>
       </w:r>
@@ -1253,7 +1253,7 @@
           <w:color w:val="000000"/>
           <w:kern w:val="0"/>
           <w:lang w:eastAsia="es-ES"/>
-          <w14:ligatures w14:val="none"/>
+          <ns2:ligatures ns2:val="none"/>
         </w:rPr>
         <w:t xml:space="preserve"/>
       </w:r>
@@ -1263,7 +1263,7 @@
           <w:color w:val="000000"/>
           <w:kern w:val="0"/>
           <w:lang w:eastAsia="es-ES"/>
-          <w14:ligatures w14:val="none"/>
+          <ns2:ligatures ns2:val="none"/>
         </w:rPr>
         <w:t xml:space="preserve"/>
       </w:r>
@@ -1273,7 +1273,7 @@
           <w:color w:val="000000"/>
           <w:kern w:val="0"/>
           <w:lang w:eastAsia="es-ES"/>
-          <w14:ligatures w14:val="none"/>
+          <ns2:ligatures ns2:val="none"/>
         </w:rPr>
         <w:t xml:space="preserve"/>
       </w:r>
@@ -1283,7 +1283,7 @@
           <w:color w:val="000000"/>
           <w:kern w:val="0"/>
           <w:lang w:eastAsia="es-ES"/>
-          <w14:ligatures w14:val="none"/>
+          <ns2:ligatures ns2:val="none"/>
         </w:rPr>
         <w:t xml:space="preserve"/>
       </w:r>
@@ -1293,7 +1293,7 @@
           <w:color w:val="000000"/>
           <w:kern w:val="0"/>
           <w:lang w:eastAsia="es-ES"/>
-          <w14:ligatures w14:val="none"/>
+          <ns2:ligatures ns2:val="none"/>
         </w:rPr>
         <w:t/>
       </w:r>
@@ -1303,7 +1303,7 @@
           <w:color w:val="000000"/>
           <w:kern w:val="0"/>
           <w:lang w:eastAsia="es-ES"/>
-          <w14:ligatures w14:val="none"/>
+          <ns2:ligatures ns2:val="none"/>
         </w:rPr>
         <w:t xml:space="preserve"/>
       </w:r>
@@ -1313,7 +1313,7 @@
           <w:color w:val="000000"/>
           <w:kern w:val="0"/>
           <w:lang w:eastAsia="es-ES"/>
-          <w14:ligatures w14:val="none"/>
+          <ns2:ligatures ns2:val="none"/>
         </w:rPr>
         <w:t xml:space="preserve"/>
       </w:r>
@@ -1323,7 +1323,7 @@
           <w:color w:val="000000"/>
           <w:kern w:val="0"/>
           <w:lang w:eastAsia="es-ES"/>
-          <w14:ligatures w14:val="none"/>
+          <ns2:ligatures ns2:val="none"/>
         </w:rPr>
         <w:t xml:space="preserve"/>
       </w:r>
@@ -1333,7 +1333,7 @@
           <w:color w:val="000000"/>
           <w:kern w:val="0"/>
           <w:lang w:eastAsia="es-ES"/>
-          <w14:ligatures w14:val="none"/>
+          <ns2:ligatures ns2:val="none"/>
         </w:rPr>
         <w:t/>
       </w:r>
@@ -1343,7 +1343,7 @@
           <w:color w:val="000000"/>
           <w:kern w:val="0"/>
           <w:lang w:eastAsia="es-ES"/>
-          <w14:ligatures w14:val="none"/>
+          <ns2:ligatures ns2:val="none"/>
         </w:rPr>
         <w:t/>
       </w:r>
@@ -1353,25 +1353,25 @@
           <w:color w:val="000000"/>
           <w:kern w:val="0"/>
           <w:lang w:eastAsia="es-ES"/>
-          <w14:ligatures w14:val="none"/>
+          <ns2:ligatures ns2:val="none"/>
         </w:rPr>
         <w:t xml:space="preserve"/>
       </w:r>
     </w:p>
-    <w:p>
-      <w:pPr>
-        <w:spacing w:after="0" w:line="240" w:lineRule="auto"/>
-        <w:jc w:val="both"/>
-        <w:rPr>
-          <w:rFonts w:ascii="Arial Narrow" w:eastAsia="Times New Roman" w:hAnsi="Arial Narrow" w:cs="Arial"/>
-          <w:color w:val="000000"/>
-          <w:kern w:val="0"/>
-          <w:lang w:eastAsia="es-ES"/>
-          <w14:ligatures w14:val="none"/>
-        </w:rPr>
-      </w:pPr>
-    </w:p>
-    <w:p>
+    <w:p ns2:paraId="031D0ED9" ns2:textId="77777777">
+      <w:pPr>
+        <w:spacing w:after="0" w:line="240" w:lineRule="auto"/>
+        <w:jc w:val="both"/>
+        <w:rPr>
+          <w:rFonts w:ascii="Arial Narrow" w:eastAsia="Times New Roman" w:hAnsi="Arial Narrow" w:cs="Arial"/>
+          <w:color w:val="000000"/>
+          <w:kern w:val="0"/>
+          <w:lang w:eastAsia="es-ES"/>
+          <ns2:ligatures ns2:val="none"/>
+        </w:rPr>
+      </w:pPr>
+    </w:p>
+    <w:p ns2:paraId="0CCF4BFD" ns2:textId="2F776329">
       <w:pPr>
         <w:pStyle w:val="Prrafodelista"/>
         <w:numPr>
@@ -1389,16 +1389,16 @@
           <w:color w:val="000000"/>
           <w:kern w:val="0"/>
           <w:lang w:eastAsia="es-ES"/>
-          <w14:ligatures w14:val="none"/>
-        </w:rPr>
-      </w:pPr>
-      <w:r>
-        <w:rPr>
-          <w:rFonts w:ascii="Arial Narrow" w:eastAsia="Times New Roman" w:hAnsi="Arial Narrow" w:cs="Arial"/>
-          <w:color w:val="000000"/>
-          <w:kern w:val="0"/>
-          <w:lang w:eastAsia="es-ES"/>
-          <w14:ligatures w14:val="none"/>
+          <ns2:ligatures ns2:val="none"/>
+        </w:rPr>
+      </w:pPr>
+      <w:r>
+        <w:rPr>
+          <w:rFonts w:ascii="Arial Narrow" w:eastAsia="Times New Roman" w:hAnsi="Arial Narrow" w:cs="Arial"/>
+          <w:color w:val="000000"/>
+          <w:kern w:val="0"/>
+          <w:lang w:eastAsia="es-ES"/>
+          <ns2:ligatures ns2:val="none"/>
         </w:rPr>
         <w:t xml:space="preserve">El 10 de octubre de 2024, la señora [APELLIDO] falleció como consecuencia de una septicemia no especificada.</w:t>
       </w:r>
@@ -1408,7 +1408,7 @@
           <w:color w:val="000000"/>
           <w:kern w:val="0"/>
           <w:lang w:eastAsia="es-ES"/>
-          <w14:ligatures w14:val="none"/>
+          <ns2:ligatures ns2:val="none"/>
         </w:rPr>
         <w:t xml:space="preserve"/>
       </w:r>
@@ -1418,12 +1418,12 @@
           <w:color w:val="000000"/>
           <w:kern w:val="0"/>
           <w:lang w:eastAsia="es-ES"/>
-          <w14:ligatures w14:val="none"/>
+          <ns2:ligatures ns2:val="none"/>
         </w:rPr>
         <w:t/>
       </w:r>
     </w:p>
-    <w:p>
+    <w:p ns2:paraId="07A2E263" ns2:textId="77777777">
       <w:pPr>
         <w:pStyle w:val="Prrafodelista"/>
         <w:spacing w:after="0" w:line="240" w:lineRule="auto"/>
@@ -1434,11 +1434,11 @@
           <w:color w:val="000000"/>
           <w:kern w:val="0"/>
           <w:lang w:eastAsia="es-ES"/>
-          <w14:ligatures w14:val="none"/>
-        </w:rPr>
-      </w:pPr>
-    </w:p>
-    <w:p>
+          <ns2:ligatures ns2:val="none"/>
+        </w:rPr>
+      </w:pPr>
+    </w:p>
+    <w:p ns2:paraId="67B8E12B" ns2:textId="29CB2858">
       <w:pPr>
         <w:pStyle w:val="Prrafodelista"/>
         <w:numPr>
@@ -1456,16 +1456,16 @@
           <w:color w:val="000000"/>
           <w:kern w:val="0"/>
           <w:lang w:eastAsia="es-ES"/>
-          <w14:ligatures w14:val="none"/>
-        </w:rPr>
-      </w:pPr>
-      <w:r>
-        <w:rPr>
-          <w:rFonts w:ascii="Arial Narrow" w:eastAsia="Times New Roman" w:hAnsi="Arial Narrow" w:cs="Arial"/>
-          <w:color w:val="000000"/>
-          <w:kern w:val="0"/>
-          <w:lang w:eastAsia="es-ES"/>
-          <w14:ligatures w14:val="none"/>
+          <ns2:ligatures ns2:val="none"/>
+        </w:rPr>
+      </w:pPr>
+      <w:r>
+        <w:rPr>
+          <w:rFonts w:ascii="Arial Narrow" w:eastAsia="Times New Roman" w:hAnsi="Arial Narrow" w:cs="Arial"/>
+          <w:color w:val="000000"/>
+          <w:kern w:val="0"/>
+          <w:lang w:eastAsia="es-ES"/>
+          <ns2:ligatures ns2:val="none"/>
         </w:rPr>
         <w:t xml:space="preserve">El 27 de noviembre de 2024, Rímac le informó mediante correo electrónico que tomó conocimiento del fallecimiento de la causante de la señora [APELLIDO]. </w:t>
       </w:r>
@@ -1475,7 +1475,7 @@
           <w:color w:val="000000"/>
           <w:kern w:val="0"/>
           <w:lang w:val="es-ES" w:eastAsia="es-ES"/>
-          <w14:ligatures w14:val="none"/>
+          <ns2:ligatures ns2:val="none"/>
         </w:rPr>
         <w:t/>
       </w:r>
@@ -1485,7 +1485,7 @@
           <w:color w:val="000000"/>
           <w:kern w:val="0"/>
           <w:lang w:eastAsia="es-ES"/>
-          <w14:ligatures w14:val="none"/>
+          <ns2:ligatures ns2:val="none"/>
         </w:rPr>
         <w:t xml:space="preserve"/>
       </w:r>
@@ -1495,7 +1495,7 @@
           <w:color w:val="000000"/>
           <w:kern w:val="0"/>
           <w:lang w:eastAsia="es-ES"/>
-          <w14:ligatures w14:val="none"/>
+          <ns2:ligatures ns2:val="none"/>
         </w:rPr>
         <w:t xml:space="preserve"/>
       </w:r>
@@ -1505,7 +1505,7 @@
           <w:color w:val="000000"/>
           <w:kern w:val="0"/>
           <w:lang w:eastAsia="es-ES"/>
-          <w14:ligatures w14:val="none"/>
+          <ns2:ligatures ns2:val="none"/>
         </w:rPr>
         <w:t/>
       </w:r>
@@ -1515,7 +1515,7 @@
           <w:color w:val="000000"/>
           <w:kern w:val="0"/>
           <w:lang w:eastAsia="es-ES"/>
-          <w14:ligatures w14:val="none"/>
+          <ns2:ligatures ns2:val="none"/>
         </w:rPr>
         <w:t/>
       </w:r>
@@ -1525,12 +1525,12 @@
           <w:color w:val="000000"/>
           <w:kern w:val="0"/>
           <w:lang w:eastAsia="es-ES"/>
-          <w14:ligatures w14:val="none"/>
+          <ns2:ligatures ns2:val="none"/>
         </w:rPr>
         <w:t xml:space="preserve"/>
       </w:r>
     </w:p>
-    <w:p>
+    <w:p ns2:paraId="3AA320F6" ns2:textId="77777777">
       <w:pPr>
         <w:pStyle w:val="Prrafodelista"/>
         <w:spacing w:after="0" w:line="240" w:lineRule="auto"/>
@@ -1541,11 +1541,11 @@
           <w:color w:val="000000"/>
           <w:kern w:val="0"/>
           <w:lang w:eastAsia="es-ES"/>
-          <w14:ligatures w14:val="none"/>
-        </w:rPr>
-      </w:pPr>
-    </w:p>
-    <w:p>
+          <ns2:ligatures ns2:val="none"/>
+        </w:rPr>
+      </w:pPr>
+    </w:p>
+    <w:p ns2:paraId="11B50836" ns2:textId="79FAC0DC">
       <w:pPr>
         <w:pStyle w:val="Prrafodelista"/>
         <w:numPr>
@@ -1563,16 +1563,16 @@
           <w:color w:val="000000"/>
           <w:kern w:val="0"/>
           <w:lang w:eastAsia="es-ES"/>
-          <w14:ligatures w14:val="none"/>
-        </w:rPr>
-      </w:pPr>
-      <w:r>
-        <w:rPr>
-          <w:rFonts w:ascii="Arial Narrow" w:eastAsia="Times New Roman" w:hAnsi="Arial Narrow" w:cs="Arial"/>
-          <w:color w:val="000000"/>
-          <w:kern w:val="0"/>
-          <w:lang w:eastAsia="es-ES"/>
-          <w14:ligatures w14:val="none"/>
+          <ns2:ligatures ns2:val="none"/>
+        </w:rPr>
+      </w:pPr>
+      <w:r>
+        <w:rPr>
+          <w:rFonts w:ascii="Arial Narrow" w:eastAsia="Times New Roman" w:hAnsi="Arial Narrow" w:cs="Arial"/>
+          <w:color w:val="000000"/>
+          <w:kern w:val="0"/>
+          <w:lang w:eastAsia="es-ES"/>
+          <ns2:ligatures ns2:val="none"/>
         </w:rPr>
         <w:t xml:space="preserve">Posteriormente, inició el trámite administrativo ante Rímac para la activación del Seguro de Protección familiar en su calidad de beneficiario. Posteriormente, Rímac le comunicó que, luego de evaluar el requerimiento, la señora [APELLIDO] no registraba pólizas de seguro a su nombre.</w:t>
       </w:r>
@@ -1582,7 +1582,7 @@
           <w:color w:val="000000"/>
           <w:kern w:val="0"/>
           <w:lang w:eastAsia="es-ES"/>
-          <w14:ligatures w14:val="none"/>
+          <ns2:ligatures ns2:val="none"/>
         </w:rPr>
         <w:t xml:space="preserve"/>
       </w:r>
@@ -1592,7 +1592,7 @@
           <w:color w:val="000000"/>
           <w:kern w:val="0"/>
           <w:lang w:val="es-ES" w:eastAsia="es-ES"/>
-          <w14:ligatures w14:val="none"/>
+          <ns2:ligatures ns2:val="none"/>
         </w:rPr>
         <w:t/>
       </w:r>
@@ -1602,7 +1602,7 @@
           <w:color w:val="000000"/>
           <w:kern w:val="0"/>
           <w:lang w:eastAsia="es-ES"/>
-          <w14:ligatures w14:val="none"/>
+          <ns2:ligatures ns2:val="none"/>
         </w:rPr>
         <w:t xml:space="preserve"/>
       </w:r>
@@ -1612,7 +1612,7 @@
           <w:color w:val="000000"/>
           <w:kern w:val="0"/>
           <w:lang w:eastAsia="es-ES"/>
-          <w14:ligatures w14:val="none"/>
+          <ns2:ligatures ns2:val="none"/>
         </w:rPr>
         <w:t xml:space="preserve"/>
       </w:r>
@@ -1622,7 +1622,7 @@
           <w:color w:val="000000"/>
           <w:kern w:val="0"/>
           <w:lang w:eastAsia="es-ES"/>
-          <w14:ligatures w14:val="none"/>
+          <ns2:ligatures ns2:val="none"/>
         </w:rPr>
         <w:t/>
       </w:r>
@@ -1632,7 +1632,7 @@
           <w:color w:val="000000"/>
           <w:kern w:val="0"/>
           <w:lang w:eastAsia="es-ES"/>
-          <w14:ligatures w14:val="none"/>
+          <ns2:ligatures ns2:val="none"/>
         </w:rPr>
         <w:t xml:space="preserve"/>
       </w:r>
@@ -1642,7 +1642,7 @@
           <w:color w:val="000000"/>
           <w:kern w:val="0"/>
           <w:lang w:eastAsia="es-ES"/>
-          <w14:ligatures w14:val="none"/>
+          <ns2:ligatures ns2:val="none"/>
         </w:rPr>
         <w:t/>
       </w:r>
@@ -1652,7 +1652,7 @@
           <w:color w:val="000000"/>
           <w:kern w:val="0"/>
           <w:lang w:eastAsia="es-ES"/>
-          <w14:ligatures w14:val="none"/>
+          <ns2:ligatures ns2:val="none"/>
         </w:rPr>
         <w:t xml:space="preserve"/>
       </w:r>
@@ -1662,7 +1662,7 @@
           <w:color w:val="000000"/>
           <w:kern w:val="0"/>
           <w:lang w:eastAsia="es-ES"/>
-          <w14:ligatures w14:val="none"/>
+          <ns2:ligatures ns2:val="none"/>
         </w:rPr>
         <w:t xml:space="preserve"/>
       </w:r>
@@ -1672,7 +1672,7 @@
           <w:color w:val="000000"/>
           <w:kern w:val="0"/>
           <w:lang w:val="es-ES" w:eastAsia="es-ES"/>
-          <w14:ligatures w14:val="none"/>
+          <ns2:ligatures ns2:val="none"/>
         </w:rPr>
         <w:t/>
       </w:r>
@@ -1682,7 +1682,7 @@
           <w:color w:val="000000"/>
           <w:kern w:val="0"/>
           <w:lang w:eastAsia="es-ES"/>
-          <w14:ligatures w14:val="none"/>
+          <ns2:ligatures ns2:val="none"/>
         </w:rPr>
         <w:t xml:space="preserve"/>
       </w:r>
@@ -1692,7 +1692,7 @@
           <w:color w:val="000000"/>
           <w:kern w:val="0"/>
           <w:lang w:eastAsia="es-ES"/>
-          <w14:ligatures w14:val="none"/>
+          <ns2:ligatures ns2:val="none"/>
         </w:rPr>
         <w:t xml:space="preserve"/>
       </w:r>
@@ -1702,7 +1702,7 @@
           <w:color w:val="000000"/>
           <w:kern w:val="0"/>
           <w:lang w:eastAsia="es-ES"/>
-          <w14:ligatures w14:val="none"/>
+          <ns2:ligatures ns2:val="none"/>
         </w:rPr>
         <w:t xml:space="preserve"/>
       </w:r>
@@ -1712,12 +1712,12 @@
           <w:color w:val="000000"/>
           <w:kern w:val="0"/>
           <w:lang w:eastAsia="es-ES"/>
-          <w14:ligatures w14:val="none"/>
+          <ns2:ligatures ns2:val="none"/>
         </w:rPr>
         <w:t/>
       </w:r>
     </w:p>
-    <w:p>
+    <w:p ns2:paraId="6908CAB1" ns2:textId="77777777">
       <w:pPr>
         <w:pStyle w:val="Prrafodelista"/>
         <w:spacing w:after="0" w:line="240" w:lineRule="auto"/>
@@ -1728,11 +1728,11 @@
           <w:color w:val="000000"/>
           <w:kern w:val="0"/>
           <w:lang w:eastAsia="es-ES"/>
-          <w14:ligatures w14:val="none"/>
-        </w:rPr>
-      </w:pPr>
-    </w:p>
-    <w:p>
+          <ns2:ligatures ns2:val="none"/>
+        </w:rPr>
+      </w:pPr>
+    </w:p>
+    <w:p ns2:paraId="2F9CF7F5" ns2:textId="0ACE303A">
       <w:pPr>
         <w:pStyle w:val="Prrafodelista"/>
         <w:numPr>
@@ -1747,16 +1747,16 @@
           <w:color w:val="000000"/>
           <w:kern w:val="0"/>
           <w:lang w:eastAsia="es-ES"/>
-          <w14:ligatures w14:val="none"/>
-        </w:rPr>
-      </w:pPr>
-      <w:r>
-        <w:rPr>
-          <w:rFonts w:ascii="Arial Narrow" w:eastAsia="Times New Roman" w:hAnsi="Arial Narrow" w:cs="Arial"/>
-          <w:color w:val="000000"/>
-          <w:kern w:val="0"/>
-          <w:lang w:eastAsia="es-ES"/>
-          <w14:ligatures w14:val="none"/>
+          <ns2:ligatures ns2:val="none"/>
+        </w:rPr>
+      </w:pPr>
+      <w:r>
+        <w:rPr>
+          <w:rFonts w:ascii="Arial Narrow" w:eastAsia="Times New Roman" w:hAnsi="Arial Narrow" w:cs="Arial"/>
+          <w:color w:val="000000"/>
+          <w:kern w:val="0"/>
+          <w:lang w:eastAsia="es-ES"/>
+          <ns2:ligatures ns2:val="none"/>
         </w:rPr>
         <w:lastRenderedPageBreak/>
         <w:t xml:space="preserve">No obstante, en ningún momento previo a su fallecimiento, la señora [APELLIDO] comunicó voluntad de resolver el Seguro de Protección familiar ni recibió notificación alguna que le informara la resolución, suspensión de cobertura o modificación de las condiciones contractuales. </w:t>
@@ -1767,7 +1767,7 @@
           <w:color w:val="000000"/>
           <w:kern w:val="0"/>
           <w:lang w:eastAsia="es-ES"/>
-          <w14:ligatures w14:val="none"/>
+          <ns2:ligatures ns2:val="none"/>
         </w:rPr>
         <w:t xml:space="preserve"/>
       </w:r>
@@ -1777,7 +1777,7 @@
           <w:color w:val="000000"/>
           <w:kern w:val="0"/>
           <w:lang w:eastAsia="es-ES"/>
-          <w14:ligatures w14:val="none"/>
+          <ns2:ligatures ns2:val="none"/>
         </w:rPr>
         <w:t xml:space="preserve"/>
       </w:r>
@@ -1787,7 +1787,7 @@
           <w:color w:val="000000"/>
           <w:kern w:val="0"/>
           <w:lang w:eastAsia="es-ES"/>
-          <w14:ligatures w14:val="none"/>
+          <ns2:ligatures ns2:val="none"/>
         </w:rPr>
         <w:t xml:space="preserve"/>
       </w:r>
@@ -1797,7 +1797,7 @@
           <w:color w:val="000000"/>
           <w:kern w:val="0"/>
           <w:lang w:eastAsia="es-ES"/>
-          <w14:ligatures w14:val="none"/>
+          <ns2:ligatures ns2:val="none"/>
         </w:rPr>
         <w:t/>
       </w:r>
@@ -1807,7 +1807,7 @@
           <w:color w:val="000000"/>
           <w:kern w:val="0"/>
           <w:lang w:eastAsia="es-ES"/>
-          <w14:ligatures w14:val="none"/>
+          <ns2:ligatures ns2:val="none"/>
         </w:rPr>
         <w:t xml:space="preserve"/>
       </w:r>
@@ -1817,7 +1817,7 @@
           <w:color w:val="000000"/>
           <w:kern w:val="0"/>
           <w:lang w:eastAsia="es-ES"/>
-          <w14:ligatures w14:val="none"/>
+          <ns2:ligatures ns2:val="none"/>
         </w:rPr>
         <w:t/>
       </w:r>
@@ -1827,12 +1827,12 @@
           <w:color w:val="000000"/>
           <w:kern w:val="0"/>
           <w:lang w:eastAsia="es-ES"/>
-          <w14:ligatures w14:val="none"/>
+          <ns2:ligatures ns2:val="none"/>
         </w:rPr>
         <w:t xml:space="preserve"/>
       </w:r>
     </w:p>
-    <w:p>
+    <w:p ns2:paraId="33E14FF7" ns2:textId="77777777">
       <w:pPr>
         <w:tabs>
           <w:tab w:val="left" w:pos="1134"/>
@@ -1844,11 +1844,11 @@
           <w:color w:val="000000"/>
           <w:kern w:val="0"/>
           <w:lang w:eastAsia="es-ES"/>
-          <w14:ligatures w14:val="none"/>
-        </w:rPr>
-      </w:pPr>
-    </w:p>
-    <w:p>
+          <ns2:ligatures ns2:val="none"/>
+        </w:rPr>
+      </w:pPr>
+    </w:p>
+    <w:p ns2:paraId="65C58807" ns2:textId="68224A2E">
       <w:pPr>
         <w:numPr>
           <w:ilvl w:val="1"/>
@@ -1866,7 +1866,7 @@
           <w:color w:val="000000"/>
           <w:kern w:val="0"/>
           <w:lang w:val="es-ES" w:eastAsia="es-ES"/>
-          <w14:ligatures w14:val="none"/>
+          <ns2:ligatures ns2:val="none"/>
         </w:rPr>
       </w:pPr>
       <w:r>
@@ -1875,7 +1875,7 @@
           <w:color w:val="000000"/>
           <w:kern w:val="0"/>
           <w:lang w:val="es-ES" w:eastAsia="es-ES"/>
-          <w14:ligatures w14:val="none"/>
+          <ns2:ligatures ns2:val="none"/>
         </w:rPr>
         <w:t xml:space="preserve">El señor [APELLIDO] solicitó, en calidad de medida correctiva, que Rímac cumpla con otorgarle el pago del Seguro de Protección familiar a favor suyo en virtud de ser beneficiario del 70% de cobertura de la Póliza V-369578. Asimismo, requirió el reembolso de costos y costas del presente procedimiento.</w:t>
       </w:r>
@@ -1885,7 +1885,7 @@
           <w:color w:val="000000"/>
           <w:kern w:val="0"/>
           <w:lang w:val="es-ES" w:eastAsia="es-ES"/>
-          <w14:ligatures w14:val="none"/>
+          <ns2:ligatures ns2:val="none"/>
         </w:rPr>
         <w:t xml:space="preserve"/>
       </w:r>
@@ -1893,7 +1893,7 @@
         <w:rPr>
           <w:rFonts w:ascii="Arial Narrow" w:eastAsia="Calibri" w:hAnsi="Arial Narrow" w:cs="Arial"/>
           <w:kern w:val="0"/>
-          <w14:ligatures w14:val="none"/>
+          <ns2:ligatures ns2:val="none"/>
         </w:rPr>
         <w:t xml:space="preserve"/>
       </w:r>
@@ -1903,7 +1903,7 @@
           <w:color w:val="000000"/>
           <w:kern w:val="0"/>
           <w:lang w:val="es-ES" w:eastAsia="es-ES"/>
-          <w14:ligatures w14:val="none"/>
+          <ns2:ligatures ns2:val="none"/>
         </w:rPr>
         <w:t xml:space="preserve"/>
       </w:r>
@@ -1913,7 +1913,7 @@
           <w:color w:val="000000"/>
           <w:kern w:val="0"/>
           <w:lang w:val="es-ES" w:eastAsia="es-ES"/>
-          <w14:ligatures w14:val="none"/>
+          <ns2:ligatures ns2:val="none"/>
         </w:rPr>
         <w:t xml:space="preserve"/>
       </w:r>
@@ -1923,7 +1923,7 @@
           <w:color w:val="000000"/>
           <w:kern w:val="0"/>
           <w:lang w:val="es-ES" w:eastAsia="es-ES"/>
-          <w14:ligatures w14:val="none"/>
+          <ns2:ligatures ns2:val="none"/>
         </w:rPr>
         <w:t/>
       </w:r>
@@ -1933,7 +1933,7 @@
           <w:color w:val="000000"/>
           <w:kern w:val="0"/>
           <w:lang w:val="es-ES" w:eastAsia="es-ES"/>
-          <w14:ligatures w14:val="none"/>
+          <ns2:ligatures ns2:val="none"/>
         </w:rPr>
         <w:t/>
       </w:r>
@@ -1943,7 +1943,7 @@
           <w:color w:val="000000"/>
           <w:kern w:val="0"/>
           <w:lang w:val="es-ES" w:eastAsia="es-ES"/>
-          <w14:ligatures w14:val="none"/>
+          <ns2:ligatures ns2:val="none"/>
         </w:rPr>
         <w:t xml:space="preserve"/>
       </w:r>
@@ -1953,7 +1953,7 @@
           <w:color w:val="000000"/>
           <w:kern w:val="0"/>
           <w:lang w:val="es-ES" w:eastAsia="es-ES"/>
-          <w14:ligatures w14:val="none"/>
+          <ns2:ligatures ns2:val="none"/>
         </w:rPr>
         <w:t xml:space="preserve"/>
       </w:r>
@@ -1963,7 +1963,7 @@
           <w:color w:val="000000"/>
           <w:kern w:val="0"/>
           <w:lang w:val="es-ES" w:eastAsia="es-ES"/>
-          <w14:ligatures w14:val="none"/>
+          <ns2:ligatures ns2:val="none"/>
         </w:rPr>
         <w:t/>
       </w:r>
@@ -1973,7 +1973,7 @@
           <w:color w:val="000000"/>
           <w:kern w:val="0"/>
           <w:lang w:val="es-ES" w:eastAsia="es-ES"/>
-          <w14:ligatures w14:val="none"/>
+          <ns2:ligatures ns2:val="none"/>
         </w:rPr>
         <w:t xml:space="preserve"/>
       </w:r>
@@ -1983,7 +1983,7 @@
           <w:color w:val="000000"/>
           <w:kern w:val="0"/>
           <w:lang w:val="es-ES" w:eastAsia="es-ES"/>
-          <w14:ligatures w14:val="none"/>
+          <ns2:ligatures ns2:val="none"/>
         </w:rPr>
         <w:t/>
       </w:r>
@@ -1993,7 +1993,7 @@
           <w:color w:val="000000"/>
           <w:kern w:val="0"/>
           <w:lang w:val="es-ES" w:eastAsia="es-ES"/>
-          <w14:ligatures w14:val="none"/>
+          <ns2:ligatures ns2:val="none"/>
         </w:rPr>
         <w:t/>
       </w:r>
@@ -2003,12 +2003,12 @@
           <w:color w:val="000000"/>
           <w:kern w:val="0"/>
           <w:lang w:val="es-ES" w:eastAsia="es-ES"/>
-          <w14:ligatures w14:val="none"/>
+          <ns2:ligatures ns2:val="none"/>
         </w:rPr>
         <w:t/>
       </w:r>
     </w:p>
-    <w:p>
+    <w:p ns2:paraId="66005174" ns2:textId="77777777">
       <w:pPr>
         <w:spacing w:after="0" w:line="240" w:lineRule="auto"/>
         <w:contextualSpacing/>
@@ -2019,11 +2019,11 @@
           <w:color w:val="000000"/>
           <w:kern w:val="0"/>
           <w:lang w:eastAsia="es-PE"/>
-          <w14:ligatures w14:val="none"/>
-        </w:rPr>
-      </w:pPr>
-    </w:p>
-    <w:p>
+          <ns2:ligatures ns2:val="none"/>
+        </w:rPr>
+      </w:pPr>
+    </w:p>
+    <w:p ns2:paraId="3541B1F9" ns2:textId="77777777">
       <w:pPr>
         <w:pStyle w:val="Prrafodelista"/>
         <w:numPr>
@@ -2043,22 +2043,22 @@
           <w:color w:val="000000"/>
           <w:kern w:val="0"/>
           <w:lang w:eastAsia="es-PE"/>
-          <w14:ligatures w14:val="none"/>
-        </w:rPr>
-      </w:pPr>
-      <w:r>
-        <w:rPr>
-          <w:rFonts w:ascii="Arial Narrow" w:eastAsia="Arial Narrow" w:hAnsi="Arial Narrow" w:cs="Arial Narrow"/>
-          <w:b/>
-          <w:color w:val="000000"/>
-          <w:kern w:val="0"/>
-          <w:lang w:eastAsia="es-PE"/>
-          <w14:ligatures w14:val="none"/>
+          <ns2:ligatures ns2:val="none"/>
+        </w:rPr>
+      </w:pPr>
+      <w:r>
+        <w:rPr>
+          <w:rFonts w:ascii="Arial Narrow" w:eastAsia="Arial Narrow" w:hAnsi="Arial Narrow" w:cs="Arial Narrow"/>
+          <w:b/>
+          <w:color w:val="000000"/>
+          <w:kern w:val="0"/>
+          <w:lang w:eastAsia="es-PE"/>
+          <ns2:ligatures ns2:val="none"/>
         </w:rPr>
         <w:t>DE LA ADMISIÓN A TRÁMITE DE LA DENUNCIA</w:t>
       </w:r>
     </w:p>
-    <w:p>
+    <w:p ns2:paraId="34556756" ns2:textId="77777777">
       <w:pPr>
         <w:spacing w:after="0" w:line="240" w:lineRule="auto"/>
         <w:contextualSpacing/>
@@ -2069,13 +2069,13 @@
           <w:color w:val="000000"/>
           <w:kern w:val="0"/>
           <w:lang w:eastAsia="es-PE"/>
-          <w14:ligatures w14:val="none"/>
+          <ns2:ligatures ns2:val="none"/>
         </w:rPr>
       </w:pPr>
       <w:bookmarkStart w:id="1" w:name="_Hlk212795168"/>
       <w:bookmarkStart w:id="2" w:name="_Hlk218848146"/>
     </w:p>
-    <w:p>
+    <w:p ns2:paraId="7A2CF596" ns2:textId="6F68BEE7">
       <w:pPr>
         <w:pStyle w:val="Prrafodelista"/>
         <w:numPr>
@@ -2088,7 +2088,7 @@
         <w:rPr>
           <w:rFonts w:ascii="Arial Narrow" w:eastAsia="Arial Narrow" w:hAnsi="Arial Narrow" w:cs="Arial Narrow"/>
           <w:kern w:val="0"/>
-          <w14:ligatures w14:val="none"/>
+          <ns2:ligatures ns2:val="none"/>
         </w:rPr>
       </w:pPr>
       <w:bookmarkStart w:id="3" w:name="_Hlk140755208"/>
@@ -2100,7 +2100,7 @@
           <w:color w:val="000000"/>
           <w:kern w:val="0"/>
           <w:lang w:eastAsia="es-PE"/>
-          <w14:ligatures w14:val="none"/>
+          <ns2:ligatures ns2:val="none"/>
         </w:rPr>
         <w:t xml:space="preserve">La Secretaría Técnica de la Comisión de Protección al Consumidor 1 (en adelante, la Secretaría Técnica), en ejercicio de sus facultades, considera que el hecho denunciado, consistente en que la compañía aseguradora habría resuelto de manera unilateral e injustificada la Póliza V-0369578 del Seguro de Protección familiar alegando una supuesta falta de pago de primas, pese a que se descontaban de la planilla de pagos de la señora [APELLIDO] [APELLIDO] Farfán, generando que el denunciante no obtenga la cobertura del seguro en calidad de beneficiario del 70%; involucraría una presunta afectación a sus expectativas, quien no habría encontrado una correspondencia entre lo que esperaba recibir de parte del proveedor y lo que realmente recibió. Por consiguiente, corresponde calificar el hecho materia de denuncia como una presunta infracción al deber de idoneidad, tipificado en los artículos 18 y 19 del Código.</w:t>
       </w:r>
@@ -2113,7 +2113,7 @@
           <w:rFonts w:ascii="Arial Narrow" w:eastAsia="Arial Narrow" w:hAnsi="Arial Narrow" w:cs="Arial Narrow"/>
           <w:kern w:val="0"/>
           <w:vertAlign w:val="superscript"/>
-          <w14:ligatures w14:val="none"/>
+          <ns2:ligatures ns2:val="none"/>
         </w:rPr>
         <w:footnoteReference w:id="2"/>
       </w:r>
@@ -2123,7 +2123,7 @@
           <w:color w:val="000000"/>
           <w:kern w:val="0"/>
           <w:lang w:eastAsia="es-PE"/>
-          <w14:ligatures w14:val="none"/>
+          <ns2:ligatures ns2:val="none"/>
         </w:rPr>
         <w:t xml:space="preserve"/>
       </w:r>
@@ -2133,7 +2133,7 @@
           <w:color w:val="000000"/>
           <w:kern w:val="0"/>
           <w:lang w:eastAsia="es-PE"/>
-          <w14:ligatures w14:val="none"/>
+          <ns2:ligatures ns2:val="none"/>
         </w:rPr>
         <w:t xml:space="preserve"/>
       </w:r>
@@ -2141,7 +2141,7 @@
         <w:rPr>
           <w:rFonts w:ascii="Arial Narrow" w:eastAsia="Arial Narrow" w:hAnsi="Arial Narrow" w:cs="Arial Narrow"/>
           <w:kern w:val="0"/>
-          <w14:ligatures w14:val="none"/>
+          <ns2:ligatures ns2:val="none"/>
         </w:rPr>
         <w:t xml:space="preserve"/>
       </w:r>
@@ -2150,7 +2150,7 @@
         <w:rPr>
           <w:rFonts w:ascii="Arial Narrow" w:eastAsia="Arial Narrow" w:hAnsi="Arial Narrow" w:cs="Arial Narrow"/>
           <w:kern w:val="0"/>
-          <w14:ligatures w14:val="none"/>
+          <ns2:ligatures ns2:val="none"/>
         </w:rPr>
         <w:t xml:space="preserve"/>
       </w:r>
@@ -2164,7 +2164,7 @@
           <w:kern w:val="0"/>
           <w:shd w:val="clear" w:color="auto" w:fill="FFFFFF"/>
           <w:lang w:eastAsia="es-PE"/>
-          <w14:ligatures w14:val="none"/>
+          <ns2:ligatures ns2:val="none"/>
         </w:rPr>
         <w:t/>
       </w:r>
@@ -2172,7 +2172,7 @@
         <w:rPr>
           <w:rFonts w:ascii="Arial Narrow" w:eastAsia="Arial Narrow" w:hAnsi="Arial Narrow" w:cs="Arial Narrow"/>
           <w:kern w:val="0"/>
-          <w14:ligatures w14:val="none"/>
+          <ns2:ligatures ns2:val="none"/>
         </w:rPr>
         <w:t/>
       </w:r>
@@ -2182,7 +2182,7 @@
           <w:color w:val="000000"/>
           <w:kern w:val="0"/>
           <w:lang w:eastAsia="es-PE"/>
-          <w14:ligatures w14:val="none"/>
+          <ns2:ligatures ns2:val="none"/>
         </w:rPr>
         <w:t/>
       </w:r>
@@ -2190,7 +2190,7 @@
         <w:rPr>
           <w:rFonts w:ascii="Arial Narrow" w:eastAsia="Arial Narrow" w:hAnsi="Arial Narrow" w:cs="Arial Narrow"/>
           <w:kern w:val="0"/>
-          <w14:ligatures w14:val="none"/>
+          <ns2:ligatures ns2:val="none"/>
         </w:rPr>
         <w:t xml:space="preserve"/>
       </w:r>
@@ -2200,7 +2200,7 @@
           <w:color w:val="000000"/>
           <w:kern w:val="0"/>
           <w:lang w:eastAsia="es-PE"/>
-          <w14:ligatures w14:val="none"/>
+          <ns2:ligatures ns2:val="none"/>
         </w:rPr>
         <w:t/>
       </w:r>
@@ -2208,7 +2208,7 @@
         <w:rPr>
           <w:rFonts w:ascii="Arial Narrow" w:eastAsia="Arial Narrow" w:hAnsi="Arial Narrow" w:cs="Arial Narrow"/>
           <w:kern w:val="0"/>
-          <w14:ligatures w14:val="none"/>
+          <ns2:ligatures ns2:val="none"/>
         </w:rPr>
         <w:t xml:space="preserve"/>
       </w:r>
@@ -2220,7 +2220,7 @@
           <w:rFonts w:ascii="Arial Narrow" w:eastAsia="Arial Narrow" w:hAnsi="Arial Narrow" w:cs="Arial"/>
           <w:kern w:val="0"/>
           <w:vertAlign w:val="superscript"/>
-          <w14:ligatures w14:val="none"/>
+          <ns2:ligatures ns2:val="none"/>
         </w:rPr>
         <w:footnoteReference w:id="3"/>
       </w:r>
@@ -2229,7 +2229,7 @@
         <w:rPr>
           <w:rFonts w:ascii="Arial Narrow" w:eastAsia="Arial Narrow" w:hAnsi="Arial Narrow" w:cs="Arial Narrow"/>
           <w:kern w:val="0"/>
-          <w14:ligatures w14:val="none"/>
+          <ns2:ligatures ns2:val="none"/>
         </w:rPr>
         <w:t/>
       </w:r>
@@ -2240,7 +2240,7 @@
     <w:bookmarkEnd w:id="6"/>
     <w:bookmarkEnd w:id="9"/>
     <w:bookmarkEnd w:id="11"/>
-    <w:p>
+    <w:p ns2:paraId="432038D6" ns2:textId="0A9F6D75">
       <w:pPr>
         <w:spacing w:after="0" w:line="240" w:lineRule="auto"/>
         <w:jc w:val="both"/>
@@ -2248,12 +2248,12 @@
           <w:rFonts w:ascii="Arial Narrow" w:eastAsia="Calibri" w:hAnsi="Arial Narrow" w:cs="Arial Narrow"/>
           <w:kern w:val="0"/>
           <w:lang w:eastAsia="es-PE"/>
-          <w14:ligatures w14:val="none"/>
+          <ns2:ligatures ns2:val="none"/>
         </w:rPr>
       </w:pPr>
     </w:p>
     <w:bookmarkEnd w:id="2"/>
-    <w:p>
+    <w:p ns2:paraId="463134E5" ns2:textId="77777777">
       <w:pPr>
         <w:pStyle w:val="Prrafodelista"/>
         <w:numPr>
@@ -2267,7 +2267,7 @@
           <w:rFonts w:ascii="Arial Narrow" w:eastAsia="Calibri" w:hAnsi="Arial Narrow" w:cs="Arial Narrow"/>
           <w:kern w:val="0"/>
           <w:lang w:eastAsia="es-PE"/>
-          <w14:ligatures w14:val="none"/>
+          <ns2:ligatures ns2:val="none"/>
         </w:rPr>
       </w:pPr>
       <w:r>
@@ -2276,7 +2276,7 @@
           <w:color w:val="000000"/>
           <w:kern w:val="0"/>
           <w:lang w:eastAsia="es-PE"/>
-          <w14:ligatures w14:val="none"/>
+          <ns2:ligatures ns2:val="none"/>
         </w:rPr>
         <w:t>En tanto la denuncia reúne los requisitos establecidos por la</w:t>
       </w:r>
@@ -2286,7 +2286,7 @@
           <w:color w:val="000000"/>
           <w:kern w:val="0"/>
           <w:lang w:eastAsia="es-PE"/>
-          <w14:ligatures w14:val="none"/>
+          <ns2:ligatures ns2:val="none"/>
         </w:rPr>
         <w:t xml:space="preserve"> norma citada, corresponde admitirla a trámite</w:t>
       </w:r>
@@ -2296,7 +2296,7 @@
           <w:rFonts w:ascii="Arial Narrow" w:eastAsia="Arial Narrow" w:hAnsi="Arial Narrow" w:cs="Arial Narrow"/>
           <w:kern w:val="0"/>
           <w:vertAlign w:val="superscript"/>
-          <w14:ligatures w14:val="none"/>
+          <ns2:ligatures ns2:val="none"/>
         </w:rPr>
         <w:footnoteReference w:id="4"/>
       </w:r>
@@ -2306,13 +2306,13 @@
           <w:color w:val="000000"/>
           <w:kern w:val="0"/>
           <w:lang w:eastAsia="es-PE"/>
-          <w14:ligatures w14:val="none"/>
+          <ns2:ligatures ns2:val="none"/>
         </w:rPr>
         <w:t>.</w:t>
       </w:r>
       <w:bookmarkStart w:id="12" w:name="_Hlk214963039"/>
     </w:p>
-    <w:p>
+    <w:p ns2:paraId="68C71625" ns2:textId="77777777">
       <w:pPr>
         <w:spacing w:after="0" w:line="240" w:lineRule="auto"/>
         <w:ind w:left="567"/>
@@ -2323,12 +2323,12 @@
           <w:color w:val="000000"/>
           <w:kern w:val="0"/>
           <w:lang w:eastAsia="es-PE"/>
-          <w14:ligatures w14:val="none"/>
+          <ns2:ligatures ns2:val="none"/>
         </w:rPr>
       </w:pPr>
       <w:bookmarkStart w:id="13" w:name="_Hlk214963071"/>
     </w:p>
-    <w:p>
+    <w:p ns2:paraId="38A98B4B" ns2:textId="77777777">
       <w:pPr>
         <w:pStyle w:val="Prrafodelista"/>
         <w:numPr>
@@ -2348,17 +2348,17 @@
           <w:color w:val="000000"/>
           <w:kern w:val="0"/>
           <w:lang w:eastAsia="es-PE"/>
-          <w14:ligatures w14:val="none"/>
-        </w:rPr>
-      </w:pPr>
-      <w:r>
-        <w:rPr>
-          <w:rFonts w:ascii="Arial Narrow" w:eastAsia="Arial Narrow" w:hAnsi="Arial Narrow" w:cs="Arial Narrow"/>
-          <w:b/>
-          <w:color w:val="000000"/>
-          <w:kern w:val="0"/>
-          <w:lang w:eastAsia="es-PE"/>
-          <w14:ligatures w14:val="none"/>
+          <ns2:ligatures ns2:val="none"/>
+        </w:rPr>
+      </w:pPr>
+      <w:r>
+        <w:rPr>
+          <w:rFonts w:ascii="Arial Narrow" w:eastAsia="Arial Narrow" w:hAnsi="Arial Narrow" w:cs="Arial Narrow"/>
+          <w:b/>
+          <w:color w:val="000000"/>
+          <w:kern w:val="0"/>
+          <w:lang w:eastAsia="es-PE"/>
+          <ns2:ligatures ns2:val="none"/>
         </w:rPr>
         <w:t>REQUERIMIENTO DE INFORMACI</w:t>
       </w:r>
@@ -2369,7 +2369,7 @@
           <w:color w:val="000000"/>
           <w:kern w:val="0"/>
           <w:lang w:eastAsia="es-PE"/>
-          <w14:ligatures w14:val="none"/>
+          <ns2:ligatures ns2:val="none"/>
         </w:rPr>
         <w:t>Ó</w:t>
       </w:r>
@@ -2380,12 +2380,12 @@
           <w:color w:val="000000"/>
           <w:kern w:val="0"/>
           <w:lang w:eastAsia="es-PE"/>
-          <w14:ligatures w14:val="none"/>
+          <ns2:ligatures ns2:val="none"/>
         </w:rPr>
         <w:t>N</w:t>
       </w:r>
     </w:p>
-    <w:p>
+    <w:p ns2:paraId="5B518DC4" ns2:textId="77777777">
       <w:pPr>
         <w:spacing w:after="0" w:line="240" w:lineRule="auto"/>
         <w:jc w:val="both"/>
@@ -2394,11 +2394,11 @@
           <w:color w:val="000000"/>
           <w:kern w:val="0"/>
           <w:lang w:val="es-ES" w:eastAsia="es-ES"/>
-          <w14:ligatures w14:val="none"/>
-        </w:rPr>
-      </w:pPr>
-    </w:p>
-    <w:p>
+          <ns2:ligatures ns2:val="none"/>
+        </w:rPr>
+      </w:pPr>
+    </w:p>
+    <w:p ns2:paraId="62B88A04" ns2:textId="4EAC7EEA">
       <w:pPr>
         <w:pStyle w:val="Prrafodelista"/>
         <w:numPr>
@@ -2413,7 +2413,7 @@
           <w:color w:val="000000"/>
           <w:kern w:val="0"/>
           <w:lang w:val="es-ES" w:eastAsia="es-ES"/>
-          <w14:ligatures w14:val="none"/>
+          <ns2:ligatures ns2:val="none"/>
         </w:rPr>
       </w:pPr>
       <w:r>
@@ -2422,7 +2422,7 @@
           <w:color w:val="000000"/>
           <w:kern w:val="0"/>
           <w:lang w:val="es-ES" w:eastAsia="es-ES"/>
-          <w14:ligatures w14:val="none"/>
+          <ns2:ligatures ns2:val="none"/>
         </w:rPr>
         <w:t xml:space="preserve">A efectos de tener mayores elementos </w:t>
       </w:r>
@@ -2433,7 +2433,7 @@
           <w:color w:val="000000"/>
           <w:kern w:val="0"/>
           <w:lang w:val="es-ES" w:eastAsia="es-ES"/>
-          <w14:ligatures w14:val="none"/>
+          <ns2:ligatures ns2:val="none"/>
         </w:rPr>
         <w:t>que sirvan para la resolución definitiva del presente caso, la Secretaría Técnica, en ejercicio de las facultades que la ley le confiere</w:t>
       </w:r>
@@ -2443,7 +2443,7 @@
           <w:color w:val="000000"/>
           <w:kern w:val="0"/>
           <w:lang w:val="es-ES" w:eastAsia="es-ES"/>
-          <w14:ligatures w14:val="none"/>
+          <ns2:ligatures ns2:val="none"/>
         </w:rPr>
         <w:t xml:space="preserve">, conviene requerir </w:t>
       </w:r>
@@ -2453,7 +2453,7 @@
           <w:color w:val="000000"/>
           <w:kern w:val="0"/>
           <w:lang w:val="es-ES" w:eastAsia="es-ES"/>
-          <w14:ligatures w14:val="none"/>
+          <ns2:ligatures ns2:val="none"/>
         </w:rPr>
         <w:t xml:space="preserve">a la compañía aseguradora </w:t>
       </w:r>
@@ -2463,7 +2463,7 @@
           <w:color w:val="000000"/>
           <w:kern w:val="0"/>
           <w:lang w:val="es-ES" w:eastAsia="es-ES"/>
-          <w14:ligatures w14:val="none"/>
+          <ns2:ligatures ns2:val="none"/>
         </w:rPr>
         <w:t>que, en un plaz</w:t>
       </w:r>
@@ -2473,7 +2473,7 @@
           <w:color w:val="000000"/>
           <w:kern w:val="0"/>
           <w:lang w:val="es-ES" w:eastAsia="es-ES"/>
-          <w14:ligatures w14:val="none"/>
+          <ns2:ligatures ns2:val="none"/>
         </w:rPr>
         <w:t>o no mayor de cinco (5) días hábiles contado a partir del día siguiente de la notificación de la presente resolución, cumpla con lo siguiente</w:t>
       </w:r>
@@ -2483,7 +2483,7 @@
           <w:color w:val="000000"/>
           <w:kern w:val="0"/>
           <w:lang w:val="es-ES" w:eastAsia="es-ES"/>
-          <w14:ligatures w14:val="none"/>
+          <ns2:ligatures ns2:val="none"/>
         </w:rPr>
         <w:t xml:space="preserve">: </w:t>
       </w:r>
@@ -2493,7 +2493,7 @@
           <w:color w:val="000000"/>
           <w:kern w:val="0"/>
           <w:lang w:val="es-ES" w:eastAsia="es-ES"/>
-          <w14:ligatures w14:val="none"/>
+          <ns2:ligatures ns2:val="none"/>
         </w:rPr>
         <w:t>(i) presentar una copia completa, legible y debidamente suscrita de la Póliza V-0369578 del Seguro de Protección familiar, así como el cargo de remisión de la póliza; (ii) presentar los medios probatorios que acrediten que a negativa de otorgamiento de cobertura fue justificada; (iii) presentar los medios probatorios que acrediten que la suspensión de los descuentos automáticos del pago de primas de la Póliza V-0369578 fue justificada; y, (iv) presentar todas las comunicaciones cursadas con la parte denunciante en virtud de los hechos materia de denuncia</w:t>
       </w:r>
@@ -2503,7 +2503,7 @@
           <w:color w:val="000000"/>
           <w:kern w:val="0"/>
           <w:lang w:val="es-ES" w:eastAsia="es-ES"/>
-          <w14:ligatures w14:val="none"/>
+          <ns2:ligatures ns2:val="none"/>
         </w:rPr>
         <w:t>.</w:t>
       </w:r>
@@ -2513,7 +2513,7 @@
           <w:color w:val="000000"/>
           <w:kern w:val="0"/>
           <w:lang w:eastAsia="es-ES"/>
-          <w14:ligatures w14:val="none"/>
+          <ns2:ligatures ns2:val="none"/>
         </w:rPr>
         <w:t xml:space="preserve"> </w:t>
       </w:r>
@@ -2523,13 +2523,13 @@
           <w:color w:val="000000"/>
           <w:kern w:val="0"/>
           <w:lang w:eastAsia="es-ES"/>
-          <w14:ligatures w14:val="none"/>
+          <ns2:ligatures ns2:val="none"/>
         </w:rPr>
         <w:t xml:space="preserve"> </w:t>
       </w:r>
     </w:p>
     <w:bookmarkEnd w:id="13"/>
-    <w:p>
+    <w:p ns2:paraId="5C93B848" ns2:textId="77777777">
       <w:pPr>
         <w:pStyle w:val="Prrafodelista"/>
         <w:spacing w:after="0" w:line="240" w:lineRule="auto"/>
@@ -2540,11 +2540,11 @@
           <w:color w:val="000000"/>
           <w:kern w:val="0"/>
           <w:lang w:val="es-ES" w:eastAsia="es-ES"/>
-          <w14:ligatures w14:val="none"/>
-        </w:rPr>
-      </w:pPr>
-    </w:p>
-    <w:p>
+          <ns2:ligatures ns2:val="none"/>
+        </w:rPr>
+      </w:pPr>
+    </w:p>
+    <w:p ns2:paraId="2A119386" ns2:textId="77777777">
       <w:pPr>
         <w:pStyle w:val="Prrafodelista"/>
         <w:numPr>
@@ -2564,36 +2564,36 @@
           <w:color w:val="000000"/>
           <w:kern w:val="0"/>
           <w:lang w:eastAsia="es-PE"/>
-          <w14:ligatures w14:val="none"/>
-        </w:rPr>
-      </w:pPr>
-      <w:r>
-        <w:rPr>
-          <w:rFonts w:ascii="Arial Narrow" w:eastAsia="Arial Narrow" w:hAnsi="Arial Narrow" w:cs="Arial Narrow"/>
-          <w:b/>
-          <w:color w:val="000000"/>
-          <w:kern w:val="0"/>
-          <w:lang w:eastAsia="es-PE"/>
-          <w14:ligatures w14:val="none"/>
+          <ns2:ligatures ns2:val="none"/>
+        </w:rPr>
+      </w:pPr>
+      <w:r>
+        <w:rPr>
+          <w:rFonts w:ascii="Arial Narrow" w:eastAsia="Arial Narrow" w:hAnsi="Arial Narrow" w:cs="Arial Narrow"/>
+          <w:b/>
+          <w:color w:val="000000"/>
+          <w:kern w:val="0"/>
+          <w:lang w:eastAsia="es-PE"/>
+          <ns2:ligatures ns2:val="none"/>
         </w:rPr>
         <w:t xml:space="preserve">RESOLUCIÓN DE LA SECRETARÍA TÉCNICA </w:t>
       </w:r>
     </w:p>
-    <w:p>
-      <w:pPr>
-        <w:spacing w:after="0" w:line="240" w:lineRule="auto"/>
-        <w:jc w:val="both"/>
-        <w:rPr>
-          <w:rFonts w:ascii="Arial Narrow" w:eastAsia="Arial Narrow" w:hAnsi="Arial Narrow" w:cs="Arial Narrow"/>
-          <w:b/>
-          <w:color w:val="000000"/>
-          <w:kern w:val="0"/>
-          <w:lang w:eastAsia="es-PE"/>
-          <w14:ligatures w14:val="none"/>
-        </w:rPr>
-      </w:pPr>
-    </w:p>
-    <w:p>
+    <w:p ns2:paraId="7F554EB2" ns2:textId="77777777">
+      <w:pPr>
+        <w:spacing w:after="0" w:line="240" w:lineRule="auto"/>
+        <w:jc w:val="both"/>
+        <w:rPr>
+          <w:rFonts w:ascii="Arial Narrow" w:eastAsia="Arial Narrow" w:hAnsi="Arial Narrow" w:cs="Arial Narrow"/>
+          <w:b/>
+          <w:color w:val="000000"/>
+          <w:kern w:val="0"/>
+          <w:lang w:eastAsia="es-PE"/>
+          <ns2:ligatures ns2:val="none"/>
+        </w:rPr>
+      </w:pPr>
+    </w:p>
+    <w:p ns2:paraId="11F326B3" ns2:textId="42A39B75">
       <w:pPr>
         <w:spacing w:after="0" w:line="240" w:lineRule="auto"/>
         <w:jc w:val="both"/>
@@ -2602,17 +2602,17 @@
           <w:color w:val="000000"/>
           <w:kern w:val="0"/>
           <w:lang w:eastAsia="es-PE"/>
-          <w14:ligatures w14:val="none"/>
-        </w:rPr>
-      </w:pPr>
-      <w:r>
-        <w:rPr>
-          <w:rFonts w:ascii="Arial Narrow" w:eastAsia="Arial Narrow" w:hAnsi="Arial Narrow" w:cs="Arial Narrow"/>
-          <w:b/>
-          <w:color w:val="000000"/>
-          <w:kern w:val="0"/>
-          <w:lang w:eastAsia="es-PE"/>
-          <w14:ligatures w14:val="none"/>
+          <ns2:ligatures ns2:val="none"/>
+        </w:rPr>
+      </w:pPr>
+      <w:r>
+        <w:rPr>
+          <w:rFonts w:ascii="Arial Narrow" w:eastAsia="Arial Narrow" w:hAnsi="Arial Narrow" w:cs="Arial Narrow"/>
+          <w:b/>
+          <w:color w:val="000000"/>
+          <w:kern w:val="0"/>
+          <w:lang w:eastAsia="es-PE"/>
+          <ns2:ligatures ns2:val="none"/>
         </w:rPr>
         <w:t xml:space="preserve">PRIMERO: admitir a trámite la denuncia del 28 de diciembre de 2025, subsanada mediante escrito del 2 de febrero de 2026, interpuesta por el señor [APELLIDO] [APELLIDO] contra Rímac Seguros y Reaseguros S.A., por la presunta infracción a los artículos 18 y 19 de la Ley 29571, Código de Protección y Defensa del Consumidor, en tanto la compañía aseguradora habría resuelto de manera unilateral e injustificada la Póliza V-0369578 del Seguro de Protección familiar alegando una supuesta falta de pago de primas, pese a que se descontaban de la planilla de pagos de la señora [APELLIDO] [APELLIDO] Farfán, generando que el denunciante no obtenga la cobertura del seguro en calidad de beneficiario del 70%.</w:t>
       </w:r>
@@ -2623,7 +2623,7 @@
           <w:kern w:val="0"/>
           <w:shd w:val="clear" w:color="auto" w:fill="FFFFFF"/>
           <w:lang w:eastAsia="es-PE"/>
-          <w14:ligatures w14:val="none"/>
+          <ns2:ligatures ns2:val="none"/>
         </w:rPr>
         <w:t xml:space="preserve"/>
       </w:r>
@@ -2633,7 +2633,7 @@
           <w:color w:val="000000"/>
           <w:kern w:val="0"/>
           <w:lang w:val="es-ES" w:eastAsia="es-ES"/>
-          <w14:ligatures w14:val="none"/>
+          <ns2:ligatures ns2:val="none"/>
         </w:rPr>
         <w:t/>
       </w:r>
@@ -2643,7 +2643,7 @@
           <w:color w:val="000000"/>
           <w:kern w:val="0"/>
           <w:lang w:val="es-ES" w:eastAsia="es-ES"/>
-          <w14:ligatures w14:val="none"/>
+          <ns2:ligatures ns2:val="none"/>
         </w:rPr>
         <w:t xml:space="preserve"/>
       </w:r>
@@ -2654,7 +2654,7 @@
           <w:kern w:val="0"/>
           <w:shd w:val="clear" w:color="auto" w:fill="FFFFFF"/>
           <w:lang w:eastAsia="es-PE"/>
-          <w14:ligatures w14:val="none"/>
+          <ns2:ligatures ns2:val="none"/>
         </w:rPr>
         <w:t xml:space="preserve"/>
       </w:r>
@@ -2664,7 +2664,7 @@
           <w:bCs/>
           <w:spacing w:val="-3"/>
           <w:kern w:val="0"/>
-          <w14:ligatures w14:val="none"/>
+          <ns2:ligatures ns2:val="none"/>
         </w:rPr>
         <w:t xml:space="preserve"/>
       </w:r>
@@ -2675,7 +2675,7 @@
           <w:kern w:val="0"/>
           <w:shd w:val="clear" w:color="auto" w:fill="FFFFFF"/>
           <w:lang w:eastAsia="es-PE"/>
-          <w14:ligatures w14:val="none"/>
+          <ns2:ligatures ns2:val="none"/>
         </w:rPr>
         <w:t xml:space="preserve"/>
       </w:r>
@@ -2685,7 +2685,7 @@
           <w:bCs/>
           <w:spacing w:val="-3"/>
           <w:kern w:val="0"/>
-          <w14:ligatures w14:val="none"/>
+          <ns2:ligatures ns2:val="none"/>
         </w:rPr>
         <w:t/>
       </w:r>
@@ -2696,7 +2696,7 @@
           <w:kern w:val="0"/>
           <w:shd w:val="clear" w:color="auto" w:fill="FFFFFF"/>
           <w:lang w:eastAsia="es-PE"/>
-          <w14:ligatures w14:val="none"/>
+          <ns2:ligatures ns2:val="none"/>
         </w:rPr>
         <w:t xml:space="preserve"/>
       </w:r>
@@ -2708,7 +2708,7 @@
           <w:kern w:val="0"/>
           <w:shd w:val="clear" w:color="auto" w:fill="FFFFFF"/>
           <w:lang w:eastAsia="es-PE"/>
-          <w14:ligatures w14:val="none"/>
+          <ns2:ligatures ns2:val="none"/>
         </w:rPr>
         <w:t/>
       </w:r>
@@ -2720,7 +2720,7 @@
           <w:kern w:val="0"/>
           <w:shd w:val="clear" w:color="auto" w:fill="FFFFFF"/>
           <w:lang w:eastAsia="es-PE"/>
-          <w14:ligatures w14:val="none"/>
+          <ns2:ligatures ns2:val="none"/>
         </w:rPr>
         <w:t xml:space="preserve"/>
       </w:r>
@@ -2728,7 +2728,7 @@
         <w:rPr>
           <w:rFonts w:ascii="Arial Narrow" w:eastAsia="Arial Narrow" w:hAnsi="Arial Narrow" w:cs="Arial Narrow"/>
           <w:kern w:val="0"/>
-          <w14:ligatures w14:val="none"/>
+          <ns2:ligatures ns2:val="none"/>
         </w:rPr>
         <w:t/>
       </w:r>
@@ -2736,7 +2736,7 @@
         <w:rPr>
           <w:rFonts w:ascii="Arial Narrow" w:eastAsia="Arial Narrow" w:hAnsi="Arial Narrow" w:cs="Arial Narrow"/>
           <w:kern w:val="0"/>
-          <w14:ligatures w14:val="none"/>
+          <ns2:ligatures ns2:val="none"/>
         </w:rPr>
         <w:t xml:space="preserve"/>
       </w:r>
@@ -2744,7 +2744,7 @@
         <w:rPr>
           <w:rFonts w:ascii="Arial Narrow" w:eastAsia="Arial Narrow" w:hAnsi="Arial Narrow" w:cs="Arial Narrow"/>
           <w:kern w:val="0"/>
-          <w14:ligatures w14:val="none"/>
+          <ns2:ligatures ns2:val="none"/>
         </w:rPr>
         <w:t/>
       </w:r>
@@ -2752,7 +2752,7 @@
         <w:rPr>
           <w:rFonts w:ascii="Arial Narrow" w:eastAsia="Arial Narrow" w:hAnsi="Arial Narrow" w:cs="Arial Narrow"/>
           <w:kern w:val="0"/>
-          <w14:ligatures w14:val="none"/>
+          <ns2:ligatures ns2:val="none"/>
         </w:rPr>
         <w:t xml:space="preserve"/>
       </w:r>
@@ -2760,7 +2760,7 @@
         <w:rPr>
           <w:rFonts w:ascii="Arial Narrow" w:eastAsia="Arial Narrow" w:hAnsi="Arial Narrow" w:cs="Arial Narrow"/>
           <w:kern w:val="0"/>
-          <w14:ligatures w14:val="none"/>
+          <ns2:ligatures ns2:val="none"/>
         </w:rPr>
         <w:t/>
       </w:r>
@@ -2768,7 +2768,7 @@
         <w:rPr>
           <w:rFonts w:ascii="Arial Narrow" w:eastAsia="Arial Narrow" w:hAnsi="Arial Narrow" w:cs="Arial Narrow"/>
           <w:kern w:val="0"/>
-          <w14:ligatures w14:val="none"/>
+          <ns2:ligatures ns2:val="none"/>
         </w:rPr>
         <w:t xml:space="preserve"/>
       </w:r>
@@ -2776,7 +2776,7 @@
         <w:rPr>
           <w:rFonts w:ascii="Arial Narrow" w:eastAsia="Arial Narrow" w:hAnsi="Arial Narrow" w:cs="Arial Narrow"/>
           <w:kern w:val="0"/>
-          <w14:ligatures w14:val="none"/>
+          <ns2:ligatures ns2:val="none"/>
         </w:rPr>
         <w:t xml:space="preserve"/>
       </w:r>
@@ -2784,7 +2784,7 @@
         <w:rPr>
           <w:rFonts w:ascii="Arial Narrow" w:eastAsia="Arial Narrow" w:hAnsi="Arial Narrow" w:cs="Arial Narrow"/>
           <w:kern w:val="0"/>
-          <w14:ligatures w14:val="none"/>
+          <ns2:ligatures ns2:val="none"/>
         </w:rPr>
         <w:t xml:space="preserve"/>
       </w:r>
@@ -2792,7 +2792,7 @@
         <w:rPr>
           <w:rFonts w:ascii="Arial Narrow" w:eastAsia="Arial Narrow" w:hAnsi="Arial Narrow" w:cs="Arial Narrow"/>
           <w:kern w:val="0"/>
-          <w14:ligatures w14:val="none"/>
+          <ns2:ligatures ns2:val="none"/>
         </w:rPr>
         <w:t xml:space="preserve"/>
       </w:r>
@@ -2800,7 +2800,7 @@
         <w:rPr>
           <w:rFonts w:ascii="Arial Narrow" w:eastAsia="Arial Narrow" w:hAnsi="Arial Narrow" w:cs="Arial Narrow"/>
           <w:kern w:val="0"/>
-          <w14:ligatures w14:val="none"/>
+          <ns2:ligatures ns2:val="none"/>
         </w:rPr>
         <w:t/>
       </w:r>
@@ -2808,7 +2808,7 @@
         <w:rPr>
           <w:rFonts w:ascii="Arial Narrow" w:eastAsia="Arial Narrow" w:hAnsi="Arial Narrow" w:cs="Arial Narrow"/>
           <w:kern w:val="0"/>
-          <w14:ligatures w14:val="none"/>
+          <ns2:ligatures ns2:val="none"/>
         </w:rPr>
         <w:t xml:space="preserve"/>
       </w:r>
@@ -2816,7 +2816,7 @@
         <w:rPr>
           <w:rFonts w:ascii="Arial Narrow" w:eastAsia="Arial Narrow" w:hAnsi="Arial Narrow" w:cs="Arial Narrow"/>
           <w:kern w:val="0"/>
-          <w14:ligatures w14:val="none"/>
+          <ns2:ligatures ns2:val="none"/>
         </w:rPr>
         <w:t/>
       </w:r>
@@ -2824,25 +2824,25 @@
         <w:rPr>
           <w:rFonts w:ascii="Arial Narrow" w:eastAsia="Arial Narrow" w:hAnsi="Arial Narrow" w:cs="Arial Narrow"/>
           <w:kern w:val="0"/>
-          <w14:ligatures w14:val="none"/>
+          <ns2:ligatures ns2:val="none"/>
         </w:rPr>
         <w:t/>
       </w:r>
     </w:p>
     <w:bookmarkEnd w:id="14"/>
     <w:bookmarkEnd w:id="15"/>
-    <w:p>
-      <w:pPr>
-        <w:spacing w:after="0" w:line="240" w:lineRule="auto"/>
-        <w:jc w:val="both"/>
-        <w:rPr>
-          <w:rFonts w:ascii="Arial Narrow" w:eastAsia="Arial Narrow" w:hAnsi="Arial Narrow" w:cs="Arial Narrow"/>
-          <w:kern w:val="0"/>
-          <w14:ligatures w14:val="none"/>
-        </w:rPr>
-      </w:pPr>
-    </w:p>
-    <w:p>
+    <w:p ns2:paraId="042B3F54" ns2:textId="777BBF33">
+      <w:pPr>
+        <w:spacing w:after="0" w:line="240" w:lineRule="auto"/>
+        <w:jc w:val="both"/>
+        <w:rPr>
+          <w:rFonts w:ascii="Arial Narrow" w:eastAsia="Arial Narrow" w:hAnsi="Arial Narrow" w:cs="Arial Narrow"/>
+          <w:kern w:val="0"/>
+          <ns2:ligatures ns2:val="none"/>
+        </w:rPr>
+      </w:pPr>
+    </w:p>
+    <w:p ns2:paraId="0A292C9F" ns2:textId="22F8A3A5">
       <w:pPr>
         <w:spacing w:line="240" w:lineRule="auto"/>
         <w:contextualSpacing/>
@@ -2850,17 +2850,17 @@
         <w:rPr>
           <w:rFonts w:ascii="Arial Narrow" w:eastAsia="Calibri" w:hAnsi="Arial Narrow" w:cs="Arial"/>
           <w:kern w:val="0"/>
-          <w14:ligatures w14:val="none"/>
-        </w:rPr>
-      </w:pPr>
-      <w:r>
-        <w:rPr>
-          <w:rFonts w:ascii="Arial Narrow" w:eastAsia="Arial Narrow" w:hAnsi="Arial Narrow" w:cs="Arial Narrow"/>
-          <w:b/>
-          <w:color w:val="000000"/>
-          <w:kern w:val="0"/>
-          <w:lang w:eastAsia="es-PE"/>
-          <w14:ligatures w14:val="none"/>
+          <ns2:ligatures ns2:val="none"/>
+        </w:rPr>
+      </w:pPr>
+      <w:r>
+        <w:rPr>
+          <w:rFonts w:ascii="Arial Narrow" w:eastAsia="Arial Narrow" w:hAnsi="Arial Narrow" w:cs="Arial Narrow"/>
+          <w:b/>
+          <w:color w:val="000000"/>
+          <w:kern w:val="0"/>
+          <w:lang w:eastAsia="es-PE"/>
+          <ns2:ligatures ns2:val="none"/>
         </w:rPr>
         <w:t>SEGUNDO:</w:t>
       </w:r>
@@ -2870,7 +2870,7 @@
           <w:color w:val="000000"/>
           <w:kern w:val="0"/>
           <w:lang w:eastAsia="es-PE"/>
-          <w14:ligatures w14:val="none"/>
+          <ns2:ligatures ns2:val="none"/>
         </w:rPr>
         <w:t xml:space="preserve"> tener por ofrecidos los</w:t>
       </w:r>
@@ -2880,7 +2880,7 @@
           <w:color w:val="000000"/>
           <w:kern w:val="0"/>
           <w:lang w:eastAsia="es-PE"/>
-          <w14:ligatures w14:val="none"/>
+          <ns2:ligatures ns2:val="none"/>
         </w:rPr>
         <w:t xml:space="preserve"> medios probatorios presentados en el escrito de denuncia </w:t>
       </w:r>
@@ -2890,7 +2890,7 @@
           <w:color w:val="000000"/>
           <w:kern w:val="0"/>
           <w:lang w:val="es-ES" w:eastAsia="es-ES"/>
-          <w14:ligatures w14:val="none"/>
+          <ns2:ligatures ns2:val="none"/>
         </w:rPr>
         <w:t xml:space="preserve">del </w:t>
       </w:r>
@@ -2900,7 +2900,7 @@
           <w:color w:val="000000"/>
           <w:kern w:val="0"/>
           <w:lang w:val="es-ES" w:eastAsia="es-ES"/>
-          <w14:ligatures w14:val="none"/>
+          <ns2:ligatures ns2:val="none"/>
         </w:rPr>
         <w:t>28 de diciembre de 2025, subsanada mediante escrito del 2 de febrero de 2026</w:t>
       </w:r>
@@ -2908,12 +2908,12 @@
         <w:rPr>
           <w:rFonts w:ascii="Arial Narrow" w:eastAsia="Calibri" w:hAnsi="Arial Narrow" w:cs="Arial"/>
           <w:kern w:val="0"/>
-          <w14:ligatures w14:val="none"/>
+          <ns2:ligatures ns2:val="none"/>
         </w:rPr>
         <w:t>.</w:t>
       </w:r>
     </w:p>
-    <w:p>
+    <w:p ns2:paraId="68A17E97" ns2:textId="77777777">
       <w:pPr>
         <w:spacing w:line="240" w:lineRule="auto"/>
         <w:contextualSpacing/>
@@ -2923,30 +2923,30 @@
           <w:color w:val="000000"/>
           <w:kern w:val="0"/>
           <w:lang w:eastAsia="es-PE"/>
-          <w14:ligatures w14:val="none"/>
-        </w:rPr>
-      </w:pPr>
-    </w:p>
-    <w:p>
-      <w:pPr>
-        <w:spacing w:after="0" w:line="240" w:lineRule="auto"/>
-        <w:jc w:val="both"/>
-        <w:rPr>
-          <w:rFonts w:ascii="Arial Narrow" w:eastAsia="Arial Narrow" w:hAnsi="Arial Narrow" w:cs="Arial Narrow"/>
-          <w:color w:val="000000"/>
-          <w:kern w:val="0"/>
-          <w:lang w:eastAsia="es-PE"/>
-          <w14:ligatures w14:val="none"/>
-        </w:rPr>
-      </w:pPr>
-      <w:r>
-        <w:rPr>
-          <w:rFonts w:ascii="Arial Narrow" w:eastAsia="Arial Narrow" w:hAnsi="Arial Narrow" w:cs="Arial Narrow"/>
-          <w:b/>
-          <w:color w:val="000000"/>
-          <w:kern w:val="0"/>
-          <w:lang w:eastAsia="es-PE"/>
-          <w14:ligatures w14:val="none"/>
+          <ns2:ligatures ns2:val="none"/>
+        </w:rPr>
+      </w:pPr>
+    </w:p>
+    <w:p ns2:paraId="168254DA" ns2:textId="13506A86">
+      <w:pPr>
+        <w:spacing w:after="0" w:line="240" w:lineRule="auto"/>
+        <w:jc w:val="both"/>
+        <w:rPr>
+          <w:rFonts w:ascii="Arial Narrow" w:eastAsia="Arial Narrow" w:hAnsi="Arial Narrow" w:cs="Arial Narrow"/>
+          <w:color w:val="000000"/>
+          <w:kern w:val="0"/>
+          <w:lang w:eastAsia="es-PE"/>
+          <ns2:ligatures ns2:val="none"/>
+        </w:rPr>
+      </w:pPr>
+      <w:r>
+        <w:rPr>
+          <w:rFonts w:ascii="Arial Narrow" w:eastAsia="Arial Narrow" w:hAnsi="Arial Narrow" w:cs="Arial Narrow"/>
+          <w:b/>
+          <w:color w:val="000000"/>
+          <w:kern w:val="0"/>
+          <w:lang w:eastAsia="es-PE"/>
+          <ns2:ligatures ns2:val="none"/>
         </w:rPr>
         <w:t xml:space="preserve">TERCERO: </w:t>
       </w:r>
@@ -2956,7 +2956,7 @@
           <w:color w:val="000000"/>
           <w:kern w:val="0"/>
           <w:lang w:eastAsia="es-PE"/>
-          <w14:ligatures w14:val="none"/>
+          <ns2:ligatures ns2:val="none"/>
         </w:rPr>
         <w:t xml:space="preserve">requerir a </w:t>
       </w:r>
@@ -2966,7 +2966,7 @@
           <w:bCs/>
           <w:spacing w:val="-3"/>
           <w:kern w:val="0"/>
-          <w14:ligatures w14:val="none"/>
+          <ns2:ligatures ns2:val="none"/>
         </w:rPr>
         <w:t xml:space="preserve">Rímac Seguros y Reaseguros S.A. </w:t>
       </w:r>
@@ -2976,12 +2976,12 @@
           <w:color w:val="000000"/>
           <w:kern w:val="0"/>
           <w:lang w:eastAsia="es-PE"/>
-          <w14:ligatures w14:val="none"/>
+          <ns2:ligatures ns2:val="none"/>
         </w:rPr>
         <w:t xml:space="preserve"> que cumpla con lo siguiente:</w:t>
       </w:r>
     </w:p>
-    <w:p>
+    <w:p ns2:paraId="20FDFB8D" ns2:textId="77777777">
       <w:pPr>
         <w:spacing w:after="0" w:line="240" w:lineRule="auto"/>
         <w:jc w:val="both"/>
@@ -2990,11 +2990,11 @@
           <w:color w:val="000000"/>
           <w:kern w:val="0"/>
           <w:lang w:eastAsia="es-PE"/>
-          <w14:ligatures w14:val="none"/>
-        </w:rPr>
-      </w:pPr>
-    </w:p>
-    <w:p>
+          <ns2:ligatures ns2:val="none"/>
+        </w:rPr>
+      </w:pPr>
+    </w:p>
+    <w:p ns2:paraId="4AA80738" ns2:textId="77777777">
       <w:pPr>
         <w:numPr>
           <w:ilvl w:val="0"/>
@@ -3008,21 +3008,21 @@
           <w:color w:val="000000"/>
           <w:kern w:val="0"/>
           <w:lang w:eastAsia="es-PE"/>
-          <w14:ligatures w14:val="none"/>
-        </w:rPr>
-      </w:pPr>
-      <w:r>
-        <w:rPr>
-          <w:rFonts w:ascii="Arial Narrow" w:eastAsia="Arial Narrow" w:hAnsi="Arial Narrow" w:cs="Arial Narrow"/>
-          <w:color w:val="000000"/>
-          <w:kern w:val="0"/>
-          <w:lang w:eastAsia="es-PE"/>
-          <w14:ligatures w14:val="none"/>
+          <ns2:ligatures ns2:val="none"/>
+        </w:rPr>
+      </w:pPr>
+      <w:r>
+        <w:rPr>
+          <w:rFonts w:ascii="Arial Narrow" w:eastAsia="Arial Narrow" w:hAnsi="Arial Narrow" w:cs="Arial Narrow"/>
+          <w:color w:val="000000"/>
+          <w:kern w:val="0"/>
+          <w:lang w:eastAsia="es-PE"/>
+          <ns2:ligatures ns2:val="none"/>
         </w:rPr>
         <w:t>presentar documentos que acrediten su inscripción en los Registros Públicos o una declaración jurada que indique que cuenta con dicha inscripción;</w:t>
       </w:r>
     </w:p>
-    <w:p>
+    <w:p ns2:paraId="2B29D59F" ns2:textId="77777777">
       <w:pPr>
         <w:numPr>
           <w:ilvl w:val="0"/>
@@ -3036,21 +3036,21 @@
           <w:color w:val="000000"/>
           <w:kern w:val="0"/>
           <w:lang w:eastAsia="es-PE"/>
-          <w14:ligatures w14:val="none"/>
-        </w:rPr>
-      </w:pPr>
-      <w:r>
-        <w:rPr>
-          <w:rFonts w:ascii="Arial Narrow" w:eastAsia="Arial Narrow" w:hAnsi="Arial Narrow" w:cs="Arial Narrow"/>
-          <w:color w:val="000000"/>
-          <w:kern w:val="0"/>
-          <w:lang w:eastAsia="es-PE"/>
-          <w14:ligatures w14:val="none"/>
+          <ns2:ligatures ns2:val="none"/>
+        </w:rPr>
+      </w:pPr>
+      <w:r>
+        <w:rPr>
+          <w:rFonts w:ascii="Arial Narrow" w:eastAsia="Arial Narrow" w:hAnsi="Arial Narrow" w:cs="Arial Narrow"/>
+          <w:color w:val="000000"/>
+          <w:kern w:val="0"/>
+          <w:lang w:eastAsia="es-PE"/>
+          <ns2:ligatures ns2:val="none"/>
         </w:rPr>
         <w:t>presentar copia simple de las facultades de representación de su representante legal en el presente procedimiento o la declaración jurada que indique que cuenta con dichas facultades y que estas se encuentran vigentes;</w:t>
       </w:r>
     </w:p>
-    <w:p>
+    <w:p ns2:paraId="7EF50C46" ns2:textId="77777777">
       <w:pPr>
         <w:numPr>
           <w:ilvl w:val="0"/>
@@ -3064,21 +3064,21 @@
           <w:color w:val="000000"/>
           <w:kern w:val="0"/>
           <w:lang w:eastAsia="es-PE"/>
-          <w14:ligatures w14:val="none"/>
-        </w:rPr>
-      </w:pPr>
-      <w:r>
-        <w:rPr>
-          <w:rFonts w:ascii="Arial Narrow" w:eastAsia="Arial Narrow" w:hAnsi="Arial Narrow" w:cs="Arial Narrow"/>
-          <w:color w:val="000000"/>
-          <w:kern w:val="0"/>
-          <w:lang w:eastAsia="es-PE"/>
-          <w14:ligatures w14:val="none"/>
+          <ns2:ligatures ns2:val="none"/>
+        </w:rPr>
+      </w:pPr>
+      <w:r>
+        <w:rPr>
+          <w:rFonts w:ascii="Arial Narrow" w:eastAsia="Arial Narrow" w:hAnsi="Arial Narrow" w:cs="Arial Narrow"/>
+          <w:color w:val="000000"/>
+          <w:kern w:val="0"/>
+          <w:lang w:eastAsia="es-PE"/>
+          <ns2:ligatures ns2:val="none"/>
         </w:rPr>
         <w:t>consignar el Número de Registro Único de Contribuyentes (RUC); y,</w:t>
       </w:r>
     </w:p>
-    <w:p>
+    <w:p ns2:paraId="19E4DFA1" ns2:textId="77777777">
       <w:pPr>
         <w:numPr>
           <w:ilvl w:val="0"/>
@@ -3090,16 +3090,16 @@
         <w:rPr>
           <w:rFonts w:ascii="Arial Narrow" w:eastAsia="Calibri" w:hAnsi="Arial Narrow" w:cs="Arial"/>
           <w:kern w:val="0"/>
-          <w14:ligatures w14:val="none"/>
-        </w:rPr>
-      </w:pPr>
-      <w:r>
-        <w:rPr>
-          <w:rFonts w:ascii="Arial Narrow" w:eastAsia="Arial Narrow" w:hAnsi="Arial Narrow" w:cs="Arial Narrow"/>
-          <w:color w:val="000000"/>
-          <w:kern w:val="0"/>
-          <w:lang w:eastAsia="es-PE"/>
-          <w14:ligatures w14:val="none"/>
+          <ns2:ligatures ns2:val="none"/>
+        </w:rPr>
+      </w:pPr>
+      <w:r>
+        <w:rPr>
+          <w:rFonts w:ascii="Arial Narrow" w:eastAsia="Arial Narrow" w:hAnsi="Arial Narrow" w:cs="Arial Narrow"/>
+          <w:color w:val="000000"/>
+          <w:kern w:val="0"/>
+          <w:lang w:eastAsia="es-PE"/>
+          <ns2:ligatures ns2:val="none"/>
         </w:rPr>
         <w:t>fijar domicilio procesal para el procedimiento, de conformidad con el numeral 1 del artículo 442</w:t>
       </w:r>
@@ -3109,7 +3109,7 @@
           <w:color w:val="000000"/>
           <w:kern w:val="0"/>
           <w:lang w:eastAsia="es-PE"/>
-          <w14:ligatures w14:val="none"/>
+          <ns2:ligatures ns2:val="none"/>
         </w:rPr>
         <w:t/>
       </w:r>
@@ -3119,7 +3119,7 @@
           <w:color w:val="000000"/>
           <w:kern w:val="0"/>
           <w:lang w:eastAsia="es-PE"/>
-          <w14:ligatures w14:val="none"/>
+          <ns2:ligatures ns2:val="none"/>
         </w:rPr>
         <w:t xml:space="preserve"> del Código Procesal Civil. </w:t>
       </w:r>
@@ -3127,7 +3127,7 @@
         <w:rPr>
           <w:rFonts w:ascii="Arial Narrow" w:eastAsia="Calibri" w:hAnsi="Arial Narrow" w:cs="Arial"/>
           <w:kern w:val="0"/>
-          <w14:ligatures w14:val="none"/>
+          <ns2:ligatures ns2:val="none"/>
         </w:rPr>
         <w:t>Para ello podrá señalar domicilio físico o una dirección electrónica a la que pueda remitirse las notificaciones</w:t>
       </w:r>
@@ -3136,12 +3136,12 @@
           <w:rFonts w:ascii="Arial Narrow" w:eastAsia="Arial" w:hAnsi="Arial Narrow" w:cs="Arial"/>
           <w:kern w:val="0"/>
           <w:lang w:val="es"/>
-          <w14:ligatures w14:val="none"/>
+          <ns2:ligatures ns2:val="none"/>
         </w:rPr>
         <w:t>;</w:t>
       </w:r>
     </w:p>
-    <w:p>
+    <w:p ns2:paraId="7C63E340" ns2:textId="77777777">
       <w:pPr>
         <w:numPr>
           <w:ilvl w:val="0"/>
@@ -3153,14 +3153,14 @@
         <w:rPr>
           <w:rFonts w:ascii="Arial Narrow" w:eastAsia="Calibri" w:hAnsi="Arial Narrow" w:cs="Arial"/>
           <w:kern w:val="0"/>
-          <w14:ligatures w14:val="none"/>
+          <ns2:ligatures ns2:val="none"/>
         </w:rPr>
       </w:pPr>
       <w:r>
         <w:rPr>
           <w:rFonts w:ascii="Arial Narrow" w:eastAsia="Calibri" w:hAnsi="Arial Narrow" w:cs="Arial"/>
           <w:kern w:val="0"/>
-          <w14:ligatures w14:val="none"/>
+          <ns2:ligatures ns2:val="none"/>
         </w:rPr>
         <w:t>en caso califique como micro empresa o pequeña empresa, presentar los documentos que acrediten su volumen de ventas o ingresos brutos percibidos el año anterior relativo a todas sus actividades económicas y el número de trabajadores con el que cuenta</w:t>
       </w:r>
@@ -3170,7 +3170,7 @@
           <w:rFonts w:ascii="Arial Narrow" w:eastAsia="Calibri" w:hAnsi="Arial Narrow" w:cs="Arial"/>
           <w:kern w:val="0"/>
           <w:vertAlign w:val="superscript"/>
-          <w14:ligatures w14:val="none"/>
+          <ns2:ligatures ns2:val="none"/>
         </w:rPr>
         <w:footnoteReference w:id="5"/>
       </w:r>
@@ -3178,7 +3178,7 @@
         <w:rPr>
           <w:rFonts w:ascii="Arial Narrow" w:eastAsia="Calibri" w:hAnsi="Arial Narrow" w:cs="Arial"/>
           <w:kern w:val="0"/>
-          <w14:ligatures w14:val="none"/>
+          <ns2:ligatures ns2:val="none"/>
         </w:rPr>
         <w:t>. Ello, a fin de que la Comisión pueda meritar dicha documentación, conforme lo establece el artículo 110</w:t>
       </w:r>
@@ -3188,7 +3188,7 @@
           <w:color w:val="000000"/>
           <w:kern w:val="0"/>
           <w:lang w:eastAsia="es-PE"/>
-          <w14:ligatures w14:val="none"/>
+          <ns2:ligatures ns2:val="none"/>
         </w:rPr>
         <w:t/>
       </w:r>
@@ -3196,7 +3196,7 @@
         <w:rPr>
           <w:rFonts w:ascii="Arial Narrow" w:eastAsia="Calibri" w:hAnsi="Arial Narrow" w:cs="Arial"/>
           <w:kern w:val="0"/>
-          <w14:ligatures w14:val="none"/>
+          <ns2:ligatures ns2:val="none"/>
         </w:rPr>
         <w:t xml:space="preserve"> del </w:t>
       </w:r>
@@ -3205,7 +3205,7 @@
           <w:rFonts w:ascii="Arial Narrow" w:eastAsia="Calibri" w:hAnsi="Arial Narrow" w:cs="Arial"/>
           <w:spacing w:val="-2"/>
           <w:kern w:val="0"/>
-          <w14:ligatures w14:val="none"/>
+          <ns2:ligatures ns2:val="none"/>
         </w:rPr>
         <w:t>Código</w:t>
       </w:r>
@@ -3216,7 +3216,7 @@
           <w:spacing w:val="-2"/>
           <w:kern w:val="0"/>
           <w:vertAlign w:val="superscript"/>
-          <w14:ligatures w14:val="none"/>
+          <ns2:ligatures ns2:val="none"/>
         </w:rPr>
         <w:footnoteReference w:id="6"/>
       </w:r>
@@ -3225,67 +3225,102 @@
           <w:rFonts w:ascii="Arial Narrow" w:eastAsia="Calibri" w:hAnsi="Arial Narrow" w:cs="Arial"/>
           <w:spacing w:val="-2"/>
           <w:kern w:val="0"/>
-          <w14:ligatures w14:val="none"/>
+          <ns2:ligatures ns2:val="none"/>
         </w:rPr>
         <w:t>.</w:t>
       </w:r>
     </w:p>
+    <w:p ns2:paraId="1F11FE32" ns2:textId="77777777">
+      <w:pPr>
+        <w:spacing w:after="0" w:line="240" w:lineRule="auto"/>
+        <w:ind w:left="567"/>
+        <w:jc w:val="both"/>
+        <w:rPr>
+          <w:rFonts w:ascii="Arial Narrow" w:eastAsia="Arial Narrow" w:hAnsi="Arial Narrow" w:cs="Arial Narrow"/>
+          <w:color w:val="000000"/>
+          <w:kern w:val="0"/>
+          <w:lang w:eastAsia="es-PE"/>
+          <ns2:ligatures ns2:val="none"/>
+        </w:rPr>
+      </w:pPr>
+    </w:p>
     <w:p>
       <w:pPr>
         <w:spacing w:after="0" w:line="240" w:lineRule="auto"/>
-        <w:ind w:left="567"/>
-        <w:jc w:val="both"/>
-        <w:rPr>
-          <w:rFonts w:ascii="Arial Narrow" w:eastAsia="Arial Narrow" w:hAnsi="Arial Narrow" w:cs="Arial Narrow"/>
-          <w:color w:val="000000"/>
-          <w:kern w:val="0"/>
-          <w:lang w:eastAsia="es-PE"/>
-          <w14:ligatures w14:val="none"/>
-        </w:rPr>
-      </w:pPr>
-    </w:p>
-    <w:p>
-      <w:pPr>
-        <w:spacing w:after="0" w:line="240" w:lineRule="auto"/>
-        <w:jc w:val="both"/>
-        <w:rPr>
-          <w:rFonts w:ascii="Arial Narrow" w:eastAsia="Arial Narrow" w:hAnsi="Arial Narrow" w:cs="Arial Narrow"/>
-          <w:color w:val="000000"/>
-          <w:kern w:val="0"/>
-          <w:lang w:eastAsia="es-PE"/>
-          <w14:ligatures w14:val="none"/>
-        </w:rPr>
-      </w:pPr>
-      <w:r>
-        <w:rPr>
-          <w:rFonts w:ascii="Arial Narrow" w:eastAsia="Arial Narrow" w:hAnsi="Arial Narrow" w:cs="Arial Narrow"/>
-          <w:b/>
-          <w:color w:val="000000"/>
-          <w:kern w:val="0"/>
-          <w:lang w:eastAsia="es-PE"/>
-          <w14:ligatures w14:val="none"/>
+        <w:jc w:val="both"/>
+        <w:rPr>
+          <w:rFonts w:ascii="Arial Narrow" w:eastAsia="Arial Narrow" w:hAnsi="Arial Narrow" w:cs="Arial Narrow"/>
+          <w:color w:val="000000"/>
+          <w:kern w:val="0"/>
+          <w:lang w:eastAsia="es-PE"/>
+          <ns2:ligatures ns2:val="none"/>
+        </w:rPr>
+      </w:pPr>
+      <w:r>
+        <w:rPr>
+          <w:rFonts w:ascii="Arial Narrow" w:hAnsi="Arial Narrow" w:cs="Arial Narrow"/>
+          <w:b w:val="1"/>
+          <w:bCs w:val="1"/>
+          <w:sz w:val="20"/>
+          <w:szCs w:val="20"/>
         </w:rPr>
         <w:t xml:space="preserve">CUARTO: </w:t>
       </w:r>
       <w:r>
         <w:rPr>
-          <w:rFonts w:ascii="Arial Narrow" w:eastAsia="Arial Narrow" w:hAnsi="Arial Narrow" w:cs="Arial Narrow"/>
-          <w:color w:val="000000"/>
-          <w:kern w:val="0"/>
-          <w:lang w:eastAsia="es-PE"/>
-          <w14:ligatures w14:val="none"/>
-        </w:rPr>
-        <w:t xml:space="preserve">correr traslado de la denuncia interpuesta </w:t>
-      </w:r>
-      <w:r>
+          <w:rFonts w:ascii="Arial Narrow" w:hAnsi="Arial Narrow" w:cs="Arial Narrow"/>
+          <w:sz w:val="20"/>
+          <w:szCs w:val="20"/>
+        </w:rPr>
+        <w:t xml:space="preserve">correr traslado de la presente resolución a Rímac Seguros y Reaseguros S.A para que, de conformidad con lo dispuesto por el artículo 26° de la Ley sobre Facultades, Normas y Organización del Indecopi, aprobado por Decreto Legislativo N° 8079, presenten sus descargos sobre la imputación de cargos realizada en un plazo no mayor a cinco (5) días hábiles contado a partir del día siguiente de la notificación de la presente resolución, vencido el cual, el Secretario Técnico declarará en rebeldía a los denunciados que no lo hubieran presentado. Debe precisarse que de conformidad con lo establecido por el artículo 223° del Texto Único Ordenado de la Ley N° 27444, Ley del Procedimiento Administrativo General, las alegaciones y los hechos relevantes de la reclamación, salvo que hayan sido específicamente negadas en la contestación, se tendrán por aceptadas o meritadas como ciertas.</w:t>
+      </w:r>
+    </w:p>
+    <w:p ns2:paraId="228F876C" ns2:textId="77777777">
+      <w:pPr>
+        <w:spacing w:after="0" w:line="240" w:lineRule="auto"/>
+        <w:jc w:val="both"/>
+        <w:rPr>
+          <w:rFonts w:ascii="Arial Narrow" w:eastAsia="Arial Narrow" w:hAnsi="Arial Narrow" w:cs="Arial Narrow"/>
+          <w:color w:val="000000"/>
+          <w:kern w:val="0"/>
+          <w:lang w:eastAsia="es-PE"/>
+          <ns2:ligatures ns2:val="none"/>
+        </w:rPr>
+      </w:pPr>
+    </w:p>
+    <w:p ns2:paraId="774AFBA5" ns2:textId="49F59CC5">
+      <w:pPr>
+        <w:spacing w:after="0" w:line="240" w:lineRule="auto"/>
+        <w:jc w:val="both"/>
         <w:rPr>
           <w:rFonts w:ascii="Arial Narrow" w:eastAsia="Times New Roman" w:hAnsi="Arial Narrow" w:cs="Arial"/>
           <w:color w:val="000000"/>
           <w:kern w:val="0"/>
           <w:lang w:val="es-ES" w:eastAsia="es-ES"/>
-          <w14:ligatures w14:val="none"/>
-        </w:rPr>
-        <w:t xml:space="preserve">el </w:t>
+          <ns2:ligatures ns2:val="none"/>
+        </w:rPr>
+      </w:pPr>
+      <w:r>
+        <w:rPr>
+          <w:rFonts w:ascii="Arial Narrow" w:eastAsia="Arial Narrow" w:hAnsi="Arial Narrow" w:cs="Arial Narrow"/>
+          <w:b/>
+          <w:color w:val="000000"/>
+          <w:kern w:val="0"/>
+          <w:lang w:eastAsia="es-PE"/>
+          <ns2:ligatures ns2:val="none"/>
+        </w:rPr>
+        <w:t xml:space="preserve">QUINTO: </w:t>
+      </w:r>
+      <w:bookmarkStart w:id="16" w:name="_Hlk188286813"/>
+      <w:r>
+        <w:rPr>
+          <w:rFonts w:ascii="Arial Narrow" w:eastAsia="Times New Roman" w:hAnsi="Arial Narrow" w:cs="Arial"/>
+          <w:color w:val="000000"/>
+          <w:kern w:val="0"/>
+          <w:lang w:eastAsia="es-ES"/>
+          <ns2:ligatures ns2:val="none"/>
+        </w:rPr>
+        <w:t xml:space="preserve">requerir </w:t>
       </w:r>
       <w:r>
         <w:rPr>
@@ -3293,38 +3328,658 @@
           <w:color w:val="000000"/>
           <w:kern w:val="0"/>
           <w:lang w:val="es-ES" w:eastAsia="es-ES"/>
-          <w14:ligatures w14:val="none"/>
-        </w:rPr>
-        <w:t>28 de diciembre de 2025, subsanada mediante escrito del 2 de febrero de 2026</w:t>
-      </w:r>
-      <w:r>
+          <ns2:ligatures ns2:val="none"/>
+        </w:rPr>
+        <w:t xml:space="preserve">que, en un </w:t>
+      </w:r>
+      <w:r>
+        <w:rPr>
+          <w:rFonts w:ascii="Arial Narrow" w:eastAsia="Times New Roman" w:hAnsi="Arial Narrow" w:cs="Arial"/>
+          <w:color w:val="000000"/>
+          <w:kern w:val="0"/>
+          <w:lang w:eastAsia="es-ES"/>
+          <ns2:ligatures ns2:val="none"/>
+        </w:rPr>
+        <w:t>plazo no mayor de cinco (5) días hábiles contado a partir del día siguiente de la notificación de la presente resolución</w:t>
+      </w:r>
+      <w:bookmarkEnd w:id="16"/>
+      <w:r>
+        <w:rPr>
+          <w:rFonts w:ascii="Arial Narrow" w:eastAsia="Times New Roman" w:hAnsi="Arial Narrow" w:cs="Arial"/>
+          <w:color w:val="000000"/>
+          <w:kern w:val="0"/>
+          <w:lang w:eastAsia="es-ES"/>
+          <ns2:ligatures ns2:val="none"/>
+        </w:rPr>
+        <w:t xml:space="preserve">, </w:t>
+      </w:r>
+      <w:bookmarkStart w:id="17" w:name="_Hlk188286828"/>
+      <w:r>
+        <w:rPr>
+          <w:rFonts w:ascii="Arial Narrow" w:eastAsia="Times New Roman" w:hAnsi="Arial Narrow" w:cs="Times New Roman"/>
+          <w:color w:val="000000"/>
+          <w:kern w:val="0"/>
+          <w:shd w:val="clear" w:color="auto" w:fill="FFFFFF"/>
+          <w:lang w:eastAsia="es-PE"/>
+          <ns2:ligatures ns2:val="none"/>
+        </w:rPr>
+        <w:t>el proveedor denunciado</w:t>
+      </w:r>
+      <w:r>
+        <w:rPr>
+          <w:rFonts w:ascii="Arial Narrow" w:eastAsia="Times New Roman" w:hAnsi="Arial Narrow" w:cs="Arial"/>
+          <w:color w:val="000000"/>
+          <w:kern w:val="0"/>
+          <w:lang w:eastAsia="es-ES"/>
+          <ns2:ligatures ns2:val="none"/>
+        </w:rPr>
+        <w:t xml:space="preserve"> </w:t>
+      </w:r>
+      <w:bookmarkEnd w:id="17"/>
+      <w:r>
+        <w:rPr>
+          <w:rFonts w:ascii="Arial Narrow" w:eastAsia="Times New Roman" w:hAnsi="Arial Narrow" w:cs="Arial"/>
+          <w:color w:val="000000"/>
+          <w:kern w:val="0"/>
+          <w:lang w:val="es-ES" w:eastAsia="es-ES"/>
+          <ns2:ligatures ns2:val="none"/>
+        </w:rPr>
+        <w:t xml:space="preserve">cumpla con: </w:t>
+      </w:r>
+      <w:r>
+        <w:rPr>
+          <w:rFonts w:ascii="Arial Narrow" w:eastAsia="Times New Roman" w:hAnsi="Arial Narrow" w:cs="Arial"/>
+          <w:color w:val="000000"/>
+          <w:kern w:val="0"/>
+          <w:lang w:val="es-ES" w:eastAsia="es-ES"/>
+          <ns2:ligatures ns2:val="none"/>
+        </w:rPr>
+        <w:t xml:space="preserve">(i) presentar una copia completa, legible y debidamente suscrita de la </w:t>
+      </w:r>
+      <w:r>
+        <w:rPr>
+          <w:rFonts w:ascii="Arial Narrow" w:eastAsia="Times New Roman" w:hAnsi="Arial Narrow" w:cs="Arial"/>
+          <w:color w:val="000000"/>
+          <w:kern w:val="0"/>
+          <w:lang w:eastAsia="es-ES"/>
+          <ns2:ligatures ns2:val="none"/>
+        </w:rPr>
+        <w:t xml:space="preserve">Póliza V-0369578 </w:t>
+      </w:r>
+      <w:r>
+        <w:rPr>
+          <w:rFonts w:ascii="Arial Narrow" w:eastAsia="Times New Roman" w:hAnsi="Arial Narrow" w:cs="Arial"/>
+          <w:color w:val="000000"/>
+          <w:kern w:val="0"/>
+          <w:lang w:val="es-ES" w:eastAsia="es-ES"/>
+          <ns2:ligatures ns2:val="none"/>
+        </w:rPr>
+        <w:t xml:space="preserve">del </w:t>
+      </w:r>
+      <w:r>
+        <w:rPr>
+          <w:rFonts w:ascii="Arial Narrow" w:eastAsia="Times New Roman" w:hAnsi="Arial Narrow" w:cs="Arial"/>
+          <w:color w:val="000000"/>
+          <w:kern w:val="0"/>
+          <w:lang w:eastAsia="es-ES"/>
+          <ns2:ligatures ns2:val="none"/>
+        </w:rPr>
+        <w:t>Seguro de Protección familiar</w:t>
+      </w:r>
+      <w:r>
+        <w:rPr>
+          <w:rFonts w:ascii="Arial Narrow" w:eastAsia="Times New Roman" w:hAnsi="Arial Narrow" w:cs="Arial"/>
+          <w:color w:val="000000"/>
+          <w:kern w:val="0"/>
+          <w:lang w:val="es-ES" w:eastAsia="es-ES"/>
+          <ns2:ligatures ns2:val="none"/>
+        </w:rPr>
+        <w:t>, así como el cargo de remisión de la póliza; (ii) presentar los medios probatorios que acrediten que a negativa de otorgamiento de cobertura fue justificada; (iii) presentar los medios probatorios que acrediten que la suspensión de los descuentos automáticos del pago de primas de la Póliza V-0369578 fue justificada; y, (iv) presentar todas las comunicaciones cursadas con la parte denunciante en virtud de los hechos materia de denuncia</w:t>
+      </w:r>
+      <w:r>
+        <w:rPr>
+          <w:rFonts w:ascii="Arial Narrow" w:eastAsia="Times New Roman" w:hAnsi="Arial Narrow" w:cs="Arial"/>
+          <w:color w:val="000000"/>
+          <w:kern w:val="0"/>
+          <w:lang w:val="es-ES" w:eastAsia="es-ES"/>
+          <ns2:ligatures ns2:val="none"/>
+        </w:rPr>
+        <w:t>.</w:t>
+      </w:r>
+    </w:p>
+    <w:p ns2:paraId="12A4D8BD" ns2:textId="77777777">
+      <w:pPr>
+        <w:spacing w:after="0" w:line="240" w:lineRule="auto"/>
+        <w:jc w:val="both"/>
+        <w:rPr>
+          <w:rFonts w:ascii="Arial Narrow" w:eastAsia="Arial Narrow" w:hAnsi="Arial Narrow" w:cs="Arial Narrow"/>
+          <w:b/>
+          <w:color w:val="000000"/>
+          <w:kern w:val="0"/>
+          <w:lang w:val="es-ES" w:eastAsia="es-PE"/>
+          <ns2:ligatures ns2:val="none"/>
+        </w:rPr>
+      </w:pPr>
+    </w:p>
+    <w:p ns2:paraId="591B7E6F" ns2:textId="77777777">
+      <w:pPr>
+        <w:spacing w:after="0" w:line="240" w:lineRule="auto"/>
+        <w:jc w:val="both"/>
+        <w:rPr>
+          <w:rFonts w:ascii="Arial Narrow" w:eastAsia="Arial Narrow" w:hAnsi="Arial Narrow" w:cs="Arial Narrow"/>
+          <w:color w:val="000000"/>
+          <w:kern w:val="0"/>
+          <w:lang w:eastAsia="es-PE"/>
+          <ns2:ligatures ns2:val="none"/>
+        </w:rPr>
+      </w:pPr>
+      <w:r>
+        <w:rPr>
+          <w:rFonts w:ascii="Arial Narrow" w:eastAsia="Arial Narrow" w:hAnsi="Arial Narrow" w:cs="Arial Narrow"/>
+          <w:b/>
+          <w:color w:val="000000"/>
+          <w:kern w:val="0"/>
+          <w:lang w:eastAsia="es-PE"/>
+          <ns2:ligatures ns2:val="none"/>
+        </w:rPr>
+        <w:t>SEXTO:</w:t>
+      </w:r>
+      <w:r>
+        <w:rPr>
+          <w:rFonts w:ascii="Arial Narrow" w:eastAsia="Arial Narrow" w:hAnsi="Arial Narrow" w:cs="Arial Narrow"/>
+          <w:color w:val="000000"/>
+          <w:kern w:val="0"/>
+          <w:lang w:eastAsia="es-PE"/>
+          <ns2:ligatures ns2:val="none"/>
+        </w:rPr>
+        <w:t xml:space="preserve"> </w:t>
+      </w:r>
+      <w:bookmarkStart w:id="18" w:name="_Hlk188286915"/>
+      <w:r>
+        <w:rPr>
+          <w:rFonts w:ascii="Arial Narrow" w:eastAsia="Arial Narrow" w:hAnsi="Arial Narrow" w:cs="Arial Narrow"/>
+          <w:color w:val="000000"/>
+          <w:kern w:val="0"/>
+          <w:lang w:eastAsia="es-PE"/>
+          <ns2:ligatures ns2:val="none"/>
+        </w:rPr>
+        <w:t>informar a las partes que el artículo 110</w:t>
+      </w:r>
+      <w:r>
+        <w:rPr>
+          <w:rFonts w:ascii="Arial Narrow" w:eastAsia="Times New Roman" w:hAnsi="Arial Narrow" w:cs="Segoe UI"/>
+          <w:color w:val="000000"/>
+          <w:kern w:val="0"/>
+          <w:lang w:eastAsia="es-PE"/>
+          <ns2:ligatures ns2:val="none"/>
+        </w:rPr>
+        <w:t/>
+      </w:r>
+      <w:r>
+        <w:rPr>
+          <w:rFonts w:ascii="Arial Narrow" w:eastAsia="Arial Narrow" w:hAnsi="Arial Narrow" w:cs="Arial Narrow"/>
+          <w:color w:val="000000"/>
+          <w:kern w:val="0"/>
+          <w:lang w:eastAsia="es-PE"/>
+          <ns2:ligatures ns2:val="none"/>
+        </w:rPr>
+        <w:t xml:space="preserve"> de la Ley 29571, Código de Protección y Defensa del Consumidor</w:t>
+      </w:r>
+      <w:r>
+        <w:rPr>
+          <w:rStyle w:val="Refdenotaalpie"/>
+          <w:rFonts w:ascii="Arial Narrow" w:eastAsia="Arial Narrow" w:hAnsi="Arial Narrow" w:cs="Times New Roman"/>
+          <w:color w:val="000000"/>
+          <w:kern w:val="0"/>
+          <w:vertAlign w:val="superscript"/>
+          <w:lang w:eastAsia="es-PE"/>
+          <ns2:ligatures ns2:val="none"/>
+        </w:rPr>
+        <w:footnoteReference w:id="7"/>
+      </w:r>
+      <w:r>
+        <w:rPr>
+          <w:rFonts w:ascii="Arial Narrow" w:eastAsia="Arial Narrow" w:hAnsi="Arial Narrow" w:cs="Arial Narrow"/>
+          <w:color w:val="000000"/>
+          <w:kern w:val="0"/>
+          <w:lang w:eastAsia="es-PE"/>
+          <ns2:ligatures ns2:val="none"/>
+        </w:rPr>
+        <w:t>, faculta a la Comisión a calificar las infracciones de la referida norma como leves, graves o muy graves e imponer sanciones que van desde una amonestación hasta una multa por un máximo de 450 Unidades Impositivas Tributarias, sin perjuicio de las medidas correctivas, reparadoras y complementarias, que puedan ordenarse de acuerdo a lo estipulado en los artículos 114</w:t>
+      </w:r>
+      <w:r>
+        <w:rPr>
+          <w:rFonts w:ascii="Arial Narrow" w:eastAsia="Times New Roman" w:hAnsi="Arial Narrow" w:cs="Segoe UI"/>
+          <w:color w:val="000000"/>
+          <w:kern w:val="0"/>
+          <w:lang w:eastAsia="es-PE"/>
+          <ns2:ligatures ns2:val="none"/>
+        </w:rPr>
+        <w:t/>
+      </w:r>
+      <w:r>
+        <w:rPr>
+          <w:rFonts w:ascii="Arial Narrow" w:eastAsia="Arial Narrow" w:hAnsi="Arial Narrow" w:cs="Arial Narrow"/>
+          <w:color w:val="000000"/>
+          <w:kern w:val="0"/>
+          <w:lang w:eastAsia="es-PE"/>
+          <ns2:ligatures ns2:val="none"/>
+        </w:rPr>
+        <w:t>, 115</w:t>
+      </w:r>
+      <w:r>
+        <w:rPr>
+          <w:rFonts w:ascii="Arial Narrow" w:eastAsia="Times New Roman" w:hAnsi="Arial Narrow" w:cs="Segoe UI"/>
+          <w:color w:val="000000"/>
+          <w:kern w:val="0"/>
+          <w:lang w:eastAsia="es-PE"/>
+          <ns2:ligatures ns2:val="none"/>
+        </w:rPr>
+        <w:t/>
+      </w:r>
+      <w:r>
+        <w:rPr>
+          <w:rFonts w:ascii="Arial Narrow" w:eastAsia="Arial Narrow" w:hAnsi="Arial Narrow" w:cs="Arial Narrow"/>
+          <w:color w:val="000000"/>
+          <w:kern w:val="0"/>
+          <w:lang w:eastAsia="es-PE"/>
+          <ns2:ligatures ns2:val="none"/>
+        </w:rPr>
+        <w:t xml:space="preserve"> y 116</w:t>
+      </w:r>
+      <w:r>
+        <w:rPr>
+          <w:rFonts w:ascii="Arial Narrow" w:eastAsia="Times New Roman" w:hAnsi="Arial Narrow" w:cs="Segoe UI"/>
+          <w:color w:val="000000"/>
+          <w:kern w:val="0"/>
+          <w:lang w:eastAsia="es-PE"/>
+          <ns2:ligatures ns2:val="none"/>
+        </w:rPr>
+        <w:t/>
+      </w:r>
+      <w:r>
+        <w:rPr>
+          <w:rFonts w:ascii="Arial Narrow" w:eastAsia="Arial Narrow" w:hAnsi="Arial Narrow" w:cs="Arial Narrow"/>
+          <w:color w:val="000000"/>
+          <w:kern w:val="0"/>
+          <w:lang w:eastAsia="es-PE"/>
+          <ns2:ligatures ns2:val="none"/>
+        </w:rPr>
+        <w:t xml:space="preserve"> de la referida norma</w:t>
+      </w:r>
+      <w:r>
+        <w:rPr>
+          <w:rStyle w:val="Refdenotaalpie"/>
+          <w:rFonts w:ascii="Arial Narrow" w:eastAsia="Arial Narrow" w:hAnsi="Arial Narrow" w:cs="Times New Roman"/>
+          <w:color w:val="000000"/>
+          <w:kern w:val="0"/>
+          <w:vertAlign w:val="superscript"/>
+          <w:lang w:eastAsia="es-PE"/>
+          <ns2:ligatures ns2:val="none"/>
+        </w:rPr>
+        <w:footnoteReference w:id="8"/>
+      </w:r>
+      <w:r>
+        <w:rPr>
+          <w:rFonts w:ascii="Arial Narrow" w:eastAsia="Arial Narrow" w:hAnsi="Arial Narrow" w:cs="Arial Narrow"/>
+          <w:color w:val="000000"/>
+          <w:kern w:val="0"/>
+          <w:lang w:eastAsia="es-PE"/>
+          <ns2:ligatures ns2:val="none"/>
+        </w:rPr>
+        <w:t xml:space="preserve">. </w:t>
+      </w:r>
+      <w:bookmarkEnd w:id="18"/>
+      <w:r>
+        <w:rPr>
+          <w:rFonts w:ascii="Arial Narrow" w:eastAsia="Arial Narrow" w:hAnsi="Arial Narrow" w:cs="Arial Narrow"/>
+          <w:color w:val="000000"/>
+          <w:kern w:val="0"/>
+          <w:lang w:eastAsia="es-PE"/>
+          <ns2:ligatures ns2:val="none"/>
+        </w:rPr>
+        <w:lastRenderedPageBreak/>
+        <w:t>Asimismo, se consideran circunstancias atenuantes para la graduación de la sanción, el allanamiento de la denuncia o el reconocimiento de las pretensiones en ella contenidas, de acuerdo con el artículo 112</w:t>
+      </w:r>
+      <w:r>
+        <w:rPr>
+          <w:rFonts w:ascii="Arial Narrow" w:eastAsia="Times New Roman" w:hAnsi="Arial Narrow" w:cs="Segoe UI"/>
+          <w:color w:val="000000"/>
+          <w:kern w:val="0"/>
+          <w:lang w:eastAsia="es-PE"/>
+          <ns2:ligatures ns2:val="none"/>
+        </w:rPr>
+        <w:t/>
+      </w:r>
+      <w:r>
+        <w:rPr>
+          <w:rFonts w:ascii="Arial Narrow" w:eastAsia="Arial Narrow" w:hAnsi="Arial Narrow" w:cs="Arial Narrow"/>
+          <w:color w:val="000000"/>
+          <w:kern w:val="0"/>
+          <w:lang w:eastAsia="es-PE"/>
+          <ns2:ligatures ns2:val="none"/>
+        </w:rPr>
+        <w:t xml:space="preserve"> del Código</w:t>
+      </w:r>
+      <w:r>
+        <w:rPr>
+          <w:rStyle w:val="Refdenotaalpie"/>
+          <w:rFonts w:ascii="Arial Narrow" w:eastAsia="Arial Narrow" w:hAnsi="Arial Narrow" w:cs="Times New Roman"/>
+          <w:color w:val="000000"/>
+          <w:kern w:val="0"/>
+          <w:vertAlign w:val="superscript"/>
+          <w:lang w:eastAsia="es-PE"/>
+          <ns2:ligatures ns2:val="none"/>
+        </w:rPr>
+        <w:footnoteReference w:id="9"/>
+      </w:r>
+      <w:r>
+        <w:rPr>
+          <w:rFonts w:ascii="Arial Narrow" w:eastAsia="Arial Narrow" w:hAnsi="Arial Narrow" w:cs="Arial Narrow"/>
+          <w:color w:val="000000"/>
+          <w:kern w:val="0"/>
+          <w:lang w:eastAsia="es-PE"/>
+          <ns2:ligatures ns2:val="none"/>
+        </w:rPr>
+        <w:t>.</w:t>
+      </w:r>
+    </w:p>
+    <w:p ns2:paraId="0ECE55DF" ns2:textId="77777777">
+      <w:pPr>
+        <w:shd w:val="clear" w:color="auto" w:fill="FFFFFF"/>
+        <w:spacing w:after="0" w:line="240" w:lineRule="auto"/>
+        <w:jc w:val="both"/>
+        <w:rPr>
+          <w:rFonts w:ascii="Arial Narrow" w:eastAsia="Arial Narrow" w:hAnsi="Arial Narrow" w:cs="Arial Narrow"/>
+          <w:b/>
+          <w:color w:val="000000"/>
+          <w:kern w:val="0"/>
+          <w:lang w:eastAsia="es-PE"/>
+          <ns2:ligatures ns2:val="none"/>
+        </w:rPr>
+      </w:pPr>
+    </w:p>
+    <w:p ns2:paraId="1CC114EB" ns2:textId="77777777">
+      <w:pPr>
+        <w:shd w:val="clear" w:color="auto" w:fill="FFFFFF"/>
+        <w:spacing w:after="0" w:line="240" w:lineRule="auto"/>
+        <w:jc w:val="both"/>
+        <w:rPr>
+          <w:rFonts w:ascii="Arial Narrow" w:eastAsia="Arial Narrow" w:hAnsi="Arial Narrow" w:cs="Arial Narrow"/>
+          <w:color w:val="000000"/>
+          <w:kern w:val="0"/>
+          <w:lang w:eastAsia="es-PE"/>
+          <ns2:ligatures ns2:val="none"/>
+        </w:rPr>
+      </w:pPr>
+      <w:r>
+        <w:rPr>
+          <w:rFonts w:ascii="Arial Narrow" w:eastAsia="Arial Narrow" w:hAnsi="Arial Narrow" w:cs="Arial Narrow"/>
+          <w:b/>
+          <w:color w:val="000000"/>
+          <w:kern w:val="0"/>
+          <w:lang w:eastAsia="es-PE"/>
+          <ns2:ligatures ns2:val="none"/>
+        </w:rPr>
+        <w:t>SÉTIMO:</w:t>
+      </w:r>
+      <w:r>
+        <w:rPr>
+          <w:rFonts w:ascii="Arial Narrow" w:eastAsia="Arial Narrow" w:hAnsi="Arial Narrow" w:cs="Arial Narrow"/>
+          <w:color w:val="000000"/>
+          <w:kern w:val="0"/>
+          <w:lang w:eastAsia="es-PE"/>
+          <ns2:ligatures ns2:val="none"/>
+        </w:rPr>
+        <w:t xml:space="preserve"> informar a las partes que conforme a lo establecido en el artículo 39</w:t>
+      </w:r>
+      <w:r>
+        <w:rPr>
+          <w:rFonts w:ascii="Arial Narrow" w:eastAsia="Times New Roman" w:hAnsi="Arial Narrow" w:cs="Segoe UI"/>
+          <w:color w:val="000000"/>
+          <w:kern w:val="0"/>
+          <w:lang w:eastAsia="es-PE"/>
+          <ns2:ligatures ns2:val="none"/>
+        </w:rPr>
+        <w:t/>
+      </w:r>
+      <w:r>
+        <w:rPr>
+          <w:rFonts w:ascii="Arial Narrow" w:eastAsia="Arial Narrow" w:hAnsi="Arial Narrow" w:cs="Arial Narrow"/>
+          <w:color w:val="000000"/>
+          <w:kern w:val="0"/>
+          <w:lang w:eastAsia="es-PE"/>
+          <ns2:ligatures ns2:val="none"/>
+        </w:rPr>
+        <w:t xml:space="preserve"> de la Ley sobre Facultades, Normas y Organización del Indecopi, aprobada por Decreto Legislativo 807, los gastos por los peritajes realizados, actuación de pruebas, inspecciones y otros derivados de la tramitación del proceso serán de cargo de la parte que solicita la prueba, salvo pacto en contrario. En todos los casos, la resolución final determinará si los gastos deben ser asumidos por alguna de las partes, o reembolsados a la otra parte o al Indecopi, según sea el caso, de manera adicional a la sanción que haya podido imponerse. </w:t>
+      </w:r>
+    </w:p>
+    <w:p ns2:paraId="364C4B19" ns2:textId="77777777">
+      <w:pPr>
+        <w:shd w:val="clear" w:color="auto" w:fill="FFFFFF"/>
+        <w:spacing w:after="0" w:line="240" w:lineRule="auto"/>
+        <w:jc w:val="both"/>
+        <w:rPr>
+          <w:rFonts w:ascii="Arial Narrow" w:eastAsia="Arial Narrow" w:hAnsi="Arial Narrow" w:cs="Arial Narrow"/>
+          <w:color w:val="000000"/>
+          <w:kern w:val="0"/>
+          <w:lang w:eastAsia="es-PE"/>
+          <ns2:ligatures ns2:val="none"/>
+        </w:rPr>
+      </w:pPr>
+    </w:p>
+    <w:p ns2:paraId="27E9BBC0" ns2:textId="77777777">
+      <w:pPr>
+        <w:suppressAutoHyphens/>
+        <w:spacing w:after="0" w:line="240" w:lineRule="auto"/>
+        <w:jc w:val="both"/>
         <w:rPr>
           <w:rFonts w:ascii="Arial Narrow" w:eastAsia="Calibri" w:hAnsi="Arial Narrow" w:cs="Arial"/>
           <w:kern w:val="0"/>
-          <w14:ligatures w14:val="none"/>
-        </w:rPr>
-        <w:t xml:space="preserve">, </w:t>
-      </w:r>
-      <w:r>
-        <w:rPr>
-          <w:rFonts w:ascii="Arial Narrow" w:eastAsia="Arial Narrow" w:hAnsi="Arial Narrow" w:cs="Arial Narrow"/>
-          <w:color w:val="000000"/>
-          <w:kern w:val="0"/>
-          <w:lang w:eastAsia="es-PE"/>
-          <w14:ligatures w14:val="none"/>
-        </w:rPr>
-        <w:t>a</w:t>
-      </w:r>
-      <w:r>
+          <w:u w:val="single"/>
+          <ns2:ligatures ns2:val="none"/>
+        </w:rPr>
+      </w:pPr>
+      <w:r>
+        <w:rPr>
+          <w:rFonts w:ascii="Arial Narrow" w:eastAsia="Calibri" w:hAnsi="Arial Narrow" w:cs="Arial"/>
+          <w:b/>
+          <w:bCs/>
+          <w:kern w:val="0"/>
+          <ns2:ligatures ns2:val="none"/>
+        </w:rPr>
+        <w:t>OCTAVO</w:t>
+      </w:r>
+      <w:r>
+        <w:rPr>
+          <w:rFonts w:ascii="Arial Narrow" w:eastAsia="Calibri" w:hAnsi="Arial Narrow" w:cs="Arial"/>
+          <w:b/>
+          <w:kern w:val="0"/>
+          <ns2:ligatures ns2:val="none"/>
+        </w:rPr>
+        <w:t>:</w:t>
+      </w:r>
+      <w:r>
+        <w:rPr>
+          <w:rFonts w:ascii="Arial Narrow" w:eastAsia="Calibri" w:hAnsi="Arial Narrow" w:cs="Arial"/>
+          <w:kern w:val="0"/>
+          <ns2:ligatures ns2:val="none"/>
+        </w:rPr>
+        <w:t xml:space="preserve"> comunicar a las partes que, de acuerdo a lo señalado por el artículo 29</w:t>
+      </w:r>
+      <w:r>
+        <w:rPr>
+          <w:rFonts w:ascii="Arial Narrow" w:eastAsia="Times New Roman" w:hAnsi="Arial Narrow" w:cs="Segoe UI"/>
+          <w:color w:val="000000"/>
+          <w:kern w:val="0"/>
+          <w:lang w:eastAsia="es-PE"/>
+          <ns2:ligatures ns2:val="none"/>
+        </w:rPr>
+        <w:t/>
+      </w:r>
+      <w:r>
+        <w:rPr>
+          <w:rFonts w:ascii="Arial Narrow" w:eastAsia="Calibri" w:hAnsi="Arial Narrow" w:cs="Arial"/>
+          <w:kern w:val="0"/>
+          <ns2:ligatures ns2:val="none"/>
+        </w:rPr>
+        <w:t xml:space="preserve"> del Decreto Legislativo 807</w:t>
+      </w:r>
+      <w:r>
+        <w:rPr>
+          <w:rStyle w:val="Refdenotaalpie"/>
+          <w:rFonts w:ascii="Arial Narrow" w:eastAsia="Calibri" w:hAnsi="Arial Narrow" w:cs="Arial"/>
+          <w:kern w:val="0"/>
+          <w:vertAlign w:val="superscript"/>
+          <ns2:ligatures ns2:val="none"/>
+        </w:rPr>
+        <w:footnoteReference w:id="10"/>
+      </w:r>
+      <w:r>
+        <w:rPr>
+          <w:rFonts w:ascii="Arial Narrow" w:eastAsia="Calibri" w:hAnsi="Arial Narrow" w:cs="Arial"/>
+          <w:kern w:val="0"/>
+          <ns2:ligatures ns2:val="none"/>
+        </w:rPr>
+        <w:t xml:space="preserve">, hasta antes de la emisión de la Resolución Final tienen la posibilidad de solicitar una audiencia </w:t>
+      </w:r>
+      <w:r>
+        <w:rPr>
+          <w:rFonts w:ascii="Arial Narrow" w:eastAsia="Calibri" w:hAnsi="Arial Narrow" w:cs="Arial"/>
+          <w:kern w:val="0"/>
+          <ns2:ligatures ns2:val="none"/>
+        </w:rPr>
+        <w:lastRenderedPageBreak/>
+        <w:t xml:space="preserve">de conciliación. En caso deleguen a favor de una tercera persona su actuación en la diligencia programada, esta deberá presentar un poder especial con firma legalizada ante Notario Público, donde conste </w:t>
+      </w:r>
+      <w:r>
+        <w:rPr>
+          <w:rFonts w:ascii="Arial Narrow" w:eastAsia="Calibri" w:hAnsi="Arial Narrow" w:cs="Arial"/>
+          <w:kern w:val="0"/>
+          <w:u w:val="single"/>
+          <ns2:ligatures ns2:val="none"/>
+        </w:rPr>
+        <w:t>expresamente su facultad para asistir y conciliar en su representación</w:t>
+      </w:r>
+      <w:r>
+        <w:rPr>
+          <w:rFonts w:ascii="Arial Narrow" w:eastAsia="Calibri" w:hAnsi="Arial Narrow" w:cs="Arial"/>
+          <w:bCs/>
+          <w:kern w:val="0"/>
+          <ns2:ligatures ns2:val="none"/>
+        </w:rPr>
+        <w:t>.</w:t>
+      </w:r>
+      <w:r>
+        <w:rPr>
+          <w:rFonts w:ascii="Arial Narrow" w:eastAsia="Calibri" w:hAnsi="Arial Narrow" w:cs="Arial"/>
+          <w:b/>
+          <w:bCs/>
+          <w:kern w:val="0"/>
+          <ns2:ligatures ns2:val="none"/>
+        </w:rPr>
+        <w:t xml:space="preserve"> </w:t>
+      </w:r>
+      <w:r>
+        <w:rPr>
+          <w:rFonts w:ascii="Arial Narrow" w:eastAsia="Calibri" w:hAnsi="Arial Narrow" w:cs="Arial"/>
+          <w:kern w:val="0"/>
+          <w:u w:val="single"/>
+          <ns2:ligatures ns2:val="none"/>
+        </w:rPr>
+        <w:t xml:space="preserve">Ello bajo apercibimiento de no realizar la audiencia de conciliación y levantar el acta de inasistencia correspondiente. </w:t>
+      </w:r>
+    </w:p>
+    <w:p ns2:paraId="4CD47B08" ns2:textId="77777777">
+      <w:pPr>
+        <w:suppressAutoHyphens/>
+        <w:spacing w:after="0" w:line="240" w:lineRule="auto"/>
+        <w:jc w:val="both"/>
+        <w:rPr>
+          <w:rFonts w:ascii="Arial Narrow" w:eastAsia="Calibri" w:hAnsi="Arial Narrow" w:cs="Arial"/>
+          <w:kern w:val="0"/>
+          <w:u w:val="single"/>
+          <ns2:ligatures ns2:val="none"/>
+        </w:rPr>
+      </w:pPr>
+    </w:p>
+    <w:p ns2:paraId="0E80CA49" ns2:textId="77777777">
+      <w:pPr>
+        <w:suppressAutoHyphens/>
+        <w:spacing w:after="0" w:line="240" w:lineRule="auto"/>
+        <w:jc w:val="both"/>
         <w:rPr>
           <w:rFonts w:ascii="Arial Narrow" w:eastAsia="Times New Roman" w:hAnsi="Arial Narrow" w:cs="Times New Roman"/>
           <w:color w:val="000000"/>
           <w:kern w:val="0"/>
-          <w:shd w:val="clear" w:color="auto" w:fill="FFFFFF"/>
-          <w:lang w:eastAsia="es-PE"/>
-          <w14:ligatures w14:val="none"/>
-        </w:rPr>
-        <w:t xml:space="preserve"> </w:t>
+          <w:lang w:eastAsia="es-PE"/>
+          <ns2:ligatures ns2:val="none"/>
+        </w:rPr>
+      </w:pPr>
+      <w:r>
+        <w:rPr>
+          <w:rFonts w:ascii="Arial Narrow" w:eastAsia="Times New Roman" w:hAnsi="Arial Narrow" w:cs="Times New Roman"/>
+          <w:b/>
+          <w:color w:val="000000"/>
+          <w:kern w:val="0"/>
+          <w:lang w:eastAsia="es-PE"/>
+          <ns2:ligatures ns2:val="none"/>
+        </w:rPr>
+        <w:t>NOVENO:</w:t>
+      </w:r>
+      <w:r>
+        <w:rPr>
+          <w:rFonts w:ascii="Arial Narrow" w:eastAsia="Times New Roman" w:hAnsi="Arial Narrow" w:cs="Times New Roman"/>
+          <w:color w:val="000000"/>
+          <w:kern w:val="0"/>
+          <w:lang w:eastAsia="es-PE"/>
+          <ns2:ligatures ns2:val="none"/>
+        </w:rPr>
+        <w:t xml:space="preserve"> poner en conocimiento de las partes que, antes de la emisión de la Resolución Final, tienen la posibilidad de formular su desistimiento o presentar el acuerdo arribado mediante la conciliación, mediación, transacción o cualquier otro que, de forma indubitable, deje constancia que se ha solucionado la controversia materia de denuncia.</w:t>
+      </w:r>
+      <w:bookmarkStart w:id="19" w:name="h.gjdgxs" w:colFirst="0" w:colLast="0"/>
+      <w:bookmarkEnd w:id="19"/>
+    </w:p>
+    <w:p ns2:paraId="7DDD06F7" ns2:textId="77777777">
+      <w:pPr>
+        <w:suppressAutoHyphens/>
+        <w:spacing w:after="0" w:line="240" w:lineRule="auto"/>
+        <w:jc w:val="both"/>
+        <w:rPr>
+          <w:rFonts w:ascii="Arial Narrow" w:eastAsia="Times New Roman" w:hAnsi="Arial Narrow" w:cs="Times New Roman"/>
+          <w:color w:val="000000"/>
+          <w:kern w:val="0"/>
+          <w:lang w:eastAsia="es-PE"/>
+          <ns2:ligatures ns2:val="none"/>
+        </w:rPr>
+      </w:pPr>
+    </w:p>
+    <w:p ns2:paraId="236137A1" ns2:textId="13C3E60A">
+      <w:pPr>
+        <w:suppressAutoHyphens/>
+        <w:spacing w:after="0" w:line="240" w:lineRule="auto"/>
+        <w:jc w:val="both"/>
+        <w:rPr>
+          <w:rFonts w:ascii="Arial Narrow" w:hAnsi="Arial Narrow" w:cs="Arial"/>
+        </w:rPr>
+      </w:pPr>
+      <w:r>
+        <w:rPr>
+          <w:rFonts w:ascii="Arial Narrow" w:eastAsia="Arial Narrow" w:hAnsi="Arial Narrow" w:cs="Arial Narrow"/>
+          <w:b/>
+          <w:bCs/>
+        </w:rPr>
+        <w:t xml:space="preserve">DÉCIMO: requerir al señor [APELLIDO] [APELLIDO] y a Rímac Seguros y Reaseguros S.A. para que, dentro del plazo de dos (2) días hábiles siguientes a la fecha en que reciban la notificación en sus bandejas de correo electrónico, efectúen la confirmación de recepción de la notificación remitida por este despacho a sus correos electrónicos, de conformidad con el segundo párrafo del numeral 4 del artículo 20 del Texto Único Ordenado de la Ley del Procedimiento Administrativo General, aprobado mediante Decreto Supremo 006-2026-JUS, bajo apercibimiento de rehacer el acto de notificación y notificarle conforme al numeral 1 del artículo 20 del citado cuerpo normativo.</w:t>
+      </w:r>
+      <w:r>
+        <w:rPr>
+          <w:rFonts w:ascii="Arial Narrow" w:hAnsi="Arial Narrow" w:cs="Arial"/>
+          <w:b/>
+          <w:spacing w:val="-3"/>
+          <w:kern w:val="0"/>
+          <ns2:ligatures ns2:val="none"/>
+        </w:rPr>
+        <w:t/>
       </w:r>
       <w:r>
         <w:rPr>
@@ -3332,9 +3987,9 @@
           <w:bCs/>
           <w:spacing w:val="-3"/>
           <w:kern w:val="0"/>
-          <w14:ligatures w14:val="none"/>
-        </w:rPr>
-        <w:t>R</w:t>
+          <ns2:ligatures ns2:val="none"/>
+        </w:rPr>
+        <w:t xml:space="preserve"/>
       </w:r>
       <w:r>
         <w:rPr>
@@ -3342,756 +3997,9 @@
           <w:bCs/>
           <w:spacing w:val="-3"/>
           <w:kern w:val="0"/>
-          <w14:ligatures w14:val="none"/>
-        </w:rPr>
-        <w:t>ímac Seguros y Reaseguros S.A.</w:t>
-      </w:r>
-      <w:r>
-        <w:rPr>
-          <w:rFonts w:ascii="Arial Narrow" w:eastAsia="Arial Narrow" w:hAnsi="Arial Narrow" w:cs="Arial Narrow"/>
-          <w:color w:val="000000"/>
-          <w:kern w:val="0"/>
-          <w:lang w:eastAsia="es-PE"/>
-          <w14:ligatures w14:val="none"/>
-        </w:rPr>
-        <w:t>, para</w:t>
-      </w:r>
-      <w:r>
-        <w:rPr>
-          <w:rFonts w:ascii="Arial Narrow" w:eastAsia="Arial Narrow" w:hAnsi="Arial Narrow" w:cs="Arial Narrow"/>
-          <w:color w:val="000000"/>
-          <w:kern w:val="0"/>
-          <w:lang w:eastAsia="es-PE"/>
-          <w14:ligatures w14:val="none"/>
-        </w:rPr>
-        <w:t xml:space="preserve"> que, de conformidad con lo dispuesto por el artículo 26</w:t>
-      </w:r>
-      <w:r>
-        <w:rPr>
-          <w:rFonts w:ascii="Arial Narrow" w:eastAsia="Times New Roman" w:hAnsi="Arial Narrow" w:cs="Segoe UI"/>
-          <w:color w:val="000000"/>
-          <w:kern w:val="0"/>
-          <w:lang w:eastAsia="es-PE"/>
-          <w14:ligatures w14:val="none"/>
-        </w:rPr>
-        <w:t/>
-      </w:r>
-      <w:r>
-        <w:rPr>
-          <w:rFonts w:ascii="Arial Narrow" w:eastAsia="Arial Narrow" w:hAnsi="Arial Narrow" w:cs="Arial Narrow"/>
-          <w:color w:val="000000"/>
-          <w:kern w:val="0"/>
-          <w:lang w:eastAsia="es-PE"/>
-          <w14:ligatures w14:val="none"/>
-        </w:rPr>
-        <w:t xml:space="preserve"> de la Ley sobre Facultades, Normas y Organización del Indecopi, aprobada por Decreto Legislativo 807, presente sus descargos en un plazo no mayor de cinco (5) días hábiles contados desde la notificación. </w:t>
-      </w:r>
-    </w:p>
-    <w:p>
-      <w:pPr>
-        <w:spacing w:after="0" w:line="240" w:lineRule="auto"/>
-        <w:jc w:val="both"/>
-        <w:rPr>
-          <w:rFonts w:ascii="Arial Narrow" w:eastAsia="Arial Narrow" w:hAnsi="Arial Narrow" w:cs="Arial Narrow"/>
-          <w:color w:val="000000"/>
-          <w:kern w:val="0"/>
-          <w:lang w:eastAsia="es-PE"/>
-          <w14:ligatures w14:val="none"/>
-        </w:rPr>
-      </w:pPr>
-    </w:p>
-    <w:p>
-      <w:pPr>
-        <w:spacing w:after="0" w:line="240" w:lineRule="auto"/>
-        <w:jc w:val="both"/>
-        <w:rPr>
-          <w:rFonts w:ascii="Arial Narrow" w:eastAsia="Times New Roman" w:hAnsi="Arial Narrow" w:cs="Arial"/>
-          <w:color w:val="000000"/>
-          <w:kern w:val="0"/>
-          <w:lang w:val="es-ES" w:eastAsia="es-ES"/>
-          <w14:ligatures w14:val="none"/>
-        </w:rPr>
-      </w:pPr>
-      <w:r>
-        <w:rPr>
-          <w:rFonts w:ascii="Arial Narrow" w:eastAsia="Arial Narrow" w:hAnsi="Arial Narrow" w:cs="Arial Narrow"/>
-          <w:b/>
-          <w:color w:val="000000"/>
-          <w:kern w:val="0"/>
-          <w:lang w:eastAsia="es-PE"/>
-          <w14:ligatures w14:val="none"/>
-        </w:rPr>
-        <w:t xml:space="preserve">QUINTO: </w:t>
-      </w:r>
-      <w:bookmarkStart w:id="16" w:name="_Hlk188286813"/>
-      <w:r>
-        <w:rPr>
-          <w:rFonts w:ascii="Arial Narrow" w:eastAsia="Times New Roman" w:hAnsi="Arial Narrow" w:cs="Arial"/>
-          <w:color w:val="000000"/>
-          <w:kern w:val="0"/>
-          <w:lang w:eastAsia="es-ES"/>
-          <w14:ligatures w14:val="none"/>
-        </w:rPr>
-        <w:t xml:space="preserve">requerir </w:t>
-      </w:r>
-      <w:r>
-        <w:rPr>
-          <w:rFonts w:ascii="Arial Narrow" w:eastAsia="Times New Roman" w:hAnsi="Arial Narrow" w:cs="Arial"/>
-          <w:color w:val="000000"/>
-          <w:kern w:val="0"/>
-          <w:lang w:val="es-ES" w:eastAsia="es-ES"/>
-          <w14:ligatures w14:val="none"/>
-        </w:rPr>
-        <w:t xml:space="preserve">que, en un </w:t>
-      </w:r>
-      <w:r>
-        <w:rPr>
-          <w:rFonts w:ascii="Arial Narrow" w:eastAsia="Times New Roman" w:hAnsi="Arial Narrow" w:cs="Arial"/>
-          <w:color w:val="000000"/>
-          <w:kern w:val="0"/>
-          <w:lang w:eastAsia="es-ES"/>
-          <w14:ligatures w14:val="none"/>
-        </w:rPr>
-        <w:t>plazo no mayor de cinco (5) días hábiles contado a partir del día siguiente de la notificación de la presente resolución</w:t>
-      </w:r>
-      <w:bookmarkEnd w:id="16"/>
-      <w:r>
-        <w:rPr>
-          <w:rFonts w:ascii="Arial Narrow" w:eastAsia="Times New Roman" w:hAnsi="Arial Narrow" w:cs="Arial"/>
-          <w:color w:val="000000"/>
-          <w:kern w:val="0"/>
-          <w:lang w:eastAsia="es-ES"/>
-          <w14:ligatures w14:val="none"/>
-        </w:rPr>
-        <w:t xml:space="preserve">, </w:t>
-      </w:r>
-      <w:bookmarkStart w:id="17" w:name="_Hlk188286828"/>
-      <w:r>
-        <w:rPr>
-          <w:rFonts w:ascii="Arial Narrow" w:eastAsia="Times New Roman" w:hAnsi="Arial Narrow" w:cs="Times New Roman"/>
-          <w:color w:val="000000"/>
-          <w:kern w:val="0"/>
-          <w:shd w:val="clear" w:color="auto" w:fill="FFFFFF"/>
-          <w:lang w:eastAsia="es-PE"/>
-          <w14:ligatures w14:val="none"/>
-        </w:rPr>
-        <w:t>el proveedor denunciado</w:t>
-      </w:r>
-      <w:r>
-        <w:rPr>
-          <w:rFonts w:ascii="Arial Narrow" w:eastAsia="Times New Roman" w:hAnsi="Arial Narrow" w:cs="Arial"/>
-          <w:color w:val="000000"/>
-          <w:kern w:val="0"/>
-          <w:lang w:eastAsia="es-ES"/>
-          <w14:ligatures w14:val="none"/>
-        </w:rPr>
-        <w:t xml:space="preserve"> </w:t>
-      </w:r>
-      <w:bookmarkEnd w:id="17"/>
-      <w:r>
-        <w:rPr>
-          <w:rFonts w:ascii="Arial Narrow" w:eastAsia="Times New Roman" w:hAnsi="Arial Narrow" w:cs="Arial"/>
-          <w:color w:val="000000"/>
-          <w:kern w:val="0"/>
-          <w:lang w:val="es-ES" w:eastAsia="es-ES"/>
-          <w14:ligatures w14:val="none"/>
-        </w:rPr>
-        <w:t xml:space="preserve">cumpla con: </w:t>
-      </w:r>
-      <w:r>
-        <w:rPr>
-          <w:rFonts w:ascii="Arial Narrow" w:eastAsia="Times New Roman" w:hAnsi="Arial Narrow" w:cs="Arial"/>
-          <w:color w:val="000000"/>
-          <w:kern w:val="0"/>
-          <w:lang w:val="es-ES" w:eastAsia="es-ES"/>
-          <w14:ligatures w14:val="none"/>
-        </w:rPr>
-        <w:t xml:space="preserve">(i) presentar una copia completa, legible y debidamente suscrita de la </w:t>
-      </w:r>
-      <w:r>
-        <w:rPr>
-          <w:rFonts w:ascii="Arial Narrow" w:eastAsia="Times New Roman" w:hAnsi="Arial Narrow" w:cs="Arial"/>
-          <w:color w:val="000000"/>
-          <w:kern w:val="0"/>
-          <w:lang w:eastAsia="es-ES"/>
-          <w14:ligatures w14:val="none"/>
-        </w:rPr>
-        <w:t xml:space="preserve">Póliza V-0369578 </w:t>
-      </w:r>
-      <w:r>
-        <w:rPr>
-          <w:rFonts w:ascii="Arial Narrow" w:eastAsia="Times New Roman" w:hAnsi="Arial Narrow" w:cs="Arial"/>
-          <w:color w:val="000000"/>
-          <w:kern w:val="0"/>
-          <w:lang w:val="es-ES" w:eastAsia="es-ES"/>
-          <w14:ligatures w14:val="none"/>
-        </w:rPr>
-        <w:t xml:space="preserve">del </w:t>
-      </w:r>
-      <w:r>
-        <w:rPr>
-          <w:rFonts w:ascii="Arial Narrow" w:eastAsia="Times New Roman" w:hAnsi="Arial Narrow" w:cs="Arial"/>
-          <w:color w:val="000000"/>
-          <w:kern w:val="0"/>
-          <w:lang w:eastAsia="es-ES"/>
-          <w14:ligatures w14:val="none"/>
-        </w:rPr>
-        <w:t>Seguro de Protección familiar</w:t>
-      </w:r>
-      <w:r>
-        <w:rPr>
-          <w:rFonts w:ascii="Arial Narrow" w:eastAsia="Times New Roman" w:hAnsi="Arial Narrow" w:cs="Arial"/>
-          <w:color w:val="000000"/>
-          <w:kern w:val="0"/>
-          <w:lang w:val="es-ES" w:eastAsia="es-ES"/>
-          <w14:ligatures w14:val="none"/>
-        </w:rPr>
-        <w:t>, así como el cargo de remisión de la póliza; (ii) presentar los medios probatorios que acrediten que a negativa de otorgamiento de cobertura fue justificada; (iii) presentar los medios probatorios que acrediten que la suspensión de los descuentos automáticos del pago de primas de la Póliza V-0369578 fue justificada; y, (iv) presentar todas las comunicaciones cursadas con la parte denunciante en virtud de los hechos materia de denuncia</w:t>
-      </w:r>
-      <w:r>
-        <w:rPr>
-          <w:rFonts w:ascii="Arial Narrow" w:eastAsia="Times New Roman" w:hAnsi="Arial Narrow" w:cs="Arial"/>
-          <w:color w:val="000000"/>
-          <w:kern w:val="0"/>
-          <w:lang w:val="es-ES" w:eastAsia="es-ES"/>
-          <w14:ligatures w14:val="none"/>
-        </w:rPr>
-        <w:t>.</w:t>
-      </w:r>
-    </w:p>
-    <w:p>
-      <w:pPr>
-        <w:spacing w:after="0" w:line="240" w:lineRule="auto"/>
-        <w:jc w:val="both"/>
-        <w:rPr>
-          <w:rFonts w:ascii="Arial Narrow" w:eastAsia="Arial Narrow" w:hAnsi="Arial Narrow" w:cs="Arial Narrow"/>
-          <w:b/>
-          <w:color w:val="000000"/>
-          <w:kern w:val="0"/>
-          <w:lang w:val="es-ES" w:eastAsia="es-PE"/>
-          <w14:ligatures w14:val="none"/>
-        </w:rPr>
-      </w:pPr>
-    </w:p>
-    <w:p>
-      <w:pPr>
-        <w:spacing w:after="0" w:line="240" w:lineRule="auto"/>
-        <w:jc w:val="both"/>
-        <w:rPr>
-          <w:rFonts w:ascii="Arial Narrow" w:eastAsia="Arial Narrow" w:hAnsi="Arial Narrow" w:cs="Arial Narrow"/>
-          <w:color w:val="000000"/>
-          <w:kern w:val="0"/>
-          <w:lang w:eastAsia="es-PE"/>
-          <w14:ligatures w14:val="none"/>
-        </w:rPr>
-      </w:pPr>
-      <w:r>
-        <w:rPr>
-          <w:rFonts w:ascii="Arial Narrow" w:eastAsia="Arial Narrow" w:hAnsi="Arial Narrow" w:cs="Arial Narrow"/>
-          <w:b/>
-          <w:color w:val="000000"/>
-          <w:kern w:val="0"/>
-          <w:lang w:eastAsia="es-PE"/>
-          <w14:ligatures w14:val="none"/>
-        </w:rPr>
-        <w:t>SEXTO:</w:t>
-      </w:r>
-      <w:r>
-        <w:rPr>
-          <w:rFonts w:ascii="Arial Narrow" w:eastAsia="Arial Narrow" w:hAnsi="Arial Narrow" w:cs="Arial Narrow"/>
-          <w:color w:val="000000"/>
-          <w:kern w:val="0"/>
-          <w:lang w:eastAsia="es-PE"/>
-          <w14:ligatures w14:val="none"/>
-        </w:rPr>
-        <w:t xml:space="preserve"> </w:t>
-      </w:r>
-      <w:bookmarkStart w:id="18" w:name="_Hlk188286915"/>
-      <w:r>
-        <w:rPr>
-          <w:rFonts w:ascii="Arial Narrow" w:eastAsia="Arial Narrow" w:hAnsi="Arial Narrow" w:cs="Arial Narrow"/>
-          <w:color w:val="000000"/>
-          <w:kern w:val="0"/>
-          <w:lang w:eastAsia="es-PE"/>
-          <w14:ligatures w14:val="none"/>
-        </w:rPr>
-        <w:t>informar a las partes que el artículo 110</w:t>
-      </w:r>
-      <w:r>
-        <w:rPr>
-          <w:rFonts w:ascii="Arial Narrow" w:eastAsia="Times New Roman" w:hAnsi="Arial Narrow" w:cs="Segoe UI"/>
-          <w:color w:val="000000"/>
-          <w:kern w:val="0"/>
-          <w:lang w:eastAsia="es-PE"/>
-          <w14:ligatures w14:val="none"/>
-        </w:rPr>
-        <w:t/>
-      </w:r>
-      <w:r>
-        <w:rPr>
-          <w:rFonts w:ascii="Arial Narrow" w:eastAsia="Arial Narrow" w:hAnsi="Arial Narrow" w:cs="Arial Narrow"/>
-          <w:color w:val="000000"/>
-          <w:kern w:val="0"/>
-          <w:lang w:eastAsia="es-PE"/>
-          <w14:ligatures w14:val="none"/>
-        </w:rPr>
-        <w:t xml:space="preserve"> de la Ley 29571, Código de Protección y Defensa del Consumidor</w:t>
-      </w:r>
-      <w:r>
-        <w:rPr>
-          <w:rStyle w:val="Refdenotaalpie"/>
-          <w:rFonts w:ascii="Arial Narrow" w:eastAsia="Arial Narrow" w:hAnsi="Arial Narrow" w:cs="Times New Roman"/>
-          <w:color w:val="000000"/>
-          <w:kern w:val="0"/>
-          <w:vertAlign w:val="superscript"/>
-          <w:lang w:eastAsia="es-PE"/>
-          <w14:ligatures w14:val="none"/>
-        </w:rPr>
-        <w:footnoteReference w:id="7"/>
-      </w:r>
-      <w:r>
-        <w:rPr>
-          <w:rFonts w:ascii="Arial Narrow" w:eastAsia="Arial Narrow" w:hAnsi="Arial Narrow" w:cs="Arial Narrow"/>
-          <w:color w:val="000000"/>
-          <w:kern w:val="0"/>
-          <w:lang w:eastAsia="es-PE"/>
-          <w14:ligatures w14:val="none"/>
-        </w:rPr>
-        <w:t>, faculta a la Comisión a calificar las infracciones de la referida norma como leves, graves o muy graves e imponer sanciones que van desde una amonestación hasta una multa por un máximo de 450 Unidades Impositivas Tributarias, sin perjuicio de las medidas correctivas, reparadoras y complementarias, que puedan ordenarse de acuerdo a lo estipulado en los artículos 114</w:t>
-      </w:r>
-      <w:r>
-        <w:rPr>
-          <w:rFonts w:ascii="Arial Narrow" w:eastAsia="Times New Roman" w:hAnsi="Arial Narrow" w:cs="Segoe UI"/>
-          <w:color w:val="000000"/>
-          <w:kern w:val="0"/>
-          <w:lang w:eastAsia="es-PE"/>
-          <w14:ligatures w14:val="none"/>
-        </w:rPr>
-        <w:t/>
-      </w:r>
-      <w:r>
-        <w:rPr>
-          <w:rFonts w:ascii="Arial Narrow" w:eastAsia="Arial Narrow" w:hAnsi="Arial Narrow" w:cs="Arial Narrow"/>
-          <w:color w:val="000000"/>
-          <w:kern w:val="0"/>
-          <w:lang w:eastAsia="es-PE"/>
-          <w14:ligatures w14:val="none"/>
-        </w:rPr>
-        <w:t>, 115</w:t>
-      </w:r>
-      <w:r>
-        <w:rPr>
-          <w:rFonts w:ascii="Arial Narrow" w:eastAsia="Times New Roman" w:hAnsi="Arial Narrow" w:cs="Segoe UI"/>
-          <w:color w:val="000000"/>
-          <w:kern w:val="0"/>
-          <w:lang w:eastAsia="es-PE"/>
-          <w14:ligatures w14:val="none"/>
-        </w:rPr>
-        <w:t/>
-      </w:r>
-      <w:r>
-        <w:rPr>
-          <w:rFonts w:ascii="Arial Narrow" w:eastAsia="Arial Narrow" w:hAnsi="Arial Narrow" w:cs="Arial Narrow"/>
-          <w:color w:val="000000"/>
-          <w:kern w:val="0"/>
-          <w:lang w:eastAsia="es-PE"/>
-          <w14:ligatures w14:val="none"/>
-        </w:rPr>
-        <w:t xml:space="preserve"> y 116</w:t>
-      </w:r>
-      <w:r>
-        <w:rPr>
-          <w:rFonts w:ascii="Arial Narrow" w:eastAsia="Times New Roman" w:hAnsi="Arial Narrow" w:cs="Segoe UI"/>
-          <w:color w:val="000000"/>
-          <w:kern w:val="0"/>
-          <w:lang w:eastAsia="es-PE"/>
-          <w14:ligatures w14:val="none"/>
-        </w:rPr>
-        <w:t/>
-      </w:r>
-      <w:r>
-        <w:rPr>
-          <w:rFonts w:ascii="Arial Narrow" w:eastAsia="Arial Narrow" w:hAnsi="Arial Narrow" w:cs="Arial Narrow"/>
-          <w:color w:val="000000"/>
-          <w:kern w:val="0"/>
-          <w:lang w:eastAsia="es-PE"/>
-          <w14:ligatures w14:val="none"/>
-        </w:rPr>
-        <w:t xml:space="preserve"> de la referida norma</w:t>
-      </w:r>
-      <w:r>
-        <w:rPr>
-          <w:rStyle w:val="Refdenotaalpie"/>
-          <w:rFonts w:ascii="Arial Narrow" w:eastAsia="Arial Narrow" w:hAnsi="Arial Narrow" w:cs="Times New Roman"/>
-          <w:color w:val="000000"/>
-          <w:kern w:val="0"/>
-          <w:vertAlign w:val="superscript"/>
-          <w:lang w:eastAsia="es-PE"/>
-          <w14:ligatures w14:val="none"/>
-        </w:rPr>
-        <w:footnoteReference w:id="8"/>
-      </w:r>
-      <w:r>
-        <w:rPr>
-          <w:rFonts w:ascii="Arial Narrow" w:eastAsia="Arial Narrow" w:hAnsi="Arial Narrow" w:cs="Arial Narrow"/>
-          <w:color w:val="000000"/>
-          <w:kern w:val="0"/>
-          <w:lang w:eastAsia="es-PE"/>
-          <w14:ligatures w14:val="none"/>
-        </w:rPr>
-        <w:t xml:space="preserve">. </w:t>
-      </w:r>
-      <w:bookmarkEnd w:id="18"/>
-      <w:r>
-        <w:rPr>
-          <w:rFonts w:ascii="Arial Narrow" w:eastAsia="Arial Narrow" w:hAnsi="Arial Narrow" w:cs="Arial Narrow"/>
-          <w:color w:val="000000"/>
-          <w:kern w:val="0"/>
-          <w:lang w:eastAsia="es-PE"/>
-          <w14:ligatures w14:val="none"/>
-        </w:rPr>
-        <w:lastRenderedPageBreak/>
-        <w:t>Asimismo, se consideran circunstancias atenuantes para la graduación de la sanción, el allanamiento de la denuncia o el reconocimiento de las pretensiones en ella contenidas, de acuerdo con el artículo 112</w:t>
-      </w:r>
-      <w:r>
-        <w:rPr>
-          <w:rFonts w:ascii="Arial Narrow" w:eastAsia="Times New Roman" w:hAnsi="Arial Narrow" w:cs="Segoe UI"/>
-          <w:color w:val="000000"/>
-          <w:kern w:val="0"/>
-          <w:lang w:eastAsia="es-PE"/>
-          <w14:ligatures w14:val="none"/>
-        </w:rPr>
-        <w:t/>
-      </w:r>
-      <w:r>
-        <w:rPr>
-          <w:rFonts w:ascii="Arial Narrow" w:eastAsia="Arial Narrow" w:hAnsi="Arial Narrow" w:cs="Arial Narrow"/>
-          <w:color w:val="000000"/>
-          <w:kern w:val="0"/>
-          <w:lang w:eastAsia="es-PE"/>
-          <w14:ligatures w14:val="none"/>
-        </w:rPr>
-        <w:t xml:space="preserve"> del Código</w:t>
-      </w:r>
-      <w:r>
-        <w:rPr>
-          <w:rStyle w:val="Refdenotaalpie"/>
-          <w:rFonts w:ascii="Arial Narrow" w:eastAsia="Arial Narrow" w:hAnsi="Arial Narrow" w:cs="Times New Roman"/>
-          <w:color w:val="000000"/>
-          <w:kern w:val="0"/>
-          <w:vertAlign w:val="superscript"/>
-          <w:lang w:eastAsia="es-PE"/>
-          <w14:ligatures w14:val="none"/>
-        </w:rPr>
-        <w:footnoteReference w:id="9"/>
-      </w:r>
-      <w:r>
-        <w:rPr>
-          <w:rFonts w:ascii="Arial Narrow" w:eastAsia="Arial Narrow" w:hAnsi="Arial Narrow" w:cs="Arial Narrow"/>
-          <w:color w:val="000000"/>
-          <w:kern w:val="0"/>
-          <w:lang w:eastAsia="es-PE"/>
-          <w14:ligatures w14:val="none"/>
-        </w:rPr>
-        <w:t>.</w:t>
-      </w:r>
-    </w:p>
-    <w:p>
-      <w:pPr>
-        <w:shd w:val="clear" w:color="auto" w:fill="FFFFFF"/>
-        <w:spacing w:after="0" w:line="240" w:lineRule="auto"/>
-        <w:jc w:val="both"/>
-        <w:rPr>
-          <w:rFonts w:ascii="Arial Narrow" w:eastAsia="Arial Narrow" w:hAnsi="Arial Narrow" w:cs="Arial Narrow"/>
-          <w:b/>
-          <w:color w:val="000000"/>
-          <w:kern w:val="0"/>
-          <w:lang w:eastAsia="es-PE"/>
-          <w14:ligatures w14:val="none"/>
-        </w:rPr>
-      </w:pPr>
-    </w:p>
-    <w:p>
-      <w:pPr>
-        <w:shd w:val="clear" w:color="auto" w:fill="FFFFFF"/>
-        <w:spacing w:after="0" w:line="240" w:lineRule="auto"/>
-        <w:jc w:val="both"/>
-        <w:rPr>
-          <w:rFonts w:ascii="Arial Narrow" w:eastAsia="Arial Narrow" w:hAnsi="Arial Narrow" w:cs="Arial Narrow"/>
-          <w:color w:val="000000"/>
-          <w:kern w:val="0"/>
-          <w:lang w:eastAsia="es-PE"/>
-          <w14:ligatures w14:val="none"/>
-        </w:rPr>
-      </w:pPr>
-      <w:r>
-        <w:rPr>
-          <w:rFonts w:ascii="Arial Narrow" w:eastAsia="Arial Narrow" w:hAnsi="Arial Narrow" w:cs="Arial Narrow"/>
-          <w:b/>
-          <w:color w:val="000000"/>
-          <w:kern w:val="0"/>
-          <w:lang w:eastAsia="es-PE"/>
-          <w14:ligatures w14:val="none"/>
-        </w:rPr>
-        <w:t>SÉTIMO:</w:t>
-      </w:r>
-      <w:r>
-        <w:rPr>
-          <w:rFonts w:ascii="Arial Narrow" w:eastAsia="Arial Narrow" w:hAnsi="Arial Narrow" w:cs="Arial Narrow"/>
-          <w:color w:val="000000"/>
-          <w:kern w:val="0"/>
-          <w:lang w:eastAsia="es-PE"/>
-          <w14:ligatures w14:val="none"/>
-        </w:rPr>
-        <w:t xml:space="preserve"> informar a las partes que conforme a lo establecido en el artículo 39</w:t>
-      </w:r>
-      <w:r>
-        <w:rPr>
-          <w:rFonts w:ascii="Arial Narrow" w:eastAsia="Times New Roman" w:hAnsi="Arial Narrow" w:cs="Segoe UI"/>
-          <w:color w:val="000000"/>
-          <w:kern w:val="0"/>
-          <w:lang w:eastAsia="es-PE"/>
-          <w14:ligatures w14:val="none"/>
-        </w:rPr>
-        <w:t/>
-      </w:r>
-      <w:r>
-        <w:rPr>
-          <w:rFonts w:ascii="Arial Narrow" w:eastAsia="Arial Narrow" w:hAnsi="Arial Narrow" w:cs="Arial Narrow"/>
-          <w:color w:val="000000"/>
-          <w:kern w:val="0"/>
-          <w:lang w:eastAsia="es-PE"/>
-          <w14:ligatures w14:val="none"/>
-        </w:rPr>
-        <w:t xml:space="preserve"> de la Ley sobre Facultades, Normas y Organización del Indecopi, aprobada por Decreto Legislativo 807, los gastos por los peritajes realizados, actuación de pruebas, inspecciones y otros derivados de la tramitación del proceso serán de cargo de la parte que solicita la prueba, salvo pacto en contrario. En todos los casos, la resolución final determinará si los gastos deben ser asumidos por alguna de las partes, o reembolsados a la otra parte o al Indecopi, según sea el caso, de manera adicional a la sanción que haya podido imponerse. </w:t>
-      </w:r>
-    </w:p>
-    <w:p>
-      <w:pPr>
-        <w:shd w:val="clear" w:color="auto" w:fill="FFFFFF"/>
-        <w:spacing w:after="0" w:line="240" w:lineRule="auto"/>
-        <w:jc w:val="both"/>
-        <w:rPr>
-          <w:rFonts w:ascii="Arial Narrow" w:eastAsia="Arial Narrow" w:hAnsi="Arial Narrow" w:cs="Arial Narrow"/>
-          <w:color w:val="000000"/>
-          <w:kern w:val="0"/>
-          <w:lang w:eastAsia="es-PE"/>
-          <w14:ligatures w14:val="none"/>
-        </w:rPr>
-      </w:pPr>
-    </w:p>
-    <w:p>
-      <w:pPr>
-        <w:suppressAutoHyphens/>
-        <w:spacing w:after="0" w:line="240" w:lineRule="auto"/>
-        <w:jc w:val="both"/>
-        <w:rPr>
-          <w:rFonts w:ascii="Arial Narrow" w:eastAsia="Calibri" w:hAnsi="Arial Narrow" w:cs="Arial"/>
-          <w:kern w:val="0"/>
-          <w:u w:val="single"/>
-          <w14:ligatures w14:val="none"/>
-        </w:rPr>
-      </w:pPr>
-      <w:r>
-        <w:rPr>
-          <w:rFonts w:ascii="Arial Narrow" w:eastAsia="Calibri" w:hAnsi="Arial Narrow" w:cs="Arial"/>
-          <w:b/>
-          <w:bCs/>
-          <w:kern w:val="0"/>
-          <w14:ligatures w14:val="none"/>
-        </w:rPr>
-        <w:t>OCTAVO</w:t>
-      </w:r>
-      <w:r>
-        <w:rPr>
-          <w:rFonts w:ascii="Arial Narrow" w:eastAsia="Calibri" w:hAnsi="Arial Narrow" w:cs="Arial"/>
-          <w:b/>
-          <w:kern w:val="0"/>
-          <w14:ligatures w14:val="none"/>
-        </w:rPr>
-        <w:t>:</w:t>
-      </w:r>
-      <w:r>
-        <w:rPr>
-          <w:rFonts w:ascii="Arial Narrow" w:eastAsia="Calibri" w:hAnsi="Arial Narrow" w:cs="Arial"/>
-          <w:kern w:val="0"/>
-          <w14:ligatures w14:val="none"/>
-        </w:rPr>
-        <w:t xml:space="preserve"> comunicar a las partes que, de acuerdo a lo señalado por el artículo 29</w:t>
-      </w:r>
-      <w:r>
-        <w:rPr>
-          <w:rFonts w:ascii="Arial Narrow" w:eastAsia="Times New Roman" w:hAnsi="Arial Narrow" w:cs="Segoe UI"/>
-          <w:color w:val="000000"/>
-          <w:kern w:val="0"/>
-          <w:lang w:eastAsia="es-PE"/>
-          <w14:ligatures w14:val="none"/>
-        </w:rPr>
-        <w:t/>
-      </w:r>
-      <w:r>
-        <w:rPr>
-          <w:rFonts w:ascii="Arial Narrow" w:eastAsia="Calibri" w:hAnsi="Arial Narrow" w:cs="Arial"/>
-          <w:kern w:val="0"/>
-          <w14:ligatures w14:val="none"/>
-        </w:rPr>
-        <w:t xml:space="preserve"> del Decreto Legislativo 807</w:t>
-      </w:r>
-      <w:r>
-        <w:rPr>
-          <w:rStyle w:val="Refdenotaalpie"/>
-          <w:rFonts w:ascii="Arial Narrow" w:eastAsia="Calibri" w:hAnsi="Arial Narrow" w:cs="Arial"/>
-          <w:kern w:val="0"/>
-          <w:vertAlign w:val="superscript"/>
-          <w14:ligatures w14:val="none"/>
-        </w:rPr>
-        <w:footnoteReference w:id="10"/>
-      </w:r>
-      <w:r>
-        <w:rPr>
-          <w:rFonts w:ascii="Arial Narrow" w:eastAsia="Calibri" w:hAnsi="Arial Narrow" w:cs="Arial"/>
-          <w:kern w:val="0"/>
-          <w14:ligatures w14:val="none"/>
-        </w:rPr>
-        <w:t xml:space="preserve">, hasta antes de la emisión de la Resolución Final tienen la posibilidad de solicitar una audiencia </w:t>
-      </w:r>
-      <w:r>
-        <w:rPr>
-          <w:rFonts w:ascii="Arial Narrow" w:eastAsia="Calibri" w:hAnsi="Arial Narrow" w:cs="Arial"/>
-          <w:kern w:val="0"/>
-          <w14:ligatures w14:val="none"/>
-        </w:rPr>
-        <w:lastRenderedPageBreak/>
-        <w:t xml:space="preserve">de conciliación. En caso deleguen a favor de una tercera persona su actuación en la diligencia programada, esta deberá presentar un poder especial con firma legalizada ante Notario Público, donde conste </w:t>
-      </w:r>
-      <w:r>
-        <w:rPr>
-          <w:rFonts w:ascii="Arial Narrow" w:eastAsia="Calibri" w:hAnsi="Arial Narrow" w:cs="Arial"/>
-          <w:kern w:val="0"/>
-          <w:u w:val="single"/>
-          <w14:ligatures w14:val="none"/>
-        </w:rPr>
-        <w:t>expresamente su facultad para asistir y conciliar en su representación</w:t>
-      </w:r>
-      <w:r>
-        <w:rPr>
-          <w:rFonts w:ascii="Arial Narrow" w:eastAsia="Calibri" w:hAnsi="Arial Narrow" w:cs="Arial"/>
-          <w:bCs/>
-          <w:kern w:val="0"/>
-          <w14:ligatures w14:val="none"/>
-        </w:rPr>
-        <w:t>.</w:t>
-      </w:r>
-      <w:r>
-        <w:rPr>
-          <w:rFonts w:ascii="Arial Narrow" w:eastAsia="Calibri" w:hAnsi="Arial Narrow" w:cs="Arial"/>
-          <w:b/>
-          <w:bCs/>
-          <w:kern w:val="0"/>
-          <w14:ligatures w14:val="none"/>
-        </w:rPr>
-        <w:t xml:space="preserve"> </w:t>
-      </w:r>
-      <w:r>
-        <w:rPr>
-          <w:rFonts w:ascii="Arial Narrow" w:eastAsia="Calibri" w:hAnsi="Arial Narrow" w:cs="Arial"/>
-          <w:kern w:val="0"/>
-          <w:u w:val="single"/>
-          <w14:ligatures w14:val="none"/>
-        </w:rPr>
-        <w:t xml:space="preserve">Ello bajo apercibimiento de no realizar la audiencia de conciliación y levantar el acta de inasistencia correspondiente. </w:t>
-      </w:r>
-    </w:p>
-    <w:p>
-      <w:pPr>
-        <w:suppressAutoHyphens/>
-        <w:spacing w:after="0" w:line="240" w:lineRule="auto"/>
-        <w:jc w:val="both"/>
-        <w:rPr>
-          <w:rFonts w:ascii="Arial Narrow" w:eastAsia="Calibri" w:hAnsi="Arial Narrow" w:cs="Arial"/>
-          <w:kern w:val="0"/>
-          <w:u w:val="single"/>
-          <w14:ligatures w14:val="none"/>
-        </w:rPr>
-      </w:pPr>
-    </w:p>
-    <w:p>
-      <w:pPr>
-        <w:suppressAutoHyphens/>
-        <w:spacing w:after="0" w:line="240" w:lineRule="auto"/>
-        <w:jc w:val="both"/>
-        <w:rPr>
-          <w:rFonts w:ascii="Arial Narrow" w:eastAsia="Times New Roman" w:hAnsi="Arial Narrow" w:cs="Times New Roman"/>
-          <w:color w:val="000000"/>
-          <w:kern w:val="0"/>
-          <w:lang w:eastAsia="es-PE"/>
-          <w14:ligatures w14:val="none"/>
-        </w:rPr>
-      </w:pPr>
-      <w:r>
-        <w:rPr>
-          <w:rFonts w:ascii="Arial Narrow" w:eastAsia="Times New Roman" w:hAnsi="Arial Narrow" w:cs="Times New Roman"/>
-          <w:b/>
-          <w:color w:val="000000"/>
-          <w:kern w:val="0"/>
-          <w:lang w:eastAsia="es-PE"/>
-          <w14:ligatures w14:val="none"/>
-        </w:rPr>
-        <w:t>NOVENO:</w:t>
-      </w:r>
-      <w:r>
-        <w:rPr>
-          <w:rFonts w:ascii="Arial Narrow" w:eastAsia="Times New Roman" w:hAnsi="Arial Narrow" w:cs="Times New Roman"/>
-          <w:color w:val="000000"/>
-          <w:kern w:val="0"/>
-          <w:lang w:eastAsia="es-PE"/>
-          <w14:ligatures w14:val="none"/>
-        </w:rPr>
-        <w:t xml:space="preserve"> poner en conocimiento de las partes que, antes de la emisión de la Resolución Final, tienen la posibilidad de formular su desistimiento o presentar el acuerdo arribado mediante la conciliación, mediación, transacción o cualquier otro que, de forma indubitable, deje constancia que se ha solucionado la controversia materia de denuncia.</w:t>
-      </w:r>
-      <w:bookmarkStart w:id="19" w:name="h.gjdgxs" w:colFirst="0" w:colLast="0"/>
-      <w:bookmarkEnd w:id="19"/>
-    </w:p>
-    <w:p>
-      <w:pPr>
-        <w:suppressAutoHyphens/>
-        <w:spacing w:after="0" w:line="240" w:lineRule="auto"/>
-        <w:jc w:val="both"/>
-        <w:rPr>
-          <w:rFonts w:ascii="Arial Narrow" w:eastAsia="Times New Roman" w:hAnsi="Arial Narrow" w:cs="Times New Roman"/>
-          <w:color w:val="000000"/>
-          <w:kern w:val="0"/>
-          <w:lang w:eastAsia="es-PE"/>
-          <w14:ligatures w14:val="none"/>
-        </w:rPr>
-      </w:pPr>
-    </w:p>
-    <w:p>
-      <w:pPr>
-        <w:suppressAutoHyphens/>
-        <w:spacing w:after="0" w:line="240" w:lineRule="auto"/>
-        <w:jc w:val="both"/>
-        <w:rPr>
-          <w:rFonts w:ascii="Arial Narrow" w:hAnsi="Arial Narrow" w:cs="Arial"/>
-        </w:rPr>
-      </w:pPr>
-      <w:r>
-        <w:rPr>
-          <w:rFonts w:ascii="Arial Narrow" w:eastAsia="Arial Narrow" w:hAnsi="Arial Narrow" w:cs="Arial Narrow"/>
-          <w:b/>
-          <w:bCs/>
-        </w:rPr>
-        <w:t xml:space="preserve">DÉCIMO: requerir al señor [APELLIDO] [APELLIDO] y a Rímac Seguros y Reaseguros S.A. para que, dentro del plazo de dos (2) días hábiles siguientes a la fecha en que reciban la notificación en sus bandejas de correo electrónico, efectúen la confirmación de recepción de la notificación remitida por este despacho a sus correos electrónicos, de conformidad con el segundo párrafo del numeral 4 del artículo 20 del Texto Único Ordenado de la Ley del Procedimiento Administrativo General, aprobado mediante Decreto Supremo 006-2026-JUS, bajo apercibimiento de rehacer el acto de notificación y notificarle conforme al numeral 1 del artículo 20 del citado cuerpo normativo.</w:t>
-      </w:r>
-      <w:r>
-        <w:rPr>
-          <w:rFonts w:ascii="Arial Narrow" w:hAnsi="Arial Narrow" w:cs="Arial"/>
-          <w:b/>
-          <w:spacing w:val="-3"/>
-          <w:kern w:val="0"/>
-          <w14:ligatures w14:val="none"/>
-        </w:rPr>
-        <w:t/>
+          <ns2:ligatures ns2:val="none"/>
+        </w:rPr>
+        <w:t xml:space="preserve"/>
       </w:r>
       <w:r>
         <w:rPr>
@@ -4099,7 +4007,7 @@
           <w:bCs/>
           <w:spacing w:val="-3"/>
           <w:kern w:val="0"/>
-          <w14:ligatures w14:val="none"/>
+          <ns2:ligatures ns2:val="none"/>
         </w:rPr>
         <w:t xml:space="preserve"/>
       </w:r>
@@ -4109,7 +4017,7 @@
           <w:bCs/>
           <w:spacing w:val="-3"/>
           <w:kern w:val="0"/>
-          <w14:ligatures w14:val="none"/>
+          <ns2:ligatures ns2:val="none"/>
         </w:rPr>
         <w:t xml:space="preserve"/>
       </w:r>
@@ -4119,7 +4027,7 @@
           <w:bCs/>
           <w:spacing w:val="-3"/>
           <w:kern w:val="0"/>
-          <w14:ligatures w14:val="none"/>
+          <ns2:ligatures ns2:val="none"/>
         </w:rPr>
         <w:t xml:space="preserve"/>
       </w:r>
@@ -4129,27 +4037,42 @@
           <w:bCs/>
           <w:spacing w:val="-3"/>
           <w:kern w:val="0"/>
-          <w14:ligatures w14:val="none"/>
+          <ns2:ligatures ns2:val="none"/>
         </w:rPr>
         <w:t xml:space="preserve"/>
       </w:r>
       <w:r>
         <w:rPr>
-          <w:rFonts w:ascii="Arial Narrow" w:hAnsi="Arial Narrow" w:cs="Arial"/>
-          <w:bCs/>
-          <w:spacing w:val="-3"/>
-          <w:kern w:val="0"/>
-          <w14:ligatures w14:val="none"/>
+          <w:rFonts w:ascii="Arial Narrow" w:hAnsi="Arial Narrow"/>
+          <w:color w:val="000000"/>
+        </w:rPr>
+        <w:t/>
+      </w:r>
+      <w:r>
+        <w:rPr>
+          <w:rFonts w:ascii="Arial Narrow" w:hAnsi="Arial Narrow"/>
+          <w:color w:val="000000"/>
+        </w:rPr>
+        <w:t/>
+      </w:r>
+      <w:r>
+        <w:rPr>
+          <w:rFonts w:ascii="Arial Narrow" w:hAnsi="Arial Narrow"/>
+          <w:color w:val="000000"/>
         </w:rPr>
         <w:t xml:space="preserve"/>
       </w:r>
       <w:r>
         <w:rPr>
-          <w:rFonts w:ascii="Arial Narrow" w:hAnsi="Arial Narrow" w:cs="Arial"/>
-          <w:bCs/>
-          <w:spacing w:val="-3"/>
-          <w:kern w:val="0"/>
-          <w14:ligatures w14:val="none"/>
+          <w:rFonts w:ascii="Arial Narrow" w:hAnsi="Arial Narrow"/>
+          <w:color w:val="000000"/>
+        </w:rPr>
+        <w:t/>
+      </w:r>
+      <w:r>
+        <w:rPr>
+          <w:rFonts w:ascii="Arial Narrow" w:hAnsi="Arial Narrow"/>
+          <w:color w:val="000000"/>
         </w:rPr>
         <w:t xml:space="preserve"/>
       </w:r>
@@ -4165,6 +4088,13 @@
           <w:rFonts w:ascii="Arial Narrow" w:hAnsi="Arial Narrow"/>
           <w:color w:val="000000"/>
         </w:rPr>
+        <w:t xml:space="preserve"/>
+      </w:r>
+      <w:r>
+        <w:rPr>
+          <w:rFonts w:ascii="Arial Narrow" w:hAnsi="Arial Narrow"/>
+          <w:color w:val="000000"/>
+        </w:rPr>
         <w:t/>
       </w:r>
       <w:r>
@@ -4214,6 +4144,13 @@
           <w:rFonts w:ascii="Arial Narrow" w:hAnsi="Arial Narrow"/>
           <w:color w:val="000000"/>
         </w:rPr>
+        <w:t/>
+      </w:r>
+      <w:r>
+        <w:rPr>
+          <w:rFonts w:ascii="Arial Narrow" w:hAnsi="Arial Narrow"/>
+          <w:color w:val="000000"/>
+        </w:rPr>
         <w:t xml:space="preserve"/>
       </w:r>
       <w:r>
@@ -4221,6 +4158,16 @@
           <w:rFonts w:ascii="Arial Narrow" w:hAnsi="Arial Narrow"/>
           <w:color w:val="000000"/>
         </w:rPr>
+        <w:t xml:space="preserve"/>
+      </w:r>
+      <w:r>
+        <w:rPr>
+          <w:rFonts w:ascii="Arial Narrow" w:eastAsia="Times New Roman" w:hAnsi="Arial Narrow" w:cs="Segoe UI"/>
+          <w:color w:val="000000"/>
+          <w:kern w:val="0"/>
+          <w:lang w:eastAsia="es-PE"/>
+          <ns2:ligatures ns2:val="none"/>
+        </w:rPr>
         <w:t/>
       </w:r>
       <w:r>
@@ -4232,70 +4179,11 @@
       </w:r>
       <w:r>
         <w:rPr>
-          <w:rFonts w:ascii="Arial Narrow" w:hAnsi="Arial Narrow"/>
-          <w:color w:val="000000"/>
-        </w:rPr>
-        <w:t/>
-      </w:r>
-      <w:r>
-        <w:rPr>
-          <w:rFonts w:ascii="Arial Narrow" w:hAnsi="Arial Narrow"/>
-          <w:color w:val="000000"/>
-        </w:rPr>
-        <w:t xml:space="preserve"/>
-      </w:r>
-      <w:r>
-        <w:rPr>
-          <w:rFonts w:ascii="Arial Narrow" w:hAnsi="Arial Narrow"/>
-          <w:color w:val="000000"/>
-        </w:rPr>
-        <w:t/>
-      </w:r>
-      <w:r>
-        <w:rPr>
-          <w:rFonts w:ascii="Arial Narrow" w:hAnsi="Arial Narrow"/>
-          <w:color w:val="000000"/>
-        </w:rPr>
-        <w:t/>
-      </w:r>
-      <w:r>
-        <w:rPr>
-          <w:rFonts w:ascii="Arial Narrow" w:hAnsi="Arial Narrow"/>
-          <w:color w:val="000000"/>
-        </w:rPr>
-        <w:t xml:space="preserve"/>
-      </w:r>
-      <w:r>
-        <w:rPr>
-          <w:rFonts w:ascii="Arial Narrow" w:hAnsi="Arial Narrow"/>
-          <w:color w:val="000000"/>
-        </w:rPr>
-        <w:t xml:space="preserve"/>
-      </w:r>
-      <w:r>
-        <w:rPr>
           <w:rFonts w:ascii="Arial Narrow" w:eastAsia="Times New Roman" w:hAnsi="Arial Narrow" w:cs="Segoe UI"/>
           <w:color w:val="000000"/>
           <w:kern w:val="0"/>
           <w:lang w:eastAsia="es-PE"/>
-          <w14:ligatures w14:val="none"/>
-        </w:rPr>
-        <w:t/>
-      </w:r>
-      <w:r>
-        <w:rPr>
-          <w:rFonts w:ascii="Arial Narrow" w:hAnsi="Arial Narrow"/>
-          <w:color w:val="000000"/>
-        </w:rPr>
-        <w:t xml:space="preserve"/>
-      </w:r>
-      <w:r>
-        <w:rPr>
-          <w:rFonts w:ascii="Arial Narrow" w:eastAsia="Times New Roman" w:hAnsi="Arial Narrow" w:cs="Segoe UI"/>
-          <w:color w:val="000000"/>
-          <w:kern w:val="0"/>
-          <w:lang w:eastAsia="es-PE"/>
-          <w14:ligatures w14:val="none"/>
+          <ns2:ligatures ns2:val="none"/>
         </w:rPr>
         <w:t/>
       </w:r>
@@ -4329,7 +4217,7 @@
         <w:t/>
       </w:r>
     </w:p>
-    <w:p>
+    <w:p ns2:paraId="36317C11" ns2:textId="77777777">
       <w:pPr>
         <w:suppressAutoHyphens/>
         <w:spacing w:after="0" w:line="240" w:lineRule="auto"/>
@@ -4343,7 +4231,7 @@
       <w:bookmarkEnd w:id="20"/>
     </w:p>
     <w:bookmarkEnd w:id="21"/>
-    <w:p>
+    <w:p ns2:paraId="23716787" ns2:textId="77777777">
       <w:pPr>
         <w:suppressAutoHyphens/>
         <w:spacing w:after="0" w:line="240" w:lineRule="auto"/>
@@ -4353,36 +4241,36 @@
         </w:rPr>
       </w:pPr>
     </w:p>
-    <w:p>
-      <w:pPr>
-        <w:spacing w:after="0" w:line="240" w:lineRule="auto"/>
-        <w:jc w:val="both"/>
-        <w:rPr>
-          <w:rFonts w:ascii="Arial Narrow" w:eastAsia="Arial Narrow" w:hAnsi="Arial Narrow" w:cs="Arial Narrow"/>
-          <w:b/>
-          <w:color w:val="000000"/>
-          <w:kern w:val="0"/>
-          <w:lang w:eastAsia="es-PE"/>
-          <w14:ligatures w14:val="none"/>
-        </w:rPr>
-      </w:pPr>
-    </w:p>
-    <w:p>
-      <w:pPr>
-        <w:spacing w:after="0" w:line="240" w:lineRule="auto"/>
-        <w:jc w:val="both"/>
-        <w:rPr>
-          <w:rFonts w:ascii="Arial Narrow" w:eastAsia="Arial Narrow" w:hAnsi="Arial Narrow" w:cs="Arial Narrow"/>
-          <w:b/>
-          <w:color w:val="000000"/>
-          <w:kern w:val="0"/>
-          <w:lang w:eastAsia="es-PE"/>
-          <w14:ligatures w14:val="none"/>
+    <w:p ns2:paraId="509D673B" ns2:textId="77777777">
+      <w:pPr>
+        <w:spacing w:after="0" w:line="240" w:lineRule="auto"/>
+        <w:jc w:val="both"/>
+        <w:rPr>
+          <w:rFonts w:ascii="Arial Narrow" w:eastAsia="Arial Narrow" w:hAnsi="Arial Narrow" w:cs="Arial Narrow"/>
+          <w:b/>
+          <w:color w:val="000000"/>
+          <w:kern w:val="0"/>
+          <w:lang w:eastAsia="es-PE"/>
+          <ns2:ligatures ns2:val="none"/>
+        </w:rPr>
+      </w:pPr>
+    </w:p>
+    <w:p ns2:paraId="418E1D52" ns2:textId="77777777">
+      <w:pPr>
+        <w:spacing w:after="0" w:line="240" w:lineRule="auto"/>
+        <w:jc w:val="both"/>
+        <w:rPr>
+          <w:rFonts w:ascii="Arial Narrow" w:eastAsia="Arial Narrow" w:hAnsi="Arial Narrow" w:cs="Arial Narrow"/>
+          <w:b/>
+          <w:color w:val="000000"/>
+          <w:kern w:val="0"/>
+          <w:lang w:eastAsia="es-PE"/>
+          <ns2:ligatures ns2:val="none"/>
         </w:rPr>
       </w:pPr>
     </w:p>
     <w:bookmarkEnd w:id="0"/>
-    <w:p>
+    <w:p ns2:paraId="626EF8E7" ns2:textId="36A812F1">
       <w:pPr>
         <w:spacing w:after="0" w:line="240" w:lineRule="auto"/>
         <w:jc w:val="center"/>
@@ -4392,7 +4280,7 @@
           <w:color w:val="000000"/>
           <w:kern w:val="0"/>
           <w:lang w:eastAsia="es-PE"/>
-          <w14:ligatures w14:val="none"/>
+          <ns2:ligatures ns2:val="none"/>
         </w:rPr>
       </w:pPr>
       <w:r>
@@ -4402,12 +4290,12 @@
           <w:color w:val="000000"/>
           <w:kern w:val="0"/>
           <w:lang w:eastAsia="es-PE"/>
-          <w14:ligatures w14:val="none"/>
+          <ns2:ligatures ns2:val="none"/>
         </w:rPr>
         <w:t>Firmado digitalmente por</w:t>
       </w:r>
     </w:p>
-    <w:p>
+    <w:p ns2:paraId="564FA57C" ns2:textId="77777777">
       <w:pPr>
         <w:spacing w:after="0" w:line="240" w:lineRule="auto"/>
         <w:jc w:val="center"/>
@@ -4417,7 +4305,7 @@
           <w:bCs/>
           <w:color w:val="000000"/>
           <w:kern w:val="0"/>
-          <w14:ligatures w14:val="none"/>
+          <ns2:ligatures ns2:val="none"/>
         </w:rPr>
       </w:pPr>
       <w:r>
@@ -4427,12 +4315,12 @@
           <w:bCs/>
           <w:color w:val="000000"/>
           <w:kern w:val="0"/>
-          <w14:ligatures w14:val="none"/>
+          <ns2:ligatures ns2:val="none"/>
         </w:rPr>
         <w:t>EVELING ROA QUISPE</w:t>
       </w:r>
     </w:p>
-    <w:p>
+    <w:p ns2:paraId="488C71A5" ns2:textId="77777777">
       <w:pPr>
         <w:spacing w:after="0" w:line="240" w:lineRule="auto"/>
         <w:jc w:val="center"/>
@@ -4442,7 +4330,7 @@
           <w:bCs/>
           <w:color w:val="000000"/>
           <w:kern w:val="0"/>
-          <w14:ligatures w14:val="none"/>
+          <ns2:ligatures ns2:val="none"/>
         </w:rPr>
       </w:pPr>
       <w:r>
@@ -4452,12 +4340,12 @@
           <w:bCs/>
           <w:color w:val="000000"/>
           <w:kern w:val="0"/>
-          <w14:ligatures w14:val="none"/>
+          <ns2:ligatures ns2:val="none"/>
         </w:rPr>
         <w:t>Secretaria Técnica</w:t>
       </w:r>
     </w:p>
-    <w:p>
+    <w:p ns2:paraId="4EF09A7C" ns2:textId="77777777">
       <w:pPr>
         <w:spacing w:after="0" w:line="240" w:lineRule="auto"/>
         <w:jc w:val="center"/>
@@ -4467,7 +4355,7 @@
           <w:bCs/>
           <w:color w:val="000000"/>
           <w:kern w:val="0"/>
-          <w14:ligatures w14:val="none"/>
+          <ns2:ligatures ns2:val="none"/>
         </w:rPr>
       </w:pPr>
       <w:r>
@@ -4477,26 +4365,26 @@
           <w:bCs/>
           <w:color w:val="000000"/>
           <w:kern w:val="0"/>
-          <w14:ligatures w14:val="none"/>
+          <ns2:ligatures ns2:val="none"/>
         </w:rPr>
         <w:t>Comisión de Protección al Consumidor 1</w:t>
       </w:r>
     </w:p>
-    <w:p>
-      <w:pPr>
-        <w:spacing w:after="0" w:line="240" w:lineRule="auto"/>
-        <w:jc w:val="both"/>
-        <w:rPr>
-          <w:rFonts w:ascii="Arial Narrow" w:eastAsia="Arial Narrow" w:hAnsi="Arial Narrow" w:cs="Arial Narrow"/>
-          <w:b/>
-          <w:color w:val="000000"/>
-          <w:kern w:val="0"/>
-          <w:lang w:eastAsia="es-PE"/>
-          <w14:ligatures w14:val="none"/>
-        </w:rPr>
-      </w:pPr>
-    </w:p>
-    <w:p>
+    <w:p ns2:paraId="7F637530" ns2:textId="77777777">
+      <w:pPr>
+        <w:spacing w:after="0" w:line="240" w:lineRule="auto"/>
+        <w:jc w:val="both"/>
+        <w:rPr>
+          <w:rFonts w:ascii="Arial Narrow" w:eastAsia="Arial Narrow" w:hAnsi="Arial Narrow" w:cs="Arial Narrow"/>
+          <w:b/>
+          <w:color w:val="000000"/>
+          <w:kern w:val="0"/>
+          <w:lang w:eastAsia="es-PE"/>
+          <ns2:ligatures ns2:val="none"/>
+        </w:rPr>
+      </w:pPr>
+    </w:p>
+    <w:p ns2:paraId="2593B317" ns2:textId="77777777">
       <w:pPr>
         <w:spacing w:after="0" w:line="240" w:lineRule="auto"/>
         <w:jc w:val="both"/>
@@ -4514,12 +4402,12 @@
           <w:sz w:val="16"/>
           <w:szCs w:val="16"/>
           <w:lang w:eastAsia="es-PE"/>
-          <w14:ligatures w14:val="none"/>
+          <ns2:ligatures ns2:val="none"/>
         </w:rPr>
         <w:t>LSM/JCQ</w:t>
       </w:r>
     </w:p>
-    <w:p>
+    <w:p ns2:paraId="4423ADE9" ns2:textId="77777777">
       <w:pPr>
         <w:spacing w:line="240" w:lineRule="auto"/>
         <w:rPr>
@@ -4527,18 +4415,18 @@
         </w:rPr>
       </w:pPr>
     </w:p>
-    <w:p>
+    <w:p ns2:paraId="74AAB5F4" ns2:textId="77777777">
       <w:pPr>
         <w:spacing w:line="240" w:lineRule="auto"/>
       </w:pPr>
     </w:p>
     <w:sectPr>
-      <w:headerReference w:type="even" r:id="rId8"/>
-      <w:headerReference w:type="default" r:id="rId9"/>
-      <w:footerReference w:type="even" r:id="rId10"/>
-      <w:footerReference w:type="default" r:id="rId11"/>
-      <w:headerReference w:type="first" r:id="rId12"/>
-      <w:footerReference w:type="first" r:id="rId13"/>
+      <w:headerReference w:type="even" ns3:id="rId8"/>
+      <w:headerReference w:type="default" ns3:id="rId9"/>
+      <w:footerReference w:type="even" ns3:id="rId10"/>
+      <w:footerReference w:type="default" ns3:id="rId11"/>
+      <w:headerReference w:type="first" ns3:id="rId12"/>
+      <w:footerReference w:type="first" ns3:id="rId13"/>
       <w:pgSz w:w="11906" w:h="16838"/>
       <w:pgMar w:top="1417" w:right="1701" w:bottom="1417" w:left="1701" w:header="708" w:footer="708" w:gutter="0"/>
       <w:cols w:space="708"/>

--- a/plantillas_maestras/02_seguro_vida/negativa_cobertura/2_o_mas_ddos_varios/varon/TPL_3438_2025_SEGURO_VIDA_NEGATIVA_COBERTURA_ASEGURADORA_VARON_R2.docx
+++ b/plantillas_maestras/02_seguro_vida/negativa_cobertura/2_o_mas_ddos_varios/varon/TPL_3438_2025_SEGURO_VIDA_NEGATIVA_COBERTURA_ASEGURADORA_VARON_R2.docx
@@ -3272,7 +3272,7 @@
           <w:sz w:val="20"/>
           <w:szCs w:val="20"/>
         </w:rPr>
-        <w:t xml:space="preserve">correr traslado de la presente resolución a Rímac Seguros y Reaseguros S.A para que, de conformidad con lo dispuesto por el artículo 26° de la Ley sobre Facultades, Normas y Organización del Indecopi, aprobado por Decreto Legislativo N° 8079, presenten sus descargos sobre la imputación de cargos realizada en un plazo no mayor a cinco (5) días hábiles contado a partir del día siguiente de la notificación de la presente resolución, vencido el cual, el Secretario Técnico declarará en rebeldía a los denunciados que no lo hubieran presentado. Debe precisarse que de conformidad con lo establecido por el artículo 223° del Texto Único Ordenado de la Ley N° 27444, Ley del Procedimiento Administrativo General, las alegaciones y los hechos relevantes de la reclamación, salvo que hayan sido específicamente negadas en la contestación, se tendrán por aceptadas o meritadas como ciertas.</w:t>
+        <w:t xml:space="preserve">correr traslado de la presente resolución a Rímac Seguros y Reaseguros S.A. para que, de conformidad con lo dispuesto por el artículo 26 de la Ley sobre Facultades, Normas y Organización del Indecopi, aprobada por Decreto Legislativo 807, presente sus descargos sobre la imputación de cargos realizada en un plazo no mayor a cinco (5) días hábiles contado a partir del día siguiente de la notificación de la presente resolución, vencido el cual, el Secretario Técnico declarará en rebeldía al denunciado que no lo hubiera presentado. Debe precisarse que de conformidad con lo establecido por el artículo 223 del Texto Único Ordenado de la Ley 27444, Ley del Procedimiento Administrativo General, las alegaciones y los hechos relevantes de la reclamación, salvo que hayan sido específicamente negadas en la contestación, se tendrán por aceptadas o merituadas como ciertas.</w:t>
       </w:r>
     </w:p>
     <w:p ns2:paraId="228F876C" ns2:textId="77777777">
@@ -4317,7 +4317,7 @@
           <w:kern w:val="0"/>
           <ns2:ligatures ns2:val="none"/>
         </w:rPr>
-        <w:t>EVELING ROA QUISPE</w:t>
+        <w:t xml:space="preserve">LUISA ANALÍ SILVA MALPARTIDA</w:t>
       </w:r>
     </w:p>
     <w:p ns2:paraId="488C71A5" ns2:textId="77777777">
@@ -4342,7 +4342,7 @@
           <w:kern w:val="0"/>
           <ns2:ligatures ns2:val="none"/>
         </w:rPr>
-        <w:t>Secretaria Técnica</w:t>
+        <w:t xml:space="preserve">Secretaria Técnica Ad Hoc</w:t>
       </w:r>
     </w:p>
     <w:p ns2:paraId="4EF09A7C" ns2:textId="77777777">

--- a/plantillas_maestras/02_seguro_vida/negativa_cobertura/2_o_mas_ddos_varios/varon/TPL_3438_2025_SEGURO_VIDA_NEGATIVA_COBERTURA_ASEGURADORA_VARON_R2.docx
+++ b/plantillas_maestras/02_seguro_vida/negativa_cobertura/2_o_mas_ddos_varios/varon/TPL_3438_2025_SEGURO_VIDA_NEGATIVA_COBERTURA_ASEGURADORA_VARON_R2.docx
@@ -427,7 +427,7 @@
           <w:lang w:eastAsia="es-PE"/>
           <ns2:ligatures ns2:val="none"/>
         </w:rPr>
-        <w:t>6</w:t>
+        <w:t xml:space="preserve">6 de febrero de 2026</w:t>
       </w:r>
       <w:r>
         <w:rPr>
@@ -438,7 +438,7 @@
           <w:lang w:eastAsia="es-PE"/>
           <ns2:ligatures ns2:val="none"/>
         </w:rPr>
-        <w:t xml:space="preserve"> de </w:t>
+        <w:t xml:space="preserve"/>
       </w:r>
       <w:r>
         <w:rPr>
@@ -449,7 +449,7 @@
           <w:lang w:eastAsia="es-PE"/>
           <ns2:ligatures ns2:val="none"/>
         </w:rPr>
-        <w:t>febrero</w:t>
+        <w:t xml:space="preserve"/>
       </w:r>
       <w:r>
         <w:rPr>
@@ -460,7 +460,7 @@
           <w:lang w:eastAsia="es-PE"/>
           <ns2:ligatures ns2:val="none"/>
         </w:rPr>
-        <w:t xml:space="preserve"> de 2026</w:t>
+        <w:t xml:space="preserve"/>
       </w:r>
     </w:p>
     <w:p ns2:paraId="66CE1821" ns2:textId="77777777">
@@ -4636,7 +4636,7 @@
           <w:sz w:val="14"/>
           <w:szCs w:val="14"/>
         </w:rPr>
-        <w:t>el 2 de setiembre del 2010 en el Diario Oficial El Peruano, vigente desde el 2 de octubre del 2010 y modificado por Decreto Legislativo 1308.</w:t>
+        <w:t xml:space="preserve">el 2 de setiembre de 2010 en el Diario Oficial El Peruano, vigente desde el 2 de octubre de 2010 y modificado por Decreto Legislativo 1308.</w:t>
       </w:r>
     </w:p>
     <w:p>

--- a/plantillas_maestras/02_seguro_vida/negativa_cobertura/2_o_mas_ddos_varios/varon/TPL_3438_2025_SEGURO_VIDA_NEGATIVA_COBERTURA_ASEGURADORA_VARON_R2.docx
+++ b/plantillas_maestras/02_seguro_vida/negativa_cobertura/2_o_mas_ddos_varios/varon/TPL_3438_2025_SEGURO_VIDA_NEGATIVA_COBERTURA_ASEGURADORA_VARON_R2.docx
@@ -1,8 +1,8 @@
 
 <file path=word/document.xml><?xml version="1.0" encoding="utf-8"?>
-<w:document xmlns:ns1="http://schemas.openxmlformats.org/markup-compatibility/2006" xmlns:ns2="http://schemas.microsoft.com/office/word/2010/wordml" xmlns:ns3="http://schemas.openxmlformats.org/officeDocument/2006/relationships" xmlns:w="http://schemas.openxmlformats.org/wordprocessingml/2006/main" ns1:Ignorable="w14 w15 w16se w16cid w16 w16cex w16sdtdh w16sdtfl w16du wp14">
+<w:document xmlns:mc="http://schemas.openxmlformats.org/markup-compatibility/2006" xmlns:r="http://schemas.openxmlformats.org/officeDocument/2006/relationships" xmlns:w="http://schemas.openxmlformats.org/wordprocessingml/2006/main" xmlns:w14="http://schemas.microsoft.com/office/word/2010/wordml" xmlns:w15="http://schemas.microsoft.com/office/word/2012/wordml" xmlns:w16="http://schemas.microsoft.com/office/word/2018/wordml" xmlns:w16cex="http://schemas.microsoft.com/office/word/2018/wordml/cex" xmlns:w16cid="http://schemas.microsoft.com/office/word/2016/wordml/cid" xmlns:w16du="http://schemas.microsoft.com/office/word/2023/wordml/word16du" xmlns:w16sdtdh="http://schemas.microsoft.com/office/word/2020/wordml/sdtdatahash" xmlns:w16se="http://schemas.microsoft.com/office/word/2015/wordml/symex" xmlns:wp14="http://schemas.microsoft.com/office/word/2010/wordprocessingDrawing" mc:Ignorable="w14 w15 w16se w16cid w16 w16cex w16sdtdh w16du wp14">
   <w:body>
-    <w:p ns2:paraId="1B509B2D" ns2:textId="58976B11">
+    <w:p>
       <w:pPr>
         <w:tabs>
           <w:tab w:val="left" w:pos="1701"/>
@@ -14,7 +14,7 @@
           <w:color w:val="000000"/>
           <w:kern w:val="0"/>
           <w:lang w:eastAsia="es-PE"/>
-          <ns2:ligatures ns2:val="none"/>
+          <w14:ligatures w14:val="none"/>
         </w:rPr>
       </w:pPr>
       <w:bookmarkStart w:id="0" w:name="_Hlk80343540"/>
@@ -25,7 +25,7 @@
           <w:color w:val="000000"/>
           <w:kern w:val="0"/>
           <w:lang w:eastAsia="es-PE"/>
-          <ns2:ligatures ns2:val="none"/>
+          <w14:ligatures w14:val="none"/>
         </w:rPr>
         <w:t xml:space="preserve">EXPEDIENTE </w:t>
       </w:r>
@@ -36,7 +36,7 @@
           <w:color w:val="000000"/>
           <w:kern w:val="0"/>
           <w:lang w:eastAsia="es-PE"/>
-          <ns2:ligatures ns2:val="none"/>
+          <w14:ligatures w14:val="none"/>
         </w:rPr>
         <w:tab/>
         <w:t>:</w:t>
@@ -48,7 +48,7 @@
           <w:color w:val="000000"/>
           <w:kern w:val="0"/>
           <w:lang w:eastAsia="es-PE"/>
-          <ns2:ligatures ns2:val="none"/>
+          <w14:ligatures w14:val="none"/>
         </w:rPr>
         <w:tab/>
       </w:r>
@@ -61,12 +61,12 @@
           <w:kern w:val="0"/>
           <w:shd w:val="clear" w:color="auto" w:fill="FFFFFF"/>
           <w:lang w:eastAsia="es-PE"/>
-          <ns2:ligatures ns2:val="none"/>
+          <w14:ligatures w14:val="none"/>
         </w:rPr>
         <w:t>3438-2025/CC1</w:t>
       </w:r>
     </w:p>
-    <w:p ns2:paraId="7E5DC22B" ns2:textId="0072173C">
+    <w:p>
       <w:pPr>
         <w:tabs>
           <w:tab w:val="left" w:pos="1701"/>
@@ -81,89 +81,26 @@
           <w:color w:val="000000"/>
           <w:kern w:val="0"/>
           <w:lang w:eastAsia="es-PE"/>
-          <ns2:ligatures ns2:val="none"/>
-        </w:rPr>
-      </w:pPr>
-      <w:r>
-        <w:rPr>
-          <w:rFonts w:ascii="Arial Narrow" w:eastAsia="Arial Narrow" w:hAnsi="Arial Narrow" w:cs="Arial Narrow"/>
-          <w:b/>
-          <w:color w:val="000000"/>
-          <w:kern w:val="0"/>
-          <w:lang w:eastAsia="es-PE"/>
-          <ns2:ligatures ns2:val="none"/>
-        </w:rPr>
-        <w:t xml:space="preserve">DENUNCIANTE:[DENUNCIANTE] (SEÑOR [APELLIDO])</w:t>
-      </w:r>
-      <w:r>
-        <w:rPr>
-          <w:rFonts w:ascii="Arial Narrow" w:eastAsia="Arial Narrow" w:hAnsi="Arial Narrow" w:cs="Arial Narrow"/>
-          <w:b/>
-          <w:color w:val="000000"/>
-          <w:kern w:val="0"/>
-          <w:lang w:eastAsia="es-PE"/>
-          <ns2:ligatures ns2:val="none"/>
-        </w:rPr>
+          <w14:ligatures w14:val="none"/>
+        </w:rPr>
+      </w:pPr>
+      <w:r>
+        <w:rPr>
+          <w:rFonts w:ascii="Arial Narrow" w:eastAsia="Arial Narrow" w:hAnsi="Arial Narrow" w:cs="Arial Narrow"/>
+          <w:b/>
+          <w:color w:val="000000"/>
+          <w:kern w:val="0"/>
+          <w:lang w:eastAsia="es-PE"/>
+          <w14:ligatures w14:val="none"/>
+        </w:rPr>
+        <w:t>DENUNCIANTE</w:t>
         <w:tab/>
-        <w:t/>
-      </w:r>
-      <w:r>
-        <w:rPr>
-          <w:rFonts w:ascii="Arial Narrow" w:eastAsia="Arial Narrow" w:hAnsi="Arial Narrow" w:cs="Arial Narrow"/>
-          <w:b/>
-          <w:color w:val="000000"/>
-          <w:kern w:val="0"/>
-          <w:lang w:eastAsia="es-PE"/>
-          <ns2:ligatures ns2:val="none"/>
-        </w:rPr>
+        <w:t>:</w:t>
         <w:tab/>
-      </w:r>
-      <w:r>
-        <w:rPr>
-          <w:rFonts w:ascii="Arial Narrow" w:eastAsia="Arial Narrow" w:hAnsi="Arial Narrow" w:cs="Arial Narrow"/>
-          <w:b/>
-          <w:color w:val="000000"/>
-          <w:kern w:val="0"/>
-          <w:lang w:eastAsia="es-PE"/>
-          <ns2:ligatures ns2:val="none"/>
-        </w:rPr>
-        <w:t xml:space="preserve"/>
-      </w:r>
-      <w:r>
-        <w:rPr>
-          <w:rFonts w:ascii="Arial Narrow" w:eastAsia="Arial Narrow" w:hAnsi="Arial Narrow" w:cs="Arial Narrow"/>
-          <w:b/>
-          <w:color w:val="000000"/>
-          <w:kern w:val="0"/>
-          <w:lang w:eastAsia="es-PE"/>
-          <ns2:ligatures ns2:val="none"/>
-        </w:rPr>
-        <w:t xml:space="preserve"/>
-      </w:r>
-      <w:r>
-        <w:rPr>
-          <w:rFonts w:ascii="Arial Narrow" w:eastAsia="Arial Narrow" w:hAnsi="Arial Narrow" w:cs="Arial Narrow"/>
-          <w:b/>
-          <w:color w:val="000000"/>
-          <w:kern w:val="0"/>
-          <w:lang w:eastAsia="es-PE"/>
-          <ns2:ligatures ns2:val="none"/>
-        </w:rPr>
-        <w:t/>
-      </w:r>
-      <w:r>
-        <w:rPr>
-          <w:rFonts w:ascii="Arial Narrow" w:eastAsia="Arial Narrow" w:hAnsi="Arial Narrow" w:cs="Arial Narrow"/>
-          <w:b/>
-          <w:color w:val="000000"/>
-          <w:kern w:val="0"/>
-          <w:lang w:eastAsia="es-PE"/>
-          <ns2:ligatures ns2:val="none"/>
-        </w:rPr>
-        <w:t/>
-      </w:r>
-    </w:p>
-    <w:p ns2:paraId="6DEEEDFE" ns2:textId="77777777">
+        <w:t xml:space="preserve">[DENUNCIANTE] (SEÑOR [APELLIDO])</w:t>
+      </w:r>
+    </w:p>
+    <w:p>
       <w:pPr>
         <w:tabs>
           <w:tab w:val="left" w:pos="1701"/>
@@ -178,17 +115,17 @@
           <w:color w:val="000000"/>
           <w:kern w:val="0"/>
           <w:lang w:eastAsia="es-PE"/>
-          <ns2:ligatures ns2:val="none"/>
-        </w:rPr>
-      </w:pPr>
-      <w:r>
-        <w:rPr>
-          <w:rFonts w:ascii="Arial Narrow" w:eastAsia="Arial Narrow" w:hAnsi="Arial Narrow" w:cs="Arial Narrow"/>
-          <w:b/>
-          <w:color w:val="000000"/>
-          <w:kern w:val="0"/>
-          <w:lang w:eastAsia="es-PE"/>
-          <ns2:ligatures ns2:val="none"/>
+          <w14:ligatures w14:val="none"/>
+        </w:rPr>
+      </w:pPr>
+      <w:r>
+        <w:rPr>
+          <w:rFonts w:ascii="Arial Narrow" w:eastAsia="Arial Narrow" w:hAnsi="Arial Narrow" w:cs="Arial Narrow"/>
+          <w:b/>
+          <w:color w:val="000000"/>
+          <w:kern w:val="0"/>
+          <w:lang w:eastAsia="es-PE"/>
+          <w14:ligatures w14:val="none"/>
         </w:rPr>
         <w:t>DENUNCIADO</w:t>
       </w:r>
@@ -199,7 +136,7 @@
           <w:color w:val="000000"/>
           <w:kern w:val="0"/>
           <w:lang w:eastAsia="es-PE"/>
-          <ns2:ligatures ns2:val="none"/>
+          <w14:ligatures w14:val="none"/>
         </w:rPr>
         <w:tab/>
       </w:r>
@@ -210,7 +147,7 @@
           <w:color w:val="000000"/>
           <w:kern w:val="0"/>
           <w:lang w:eastAsia="es-PE"/>
-          <ns2:ligatures ns2:val="none"/>
+          <w14:ligatures w14:val="none"/>
         </w:rPr>
         <w:t>:</w:t>
       </w:r>
@@ -221,13 +158,13 @@
           <w:color w:val="000000"/>
           <w:kern w:val="0"/>
           <w:lang w:eastAsia="es-PE"/>
-          <ns2:ligatures ns2:val="none"/>
+          <w14:ligatures w14:val="none"/>
         </w:rPr>
         <w:tab/>
         <w:t>RÍMAC SEGUROS Y REASEGUROS S.A. (RÍMAC)</w:t>
       </w:r>
     </w:p>
-    <w:p ns2:paraId="022D2B94" ns2:textId="77777777">
+    <w:p>
       <w:pPr>
         <w:tabs>
           <w:tab w:val="left" w:pos="1701"/>
@@ -242,17 +179,17 @@
           <w:color w:val="000000"/>
           <w:kern w:val="0"/>
           <w:lang w:eastAsia="es-PE"/>
-          <ns2:ligatures ns2:val="none"/>
-        </w:rPr>
-      </w:pPr>
-      <w:r>
-        <w:rPr>
-          <w:rFonts w:ascii="Arial Narrow" w:eastAsia="Arial Narrow" w:hAnsi="Arial Narrow" w:cs="Arial Narrow"/>
-          <w:b/>
-          <w:color w:val="000000"/>
-          <w:kern w:val="0"/>
-          <w:lang w:eastAsia="es-PE"/>
-          <ns2:ligatures ns2:val="none"/>
+          <w14:ligatures w14:val="none"/>
+        </w:rPr>
+      </w:pPr>
+      <w:r>
+        <w:rPr>
+          <w:rFonts w:ascii="Arial Narrow" w:eastAsia="Arial Narrow" w:hAnsi="Arial Narrow" w:cs="Arial Narrow"/>
+          <w:b/>
+          <w:color w:val="000000"/>
+          <w:kern w:val="0"/>
+          <w:lang w:eastAsia="es-PE"/>
+          <w14:ligatures w14:val="none"/>
         </w:rPr>
         <w:t>MATERIAS</w:t>
       </w:r>
@@ -263,7 +200,7 @@
           <w:color w:val="000000"/>
           <w:kern w:val="0"/>
           <w:lang w:eastAsia="es-PE"/>
-          <ns2:ligatures ns2:val="none"/>
+          <w14:ligatures w14:val="none"/>
         </w:rPr>
         <w:tab/>
         <w:t xml:space="preserve">: </w:t>
@@ -275,13 +212,13 @@
           <w:color w:val="000000"/>
           <w:kern w:val="0"/>
           <w:lang w:eastAsia="es-PE"/>
-          <ns2:ligatures ns2:val="none"/>
+          <w14:ligatures w14:val="none"/>
         </w:rPr>
         <w:tab/>
         <w:t>ADMISIÓN A TRÁMITE</w:t>
       </w:r>
     </w:p>
-    <w:p ns2:paraId="19ED7B73" ns2:textId="77777777">
+    <w:p>
       <w:pPr>
         <w:tabs>
           <w:tab w:val="left" w:pos="1701"/>
@@ -296,22 +233,22 @@
           <w:color w:val="000000"/>
           <w:kern w:val="0"/>
           <w:lang w:eastAsia="es-PE"/>
-          <ns2:ligatures ns2:val="none"/>
-        </w:rPr>
-      </w:pPr>
-      <w:r>
-        <w:rPr>
-          <w:rFonts w:ascii="Arial Narrow" w:eastAsia="Arial Narrow" w:hAnsi="Arial Narrow" w:cs="Arial Narrow"/>
-          <w:b/>
-          <w:color w:val="000000"/>
-          <w:kern w:val="0"/>
-          <w:lang w:eastAsia="es-PE"/>
-          <ns2:ligatures ns2:val="none"/>
+          <w14:ligatures w14:val="none"/>
+        </w:rPr>
+      </w:pPr>
+      <w:r>
+        <w:rPr>
+          <w:rFonts w:ascii="Arial Narrow" w:eastAsia="Arial Narrow" w:hAnsi="Arial Narrow" w:cs="Arial Narrow"/>
+          <w:b/>
+          <w:color w:val="000000"/>
+          <w:kern w:val="0"/>
+          <w:lang w:eastAsia="es-PE"/>
+          <w14:ligatures w14:val="none"/>
         </w:rPr>
         <w:t xml:space="preserve">REQUERIMIENTO DE INFORMACIÓN </w:t>
       </w:r>
     </w:p>
-    <w:p ns2:paraId="46A5A479" ns2:textId="77777777">
+    <w:p>
       <w:pPr>
         <w:tabs>
           <w:tab w:val="left" w:pos="1701"/>
@@ -325,17 +262,17 @@
           <w:color w:val="000000"/>
           <w:kern w:val="0"/>
           <w:lang w:eastAsia="es-PE"/>
-          <ns2:ligatures ns2:val="none"/>
-        </w:rPr>
-      </w:pPr>
-      <w:r>
-        <w:rPr>
-          <w:rFonts w:ascii="Arial Narrow" w:eastAsia="Arial Narrow" w:hAnsi="Arial Narrow" w:cs="Arial Narrow"/>
-          <w:b/>
-          <w:color w:val="000000"/>
-          <w:kern w:val="0"/>
-          <w:lang w:eastAsia="es-PE"/>
-          <ns2:ligatures ns2:val="none"/>
+          <w14:ligatures w14:val="none"/>
+        </w:rPr>
+      </w:pPr>
+      <w:r>
+        <w:rPr>
+          <w:rFonts w:ascii="Arial Narrow" w:eastAsia="Arial Narrow" w:hAnsi="Arial Narrow" w:cs="Arial Narrow"/>
+          <w:b/>
+          <w:color w:val="000000"/>
+          <w:kern w:val="0"/>
+          <w:lang w:eastAsia="es-PE"/>
+          <w14:ligatures w14:val="none"/>
         </w:rPr>
         <w:t xml:space="preserve">RESOLUCIÓN </w:t>
       </w:r>
@@ -346,7 +283,7 @@
           <w:color w:val="000000"/>
           <w:kern w:val="0"/>
           <w:lang w:eastAsia="es-PE"/>
-          <ns2:ligatures ns2:val="none"/>
+          <w14:ligatures w14:val="none"/>
         </w:rPr>
         <w:tab/>
         <w:t>:</w:t>
@@ -358,7 +295,7 @@
           <w:color w:val="000000"/>
           <w:kern w:val="0"/>
           <w:lang w:eastAsia="es-PE"/>
-          <ns2:ligatures ns2:val="none"/>
+          <w14:ligatures w14:val="none"/>
         </w:rPr>
         <w:tab/>
       </w:r>
@@ -369,12 +306,12 @@
           <w:color w:val="000000"/>
           <w:kern w:val="0"/>
           <w:lang w:eastAsia="es-PE"/>
-          <ns2:ligatures ns2:val="none"/>
+          <w14:ligatures w14:val="none"/>
         </w:rPr>
         <w:t>2</w:t>
       </w:r>
     </w:p>
-    <w:p ns2:paraId="5BA3A18D" ns2:textId="77777777">
+    <w:p>
       <w:pPr>
         <w:tabs>
           <w:tab w:val="left" w:pos="1014"/>
@@ -387,11 +324,11 @@
           <w:kern w:val="0"/>
           <w:shd w:val="clear" w:color="auto" w:fill="FFFFFF"/>
           <w:lang w:eastAsia="es-PE"/>
-          <ns2:ligatures ns2:val="none"/>
-        </w:rPr>
-      </w:pPr>
-    </w:p>
-    <w:p ns2:paraId="2F799822" ns2:textId="78911024">
+          <w14:ligatures w14:val="none"/>
+        </w:rPr>
+      </w:pPr>
+    </w:p>
+    <w:p>
       <w:pPr>
         <w:tabs>
           <w:tab w:val="left" w:pos="1014"/>
@@ -404,7 +341,7 @@
           <w:kern w:val="0"/>
           <w:shd w:val="clear" w:color="auto" w:fill="FFFFFF"/>
           <w:lang w:eastAsia="es-PE"/>
-          <ns2:ligatures ns2:val="none"/>
+          <w14:ligatures w14:val="none"/>
         </w:rPr>
       </w:pPr>
       <w:r>
@@ -414,7 +351,7 @@
           <w:kern w:val="0"/>
           <w:shd w:val="clear" w:color="auto" w:fill="FFFFFF"/>
           <w:lang w:eastAsia="es-PE"/>
-          <ns2:ligatures ns2:val="none"/>
+          <w14:ligatures w14:val="none"/>
         </w:rPr>
         <w:t xml:space="preserve">Lima, </w:t>
       </w:r>
@@ -425,7 +362,7 @@
           <w:kern w:val="0"/>
           <w:shd w:val="clear" w:color="auto" w:fill="FFFFFF"/>
           <w:lang w:eastAsia="es-PE"/>
-          <ns2:ligatures ns2:val="none"/>
+          <w14:ligatures w14:val="none"/>
         </w:rPr>
         <w:t xml:space="preserve">6 de febrero de 2026</w:t>
       </w:r>
@@ -436,7 +373,7 @@
           <w:kern w:val="0"/>
           <w:shd w:val="clear" w:color="auto" w:fill="FFFFFF"/>
           <w:lang w:eastAsia="es-PE"/>
-          <ns2:ligatures ns2:val="none"/>
+          <w14:ligatures w14:val="none"/>
         </w:rPr>
         <w:t xml:space="preserve"/>
       </w:r>
@@ -447,7 +384,7 @@
           <w:kern w:val="0"/>
           <w:shd w:val="clear" w:color="auto" w:fill="FFFFFF"/>
           <w:lang w:eastAsia="es-PE"/>
-          <ns2:ligatures ns2:val="none"/>
+          <w14:ligatures w14:val="none"/>
         </w:rPr>
         <w:t xml:space="preserve"/>
       </w:r>
@@ -458,12 +395,12 @@
           <w:kern w:val="0"/>
           <w:shd w:val="clear" w:color="auto" w:fill="FFFFFF"/>
           <w:lang w:eastAsia="es-PE"/>
-          <ns2:ligatures ns2:val="none"/>
+          <w14:ligatures w14:val="none"/>
         </w:rPr>
         <w:t xml:space="preserve"/>
       </w:r>
     </w:p>
-    <w:p ns2:paraId="66CE1821" ns2:textId="77777777">
+    <w:p>
       <w:pPr>
         <w:tabs>
           <w:tab w:val="left" w:pos="1014"/>
@@ -475,11 +412,11 @@
           <w:color w:val="000000"/>
           <w:kern w:val="0"/>
           <w:lang w:eastAsia="es-PE"/>
-          <ns2:ligatures ns2:val="none"/>
-        </w:rPr>
-      </w:pPr>
-    </w:p>
-    <w:p ns2:paraId="0B80AAA5" ns2:textId="77777777">
+          <w14:ligatures w14:val="none"/>
+        </w:rPr>
+      </w:pPr>
+    </w:p>
+    <w:p>
       <w:pPr>
         <w:numPr>
           <w:ilvl w:val="0"/>
@@ -493,22 +430,22 @@
           <w:color w:val="000000"/>
           <w:kern w:val="0"/>
           <w:lang w:eastAsia="es-PE"/>
-          <ns2:ligatures ns2:val="none"/>
-        </w:rPr>
-      </w:pPr>
-      <w:r>
-        <w:rPr>
-          <w:rFonts w:ascii="Arial Narrow" w:eastAsia="Arial Narrow" w:hAnsi="Arial Narrow" w:cs="Arial Narrow"/>
-          <w:b/>
-          <w:color w:val="000000"/>
-          <w:kern w:val="0"/>
-          <w:lang w:eastAsia="es-PE"/>
-          <ns2:ligatures ns2:val="none"/>
+          <w14:ligatures w14:val="none"/>
+        </w:rPr>
+      </w:pPr>
+      <w:r>
+        <w:rPr>
+          <w:rFonts w:ascii="Arial Narrow" w:eastAsia="Arial Narrow" w:hAnsi="Arial Narrow" w:cs="Arial Narrow"/>
+          <w:b/>
+          <w:color w:val="000000"/>
+          <w:kern w:val="0"/>
+          <w:lang w:eastAsia="es-PE"/>
+          <w14:ligatures w14:val="none"/>
         </w:rPr>
         <w:t xml:space="preserve">HECHOS </w:t>
       </w:r>
     </w:p>
-    <w:p ns2:paraId="621F2AB2" ns2:textId="77777777">
+    <w:p>
       <w:pPr>
         <w:spacing w:after="0" w:line="240" w:lineRule="auto"/>
         <w:jc w:val="both"/>
@@ -517,11 +454,11 @@
           <w:color w:val="000000"/>
           <w:kern w:val="0"/>
           <w:lang w:eastAsia="es-PE"/>
-          <ns2:ligatures ns2:val="none"/>
-        </w:rPr>
-      </w:pPr>
-    </w:p>
-    <w:p ns2:paraId="60B5D5B0" ns2:textId="1A628FAD">
+          <w14:ligatures w14:val="none"/>
+        </w:rPr>
+      </w:pPr>
+    </w:p>
+    <w:p>
       <w:pPr>
         <w:numPr>
           <w:ilvl w:val="1"/>
@@ -535,7 +472,7 @@
           <w:color w:val="000000"/>
           <w:kern w:val="0"/>
           <w:lang w:val="es-ES" w:eastAsia="es-ES"/>
-          <ns2:ligatures ns2:val="none"/>
+          <w14:ligatures w14:val="none"/>
         </w:rPr>
       </w:pPr>
       <w:r>
@@ -544,7 +481,7 @@
           <w:color w:val="000000"/>
           <w:kern w:val="0"/>
           <w:lang w:val="es-ES" w:eastAsia="es-ES"/>
-          <ns2:ligatures ns2:val="none"/>
+          <w14:ligatures w14:val="none"/>
         </w:rPr>
         <w:t xml:space="preserve">Mediante el escrito del 28 de diciembre de 2025, subsanada mediante escrito del 2 de febrero de 2026, el señor [APELLIDO] denunció a Rímac por presuntas infracciones a la Ley 29571, Código de Protección y Defensa del Consumidor (en adelante, Código), señalando lo siguiente:</w:t>
       </w:r>
@@ -554,7 +491,7 @@
           <w:color w:val="000000"/>
           <w:kern w:val="0"/>
           <w:lang w:val="es-ES" w:eastAsia="es-ES"/>
-          <ns2:ligatures ns2:val="none"/>
+          <w14:ligatures w14:val="none"/>
         </w:rPr>
         <w:t/>
       </w:r>
@@ -564,7 +501,7 @@
           <w:color w:val="000000"/>
           <w:kern w:val="0"/>
           <w:lang w:val="es-ES" w:eastAsia="es-ES"/>
-          <ns2:ligatures ns2:val="none"/>
+          <w14:ligatures w14:val="none"/>
         </w:rPr>
         <w:t xml:space="preserve"/>
       </w:r>
@@ -574,7 +511,7 @@
           <w:color w:val="000000"/>
           <w:kern w:val="0"/>
           <w:lang w:val="es-ES" w:eastAsia="es-ES"/>
-          <ns2:ligatures ns2:val="none"/>
+          <w14:ligatures w14:val="none"/>
         </w:rPr>
         <w:t/>
       </w:r>
@@ -582,7 +519,7 @@
         <w:rPr>
           <w:rFonts w:ascii="Arial Narrow" w:eastAsia="Calibri" w:hAnsi="Arial Narrow" w:cs="Arial"/>
           <w:kern w:val="0"/>
-          <ns2:ligatures ns2:val="none"/>
+          <w14:ligatures w14:val="none"/>
         </w:rPr>
         <w:t/>
       </w:r>
@@ -590,7 +527,7 @@
         <w:rPr>
           <w:rFonts w:ascii="Arial Narrow" w:eastAsia="Calibri" w:hAnsi="Arial Narrow" w:cs="Arial"/>
           <w:kern w:val="0"/>
-          <ns2:ligatures ns2:val="none"/>
+          <w14:ligatures w14:val="none"/>
         </w:rPr>
         <w:t xml:space="preserve"/>
       </w:r>
@@ -598,7 +535,7 @@
         <w:rPr>
           <w:rFonts w:ascii="Arial Narrow" w:eastAsia="Calibri" w:hAnsi="Arial Narrow" w:cs="Arial"/>
           <w:kern w:val="0"/>
-          <ns2:ligatures ns2:val="none"/>
+          <w14:ligatures w14:val="none"/>
         </w:rPr>
         <w:t xml:space="preserve"/>
       </w:r>
@@ -606,7 +543,7 @@
         <w:rPr>
           <w:rFonts w:ascii="Arial Narrow" w:eastAsia="Calibri" w:hAnsi="Arial Narrow" w:cs="Arial"/>
           <w:kern w:val="0"/>
-          <ns2:ligatures ns2:val="none"/>
+          <w14:ligatures w14:val="none"/>
         </w:rPr>
         <w:t/>
       </w:r>
@@ -616,7 +553,7 @@
           <w:color w:val="000000"/>
           <w:kern w:val="0"/>
           <w:lang w:val="es-ES" w:eastAsia="es-ES"/>
-          <ns2:ligatures ns2:val="none"/>
+          <w14:ligatures w14:val="none"/>
         </w:rPr>
         <w:t xml:space="preserve"/>
       </w:r>
@@ -626,7 +563,7 @@
           <w:color w:val="000000"/>
           <w:kern w:val="0"/>
           <w:lang w:val="es-ES" w:eastAsia="es-ES"/>
-          <ns2:ligatures ns2:val="none"/>
+          <w14:ligatures w14:val="none"/>
         </w:rPr>
         <w:t/>
       </w:r>
@@ -638,7 +575,7 @@
           <w:kern w:val="0"/>
           <w:vertAlign w:val="superscript"/>
           <w:lang w:val="es-ES" w:eastAsia="es-ES"/>
-          <ns2:ligatures ns2:val="none"/>
+          <w14:ligatures w14:val="none"/>
         </w:rPr>
         <w:footnoteReference w:id="1"/>
       </w:r>
@@ -648,7 +585,7 @@
           <w:color w:val="000000"/>
           <w:kern w:val="0"/>
           <w:lang w:val="es-ES" w:eastAsia="es-ES"/>
-          <ns2:ligatures ns2:val="none"/>
+          <w14:ligatures w14:val="none"/>
         </w:rPr>
         <w:t xml:space="preserve"/>
       </w:r>
@@ -659,25 +596,25 @@
           <w:color w:val="000000"/>
           <w:kern w:val="0"/>
           <w:lang w:val="es-ES" w:eastAsia="es-ES"/>
-          <ns2:ligatures ns2:val="none"/>
+          <w14:ligatures w14:val="none"/>
         </w:rPr>
         <w:t/>
       </w:r>
     </w:p>
-    <w:p ns2:paraId="28F7DDEF" ns2:textId="77777777">
-      <w:pPr>
-        <w:spacing w:after="0" w:line="240" w:lineRule="auto"/>
-        <w:jc w:val="both"/>
-        <w:rPr>
-          <w:rFonts w:ascii="Arial Narrow" w:eastAsia="Times New Roman" w:hAnsi="Arial Narrow" w:cs="Arial"/>
-          <w:color w:val="000000"/>
-          <w:kern w:val="0"/>
-          <w:lang w:eastAsia="es-ES"/>
-          <ns2:ligatures ns2:val="none"/>
-        </w:rPr>
-      </w:pPr>
-    </w:p>
-    <w:p ns2:paraId="4809E7F9" ns2:textId="7C418805">
+    <w:p>
+      <w:pPr>
+        <w:spacing w:after="0" w:line="240" w:lineRule="auto"/>
+        <w:jc w:val="both"/>
+        <w:rPr>
+          <w:rFonts w:ascii="Arial Narrow" w:eastAsia="Times New Roman" w:hAnsi="Arial Narrow" w:cs="Arial"/>
+          <w:color w:val="000000"/>
+          <w:kern w:val="0"/>
+          <w:lang w:eastAsia="es-ES"/>
+          <w14:ligatures w14:val="none"/>
+        </w:rPr>
+      </w:pPr>
+    </w:p>
+    <w:p>
       <w:pPr>
         <w:pStyle w:val="Prrafodelista"/>
         <w:numPr>
@@ -695,16 +632,16 @@
           <w:color w:val="000000"/>
           <w:kern w:val="0"/>
           <w:lang w:eastAsia="es-ES"/>
-          <ns2:ligatures ns2:val="none"/>
-        </w:rPr>
-      </w:pPr>
-      <w:r>
-        <w:rPr>
-          <w:rFonts w:ascii="Arial Narrow" w:eastAsia="Times New Roman" w:hAnsi="Arial Narrow" w:cs="Arial"/>
-          <w:color w:val="000000"/>
-          <w:kern w:val="0"/>
-          <w:lang w:eastAsia="es-ES"/>
-          <ns2:ligatures ns2:val="none"/>
+          <w14:ligatures w14:val="none"/>
+        </w:rPr>
+      </w:pPr>
+      <w:r>
+        <w:rPr>
+          <w:rFonts w:ascii="Arial Narrow" w:eastAsia="Times New Roman" w:hAnsi="Arial Narrow" w:cs="Arial"/>
+          <w:color w:val="000000"/>
+          <w:kern w:val="0"/>
+          <w:lang w:eastAsia="es-ES"/>
+          <w14:ligatures w14:val="none"/>
         </w:rPr>
         <w:t xml:space="preserve">El 30 de mayo de 2008, la señora [APELLIDO] [APELLIDO] Farfán (en adelante, señora [APELLIDO]) adquirió el Seguro de Protección familiar– Póliza V-0369578 (en adelante, “Seguro de Protección familiar”) emitido por Rímac. El método de pago se ejecutó mediante el descuento automático mensual de las remuneraciones percibidas parte de su empleadora, y se le designó como beneficiario en una proporción de 70% de la cobertura.</w:t>
       </w:r>
@@ -714,7 +651,7 @@
           <w:color w:val="000000"/>
           <w:kern w:val="0"/>
           <w:lang w:eastAsia="es-ES"/>
-          <ns2:ligatures ns2:val="none"/>
+          <w14:ligatures w14:val="none"/>
         </w:rPr>
         <w:t xml:space="preserve"/>
       </w:r>
@@ -724,7 +661,7 @@
           <w:color w:val="000000"/>
           <w:kern w:val="0"/>
           <w:lang w:eastAsia="es-ES"/>
-          <ns2:ligatures ns2:val="none"/>
+          <w14:ligatures w14:val="none"/>
         </w:rPr>
         <w:t xml:space="preserve"/>
       </w:r>
@@ -734,7 +671,7 @@
           <w:color w:val="000000"/>
           <w:kern w:val="0"/>
           <w:lang w:eastAsia="es-ES"/>
-          <ns2:ligatures ns2:val="none"/>
+          <w14:ligatures w14:val="none"/>
         </w:rPr>
         <w:t/>
       </w:r>
@@ -744,7 +681,7 @@
           <w:color w:val="000000"/>
           <w:kern w:val="0"/>
           <w:lang w:eastAsia="es-ES"/>
-          <ns2:ligatures ns2:val="none"/>
+          <w14:ligatures w14:val="none"/>
         </w:rPr>
         <w:t xml:space="preserve"/>
       </w:r>
@@ -754,7 +691,7 @@
           <w:color w:val="000000"/>
           <w:kern w:val="0"/>
           <w:lang w:eastAsia="es-ES"/>
-          <ns2:ligatures ns2:val="none"/>
+          <w14:ligatures w14:val="none"/>
         </w:rPr>
         <w:t/>
       </w:r>
@@ -764,7 +701,7 @@
           <w:color w:val="000000"/>
           <w:kern w:val="0"/>
           <w:lang w:eastAsia="es-ES"/>
-          <ns2:ligatures ns2:val="none"/>
+          <w14:ligatures w14:val="none"/>
         </w:rPr>
         <w:t xml:space="preserve"/>
       </w:r>
@@ -774,7 +711,7 @@
           <w:color w:val="000000"/>
           <w:kern w:val="0"/>
           <w:lang w:eastAsia="es-ES"/>
-          <ns2:ligatures ns2:val="none"/>
+          <w14:ligatures w14:val="none"/>
         </w:rPr>
         <w:t/>
       </w:r>
@@ -784,7 +721,7 @@
           <w:color w:val="000000"/>
           <w:kern w:val="0"/>
           <w:lang w:eastAsia="es-ES"/>
-          <ns2:ligatures ns2:val="none"/>
+          <w14:ligatures w14:val="none"/>
         </w:rPr>
         <w:t/>
       </w:r>
@@ -794,7 +731,7 @@
           <w:color w:val="000000"/>
           <w:kern w:val="0"/>
           <w:lang w:eastAsia="es-ES"/>
-          <ns2:ligatures ns2:val="none"/>
+          <w14:ligatures w14:val="none"/>
         </w:rPr>
         <w:t/>
       </w:r>
@@ -804,7 +741,7 @@
           <w:color w:val="000000"/>
           <w:kern w:val="0"/>
           <w:lang w:eastAsia="es-ES"/>
-          <ns2:ligatures ns2:val="none"/>
+          <w14:ligatures w14:val="none"/>
         </w:rPr>
         <w:t/>
       </w:r>
@@ -814,7 +751,7 @@
           <w:color w:val="000000"/>
           <w:kern w:val="0"/>
           <w:lang w:eastAsia="es-ES"/>
-          <ns2:ligatures ns2:val="none"/>
+          <w14:ligatures w14:val="none"/>
         </w:rPr>
         <w:t xml:space="preserve"/>
       </w:r>
@@ -824,7 +761,7 @@
           <w:color w:val="000000"/>
           <w:kern w:val="0"/>
           <w:lang w:val="es-ES" w:eastAsia="es-ES"/>
-          <ns2:ligatures ns2:val="none"/>
+          <w14:ligatures w14:val="none"/>
         </w:rPr>
         <w:t/>
       </w:r>
@@ -834,7 +771,7 @@
           <w:color w:val="000000"/>
           <w:kern w:val="0"/>
           <w:lang w:eastAsia="es-ES"/>
-          <ns2:ligatures ns2:val="none"/>
+          <w14:ligatures w14:val="none"/>
         </w:rPr>
         <w:t xml:space="preserve"/>
       </w:r>
@@ -844,7 +781,7 @@
           <w:color w:val="000000"/>
           <w:kern w:val="0"/>
           <w:lang w:eastAsia="es-ES"/>
-          <ns2:ligatures ns2:val="none"/>
+          <w14:ligatures w14:val="none"/>
         </w:rPr>
         <w:t/>
       </w:r>
@@ -854,7 +791,7 @@
           <w:color w:val="000000"/>
           <w:kern w:val="0"/>
           <w:lang w:eastAsia="es-ES"/>
-          <ns2:ligatures ns2:val="none"/>
+          <w14:ligatures w14:val="none"/>
         </w:rPr>
         <w:t xml:space="preserve"/>
       </w:r>
@@ -864,7 +801,7 @@
           <w:color w:val="000000"/>
           <w:kern w:val="0"/>
           <w:lang w:eastAsia="es-ES"/>
-          <ns2:ligatures ns2:val="none"/>
+          <w14:ligatures w14:val="none"/>
         </w:rPr>
         <w:t/>
       </w:r>
@@ -874,7 +811,7 @@
           <w:color w:val="000000"/>
           <w:kern w:val="0"/>
           <w:lang w:eastAsia="es-ES"/>
-          <ns2:ligatures ns2:val="none"/>
+          <w14:ligatures w14:val="none"/>
         </w:rPr>
         <w:t xml:space="preserve"/>
       </w:r>
@@ -884,7 +821,7 @@
           <w:color w:val="000000"/>
           <w:kern w:val="0"/>
           <w:lang w:eastAsia="es-ES"/>
-          <ns2:ligatures ns2:val="none"/>
+          <w14:ligatures w14:val="none"/>
         </w:rPr>
         <w:t/>
       </w:r>
@@ -894,25 +831,25 @@
           <w:color w:val="000000"/>
           <w:kern w:val="0"/>
           <w:lang w:eastAsia="es-ES"/>
-          <ns2:ligatures ns2:val="none"/>
+          <w14:ligatures w14:val="none"/>
         </w:rPr>
         <w:t/>
       </w:r>
     </w:p>
-    <w:p ns2:paraId="4F58EE4A" ns2:textId="77777777">
-      <w:pPr>
-        <w:spacing w:after="0" w:line="240" w:lineRule="auto"/>
-        <w:jc w:val="both"/>
-        <w:rPr>
-          <w:rFonts w:ascii="Arial Narrow" w:eastAsia="Times New Roman" w:hAnsi="Arial Narrow" w:cs="Arial"/>
-          <w:color w:val="000000"/>
-          <w:kern w:val="0"/>
-          <w:lang w:eastAsia="es-ES"/>
-          <ns2:ligatures ns2:val="none"/>
-        </w:rPr>
-      </w:pPr>
-    </w:p>
-    <w:p ns2:paraId="5972DBC0" ns2:textId="503EA88D">
+    <w:p>
+      <w:pPr>
+        <w:spacing w:after="0" w:line="240" w:lineRule="auto"/>
+        <w:jc w:val="both"/>
+        <w:rPr>
+          <w:rFonts w:ascii="Arial Narrow" w:eastAsia="Times New Roman" w:hAnsi="Arial Narrow" w:cs="Arial"/>
+          <w:color w:val="000000"/>
+          <w:kern w:val="0"/>
+          <w:lang w:eastAsia="es-ES"/>
+          <w14:ligatures w14:val="none"/>
+        </w:rPr>
+      </w:pPr>
+    </w:p>
+    <w:p>
       <w:pPr>
         <w:pStyle w:val="Prrafodelista"/>
         <w:numPr>
@@ -930,16 +867,16 @@
           <w:color w:val="000000"/>
           <w:kern w:val="0"/>
           <w:lang w:eastAsia="es-ES"/>
-          <ns2:ligatures ns2:val="none"/>
-        </w:rPr>
-      </w:pPr>
-      <w:r>
-        <w:rPr>
-          <w:rFonts w:ascii="Arial Narrow" w:eastAsia="Times New Roman" w:hAnsi="Arial Narrow" w:cs="Arial"/>
-          <w:color w:val="000000"/>
-          <w:kern w:val="0"/>
-          <w:lang w:eastAsia="es-ES"/>
-          <ns2:ligatures ns2:val="none"/>
+          <w14:ligatures w14:val="none"/>
+        </w:rPr>
+      </w:pPr>
+      <w:r>
+        <w:rPr>
+          <w:rFonts w:ascii="Arial Narrow" w:eastAsia="Times New Roman" w:hAnsi="Arial Narrow" w:cs="Arial"/>
+          <w:color w:val="000000"/>
+          <w:kern w:val="0"/>
+          <w:lang w:eastAsia="es-ES"/>
+          <w14:ligatures w14:val="none"/>
         </w:rPr>
         <w:t xml:space="preserve">El 7 de febrero de 2023, la señora [APELLIDO] se realizó tomografías médicas en las que se le diagnosticó carcinomatosis peritoneal, cáncer al útero y afectación al pulmón. El 26 de mayo de 2023, señora [APELLIDO] remitió un correo electrónico a Rímac adjuntando los videos de las tomografías realizadas el 7 de febrero de 2023, informando el diagnóstico médico de cáncer. </w:t>
       </w:r>
@@ -949,7 +886,7 @@
           <w:color w:val="000000"/>
           <w:kern w:val="0"/>
           <w:lang w:eastAsia="es-ES"/>
-          <ns2:ligatures ns2:val="none"/>
+          <w14:ligatures w14:val="none"/>
         </w:rPr>
         <w:t xml:space="preserve"/>
       </w:r>
@@ -959,7 +896,7 @@
           <w:color w:val="000000"/>
           <w:kern w:val="0"/>
           <w:lang w:eastAsia="es-ES"/>
-          <ns2:ligatures ns2:val="none"/>
+          <w14:ligatures w14:val="none"/>
         </w:rPr>
         <w:t/>
       </w:r>
@@ -969,7 +906,7 @@
           <w:color w:val="000000"/>
           <w:kern w:val="0"/>
           <w:lang w:eastAsia="es-ES"/>
-          <ns2:ligatures ns2:val="none"/>
+          <w14:ligatures w14:val="none"/>
         </w:rPr>
         <w:t xml:space="preserve"/>
       </w:r>
@@ -979,7 +916,7 @@
           <w:color w:val="000000"/>
           <w:kern w:val="0"/>
           <w:lang w:eastAsia="es-ES"/>
-          <ns2:ligatures ns2:val="none"/>
+          <w14:ligatures w14:val="none"/>
         </w:rPr>
         <w:t xml:space="preserve"/>
       </w:r>
@@ -989,7 +926,7 @@
           <w:color w:val="000000"/>
           <w:kern w:val="0"/>
           <w:lang w:eastAsia="es-ES"/>
-          <ns2:ligatures ns2:val="none"/>
+          <w14:ligatures w14:val="none"/>
         </w:rPr>
         <w:t xml:space="preserve"/>
       </w:r>
@@ -999,7 +936,7 @@
           <w:color w:val="000000"/>
           <w:kern w:val="0"/>
           <w:lang w:eastAsia="es-ES"/>
-          <ns2:ligatures ns2:val="none"/>
+          <w14:ligatures w14:val="none"/>
         </w:rPr>
         <w:t xml:space="preserve"/>
       </w:r>
@@ -1009,7 +946,7 @@
           <w:color w:val="000000"/>
           <w:kern w:val="0"/>
           <w:lang w:val="es-ES" w:eastAsia="es-ES"/>
-          <ns2:ligatures ns2:val="none"/>
+          <w14:ligatures w14:val="none"/>
         </w:rPr>
         <w:t/>
       </w:r>
@@ -1019,7 +956,7 @@
           <w:color w:val="000000"/>
           <w:kern w:val="0"/>
           <w:lang w:eastAsia="es-ES"/>
-          <ns2:ligatures ns2:val="none"/>
+          <w14:ligatures w14:val="none"/>
         </w:rPr>
         <w:t xml:space="preserve"/>
       </w:r>
@@ -1029,12 +966,12 @@
           <w:color w:val="000000"/>
           <w:kern w:val="0"/>
           <w:lang w:eastAsia="es-ES"/>
-          <ns2:ligatures ns2:val="none"/>
+          <w14:ligatures w14:val="none"/>
         </w:rPr>
         <w:t xml:space="preserve"/>
       </w:r>
     </w:p>
-    <w:p ns2:paraId="26654059" ns2:textId="77777777">
+    <w:p>
       <w:pPr>
         <w:pStyle w:val="Prrafodelista"/>
         <w:spacing w:after="0" w:line="240" w:lineRule="auto"/>
@@ -1045,11 +982,11 @@
           <w:color w:val="000000"/>
           <w:kern w:val="0"/>
           <w:lang w:eastAsia="es-ES"/>
-          <ns2:ligatures ns2:val="none"/>
-        </w:rPr>
-      </w:pPr>
-    </w:p>
-    <w:p ns2:paraId="2AA85C9B" ns2:textId="657271E1">
+          <w14:ligatures w14:val="none"/>
+        </w:rPr>
+      </w:pPr>
+    </w:p>
+    <w:p>
       <w:pPr>
         <w:pStyle w:val="Prrafodelista"/>
         <w:numPr>
@@ -1067,16 +1004,16 @@
           <w:color w:val="000000"/>
           <w:kern w:val="0"/>
           <w:lang w:eastAsia="es-ES"/>
-          <ns2:ligatures ns2:val="none"/>
-        </w:rPr>
-      </w:pPr>
-      <w:r>
-        <w:rPr>
-          <w:rFonts w:ascii="Arial Narrow" w:eastAsia="Times New Roman" w:hAnsi="Arial Narrow" w:cs="Arial"/>
-          <w:color w:val="000000"/>
-          <w:kern w:val="0"/>
-          <w:lang w:eastAsia="es-ES"/>
-          <ns2:ligatures ns2:val="none"/>
+          <w14:ligatures w14:val="none"/>
+        </w:rPr>
+      </w:pPr>
+      <w:r>
+        <w:rPr>
+          <w:rFonts w:ascii="Arial Narrow" w:eastAsia="Times New Roman" w:hAnsi="Arial Narrow" w:cs="Arial"/>
+          <w:color w:val="000000"/>
+          <w:kern w:val="0"/>
+          <w:lang w:eastAsia="es-ES"/>
+          <w14:ligatures w14:val="none"/>
         </w:rPr>
         <w:t xml:space="preserve">Con posterioridad al diagnóstico médico, la señora [APELLIDO] enfermó gravemente y fue internada en un hospital, manteniéndose en condición de licencia por salud. Posteriormente, acudió a Rímac solicitando la activación de las coberturas del Seguro de Protección familiar, recibiendo como respuesta que el contrato había sido resuelto por falta de pago.</w:t>
       </w:r>
@@ -1086,7 +1023,7 @@
           <w:color w:val="000000"/>
           <w:kern w:val="0"/>
           <w:lang w:eastAsia="es-ES"/>
-          <ns2:ligatures ns2:val="none"/>
+          <w14:ligatures w14:val="none"/>
         </w:rPr>
         <w:t xml:space="preserve"/>
       </w:r>
@@ -1096,7 +1033,7 @@
           <w:color w:val="000000"/>
           <w:kern w:val="0"/>
           <w:lang w:eastAsia="es-ES"/>
-          <ns2:ligatures ns2:val="none"/>
+          <w14:ligatures w14:val="none"/>
         </w:rPr>
         <w:t xml:space="preserve"/>
       </w:r>
@@ -1106,7 +1043,7 @@
           <w:color w:val="000000"/>
           <w:kern w:val="0"/>
           <w:lang w:eastAsia="es-ES"/>
-          <ns2:ligatures ns2:val="none"/>
+          <w14:ligatures w14:val="none"/>
         </w:rPr>
         <w:t/>
       </w:r>
@@ -1116,7 +1053,7 @@
           <w:color w:val="000000"/>
           <w:kern w:val="0"/>
           <w:lang w:eastAsia="es-ES"/>
-          <ns2:ligatures ns2:val="none"/>
+          <w14:ligatures w14:val="none"/>
         </w:rPr>
         <w:t/>
       </w:r>
@@ -1126,7 +1063,7 @@
           <w:color w:val="000000"/>
           <w:kern w:val="0"/>
           <w:lang w:eastAsia="es-ES"/>
-          <ns2:ligatures ns2:val="none"/>
+          <w14:ligatures w14:val="none"/>
         </w:rPr>
         <w:t xml:space="preserve"/>
       </w:r>
@@ -1136,7 +1073,7 @@
           <w:color w:val="000000"/>
           <w:kern w:val="0"/>
           <w:lang w:eastAsia="es-ES"/>
-          <ns2:ligatures ns2:val="none"/>
+          <w14:ligatures w14:val="none"/>
         </w:rPr>
         <w:t/>
       </w:r>
@@ -1146,7 +1083,7 @@
           <w:color w:val="000000"/>
           <w:kern w:val="0"/>
           <w:lang w:eastAsia="es-ES"/>
-          <ns2:ligatures ns2:val="none"/>
+          <w14:ligatures w14:val="none"/>
         </w:rPr>
         <w:t xml:space="preserve"/>
       </w:r>
@@ -1156,7 +1093,7 @@
           <w:color w:val="000000"/>
           <w:kern w:val="0"/>
           <w:lang w:val="es-ES" w:eastAsia="es-ES"/>
-          <ns2:ligatures ns2:val="none"/>
+          <w14:ligatures w14:val="none"/>
         </w:rPr>
         <w:t/>
       </w:r>
@@ -1166,7 +1103,7 @@
           <w:color w:val="000000"/>
           <w:kern w:val="0"/>
           <w:lang w:eastAsia="es-ES"/>
-          <ns2:ligatures ns2:val="none"/>
+          <w14:ligatures w14:val="none"/>
         </w:rPr>
         <w:t xml:space="preserve"/>
       </w:r>
@@ -1176,7 +1113,7 @@
           <w:color w:val="000000"/>
           <w:kern w:val="0"/>
           <w:lang w:eastAsia="es-ES"/>
-          <ns2:ligatures ns2:val="none"/>
+          <w14:ligatures w14:val="none"/>
         </w:rPr>
         <w:t xml:space="preserve"/>
       </w:r>
@@ -1186,7 +1123,7 @@
           <w:color w:val="000000"/>
           <w:kern w:val="0"/>
           <w:lang w:eastAsia="es-ES"/>
-          <ns2:ligatures ns2:val="none"/>
+          <w14:ligatures w14:val="none"/>
         </w:rPr>
         <w:t/>
       </w:r>
@@ -1196,12 +1133,12 @@
           <w:color w:val="000000"/>
           <w:kern w:val="0"/>
           <w:lang w:eastAsia="es-ES"/>
-          <ns2:ligatures ns2:val="none"/>
+          <w14:ligatures w14:val="none"/>
         </w:rPr>
         <w:t/>
       </w:r>
     </w:p>
-    <w:p ns2:paraId="17F57B81" ns2:textId="77777777">
+    <w:p>
       <w:pPr>
         <w:pStyle w:val="Prrafodelista"/>
         <w:spacing w:after="0" w:line="240" w:lineRule="auto"/>
@@ -1212,11 +1149,11 @@
           <w:color w:val="000000"/>
           <w:kern w:val="0"/>
           <w:lang w:eastAsia="es-ES"/>
-          <ns2:ligatures ns2:val="none"/>
-        </w:rPr>
-      </w:pPr>
-    </w:p>
-    <w:p ns2:paraId="3F8FCB7F" ns2:textId="17234496">
+          <w14:ligatures w14:val="none"/>
+        </w:rPr>
+      </w:pPr>
+    </w:p>
+    <w:p>
       <w:pPr>
         <w:pStyle w:val="Prrafodelista"/>
         <w:numPr>
@@ -1234,7 +1171,7 @@
           <w:color w:val="000000"/>
           <w:kern w:val="0"/>
           <w:lang w:eastAsia="es-ES"/>
-          <ns2:ligatures ns2:val="none"/>
+          <w14:ligatures w14:val="none"/>
         </w:rPr>
       </w:pPr>
       <w:r>
@@ -1243,7 +1180,7 @@
           <w:color w:val="000000"/>
           <w:kern w:val="0"/>
           <w:lang w:val="es-ES" w:eastAsia="es-ES"/>
-          <ns2:ligatures ns2:val="none"/>
+          <w14:ligatures w14:val="none"/>
         </w:rPr>
         <w:t xml:space="preserve">Rímac había dejado de efectuar los descuentos automáticos del pago de primas del Seguro de Protección familiar sobre las remuneraciones de la señora [APELLIDO], sin que se le haya comunicado la suspensión de los descuentos, modificación contractual, variación de condiciones ni resolución del seguro. </w:t>
       </w:r>
@@ -1253,7 +1190,7 @@
           <w:color w:val="000000"/>
           <w:kern w:val="0"/>
           <w:lang w:eastAsia="es-ES"/>
-          <ns2:ligatures ns2:val="none"/>
+          <w14:ligatures w14:val="none"/>
         </w:rPr>
         <w:t xml:space="preserve"/>
       </w:r>
@@ -1263,7 +1200,7 @@
           <w:color w:val="000000"/>
           <w:kern w:val="0"/>
           <w:lang w:eastAsia="es-ES"/>
-          <ns2:ligatures ns2:val="none"/>
+          <w14:ligatures w14:val="none"/>
         </w:rPr>
         <w:t xml:space="preserve"/>
       </w:r>
@@ -1273,7 +1210,7 @@
           <w:color w:val="000000"/>
           <w:kern w:val="0"/>
           <w:lang w:eastAsia="es-ES"/>
-          <ns2:ligatures ns2:val="none"/>
+          <w14:ligatures w14:val="none"/>
         </w:rPr>
         <w:t xml:space="preserve"/>
       </w:r>
@@ -1283,7 +1220,7 @@
           <w:color w:val="000000"/>
           <w:kern w:val="0"/>
           <w:lang w:eastAsia="es-ES"/>
-          <ns2:ligatures ns2:val="none"/>
+          <w14:ligatures w14:val="none"/>
         </w:rPr>
         <w:t xml:space="preserve"/>
       </w:r>
@@ -1293,7 +1230,7 @@
           <w:color w:val="000000"/>
           <w:kern w:val="0"/>
           <w:lang w:eastAsia="es-ES"/>
-          <ns2:ligatures ns2:val="none"/>
+          <w14:ligatures w14:val="none"/>
         </w:rPr>
         <w:t/>
       </w:r>
@@ -1303,7 +1240,7 @@
           <w:color w:val="000000"/>
           <w:kern w:val="0"/>
           <w:lang w:eastAsia="es-ES"/>
-          <ns2:ligatures ns2:val="none"/>
+          <w14:ligatures w14:val="none"/>
         </w:rPr>
         <w:t xml:space="preserve"/>
       </w:r>
@@ -1313,7 +1250,7 @@
           <w:color w:val="000000"/>
           <w:kern w:val="0"/>
           <w:lang w:eastAsia="es-ES"/>
-          <ns2:ligatures ns2:val="none"/>
+          <w14:ligatures w14:val="none"/>
         </w:rPr>
         <w:t xml:space="preserve"/>
       </w:r>
@@ -1323,7 +1260,7 @@
           <w:color w:val="000000"/>
           <w:kern w:val="0"/>
           <w:lang w:eastAsia="es-ES"/>
-          <ns2:ligatures ns2:val="none"/>
+          <w14:ligatures w14:val="none"/>
         </w:rPr>
         <w:t xml:space="preserve"/>
       </w:r>
@@ -1333,7 +1270,7 @@
           <w:color w:val="000000"/>
           <w:kern w:val="0"/>
           <w:lang w:eastAsia="es-ES"/>
-          <ns2:ligatures ns2:val="none"/>
+          <w14:ligatures w14:val="none"/>
         </w:rPr>
         <w:t/>
       </w:r>
@@ -1343,7 +1280,7 @@
           <w:color w:val="000000"/>
           <w:kern w:val="0"/>
           <w:lang w:eastAsia="es-ES"/>
-          <ns2:ligatures ns2:val="none"/>
+          <w14:ligatures w14:val="none"/>
         </w:rPr>
         <w:t/>
       </w:r>
@@ -1353,25 +1290,25 @@
           <w:color w:val="000000"/>
           <w:kern w:val="0"/>
           <w:lang w:eastAsia="es-ES"/>
-          <ns2:ligatures ns2:val="none"/>
+          <w14:ligatures w14:val="none"/>
         </w:rPr>
         <w:t xml:space="preserve"/>
       </w:r>
     </w:p>
-    <w:p ns2:paraId="031D0ED9" ns2:textId="77777777">
-      <w:pPr>
-        <w:spacing w:after="0" w:line="240" w:lineRule="auto"/>
-        <w:jc w:val="both"/>
-        <w:rPr>
-          <w:rFonts w:ascii="Arial Narrow" w:eastAsia="Times New Roman" w:hAnsi="Arial Narrow" w:cs="Arial"/>
-          <w:color w:val="000000"/>
-          <w:kern w:val="0"/>
-          <w:lang w:eastAsia="es-ES"/>
-          <ns2:ligatures ns2:val="none"/>
-        </w:rPr>
-      </w:pPr>
-    </w:p>
-    <w:p ns2:paraId="0CCF4BFD" ns2:textId="2F776329">
+    <w:p>
+      <w:pPr>
+        <w:spacing w:after="0" w:line="240" w:lineRule="auto"/>
+        <w:jc w:val="both"/>
+        <w:rPr>
+          <w:rFonts w:ascii="Arial Narrow" w:eastAsia="Times New Roman" w:hAnsi="Arial Narrow" w:cs="Arial"/>
+          <w:color w:val="000000"/>
+          <w:kern w:val="0"/>
+          <w:lang w:eastAsia="es-ES"/>
+          <w14:ligatures w14:val="none"/>
+        </w:rPr>
+      </w:pPr>
+    </w:p>
+    <w:p>
       <w:pPr>
         <w:pStyle w:val="Prrafodelista"/>
         <w:numPr>
@@ -1389,16 +1326,16 @@
           <w:color w:val="000000"/>
           <w:kern w:val="0"/>
           <w:lang w:eastAsia="es-ES"/>
-          <ns2:ligatures ns2:val="none"/>
-        </w:rPr>
-      </w:pPr>
-      <w:r>
-        <w:rPr>
-          <w:rFonts w:ascii="Arial Narrow" w:eastAsia="Times New Roman" w:hAnsi="Arial Narrow" w:cs="Arial"/>
-          <w:color w:val="000000"/>
-          <w:kern w:val="0"/>
-          <w:lang w:eastAsia="es-ES"/>
-          <ns2:ligatures ns2:val="none"/>
+          <w14:ligatures w14:val="none"/>
+        </w:rPr>
+      </w:pPr>
+      <w:r>
+        <w:rPr>
+          <w:rFonts w:ascii="Arial Narrow" w:eastAsia="Times New Roman" w:hAnsi="Arial Narrow" w:cs="Arial"/>
+          <w:color w:val="000000"/>
+          <w:kern w:val="0"/>
+          <w:lang w:eastAsia="es-ES"/>
+          <w14:ligatures w14:val="none"/>
         </w:rPr>
         <w:t xml:space="preserve">El 10 de octubre de 2024, la señora [APELLIDO] falleció como consecuencia de una septicemia no especificada.</w:t>
       </w:r>
@@ -1408,7 +1345,7 @@
           <w:color w:val="000000"/>
           <w:kern w:val="0"/>
           <w:lang w:eastAsia="es-ES"/>
-          <ns2:ligatures ns2:val="none"/>
+          <w14:ligatures w14:val="none"/>
         </w:rPr>
         <w:t xml:space="preserve"/>
       </w:r>
@@ -1418,12 +1355,12 @@
           <w:color w:val="000000"/>
           <w:kern w:val="0"/>
           <w:lang w:eastAsia="es-ES"/>
-          <ns2:ligatures ns2:val="none"/>
+          <w14:ligatures w14:val="none"/>
         </w:rPr>
         <w:t/>
       </w:r>
     </w:p>
-    <w:p ns2:paraId="07A2E263" ns2:textId="77777777">
+    <w:p>
       <w:pPr>
         <w:pStyle w:val="Prrafodelista"/>
         <w:spacing w:after="0" w:line="240" w:lineRule="auto"/>
@@ -1434,11 +1371,11 @@
           <w:color w:val="000000"/>
           <w:kern w:val="0"/>
           <w:lang w:eastAsia="es-ES"/>
-          <ns2:ligatures ns2:val="none"/>
-        </w:rPr>
-      </w:pPr>
-    </w:p>
-    <w:p ns2:paraId="67B8E12B" ns2:textId="29CB2858">
+          <w14:ligatures w14:val="none"/>
+        </w:rPr>
+      </w:pPr>
+    </w:p>
+    <w:p>
       <w:pPr>
         <w:pStyle w:val="Prrafodelista"/>
         <w:numPr>
@@ -1456,16 +1393,16 @@
           <w:color w:val="000000"/>
           <w:kern w:val="0"/>
           <w:lang w:eastAsia="es-ES"/>
-          <ns2:ligatures ns2:val="none"/>
-        </w:rPr>
-      </w:pPr>
-      <w:r>
-        <w:rPr>
-          <w:rFonts w:ascii="Arial Narrow" w:eastAsia="Times New Roman" w:hAnsi="Arial Narrow" w:cs="Arial"/>
-          <w:color w:val="000000"/>
-          <w:kern w:val="0"/>
-          <w:lang w:eastAsia="es-ES"/>
-          <ns2:ligatures ns2:val="none"/>
+          <w14:ligatures w14:val="none"/>
+        </w:rPr>
+      </w:pPr>
+      <w:r>
+        <w:rPr>
+          <w:rFonts w:ascii="Arial Narrow" w:eastAsia="Times New Roman" w:hAnsi="Arial Narrow" w:cs="Arial"/>
+          <w:color w:val="000000"/>
+          <w:kern w:val="0"/>
+          <w:lang w:eastAsia="es-ES"/>
+          <w14:ligatures w14:val="none"/>
         </w:rPr>
         <w:t xml:space="preserve">El 27 de noviembre de 2024, Rímac le informó mediante correo electrónico que tomó conocimiento del fallecimiento de la causante de la señora [APELLIDO]. </w:t>
       </w:r>
@@ -1475,7 +1412,7 @@
           <w:color w:val="000000"/>
           <w:kern w:val="0"/>
           <w:lang w:val="es-ES" w:eastAsia="es-ES"/>
-          <ns2:ligatures ns2:val="none"/>
+          <w14:ligatures w14:val="none"/>
         </w:rPr>
         <w:t/>
       </w:r>
@@ -1485,7 +1422,7 @@
           <w:color w:val="000000"/>
           <w:kern w:val="0"/>
           <w:lang w:eastAsia="es-ES"/>
-          <ns2:ligatures ns2:val="none"/>
+          <w14:ligatures w14:val="none"/>
         </w:rPr>
         <w:t xml:space="preserve"/>
       </w:r>
@@ -1495,7 +1432,7 @@
           <w:color w:val="000000"/>
           <w:kern w:val="0"/>
           <w:lang w:eastAsia="es-ES"/>
-          <ns2:ligatures ns2:val="none"/>
+          <w14:ligatures w14:val="none"/>
         </w:rPr>
         <w:t xml:space="preserve"/>
       </w:r>
@@ -1505,7 +1442,7 @@
           <w:color w:val="000000"/>
           <w:kern w:val="0"/>
           <w:lang w:eastAsia="es-ES"/>
-          <ns2:ligatures ns2:val="none"/>
+          <w14:ligatures w14:val="none"/>
         </w:rPr>
         <w:t/>
       </w:r>
@@ -1515,7 +1452,7 @@
           <w:color w:val="000000"/>
           <w:kern w:val="0"/>
           <w:lang w:eastAsia="es-ES"/>
-          <ns2:ligatures ns2:val="none"/>
+          <w14:ligatures w14:val="none"/>
         </w:rPr>
         <w:t/>
       </w:r>
@@ -1525,12 +1462,12 @@
           <w:color w:val="000000"/>
           <w:kern w:val="0"/>
           <w:lang w:eastAsia="es-ES"/>
-          <ns2:ligatures ns2:val="none"/>
+          <w14:ligatures w14:val="none"/>
         </w:rPr>
         <w:t xml:space="preserve"/>
       </w:r>
     </w:p>
-    <w:p ns2:paraId="3AA320F6" ns2:textId="77777777">
+    <w:p>
       <w:pPr>
         <w:pStyle w:val="Prrafodelista"/>
         <w:spacing w:after="0" w:line="240" w:lineRule="auto"/>
@@ -1541,11 +1478,11 @@
           <w:color w:val="000000"/>
           <w:kern w:val="0"/>
           <w:lang w:eastAsia="es-ES"/>
-          <ns2:ligatures ns2:val="none"/>
-        </w:rPr>
-      </w:pPr>
-    </w:p>
-    <w:p ns2:paraId="11B50836" ns2:textId="79FAC0DC">
+          <w14:ligatures w14:val="none"/>
+        </w:rPr>
+      </w:pPr>
+    </w:p>
+    <w:p>
       <w:pPr>
         <w:pStyle w:val="Prrafodelista"/>
         <w:numPr>
@@ -1563,16 +1500,16 @@
           <w:color w:val="000000"/>
           <w:kern w:val="0"/>
           <w:lang w:eastAsia="es-ES"/>
-          <ns2:ligatures ns2:val="none"/>
-        </w:rPr>
-      </w:pPr>
-      <w:r>
-        <w:rPr>
-          <w:rFonts w:ascii="Arial Narrow" w:eastAsia="Times New Roman" w:hAnsi="Arial Narrow" w:cs="Arial"/>
-          <w:color w:val="000000"/>
-          <w:kern w:val="0"/>
-          <w:lang w:eastAsia="es-ES"/>
-          <ns2:ligatures ns2:val="none"/>
+          <w14:ligatures w14:val="none"/>
+        </w:rPr>
+      </w:pPr>
+      <w:r>
+        <w:rPr>
+          <w:rFonts w:ascii="Arial Narrow" w:eastAsia="Times New Roman" w:hAnsi="Arial Narrow" w:cs="Arial"/>
+          <w:color w:val="000000"/>
+          <w:kern w:val="0"/>
+          <w:lang w:eastAsia="es-ES"/>
+          <w14:ligatures w14:val="none"/>
         </w:rPr>
         <w:t xml:space="preserve">Posteriormente, inició el trámite administrativo ante Rímac para la activación del Seguro de Protección familiar en su calidad de beneficiario. Posteriormente, Rímac le comunicó que, luego de evaluar el requerimiento, la señora [APELLIDO] no registraba pólizas de seguro a su nombre.</w:t>
       </w:r>
@@ -1582,7 +1519,7 @@
           <w:color w:val="000000"/>
           <w:kern w:val="0"/>
           <w:lang w:eastAsia="es-ES"/>
-          <ns2:ligatures ns2:val="none"/>
+          <w14:ligatures w14:val="none"/>
         </w:rPr>
         <w:t xml:space="preserve"/>
       </w:r>
@@ -1592,7 +1529,7 @@
           <w:color w:val="000000"/>
           <w:kern w:val="0"/>
           <w:lang w:val="es-ES" w:eastAsia="es-ES"/>
-          <ns2:ligatures ns2:val="none"/>
+          <w14:ligatures w14:val="none"/>
         </w:rPr>
         <w:t/>
       </w:r>
@@ -1602,7 +1539,7 @@
           <w:color w:val="000000"/>
           <w:kern w:val="0"/>
           <w:lang w:eastAsia="es-ES"/>
-          <ns2:ligatures ns2:val="none"/>
+          <w14:ligatures w14:val="none"/>
         </w:rPr>
         <w:t xml:space="preserve"/>
       </w:r>
@@ -1612,7 +1549,7 @@
           <w:color w:val="000000"/>
           <w:kern w:val="0"/>
           <w:lang w:eastAsia="es-ES"/>
-          <ns2:ligatures ns2:val="none"/>
+          <w14:ligatures w14:val="none"/>
         </w:rPr>
         <w:t xml:space="preserve"/>
       </w:r>
@@ -1622,7 +1559,7 @@
           <w:color w:val="000000"/>
           <w:kern w:val="0"/>
           <w:lang w:eastAsia="es-ES"/>
-          <ns2:ligatures ns2:val="none"/>
+          <w14:ligatures w14:val="none"/>
         </w:rPr>
         <w:t/>
       </w:r>
@@ -1632,7 +1569,7 @@
           <w:color w:val="000000"/>
           <w:kern w:val="0"/>
           <w:lang w:eastAsia="es-ES"/>
-          <ns2:ligatures ns2:val="none"/>
+          <w14:ligatures w14:val="none"/>
         </w:rPr>
         <w:t xml:space="preserve"/>
       </w:r>
@@ -1642,7 +1579,7 @@
           <w:color w:val="000000"/>
           <w:kern w:val="0"/>
           <w:lang w:eastAsia="es-ES"/>
-          <ns2:ligatures ns2:val="none"/>
+          <w14:ligatures w14:val="none"/>
         </w:rPr>
         <w:t/>
       </w:r>
@@ -1652,7 +1589,7 @@
           <w:color w:val="000000"/>
           <w:kern w:val="0"/>
           <w:lang w:eastAsia="es-ES"/>
-          <ns2:ligatures ns2:val="none"/>
+          <w14:ligatures w14:val="none"/>
         </w:rPr>
         <w:t xml:space="preserve"/>
       </w:r>
@@ -1662,7 +1599,7 @@
           <w:color w:val="000000"/>
           <w:kern w:val="0"/>
           <w:lang w:eastAsia="es-ES"/>
-          <ns2:ligatures ns2:val="none"/>
+          <w14:ligatures w14:val="none"/>
         </w:rPr>
         <w:t xml:space="preserve"/>
       </w:r>
@@ -1672,7 +1609,7 @@
           <w:color w:val="000000"/>
           <w:kern w:val="0"/>
           <w:lang w:val="es-ES" w:eastAsia="es-ES"/>
-          <ns2:ligatures ns2:val="none"/>
+          <w14:ligatures w14:val="none"/>
         </w:rPr>
         <w:t/>
       </w:r>
@@ -1682,7 +1619,7 @@
           <w:color w:val="000000"/>
           <w:kern w:val="0"/>
           <w:lang w:eastAsia="es-ES"/>
-          <ns2:ligatures ns2:val="none"/>
+          <w14:ligatures w14:val="none"/>
         </w:rPr>
         <w:t xml:space="preserve"/>
       </w:r>
@@ -1692,7 +1629,7 @@
           <w:color w:val="000000"/>
           <w:kern w:val="0"/>
           <w:lang w:eastAsia="es-ES"/>
-          <ns2:ligatures ns2:val="none"/>
+          <w14:ligatures w14:val="none"/>
         </w:rPr>
         <w:t xml:space="preserve"/>
       </w:r>
@@ -1702,7 +1639,7 @@
           <w:color w:val="000000"/>
           <w:kern w:val="0"/>
           <w:lang w:eastAsia="es-ES"/>
-          <ns2:ligatures ns2:val="none"/>
+          <w14:ligatures w14:val="none"/>
         </w:rPr>
         <w:t xml:space="preserve"/>
       </w:r>
@@ -1712,12 +1649,12 @@
           <w:color w:val="000000"/>
           <w:kern w:val="0"/>
           <w:lang w:eastAsia="es-ES"/>
-          <ns2:ligatures ns2:val="none"/>
+          <w14:ligatures w14:val="none"/>
         </w:rPr>
         <w:t/>
       </w:r>
     </w:p>
-    <w:p ns2:paraId="6908CAB1" ns2:textId="77777777">
+    <w:p>
       <w:pPr>
         <w:pStyle w:val="Prrafodelista"/>
         <w:spacing w:after="0" w:line="240" w:lineRule="auto"/>
@@ -1728,11 +1665,11 @@
           <w:color w:val="000000"/>
           <w:kern w:val="0"/>
           <w:lang w:eastAsia="es-ES"/>
-          <ns2:ligatures ns2:val="none"/>
-        </w:rPr>
-      </w:pPr>
-    </w:p>
-    <w:p ns2:paraId="2F9CF7F5" ns2:textId="0ACE303A">
+          <w14:ligatures w14:val="none"/>
+        </w:rPr>
+      </w:pPr>
+    </w:p>
+    <w:p>
       <w:pPr>
         <w:pStyle w:val="Prrafodelista"/>
         <w:numPr>
@@ -1747,16 +1684,16 @@
           <w:color w:val="000000"/>
           <w:kern w:val="0"/>
           <w:lang w:eastAsia="es-ES"/>
-          <ns2:ligatures ns2:val="none"/>
-        </w:rPr>
-      </w:pPr>
-      <w:r>
-        <w:rPr>
-          <w:rFonts w:ascii="Arial Narrow" w:eastAsia="Times New Roman" w:hAnsi="Arial Narrow" w:cs="Arial"/>
-          <w:color w:val="000000"/>
-          <w:kern w:val="0"/>
-          <w:lang w:eastAsia="es-ES"/>
-          <ns2:ligatures ns2:val="none"/>
+          <w14:ligatures w14:val="none"/>
+        </w:rPr>
+      </w:pPr>
+      <w:r>
+        <w:rPr>
+          <w:rFonts w:ascii="Arial Narrow" w:eastAsia="Times New Roman" w:hAnsi="Arial Narrow" w:cs="Arial"/>
+          <w:color w:val="000000"/>
+          <w:kern w:val="0"/>
+          <w:lang w:eastAsia="es-ES"/>
+          <w14:ligatures w14:val="none"/>
         </w:rPr>
         <w:lastRenderedPageBreak/>
         <w:t xml:space="preserve">No obstante, en ningún momento previo a su fallecimiento, la señora [APELLIDO] comunicó voluntad de resolver el Seguro de Protección familiar ni recibió notificación alguna que le informara la resolución, suspensión de cobertura o modificación de las condiciones contractuales. </w:t>
@@ -1767,7 +1704,7 @@
           <w:color w:val="000000"/>
           <w:kern w:val="0"/>
           <w:lang w:eastAsia="es-ES"/>
-          <ns2:ligatures ns2:val="none"/>
+          <w14:ligatures w14:val="none"/>
         </w:rPr>
         <w:t xml:space="preserve"/>
       </w:r>
@@ -1777,7 +1714,7 @@
           <w:color w:val="000000"/>
           <w:kern w:val="0"/>
           <w:lang w:eastAsia="es-ES"/>
-          <ns2:ligatures ns2:val="none"/>
+          <w14:ligatures w14:val="none"/>
         </w:rPr>
         <w:t xml:space="preserve"/>
       </w:r>
@@ -1787,7 +1724,7 @@
           <w:color w:val="000000"/>
           <w:kern w:val="0"/>
           <w:lang w:eastAsia="es-ES"/>
-          <ns2:ligatures ns2:val="none"/>
+          <w14:ligatures w14:val="none"/>
         </w:rPr>
         <w:t xml:space="preserve"/>
       </w:r>
@@ -1797,7 +1734,7 @@
           <w:color w:val="000000"/>
           <w:kern w:val="0"/>
           <w:lang w:eastAsia="es-ES"/>
-          <ns2:ligatures ns2:val="none"/>
+          <w14:ligatures w14:val="none"/>
         </w:rPr>
         <w:t/>
       </w:r>
@@ -1807,7 +1744,7 @@
           <w:color w:val="000000"/>
           <w:kern w:val="0"/>
           <w:lang w:eastAsia="es-ES"/>
-          <ns2:ligatures ns2:val="none"/>
+          <w14:ligatures w14:val="none"/>
         </w:rPr>
         <w:t xml:space="preserve"/>
       </w:r>
@@ -1817,7 +1754,7 @@
           <w:color w:val="000000"/>
           <w:kern w:val="0"/>
           <w:lang w:eastAsia="es-ES"/>
-          <ns2:ligatures ns2:val="none"/>
+          <w14:ligatures w14:val="none"/>
         </w:rPr>
         <w:t/>
       </w:r>
@@ -1827,12 +1764,12 @@
           <w:color w:val="000000"/>
           <w:kern w:val="0"/>
           <w:lang w:eastAsia="es-ES"/>
-          <ns2:ligatures ns2:val="none"/>
+          <w14:ligatures w14:val="none"/>
         </w:rPr>
         <w:t xml:space="preserve"/>
       </w:r>
     </w:p>
-    <w:p ns2:paraId="33E14FF7" ns2:textId="77777777">
+    <w:p>
       <w:pPr>
         <w:tabs>
           <w:tab w:val="left" w:pos="1134"/>
@@ -1844,11 +1781,11 @@
           <w:color w:val="000000"/>
           <w:kern w:val="0"/>
           <w:lang w:eastAsia="es-ES"/>
-          <ns2:ligatures ns2:val="none"/>
-        </w:rPr>
-      </w:pPr>
-    </w:p>
-    <w:p ns2:paraId="65C58807" ns2:textId="68224A2E">
+          <w14:ligatures w14:val="none"/>
+        </w:rPr>
+      </w:pPr>
+    </w:p>
+    <w:p>
       <w:pPr>
         <w:numPr>
           <w:ilvl w:val="1"/>
@@ -1866,7 +1803,7 @@
           <w:color w:val="000000"/>
           <w:kern w:val="0"/>
           <w:lang w:val="es-ES" w:eastAsia="es-ES"/>
-          <ns2:ligatures ns2:val="none"/>
+          <w14:ligatures w14:val="none"/>
         </w:rPr>
       </w:pPr>
       <w:r>
@@ -1875,7 +1812,7 @@
           <w:color w:val="000000"/>
           <w:kern w:val="0"/>
           <w:lang w:val="es-ES" w:eastAsia="es-ES"/>
-          <ns2:ligatures ns2:val="none"/>
+          <w14:ligatures w14:val="none"/>
         </w:rPr>
         <w:t xml:space="preserve">El señor [APELLIDO] solicitó, en calidad de medida correctiva, que Rímac cumpla con otorgarle el pago del Seguro de Protección familiar a favor suyo en virtud de ser beneficiario del 70% de cobertura de la Póliza V-369578. Asimismo, requirió el reembolso de costos y costas del presente procedimiento.</w:t>
       </w:r>
@@ -1885,7 +1822,7 @@
           <w:color w:val="000000"/>
           <w:kern w:val="0"/>
           <w:lang w:val="es-ES" w:eastAsia="es-ES"/>
-          <ns2:ligatures ns2:val="none"/>
+          <w14:ligatures w14:val="none"/>
         </w:rPr>
         <w:t xml:space="preserve"/>
       </w:r>
@@ -1893,7 +1830,7 @@
         <w:rPr>
           <w:rFonts w:ascii="Arial Narrow" w:eastAsia="Calibri" w:hAnsi="Arial Narrow" w:cs="Arial"/>
           <w:kern w:val="0"/>
-          <ns2:ligatures ns2:val="none"/>
+          <w14:ligatures w14:val="none"/>
         </w:rPr>
         <w:t xml:space="preserve"/>
       </w:r>
@@ -1903,7 +1840,7 @@
           <w:color w:val="000000"/>
           <w:kern w:val="0"/>
           <w:lang w:val="es-ES" w:eastAsia="es-ES"/>
-          <ns2:ligatures ns2:val="none"/>
+          <w14:ligatures w14:val="none"/>
         </w:rPr>
         <w:t xml:space="preserve"/>
       </w:r>
@@ -1913,7 +1850,7 @@
           <w:color w:val="000000"/>
           <w:kern w:val="0"/>
           <w:lang w:val="es-ES" w:eastAsia="es-ES"/>
-          <ns2:ligatures ns2:val="none"/>
+          <w14:ligatures w14:val="none"/>
         </w:rPr>
         <w:t xml:space="preserve"/>
       </w:r>
@@ -1923,7 +1860,7 @@
           <w:color w:val="000000"/>
           <w:kern w:val="0"/>
           <w:lang w:val="es-ES" w:eastAsia="es-ES"/>
-          <ns2:ligatures ns2:val="none"/>
+          <w14:ligatures w14:val="none"/>
         </w:rPr>
         <w:t/>
       </w:r>
@@ -1933,7 +1870,7 @@
           <w:color w:val="000000"/>
           <w:kern w:val="0"/>
           <w:lang w:val="es-ES" w:eastAsia="es-ES"/>
-          <ns2:ligatures ns2:val="none"/>
+          <w14:ligatures w14:val="none"/>
         </w:rPr>
         <w:t/>
       </w:r>
@@ -1943,7 +1880,7 @@
           <w:color w:val="000000"/>
           <w:kern w:val="0"/>
           <w:lang w:val="es-ES" w:eastAsia="es-ES"/>
-          <ns2:ligatures ns2:val="none"/>
+          <w14:ligatures w14:val="none"/>
         </w:rPr>
         <w:t xml:space="preserve"/>
       </w:r>
@@ -1953,7 +1890,7 @@
           <w:color w:val="000000"/>
           <w:kern w:val="0"/>
           <w:lang w:val="es-ES" w:eastAsia="es-ES"/>
-          <ns2:ligatures ns2:val="none"/>
+          <w14:ligatures w14:val="none"/>
         </w:rPr>
         <w:t xml:space="preserve"/>
       </w:r>
@@ -1963,7 +1900,7 @@
           <w:color w:val="000000"/>
           <w:kern w:val="0"/>
           <w:lang w:val="es-ES" w:eastAsia="es-ES"/>
-          <ns2:ligatures ns2:val="none"/>
+          <w14:ligatures w14:val="none"/>
         </w:rPr>
         <w:t/>
       </w:r>
@@ -1973,7 +1910,7 @@
           <w:color w:val="000000"/>
           <w:kern w:val="0"/>
           <w:lang w:val="es-ES" w:eastAsia="es-ES"/>
-          <ns2:ligatures ns2:val="none"/>
+          <w14:ligatures w14:val="none"/>
         </w:rPr>
         <w:t xml:space="preserve"/>
       </w:r>
@@ -1983,7 +1920,7 @@
           <w:color w:val="000000"/>
           <w:kern w:val="0"/>
           <w:lang w:val="es-ES" w:eastAsia="es-ES"/>
-          <ns2:ligatures ns2:val="none"/>
+          <w14:ligatures w14:val="none"/>
         </w:rPr>
         <w:t/>
       </w:r>
@@ -1993,7 +1930,7 @@
           <w:color w:val="000000"/>
           <w:kern w:val="0"/>
           <w:lang w:val="es-ES" w:eastAsia="es-ES"/>
-          <ns2:ligatures ns2:val="none"/>
+          <w14:ligatures w14:val="none"/>
         </w:rPr>
         <w:t/>
       </w:r>
@@ -2003,12 +1940,12 @@
           <w:color w:val="000000"/>
           <w:kern w:val="0"/>
           <w:lang w:val="es-ES" w:eastAsia="es-ES"/>
-          <ns2:ligatures ns2:val="none"/>
+          <w14:ligatures w14:val="none"/>
         </w:rPr>
         <w:t/>
       </w:r>
     </w:p>
-    <w:p ns2:paraId="66005174" ns2:textId="77777777">
+    <w:p>
       <w:pPr>
         <w:spacing w:after="0" w:line="240" w:lineRule="auto"/>
         <w:contextualSpacing/>
@@ -2019,11 +1956,11 @@
           <w:color w:val="000000"/>
           <w:kern w:val="0"/>
           <w:lang w:eastAsia="es-PE"/>
-          <ns2:ligatures ns2:val="none"/>
-        </w:rPr>
-      </w:pPr>
-    </w:p>
-    <w:p ns2:paraId="3541B1F9" ns2:textId="77777777">
+          <w14:ligatures w14:val="none"/>
+        </w:rPr>
+      </w:pPr>
+    </w:p>
+    <w:p>
       <w:pPr>
         <w:pStyle w:val="Prrafodelista"/>
         <w:numPr>
@@ -2043,22 +1980,22 @@
           <w:color w:val="000000"/>
           <w:kern w:val="0"/>
           <w:lang w:eastAsia="es-PE"/>
-          <ns2:ligatures ns2:val="none"/>
-        </w:rPr>
-      </w:pPr>
-      <w:r>
-        <w:rPr>
-          <w:rFonts w:ascii="Arial Narrow" w:eastAsia="Arial Narrow" w:hAnsi="Arial Narrow" w:cs="Arial Narrow"/>
-          <w:b/>
-          <w:color w:val="000000"/>
-          <w:kern w:val="0"/>
-          <w:lang w:eastAsia="es-PE"/>
-          <ns2:ligatures ns2:val="none"/>
+          <w14:ligatures w14:val="none"/>
+        </w:rPr>
+      </w:pPr>
+      <w:r>
+        <w:rPr>
+          <w:rFonts w:ascii="Arial Narrow" w:eastAsia="Arial Narrow" w:hAnsi="Arial Narrow" w:cs="Arial Narrow"/>
+          <w:b/>
+          <w:color w:val="000000"/>
+          <w:kern w:val="0"/>
+          <w:lang w:eastAsia="es-PE"/>
+          <w14:ligatures w14:val="none"/>
         </w:rPr>
         <w:t>DE LA ADMISIÓN A TRÁMITE DE LA DENUNCIA</w:t>
       </w:r>
     </w:p>
-    <w:p ns2:paraId="34556756" ns2:textId="77777777">
+    <w:p>
       <w:pPr>
         <w:spacing w:after="0" w:line="240" w:lineRule="auto"/>
         <w:contextualSpacing/>
@@ -2069,13 +2006,13 @@
           <w:color w:val="000000"/>
           <w:kern w:val="0"/>
           <w:lang w:eastAsia="es-PE"/>
-          <ns2:ligatures ns2:val="none"/>
+          <w14:ligatures w14:val="none"/>
         </w:rPr>
       </w:pPr>
       <w:bookmarkStart w:id="1" w:name="_Hlk212795168"/>
       <w:bookmarkStart w:id="2" w:name="_Hlk218848146"/>
     </w:p>
-    <w:p ns2:paraId="7A2CF596" ns2:textId="6F68BEE7">
+    <w:p>
       <w:pPr>
         <w:pStyle w:val="Prrafodelista"/>
         <w:numPr>
@@ -2088,7 +2025,7 @@
         <w:rPr>
           <w:rFonts w:ascii="Arial Narrow" w:eastAsia="Arial Narrow" w:hAnsi="Arial Narrow" w:cs="Arial Narrow"/>
           <w:kern w:val="0"/>
-          <ns2:ligatures ns2:val="none"/>
+          <w14:ligatures w14:val="none"/>
         </w:rPr>
       </w:pPr>
       <w:bookmarkStart w:id="3" w:name="_Hlk140755208"/>
@@ -2100,7 +2037,7 @@
           <w:color w:val="000000"/>
           <w:kern w:val="0"/>
           <w:lang w:eastAsia="es-PE"/>
-          <ns2:ligatures ns2:val="none"/>
+          <w14:ligatures w14:val="none"/>
         </w:rPr>
         <w:t xml:space="preserve">La Secretaría Técnica de la Comisión de Protección al Consumidor 1 (en adelante, la Secretaría Técnica), en ejercicio de sus facultades, considera que el hecho denunciado, consistente en que la compañía aseguradora habría resuelto de manera unilateral e injustificada la Póliza V-0369578 del Seguro de Protección familiar alegando una supuesta falta de pago de primas, pese a que se descontaban de la planilla de pagos de la señora [APELLIDO] [APELLIDO] Farfán, generando que el denunciante no obtenga la cobertura del seguro en calidad de beneficiario del 70%; involucraría una presunta afectación a sus expectativas, quien no habría encontrado una correspondencia entre lo que esperaba recibir de parte del proveedor y lo que realmente recibió. Por consiguiente, corresponde calificar el hecho materia de denuncia como una presunta infracción al deber de idoneidad, tipificado en los artículos 18 y 19 del Código.</w:t>
       </w:r>
@@ -2113,7 +2050,7 @@
           <w:rFonts w:ascii="Arial Narrow" w:eastAsia="Arial Narrow" w:hAnsi="Arial Narrow" w:cs="Arial Narrow"/>
           <w:kern w:val="0"/>
           <w:vertAlign w:val="superscript"/>
-          <ns2:ligatures ns2:val="none"/>
+          <w14:ligatures w14:val="none"/>
         </w:rPr>
         <w:footnoteReference w:id="2"/>
       </w:r>
@@ -2123,7 +2060,7 @@
           <w:color w:val="000000"/>
           <w:kern w:val="0"/>
           <w:lang w:eastAsia="es-PE"/>
-          <ns2:ligatures ns2:val="none"/>
+          <w14:ligatures w14:val="none"/>
         </w:rPr>
         <w:t xml:space="preserve"/>
       </w:r>
@@ -2133,7 +2070,7 @@
           <w:color w:val="000000"/>
           <w:kern w:val="0"/>
           <w:lang w:eastAsia="es-PE"/>
-          <ns2:ligatures ns2:val="none"/>
+          <w14:ligatures w14:val="none"/>
         </w:rPr>
         <w:t xml:space="preserve"/>
       </w:r>
@@ -2141,7 +2078,7 @@
         <w:rPr>
           <w:rFonts w:ascii="Arial Narrow" w:eastAsia="Arial Narrow" w:hAnsi="Arial Narrow" w:cs="Arial Narrow"/>
           <w:kern w:val="0"/>
-          <ns2:ligatures ns2:val="none"/>
+          <w14:ligatures w14:val="none"/>
         </w:rPr>
         <w:t xml:space="preserve"/>
       </w:r>
@@ -2150,7 +2087,7 @@
         <w:rPr>
           <w:rFonts w:ascii="Arial Narrow" w:eastAsia="Arial Narrow" w:hAnsi="Arial Narrow" w:cs="Arial Narrow"/>
           <w:kern w:val="0"/>
-          <ns2:ligatures ns2:val="none"/>
+          <w14:ligatures w14:val="none"/>
         </w:rPr>
         <w:t xml:space="preserve"/>
       </w:r>
@@ -2164,7 +2101,7 @@
           <w:kern w:val="0"/>
           <w:shd w:val="clear" w:color="auto" w:fill="FFFFFF"/>
           <w:lang w:eastAsia="es-PE"/>
-          <ns2:ligatures ns2:val="none"/>
+          <w14:ligatures w14:val="none"/>
         </w:rPr>
         <w:t/>
       </w:r>
@@ -2172,7 +2109,7 @@
         <w:rPr>
           <w:rFonts w:ascii="Arial Narrow" w:eastAsia="Arial Narrow" w:hAnsi="Arial Narrow" w:cs="Arial Narrow"/>
           <w:kern w:val="0"/>
-          <ns2:ligatures ns2:val="none"/>
+          <w14:ligatures w14:val="none"/>
         </w:rPr>
         <w:t/>
       </w:r>
@@ -2182,7 +2119,7 @@
           <w:color w:val="000000"/>
           <w:kern w:val="0"/>
           <w:lang w:eastAsia="es-PE"/>
-          <ns2:ligatures ns2:val="none"/>
+          <w14:ligatures w14:val="none"/>
         </w:rPr>
         <w:t/>
       </w:r>
@@ -2190,7 +2127,7 @@
         <w:rPr>
           <w:rFonts w:ascii="Arial Narrow" w:eastAsia="Arial Narrow" w:hAnsi="Arial Narrow" w:cs="Arial Narrow"/>
           <w:kern w:val="0"/>
-          <ns2:ligatures ns2:val="none"/>
+          <w14:ligatures w14:val="none"/>
         </w:rPr>
         <w:t xml:space="preserve"/>
       </w:r>
@@ -2200,7 +2137,7 @@
           <w:color w:val="000000"/>
           <w:kern w:val="0"/>
           <w:lang w:eastAsia="es-PE"/>
-          <ns2:ligatures ns2:val="none"/>
+          <w14:ligatures w14:val="none"/>
         </w:rPr>
         <w:t/>
       </w:r>
@@ -2208,7 +2145,7 @@
         <w:rPr>
           <w:rFonts w:ascii="Arial Narrow" w:eastAsia="Arial Narrow" w:hAnsi="Arial Narrow" w:cs="Arial Narrow"/>
           <w:kern w:val="0"/>
-          <ns2:ligatures ns2:val="none"/>
+          <w14:ligatures w14:val="none"/>
         </w:rPr>
         <w:t xml:space="preserve"/>
       </w:r>
@@ -2220,7 +2157,7 @@
           <w:rFonts w:ascii="Arial Narrow" w:eastAsia="Arial Narrow" w:hAnsi="Arial Narrow" w:cs="Arial"/>
           <w:kern w:val="0"/>
           <w:vertAlign w:val="superscript"/>
-          <ns2:ligatures ns2:val="none"/>
+          <w14:ligatures w14:val="none"/>
         </w:rPr>
         <w:footnoteReference w:id="3"/>
       </w:r>
@@ -2229,7 +2166,7 @@
         <w:rPr>
           <w:rFonts w:ascii="Arial Narrow" w:eastAsia="Arial Narrow" w:hAnsi="Arial Narrow" w:cs="Arial Narrow"/>
           <w:kern w:val="0"/>
-          <ns2:ligatures ns2:val="none"/>
+          <w14:ligatures w14:val="none"/>
         </w:rPr>
         <w:t/>
       </w:r>
@@ -2240,7 +2177,7 @@
     <w:bookmarkEnd w:id="6"/>
     <w:bookmarkEnd w:id="9"/>
     <w:bookmarkEnd w:id="11"/>
-    <w:p ns2:paraId="432038D6" ns2:textId="0A9F6D75">
+    <w:p>
       <w:pPr>
         <w:spacing w:after="0" w:line="240" w:lineRule="auto"/>
         <w:jc w:val="both"/>
@@ -2248,12 +2185,12 @@
           <w:rFonts w:ascii="Arial Narrow" w:eastAsia="Calibri" w:hAnsi="Arial Narrow" w:cs="Arial Narrow"/>
           <w:kern w:val="0"/>
           <w:lang w:eastAsia="es-PE"/>
-          <ns2:ligatures ns2:val="none"/>
+          <w14:ligatures w14:val="none"/>
         </w:rPr>
       </w:pPr>
     </w:p>
     <w:bookmarkEnd w:id="2"/>
-    <w:p ns2:paraId="463134E5" ns2:textId="77777777">
+    <w:p>
       <w:pPr>
         <w:pStyle w:val="Prrafodelista"/>
         <w:numPr>
@@ -2267,7 +2204,7 @@
           <w:rFonts w:ascii="Arial Narrow" w:eastAsia="Calibri" w:hAnsi="Arial Narrow" w:cs="Arial Narrow"/>
           <w:kern w:val="0"/>
           <w:lang w:eastAsia="es-PE"/>
-          <ns2:ligatures ns2:val="none"/>
+          <w14:ligatures w14:val="none"/>
         </w:rPr>
       </w:pPr>
       <w:r>
@@ -2276,7 +2213,7 @@
           <w:color w:val="000000"/>
           <w:kern w:val="0"/>
           <w:lang w:eastAsia="es-PE"/>
-          <ns2:ligatures ns2:val="none"/>
+          <w14:ligatures w14:val="none"/>
         </w:rPr>
         <w:t>En tanto la denuncia reúne los requisitos establecidos por la</w:t>
       </w:r>
@@ -2286,7 +2223,7 @@
           <w:color w:val="000000"/>
           <w:kern w:val="0"/>
           <w:lang w:eastAsia="es-PE"/>
-          <ns2:ligatures ns2:val="none"/>
+          <w14:ligatures w14:val="none"/>
         </w:rPr>
         <w:t xml:space="preserve"> norma citada, corresponde admitirla a trámite</w:t>
       </w:r>
@@ -2296,7 +2233,7 @@
           <w:rFonts w:ascii="Arial Narrow" w:eastAsia="Arial Narrow" w:hAnsi="Arial Narrow" w:cs="Arial Narrow"/>
           <w:kern w:val="0"/>
           <w:vertAlign w:val="superscript"/>
-          <ns2:ligatures ns2:val="none"/>
+          <w14:ligatures w14:val="none"/>
         </w:rPr>
         <w:footnoteReference w:id="4"/>
       </w:r>
@@ -2306,13 +2243,13 @@
           <w:color w:val="000000"/>
           <w:kern w:val="0"/>
           <w:lang w:eastAsia="es-PE"/>
-          <ns2:ligatures ns2:val="none"/>
+          <w14:ligatures w14:val="none"/>
         </w:rPr>
         <w:t>.</w:t>
       </w:r>
       <w:bookmarkStart w:id="12" w:name="_Hlk214963039"/>
     </w:p>
-    <w:p ns2:paraId="68C71625" ns2:textId="77777777">
+    <w:p>
       <w:pPr>
         <w:spacing w:after="0" w:line="240" w:lineRule="auto"/>
         <w:ind w:left="567"/>
@@ -2323,12 +2260,12 @@
           <w:color w:val="000000"/>
           <w:kern w:val="0"/>
           <w:lang w:eastAsia="es-PE"/>
-          <ns2:ligatures ns2:val="none"/>
+          <w14:ligatures w14:val="none"/>
         </w:rPr>
       </w:pPr>
       <w:bookmarkStart w:id="13" w:name="_Hlk214963071"/>
     </w:p>
-    <w:p ns2:paraId="38A98B4B" ns2:textId="77777777">
+    <w:p>
       <w:pPr>
         <w:pStyle w:val="Prrafodelista"/>
         <w:numPr>
@@ -2348,17 +2285,17 @@
           <w:color w:val="000000"/>
           <w:kern w:val="0"/>
           <w:lang w:eastAsia="es-PE"/>
-          <ns2:ligatures ns2:val="none"/>
-        </w:rPr>
-      </w:pPr>
-      <w:r>
-        <w:rPr>
-          <w:rFonts w:ascii="Arial Narrow" w:eastAsia="Arial Narrow" w:hAnsi="Arial Narrow" w:cs="Arial Narrow"/>
-          <w:b/>
-          <w:color w:val="000000"/>
-          <w:kern w:val="0"/>
-          <w:lang w:eastAsia="es-PE"/>
-          <ns2:ligatures ns2:val="none"/>
+          <w14:ligatures w14:val="none"/>
+        </w:rPr>
+      </w:pPr>
+      <w:r>
+        <w:rPr>
+          <w:rFonts w:ascii="Arial Narrow" w:eastAsia="Arial Narrow" w:hAnsi="Arial Narrow" w:cs="Arial Narrow"/>
+          <w:b/>
+          <w:color w:val="000000"/>
+          <w:kern w:val="0"/>
+          <w:lang w:eastAsia="es-PE"/>
+          <w14:ligatures w14:val="none"/>
         </w:rPr>
         <w:t>REQUERIMIENTO DE INFORMACI</w:t>
       </w:r>
@@ -2369,7 +2306,7 @@
           <w:color w:val="000000"/>
           <w:kern w:val="0"/>
           <w:lang w:eastAsia="es-PE"/>
-          <ns2:ligatures ns2:val="none"/>
+          <w14:ligatures w14:val="none"/>
         </w:rPr>
         <w:t>Ó</w:t>
       </w:r>
@@ -2380,12 +2317,12 @@
           <w:color w:val="000000"/>
           <w:kern w:val="0"/>
           <w:lang w:eastAsia="es-PE"/>
-          <ns2:ligatures ns2:val="none"/>
+          <w14:ligatures w14:val="none"/>
         </w:rPr>
         <w:t>N</w:t>
       </w:r>
     </w:p>
-    <w:p ns2:paraId="5B518DC4" ns2:textId="77777777">
+    <w:p>
       <w:pPr>
         <w:spacing w:after="0" w:line="240" w:lineRule="auto"/>
         <w:jc w:val="both"/>
@@ -2394,11 +2331,11 @@
           <w:color w:val="000000"/>
           <w:kern w:val="0"/>
           <w:lang w:val="es-ES" w:eastAsia="es-ES"/>
-          <ns2:ligatures ns2:val="none"/>
-        </w:rPr>
-      </w:pPr>
-    </w:p>
-    <w:p ns2:paraId="62B88A04" ns2:textId="4EAC7EEA">
+          <w14:ligatures w14:val="none"/>
+        </w:rPr>
+      </w:pPr>
+    </w:p>
+    <w:p>
       <w:pPr>
         <w:pStyle w:val="Prrafodelista"/>
         <w:numPr>
@@ -2413,7 +2350,7 @@
           <w:color w:val="000000"/>
           <w:kern w:val="0"/>
           <w:lang w:val="es-ES" w:eastAsia="es-ES"/>
-          <ns2:ligatures ns2:val="none"/>
+          <w14:ligatures w14:val="none"/>
         </w:rPr>
       </w:pPr>
       <w:r>
@@ -2422,7 +2359,7 @@
           <w:color w:val="000000"/>
           <w:kern w:val="0"/>
           <w:lang w:val="es-ES" w:eastAsia="es-ES"/>
-          <ns2:ligatures ns2:val="none"/>
+          <w14:ligatures w14:val="none"/>
         </w:rPr>
         <w:t xml:space="preserve">A efectos de tener mayores elementos </w:t>
       </w:r>
@@ -2433,7 +2370,7 @@
           <w:color w:val="000000"/>
           <w:kern w:val="0"/>
           <w:lang w:val="es-ES" w:eastAsia="es-ES"/>
-          <ns2:ligatures ns2:val="none"/>
+          <w14:ligatures w14:val="none"/>
         </w:rPr>
         <w:t>que sirvan para la resolución definitiva del presente caso, la Secretaría Técnica, en ejercicio de las facultades que la ley le confiere</w:t>
       </w:r>
@@ -2443,7 +2380,7 @@
           <w:color w:val="000000"/>
           <w:kern w:val="0"/>
           <w:lang w:val="es-ES" w:eastAsia="es-ES"/>
-          <ns2:ligatures ns2:val="none"/>
+          <w14:ligatures w14:val="none"/>
         </w:rPr>
         <w:t xml:space="preserve">, conviene requerir </w:t>
       </w:r>
@@ -2453,7 +2390,7 @@
           <w:color w:val="000000"/>
           <w:kern w:val="0"/>
           <w:lang w:val="es-ES" w:eastAsia="es-ES"/>
-          <ns2:ligatures ns2:val="none"/>
+          <w14:ligatures w14:val="none"/>
         </w:rPr>
         <w:t xml:space="preserve">a la compañía aseguradora </w:t>
       </w:r>
@@ -2463,7 +2400,7 @@
           <w:color w:val="000000"/>
           <w:kern w:val="0"/>
           <w:lang w:val="es-ES" w:eastAsia="es-ES"/>
-          <ns2:ligatures ns2:val="none"/>
+          <w14:ligatures w14:val="none"/>
         </w:rPr>
         <w:t>que, en un plaz</w:t>
       </w:r>
@@ -2473,7 +2410,7 @@
           <w:color w:val="000000"/>
           <w:kern w:val="0"/>
           <w:lang w:val="es-ES" w:eastAsia="es-ES"/>
-          <ns2:ligatures ns2:val="none"/>
+          <w14:ligatures w14:val="none"/>
         </w:rPr>
         <w:t>o no mayor de cinco (5) días hábiles contado a partir del día siguiente de la notificación de la presente resolución, cumpla con lo siguiente</w:t>
       </w:r>
@@ -2483,7 +2420,7 @@
           <w:color w:val="000000"/>
           <w:kern w:val="0"/>
           <w:lang w:val="es-ES" w:eastAsia="es-ES"/>
-          <ns2:ligatures ns2:val="none"/>
+          <w14:ligatures w14:val="none"/>
         </w:rPr>
         <w:t xml:space="preserve">: </w:t>
       </w:r>
@@ -2493,7 +2430,7 @@
           <w:color w:val="000000"/>
           <w:kern w:val="0"/>
           <w:lang w:val="es-ES" w:eastAsia="es-ES"/>
-          <ns2:ligatures ns2:val="none"/>
+          <w14:ligatures w14:val="none"/>
         </w:rPr>
         <w:t>(i) presentar una copia completa, legible y debidamente suscrita de la Póliza V-0369578 del Seguro de Protección familiar, así como el cargo de remisión de la póliza; (ii) presentar los medios probatorios que acrediten que a negativa de otorgamiento de cobertura fue justificada; (iii) presentar los medios probatorios que acrediten que la suspensión de los descuentos automáticos del pago de primas de la Póliza V-0369578 fue justificada; y, (iv) presentar todas las comunicaciones cursadas con la parte denunciante en virtud de los hechos materia de denuncia</w:t>
       </w:r>
@@ -2503,7 +2440,7 @@
           <w:color w:val="000000"/>
           <w:kern w:val="0"/>
           <w:lang w:val="es-ES" w:eastAsia="es-ES"/>
-          <ns2:ligatures ns2:val="none"/>
+          <w14:ligatures w14:val="none"/>
         </w:rPr>
         <w:t>.</w:t>
       </w:r>
@@ -2513,7 +2450,7 @@
           <w:color w:val="000000"/>
           <w:kern w:val="0"/>
           <w:lang w:eastAsia="es-ES"/>
-          <ns2:ligatures ns2:val="none"/>
+          <w14:ligatures w14:val="none"/>
         </w:rPr>
         <w:t xml:space="preserve"> </w:t>
       </w:r>
@@ -2523,13 +2460,13 @@
           <w:color w:val="000000"/>
           <w:kern w:val="0"/>
           <w:lang w:eastAsia="es-ES"/>
-          <ns2:ligatures ns2:val="none"/>
+          <w14:ligatures w14:val="none"/>
         </w:rPr>
         <w:t xml:space="preserve"> </w:t>
       </w:r>
     </w:p>
     <w:bookmarkEnd w:id="13"/>
-    <w:p ns2:paraId="5C93B848" ns2:textId="77777777">
+    <w:p>
       <w:pPr>
         <w:pStyle w:val="Prrafodelista"/>
         <w:spacing w:after="0" w:line="240" w:lineRule="auto"/>
@@ -2540,11 +2477,11 @@
           <w:color w:val="000000"/>
           <w:kern w:val="0"/>
           <w:lang w:val="es-ES" w:eastAsia="es-ES"/>
-          <ns2:ligatures ns2:val="none"/>
-        </w:rPr>
-      </w:pPr>
-    </w:p>
-    <w:p ns2:paraId="2A119386" ns2:textId="77777777">
+          <w14:ligatures w14:val="none"/>
+        </w:rPr>
+      </w:pPr>
+    </w:p>
+    <w:p>
       <w:pPr>
         <w:pStyle w:val="Prrafodelista"/>
         <w:numPr>
@@ -2564,36 +2501,36 @@
           <w:color w:val="000000"/>
           <w:kern w:val="0"/>
           <w:lang w:eastAsia="es-PE"/>
-          <ns2:ligatures ns2:val="none"/>
-        </w:rPr>
-      </w:pPr>
-      <w:r>
-        <w:rPr>
-          <w:rFonts w:ascii="Arial Narrow" w:eastAsia="Arial Narrow" w:hAnsi="Arial Narrow" w:cs="Arial Narrow"/>
-          <w:b/>
-          <w:color w:val="000000"/>
-          <w:kern w:val="0"/>
-          <w:lang w:eastAsia="es-PE"/>
-          <ns2:ligatures ns2:val="none"/>
+          <w14:ligatures w14:val="none"/>
+        </w:rPr>
+      </w:pPr>
+      <w:r>
+        <w:rPr>
+          <w:rFonts w:ascii="Arial Narrow" w:eastAsia="Arial Narrow" w:hAnsi="Arial Narrow" w:cs="Arial Narrow"/>
+          <w:b/>
+          <w:color w:val="000000"/>
+          <w:kern w:val="0"/>
+          <w:lang w:eastAsia="es-PE"/>
+          <w14:ligatures w14:val="none"/>
         </w:rPr>
         <w:t xml:space="preserve">RESOLUCIÓN DE LA SECRETARÍA TÉCNICA </w:t>
       </w:r>
     </w:p>
-    <w:p ns2:paraId="7F554EB2" ns2:textId="77777777">
-      <w:pPr>
-        <w:spacing w:after="0" w:line="240" w:lineRule="auto"/>
-        <w:jc w:val="both"/>
-        <w:rPr>
-          <w:rFonts w:ascii="Arial Narrow" w:eastAsia="Arial Narrow" w:hAnsi="Arial Narrow" w:cs="Arial Narrow"/>
-          <w:b/>
-          <w:color w:val="000000"/>
-          <w:kern w:val="0"/>
-          <w:lang w:eastAsia="es-PE"/>
-          <ns2:ligatures ns2:val="none"/>
-        </w:rPr>
-      </w:pPr>
-    </w:p>
-    <w:p ns2:paraId="11F326B3" ns2:textId="42A39B75">
+    <w:p>
+      <w:pPr>
+        <w:spacing w:after="0" w:line="240" w:lineRule="auto"/>
+        <w:jc w:val="both"/>
+        <w:rPr>
+          <w:rFonts w:ascii="Arial Narrow" w:eastAsia="Arial Narrow" w:hAnsi="Arial Narrow" w:cs="Arial Narrow"/>
+          <w:b/>
+          <w:color w:val="000000"/>
+          <w:kern w:val="0"/>
+          <w:lang w:eastAsia="es-PE"/>
+          <w14:ligatures w14:val="none"/>
+        </w:rPr>
+      </w:pPr>
+    </w:p>
+    <w:p>
       <w:pPr>
         <w:spacing w:after="0" w:line="240" w:lineRule="auto"/>
         <w:jc w:val="both"/>
@@ -2602,17 +2539,17 @@
           <w:color w:val="000000"/>
           <w:kern w:val="0"/>
           <w:lang w:eastAsia="es-PE"/>
-          <ns2:ligatures ns2:val="none"/>
-        </w:rPr>
-      </w:pPr>
-      <w:r>
-        <w:rPr>
-          <w:rFonts w:ascii="Arial Narrow" w:eastAsia="Arial Narrow" w:hAnsi="Arial Narrow" w:cs="Arial Narrow"/>
-          <w:b/>
-          <w:color w:val="000000"/>
-          <w:kern w:val="0"/>
-          <w:lang w:eastAsia="es-PE"/>
-          <ns2:ligatures ns2:val="none"/>
+          <w14:ligatures w14:val="none"/>
+        </w:rPr>
+      </w:pPr>
+      <w:r>
+        <w:rPr>
+          <w:rFonts w:ascii="Arial Narrow" w:eastAsia="Arial Narrow" w:hAnsi="Arial Narrow" w:cs="Arial Narrow"/>
+          <w:b/>
+          <w:color w:val="000000"/>
+          <w:kern w:val="0"/>
+          <w:lang w:eastAsia="es-PE"/>
+          <w14:ligatures w14:val="none"/>
         </w:rPr>
         <w:t xml:space="preserve">PRIMERO: admitir a trámite la denuncia del 28 de diciembre de 2025, subsanada mediante escrito del 2 de febrero de 2026, interpuesta por el señor [APELLIDO] [APELLIDO] contra Rímac Seguros y Reaseguros S.A., por la presunta infracción a los artículos 18 y 19 de la Ley 29571, Código de Protección y Defensa del Consumidor, en tanto la compañía aseguradora habría resuelto de manera unilateral e injustificada la Póliza V-0369578 del Seguro de Protección familiar alegando una supuesta falta de pago de primas, pese a que se descontaban de la planilla de pagos de la señora [APELLIDO] [APELLIDO] Farfán, generando que el denunciante no obtenga la cobertura del seguro en calidad de beneficiario del 70%.</w:t>
       </w:r>
@@ -2623,7 +2560,7 @@
           <w:kern w:val="0"/>
           <w:shd w:val="clear" w:color="auto" w:fill="FFFFFF"/>
           <w:lang w:eastAsia="es-PE"/>
-          <ns2:ligatures ns2:val="none"/>
+          <w14:ligatures w14:val="none"/>
         </w:rPr>
         <w:t xml:space="preserve"/>
       </w:r>
@@ -2633,7 +2570,7 @@
           <w:color w:val="000000"/>
           <w:kern w:val="0"/>
           <w:lang w:val="es-ES" w:eastAsia="es-ES"/>
-          <ns2:ligatures ns2:val="none"/>
+          <w14:ligatures w14:val="none"/>
         </w:rPr>
         <w:t/>
       </w:r>
@@ -2643,7 +2580,7 @@
           <w:color w:val="000000"/>
           <w:kern w:val="0"/>
           <w:lang w:val="es-ES" w:eastAsia="es-ES"/>
-          <ns2:ligatures ns2:val="none"/>
+          <w14:ligatures w14:val="none"/>
         </w:rPr>
         <w:t xml:space="preserve"/>
       </w:r>
@@ -2654,7 +2591,7 @@
           <w:kern w:val="0"/>
           <w:shd w:val="clear" w:color="auto" w:fill="FFFFFF"/>
           <w:lang w:eastAsia="es-PE"/>
-          <ns2:ligatures ns2:val="none"/>
+          <w14:ligatures w14:val="none"/>
         </w:rPr>
         <w:t xml:space="preserve"/>
       </w:r>
@@ -2664,7 +2601,7 @@
           <w:bCs/>
           <w:spacing w:val="-3"/>
           <w:kern w:val="0"/>
-          <ns2:ligatures ns2:val="none"/>
+          <w14:ligatures w14:val="none"/>
         </w:rPr>
         <w:t xml:space="preserve"/>
       </w:r>
@@ -2675,7 +2612,7 @@
           <w:kern w:val="0"/>
           <w:shd w:val="clear" w:color="auto" w:fill="FFFFFF"/>
           <w:lang w:eastAsia="es-PE"/>
-          <ns2:ligatures ns2:val="none"/>
+          <w14:ligatures w14:val="none"/>
         </w:rPr>
         <w:t xml:space="preserve"/>
       </w:r>
@@ -2685,7 +2622,7 @@
           <w:bCs/>
           <w:spacing w:val="-3"/>
           <w:kern w:val="0"/>
-          <ns2:ligatures ns2:val="none"/>
+          <w14:ligatures w14:val="none"/>
         </w:rPr>
         <w:t/>
       </w:r>
@@ -2696,7 +2633,7 @@
           <w:kern w:val="0"/>
           <w:shd w:val="clear" w:color="auto" w:fill="FFFFFF"/>
           <w:lang w:eastAsia="es-PE"/>
-          <ns2:ligatures ns2:val="none"/>
+          <w14:ligatures w14:val="none"/>
         </w:rPr>
         <w:t xml:space="preserve"/>
       </w:r>
@@ -2708,7 +2645,7 @@
           <w:kern w:val="0"/>
           <w:shd w:val="clear" w:color="auto" w:fill="FFFFFF"/>
           <w:lang w:eastAsia="es-PE"/>
-          <ns2:ligatures ns2:val="none"/>
+          <w14:ligatures w14:val="none"/>
         </w:rPr>
         <w:t/>
       </w:r>
@@ -2720,7 +2657,7 @@
           <w:kern w:val="0"/>
           <w:shd w:val="clear" w:color="auto" w:fill="FFFFFF"/>
           <w:lang w:eastAsia="es-PE"/>
-          <ns2:ligatures ns2:val="none"/>
+          <w14:ligatures w14:val="none"/>
         </w:rPr>
         <w:t xml:space="preserve"/>
       </w:r>
@@ -2728,7 +2665,7 @@
         <w:rPr>
           <w:rFonts w:ascii="Arial Narrow" w:eastAsia="Arial Narrow" w:hAnsi="Arial Narrow" w:cs="Arial Narrow"/>
           <w:kern w:val="0"/>
-          <ns2:ligatures ns2:val="none"/>
+          <w14:ligatures w14:val="none"/>
         </w:rPr>
         <w:t/>
       </w:r>
@@ -2736,7 +2673,7 @@
         <w:rPr>
           <w:rFonts w:ascii="Arial Narrow" w:eastAsia="Arial Narrow" w:hAnsi="Arial Narrow" w:cs="Arial Narrow"/>
           <w:kern w:val="0"/>
-          <ns2:ligatures ns2:val="none"/>
+          <w14:ligatures w14:val="none"/>
         </w:rPr>
         <w:t xml:space="preserve"/>
       </w:r>
@@ -2744,7 +2681,7 @@
         <w:rPr>
           <w:rFonts w:ascii="Arial Narrow" w:eastAsia="Arial Narrow" w:hAnsi="Arial Narrow" w:cs="Arial Narrow"/>
           <w:kern w:val="0"/>
-          <ns2:ligatures ns2:val="none"/>
+          <w14:ligatures w14:val="none"/>
         </w:rPr>
         <w:t/>
       </w:r>
@@ -2752,7 +2689,7 @@
         <w:rPr>
           <w:rFonts w:ascii="Arial Narrow" w:eastAsia="Arial Narrow" w:hAnsi="Arial Narrow" w:cs="Arial Narrow"/>
           <w:kern w:val="0"/>
-          <ns2:ligatures ns2:val="none"/>
+          <w14:ligatures w14:val="none"/>
         </w:rPr>
         <w:t xml:space="preserve"/>
       </w:r>
@@ -2760,7 +2697,7 @@
         <w:rPr>
           <w:rFonts w:ascii="Arial Narrow" w:eastAsia="Arial Narrow" w:hAnsi="Arial Narrow" w:cs="Arial Narrow"/>
           <w:kern w:val="0"/>
-          <ns2:ligatures ns2:val="none"/>
+          <w14:ligatures w14:val="none"/>
         </w:rPr>
         <w:t/>
       </w:r>
@@ -2768,7 +2705,7 @@
         <w:rPr>
           <w:rFonts w:ascii="Arial Narrow" w:eastAsia="Arial Narrow" w:hAnsi="Arial Narrow" w:cs="Arial Narrow"/>
           <w:kern w:val="0"/>
-          <ns2:ligatures ns2:val="none"/>
+          <w14:ligatures w14:val="none"/>
         </w:rPr>
         <w:t xml:space="preserve"/>
       </w:r>
@@ -2776,7 +2713,7 @@
         <w:rPr>
           <w:rFonts w:ascii="Arial Narrow" w:eastAsia="Arial Narrow" w:hAnsi="Arial Narrow" w:cs="Arial Narrow"/>
           <w:kern w:val="0"/>
-          <ns2:ligatures ns2:val="none"/>
+          <w14:ligatures w14:val="none"/>
         </w:rPr>
         <w:t xml:space="preserve"/>
       </w:r>
@@ -2784,7 +2721,7 @@
         <w:rPr>
           <w:rFonts w:ascii="Arial Narrow" w:eastAsia="Arial Narrow" w:hAnsi="Arial Narrow" w:cs="Arial Narrow"/>
           <w:kern w:val="0"/>
-          <ns2:ligatures ns2:val="none"/>
+          <w14:ligatures w14:val="none"/>
         </w:rPr>
         <w:t xml:space="preserve"/>
       </w:r>
@@ -2792,7 +2729,7 @@
         <w:rPr>
           <w:rFonts w:ascii="Arial Narrow" w:eastAsia="Arial Narrow" w:hAnsi="Arial Narrow" w:cs="Arial Narrow"/>
           <w:kern w:val="0"/>
-          <ns2:ligatures ns2:val="none"/>
+          <w14:ligatures w14:val="none"/>
         </w:rPr>
         <w:t xml:space="preserve"/>
       </w:r>
@@ -2800,7 +2737,7 @@
         <w:rPr>
           <w:rFonts w:ascii="Arial Narrow" w:eastAsia="Arial Narrow" w:hAnsi="Arial Narrow" w:cs="Arial Narrow"/>
           <w:kern w:val="0"/>
-          <ns2:ligatures ns2:val="none"/>
+          <w14:ligatures w14:val="none"/>
         </w:rPr>
         <w:t/>
       </w:r>
@@ -2808,7 +2745,7 @@
         <w:rPr>
           <w:rFonts w:ascii="Arial Narrow" w:eastAsia="Arial Narrow" w:hAnsi="Arial Narrow" w:cs="Arial Narrow"/>
           <w:kern w:val="0"/>
-          <ns2:ligatures ns2:val="none"/>
+          <w14:ligatures w14:val="none"/>
         </w:rPr>
         <w:t xml:space="preserve"/>
       </w:r>
@@ -2816,7 +2753,7 @@
         <w:rPr>
           <w:rFonts w:ascii="Arial Narrow" w:eastAsia="Arial Narrow" w:hAnsi="Arial Narrow" w:cs="Arial Narrow"/>
           <w:kern w:val="0"/>
-          <ns2:ligatures ns2:val="none"/>
+          <w14:ligatures w14:val="none"/>
         </w:rPr>
         <w:t/>
       </w:r>
@@ -2824,25 +2761,25 @@
         <w:rPr>
           <w:rFonts w:ascii="Arial Narrow" w:eastAsia="Arial Narrow" w:hAnsi="Arial Narrow" w:cs="Arial Narrow"/>
           <w:kern w:val="0"/>
-          <ns2:ligatures ns2:val="none"/>
+          <w14:ligatures w14:val="none"/>
         </w:rPr>
         <w:t/>
       </w:r>
     </w:p>
     <w:bookmarkEnd w:id="14"/>
     <w:bookmarkEnd w:id="15"/>
-    <w:p ns2:paraId="042B3F54" ns2:textId="777BBF33">
-      <w:pPr>
-        <w:spacing w:after="0" w:line="240" w:lineRule="auto"/>
-        <w:jc w:val="both"/>
-        <w:rPr>
-          <w:rFonts w:ascii="Arial Narrow" w:eastAsia="Arial Narrow" w:hAnsi="Arial Narrow" w:cs="Arial Narrow"/>
-          <w:kern w:val="0"/>
-          <ns2:ligatures ns2:val="none"/>
-        </w:rPr>
-      </w:pPr>
-    </w:p>
-    <w:p ns2:paraId="0A292C9F" ns2:textId="22F8A3A5">
+    <w:p>
+      <w:pPr>
+        <w:spacing w:after="0" w:line="240" w:lineRule="auto"/>
+        <w:jc w:val="both"/>
+        <w:rPr>
+          <w:rFonts w:ascii="Arial Narrow" w:eastAsia="Arial Narrow" w:hAnsi="Arial Narrow" w:cs="Arial Narrow"/>
+          <w:kern w:val="0"/>
+          <w14:ligatures w14:val="none"/>
+        </w:rPr>
+      </w:pPr>
+    </w:p>
+    <w:p>
       <w:pPr>
         <w:spacing w:line="240" w:lineRule="auto"/>
         <w:contextualSpacing/>
@@ -2850,17 +2787,17 @@
         <w:rPr>
           <w:rFonts w:ascii="Arial Narrow" w:eastAsia="Calibri" w:hAnsi="Arial Narrow" w:cs="Arial"/>
           <w:kern w:val="0"/>
-          <ns2:ligatures ns2:val="none"/>
-        </w:rPr>
-      </w:pPr>
-      <w:r>
-        <w:rPr>
-          <w:rFonts w:ascii="Arial Narrow" w:eastAsia="Arial Narrow" w:hAnsi="Arial Narrow" w:cs="Arial Narrow"/>
-          <w:b/>
-          <w:color w:val="000000"/>
-          <w:kern w:val="0"/>
-          <w:lang w:eastAsia="es-PE"/>
-          <ns2:ligatures ns2:val="none"/>
+          <w14:ligatures w14:val="none"/>
+        </w:rPr>
+      </w:pPr>
+      <w:r>
+        <w:rPr>
+          <w:rFonts w:ascii="Arial Narrow" w:eastAsia="Arial Narrow" w:hAnsi="Arial Narrow" w:cs="Arial Narrow"/>
+          <w:b/>
+          <w:color w:val="000000"/>
+          <w:kern w:val="0"/>
+          <w:lang w:eastAsia="es-PE"/>
+          <w14:ligatures w14:val="none"/>
         </w:rPr>
         <w:t>SEGUNDO:</w:t>
       </w:r>
@@ -2870,7 +2807,7 @@
           <w:color w:val="000000"/>
           <w:kern w:val="0"/>
           <w:lang w:eastAsia="es-PE"/>
-          <ns2:ligatures ns2:val="none"/>
+          <w14:ligatures w14:val="none"/>
         </w:rPr>
         <w:t xml:space="preserve"> tener por ofrecidos los</w:t>
       </w:r>
@@ -2880,7 +2817,7 @@
           <w:color w:val="000000"/>
           <w:kern w:val="0"/>
           <w:lang w:eastAsia="es-PE"/>
-          <ns2:ligatures ns2:val="none"/>
+          <w14:ligatures w14:val="none"/>
         </w:rPr>
         <w:t xml:space="preserve"> medios probatorios presentados en el escrito de denuncia </w:t>
       </w:r>
@@ -2890,7 +2827,7 @@
           <w:color w:val="000000"/>
           <w:kern w:val="0"/>
           <w:lang w:val="es-ES" w:eastAsia="es-ES"/>
-          <ns2:ligatures ns2:val="none"/>
+          <w14:ligatures w14:val="none"/>
         </w:rPr>
         <w:t xml:space="preserve">del </w:t>
       </w:r>
@@ -2900,7 +2837,7 @@
           <w:color w:val="000000"/>
           <w:kern w:val="0"/>
           <w:lang w:val="es-ES" w:eastAsia="es-ES"/>
-          <ns2:ligatures ns2:val="none"/>
+          <w14:ligatures w14:val="none"/>
         </w:rPr>
         <w:t>28 de diciembre de 2025, subsanada mediante escrito del 2 de febrero de 2026</w:t>
       </w:r>
@@ -2908,12 +2845,12 @@
         <w:rPr>
           <w:rFonts w:ascii="Arial Narrow" w:eastAsia="Calibri" w:hAnsi="Arial Narrow" w:cs="Arial"/>
           <w:kern w:val="0"/>
-          <ns2:ligatures ns2:val="none"/>
+          <w14:ligatures w14:val="none"/>
         </w:rPr>
         <w:t>.</w:t>
       </w:r>
     </w:p>
-    <w:p ns2:paraId="68A17E97" ns2:textId="77777777">
+    <w:p>
       <w:pPr>
         <w:spacing w:line="240" w:lineRule="auto"/>
         <w:contextualSpacing/>
@@ -2923,30 +2860,30 @@
           <w:color w:val="000000"/>
           <w:kern w:val="0"/>
           <w:lang w:eastAsia="es-PE"/>
-          <ns2:ligatures ns2:val="none"/>
-        </w:rPr>
-      </w:pPr>
-    </w:p>
-    <w:p ns2:paraId="168254DA" ns2:textId="13506A86">
-      <w:pPr>
-        <w:spacing w:after="0" w:line="240" w:lineRule="auto"/>
-        <w:jc w:val="both"/>
-        <w:rPr>
-          <w:rFonts w:ascii="Arial Narrow" w:eastAsia="Arial Narrow" w:hAnsi="Arial Narrow" w:cs="Arial Narrow"/>
-          <w:color w:val="000000"/>
-          <w:kern w:val="0"/>
-          <w:lang w:eastAsia="es-PE"/>
-          <ns2:ligatures ns2:val="none"/>
-        </w:rPr>
-      </w:pPr>
-      <w:r>
-        <w:rPr>
-          <w:rFonts w:ascii="Arial Narrow" w:eastAsia="Arial Narrow" w:hAnsi="Arial Narrow" w:cs="Arial Narrow"/>
-          <w:b/>
-          <w:color w:val="000000"/>
-          <w:kern w:val="0"/>
-          <w:lang w:eastAsia="es-PE"/>
-          <ns2:ligatures ns2:val="none"/>
+          <w14:ligatures w14:val="none"/>
+        </w:rPr>
+      </w:pPr>
+    </w:p>
+    <w:p>
+      <w:pPr>
+        <w:spacing w:after="0" w:line="240" w:lineRule="auto"/>
+        <w:jc w:val="both"/>
+        <w:rPr>
+          <w:rFonts w:ascii="Arial Narrow" w:eastAsia="Arial Narrow" w:hAnsi="Arial Narrow" w:cs="Arial Narrow"/>
+          <w:color w:val="000000"/>
+          <w:kern w:val="0"/>
+          <w:lang w:eastAsia="es-PE"/>
+          <w14:ligatures w14:val="none"/>
+        </w:rPr>
+      </w:pPr>
+      <w:r>
+        <w:rPr>
+          <w:rFonts w:ascii="Arial Narrow" w:eastAsia="Arial Narrow" w:hAnsi="Arial Narrow" w:cs="Arial Narrow"/>
+          <w:b/>
+          <w:color w:val="000000"/>
+          <w:kern w:val="0"/>
+          <w:lang w:eastAsia="es-PE"/>
+          <w14:ligatures w14:val="none"/>
         </w:rPr>
         <w:t xml:space="preserve">TERCERO: </w:t>
       </w:r>
@@ -2956,7 +2893,7 @@
           <w:color w:val="000000"/>
           <w:kern w:val="0"/>
           <w:lang w:eastAsia="es-PE"/>
-          <ns2:ligatures ns2:val="none"/>
+          <w14:ligatures w14:val="none"/>
         </w:rPr>
         <w:t xml:space="preserve">requerir a </w:t>
       </w:r>
@@ -2966,7 +2903,7 @@
           <w:bCs/>
           <w:spacing w:val="-3"/>
           <w:kern w:val="0"/>
-          <ns2:ligatures ns2:val="none"/>
+          <w14:ligatures w14:val="none"/>
         </w:rPr>
         <w:t xml:space="preserve">Rímac Seguros y Reaseguros S.A. </w:t>
       </w:r>
@@ -2976,12 +2913,12 @@
           <w:color w:val="000000"/>
           <w:kern w:val="0"/>
           <w:lang w:eastAsia="es-PE"/>
-          <ns2:ligatures ns2:val="none"/>
+          <w14:ligatures w14:val="none"/>
         </w:rPr>
         <w:t xml:space="preserve"> que cumpla con lo siguiente:</w:t>
       </w:r>
     </w:p>
-    <w:p ns2:paraId="20FDFB8D" ns2:textId="77777777">
+    <w:p>
       <w:pPr>
         <w:spacing w:after="0" w:line="240" w:lineRule="auto"/>
         <w:jc w:val="both"/>
@@ -2990,11 +2927,11 @@
           <w:color w:val="000000"/>
           <w:kern w:val="0"/>
           <w:lang w:eastAsia="es-PE"/>
-          <ns2:ligatures ns2:val="none"/>
-        </w:rPr>
-      </w:pPr>
-    </w:p>
-    <w:p ns2:paraId="4AA80738" ns2:textId="77777777">
+          <w14:ligatures w14:val="none"/>
+        </w:rPr>
+      </w:pPr>
+    </w:p>
+    <w:p>
       <w:pPr>
         <w:numPr>
           <w:ilvl w:val="0"/>
@@ -3008,21 +2945,21 @@
           <w:color w:val="000000"/>
           <w:kern w:val="0"/>
           <w:lang w:eastAsia="es-PE"/>
-          <ns2:ligatures ns2:val="none"/>
-        </w:rPr>
-      </w:pPr>
-      <w:r>
-        <w:rPr>
-          <w:rFonts w:ascii="Arial Narrow" w:eastAsia="Arial Narrow" w:hAnsi="Arial Narrow" w:cs="Arial Narrow"/>
-          <w:color w:val="000000"/>
-          <w:kern w:val="0"/>
-          <w:lang w:eastAsia="es-PE"/>
-          <ns2:ligatures ns2:val="none"/>
+          <w14:ligatures w14:val="none"/>
+        </w:rPr>
+      </w:pPr>
+      <w:r>
+        <w:rPr>
+          <w:rFonts w:ascii="Arial Narrow" w:eastAsia="Arial Narrow" w:hAnsi="Arial Narrow" w:cs="Arial Narrow"/>
+          <w:color w:val="000000"/>
+          <w:kern w:val="0"/>
+          <w:lang w:eastAsia="es-PE"/>
+          <w14:ligatures w14:val="none"/>
         </w:rPr>
         <w:t>presentar documentos que acrediten su inscripción en los Registros Públicos o una declaración jurada que indique que cuenta con dicha inscripción;</w:t>
       </w:r>
     </w:p>
-    <w:p ns2:paraId="2B29D59F" ns2:textId="77777777">
+    <w:p>
       <w:pPr>
         <w:numPr>
           <w:ilvl w:val="0"/>
@@ -3036,21 +2973,21 @@
           <w:color w:val="000000"/>
           <w:kern w:val="0"/>
           <w:lang w:eastAsia="es-PE"/>
-          <ns2:ligatures ns2:val="none"/>
-        </w:rPr>
-      </w:pPr>
-      <w:r>
-        <w:rPr>
-          <w:rFonts w:ascii="Arial Narrow" w:eastAsia="Arial Narrow" w:hAnsi="Arial Narrow" w:cs="Arial Narrow"/>
-          <w:color w:val="000000"/>
-          <w:kern w:val="0"/>
-          <w:lang w:eastAsia="es-PE"/>
-          <ns2:ligatures ns2:val="none"/>
+          <w14:ligatures w14:val="none"/>
+        </w:rPr>
+      </w:pPr>
+      <w:r>
+        <w:rPr>
+          <w:rFonts w:ascii="Arial Narrow" w:eastAsia="Arial Narrow" w:hAnsi="Arial Narrow" w:cs="Arial Narrow"/>
+          <w:color w:val="000000"/>
+          <w:kern w:val="0"/>
+          <w:lang w:eastAsia="es-PE"/>
+          <w14:ligatures w14:val="none"/>
         </w:rPr>
         <w:t>presentar copia simple de las facultades de representación de su representante legal en el presente procedimiento o la declaración jurada que indique que cuenta con dichas facultades y que estas se encuentran vigentes;</w:t>
       </w:r>
     </w:p>
-    <w:p ns2:paraId="7EF50C46" ns2:textId="77777777">
+    <w:p>
       <w:pPr>
         <w:numPr>
           <w:ilvl w:val="0"/>
@@ -3064,21 +3001,21 @@
           <w:color w:val="000000"/>
           <w:kern w:val="0"/>
           <w:lang w:eastAsia="es-PE"/>
-          <ns2:ligatures ns2:val="none"/>
-        </w:rPr>
-      </w:pPr>
-      <w:r>
-        <w:rPr>
-          <w:rFonts w:ascii="Arial Narrow" w:eastAsia="Arial Narrow" w:hAnsi="Arial Narrow" w:cs="Arial Narrow"/>
-          <w:color w:val="000000"/>
-          <w:kern w:val="0"/>
-          <w:lang w:eastAsia="es-PE"/>
-          <ns2:ligatures ns2:val="none"/>
+          <w14:ligatures w14:val="none"/>
+        </w:rPr>
+      </w:pPr>
+      <w:r>
+        <w:rPr>
+          <w:rFonts w:ascii="Arial Narrow" w:eastAsia="Arial Narrow" w:hAnsi="Arial Narrow" w:cs="Arial Narrow"/>
+          <w:color w:val="000000"/>
+          <w:kern w:val="0"/>
+          <w:lang w:eastAsia="es-PE"/>
+          <w14:ligatures w14:val="none"/>
         </w:rPr>
         <w:t>consignar el Número de Registro Único de Contribuyentes (RUC); y,</w:t>
       </w:r>
     </w:p>
-    <w:p ns2:paraId="19E4DFA1" ns2:textId="77777777">
+    <w:p>
       <w:pPr>
         <w:numPr>
           <w:ilvl w:val="0"/>
@@ -3090,16 +3027,16 @@
         <w:rPr>
           <w:rFonts w:ascii="Arial Narrow" w:eastAsia="Calibri" w:hAnsi="Arial Narrow" w:cs="Arial"/>
           <w:kern w:val="0"/>
-          <ns2:ligatures ns2:val="none"/>
-        </w:rPr>
-      </w:pPr>
-      <w:r>
-        <w:rPr>
-          <w:rFonts w:ascii="Arial Narrow" w:eastAsia="Arial Narrow" w:hAnsi="Arial Narrow" w:cs="Arial Narrow"/>
-          <w:color w:val="000000"/>
-          <w:kern w:val="0"/>
-          <w:lang w:eastAsia="es-PE"/>
-          <ns2:ligatures ns2:val="none"/>
+          <w14:ligatures w14:val="none"/>
+        </w:rPr>
+      </w:pPr>
+      <w:r>
+        <w:rPr>
+          <w:rFonts w:ascii="Arial Narrow" w:eastAsia="Arial Narrow" w:hAnsi="Arial Narrow" w:cs="Arial Narrow"/>
+          <w:color w:val="000000"/>
+          <w:kern w:val="0"/>
+          <w:lang w:eastAsia="es-PE"/>
+          <w14:ligatures w14:val="none"/>
         </w:rPr>
         <w:t>fijar domicilio procesal para el procedimiento, de conformidad con el numeral 1 del artículo 442</w:t>
       </w:r>
@@ -3109,7 +3046,7 @@
           <w:color w:val="000000"/>
           <w:kern w:val="0"/>
           <w:lang w:eastAsia="es-PE"/>
-          <ns2:ligatures ns2:val="none"/>
+          <w14:ligatures w14:val="none"/>
         </w:rPr>
         <w:t/>
       </w:r>
@@ -3119,7 +3056,7 @@
           <w:color w:val="000000"/>
           <w:kern w:val="0"/>
           <w:lang w:eastAsia="es-PE"/>
-          <ns2:ligatures ns2:val="none"/>
+          <w14:ligatures w14:val="none"/>
         </w:rPr>
         <w:t xml:space="preserve"> del Código Procesal Civil. </w:t>
       </w:r>
@@ -3127,7 +3064,7 @@
         <w:rPr>
           <w:rFonts w:ascii="Arial Narrow" w:eastAsia="Calibri" w:hAnsi="Arial Narrow" w:cs="Arial"/>
           <w:kern w:val="0"/>
-          <ns2:ligatures ns2:val="none"/>
+          <w14:ligatures w14:val="none"/>
         </w:rPr>
         <w:t>Para ello podrá señalar domicilio físico o una dirección electrónica a la que pueda remitirse las notificaciones</w:t>
       </w:r>
@@ -3136,12 +3073,12 @@
           <w:rFonts w:ascii="Arial Narrow" w:eastAsia="Arial" w:hAnsi="Arial Narrow" w:cs="Arial"/>
           <w:kern w:val="0"/>
           <w:lang w:val="es"/>
-          <ns2:ligatures ns2:val="none"/>
+          <w14:ligatures w14:val="none"/>
         </w:rPr>
         <w:t>;</w:t>
       </w:r>
     </w:p>
-    <w:p ns2:paraId="7C63E340" ns2:textId="77777777">
+    <w:p>
       <w:pPr>
         <w:numPr>
           <w:ilvl w:val="0"/>
@@ -3153,14 +3090,14 @@
         <w:rPr>
           <w:rFonts w:ascii="Arial Narrow" w:eastAsia="Calibri" w:hAnsi="Arial Narrow" w:cs="Arial"/>
           <w:kern w:val="0"/>
-          <ns2:ligatures ns2:val="none"/>
+          <w14:ligatures w14:val="none"/>
         </w:rPr>
       </w:pPr>
       <w:r>
         <w:rPr>
           <w:rFonts w:ascii="Arial Narrow" w:eastAsia="Calibri" w:hAnsi="Arial Narrow" w:cs="Arial"/>
           <w:kern w:val="0"/>
-          <ns2:ligatures ns2:val="none"/>
+          <w14:ligatures w14:val="none"/>
         </w:rPr>
         <w:t>en caso califique como micro empresa o pequeña empresa, presentar los documentos que acrediten su volumen de ventas o ingresos brutos percibidos el año anterior relativo a todas sus actividades económicas y el número de trabajadores con el que cuenta</w:t>
       </w:r>
@@ -3170,7 +3107,7 @@
           <w:rFonts w:ascii="Arial Narrow" w:eastAsia="Calibri" w:hAnsi="Arial Narrow" w:cs="Arial"/>
           <w:kern w:val="0"/>
           <w:vertAlign w:val="superscript"/>
-          <ns2:ligatures ns2:val="none"/>
+          <w14:ligatures w14:val="none"/>
         </w:rPr>
         <w:footnoteReference w:id="5"/>
       </w:r>
@@ -3178,7 +3115,7 @@
         <w:rPr>
           <w:rFonts w:ascii="Arial Narrow" w:eastAsia="Calibri" w:hAnsi="Arial Narrow" w:cs="Arial"/>
           <w:kern w:val="0"/>
-          <ns2:ligatures ns2:val="none"/>
+          <w14:ligatures w14:val="none"/>
         </w:rPr>
         <w:t>. Ello, a fin de que la Comisión pueda meritar dicha documentación, conforme lo establece el artículo 110</w:t>
       </w:r>
@@ -3188,7 +3125,7 @@
           <w:color w:val="000000"/>
           <w:kern w:val="0"/>
           <w:lang w:eastAsia="es-PE"/>
-          <ns2:ligatures ns2:val="none"/>
+          <w14:ligatures w14:val="none"/>
         </w:rPr>
         <w:t/>
       </w:r>
@@ -3196,7 +3133,7 @@
         <w:rPr>
           <w:rFonts w:ascii="Arial Narrow" w:eastAsia="Calibri" w:hAnsi="Arial Narrow" w:cs="Arial"/>
           <w:kern w:val="0"/>
-          <ns2:ligatures ns2:val="none"/>
+          <w14:ligatures w14:val="none"/>
         </w:rPr>
         <w:t xml:space="preserve"> del </w:t>
       </w:r>
@@ -3205,7 +3142,7 @@
           <w:rFonts w:ascii="Arial Narrow" w:eastAsia="Calibri" w:hAnsi="Arial Narrow" w:cs="Arial"/>
           <w:spacing w:val="-2"/>
           <w:kern w:val="0"/>
-          <ns2:ligatures ns2:val="none"/>
+          <w14:ligatures w14:val="none"/>
         </w:rPr>
         <w:t>Código</w:t>
       </w:r>
@@ -3216,7 +3153,7 @@
           <w:spacing w:val="-2"/>
           <w:kern w:val="0"/>
           <w:vertAlign w:val="superscript"/>
-          <ns2:ligatures ns2:val="none"/>
+          <w14:ligatures w14:val="none"/>
         </w:rPr>
         <w:footnoteReference w:id="6"/>
       </w:r>
@@ -3225,12 +3162,12 @@
           <w:rFonts w:ascii="Arial Narrow" w:eastAsia="Calibri" w:hAnsi="Arial Narrow" w:cs="Arial"/>
           <w:spacing w:val="-2"/>
           <w:kern w:val="0"/>
-          <ns2:ligatures ns2:val="none"/>
+          <w14:ligatures w14:val="none"/>
         </w:rPr>
         <w:t>.</w:t>
       </w:r>
     </w:p>
-    <w:p ns2:paraId="1F11FE32" ns2:textId="77777777">
+    <w:p>
       <w:pPr>
         <w:spacing w:after="0" w:line="240" w:lineRule="auto"/>
         <w:ind w:left="567"/>
@@ -3240,20 +3177,20 @@
           <w:color w:val="000000"/>
           <w:kern w:val="0"/>
           <w:lang w:eastAsia="es-PE"/>
-          <ns2:ligatures ns2:val="none"/>
-        </w:rPr>
-      </w:pPr>
-    </w:p>
-    <w:p>
-      <w:pPr>
-        <w:spacing w:after="0" w:line="240" w:lineRule="auto"/>
-        <w:jc w:val="both"/>
-        <w:rPr>
-          <w:rFonts w:ascii="Arial Narrow" w:eastAsia="Arial Narrow" w:hAnsi="Arial Narrow" w:cs="Arial Narrow"/>
-          <w:color w:val="000000"/>
-          <w:kern w:val="0"/>
-          <w:lang w:eastAsia="es-PE"/>
-          <ns2:ligatures ns2:val="none"/>
+          <w14:ligatures w14:val="none"/>
+        </w:rPr>
+      </w:pPr>
+    </w:p>
+    <w:p>
+      <w:pPr>
+        <w:spacing w:after="0" w:line="240" w:lineRule="auto"/>
+        <w:jc w:val="both"/>
+        <w:rPr>
+          <w:rFonts w:ascii="Arial Narrow" w:eastAsia="Arial Narrow" w:hAnsi="Arial Narrow" w:cs="Arial Narrow"/>
+          <w:color w:val="000000"/>
+          <w:kern w:val="0"/>
+          <w:lang w:eastAsia="es-PE"/>
+          <w14:ligatures w14:val="none"/>
         </w:rPr>
       </w:pPr>
       <w:r>
@@ -3272,42 +3209,82 @@
           <w:sz w:val="20"/>
           <w:szCs w:val="20"/>
         </w:rPr>
-        <w:t xml:space="preserve">correr traslado de la presente resolución a Rímac Seguros y Reaseguros S.A. para que, de conformidad con lo dispuesto por el artículo 26 de la Ley sobre Facultades, Normas y Organización del Indecopi, aprobada por Decreto Legislativo 807, presente sus descargos sobre la imputación de cargos realizada en un plazo no mayor a cinco (5) días hábiles contado a partir del día siguiente de la notificación de la presente resolución, vencido el cual, el Secretario Técnico declarará en rebeldía al denunciado que no lo hubiera presentado. Debe precisarse que de conformidad con lo establecido por el artículo 223 del Texto Único Ordenado de la Ley 27444, Ley del Procedimiento Administrativo General, las alegaciones y los hechos relevantes de la reclamación, salvo que hayan sido específicamente negadas en la contestación, se tendrán por aceptadas o merituadas como ciertas.</w:t>
-      </w:r>
-    </w:p>
-    <w:p ns2:paraId="228F876C" ns2:textId="77777777">
-      <w:pPr>
-        <w:spacing w:after="0" w:line="240" w:lineRule="auto"/>
-        <w:jc w:val="both"/>
-        <w:rPr>
-          <w:rFonts w:ascii="Arial Narrow" w:eastAsia="Arial Narrow" w:hAnsi="Arial Narrow" w:cs="Arial Narrow"/>
-          <w:color w:val="000000"/>
-          <w:kern w:val="0"/>
-          <w:lang w:eastAsia="es-PE"/>
-          <ns2:ligatures ns2:val="none"/>
-        </w:rPr>
-      </w:pPr>
-    </w:p>
-    <w:p ns2:paraId="774AFBA5" ns2:textId="49F59CC5">
-      <w:pPr>
-        <w:spacing w:after="0" w:line="240" w:lineRule="auto"/>
-        <w:jc w:val="both"/>
-        <w:rPr>
-          <w:rFonts w:ascii="Arial Narrow" w:eastAsia="Times New Roman" w:hAnsi="Arial Narrow" w:cs="Arial"/>
-          <w:color w:val="000000"/>
-          <w:kern w:val="0"/>
+        <w:t xml:space="preserve">correr traslado de la presente resolución a Rímac Seguros y Reaseguros S.A. para que, de conformidad con lo dispuesto por el artículo 26 de la Ley sobre Facultades, Normas y Organización del Indecopi, aprobada por Decreto Legislativo 807</w:t>
+      </w:r>
+      <w:r>
+        <w:rPr>
+          <w:rStyle w:val="Refdenotaalpie"/>
+          <w:rFonts w:ascii="Arial Narrow" w:eastAsia="Times New Roman" w:hAnsi="Arial Narrow" w:cs="Times New Roman"/>
+          <w:color w:val="000000"/>
+          <w:kern w:val="0"/>
+          <w:vertAlign w:val="superscript"/>
           <w:lang w:val="es-ES" w:eastAsia="es-ES"/>
-          <ns2:ligatures ns2:val="none"/>
-        </w:rPr>
-      </w:pPr>
-      <w:r>
-        <w:rPr>
-          <w:rFonts w:ascii="Arial Narrow" w:eastAsia="Arial Narrow" w:hAnsi="Arial Narrow" w:cs="Arial Narrow"/>
-          <w:b/>
-          <w:color w:val="000000"/>
-          <w:kern w:val="0"/>
-          <w:lang w:eastAsia="es-PE"/>
-          <ns2:ligatures ns2:val="none"/>
+          <w14:ligatures w14:val="none"/>
+        </w:rPr>
+        <w:footnoteReference w:id="12"/>
+      </w:r>
+      <w:r>
+        <w:rPr>
+          <w:rFonts w:ascii="Arial Narrow" w:hAnsi="Arial Narrow" w:cs="Arial Narrow"/>
+          <w:sz w:val="20"/>
+          <w:szCs w:val="20"/>
+        </w:rPr>
+        <w:t xml:space="preserve">, presente sus descargos sobre la imputación de cargos realizada en un plazo no mayor a cinco (5) días hábiles contado a partir del día siguiente de la notificación de la presente resolución, vencido el cual, el Secretario Técnico declarará en rebeldía al denunciado que no lo hubiera presentado. Debe precisarse que de conformidad con lo establecido por el artículo 223 del Texto Único Ordenado de la Ley 27444, Ley del Procedimiento Administrativo General</w:t>
+      </w:r>
+      <w:r>
+        <w:rPr>
+          <w:rStyle w:val="Refdenotaalpie"/>
+          <w:rFonts w:ascii="Arial Narrow" w:eastAsia="Times New Roman" w:hAnsi="Arial Narrow" w:cs="Times New Roman"/>
+          <w:color w:val="000000"/>
+          <w:kern w:val="0"/>
+          <w:vertAlign w:val="superscript"/>
+          <w:lang w:val="es-ES" w:eastAsia="es-ES"/>
+          <w14:ligatures w14:val="none"/>
+        </w:rPr>
+        <w:footnoteReference w:id="13"/>
+      </w:r>
+      <w:r>
+        <w:rPr>
+          <w:rFonts w:ascii="Arial Narrow" w:hAnsi="Arial Narrow" w:cs="Arial Narrow"/>
+          <w:sz w:val="20"/>
+          <w:szCs w:val="20"/>
+        </w:rPr>
+        <w:t xml:space="preserve">, las alegaciones y los hechos relevantes de la reclamación, salvo que hayan sido específicamente negadas en la contestación, se tendrán por aceptadas o merituadas como ciertas.</w:t>
+      </w:r>
+    </w:p>
+    <w:p>
+      <w:pPr>
+        <w:spacing w:after="0" w:line="240" w:lineRule="auto"/>
+        <w:jc w:val="both"/>
+        <w:rPr>
+          <w:rFonts w:ascii="Arial Narrow" w:eastAsia="Arial Narrow" w:hAnsi="Arial Narrow" w:cs="Arial Narrow"/>
+          <w:color w:val="000000"/>
+          <w:kern w:val="0"/>
+          <w:lang w:eastAsia="es-PE"/>
+          <w14:ligatures w14:val="none"/>
+        </w:rPr>
+      </w:pPr>
+    </w:p>
+    <w:p>
+      <w:pPr>
+        <w:spacing w:after="0" w:line="240" w:lineRule="auto"/>
+        <w:jc w:val="both"/>
+        <w:rPr>
+          <w:rFonts w:ascii="Arial Narrow" w:eastAsia="Times New Roman" w:hAnsi="Arial Narrow" w:cs="Arial"/>
+          <w:color w:val="000000"/>
+          <w:kern w:val="0"/>
+          <w:lang w:val="es-ES" w:eastAsia="es-ES"/>
+          <w14:ligatures w14:val="none"/>
+        </w:rPr>
+      </w:pPr>
+      <w:r>
+        <w:rPr>
+          <w:rFonts w:ascii="Arial Narrow" w:eastAsia="Arial Narrow" w:hAnsi="Arial Narrow" w:cs="Arial Narrow"/>
+          <w:b/>
+          <w:color w:val="000000"/>
+          <w:kern w:val="0"/>
+          <w:lang w:eastAsia="es-PE"/>
+          <w14:ligatures w14:val="none"/>
         </w:rPr>
         <w:t xml:space="preserve">QUINTO: </w:t>
       </w:r>
@@ -3318,7 +3295,7 @@
           <w:color w:val="000000"/>
           <w:kern w:val="0"/>
           <w:lang w:eastAsia="es-ES"/>
-          <ns2:ligatures ns2:val="none"/>
+          <w14:ligatures w14:val="none"/>
         </w:rPr>
         <w:t xml:space="preserve">requerir </w:t>
       </w:r>
@@ -3328,7 +3305,7 @@
           <w:color w:val="000000"/>
           <w:kern w:val="0"/>
           <w:lang w:val="es-ES" w:eastAsia="es-ES"/>
-          <ns2:ligatures ns2:val="none"/>
+          <w14:ligatures w14:val="none"/>
         </w:rPr>
         <w:t xml:space="preserve">que, en un </w:t>
       </w:r>
@@ -3338,7 +3315,7 @@
           <w:color w:val="000000"/>
           <w:kern w:val="0"/>
           <w:lang w:eastAsia="es-ES"/>
-          <ns2:ligatures ns2:val="none"/>
+          <w14:ligatures w14:val="none"/>
         </w:rPr>
         <w:t>plazo no mayor de cinco (5) días hábiles contado a partir del día siguiente de la notificación de la presente resolución</w:t>
       </w:r>
@@ -3349,7 +3326,7 @@
           <w:color w:val="000000"/>
           <w:kern w:val="0"/>
           <w:lang w:eastAsia="es-ES"/>
-          <ns2:ligatures ns2:val="none"/>
+          <w14:ligatures w14:val="none"/>
         </w:rPr>
         <w:t xml:space="preserve">, </w:t>
       </w:r>
@@ -3361,7 +3338,7 @@
           <w:kern w:val="0"/>
           <w:shd w:val="clear" w:color="auto" w:fill="FFFFFF"/>
           <w:lang w:eastAsia="es-PE"/>
-          <ns2:ligatures ns2:val="none"/>
+          <w14:ligatures w14:val="none"/>
         </w:rPr>
         <w:t>el proveedor denunciado</w:t>
       </w:r>
@@ -3371,7 +3348,7 @@
           <w:color w:val="000000"/>
           <w:kern w:val="0"/>
           <w:lang w:eastAsia="es-ES"/>
-          <ns2:ligatures ns2:val="none"/>
+          <w14:ligatures w14:val="none"/>
         </w:rPr>
         <w:t xml:space="preserve"> </w:t>
       </w:r>
@@ -3382,7 +3359,7 @@
           <w:color w:val="000000"/>
           <w:kern w:val="0"/>
           <w:lang w:val="es-ES" w:eastAsia="es-ES"/>
-          <ns2:ligatures ns2:val="none"/>
+          <w14:ligatures w14:val="none"/>
         </w:rPr>
         <w:t xml:space="preserve">cumpla con: </w:t>
       </w:r>
@@ -3392,7 +3369,7 @@
           <w:color w:val="000000"/>
           <w:kern w:val="0"/>
           <w:lang w:val="es-ES" w:eastAsia="es-ES"/>
-          <ns2:ligatures ns2:val="none"/>
+          <w14:ligatures w14:val="none"/>
         </w:rPr>
         <w:t xml:space="preserve">(i) presentar una copia completa, legible y debidamente suscrita de la </w:t>
       </w:r>
@@ -3402,7 +3379,7 @@
           <w:color w:val="000000"/>
           <w:kern w:val="0"/>
           <w:lang w:eastAsia="es-ES"/>
-          <ns2:ligatures ns2:val="none"/>
+          <w14:ligatures w14:val="none"/>
         </w:rPr>
         <w:t xml:space="preserve">Póliza V-0369578 </w:t>
       </w:r>
@@ -3412,7 +3389,7 @@
           <w:color w:val="000000"/>
           <w:kern w:val="0"/>
           <w:lang w:val="es-ES" w:eastAsia="es-ES"/>
-          <ns2:ligatures ns2:val="none"/>
+          <w14:ligatures w14:val="none"/>
         </w:rPr>
         <w:t xml:space="preserve">del </w:t>
       </w:r>
@@ -3422,7 +3399,7 @@
           <w:color w:val="000000"/>
           <w:kern w:val="0"/>
           <w:lang w:eastAsia="es-ES"/>
-          <ns2:ligatures ns2:val="none"/>
+          <w14:ligatures w14:val="none"/>
         </w:rPr>
         <w:t>Seguro de Protección familiar</w:t>
       </w:r>
@@ -3432,7 +3409,7 @@
           <w:color w:val="000000"/>
           <w:kern w:val="0"/>
           <w:lang w:val="es-ES" w:eastAsia="es-ES"/>
-          <ns2:ligatures ns2:val="none"/>
+          <w14:ligatures w14:val="none"/>
         </w:rPr>
         <w:t>, así como el cargo de remisión de la póliza; (ii) presentar los medios probatorios que acrediten que a negativa de otorgamiento de cobertura fue justificada; (iii) presentar los medios probatorios que acrediten que la suspensión de los descuentos automáticos del pago de primas de la Póliza V-0369578 fue justificada; y, (iv) presentar todas las comunicaciones cursadas con la parte denunciante en virtud de los hechos materia de denuncia</w:t>
       </w:r>
@@ -3442,12 +3419,12 @@
           <w:color w:val="000000"/>
           <w:kern w:val="0"/>
           <w:lang w:val="es-ES" w:eastAsia="es-ES"/>
-          <ns2:ligatures ns2:val="none"/>
+          <w14:ligatures w14:val="none"/>
         </w:rPr>
         <w:t>.</w:t>
       </w:r>
     </w:p>
-    <w:p ns2:paraId="12A4D8BD" ns2:textId="77777777">
+    <w:p>
       <w:pPr>
         <w:spacing w:after="0" w:line="240" w:lineRule="auto"/>
         <w:jc w:val="both"/>
@@ -3457,30 +3434,30 @@
           <w:color w:val="000000"/>
           <w:kern w:val="0"/>
           <w:lang w:val="es-ES" w:eastAsia="es-PE"/>
-          <ns2:ligatures ns2:val="none"/>
-        </w:rPr>
-      </w:pPr>
-    </w:p>
-    <w:p ns2:paraId="591B7E6F" ns2:textId="77777777">
-      <w:pPr>
-        <w:spacing w:after="0" w:line="240" w:lineRule="auto"/>
-        <w:jc w:val="both"/>
-        <w:rPr>
-          <w:rFonts w:ascii="Arial Narrow" w:eastAsia="Arial Narrow" w:hAnsi="Arial Narrow" w:cs="Arial Narrow"/>
-          <w:color w:val="000000"/>
-          <w:kern w:val="0"/>
-          <w:lang w:eastAsia="es-PE"/>
-          <ns2:ligatures ns2:val="none"/>
-        </w:rPr>
-      </w:pPr>
-      <w:r>
-        <w:rPr>
-          <w:rFonts w:ascii="Arial Narrow" w:eastAsia="Arial Narrow" w:hAnsi="Arial Narrow" w:cs="Arial Narrow"/>
-          <w:b/>
-          <w:color w:val="000000"/>
-          <w:kern w:val="0"/>
-          <w:lang w:eastAsia="es-PE"/>
-          <ns2:ligatures ns2:val="none"/>
+          <w14:ligatures w14:val="none"/>
+        </w:rPr>
+      </w:pPr>
+    </w:p>
+    <w:p>
+      <w:pPr>
+        <w:spacing w:after="0" w:line="240" w:lineRule="auto"/>
+        <w:jc w:val="both"/>
+        <w:rPr>
+          <w:rFonts w:ascii="Arial Narrow" w:eastAsia="Arial Narrow" w:hAnsi="Arial Narrow" w:cs="Arial Narrow"/>
+          <w:color w:val="000000"/>
+          <w:kern w:val="0"/>
+          <w:lang w:eastAsia="es-PE"/>
+          <w14:ligatures w14:val="none"/>
+        </w:rPr>
+      </w:pPr>
+      <w:r>
+        <w:rPr>
+          <w:rFonts w:ascii="Arial Narrow" w:eastAsia="Arial Narrow" w:hAnsi="Arial Narrow" w:cs="Arial Narrow"/>
+          <w:b/>
+          <w:color w:val="000000"/>
+          <w:kern w:val="0"/>
+          <w:lang w:eastAsia="es-PE"/>
+          <w14:ligatures w14:val="none"/>
         </w:rPr>
         <w:t>SEXTO:</w:t>
       </w:r>
@@ -3490,7 +3467,7 @@
           <w:color w:val="000000"/>
           <w:kern w:val="0"/>
           <w:lang w:eastAsia="es-PE"/>
-          <ns2:ligatures ns2:val="none"/>
+          <w14:ligatures w14:val="none"/>
         </w:rPr>
         <w:t xml:space="preserve"> </w:t>
       </w:r>
@@ -3501,7 +3478,7 @@
           <w:color w:val="000000"/>
           <w:kern w:val="0"/>
           <w:lang w:eastAsia="es-PE"/>
-          <ns2:ligatures ns2:val="none"/>
+          <w14:ligatures w14:val="none"/>
         </w:rPr>
         <w:t>informar a las partes que el artículo 110</w:t>
       </w:r>
@@ -3511,7 +3488,7 @@
           <w:color w:val="000000"/>
           <w:kern w:val="0"/>
           <w:lang w:eastAsia="es-PE"/>
-          <ns2:ligatures ns2:val="none"/>
+          <w14:ligatures w14:val="none"/>
         </w:rPr>
         <w:t/>
       </w:r>
@@ -3521,7 +3498,7 @@
           <w:color w:val="000000"/>
           <w:kern w:val="0"/>
           <w:lang w:eastAsia="es-PE"/>
-          <ns2:ligatures ns2:val="none"/>
+          <w14:ligatures w14:val="none"/>
         </w:rPr>
         <w:t xml:space="preserve"> de la Ley 29571, Código de Protección y Defensa del Consumidor</w:t>
       </w:r>
@@ -3533,7 +3510,7 @@
           <w:kern w:val="0"/>
           <w:vertAlign w:val="superscript"/>
           <w:lang w:eastAsia="es-PE"/>
-          <ns2:ligatures ns2:val="none"/>
+          <w14:ligatures w14:val="none"/>
         </w:rPr>
         <w:footnoteReference w:id="7"/>
       </w:r>
@@ -3543,7 +3520,7 @@
           <w:color w:val="000000"/>
           <w:kern w:val="0"/>
           <w:lang w:eastAsia="es-PE"/>
-          <ns2:ligatures ns2:val="none"/>
+          <w14:ligatures w14:val="none"/>
         </w:rPr>
         <w:t>, faculta a la Comisión a calificar las infracciones de la referida norma como leves, graves o muy graves e imponer sanciones que van desde una amonestación hasta una multa por un máximo de 450 Unidades Impositivas Tributarias, sin perjuicio de las medidas correctivas, reparadoras y complementarias, que puedan ordenarse de acuerdo a lo estipulado en los artículos 114</w:t>
       </w:r>
@@ -3553,7 +3530,7 @@
           <w:color w:val="000000"/>
           <w:kern w:val="0"/>
           <w:lang w:eastAsia="es-PE"/>
-          <ns2:ligatures ns2:val="none"/>
+          <w14:ligatures w14:val="none"/>
         </w:rPr>
         <w:t/>
       </w:r>
@@ -3563,7 +3540,7 @@
           <w:color w:val="000000"/>
           <w:kern w:val="0"/>
           <w:lang w:eastAsia="es-PE"/>
-          <ns2:ligatures ns2:val="none"/>
+          <w14:ligatures w14:val="none"/>
         </w:rPr>
         <w:t>, 115</w:t>
       </w:r>
@@ -3573,7 +3550,7 @@
           <w:color w:val="000000"/>
           <w:kern w:val="0"/>
           <w:lang w:eastAsia="es-PE"/>
-          <ns2:ligatures ns2:val="none"/>
+          <w14:ligatures w14:val="none"/>
         </w:rPr>
         <w:t/>
       </w:r>
@@ -3583,7 +3560,7 @@
           <w:color w:val="000000"/>
           <w:kern w:val="0"/>
           <w:lang w:eastAsia="es-PE"/>
-          <ns2:ligatures ns2:val="none"/>
+          <w14:ligatures w14:val="none"/>
         </w:rPr>
         <w:t xml:space="preserve"> y 116</w:t>
       </w:r>
@@ -3593,7 +3570,7 @@
           <w:color w:val="000000"/>
           <w:kern w:val="0"/>
           <w:lang w:eastAsia="es-PE"/>
-          <ns2:ligatures ns2:val="none"/>
+          <w14:ligatures w14:val="none"/>
         </w:rPr>
         <w:t/>
       </w:r>
@@ -3603,7 +3580,7 @@
           <w:color w:val="000000"/>
           <w:kern w:val="0"/>
           <w:lang w:eastAsia="es-PE"/>
-          <ns2:ligatures ns2:val="none"/>
+          <w14:ligatures w14:val="none"/>
         </w:rPr>
         <w:t xml:space="preserve"> de la referida norma</w:t>
       </w:r>
@@ -3615,7 +3592,7 @@
           <w:kern w:val="0"/>
           <w:vertAlign w:val="superscript"/>
           <w:lang w:eastAsia="es-PE"/>
-          <ns2:ligatures ns2:val="none"/>
+          <w14:ligatures w14:val="none"/>
         </w:rPr>
         <w:footnoteReference w:id="8"/>
       </w:r>
@@ -3625,7 +3602,7 @@
           <w:color w:val="000000"/>
           <w:kern w:val="0"/>
           <w:lang w:eastAsia="es-PE"/>
-          <ns2:ligatures ns2:val="none"/>
+          <w14:ligatures w14:val="none"/>
         </w:rPr>
         <w:t xml:space="preserve">. </w:t>
       </w:r>
@@ -3636,7 +3613,7 @@
           <w:color w:val="000000"/>
           <w:kern w:val="0"/>
           <w:lang w:eastAsia="es-PE"/>
-          <ns2:ligatures ns2:val="none"/>
+          <w14:ligatures w14:val="none"/>
         </w:rPr>
         <w:lastRenderedPageBreak/>
         <w:t>Asimismo, se consideran circunstancias atenuantes para la graduación de la sanción, el allanamiento de la denuncia o el reconocimiento de las pretensiones en ella contenidas, de acuerdo con el artículo 112</w:t>
@@ -3647,7 +3624,7 @@
           <w:color w:val="000000"/>
           <w:kern w:val="0"/>
           <w:lang w:eastAsia="es-PE"/>
-          <ns2:ligatures ns2:val="none"/>
+          <w14:ligatures w14:val="none"/>
         </w:rPr>
         <w:t/>
       </w:r>
@@ -3657,7 +3634,7 @@
           <w:color w:val="000000"/>
           <w:kern w:val="0"/>
           <w:lang w:eastAsia="es-PE"/>
-          <ns2:ligatures ns2:val="none"/>
+          <w14:ligatures w14:val="none"/>
         </w:rPr>
         <w:t xml:space="preserve"> del Código</w:t>
       </w:r>
@@ -3669,7 +3646,7 @@
           <w:kern w:val="0"/>
           <w:vertAlign w:val="superscript"/>
           <w:lang w:eastAsia="es-PE"/>
-          <ns2:ligatures ns2:val="none"/>
+          <w14:ligatures w14:val="none"/>
         </w:rPr>
         <w:footnoteReference w:id="9"/>
       </w:r>
@@ -3679,12 +3656,12 @@
           <w:color w:val="000000"/>
           <w:kern w:val="0"/>
           <w:lang w:eastAsia="es-PE"/>
-          <ns2:ligatures ns2:val="none"/>
+          <w14:ligatures w14:val="none"/>
         </w:rPr>
         <w:t>.</w:t>
       </w:r>
     </w:p>
-    <w:p ns2:paraId="0ECE55DF" ns2:textId="77777777">
+    <w:p>
       <w:pPr>
         <w:shd w:val="clear" w:color="auto" w:fill="FFFFFF"/>
         <w:spacing w:after="0" w:line="240" w:lineRule="auto"/>
@@ -3695,11 +3672,11 @@
           <w:color w:val="000000"/>
           <w:kern w:val="0"/>
           <w:lang w:eastAsia="es-PE"/>
-          <ns2:ligatures ns2:val="none"/>
-        </w:rPr>
-      </w:pPr>
-    </w:p>
-    <w:p ns2:paraId="1CC114EB" ns2:textId="77777777">
+          <w14:ligatures w14:val="none"/>
+        </w:rPr>
+      </w:pPr>
+    </w:p>
+    <w:p>
       <w:pPr>
         <w:shd w:val="clear" w:color="auto" w:fill="FFFFFF"/>
         <w:spacing w:after="0" w:line="240" w:lineRule="auto"/>
@@ -3709,17 +3686,17 @@
           <w:color w:val="000000"/>
           <w:kern w:val="0"/>
           <w:lang w:eastAsia="es-PE"/>
-          <ns2:ligatures ns2:val="none"/>
-        </w:rPr>
-      </w:pPr>
-      <w:r>
-        <w:rPr>
-          <w:rFonts w:ascii="Arial Narrow" w:eastAsia="Arial Narrow" w:hAnsi="Arial Narrow" w:cs="Arial Narrow"/>
-          <w:b/>
-          <w:color w:val="000000"/>
-          <w:kern w:val="0"/>
-          <w:lang w:eastAsia="es-PE"/>
-          <ns2:ligatures ns2:val="none"/>
+          <w14:ligatures w14:val="none"/>
+        </w:rPr>
+      </w:pPr>
+      <w:r>
+        <w:rPr>
+          <w:rFonts w:ascii="Arial Narrow" w:eastAsia="Arial Narrow" w:hAnsi="Arial Narrow" w:cs="Arial Narrow"/>
+          <w:b/>
+          <w:color w:val="000000"/>
+          <w:kern w:val="0"/>
+          <w:lang w:eastAsia="es-PE"/>
+          <w14:ligatures w14:val="none"/>
         </w:rPr>
         <w:t>SÉTIMO:</w:t>
       </w:r>
@@ -3729,7 +3706,7 @@
           <w:color w:val="000000"/>
           <w:kern w:val="0"/>
           <w:lang w:eastAsia="es-PE"/>
-          <ns2:ligatures ns2:val="none"/>
+          <w14:ligatures w14:val="none"/>
         </w:rPr>
         <w:t xml:space="preserve"> informar a las partes que conforme a lo establecido en el artículo 39</w:t>
       </w:r>
@@ -3739,7 +3716,7 @@
           <w:color w:val="000000"/>
           <w:kern w:val="0"/>
           <w:lang w:eastAsia="es-PE"/>
-          <ns2:ligatures ns2:val="none"/>
+          <w14:ligatures w14:val="none"/>
         </w:rPr>
         <w:t/>
       </w:r>
@@ -3749,12 +3726,12 @@
           <w:color w:val="000000"/>
           <w:kern w:val="0"/>
           <w:lang w:eastAsia="es-PE"/>
-          <ns2:ligatures ns2:val="none"/>
+          <w14:ligatures w14:val="none"/>
         </w:rPr>
         <w:t xml:space="preserve"> de la Ley sobre Facultades, Normas y Organización del Indecopi, aprobada por Decreto Legislativo 807, los gastos por los peritajes realizados, actuación de pruebas, inspecciones y otros derivados de la tramitación del proceso serán de cargo de la parte que solicita la prueba, salvo pacto en contrario. En todos los casos, la resolución final determinará si los gastos deben ser asumidos por alguna de las partes, o reembolsados a la otra parte o al Indecopi, según sea el caso, de manera adicional a la sanción que haya podido imponerse. </w:t>
       </w:r>
     </w:p>
-    <w:p ns2:paraId="364C4B19" ns2:textId="77777777">
+    <w:p>
       <w:pPr>
         <w:shd w:val="clear" w:color="auto" w:fill="FFFFFF"/>
         <w:spacing w:after="0" w:line="240" w:lineRule="auto"/>
@@ -3764,11 +3741,11 @@
           <w:color w:val="000000"/>
           <w:kern w:val="0"/>
           <w:lang w:eastAsia="es-PE"/>
-          <ns2:ligatures ns2:val="none"/>
-        </w:rPr>
-      </w:pPr>
-    </w:p>
-    <w:p ns2:paraId="27E9BBC0" ns2:textId="77777777">
+          <w14:ligatures w14:val="none"/>
+        </w:rPr>
+      </w:pPr>
+    </w:p>
+    <w:p>
       <w:pPr>
         <w:suppressAutoHyphens/>
         <w:spacing w:after="0" w:line="240" w:lineRule="auto"/>
@@ -3777,7 +3754,7 @@
           <w:rFonts w:ascii="Arial Narrow" w:eastAsia="Calibri" w:hAnsi="Arial Narrow" w:cs="Arial"/>
           <w:kern w:val="0"/>
           <w:u w:val="single"/>
-          <ns2:ligatures ns2:val="none"/>
+          <w14:ligatures w14:val="none"/>
         </w:rPr>
       </w:pPr>
       <w:r>
@@ -3786,7 +3763,7 @@
           <w:b/>
           <w:bCs/>
           <w:kern w:val="0"/>
-          <ns2:ligatures ns2:val="none"/>
+          <w14:ligatures w14:val="none"/>
         </w:rPr>
         <w:t>OCTAVO</w:t>
       </w:r>
@@ -3795,7 +3772,7 @@
           <w:rFonts w:ascii="Arial Narrow" w:eastAsia="Calibri" w:hAnsi="Arial Narrow" w:cs="Arial"/>
           <w:b/>
           <w:kern w:val="0"/>
-          <ns2:ligatures ns2:val="none"/>
+          <w14:ligatures w14:val="none"/>
         </w:rPr>
         <w:t>:</w:t>
       </w:r>
@@ -3803,7 +3780,7 @@
         <w:rPr>
           <w:rFonts w:ascii="Arial Narrow" w:eastAsia="Calibri" w:hAnsi="Arial Narrow" w:cs="Arial"/>
           <w:kern w:val="0"/>
-          <ns2:ligatures ns2:val="none"/>
+          <w14:ligatures w14:val="none"/>
         </w:rPr>
         <w:t xml:space="preserve"> comunicar a las partes que, de acuerdo a lo señalado por el artículo 29</w:t>
       </w:r>
@@ -3813,7 +3790,7 @@
           <w:color w:val="000000"/>
           <w:kern w:val="0"/>
           <w:lang w:eastAsia="es-PE"/>
-          <ns2:ligatures ns2:val="none"/>
+          <w14:ligatures w14:val="none"/>
         </w:rPr>
         <w:t/>
       </w:r>
@@ -3821,7 +3798,7 @@
         <w:rPr>
           <w:rFonts w:ascii="Arial Narrow" w:eastAsia="Calibri" w:hAnsi="Arial Narrow" w:cs="Arial"/>
           <w:kern w:val="0"/>
-          <ns2:ligatures ns2:val="none"/>
+          <w14:ligatures w14:val="none"/>
         </w:rPr>
         <w:t xml:space="preserve"> del Decreto Legislativo 807</w:t>
       </w:r>
@@ -3831,7 +3808,7 @@
           <w:rFonts w:ascii="Arial Narrow" w:eastAsia="Calibri" w:hAnsi="Arial Narrow" w:cs="Arial"/>
           <w:kern w:val="0"/>
           <w:vertAlign w:val="superscript"/>
-          <ns2:ligatures ns2:val="none"/>
+          <w14:ligatures w14:val="none"/>
         </w:rPr>
         <w:footnoteReference w:id="10"/>
       </w:r>
@@ -3839,7 +3816,7 @@
         <w:rPr>
           <w:rFonts w:ascii="Arial Narrow" w:eastAsia="Calibri" w:hAnsi="Arial Narrow" w:cs="Arial"/>
           <w:kern w:val="0"/>
-          <ns2:ligatures ns2:val="none"/>
+          <w14:ligatures w14:val="none"/>
         </w:rPr>
         <w:t xml:space="preserve">, hasta antes de la emisión de la Resolución Final tienen la posibilidad de solicitar una audiencia </w:t>
       </w:r>
@@ -3847,7 +3824,7 @@
         <w:rPr>
           <w:rFonts w:ascii="Arial Narrow" w:eastAsia="Calibri" w:hAnsi="Arial Narrow" w:cs="Arial"/>
           <w:kern w:val="0"/>
-          <ns2:ligatures ns2:val="none"/>
+          <w14:ligatures w14:val="none"/>
         </w:rPr>
         <w:lastRenderedPageBreak/>
         <w:t xml:space="preserve">de conciliación. En caso deleguen a favor de una tercera persona su actuación en la diligencia programada, esta deberá presentar un poder especial con firma legalizada ante Notario Público, donde conste </w:t>
@@ -3857,7 +3834,7 @@
           <w:rFonts w:ascii="Arial Narrow" w:eastAsia="Calibri" w:hAnsi="Arial Narrow" w:cs="Arial"/>
           <w:kern w:val="0"/>
           <w:u w:val="single"/>
-          <ns2:ligatures ns2:val="none"/>
+          <w14:ligatures w14:val="none"/>
         </w:rPr>
         <w:t>expresamente su facultad para asistir y conciliar en su representación</w:t>
       </w:r>
@@ -3866,7 +3843,7 @@
           <w:rFonts w:ascii="Arial Narrow" w:eastAsia="Calibri" w:hAnsi="Arial Narrow" w:cs="Arial"/>
           <w:bCs/>
           <w:kern w:val="0"/>
-          <ns2:ligatures ns2:val="none"/>
+          <w14:ligatures w14:val="none"/>
         </w:rPr>
         <w:t>.</w:t>
       </w:r>
@@ -3876,7 +3853,7 @@
           <w:b/>
           <w:bCs/>
           <w:kern w:val="0"/>
-          <ns2:ligatures ns2:val="none"/>
+          <w14:ligatures w14:val="none"/>
         </w:rPr>
         <w:t xml:space="preserve"> </w:t>
       </w:r>
@@ -3885,12 +3862,12 @@
           <w:rFonts w:ascii="Arial Narrow" w:eastAsia="Calibri" w:hAnsi="Arial Narrow" w:cs="Arial"/>
           <w:kern w:val="0"/>
           <w:u w:val="single"/>
-          <ns2:ligatures ns2:val="none"/>
+          <w14:ligatures w14:val="none"/>
         </w:rPr>
         <w:t xml:space="preserve">Ello bajo apercibimiento de no realizar la audiencia de conciliación y levantar el acta de inasistencia correspondiente. </w:t>
       </w:r>
     </w:p>
-    <w:p ns2:paraId="4CD47B08" ns2:textId="77777777">
+    <w:p>
       <w:pPr>
         <w:suppressAutoHyphens/>
         <w:spacing w:after="0" w:line="240" w:lineRule="auto"/>
@@ -3899,11 +3876,11 @@
           <w:rFonts w:ascii="Arial Narrow" w:eastAsia="Calibri" w:hAnsi="Arial Narrow" w:cs="Arial"/>
           <w:kern w:val="0"/>
           <w:u w:val="single"/>
-          <ns2:ligatures ns2:val="none"/>
-        </w:rPr>
-      </w:pPr>
-    </w:p>
-    <w:p ns2:paraId="0E80CA49" ns2:textId="77777777">
+          <w14:ligatures w14:val="none"/>
+        </w:rPr>
+      </w:pPr>
+    </w:p>
+    <w:p>
       <w:pPr>
         <w:suppressAutoHyphens/>
         <w:spacing w:after="0" w:line="240" w:lineRule="auto"/>
@@ -3913,7 +3890,7 @@
           <w:color w:val="000000"/>
           <w:kern w:val="0"/>
           <w:lang w:eastAsia="es-PE"/>
-          <ns2:ligatures ns2:val="none"/>
+          <w14:ligatures w14:val="none"/>
         </w:rPr>
       </w:pPr>
       <w:r>
@@ -3923,7 +3900,7 @@
           <w:color w:val="000000"/>
           <w:kern w:val="0"/>
           <w:lang w:eastAsia="es-PE"/>
-          <ns2:ligatures ns2:val="none"/>
+          <w14:ligatures w14:val="none"/>
         </w:rPr>
         <w:t>NOVENO:</w:t>
       </w:r>
@@ -3933,14 +3910,14 @@
           <w:color w:val="000000"/>
           <w:kern w:val="0"/>
           <w:lang w:eastAsia="es-PE"/>
-          <ns2:ligatures ns2:val="none"/>
+          <w14:ligatures w14:val="none"/>
         </w:rPr>
         <w:t xml:space="preserve"> poner en conocimiento de las partes que, antes de la emisión de la Resolución Final, tienen la posibilidad de formular su desistimiento o presentar el acuerdo arribado mediante la conciliación, mediación, transacción o cualquier otro que, de forma indubitable, deje constancia que se ha solucionado la controversia materia de denuncia.</w:t>
       </w:r>
       <w:bookmarkStart w:id="19" w:name="h.gjdgxs" w:colFirst="0" w:colLast="0"/>
       <w:bookmarkEnd w:id="19"/>
     </w:p>
-    <w:p ns2:paraId="7DDD06F7" ns2:textId="77777777">
+    <w:p>
       <w:pPr>
         <w:suppressAutoHyphens/>
         <w:spacing w:after="0" w:line="240" w:lineRule="auto"/>
@@ -3950,11 +3927,11 @@
           <w:color w:val="000000"/>
           <w:kern w:val="0"/>
           <w:lang w:eastAsia="es-PE"/>
-          <ns2:ligatures ns2:val="none"/>
-        </w:rPr>
-      </w:pPr>
-    </w:p>
-    <w:p ns2:paraId="236137A1" ns2:textId="13C3E60A">
+          <w14:ligatures w14:val="none"/>
+        </w:rPr>
+      </w:pPr>
+    </w:p>
+    <w:p>
       <w:pPr>
         <w:suppressAutoHyphens/>
         <w:spacing w:after="0" w:line="240" w:lineRule="auto"/>
@@ -3977,7 +3954,7 @@
           <w:b/>
           <w:spacing w:val="-3"/>
           <w:kern w:val="0"/>
-          <ns2:ligatures ns2:val="none"/>
+          <w14:ligatures w14:val="none"/>
         </w:rPr>
         <w:t/>
       </w:r>
@@ -3987,7 +3964,7 @@
           <w:bCs/>
           <w:spacing w:val="-3"/>
           <w:kern w:val="0"/>
-          <ns2:ligatures ns2:val="none"/>
+          <w14:ligatures w14:val="none"/>
         </w:rPr>
         <w:t xml:space="preserve"/>
       </w:r>
@@ -3997,7 +3974,7 @@
           <w:bCs/>
           <w:spacing w:val="-3"/>
           <w:kern w:val="0"/>
-          <ns2:ligatures ns2:val="none"/>
+          <w14:ligatures w14:val="none"/>
         </w:rPr>
         <w:t xml:space="preserve"/>
       </w:r>
@@ -4007,7 +3984,7 @@
           <w:bCs/>
           <w:spacing w:val="-3"/>
           <w:kern w:val="0"/>
-          <ns2:ligatures ns2:val="none"/>
+          <w14:ligatures w14:val="none"/>
         </w:rPr>
         <w:t xml:space="preserve"/>
       </w:r>
@@ -4017,7 +3994,7 @@
           <w:bCs/>
           <w:spacing w:val="-3"/>
           <w:kern w:val="0"/>
-          <ns2:ligatures ns2:val="none"/>
+          <w14:ligatures w14:val="none"/>
         </w:rPr>
         <w:t xml:space="preserve"/>
       </w:r>
@@ -4027,7 +4004,7 @@
           <w:bCs/>
           <w:spacing w:val="-3"/>
           <w:kern w:val="0"/>
-          <ns2:ligatures ns2:val="none"/>
+          <w14:ligatures w14:val="none"/>
         </w:rPr>
         <w:t xml:space="preserve"/>
       </w:r>
@@ -4037,7 +4014,7 @@
           <w:bCs/>
           <w:spacing w:val="-3"/>
           <w:kern w:val="0"/>
-          <ns2:ligatures ns2:val="none"/>
+          <w14:ligatures w14:val="none"/>
         </w:rPr>
         <w:t xml:space="preserve"/>
       </w:r>
@@ -4166,7 +4143,7 @@
           <w:color w:val="000000"/>
           <w:kern w:val="0"/>
           <w:lang w:eastAsia="es-PE"/>
-          <ns2:ligatures ns2:val="none"/>
+          <w14:ligatures w14:val="none"/>
         </w:rPr>
         <w:t/>
       </w:r>
@@ -4183,7 +4160,7 @@
           <w:color w:val="000000"/>
           <w:kern w:val="0"/>
           <w:lang w:eastAsia="es-PE"/>
-          <ns2:ligatures ns2:val="none"/>
+          <w14:ligatures w14:val="none"/>
         </w:rPr>
         <w:t/>
       </w:r>
@@ -4217,7 +4194,7 @@
         <w:t/>
       </w:r>
     </w:p>
-    <w:p ns2:paraId="36317C11" ns2:textId="77777777">
+    <w:p>
       <w:pPr>
         <w:suppressAutoHyphens/>
         <w:spacing w:after="0" w:line="240" w:lineRule="auto"/>
@@ -4231,7 +4208,7 @@
       <w:bookmarkEnd w:id="20"/>
     </w:p>
     <w:bookmarkEnd w:id="21"/>
-    <w:p ns2:paraId="23716787" ns2:textId="77777777">
+    <w:p>
       <w:pPr>
         <w:suppressAutoHyphens/>
         <w:spacing w:after="0" w:line="240" w:lineRule="auto"/>
@@ -4241,36 +4218,36 @@
         </w:rPr>
       </w:pPr>
     </w:p>
-    <w:p ns2:paraId="509D673B" ns2:textId="77777777">
-      <w:pPr>
-        <w:spacing w:after="0" w:line="240" w:lineRule="auto"/>
-        <w:jc w:val="both"/>
-        <w:rPr>
-          <w:rFonts w:ascii="Arial Narrow" w:eastAsia="Arial Narrow" w:hAnsi="Arial Narrow" w:cs="Arial Narrow"/>
-          <w:b/>
-          <w:color w:val="000000"/>
-          <w:kern w:val="0"/>
-          <w:lang w:eastAsia="es-PE"/>
-          <ns2:ligatures ns2:val="none"/>
-        </w:rPr>
-      </w:pPr>
-    </w:p>
-    <w:p ns2:paraId="418E1D52" ns2:textId="77777777">
-      <w:pPr>
-        <w:spacing w:after="0" w:line="240" w:lineRule="auto"/>
-        <w:jc w:val="both"/>
-        <w:rPr>
-          <w:rFonts w:ascii="Arial Narrow" w:eastAsia="Arial Narrow" w:hAnsi="Arial Narrow" w:cs="Arial Narrow"/>
-          <w:b/>
-          <w:color w:val="000000"/>
-          <w:kern w:val="0"/>
-          <w:lang w:eastAsia="es-PE"/>
-          <ns2:ligatures ns2:val="none"/>
+    <w:p>
+      <w:pPr>
+        <w:spacing w:after="0" w:line="240" w:lineRule="auto"/>
+        <w:jc w:val="both"/>
+        <w:rPr>
+          <w:rFonts w:ascii="Arial Narrow" w:eastAsia="Arial Narrow" w:hAnsi="Arial Narrow" w:cs="Arial Narrow"/>
+          <w:b/>
+          <w:color w:val="000000"/>
+          <w:kern w:val="0"/>
+          <w:lang w:eastAsia="es-PE"/>
+          <w14:ligatures w14:val="none"/>
+        </w:rPr>
+      </w:pPr>
+    </w:p>
+    <w:p>
+      <w:pPr>
+        <w:spacing w:after="0" w:line="240" w:lineRule="auto"/>
+        <w:jc w:val="both"/>
+        <w:rPr>
+          <w:rFonts w:ascii="Arial Narrow" w:eastAsia="Arial Narrow" w:hAnsi="Arial Narrow" w:cs="Arial Narrow"/>
+          <w:b/>
+          <w:color w:val="000000"/>
+          <w:kern w:val="0"/>
+          <w:lang w:eastAsia="es-PE"/>
+          <w14:ligatures w14:val="none"/>
         </w:rPr>
       </w:pPr>
     </w:p>
     <w:bookmarkEnd w:id="0"/>
-    <w:p ns2:paraId="626EF8E7" ns2:textId="36A812F1">
+    <w:p>
       <w:pPr>
         <w:spacing w:after="0" w:line="240" w:lineRule="auto"/>
         <w:jc w:val="center"/>
@@ -4280,7 +4257,7 @@
           <w:color w:val="000000"/>
           <w:kern w:val="0"/>
           <w:lang w:eastAsia="es-PE"/>
-          <ns2:ligatures ns2:val="none"/>
+          <w14:ligatures w14:val="none"/>
         </w:rPr>
       </w:pPr>
       <w:r>
@@ -4290,12 +4267,12 @@
           <w:color w:val="000000"/>
           <w:kern w:val="0"/>
           <w:lang w:eastAsia="es-PE"/>
-          <ns2:ligatures ns2:val="none"/>
+          <w14:ligatures w14:val="none"/>
         </w:rPr>
         <w:t>Firmado digitalmente por</w:t>
       </w:r>
     </w:p>
-    <w:p ns2:paraId="564FA57C" ns2:textId="77777777">
+    <w:p>
       <w:pPr>
         <w:spacing w:after="0" w:line="240" w:lineRule="auto"/>
         <w:jc w:val="center"/>
@@ -4305,7 +4282,7 @@
           <w:bCs/>
           <w:color w:val="000000"/>
           <w:kern w:val="0"/>
-          <ns2:ligatures ns2:val="none"/>
+          <w14:ligatures w14:val="none"/>
         </w:rPr>
       </w:pPr>
       <w:r>
@@ -4315,12 +4292,12 @@
           <w:bCs/>
           <w:color w:val="000000"/>
           <w:kern w:val="0"/>
-          <ns2:ligatures ns2:val="none"/>
+          <w14:ligatures w14:val="none"/>
         </w:rPr>
         <w:t xml:space="preserve">LUISA ANALÍ SILVA MALPARTIDA</w:t>
       </w:r>
     </w:p>
-    <w:p ns2:paraId="488C71A5" ns2:textId="77777777">
+    <w:p>
       <w:pPr>
         <w:spacing w:after="0" w:line="240" w:lineRule="auto"/>
         <w:jc w:val="center"/>
@@ -4330,7 +4307,7 @@
           <w:bCs/>
           <w:color w:val="000000"/>
           <w:kern w:val="0"/>
-          <ns2:ligatures ns2:val="none"/>
+          <w14:ligatures w14:val="none"/>
         </w:rPr>
       </w:pPr>
       <w:r>
@@ -4340,12 +4317,12 @@
           <w:bCs/>
           <w:color w:val="000000"/>
           <w:kern w:val="0"/>
-          <ns2:ligatures ns2:val="none"/>
+          <w14:ligatures w14:val="none"/>
         </w:rPr>
         <w:t xml:space="preserve">Secretaria Técnica Ad Hoc</w:t>
       </w:r>
     </w:p>
-    <w:p ns2:paraId="4EF09A7C" ns2:textId="77777777">
+    <w:p>
       <w:pPr>
         <w:spacing w:after="0" w:line="240" w:lineRule="auto"/>
         <w:jc w:val="center"/>
@@ -4355,7 +4332,7 @@
           <w:bCs/>
           <w:color w:val="000000"/>
           <w:kern w:val="0"/>
-          <ns2:ligatures ns2:val="none"/>
+          <w14:ligatures w14:val="none"/>
         </w:rPr>
       </w:pPr>
       <w:r>
@@ -4365,26 +4342,26 @@
           <w:bCs/>
           <w:color w:val="000000"/>
           <w:kern w:val="0"/>
-          <ns2:ligatures ns2:val="none"/>
+          <w14:ligatures w14:val="none"/>
         </w:rPr>
         <w:t>Comisión de Protección al Consumidor 1</w:t>
       </w:r>
     </w:p>
-    <w:p ns2:paraId="7F637530" ns2:textId="77777777">
-      <w:pPr>
-        <w:spacing w:after="0" w:line="240" w:lineRule="auto"/>
-        <w:jc w:val="both"/>
-        <w:rPr>
-          <w:rFonts w:ascii="Arial Narrow" w:eastAsia="Arial Narrow" w:hAnsi="Arial Narrow" w:cs="Arial Narrow"/>
-          <w:b/>
-          <w:color w:val="000000"/>
-          <w:kern w:val="0"/>
-          <w:lang w:eastAsia="es-PE"/>
-          <ns2:ligatures ns2:val="none"/>
-        </w:rPr>
-      </w:pPr>
-    </w:p>
-    <w:p ns2:paraId="2593B317" ns2:textId="77777777">
+    <w:p>
+      <w:pPr>
+        <w:spacing w:after="0" w:line="240" w:lineRule="auto"/>
+        <w:jc w:val="both"/>
+        <w:rPr>
+          <w:rFonts w:ascii="Arial Narrow" w:eastAsia="Arial Narrow" w:hAnsi="Arial Narrow" w:cs="Arial Narrow"/>
+          <w:b/>
+          <w:color w:val="000000"/>
+          <w:kern w:val="0"/>
+          <w:lang w:eastAsia="es-PE"/>
+          <w14:ligatures w14:val="none"/>
+        </w:rPr>
+      </w:pPr>
+    </w:p>
+    <w:p>
       <w:pPr>
         <w:spacing w:after="0" w:line="240" w:lineRule="auto"/>
         <w:jc w:val="both"/>
@@ -4402,12 +4379,12 @@
           <w:sz w:val="16"/>
           <w:szCs w:val="16"/>
           <w:lang w:eastAsia="es-PE"/>
-          <ns2:ligatures ns2:val="none"/>
+          <w14:ligatures w14:val="none"/>
         </w:rPr>
         <w:t>LSM/JCQ</w:t>
       </w:r>
     </w:p>
-    <w:p ns2:paraId="4423ADE9" ns2:textId="77777777">
+    <w:p>
       <w:pPr>
         <w:spacing w:line="240" w:lineRule="auto"/>
         <w:rPr>
@@ -4415,18 +4392,18 @@
         </w:rPr>
       </w:pPr>
     </w:p>
-    <w:p ns2:paraId="74AAB5F4" ns2:textId="77777777">
+    <w:p>
       <w:pPr>
         <w:spacing w:line="240" w:lineRule="auto"/>
       </w:pPr>
     </w:p>
     <w:sectPr>
-      <w:headerReference w:type="even" ns3:id="rId8"/>
-      <w:headerReference w:type="default" ns3:id="rId9"/>
-      <w:footerReference w:type="even" ns3:id="rId10"/>
-      <w:footerReference w:type="default" ns3:id="rId11"/>
-      <w:headerReference w:type="first" ns3:id="rId12"/>
-      <w:footerReference w:type="first" ns3:id="rId13"/>
+      <w:headerReference w:type="even" r:id="rId8"/>
+      <w:headerReference w:type="default" r:id="rId9"/>
+      <w:footerReference w:type="even" r:id="rId10"/>
+      <w:footerReference w:type="default" r:id="rId11"/>
+      <w:headerReference w:type="first" r:id="rId12"/>
+      <w:footerReference w:type="first" r:id="rId13"/>
       <w:pgSz w:w="11906" w:h="16838"/>
       <w:pgMar w:top="1417" w:right="1701" w:bottom="1417" w:left="1701" w:header="708" w:footer="708" w:gutter="0"/>
       <w:cols w:space="708"/>
@@ -4437,7 +4414,7 @@
 </file>
 
 <file path=word/endnotes.xml><?xml version="1.0" encoding="utf-8"?>
-<w:endnotes xmlns:wpc="http://schemas.microsoft.com/office/word/2010/wordprocessingCanvas" xmlns:cx="http://schemas.microsoft.com/office/drawing/2014/chartex" xmlns:cx1="http://schemas.microsoft.com/office/drawing/2015/9/8/chartex" xmlns:cx2="http://schemas.microsoft.com/office/drawing/2015/10/21/chartex" xmlns:cx3="http://schemas.microsoft.com/office/drawing/2016/5/9/chartex" xmlns:cx4="http://schemas.microsoft.com/office/drawing/2016/5/10/chartex" xmlns:cx5="http://schemas.microsoft.com/office/drawing/2016/5/11/chartex" xmlns:cx6="http://schemas.microsoft.com/office/drawing/2016/5/12/chartex" xmlns:cx7="http://schemas.microsoft.com/office/drawing/2016/5/13/chartex" xmlns:cx8="http://schemas.microsoft.com/office/drawing/2016/5/14/chartex" xmlns:mc="http://schemas.openxmlformats.org/markup-compatibility/2006" xmlns:aink="http://schemas.microsoft.com/office/drawing/2016/ink" xmlns:am3d="http://schemas.microsoft.com/office/drawing/2017/model3d" xmlns:o="urn:schemas-microsoft-com:office:office" xmlns:oel="http://schemas.microsoft.com/office/2019/extlst" xmlns:r="http://schemas.openxmlformats.org/officeDocument/2006/relationships" xmlns:m="http://schemas.openxmlformats.org/officeDocument/2006/math" xmlns:v="urn:schemas-microsoft-com:vml" xmlns:wp14="http://schemas.microsoft.com/office/word/2010/wordprocessingDrawing" xmlns:wp="http://schemas.openxmlformats.org/drawingml/2006/wordprocessingDrawing" xmlns:w10="urn:schemas-microsoft-com:office:word" xmlns:w="http://schemas.openxmlformats.org/wordprocessingml/2006/main" xmlns:w14="http://schemas.microsoft.com/office/word/2010/wordml" xmlns:w15="http://schemas.microsoft.com/office/word/2012/wordml" xmlns:w16cex="http://schemas.microsoft.com/office/word/2018/wordml/cex" xmlns:w16cid="http://schemas.microsoft.com/office/word/2016/wordml/cid" xmlns:w16="http://schemas.microsoft.com/office/word/2018/wordml" xmlns:w16du="http://schemas.microsoft.com/office/word/2023/wordml/word16du" xmlns:w16sdtdh="http://schemas.microsoft.com/office/word/2020/wordml/sdtdatahash" xmlns:w16sdtfl="http://schemas.microsoft.com/office/word/2024/wordml/sdtformatlock" xmlns:w16se="http://schemas.microsoft.com/office/word/2015/wordml/symex" xmlns:wpg="http://schemas.microsoft.com/office/word/2010/wordprocessingGroup" xmlns:wpi="http://schemas.microsoft.com/office/word/2010/wordprocessingInk" xmlns:wne="http://schemas.microsoft.com/office/word/2006/wordml" xmlns:wps="http://schemas.microsoft.com/office/word/2010/wordprocessingShape" mc:Ignorable="w14 w15 w16se w16cid w16 w16cex w16sdtdh w16sdtfl w16du wp14">
+<w:endnotes xmlns:mc="http://schemas.openxmlformats.org/markup-compatibility/2006" xmlns:r="http://schemas.openxmlformats.org/officeDocument/2006/relationships" xmlns:w="http://schemas.openxmlformats.org/wordprocessingml/2006/main" xmlns:w14="http://schemas.microsoft.com/office/word/2010/wordml" xmlns:w15="http://schemas.microsoft.com/office/word/2012/wordml" xmlns:w16="http://schemas.microsoft.com/office/word/2018/wordml" xmlns:w16cex="http://schemas.microsoft.com/office/word/2018/wordml/cex" xmlns:w16cid="http://schemas.microsoft.com/office/word/2016/wordml/cid" xmlns:w16du="http://schemas.microsoft.com/office/word/2023/wordml/word16du" xmlns:w16sdtdh="http://schemas.microsoft.com/office/word/2020/wordml/sdtdatahash" xmlns:w16se="http://schemas.microsoft.com/office/word/2015/wordml/symex" xmlns:wp14="http://schemas.microsoft.com/office/word/2010/wordprocessingDrawing" mc:Ignorable="w14 w15 w16se w16cid w16 w16cex w16sdtdh w16du wp14">
   <w:endnote w:type="separator" w:id="-1">
     <w:p>
       <w:pPr>
@@ -4462,7 +4439,7 @@
 </file>
 
 <file path=word/footer1.xml><?xml version="1.0" encoding="utf-8"?>
-<w:ftr xmlns:wpc="http://schemas.microsoft.com/office/word/2010/wordprocessingCanvas" xmlns:cx="http://schemas.microsoft.com/office/drawing/2014/chartex" xmlns:cx1="http://schemas.microsoft.com/office/drawing/2015/9/8/chartex" xmlns:cx2="http://schemas.microsoft.com/office/drawing/2015/10/21/chartex" xmlns:cx3="http://schemas.microsoft.com/office/drawing/2016/5/9/chartex" xmlns:cx4="http://schemas.microsoft.com/office/drawing/2016/5/10/chartex" xmlns:cx5="http://schemas.microsoft.com/office/drawing/2016/5/11/chartex" xmlns:cx6="http://schemas.microsoft.com/office/drawing/2016/5/12/chartex" xmlns:cx7="http://schemas.microsoft.com/office/drawing/2016/5/13/chartex" xmlns:cx8="http://schemas.microsoft.com/office/drawing/2016/5/14/chartex" xmlns:mc="http://schemas.openxmlformats.org/markup-compatibility/2006" xmlns:aink="http://schemas.microsoft.com/office/drawing/2016/ink" xmlns:am3d="http://schemas.microsoft.com/office/drawing/2017/model3d" xmlns:o="urn:schemas-microsoft-com:office:office" xmlns:oel="http://schemas.microsoft.com/office/2019/extlst" xmlns:r="http://schemas.openxmlformats.org/officeDocument/2006/relationships" xmlns:m="http://schemas.openxmlformats.org/officeDocument/2006/math" xmlns:v="urn:schemas-microsoft-com:vml" xmlns:wp14="http://schemas.microsoft.com/office/word/2010/wordprocessingDrawing" xmlns:wp="http://schemas.openxmlformats.org/drawingml/2006/wordprocessingDrawing" xmlns:w10="urn:schemas-microsoft-com:office:word" xmlns:w="http://schemas.openxmlformats.org/wordprocessingml/2006/main" xmlns:w14="http://schemas.microsoft.com/office/word/2010/wordml" xmlns:w15="http://schemas.microsoft.com/office/word/2012/wordml" xmlns:w16cex="http://schemas.microsoft.com/office/word/2018/wordml/cex" xmlns:w16cid="http://schemas.microsoft.com/office/word/2016/wordml/cid" xmlns:w16="http://schemas.microsoft.com/office/word/2018/wordml" xmlns:w16du="http://schemas.microsoft.com/office/word/2023/wordml/word16du" xmlns:w16sdtdh="http://schemas.microsoft.com/office/word/2020/wordml/sdtdatahash" xmlns:w16sdtfl="http://schemas.microsoft.com/office/word/2024/wordml/sdtformatlock" xmlns:w16se="http://schemas.microsoft.com/office/word/2015/wordml/symex" xmlns:wpg="http://schemas.microsoft.com/office/word/2010/wordprocessingGroup" xmlns:wpi="http://schemas.microsoft.com/office/word/2010/wordprocessingInk" xmlns:wne="http://schemas.microsoft.com/office/word/2006/wordml" xmlns:wps="http://schemas.microsoft.com/office/word/2010/wordprocessingShape" mc:Ignorable="w14 w15 w16se w16cid w16 w16cex w16sdtdh w16sdtfl w16du wp14">
+<w:ftr xmlns:mc="http://schemas.openxmlformats.org/markup-compatibility/2006" xmlns:r="http://schemas.openxmlformats.org/officeDocument/2006/relationships" xmlns:w="http://schemas.openxmlformats.org/wordprocessingml/2006/main" xmlns:w14="http://schemas.microsoft.com/office/word/2010/wordml" xmlns:w15="http://schemas.microsoft.com/office/word/2012/wordml" xmlns:w16="http://schemas.microsoft.com/office/word/2018/wordml" xmlns:w16cex="http://schemas.microsoft.com/office/word/2018/wordml/cex" xmlns:w16cid="http://schemas.microsoft.com/office/word/2016/wordml/cid" xmlns:w16du="http://schemas.microsoft.com/office/word/2023/wordml/word16du" xmlns:w16sdtdh="http://schemas.microsoft.com/office/word/2020/wordml/sdtdatahash" xmlns:w16se="http://schemas.microsoft.com/office/word/2015/wordml/symex" xmlns:wp14="http://schemas.microsoft.com/office/word/2010/wordprocessingDrawing" mc:Ignorable="w14 w15 w16se w16cid w16 w16cex w16sdtdh w16du wp14">
   <w:p>
     <w:pPr>
       <w:pStyle w:val="Piedepgina"/>
@@ -4561,7 +4538,7 @@
 </file>
 
 <file path=word/footnotes.xml><?xml version="1.0" encoding="utf-8"?>
-<w:footnotes xmlns:wpc="http://schemas.microsoft.com/office/word/2010/wordprocessingCanvas" xmlns:cx="http://schemas.microsoft.com/office/drawing/2014/chartex" xmlns:cx1="http://schemas.microsoft.com/office/drawing/2015/9/8/chartex" xmlns:cx2="http://schemas.microsoft.com/office/drawing/2015/10/21/chartex" xmlns:cx3="http://schemas.microsoft.com/office/drawing/2016/5/9/chartex" xmlns:cx4="http://schemas.microsoft.com/office/drawing/2016/5/10/chartex" xmlns:cx5="http://schemas.microsoft.com/office/drawing/2016/5/11/chartex" xmlns:cx6="http://schemas.microsoft.com/office/drawing/2016/5/12/chartex" xmlns:cx7="http://schemas.microsoft.com/office/drawing/2016/5/13/chartex" xmlns:cx8="http://schemas.microsoft.com/office/drawing/2016/5/14/chartex" xmlns:mc="http://schemas.openxmlformats.org/markup-compatibility/2006" xmlns:aink="http://schemas.microsoft.com/office/drawing/2016/ink" xmlns:am3d="http://schemas.microsoft.com/office/drawing/2017/model3d" xmlns:o="urn:schemas-microsoft-com:office:office" xmlns:oel="http://schemas.microsoft.com/office/2019/extlst" xmlns:r="http://schemas.openxmlformats.org/officeDocument/2006/relationships" xmlns:m="http://schemas.openxmlformats.org/officeDocument/2006/math" xmlns:v="urn:schemas-microsoft-com:vml" xmlns:wp14="http://schemas.microsoft.com/office/word/2010/wordprocessingDrawing" xmlns:wp="http://schemas.openxmlformats.org/drawingml/2006/wordprocessingDrawing" xmlns:w10="urn:schemas-microsoft-com:office:word" xmlns:w="http://schemas.openxmlformats.org/wordprocessingml/2006/main" xmlns:w14="http://schemas.microsoft.com/office/word/2010/wordml" xmlns:w15="http://schemas.microsoft.com/office/word/2012/wordml" xmlns:w16cex="http://schemas.microsoft.com/office/word/2018/wordml/cex" xmlns:w16cid="http://schemas.microsoft.com/office/word/2016/wordml/cid" xmlns:w16="http://schemas.microsoft.com/office/word/2018/wordml" xmlns:w16du="http://schemas.microsoft.com/office/word/2023/wordml/word16du" xmlns:w16sdtdh="http://schemas.microsoft.com/office/word/2020/wordml/sdtdatahash" xmlns:w16sdtfl="http://schemas.microsoft.com/office/word/2024/wordml/sdtformatlock" xmlns:w16se="http://schemas.microsoft.com/office/word/2015/wordml/symex" xmlns:wpg="http://schemas.microsoft.com/office/word/2010/wordprocessingGroup" xmlns:wpi="http://schemas.microsoft.com/office/word/2010/wordprocessingInk" xmlns:wne="http://schemas.microsoft.com/office/word/2006/wordml" xmlns:wps="http://schemas.microsoft.com/office/word/2010/wordprocessingShape" mc:Ignorable="w14 w15 w16se w16cid w16 w16cex w16sdtdh w16sdtfl w16du wp14">
+<w:footnotes xmlns:mc="http://schemas.openxmlformats.org/markup-compatibility/2006" xmlns:r="http://schemas.openxmlformats.org/officeDocument/2006/relationships" xmlns:w="http://schemas.openxmlformats.org/wordprocessingml/2006/main" xmlns:w14="http://schemas.microsoft.com/office/word/2010/wordml" xmlns:w15="http://schemas.microsoft.com/office/word/2012/wordml" xmlns:w16="http://schemas.microsoft.com/office/word/2018/wordml" xmlns:w16cex="http://schemas.microsoft.com/office/word/2018/wordml/cex" xmlns:w16cid="http://schemas.microsoft.com/office/word/2016/wordml/cid" xmlns:w16du="http://schemas.microsoft.com/office/word/2023/wordml/word16du" xmlns:w16sdtdh="http://schemas.microsoft.com/office/word/2020/wordml/sdtdatahash" xmlns:w16se="http://schemas.microsoft.com/office/word/2015/wordml/symex" xmlns:wp14="http://schemas.microsoft.com/office/word/2010/wordprocessingDrawing" mc:Ignorable="w14 w15 w16se w16cid w16 w16cex w16sdtdh w16du wp14">
   <w:footnote w:type="separator" w:id="-1">
     <w:p>
       <w:pPr>
@@ -5506,6 +5483,161 @@
       </w:pPr>
     </w:p>
   </w:footnote>
+  <w:footnote w:id="12">
+    <w:p>
+      <w:pPr>
+        <w:pStyle w:val="Textonotapie"/>
+        <w:ind w:left="567" w:hanging="567"/>
+        <w:jc w:val="both"/>
+      </w:pPr>
+      <w:r>
+        <w:rPr>
+          <w:rStyle w:val="Refdenotaalpie"/>
+          <w:rFonts w:ascii="Arial Narrow" w:hAnsi="Arial Narrow" w:cs="Arial"/>
+          <w:sz w:val="16"/>
+          <w:szCs w:val="14"/>
+          <w:vertAlign w:val="superscript"/>
+        </w:rPr>
+        <w:footnoteRef/>
+      </w:r>
+      <w:r>
+        <w:rPr>
+          <w:rFonts w:ascii="Arial Narrow" w:hAnsi="Arial Narrow" w:cs="Arial"/>
+          <w:sz w:val="14"/>
+          <w:szCs w:val="14"/>
+        </w:rPr>
+        <w:tab/>
+      </w:r>
+      <w:r>
+        <w:rPr>
+          <w:rFonts w:ascii="Arial Narrow" w:hAnsi="Arial Narrow" w:cs="Arial"/>
+          <w:b/>
+          <w:bCs/>
+          <w:sz w:val="14"/>
+          <w:szCs w:val="14"/>
+        </w:rPr>
+        <w:t xml:space="preserve">DECRETO LEGISLATIVO 807, LEY SOBRE FACULTADES, NORMAS Y ORGANIZACIÓN DEL INDECOPI, publicado el 18 de abril de 1996</w:t>
+      </w:r>
+    </w:p>
+    <w:p>
+      <w:pPr>
+        <w:pStyle w:val="Textonotapie"/>
+        <w:ind w:left="567" w:hanging="567"/>
+        <w:jc w:val="both"/>
+      </w:pPr>
+      <w:r>
+        <w:rPr>
+          <w:rFonts w:ascii="Arial Narrow" w:hAnsi="Arial Narrow" w:cs="Arial"/>
+          <w:sz w:val="14"/>
+          <w:szCs w:val="14"/>
+        </w:rPr>
+        <w:tab/>
+      </w:r>
+      <w:r>
+        <w:rPr>
+          <w:rFonts w:ascii="Arial Narrow" w:hAnsi="Arial Narrow" w:cs="Arial"/>
+          <w:b/>
+          <w:bCs/>
+          <w:sz w:val="14"/>
+          <w:szCs w:val="14"/>
+        </w:rPr>
+        <w:t xml:space="preserve">Artículo 26.-</w:t>
+      </w:r>
+      <w:r>
+        <w:rPr>
+          <w:rFonts w:ascii="Arial Narrow" w:hAnsi="Arial Narrow" w:cs="Arial"/>
+          <w:sz w:val="14"/>
+          <w:szCs w:val="14"/>
+        </w:rPr>
+        <w:t xml:space="preserve"> Una vez admitida a trámite la denuncia, se correrá traslado de la misma al denunciado, a fin de que éste presente su descargo. El plazo para la presentación del descargo será de cinco (5) días contados desde la notificación, vencido el cual, el Secretario Técnico declarará en rebeldía al denunciado que no lo hubiera presentado.</w:t>
+      </w:r>
+    </w:p>
+  </w:footnote>
+  <w:footnote w:id="13">
+    <w:p>
+      <w:pPr>
+        <w:pStyle w:val="Textonotapie"/>
+        <w:ind w:left="567" w:hanging="567"/>
+        <w:jc w:val="both"/>
+      </w:pPr>
+      <w:r>
+        <w:rPr>
+          <w:rStyle w:val="Refdenotaalpie"/>
+          <w:rFonts w:ascii="Arial Narrow" w:hAnsi="Arial Narrow" w:cs="Arial"/>
+          <w:sz w:val="16"/>
+          <w:szCs w:val="14"/>
+          <w:vertAlign w:val="superscript"/>
+        </w:rPr>
+        <w:footnoteRef/>
+      </w:r>
+      <w:r>
+        <w:rPr>
+          <w:rFonts w:ascii="Arial Narrow" w:hAnsi="Arial Narrow" w:cs="Arial"/>
+          <w:sz w:val="14"/>
+          <w:szCs w:val="14"/>
+        </w:rPr>
+        <w:tab/>
+      </w:r>
+      <w:r>
+        <w:rPr>
+          <w:rFonts w:ascii="Arial Narrow" w:hAnsi="Arial Narrow" w:cs="Arial"/>
+          <w:b/>
+          <w:bCs/>
+          <w:sz w:val="14"/>
+          <w:szCs w:val="14"/>
+        </w:rPr>
+        <w:t xml:space="preserve">DECRETO SUPREMO 006-2026-JUS, TEXTO ÚNICO ORDENADO DE LA LEY 27444, LEY DEL PROCEDIMIENTO ADMINISTRATIVO GENERAL, publicado el 30 de abril de 2026</w:t>
+      </w:r>
+    </w:p>
+    <w:p>
+      <w:pPr>
+        <w:pStyle w:val="Textonotapie"/>
+        <w:ind w:left="567" w:hanging="567"/>
+        <w:jc w:val="both"/>
+      </w:pPr>
+      <w:r>
+        <w:rPr>
+          <w:rFonts w:ascii="Arial Narrow" w:hAnsi="Arial Narrow" w:cs="Arial"/>
+          <w:sz w:val="14"/>
+          <w:szCs w:val="14"/>
+        </w:rPr>
+        <w:tab/>
+      </w:r>
+      <w:r>
+        <w:rPr>
+          <w:rFonts w:ascii="Arial Narrow" w:hAnsi="Arial Narrow" w:cs="Arial"/>
+          <w:b/>
+          <w:bCs/>
+          <w:sz w:val="14"/>
+          <w:szCs w:val="14"/>
+        </w:rPr>
+        <w:t xml:space="preserve">Artículo 223.- Contestación de la reclamación</w:t>
+      </w:r>
+    </w:p>
+    <w:p>
+      <w:pPr>
+        <w:pStyle w:val="Textonotapie"/>
+        <w:ind w:left="567" w:hanging="567"/>
+        <w:jc w:val="both"/>
+      </w:pPr>
+      <w:r>
+        <w:rPr>
+          <w:rFonts w:ascii="Arial Narrow" w:hAnsi="Arial Narrow" w:cs="Arial"/>
+          <w:sz w:val="14"/>
+          <w:szCs w:val="14"/>
+        </w:rPr>
+        <w:tab/>
+      </w:r>
+      <w:r>
+        <w:rPr>
+          <w:rFonts w:ascii="Arial Narrow" w:hAnsi="Arial Narrow" w:cs="Arial"/>
+          <w:sz w:val="14"/>
+          <w:szCs w:val="14"/>
+        </w:rPr>
+        <w:t xml:space="preserve">223.1 El reclamado deberá presentar la contestación de la reclamación dentro de los quince (15) días posteriores a la notificación de ésta; vencido este plazo, la Administración declarará en rebeldía al reclamado que no la hubiera presentado. La contestación deberá contener los requisitos de los escritos previstos en el artículo 113 de la presente Ley, así como la absolución de todos los asuntos controvertidos de hecho y de derecho, Las alegaciones y los hechos relevantes de la reclamación, salvo que hayan sido específicamente negadas en la contestación, se tendrán por aceptadas o merituadas como ciertas.</w:t>
+      </w:r>
+    </w:p>
+  </w:footnote>
   <w:footnote w:id="7">
     <w:p>
       <w:pPr>
@@ -6900,7 +7032,7 @@
 </file>
 
 <file path=word/header1.xml><?xml version="1.0" encoding="utf-8"?>
-<w:hdr xmlns:wpc="http://schemas.microsoft.com/office/word/2010/wordprocessingCanvas" xmlns:cx="http://schemas.microsoft.com/office/drawing/2014/chartex" xmlns:cx1="http://schemas.microsoft.com/office/drawing/2015/9/8/chartex" xmlns:cx2="http://schemas.microsoft.com/office/drawing/2015/10/21/chartex" xmlns:cx3="http://schemas.microsoft.com/office/drawing/2016/5/9/chartex" xmlns:cx4="http://schemas.microsoft.com/office/drawing/2016/5/10/chartex" xmlns:cx5="http://schemas.microsoft.com/office/drawing/2016/5/11/chartex" xmlns:cx6="http://schemas.microsoft.com/office/drawing/2016/5/12/chartex" xmlns:cx7="http://schemas.microsoft.com/office/drawing/2016/5/13/chartex" xmlns:cx8="http://schemas.microsoft.com/office/drawing/2016/5/14/chartex" xmlns:mc="http://schemas.openxmlformats.org/markup-compatibility/2006" xmlns:aink="http://schemas.microsoft.com/office/drawing/2016/ink" xmlns:am3d="http://schemas.microsoft.com/office/drawing/2017/model3d" xmlns:o="urn:schemas-microsoft-com:office:office" xmlns:oel="http://schemas.microsoft.com/office/2019/extlst" xmlns:r="http://schemas.openxmlformats.org/officeDocument/2006/relationships" xmlns:m="http://schemas.openxmlformats.org/officeDocument/2006/math" xmlns:v="urn:schemas-microsoft-com:vml" xmlns:wp14="http://schemas.microsoft.com/office/word/2010/wordprocessingDrawing" xmlns:wp="http://schemas.openxmlformats.org/drawingml/2006/wordprocessingDrawing" xmlns:w10="urn:schemas-microsoft-com:office:word" xmlns:w="http://schemas.openxmlformats.org/wordprocessingml/2006/main" xmlns:w14="http://schemas.microsoft.com/office/word/2010/wordml" xmlns:w15="http://schemas.microsoft.com/office/word/2012/wordml" xmlns:w16cex="http://schemas.microsoft.com/office/word/2018/wordml/cex" xmlns:w16cid="http://schemas.microsoft.com/office/word/2016/wordml/cid" xmlns:w16="http://schemas.microsoft.com/office/word/2018/wordml" xmlns:w16du="http://schemas.microsoft.com/office/word/2023/wordml/word16du" xmlns:w16sdtdh="http://schemas.microsoft.com/office/word/2020/wordml/sdtdatahash" xmlns:w16sdtfl="http://schemas.microsoft.com/office/word/2024/wordml/sdtformatlock" xmlns:w16se="http://schemas.microsoft.com/office/word/2015/wordml/symex" xmlns:wpg="http://schemas.microsoft.com/office/word/2010/wordprocessingGroup" xmlns:wpi="http://schemas.microsoft.com/office/word/2010/wordprocessingInk" xmlns:wne="http://schemas.microsoft.com/office/word/2006/wordml" xmlns:wps="http://schemas.microsoft.com/office/word/2010/wordprocessingShape" mc:Ignorable="w14 w15 w16se w16cid w16 w16cex w16sdtdh w16sdtfl w16du wp14">
+<w:hdr xmlns:mc="http://schemas.openxmlformats.org/markup-compatibility/2006" xmlns:r="http://schemas.openxmlformats.org/officeDocument/2006/relationships" xmlns:w="http://schemas.openxmlformats.org/wordprocessingml/2006/main" xmlns:w14="http://schemas.microsoft.com/office/word/2010/wordml" xmlns:w15="http://schemas.microsoft.com/office/word/2012/wordml" xmlns:w16="http://schemas.microsoft.com/office/word/2018/wordml" xmlns:w16cex="http://schemas.microsoft.com/office/word/2018/wordml/cex" xmlns:w16cid="http://schemas.microsoft.com/office/word/2016/wordml/cid" xmlns:w16du="http://schemas.microsoft.com/office/word/2023/wordml/word16du" xmlns:w16sdtdh="http://schemas.microsoft.com/office/word/2020/wordml/sdtdatahash" xmlns:w16se="http://schemas.microsoft.com/office/word/2015/wordml/symex" xmlns:wp14="http://schemas.microsoft.com/office/word/2010/wordprocessingDrawing" mc:Ignorable="w14 w15 w16se w16cid w16 w16cex w16sdtdh w16du wp14">
   <w:p>
     <w:pPr>
       <w:pStyle w:val="Encabezado"/>

--- a/plantillas_maestras/02_seguro_vida/negativa_cobertura/2_o_mas_ddos_varios/varon/TPL_3438_2025_SEGURO_VIDA_NEGATIVA_COBERTURA_ASEGURADORA_VARON_R2.docx
+++ b/plantillas_maestras/02_seguro_vida/negativa_cobertura/2_o_mas_ddos_varios/varon/TPL_3438_2025_SEGURO_VIDA_NEGATIVA_COBERTURA_ASEGURADORA_VARON_R2.docx
@@ -10,9 +10,11 @@
         <w:spacing w:after="0" w:line="240" w:lineRule="auto"/>
         <w:jc w:val="both"/>
         <w:rPr>
-          <w:rFonts w:ascii="Arial Narrow" w:eastAsia="Times New Roman" w:hAnsi="Arial Narrow" w:cs="Times New Roman"/>
-          <w:color w:val="000000"/>
-          <w:kern w:val="0"/>
+          <w:rFonts w:ascii="Arial Narrow" w:eastAsia="Arial Narrow" w:hAnsi="Arial Narrow" w:cs="Arial Narrow"/>
+          <w:color w:val="000000"/>
+          <w:kern w:val="0"/>
+          <w:sz w:val="22"/>
+          <w:szCs w:val="22"/>
           <w:lang w:eastAsia="es-PE"/>
           <w14:ligatures w14:val="none"/>
         </w:rPr>
@@ -24,6 +26,8 @@
           <w:b/>
           <w:color w:val="000000"/>
           <w:kern w:val="0"/>
+          <w:sz w:val="22"/>
+          <w:szCs w:val="22"/>
           <w:lang w:eastAsia="es-PE"/>
           <w14:ligatures w14:val="none"/>
         </w:rPr>
@@ -35,6 +39,8 @@
           <w:b/>
           <w:color w:val="000000"/>
           <w:kern w:val="0"/>
+          <w:sz w:val="22"/>
+          <w:szCs w:val="22"/>
           <w:lang w:eastAsia="es-PE"/>
           <w14:ligatures w14:val="none"/>
         </w:rPr>
@@ -47,6 +53,8 @@
           <w:b/>
           <w:color w:val="000000"/>
           <w:kern w:val="0"/>
+          <w:sz w:val="22"/>
+          <w:szCs w:val="22"/>
           <w:lang w:eastAsia="es-PE"/>
           <w14:ligatures w14:val="none"/>
         </w:rPr>
@@ -54,11 +62,13 @@
       </w:r>
       <w:r>
         <w:rPr>
-          <w:rFonts w:ascii="Arial Narrow" w:eastAsia="Times New Roman" w:hAnsi="Arial Narrow" w:cs="Times New Roman"/>
+          <w:rFonts w:ascii="Arial Narrow" w:eastAsia="Arial Narrow" w:hAnsi="Arial Narrow" w:cs="Arial Narrow"/>
           <w:b/>
           <w:bCs/>
           <w:color w:val="000000"/>
           <w:kern w:val="0"/>
+          <w:sz w:val="22"/>
+          <w:szCs w:val="22"/>
           <w:shd w:val="clear" w:color="auto" w:fill="FFFFFF"/>
           <w:lang w:eastAsia="es-PE"/>
           <w14:ligatures w14:val="none"/>
@@ -80,6 +90,8 @@
           <w:b/>
           <w:color w:val="000000"/>
           <w:kern w:val="0"/>
+          <w:sz w:val="22"/>
+          <w:szCs w:val="22"/>
           <w:lang w:eastAsia="es-PE"/>
           <w14:ligatures w14:val="none"/>
         </w:rPr>
@@ -90,6 +102,8 @@
           <w:b/>
           <w:color w:val="000000"/>
           <w:kern w:val="0"/>
+          <w:sz w:val="22"/>
+          <w:szCs w:val="22"/>
           <w:lang w:eastAsia="es-PE"/>
           <w14:ligatures w14:val="none"/>
         </w:rPr>
@@ -114,6 +128,8 @@
           <w:b/>
           <w:color w:val="000000"/>
           <w:kern w:val="0"/>
+          <w:sz w:val="22"/>
+          <w:szCs w:val="22"/>
           <w:lang w:eastAsia="es-PE"/>
           <w14:ligatures w14:val="none"/>
         </w:rPr>
@@ -124,6 +140,8 @@
           <w:b/>
           <w:color w:val="000000"/>
           <w:kern w:val="0"/>
+          <w:sz w:val="22"/>
+          <w:szCs w:val="22"/>
           <w:lang w:eastAsia="es-PE"/>
           <w14:ligatures w14:val="none"/>
         </w:rPr>
@@ -135,6 +153,8 @@
           <w:b/>
           <w:color w:val="000000"/>
           <w:kern w:val="0"/>
+          <w:sz w:val="22"/>
+          <w:szCs w:val="22"/>
           <w:lang w:eastAsia="es-PE"/>
           <w14:ligatures w14:val="none"/>
         </w:rPr>
@@ -146,6 +166,8 @@
           <w:b/>
           <w:color w:val="000000"/>
           <w:kern w:val="0"/>
+          <w:sz w:val="22"/>
+          <w:szCs w:val="22"/>
           <w:lang w:eastAsia="es-PE"/>
           <w14:ligatures w14:val="none"/>
         </w:rPr>
@@ -157,6 +179,8 @@
           <w:b/>
           <w:color w:val="000000"/>
           <w:kern w:val="0"/>
+          <w:sz w:val="22"/>
+          <w:szCs w:val="22"/>
           <w:lang w:eastAsia="es-PE"/>
           <w14:ligatures w14:val="none"/>
         </w:rPr>
@@ -178,6 +202,8 @@
           <w:b/>
           <w:color w:val="000000"/>
           <w:kern w:val="0"/>
+          <w:sz w:val="22"/>
+          <w:szCs w:val="22"/>
           <w:lang w:eastAsia="es-PE"/>
           <w14:ligatures w14:val="none"/>
         </w:rPr>
@@ -188,6 +214,8 @@
           <w:b/>
           <w:color w:val="000000"/>
           <w:kern w:val="0"/>
+          <w:sz w:val="22"/>
+          <w:szCs w:val="22"/>
           <w:lang w:eastAsia="es-PE"/>
           <w14:ligatures w14:val="none"/>
         </w:rPr>
@@ -199,6 +227,8 @@
           <w:b/>
           <w:color w:val="000000"/>
           <w:kern w:val="0"/>
+          <w:sz w:val="22"/>
+          <w:szCs w:val="22"/>
           <w:lang w:eastAsia="es-PE"/>
           <w14:ligatures w14:val="none"/>
         </w:rPr>
@@ -211,6 +241,8 @@
           <w:b/>
           <w:color w:val="000000"/>
           <w:kern w:val="0"/>
+          <w:sz w:val="22"/>
+          <w:szCs w:val="22"/>
           <w:lang w:eastAsia="es-PE"/>
           <w14:ligatures w14:val="none"/>
         </w:rPr>
@@ -232,6 +264,8 @@
           <w:b/>
           <w:color w:val="000000"/>
           <w:kern w:val="0"/>
+          <w:sz w:val="22"/>
+          <w:szCs w:val="22"/>
           <w:lang w:eastAsia="es-PE"/>
           <w14:ligatures w14:val="none"/>
         </w:rPr>
@@ -242,6 +276,8 @@
           <w:b/>
           <w:color w:val="000000"/>
           <w:kern w:val="0"/>
+          <w:sz w:val="22"/>
+          <w:szCs w:val="22"/>
           <w:lang w:eastAsia="es-PE"/>
           <w14:ligatures w14:val="none"/>
         </w:rPr>
@@ -261,6 +297,8 @@
           <w:b/>
           <w:color w:val="000000"/>
           <w:kern w:val="0"/>
+          <w:sz w:val="22"/>
+          <w:szCs w:val="22"/>
           <w:lang w:eastAsia="es-PE"/>
           <w14:ligatures w14:val="none"/>
         </w:rPr>
@@ -271,6 +309,8 @@
           <w:b/>
           <w:color w:val="000000"/>
           <w:kern w:val="0"/>
+          <w:sz w:val="22"/>
+          <w:szCs w:val="22"/>
           <w:lang w:eastAsia="es-PE"/>
           <w14:ligatures w14:val="none"/>
         </w:rPr>
@@ -282,6 +322,8 @@
           <w:b/>
           <w:color w:val="000000"/>
           <w:kern w:val="0"/>
+          <w:sz w:val="22"/>
+          <w:szCs w:val="22"/>
           <w:lang w:eastAsia="es-PE"/>
           <w14:ligatures w14:val="none"/>
         </w:rPr>
@@ -294,6 +336,8 @@
           <w:b/>
           <w:color w:val="000000"/>
           <w:kern w:val="0"/>
+          <w:sz w:val="22"/>
+          <w:szCs w:val="22"/>
           <w:lang w:eastAsia="es-PE"/>
           <w14:ligatures w14:val="none"/>
         </w:rPr>
@@ -305,6 +349,8 @@
           <w:b/>
           <w:color w:val="000000"/>
           <w:kern w:val="0"/>
+          <w:sz w:val="22"/>
+          <w:szCs w:val="22"/>
           <w:lang w:eastAsia="es-PE"/>
           <w14:ligatures w14:val="none"/>
         </w:rPr>
@@ -319,9 +365,11 @@
         <w:spacing w:after="0" w:line="240" w:lineRule="auto"/>
         <w:jc w:val="both"/>
         <w:rPr>
-          <w:rFonts w:ascii="Arial Narrow" w:eastAsia="Times New Roman" w:hAnsi="Arial Narrow" w:cs="Times New Roman"/>
-          <w:color w:val="000000"/>
-          <w:kern w:val="0"/>
+          <w:rFonts w:ascii="Arial Narrow" w:eastAsia="Arial Narrow" w:hAnsi="Arial Narrow" w:cs="Arial Narrow"/>
+          <w:color w:val="000000"/>
+          <w:kern w:val="0"/>
+          <w:sz w:val="22"/>
+          <w:szCs w:val="22"/>
           <w:shd w:val="clear" w:color="auto" w:fill="FFFFFF"/>
           <w:lang w:eastAsia="es-PE"/>
           <w14:ligatures w14:val="none"/>
@@ -336,9 +384,11 @@
         <w:spacing w:after="0" w:line="240" w:lineRule="auto"/>
         <w:jc w:val="both"/>
         <w:rPr>
-          <w:rFonts w:ascii="Arial Narrow" w:eastAsia="Times New Roman" w:hAnsi="Arial Narrow" w:cs="Times New Roman"/>
-          <w:color w:val="000000"/>
-          <w:kern w:val="0"/>
+          <w:rFonts w:ascii="Arial Narrow" w:eastAsia="Arial Narrow" w:hAnsi="Arial Narrow" w:cs="Arial Narrow"/>
+          <w:color w:val="000000"/>
+          <w:kern w:val="0"/>
+          <w:sz w:val="22"/>
+          <w:szCs w:val="22"/>
           <w:shd w:val="clear" w:color="auto" w:fill="FFFFFF"/>
           <w:lang w:eastAsia="es-PE"/>
           <w14:ligatures w14:val="none"/>
@@ -346,9 +396,11 @@
       </w:pPr>
       <w:r>
         <w:rPr>
-          <w:rFonts w:ascii="Arial Narrow" w:eastAsia="Times New Roman" w:hAnsi="Arial Narrow" w:cs="Times New Roman"/>
-          <w:color w:val="000000"/>
-          <w:kern w:val="0"/>
+          <w:rFonts w:ascii="Arial Narrow" w:eastAsia="Arial Narrow" w:hAnsi="Arial Narrow" w:cs="Arial Narrow"/>
+          <w:color w:val="000000"/>
+          <w:kern w:val="0"/>
+          <w:sz w:val="22"/>
+          <w:szCs w:val="22"/>
           <w:shd w:val="clear" w:color="auto" w:fill="FFFFFF"/>
           <w:lang w:eastAsia="es-PE"/>
           <w14:ligatures w14:val="none"/>
@@ -357,9 +409,11 @@
       </w:r>
       <w:r>
         <w:rPr>
-          <w:rFonts w:ascii="Arial Narrow" w:eastAsia="Times New Roman" w:hAnsi="Arial Narrow" w:cs="Times New Roman"/>
-          <w:color w:val="000000"/>
-          <w:kern w:val="0"/>
+          <w:rFonts w:ascii="Arial Narrow" w:eastAsia="Arial Narrow" w:hAnsi="Arial Narrow" w:cs="Arial Narrow"/>
+          <w:color w:val="000000"/>
+          <w:kern w:val="0"/>
+          <w:sz w:val="22"/>
+          <w:szCs w:val="22"/>
           <w:shd w:val="clear" w:color="auto" w:fill="FFFFFF"/>
           <w:lang w:eastAsia="es-PE"/>
           <w14:ligatures w14:val="none"/>
@@ -368,9 +422,11 @@
       </w:r>
       <w:r>
         <w:rPr>
-          <w:rFonts w:ascii="Arial Narrow" w:eastAsia="Times New Roman" w:hAnsi="Arial Narrow" w:cs="Times New Roman"/>
-          <w:color w:val="000000"/>
-          <w:kern w:val="0"/>
+          <w:rFonts w:ascii="Arial Narrow" w:eastAsia="Arial Narrow" w:hAnsi="Arial Narrow" w:cs="Arial Narrow"/>
+          <w:color w:val="000000"/>
+          <w:kern w:val="0"/>
+          <w:sz w:val="22"/>
+          <w:szCs w:val="22"/>
           <w:shd w:val="clear" w:color="auto" w:fill="FFFFFF"/>
           <w:lang w:eastAsia="es-PE"/>
           <w14:ligatures w14:val="none"/>
@@ -379,9 +435,11 @@
       </w:r>
       <w:r>
         <w:rPr>
-          <w:rFonts w:ascii="Arial Narrow" w:eastAsia="Times New Roman" w:hAnsi="Arial Narrow" w:cs="Times New Roman"/>
-          <w:color w:val="000000"/>
-          <w:kern w:val="0"/>
+          <w:rFonts w:ascii="Arial Narrow" w:eastAsia="Arial Narrow" w:hAnsi="Arial Narrow" w:cs="Arial Narrow"/>
+          <w:color w:val="000000"/>
+          <w:kern w:val="0"/>
+          <w:sz w:val="22"/>
+          <w:szCs w:val="22"/>
           <w:shd w:val="clear" w:color="auto" w:fill="FFFFFF"/>
           <w:lang w:eastAsia="es-PE"/>
           <w14:ligatures w14:val="none"/>
@@ -390,9 +448,11 @@
       </w:r>
       <w:r>
         <w:rPr>
-          <w:rFonts w:ascii="Arial Narrow" w:eastAsia="Times New Roman" w:hAnsi="Arial Narrow" w:cs="Times New Roman"/>
-          <w:color w:val="000000"/>
-          <w:kern w:val="0"/>
+          <w:rFonts w:ascii="Arial Narrow" w:eastAsia="Arial Narrow" w:hAnsi="Arial Narrow" w:cs="Arial Narrow"/>
+          <w:color w:val="000000"/>
+          <w:kern w:val="0"/>
+          <w:sz w:val="22"/>
+          <w:szCs w:val="22"/>
           <w:shd w:val="clear" w:color="auto" w:fill="FFFFFF"/>
           <w:lang w:eastAsia="es-PE"/>
           <w14:ligatures w14:val="none"/>
@@ -408,9 +468,11 @@
         <w:spacing w:after="0" w:line="240" w:lineRule="auto"/>
         <w:jc w:val="both"/>
         <w:rPr>
-          <w:rFonts w:ascii="Arial Narrow" w:eastAsia="Times New Roman" w:hAnsi="Arial Narrow" w:cs="Times New Roman"/>
-          <w:color w:val="000000"/>
-          <w:kern w:val="0"/>
+          <w:rFonts w:ascii="Arial Narrow" w:eastAsia="Arial Narrow" w:hAnsi="Arial Narrow" w:cs="Arial Narrow"/>
+          <w:color w:val="000000"/>
+          <w:kern w:val="0"/>
+          <w:sz w:val="22"/>
+          <w:szCs w:val="22"/>
           <w:lang w:eastAsia="es-PE"/>
           <w14:ligatures w14:val="none"/>
         </w:rPr>
@@ -426,9 +488,11 @@
         <w:ind w:left="567" w:hanging="567"/>
         <w:jc w:val="both"/>
         <w:rPr>
-          <w:rFonts w:ascii="Arial Narrow" w:eastAsia="Times New Roman" w:hAnsi="Arial Narrow" w:cs="Times New Roman"/>
-          <w:color w:val="000000"/>
-          <w:kern w:val="0"/>
+          <w:rFonts w:ascii="Arial Narrow" w:eastAsia="Arial Narrow" w:hAnsi="Arial Narrow" w:cs="Arial Narrow"/>
+          <w:color w:val="000000"/>
+          <w:kern w:val="0"/>
+          <w:sz w:val="22"/>
+          <w:szCs w:val="22"/>
           <w:lang w:eastAsia="es-PE"/>
           <w14:ligatures w14:val="none"/>
         </w:rPr>
@@ -439,6 +503,8 @@
           <w:b/>
           <w:color w:val="000000"/>
           <w:kern w:val="0"/>
+          <w:sz w:val="22"/>
+          <w:szCs w:val="22"/>
           <w:lang w:eastAsia="es-PE"/>
           <w14:ligatures w14:val="none"/>
         </w:rPr>
@@ -450,9 +516,11 @@
         <w:spacing w:after="0" w:line="240" w:lineRule="auto"/>
         <w:jc w:val="both"/>
         <w:rPr>
-          <w:rFonts w:ascii="Arial Narrow" w:eastAsia="Times New Roman" w:hAnsi="Arial Narrow" w:cs="Times New Roman"/>
-          <w:color w:val="000000"/>
-          <w:kern w:val="0"/>
+          <w:rFonts w:ascii="Arial Narrow" w:eastAsia="Arial Narrow" w:hAnsi="Arial Narrow" w:cs="Arial Narrow"/>
+          <w:color w:val="000000"/>
+          <w:kern w:val="0"/>
+          <w:sz w:val="22"/>
+          <w:szCs w:val="22"/>
           <w:lang w:eastAsia="es-PE"/>
           <w14:ligatures w14:val="none"/>
         </w:rPr>
@@ -468,18 +536,22 @@
         <w:ind w:left="567" w:hanging="567"/>
         <w:jc w:val="both"/>
         <w:rPr>
-          <w:rFonts w:ascii="Arial Narrow" w:eastAsia="Times New Roman" w:hAnsi="Arial Narrow" w:cs="Arial"/>
-          <w:color w:val="000000"/>
-          <w:kern w:val="0"/>
+          <w:rFonts w:ascii="Arial Narrow" w:eastAsia="Arial Narrow" w:hAnsi="Arial Narrow" w:cs="Arial Narrow"/>
+          <w:color w:val="000000"/>
+          <w:kern w:val="0"/>
+          <w:sz w:val="22"/>
+          <w:szCs w:val="22"/>
           <w:lang w:val="es-ES" w:eastAsia="es-ES"/>
           <w14:ligatures w14:val="none"/>
         </w:rPr>
       </w:pPr>
       <w:r>
         <w:rPr>
-          <w:rFonts w:ascii="Arial Narrow" w:eastAsia="Times New Roman" w:hAnsi="Arial Narrow" w:cs="Arial"/>
-          <w:color w:val="000000"/>
-          <w:kern w:val="0"/>
+          <w:rFonts w:ascii="Arial Narrow" w:eastAsia="Arial Narrow" w:hAnsi="Arial Narrow" w:cs="Arial Narrow"/>
+          <w:color w:val="000000"/>
+          <w:kern w:val="0"/>
+          <w:sz w:val="22"/>
+          <w:szCs w:val="22"/>
           <w:lang w:val="es-ES" w:eastAsia="es-ES"/>
           <w14:ligatures w14:val="none"/>
         </w:rPr>
@@ -487,9 +559,11 @@
       </w:r>
       <w:r>
         <w:rPr>
-          <w:rFonts w:ascii="Arial Narrow" w:eastAsia="Times New Roman" w:hAnsi="Arial Narrow" w:cs="Arial"/>
-          <w:color w:val="000000"/>
-          <w:kern w:val="0"/>
+          <w:rFonts w:ascii="Arial Narrow" w:eastAsia="Arial Narrow" w:hAnsi="Arial Narrow" w:cs="Arial Narrow"/>
+          <w:color w:val="000000"/>
+          <w:kern w:val="0"/>
+          <w:sz w:val="22"/>
+          <w:szCs w:val="22"/>
           <w:lang w:val="es-ES" w:eastAsia="es-ES"/>
           <w14:ligatures w14:val="none"/>
         </w:rPr>
@@ -497,9 +571,11 @@
       </w:r>
       <w:r>
         <w:rPr>
-          <w:rFonts w:ascii="Arial Narrow" w:eastAsia="Times New Roman" w:hAnsi="Arial Narrow" w:cs="Arial"/>
-          <w:color w:val="000000"/>
-          <w:kern w:val="0"/>
+          <w:rFonts w:ascii="Arial Narrow" w:eastAsia="Arial Narrow" w:hAnsi="Arial Narrow" w:cs="Arial Narrow"/>
+          <w:color w:val="000000"/>
+          <w:kern w:val="0"/>
+          <w:sz w:val="22"/>
+          <w:szCs w:val="22"/>
           <w:lang w:val="es-ES" w:eastAsia="es-ES"/>
           <w14:ligatures w14:val="none"/>
         </w:rPr>
@@ -507,9 +583,11 @@
       </w:r>
       <w:r>
         <w:rPr>
-          <w:rFonts w:ascii="Arial Narrow" w:eastAsia="Times New Roman" w:hAnsi="Arial Narrow" w:cs="Arial"/>
-          <w:color w:val="000000"/>
-          <w:kern w:val="0"/>
+          <w:rFonts w:ascii="Arial Narrow" w:eastAsia="Arial Narrow" w:hAnsi="Arial Narrow" w:cs="Arial Narrow"/>
+          <w:color w:val="000000"/>
+          <w:kern w:val="0"/>
+          <w:sz w:val="22"/>
+          <w:szCs w:val="22"/>
           <w:lang w:val="es-ES" w:eastAsia="es-ES"/>
           <w14:ligatures w14:val="none"/>
         </w:rPr>
@@ -517,41 +595,51 @@
       </w:r>
       <w:r>
         <w:rPr>
-          <w:rFonts w:ascii="Arial Narrow" w:eastAsia="Calibri" w:hAnsi="Arial Narrow" w:cs="Arial"/>
-          <w:kern w:val="0"/>
-          <w14:ligatures w14:val="none"/>
+          <w:rFonts w:ascii="Arial Narrow" w:eastAsia="Arial Narrow" w:hAnsi="Arial Narrow" w:cs="Arial Narrow"/>
+          <w:kern w:val="0"/>
+          <w14:ligatures w14:val="none"/>
+          <w:sz w:val="22"/>
+          <w:szCs w:val="22"/>
         </w:rPr>
         <w:t/>
       </w:r>
       <w:r>
         <w:rPr>
-          <w:rFonts w:ascii="Arial Narrow" w:eastAsia="Calibri" w:hAnsi="Arial Narrow" w:cs="Arial"/>
-          <w:kern w:val="0"/>
-          <w14:ligatures w14:val="none"/>
+          <w:rFonts w:ascii="Arial Narrow" w:eastAsia="Arial Narrow" w:hAnsi="Arial Narrow" w:cs="Arial Narrow"/>
+          <w:kern w:val="0"/>
+          <w14:ligatures w14:val="none"/>
+          <w:sz w:val="22"/>
+          <w:szCs w:val="22"/>
         </w:rPr>
         <w:t xml:space="preserve"/>
       </w:r>
       <w:r>
         <w:rPr>
-          <w:rFonts w:ascii="Arial Narrow" w:eastAsia="Calibri" w:hAnsi="Arial Narrow" w:cs="Arial"/>
-          <w:kern w:val="0"/>
-          <w14:ligatures w14:val="none"/>
+          <w:rFonts w:ascii="Arial Narrow" w:eastAsia="Arial Narrow" w:hAnsi="Arial Narrow" w:cs="Arial Narrow"/>
+          <w:kern w:val="0"/>
+          <w14:ligatures w14:val="none"/>
+          <w:sz w:val="22"/>
+          <w:szCs w:val="22"/>
         </w:rPr>
         <w:t xml:space="preserve"/>
       </w:r>
       <w:r>
         <w:rPr>
-          <w:rFonts w:ascii="Arial Narrow" w:eastAsia="Calibri" w:hAnsi="Arial Narrow" w:cs="Arial"/>
-          <w:kern w:val="0"/>
-          <w14:ligatures w14:val="none"/>
+          <w:rFonts w:ascii="Arial Narrow" w:eastAsia="Arial Narrow" w:hAnsi="Arial Narrow" w:cs="Arial Narrow"/>
+          <w:kern w:val="0"/>
+          <w14:ligatures w14:val="none"/>
+          <w:sz w:val="22"/>
+          <w:szCs w:val="22"/>
         </w:rPr>
         <w:t/>
       </w:r>
       <w:r>
         <w:rPr>
-          <w:rFonts w:ascii="Arial Narrow" w:eastAsia="Times New Roman" w:hAnsi="Arial Narrow" w:cs="Arial"/>
-          <w:color w:val="000000"/>
-          <w:kern w:val="0"/>
+          <w:rFonts w:ascii="Arial Narrow" w:eastAsia="Arial Narrow" w:hAnsi="Arial Narrow" w:cs="Arial Narrow"/>
+          <w:color w:val="000000"/>
+          <w:kern w:val="0"/>
+          <w:sz w:val="22"/>
+          <w:szCs w:val="22"/>
           <w:lang w:val="es-ES" w:eastAsia="es-ES"/>
           <w14:ligatures w14:val="none"/>
         </w:rPr>
@@ -559,9 +647,11 @@
       </w:r>
       <w:r>
         <w:rPr>
-          <w:rFonts w:ascii="Arial Narrow" w:eastAsia="Times New Roman" w:hAnsi="Arial Narrow" w:cs="Arial"/>
-          <w:color w:val="000000"/>
-          <w:kern w:val="0"/>
+          <w:rFonts w:ascii="Arial Narrow" w:eastAsia="Arial Narrow" w:hAnsi="Arial Narrow" w:cs="Arial Narrow"/>
+          <w:color w:val="000000"/>
+          <w:kern w:val="0"/>
+          <w:sz w:val="22"/>
+          <w:szCs w:val="22"/>
           <w:lang w:val="es-ES" w:eastAsia="es-ES"/>
           <w14:ligatures w14:val="none"/>
         </w:rPr>
@@ -570,9 +660,11 @@
       <w:r>
         <w:rPr>
           <w:rStyle w:val="Refdenotaalpie"/>
-          <w:rFonts w:ascii="Arial Narrow" w:eastAsia="Times New Roman" w:hAnsi="Arial Narrow" w:cs="Times New Roman"/>
-          <w:color w:val="000000"/>
-          <w:kern w:val="0"/>
+          <w:rFonts w:ascii="Arial Narrow" w:eastAsia="Arial Narrow" w:hAnsi="Arial Narrow" w:cs="Arial Narrow"/>
+          <w:color w:val="000000"/>
+          <w:kern w:val="0"/>
+          <w:sz w:val="22"/>
+          <w:szCs w:val="22"/>
           <w:vertAlign w:val="superscript"/>
           <w:lang w:val="es-ES" w:eastAsia="es-ES"/>
           <w14:ligatures w14:val="none"/>
@@ -581,9 +673,11 @@
       </w:r>
       <w:r>
         <w:rPr>
-          <w:rFonts w:ascii="Arial Narrow" w:eastAsia="Times New Roman" w:hAnsi="Arial Narrow" w:cs="Arial"/>
-          <w:color w:val="000000"/>
-          <w:kern w:val="0"/>
+          <w:rFonts w:ascii="Arial Narrow" w:eastAsia="Arial Narrow" w:hAnsi="Arial Narrow" w:cs="Arial Narrow"/>
+          <w:color w:val="000000"/>
+          <w:kern w:val="0"/>
+          <w:sz w:val="22"/>
+          <w:szCs w:val="22"/>
           <w:lang w:val="es-ES" w:eastAsia="es-ES"/>
           <w14:ligatures w14:val="none"/>
         </w:rPr>
@@ -591,10 +685,12 @@
       </w:r>
       <w:r>
         <w:rPr>
-          <w:rFonts w:ascii="Arial Narrow" w:eastAsia="Times New Roman" w:hAnsi="Arial Narrow" w:cs="Arial"/>
+          <w:rFonts w:ascii="Arial Narrow" w:eastAsia="Arial Narrow" w:hAnsi="Arial Narrow" w:cs="Arial Narrow"/>
           <w:bCs/>
           <w:color w:val="000000"/>
           <w:kern w:val="0"/>
+          <w:sz w:val="22"/>
+          <w:szCs w:val="22"/>
           <w:lang w:val="es-ES" w:eastAsia="es-ES"/>
           <w14:ligatures w14:val="none"/>
         </w:rPr>
@@ -606,9 +702,11 @@
         <w:spacing w:after="0" w:line="240" w:lineRule="auto"/>
         <w:jc w:val="both"/>
         <w:rPr>
-          <w:rFonts w:ascii="Arial Narrow" w:eastAsia="Times New Roman" w:hAnsi="Arial Narrow" w:cs="Arial"/>
-          <w:color w:val="000000"/>
-          <w:kern w:val="0"/>
+          <w:rFonts w:ascii="Arial Narrow" w:eastAsia="Arial Narrow" w:hAnsi="Arial Narrow" w:cs="Arial Narrow"/>
+          <w:color w:val="000000"/>
+          <w:kern w:val="0"/>
+          <w:sz w:val="22"/>
+          <w:szCs w:val="22"/>
           <w:lang w:eastAsia="es-ES"/>
           <w14:ligatures w14:val="none"/>
         </w:rPr>
@@ -628,18 +726,22 @@
         <w:ind w:left="1134" w:hanging="567"/>
         <w:jc w:val="both"/>
         <w:rPr>
-          <w:rFonts w:ascii="Arial Narrow" w:eastAsia="Times New Roman" w:hAnsi="Arial Narrow" w:cs="Arial"/>
-          <w:color w:val="000000"/>
-          <w:kern w:val="0"/>
+          <w:rFonts w:ascii="Arial Narrow" w:eastAsia="Arial Narrow" w:hAnsi="Arial Narrow" w:cs="Arial Narrow"/>
+          <w:color w:val="000000"/>
+          <w:kern w:val="0"/>
+          <w:sz w:val="22"/>
+          <w:szCs w:val="22"/>
           <w:lang w:eastAsia="es-ES"/>
           <w14:ligatures w14:val="none"/>
         </w:rPr>
       </w:pPr>
       <w:r>
         <w:rPr>
-          <w:rFonts w:ascii="Arial Narrow" w:eastAsia="Times New Roman" w:hAnsi="Arial Narrow" w:cs="Arial"/>
-          <w:color w:val="000000"/>
-          <w:kern w:val="0"/>
+          <w:rFonts w:ascii="Arial Narrow" w:eastAsia="Arial Narrow" w:hAnsi="Arial Narrow" w:cs="Arial Narrow"/>
+          <w:color w:val="000000"/>
+          <w:kern w:val="0"/>
+          <w:sz w:val="22"/>
+          <w:szCs w:val="22"/>
           <w:lang w:eastAsia="es-ES"/>
           <w14:ligatures w14:val="none"/>
         </w:rPr>
@@ -647,9 +749,11 @@
       </w:r>
       <w:r>
         <w:rPr>
-          <w:rFonts w:ascii="Arial Narrow" w:eastAsia="Times New Roman" w:hAnsi="Arial Narrow" w:cs="Arial"/>
-          <w:color w:val="000000"/>
-          <w:kern w:val="0"/>
+          <w:rFonts w:ascii="Arial Narrow" w:eastAsia="Arial Narrow" w:hAnsi="Arial Narrow" w:cs="Arial Narrow"/>
+          <w:color w:val="000000"/>
+          <w:kern w:val="0"/>
+          <w:sz w:val="22"/>
+          <w:szCs w:val="22"/>
           <w:lang w:eastAsia="es-ES"/>
           <w14:ligatures w14:val="none"/>
         </w:rPr>
@@ -657,9 +761,11 @@
       </w:r>
       <w:r>
         <w:rPr>
-          <w:rFonts w:ascii="Arial Narrow" w:eastAsia="Times New Roman" w:hAnsi="Arial Narrow" w:cs="Arial"/>
-          <w:color w:val="000000"/>
-          <w:kern w:val="0"/>
+          <w:rFonts w:ascii="Arial Narrow" w:eastAsia="Arial Narrow" w:hAnsi="Arial Narrow" w:cs="Arial Narrow"/>
+          <w:color w:val="000000"/>
+          <w:kern w:val="0"/>
+          <w:sz w:val="22"/>
+          <w:szCs w:val="22"/>
           <w:lang w:eastAsia="es-ES"/>
           <w14:ligatures w14:val="none"/>
         </w:rPr>
@@ -667,9 +773,11 @@
       </w:r>
       <w:r>
         <w:rPr>
-          <w:rFonts w:ascii="Arial Narrow" w:eastAsia="Times New Roman" w:hAnsi="Arial Narrow" w:cs="Arial"/>
-          <w:color w:val="000000"/>
-          <w:kern w:val="0"/>
+          <w:rFonts w:ascii="Arial Narrow" w:eastAsia="Arial Narrow" w:hAnsi="Arial Narrow" w:cs="Arial Narrow"/>
+          <w:color w:val="000000"/>
+          <w:kern w:val="0"/>
+          <w:sz w:val="22"/>
+          <w:szCs w:val="22"/>
           <w:lang w:eastAsia="es-ES"/>
           <w14:ligatures w14:val="none"/>
         </w:rPr>
@@ -677,9 +785,11 @@
       </w:r>
       <w:r>
         <w:rPr>
-          <w:rFonts w:ascii="Arial Narrow" w:eastAsia="Times New Roman" w:hAnsi="Arial Narrow" w:cs="Arial"/>
-          <w:color w:val="000000"/>
-          <w:kern w:val="0"/>
+          <w:rFonts w:ascii="Arial Narrow" w:eastAsia="Arial Narrow" w:hAnsi="Arial Narrow" w:cs="Arial Narrow"/>
+          <w:color w:val="000000"/>
+          <w:kern w:val="0"/>
+          <w:sz w:val="22"/>
+          <w:szCs w:val="22"/>
           <w:lang w:eastAsia="es-ES"/>
           <w14:ligatures w14:val="none"/>
         </w:rPr>
@@ -687,9 +797,11 @@
       </w:r>
       <w:r>
         <w:rPr>
-          <w:rFonts w:ascii="Arial Narrow" w:eastAsia="Times New Roman" w:hAnsi="Arial Narrow" w:cs="Arial"/>
-          <w:color w:val="000000"/>
-          <w:kern w:val="0"/>
+          <w:rFonts w:ascii="Arial Narrow" w:eastAsia="Arial Narrow" w:hAnsi="Arial Narrow" w:cs="Arial Narrow"/>
+          <w:color w:val="000000"/>
+          <w:kern w:val="0"/>
+          <w:sz w:val="22"/>
+          <w:szCs w:val="22"/>
           <w:lang w:eastAsia="es-ES"/>
           <w14:ligatures w14:val="none"/>
         </w:rPr>
@@ -697,9 +809,11 @@
       </w:r>
       <w:r>
         <w:rPr>
-          <w:rFonts w:ascii="Arial Narrow" w:eastAsia="Times New Roman" w:hAnsi="Arial Narrow" w:cs="Arial"/>
-          <w:color w:val="000000"/>
-          <w:kern w:val="0"/>
+          <w:rFonts w:ascii="Arial Narrow" w:eastAsia="Arial Narrow" w:hAnsi="Arial Narrow" w:cs="Arial Narrow"/>
+          <w:color w:val="000000"/>
+          <w:kern w:val="0"/>
+          <w:sz w:val="22"/>
+          <w:szCs w:val="22"/>
           <w:lang w:eastAsia="es-ES"/>
           <w14:ligatures w14:val="none"/>
         </w:rPr>
@@ -707,9 +821,11 @@
       </w:r>
       <w:r>
         <w:rPr>
-          <w:rFonts w:ascii="Arial Narrow" w:eastAsia="Times New Roman" w:hAnsi="Arial Narrow" w:cs="Arial"/>
-          <w:color w:val="000000"/>
-          <w:kern w:val="0"/>
+          <w:rFonts w:ascii="Arial Narrow" w:eastAsia="Arial Narrow" w:hAnsi="Arial Narrow" w:cs="Arial Narrow"/>
+          <w:color w:val="000000"/>
+          <w:kern w:val="0"/>
+          <w:sz w:val="22"/>
+          <w:szCs w:val="22"/>
           <w:lang w:eastAsia="es-ES"/>
           <w14:ligatures w14:val="none"/>
         </w:rPr>
@@ -717,9 +833,11 @@
       </w:r>
       <w:r>
         <w:rPr>
-          <w:rFonts w:ascii="Arial Narrow" w:eastAsia="Times New Roman" w:hAnsi="Arial Narrow" w:cs="Arial"/>
-          <w:color w:val="000000"/>
-          <w:kern w:val="0"/>
+          <w:rFonts w:ascii="Arial Narrow" w:eastAsia="Arial Narrow" w:hAnsi="Arial Narrow" w:cs="Arial Narrow"/>
+          <w:color w:val="000000"/>
+          <w:kern w:val="0"/>
+          <w:sz w:val="22"/>
+          <w:szCs w:val="22"/>
           <w:lang w:eastAsia="es-ES"/>
           <w14:ligatures w14:val="none"/>
         </w:rPr>
@@ -727,9 +845,11 @@
       </w:r>
       <w:r>
         <w:rPr>
-          <w:rFonts w:ascii="Arial Narrow" w:eastAsia="Times New Roman" w:hAnsi="Arial Narrow" w:cs="Arial"/>
-          <w:color w:val="000000"/>
-          <w:kern w:val="0"/>
+          <w:rFonts w:ascii="Arial Narrow" w:eastAsia="Arial Narrow" w:hAnsi="Arial Narrow" w:cs="Arial Narrow"/>
+          <w:color w:val="000000"/>
+          <w:kern w:val="0"/>
+          <w:sz w:val="22"/>
+          <w:szCs w:val="22"/>
           <w:lang w:eastAsia="es-ES"/>
           <w14:ligatures w14:val="none"/>
         </w:rPr>
@@ -737,9 +857,11 @@
       </w:r>
       <w:r>
         <w:rPr>
-          <w:rFonts w:ascii="Arial Narrow" w:eastAsia="Times New Roman" w:hAnsi="Arial Narrow" w:cs="Arial"/>
-          <w:color w:val="000000"/>
-          <w:kern w:val="0"/>
+          <w:rFonts w:ascii="Arial Narrow" w:eastAsia="Arial Narrow" w:hAnsi="Arial Narrow" w:cs="Arial Narrow"/>
+          <w:color w:val="000000"/>
+          <w:kern w:val="0"/>
+          <w:sz w:val="22"/>
+          <w:szCs w:val="22"/>
           <w:lang w:eastAsia="es-ES"/>
           <w14:ligatures w14:val="none"/>
         </w:rPr>
@@ -747,9 +869,11 @@
       </w:r>
       <w:r>
         <w:rPr>
-          <w:rFonts w:ascii="Arial Narrow" w:eastAsia="Times New Roman" w:hAnsi="Arial Narrow" w:cs="Arial"/>
-          <w:color w:val="000000"/>
-          <w:kern w:val="0"/>
+          <w:rFonts w:ascii="Arial Narrow" w:eastAsia="Arial Narrow" w:hAnsi="Arial Narrow" w:cs="Arial Narrow"/>
+          <w:color w:val="000000"/>
+          <w:kern w:val="0"/>
+          <w:sz w:val="22"/>
+          <w:szCs w:val="22"/>
           <w:lang w:eastAsia="es-ES"/>
           <w14:ligatures w14:val="none"/>
         </w:rPr>
@@ -757,9 +881,11 @@
       </w:r>
       <w:r>
         <w:rPr>
-          <w:rFonts w:ascii="Arial Narrow" w:eastAsia="Times New Roman" w:hAnsi="Arial Narrow" w:cs="Arial"/>
-          <w:color w:val="000000"/>
-          <w:kern w:val="0"/>
+          <w:rFonts w:ascii="Arial Narrow" w:eastAsia="Arial Narrow" w:hAnsi="Arial Narrow" w:cs="Arial Narrow"/>
+          <w:color w:val="000000"/>
+          <w:kern w:val="0"/>
+          <w:sz w:val="22"/>
+          <w:szCs w:val="22"/>
           <w:lang w:val="es-ES" w:eastAsia="es-ES"/>
           <w14:ligatures w14:val="none"/>
         </w:rPr>
@@ -767,9 +893,11 @@
       </w:r>
       <w:r>
         <w:rPr>
-          <w:rFonts w:ascii="Arial Narrow" w:eastAsia="Times New Roman" w:hAnsi="Arial Narrow" w:cs="Arial"/>
-          <w:color w:val="000000"/>
-          <w:kern w:val="0"/>
+          <w:rFonts w:ascii="Arial Narrow" w:eastAsia="Arial Narrow" w:hAnsi="Arial Narrow" w:cs="Arial Narrow"/>
+          <w:color w:val="000000"/>
+          <w:kern w:val="0"/>
+          <w:sz w:val="22"/>
+          <w:szCs w:val="22"/>
           <w:lang w:eastAsia="es-ES"/>
           <w14:ligatures w14:val="none"/>
         </w:rPr>
@@ -777,9 +905,11 @@
       </w:r>
       <w:r>
         <w:rPr>
-          <w:rFonts w:ascii="Arial Narrow" w:eastAsia="Times New Roman" w:hAnsi="Arial Narrow" w:cs="Arial"/>
-          <w:color w:val="000000"/>
-          <w:kern w:val="0"/>
+          <w:rFonts w:ascii="Arial Narrow" w:eastAsia="Arial Narrow" w:hAnsi="Arial Narrow" w:cs="Arial Narrow"/>
+          <w:color w:val="000000"/>
+          <w:kern w:val="0"/>
+          <w:sz w:val="22"/>
+          <w:szCs w:val="22"/>
           <w:lang w:eastAsia="es-ES"/>
           <w14:ligatures w14:val="none"/>
         </w:rPr>
@@ -787,9 +917,11 @@
       </w:r>
       <w:r>
         <w:rPr>
-          <w:rFonts w:ascii="Arial Narrow" w:eastAsia="Times New Roman" w:hAnsi="Arial Narrow" w:cs="Arial"/>
-          <w:color w:val="000000"/>
-          <w:kern w:val="0"/>
+          <w:rFonts w:ascii="Arial Narrow" w:eastAsia="Arial Narrow" w:hAnsi="Arial Narrow" w:cs="Arial Narrow"/>
+          <w:color w:val="000000"/>
+          <w:kern w:val="0"/>
+          <w:sz w:val="22"/>
+          <w:szCs w:val="22"/>
           <w:lang w:eastAsia="es-ES"/>
           <w14:ligatures w14:val="none"/>
         </w:rPr>
@@ -797,9 +929,11 @@
       </w:r>
       <w:r>
         <w:rPr>
-          <w:rFonts w:ascii="Arial Narrow" w:eastAsia="Times New Roman" w:hAnsi="Arial Narrow" w:cs="Arial"/>
-          <w:color w:val="000000"/>
-          <w:kern w:val="0"/>
+          <w:rFonts w:ascii="Arial Narrow" w:eastAsia="Arial Narrow" w:hAnsi="Arial Narrow" w:cs="Arial Narrow"/>
+          <w:color w:val="000000"/>
+          <w:kern w:val="0"/>
+          <w:sz w:val="22"/>
+          <w:szCs w:val="22"/>
           <w:lang w:eastAsia="es-ES"/>
           <w14:ligatures w14:val="none"/>
         </w:rPr>
@@ -807,9 +941,11 @@
       </w:r>
       <w:r>
         <w:rPr>
-          <w:rFonts w:ascii="Arial Narrow" w:eastAsia="Times New Roman" w:hAnsi="Arial Narrow" w:cs="Arial"/>
-          <w:color w:val="000000"/>
-          <w:kern w:val="0"/>
+          <w:rFonts w:ascii="Arial Narrow" w:eastAsia="Arial Narrow" w:hAnsi="Arial Narrow" w:cs="Arial Narrow"/>
+          <w:color w:val="000000"/>
+          <w:kern w:val="0"/>
+          <w:sz w:val="22"/>
+          <w:szCs w:val="22"/>
           <w:lang w:eastAsia="es-ES"/>
           <w14:ligatures w14:val="none"/>
         </w:rPr>
@@ -817,9 +953,11 @@
       </w:r>
       <w:r>
         <w:rPr>
-          <w:rFonts w:ascii="Arial Narrow" w:eastAsia="Times New Roman" w:hAnsi="Arial Narrow" w:cs="Arial"/>
-          <w:color w:val="000000"/>
-          <w:kern w:val="0"/>
+          <w:rFonts w:ascii="Arial Narrow" w:eastAsia="Arial Narrow" w:hAnsi="Arial Narrow" w:cs="Arial Narrow"/>
+          <w:color w:val="000000"/>
+          <w:kern w:val="0"/>
+          <w:sz w:val="22"/>
+          <w:szCs w:val="22"/>
           <w:lang w:eastAsia="es-ES"/>
           <w14:ligatures w14:val="none"/>
         </w:rPr>
@@ -827,9 +965,11 @@
       </w:r>
       <w:r>
         <w:rPr>
-          <w:rFonts w:ascii="Arial Narrow" w:eastAsia="Times New Roman" w:hAnsi="Arial Narrow" w:cs="Arial"/>
-          <w:color w:val="000000"/>
-          <w:kern w:val="0"/>
+          <w:rFonts w:ascii="Arial Narrow" w:eastAsia="Arial Narrow" w:hAnsi="Arial Narrow" w:cs="Arial Narrow"/>
+          <w:color w:val="000000"/>
+          <w:kern w:val="0"/>
+          <w:sz w:val="22"/>
+          <w:szCs w:val="22"/>
           <w:lang w:eastAsia="es-ES"/>
           <w14:ligatures w14:val="none"/>
         </w:rPr>
@@ -841,9 +981,11 @@
         <w:spacing w:after="0" w:line="240" w:lineRule="auto"/>
         <w:jc w:val="both"/>
         <w:rPr>
-          <w:rFonts w:ascii="Arial Narrow" w:eastAsia="Times New Roman" w:hAnsi="Arial Narrow" w:cs="Arial"/>
-          <w:color w:val="000000"/>
-          <w:kern w:val="0"/>
+          <w:rFonts w:ascii="Arial Narrow" w:eastAsia="Arial Narrow" w:hAnsi="Arial Narrow" w:cs="Arial Narrow"/>
+          <w:color w:val="000000"/>
+          <w:kern w:val="0"/>
+          <w:sz w:val="22"/>
+          <w:szCs w:val="22"/>
           <w:lang w:eastAsia="es-ES"/>
           <w14:ligatures w14:val="none"/>
         </w:rPr>
@@ -863,18 +1005,22 @@
         <w:ind w:left="1134" w:hanging="567"/>
         <w:jc w:val="both"/>
         <w:rPr>
-          <w:rFonts w:ascii="Arial Narrow" w:eastAsia="Times New Roman" w:hAnsi="Arial Narrow" w:cs="Arial"/>
-          <w:color w:val="000000"/>
-          <w:kern w:val="0"/>
+          <w:rFonts w:ascii="Arial Narrow" w:eastAsia="Arial Narrow" w:hAnsi="Arial Narrow" w:cs="Arial Narrow"/>
+          <w:color w:val="000000"/>
+          <w:kern w:val="0"/>
+          <w:sz w:val="22"/>
+          <w:szCs w:val="22"/>
           <w:lang w:eastAsia="es-ES"/>
           <w14:ligatures w14:val="none"/>
         </w:rPr>
       </w:pPr>
       <w:r>
         <w:rPr>
-          <w:rFonts w:ascii="Arial Narrow" w:eastAsia="Times New Roman" w:hAnsi="Arial Narrow" w:cs="Arial"/>
-          <w:color w:val="000000"/>
-          <w:kern w:val="0"/>
+          <w:rFonts w:ascii="Arial Narrow" w:eastAsia="Arial Narrow" w:hAnsi="Arial Narrow" w:cs="Arial Narrow"/>
+          <w:color w:val="000000"/>
+          <w:kern w:val="0"/>
+          <w:sz w:val="22"/>
+          <w:szCs w:val="22"/>
           <w:lang w:eastAsia="es-ES"/>
           <w14:ligatures w14:val="none"/>
         </w:rPr>
@@ -882,9 +1028,11 @@
       </w:r>
       <w:r>
         <w:rPr>
-          <w:rFonts w:ascii="Arial Narrow" w:eastAsia="Times New Roman" w:hAnsi="Arial Narrow" w:cs="Arial"/>
-          <w:color w:val="000000"/>
-          <w:kern w:val="0"/>
+          <w:rFonts w:ascii="Arial Narrow" w:eastAsia="Arial Narrow" w:hAnsi="Arial Narrow" w:cs="Arial Narrow"/>
+          <w:color w:val="000000"/>
+          <w:kern w:val="0"/>
+          <w:sz w:val="22"/>
+          <w:szCs w:val="22"/>
           <w:lang w:eastAsia="es-ES"/>
           <w14:ligatures w14:val="none"/>
         </w:rPr>
@@ -892,9 +1040,11 @@
       </w:r>
       <w:r>
         <w:rPr>
-          <w:rFonts w:ascii="Arial Narrow" w:eastAsia="Times New Roman" w:hAnsi="Arial Narrow" w:cs="Arial"/>
-          <w:color w:val="000000"/>
-          <w:kern w:val="0"/>
+          <w:rFonts w:ascii="Arial Narrow" w:eastAsia="Arial Narrow" w:hAnsi="Arial Narrow" w:cs="Arial Narrow"/>
+          <w:color w:val="000000"/>
+          <w:kern w:val="0"/>
+          <w:sz w:val="22"/>
+          <w:szCs w:val="22"/>
           <w:lang w:eastAsia="es-ES"/>
           <w14:ligatures w14:val="none"/>
         </w:rPr>
@@ -902,9 +1052,11 @@
       </w:r>
       <w:r>
         <w:rPr>
-          <w:rFonts w:ascii="Arial Narrow" w:eastAsia="Times New Roman" w:hAnsi="Arial Narrow" w:cs="Arial"/>
-          <w:color w:val="000000"/>
-          <w:kern w:val="0"/>
+          <w:rFonts w:ascii="Arial Narrow" w:eastAsia="Arial Narrow" w:hAnsi="Arial Narrow" w:cs="Arial Narrow"/>
+          <w:color w:val="000000"/>
+          <w:kern w:val="0"/>
+          <w:sz w:val="22"/>
+          <w:szCs w:val="22"/>
           <w:lang w:eastAsia="es-ES"/>
           <w14:ligatures w14:val="none"/>
         </w:rPr>
@@ -912,9 +1064,11 @@
       </w:r>
       <w:r>
         <w:rPr>
-          <w:rFonts w:ascii="Arial Narrow" w:eastAsia="Times New Roman" w:hAnsi="Arial Narrow" w:cs="Arial"/>
-          <w:color w:val="000000"/>
-          <w:kern w:val="0"/>
+          <w:rFonts w:ascii="Arial Narrow" w:eastAsia="Arial Narrow" w:hAnsi="Arial Narrow" w:cs="Arial Narrow"/>
+          <w:color w:val="000000"/>
+          <w:kern w:val="0"/>
+          <w:sz w:val="22"/>
+          <w:szCs w:val="22"/>
           <w:lang w:eastAsia="es-ES"/>
           <w14:ligatures w14:val="none"/>
         </w:rPr>
@@ -922,9 +1076,11 @@
       </w:r>
       <w:r>
         <w:rPr>
-          <w:rFonts w:ascii="Arial Narrow" w:eastAsia="Times New Roman" w:hAnsi="Arial Narrow" w:cs="Arial"/>
-          <w:color w:val="000000"/>
-          <w:kern w:val="0"/>
+          <w:rFonts w:ascii="Arial Narrow" w:eastAsia="Arial Narrow" w:hAnsi="Arial Narrow" w:cs="Arial Narrow"/>
+          <w:color w:val="000000"/>
+          <w:kern w:val="0"/>
+          <w:sz w:val="22"/>
+          <w:szCs w:val="22"/>
           <w:lang w:eastAsia="es-ES"/>
           <w14:ligatures w14:val="none"/>
         </w:rPr>
@@ -932,9 +1088,11 @@
       </w:r>
       <w:r>
         <w:rPr>
-          <w:rFonts w:ascii="Arial Narrow" w:eastAsia="Times New Roman" w:hAnsi="Arial Narrow" w:cs="Arial"/>
-          <w:color w:val="000000"/>
-          <w:kern w:val="0"/>
+          <w:rFonts w:ascii="Arial Narrow" w:eastAsia="Arial Narrow" w:hAnsi="Arial Narrow" w:cs="Arial Narrow"/>
+          <w:color w:val="000000"/>
+          <w:kern w:val="0"/>
+          <w:sz w:val="22"/>
+          <w:szCs w:val="22"/>
           <w:lang w:eastAsia="es-ES"/>
           <w14:ligatures w14:val="none"/>
         </w:rPr>
@@ -942,9 +1100,11 @@
       </w:r>
       <w:r>
         <w:rPr>
-          <w:rFonts w:ascii="Arial Narrow" w:eastAsia="Times New Roman" w:hAnsi="Arial Narrow" w:cs="Arial"/>
-          <w:color w:val="000000"/>
-          <w:kern w:val="0"/>
+          <w:rFonts w:ascii="Arial Narrow" w:eastAsia="Arial Narrow" w:hAnsi="Arial Narrow" w:cs="Arial Narrow"/>
+          <w:color w:val="000000"/>
+          <w:kern w:val="0"/>
+          <w:sz w:val="22"/>
+          <w:szCs w:val="22"/>
           <w:lang w:val="es-ES" w:eastAsia="es-ES"/>
           <w14:ligatures w14:val="none"/>
         </w:rPr>
@@ -952,9 +1112,11 @@
       </w:r>
       <w:r>
         <w:rPr>
-          <w:rFonts w:ascii="Arial Narrow" w:eastAsia="Times New Roman" w:hAnsi="Arial Narrow" w:cs="Arial"/>
-          <w:color w:val="000000"/>
-          <w:kern w:val="0"/>
+          <w:rFonts w:ascii="Arial Narrow" w:eastAsia="Arial Narrow" w:hAnsi="Arial Narrow" w:cs="Arial Narrow"/>
+          <w:color w:val="000000"/>
+          <w:kern w:val="0"/>
+          <w:sz w:val="22"/>
+          <w:szCs w:val="22"/>
           <w:lang w:eastAsia="es-ES"/>
           <w14:ligatures w14:val="none"/>
         </w:rPr>
@@ -962,9 +1124,11 @@
       </w:r>
       <w:r>
         <w:rPr>
-          <w:rFonts w:ascii="Arial Narrow" w:eastAsia="Times New Roman" w:hAnsi="Arial Narrow" w:cs="Arial"/>
-          <w:color w:val="000000"/>
-          <w:kern w:val="0"/>
+          <w:rFonts w:ascii="Arial Narrow" w:eastAsia="Arial Narrow" w:hAnsi="Arial Narrow" w:cs="Arial Narrow"/>
+          <w:color w:val="000000"/>
+          <w:kern w:val="0"/>
+          <w:sz w:val="22"/>
+          <w:szCs w:val="22"/>
           <w:lang w:eastAsia="es-ES"/>
           <w14:ligatures w14:val="none"/>
         </w:rPr>
@@ -978,9 +1142,11 @@
         <w:ind w:left="1134"/>
         <w:jc w:val="both"/>
         <w:rPr>
-          <w:rFonts w:ascii="Arial Narrow" w:eastAsia="Times New Roman" w:hAnsi="Arial Narrow" w:cs="Arial"/>
-          <w:color w:val="000000"/>
-          <w:kern w:val="0"/>
+          <w:rFonts w:ascii="Arial Narrow" w:eastAsia="Arial Narrow" w:hAnsi="Arial Narrow" w:cs="Arial Narrow"/>
+          <w:color w:val="000000"/>
+          <w:kern w:val="0"/>
+          <w:sz w:val="22"/>
+          <w:szCs w:val="22"/>
           <w:lang w:eastAsia="es-ES"/>
           <w14:ligatures w14:val="none"/>
         </w:rPr>
@@ -1000,18 +1166,22 @@
         <w:ind w:left="1134" w:hanging="567"/>
         <w:jc w:val="both"/>
         <w:rPr>
-          <w:rFonts w:ascii="Arial Narrow" w:eastAsia="Times New Roman" w:hAnsi="Arial Narrow" w:cs="Arial"/>
-          <w:color w:val="000000"/>
-          <w:kern w:val="0"/>
+          <w:rFonts w:ascii="Arial Narrow" w:eastAsia="Arial Narrow" w:hAnsi="Arial Narrow" w:cs="Arial Narrow"/>
+          <w:color w:val="000000"/>
+          <w:kern w:val="0"/>
+          <w:sz w:val="22"/>
+          <w:szCs w:val="22"/>
           <w:lang w:eastAsia="es-ES"/>
           <w14:ligatures w14:val="none"/>
         </w:rPr>
       </w:pPr>
       <w:r>
         <w:rPr>
-          <w:rFonts w:ascii="Arial Narrow" w:eastAsia="Times New Roman" w:hAnsi="Arial Narrow" w:cs="Arial"/>
-          <w:color w:val="000000"/>
-          <w:kern w:val="0"/>
+          <w:rFonts w:ascii="Arial Narrow" w:eastAsia="Arial Narrow" w:hAnsi="Arial Narrow" w:cs="Arial Narrow"/>
+          <w:color w:val="000000"/>
+          <w:kern w:val="0"/>
+          <w:sz w:val="22"/>
+          <w:szCs w:val="22"/>
           <w:lang w:eastAsia="es-ES"/>
           <w14:ligatures w14:val="none"/>
         </w:rPr>
@@ -1019,9 +1189,11 @@
       </w:r>
       <w:r>
         <w:rPr>
-          <w:rFonts w:ascii="Arial Narrow" w:eastAsia="Times New Roman" w:hAnsi="Arial Narrow" w:cs="Arial"/>
-          <w:color w:val="000000"/>
-          <w:kern w:val="0"/>
+          <w:rFonts w:ascii="Arial Narrow" w:eastAsia="Arial Narrow" w:hAnsi="Arial Narrow" w:cs="Arial Narrow"/>
+          <w:color w:val="000000"/>
+          <w:kern w:val="0"/>
+          <w:sz w:val="22"/>
+          <w:szCs w:val="22"/>
           <w:lang w:eastAsia="es-ES"/>
           <w14:ligatures w14:val="none"/>
         </w:rPr>
@@ -1029,9 +1201,11 @@
       </w:r>
       <w:r>
         <w:rPr>
-          <w:rFonts w:ascii="Arial Narrow" w:eastAsia="Times New Roman" w:hAnsi="Arial Narrow" w:cs="Arial"/>
-          <w:color w:val="000000"/>
-          <w:kern w:val="0"/>
+          <w:rFonts w:ascii="Arial Narrow" w:eastAsia="Arial Narrow" w:hAnsi="Arial Narrow" w:cs="Arial Narrow"/>
+          <w:color w:val="000000"/>
+          <w:kern w:val="0"/>
+          <w:sz w:val="22"/>
+          <w:szCs w:val="22"/>
           <w:lang w:eastAsia="es-ES"/>
           <w14:ligatures w14:val="none"/>
         </w:rPr>
@@ -1039,9 +1213,11 @@
       </w:r>
       <w:r>
         <w:rPr>
-          <w:rFonts w:ascii="Arial Narrow" w:eastAsia="Times New Roman" w:hAnsi="Arial Narrow" w:cs="Arial"/>
-          <w:color w:val="000000"/>
-          <w:kern w:val="0"/>
+          <w:rFonts w:ascii="Arial Narrow" w:eastAsia="Arial Narrow" w:hAnsi="Arial Narrow" w:cs="Arial Narrow"/>
+          <w:color w:val="000000"/>
+          <w:kern w:val="0"/>
+          <w:sz w:val="22"/>
+          <w:szCs w:val="22"/>
           <w:lang w:eastAsia="es-ES"/>
           <w14:ligatures w14:val="none"/>
         </w:rPr>
@@ -1049,9 +1225,11 @@
       </w:r>
       <w:r>
         <w:rPr>
-          <w:rFonts w:ascii="Arial Narrow" w:eastAsia="Times New Roman" w:hAnsi="Arial Narrow" w:cs="Arial"/>
-          <w:color w:val="000000"/>
-          <w:kern w:val="0"/>
+          <w:rFonts w:ascii="Arial Narrow" w:eastAsia="Arial Narrow" w:hAnsi="Arial Narrow" w:cs="Arial Narrow"/>
+          <w:color w:val="000000"/>
+          <w:kern w:val="0"/>
+          <w:sz w:val="22"/>
+          <w:szCs w:val="22"/>
           <w:lang w:eastAsia="es-ES"/>
           <w14:ligatures w14:val="none"/>
         </w:rPr>
@@ -1059,9 +1237,11 @@
       </w:r>
       <w:r>
         <w:rPr>
-          <w:rFonts w:ascii="Arial Narrow" w:eastAsia="Times New Roman" w:hAnsi="Arial Narrow" w:cs="Arial"/>
-          <w:color w:val="000000"/>
-          <w:kern w:val="0"/>
+          <w:rFonts w:ascii="Arial Narrow" w:eastAsia="Arial Narrow" w:hAnsi="Arial Narrow" w:cs="Arial Narrow"/>
+          <w:color w:val="000000"/>
+          <w:kern w:val="0"/>
+          <w:sz w:val="22"/>
+          <w:szCs w:val="22"/>
           <w:lang w:eastAsia="es-ES"/>
           <w14:ligatures w14:val="none"/>
         </w:rPr>
@@ -1069,9 +1249,11 @@
       </w:r>
       <w:r>
         <w:rPr>
-          <w:rFonts w:ascii="Arial Narrow" w:eastAsia="Times New Roman" w:hAnsi="Arial Narrow" w:cs="Arial"/>
-          <w:color w:val="000000"/>
-          <w:kern w:val="0"/>
+          <w:rFonts w:ascii="Arial Narrow" w:eastAsia="Arial Narrow" w:hAnsi="Arial Narrow" w:cs="Arial Narrow"/>
+          <w:color w:val="000000"/>
+          <w:kern w:val="0"/>
+          <w:sz w:val="22"/>
+          <w:szCs w:val="22"/>
           <w:lang w:eastAsia="es-ES"/>
           <w14:ligatures w14:val="none"/>
         </w:rPr>
@@ -1079,9 +1261,11 @@
       </w:r>
       <w:r>
         <w:rPr>
-          <w:rFonts w:ascii="Arial Narrow" w:eastAsia="Times New Roman" w:hAnsi="Arial Narrow" w:cs="Arial"/>
-          <w:color w:val="000000"/>
-          <w:kern w:val="0"/>
+          <w:rFonts w:ascii="Arial Narrow" w:eastAsia="Arial Narrow" w:hAnsi="Arial Narrow" w:cs="Arial Narrow"/>
+          <w:color w:val="000000"/>
+          <w:kern w:val="0"/>
+          <w:sz w:val="22"/>
+          <w:szCs w:val="22"/>
           <w:lang w:eastAsia="es-ES"/>
           <w14:ligatures w14:val="none"/>
         </w:rPr>
@@ -1089,9 +1273,11 @@
       </w:r>
       <w:r>
         <w:rPr>
-          <w:rFonts w:ascii="Arial Narrow" w:eastAsia="Times New Roman" w:hAnsi="Arial Narrow" w:cs="Arial"/>
-          <w:color w:val="000000"/>
-          <w:kern w:val="0"/>
+          <w:rFonts w:ascii="Arial Narrow" w:eastAsia="Arial Narrow" w:hAnsi="Arial Narrow" w:cs="Arial Narrow"/>
+          <w:color w:val="000000"/>
+          <w:kern w:val="0"/>
+          <w:sz w:val="22"/>
+          <w:szCs w:val="22"/>
           <w:lang w:val="es-ES" w:eastAsia="es-ES"/>
           <w14:ligatures w14:val="none"/>
         </w:rPr>
@@ -1099,9 +1285,11 @@
       </w:r>
       <w:r>
         <w:rPr>
-          <w:rFonts w:ascii="Arial Narrow" w:eastAsia="Times New Roman" w:hAnsi="Arial Narrow" w:cs="Arial"/>
-          <w:color w:val="000000"/>
-          <w:kern w:val="0"/>
+          <w:rFonts w:ascii="Arial Narrow" w:eastAsia="Arial Narrow" w:hAnsi="Arial Narrow" w:cs="Arial Narrow"/>
+          <w:color w:val="000000"/>
+          <w:kern w:val="0"/>
+          <w:sz w:val="22"/>
+          <w:szCs w:val="22"/>
           <w:lang w:eastAsia="es-ES"/>
           <w14:ligatures w14:val="none"/>
         </w:rPr>
@@ -1109,9 +1297,11 @@
       </w:r>
       <w:r>
         <w:rPr>
-          <w:rFonts w:ascii="Arial Narrow" w:eastAsia="Times New Roman" w:hAnsi="Arial Narrow" w:cs="Arial"/>
-          <w:color w:val="000000"/>
-          <w:kern w:val="0"/>
+          <w:rFonts w:ascii="Arial Narrow" w:eastAsia="Arial Narrow" w:hAnsi="Arial Narrow" w:cs="Arial Narrow"/>
+          <w:color w:val="000000"/>
+          <w:kern w:val="0"/>
+          <w:sz w:val="22"/>
+          <w:szCs w:val="22"/>
           <w:lang w:eastAsia="es-ES"/>
           <w14:ligatures w14:val="none"/>
         </w:rPr>
@@ -1119,9 +1309,11 @@
       </w:r>
       <w:r>
         <w:rPr>
-          <w:rFonts w:ascii="Arial Narrow" w:eastAsia="Times New Roman" w:hAnsi="Arial Narrow" w:cs="Arial"/>
-          <w:color w:val="000000"/>
-          <w:kern w:val="0"/>
+          <w:rFonts w:ascii="Arial Narrow" w:eastAsia="Arial Narrow" w:hAnsi="Arial Narrow" w:cs="Arial Narrow"/>
+          <w:color w:val="000000"/>
+          <w:kern w:val="0"/>
+          <w:sz w:val="22"/>
+          <w:szCs w:val="22"/>
           <w:lang w:eastAsia="es-ES"/>
           <w14:ligatures w14:val="none"/>
         </w:rPr>
@@ -1129,9 +1321,11 @@
       </w:r>
       <w:r>
         <w:rPr>
-          <w:rFonts w:ascii="Arial Narrow" w:eastAsia="Times New Roman" w:hAnsi="Arial Narrow" w:cs="Arial"/>
-          <w:color w:val="000000"/>
-          <w:kern w:val="0"/>
+          <w:rFonts w:ascii="Arial Narrow" w:eastAsia="Arial Narrow" w:hAnsi="Arial Narrow" w:cs="Arial Narrow"/>
+          <w:color w:val="000000"/>
+          <w:kern w:val="0"/>
+          <w:sz w:val="22"/>
+          <w:szCs w:val="22"/>
           <w:lang w:eastAsia="es-ES"/>
           <w14:ligatures w14:val="none"/>
         </w:rPr>
@@ -1145,9 +1339,11 @@
         <w:ind w:left="1134"/>
         <w:jc w:val="both"/>
         <w:rPr>
-          <w:rFonts w:ascii="Arial Narrow" w:eastAsia="Times New Roman" w:hAnsi="Arial Narrow" w:cs="Arial"/>
-          <w:color w:val="000000"/>
-          <w:kern w:val="0"/>
+          <w:rFonts w:ascii="Arial Narrow" w:eastAsia="Arial Narrow" w:hAnsi="Arial Narrow" w:cs="Arial Narrow"/>
+          <w:color w:val="000000"/>
+          <w:kern w:val="0"/>
+          <w:sz w:val="22"/>
+          <w:szCs w:val="22"/>
           <w:lang w:eastAsia="es-ES"/>
           <w14:ligatures w14:val="none"/>
         </w:rPr>
@@ -1167,18 +1363,22 @@
         <w:ind w:left="1134" w:hanging="567"/>
         <w:jc w:val="both"/>
         <w:rPr>
-          <w:rFonts w:ascii="Arial Narrow" w:eastAsia="Times New Roman" w:hAnsi="Arial Narrow" w:cs="Arial"/>
-          <w:color w:val="000000"/>
-          <w:kern w:val="0"/>
+          <w:rFonts w:ascii="Arial Narrow" w:eastAsia="Arial Narrow" w:hAnsi="Arial Narrow" w:cs="Arial Narrow"/>
+          <w:color w:val="000000"/>
+          <w:kern w:val="0"/>
+          <w:sz w:val="22"/>
+          <w:szCs w:val="22"/>
           <w:lang w:eastAsia="es-ES"/>
           <w14:ligatures w14:val="none"/>
         </w:rPr>
       </w:pPr>
       <w:r>
         <w:rPr>
-          <w:rFonts w:ascii="Arial Narrow" w:eastAsia="Times New Roman" w:hAnsi="Arial Narrow" w:cs="Arial"/>
-          <w:color w:val="000000"/>
-          <w:kern w:val="0"/>
+          <w:rFonts w:ascii="Arial Narrow" w:eastAsia="Arial Narrow" w:hAnsi="Arial Narrow" w:cs="Arial Narrow"/>
+          <w:color w:val="000000"/>
+          <w:kern w:val="0"/>
+          <w:sz w:val="22"/>
+          <w:szCs w:val="22"/>
           <w:lang w:val="es-ES" w:eastAsia="es-ES"/>
           <w14:ligatures w14:val="none"/>
         </w:rPr>
@@ -1186,9 +1386,11 @@
       </w:r>
       <w:r>
         <w:rPr>
-          <w:rFonts w:ascii="Arial Narrow" w:eastAsia="Times New Roman" w:hAnsi="Arial Narrow" w:cs="Arial"/>
-          <w:color w:val="000000"/>
-          <w:kern w:val="0"/>
+          <w:rFonts w:ascii="Arial Narrow" w:eastAsia="Arial Narrow" w:hAnsi="Arial Narrow" w:cs="Arial Narrow"/>
+          <w:color w:val="000000"/>
+          <w:kern w:val="0"/>
+          <w:sz w:val="22"/>
+          <w:szCs w:val="22"/>
           <w:lang w:eastAsia="es-ES"/>
           <w14:ligatures w14:val="none"/>
         </w:rPr>
@@ -1196,9 +1398,11 @@
       </w:r>
       <w:r>
         <w:rPr>
-          <w:rFonts w:ascii="Arial Narrow" w:eastAsia="Times New Roman" w:hAnsi="Arial Narrow" w:cs="Arial"/>
-          <w:color w:val="000000"/>
-          <w:kern w:val="0"/>
+          <w:rFonts w:ascii="Arial Narrow" w:eastAsia="Arial Narrow" w:hAnsi="Arial Narrow" w:cs="Arial Narrow"/>
+          <w:color w:val="000000"/>
+          <w:kern w:val="0"/>
+          <w:sz w:val="22"/>
+          <w:szCs w:val="22"/>
           <w:lang w:eastAsia="es-ES"/>
           <w14:ligatures w14:val="none"/>
         </w:rPr>
@@ -1206,9 +1410,11 @@
       </w:r>
       <w:r>
         <w:rPr>
-          <w:rFonts w:ascii="Arial Narrow" w:eastAsia="Times New Roman" w:hAnsi="Arial Narrow" w:cs="Arial"/>
-          <w:color w:val="000000"/>
-          <w:kern w:val="0"/>
+          <w:rFonts w:ascii="Arial Narrow" w:eastAsia="Arial Narrow" w:hAnsi="Arial Narrow" w:cs="Arial Narrow"/>
+          <w:color w:val="000000"/>
+          <w:kern w:val="0"/>
+          <w:sz w:val="22"/>
+          <w:szCs w:val="22"/>
           <w:lang w:eastAsia="es-ES"/>
           <w14:ligatures w14:val="none"/>
         </w:rPr>
@@ -1216,9 +1422,11 @@
       </w:r>
       <w:r>
         <w:rPr>
-          <w:rFonts w:ascii="Arial Narrow" w:eastAsia="Times New Roman" w:hAnsi="Arial Narrow" w:cs="Arial"/>
-          <w:color w:val="000000"/>
-          <w:kern w:val="0"/>
+          <w:rFonts w:ascii="Arial Narrow" w:eastAsia="Arial Narrow" w:hAnsi="Arial Narrow" w:cs="Arial Narrow"/>
+          <w:color w:val="000000"/>
+          <w:kern w:val="0"/>
+          <w:sz w:val="22"/>
+          <w:szCs w:val="22"/>
           <w:lang w:eastAsia="es-ES"/>
           <w14:ligatures w14:val="none"/>
         </w:rPr>
@@ -1226,9 +1434,11 @@
       </w:r>
       <w:r>
         <w:rPr>
-          <w:rFonts w:ascii="Arial Narrow" w:eastAsia="Times New Roman" w:hAnsi="Arial Narrow" w:cs="Arial"/>
-          <w:color w:val="000000"/>
-          <w:kern w:val="0"/>
+          <w:rFonts w:ascii="Arial Narrow" w:eastAsia="Arial Narrow" w:hAnsi="Arial Narrow" w:cs="Arial Narrow"/>
+          <w:color w:val="000000"/>
+          <w:kern w:val="0"/>
+          <w:sz w:val="22"/>
+          <w:szCs w:val="22"/>
           <w:lang w:eastAsia="es-ES"/>
           <w14:ligatures w14:val="none"/>
         </w:rPr>
@@ -1236,9 +1446,11 @@
       </w:r>
       <w:r>
         <w:rPr>
-          <w:rFonts w:ascii="Arial Narrow" w:eastAsia="Times New Roman" w:hAnsi="Arial Narrow" w:cs="Arial"/>
-          <w:color w:val="000000"/>
-          <w:kern w:val="0"/>
+          <w:rFonts w:ascii="Arial Narrow" w:eastAsia="Arial Narrow" w:hAnsi="Arial Narrow" w:cs="Arial Narrow"/>
+          <w:color w:val="000000"/>
+          <w:kern w:val="0"/>
+          <w:sz w:val="22"/>
+          <w:szCs w:val="22"/>
           <w:lang w:eastAsia="es-ES"/>
           <w14:ligatures w14:val="none"/>
         </w:rPr>
@@ -1246,9 +1458,11 @@
       </w:r>
       <w:r>
         <w:rPr>
-          <w:rFonts w:ascii="Arial Narrow" w:eastAsia="Times New Roman" w:hAnsi="Arial Narrow" w:cs="Arial"/>
-          <w:color w:val="000000"/>
-          <w:kern w:val="0"/>
+          <w:rFonts w:ascii="Arial Narrow" w:eastAsia="Arial Narrow" w:hAnsi="Arial Narrow" w:cs="Arial Narrow"/>
+          <w:color w:val="000000"/>
+          <w:kern w:val="0"/>
+          <w:sz w:val="22"/>
+          <w:szCs w:val="22"/>
           <w:lang w:eastAsia="es-ES"/>
           <w14:ligatures w14:val="none"/>
         </w:rPr>
@@ -1256,9 +1470,11 @@
       </w:r>
       <w:r>
         <w:rPr>
-          <w:rFonts w:ascii="Arial Narrow" w:eastAsia="Times New Roman" w:hAnsi="Arial Narrow" w:cs="Arial"/>
-          <w:color w:val="000000"/>
-          <w:kern w:val="0"/>
+          <w:rFonts w:ascii="Arial Narrow" w:eastAsia="Arial Narrow" w:hAnsi="Arial Narrow" w:cs="Arial Narrow"/>
+          <w:color w:val="000000"/>
+          <w:kern w:val="0"/>
+          <w:sz w:val="22"/>
+          <w:szCs w:val="22"/>
           <w:lang w:eastAsia="es-ES"/>
           <w14:ligatures w14:val="none"/>
         </w:rPr>
@@ -1266,9 +1482,11 @@
       </w:r>
       <w:r>
         <w:rPr>
-          <w:rFonts w:ascii="Arial Narrow" w:eastAsia="Times New Roman" w:hAnsi="Arial Narrow" w:cs="Arial"/>
-          <w:color w:val="000000"/>
-          <w:kern w:val="0"/>
+          <w:rFonts w:ascii="Arial Narrow" w:eastAsia="Arial Narrow" w:hAnsi="Arial Narrow" w:cs="Arial Narrow"/>
+          <w:color w:val="000000"/>
+          <w:kern w:val="0"/>
+          <w:sz w:val="22"/>
+          <w:szCs w:val="22"/>
           <w:lang w:eastAsia="es-ES"/>
           <w14:ligatures w14:val="none"/>
         </w:rPr>
@@ -1276,9 +1494,11 @@
       </w:r>
       <w:r>
         <w:rPr>
-          <w:rFonts w:ascii="Arial Narrow" w:eastAsia="Times New Roman" w:hAnsi="Arial Narrow" w:cs="Arial"/>
-          <w:color w:val="000000"/>
-          <w:kern w:val="0"/>
+          <w:rFonts w:ascii="Arial Narrow" w:eastAsia="Arial Narrow" w:hAnsi="Arial Narrow" w:cs="Arial Narrow"/>
+          <w:color w:val="000000"/>
+          <w:kern w:val="0"/>
+          <w:sz w:val="22"/>
+          <w:szCs w:val="22"/>
           <w:lang w:eastAsia="es-ES"/>
           <w14:ligatures w14:val="none"/>
         </w:rPr>
@@ -1286,9 +1506,11 @@
       </w:r>
       <w:r>
         <w:rPr>
-          <w:rFonts w:ascii="Arial Narrow" w:eastAsia="Times New Roman" w:hAnsi="Arial Narrow" w:cs="Arial"/>
-          <w:color w:val="000000"/>
-          <w:kern w:val="0"/>
+          <w:rFonts w:ascii="Arial Narrow" w:eastAsia="Arial Narrow" w:hAnsi="Arial Narrow" w:cs="Arial Narrow"/>
+          <w:color w:val="000000"/>
+          <w:kern w:val="0"/>
+          <w:sz w:val="22"/>
+          <w:szCs w:val="22"/>
           <w:lang w:eastAsia="es-ES"/>
           <w14:ligatures w14:val="none"/>
         </w:rPr>
@@ -1300,9 +1522,11 @@
         <w:spacing w:after="0" w:line="240" w:lineRule="auto"/>
         <w:jc w:val="both"/>
         <w:rPr>
-          <w:rFonts w:ascii="Arial Narrow" w:eastAsia="Times New Roman" w:hAnsi="Arial Narrow" w:cs="Arial"/>
-          <w:color w:val="000000"/>
-          <w:kern w:val="0"/>
+          <w:rFonts w:ascii="Arial Narrow" w:eastAsia="Arial Narrow" w:hAnsi="Arial Narrow" w:cs="Arial Narrow"/>
+          <w:color w:val="000000"/>
+          <w:kern w:val="0"/>
+          <w:sz w:val="22"/>
+          <w:szCs w:val="22"/>
           <w:lang w:eastAsia="es-ES"/>
           <w14:ligatures w14:val="none"/>
         </w:rPr>
@@ -1322,18 +1546,22 @@
         <w:ind w:left="1134" w:hanging="567"/>
         <w:jc w:val="both"/>
         <w:rPr>
-          <w:rFonts w:ascii="Arial Narrow" w:eastAsia="Times New Roman" w:hAnsi="Arial Narrow" w:cs="Arial"/>
-          <w:color w:val="000000"/>
-          <w:kern w:val="0"/>
+          <w:rFonts w:ascii="Arial Narrow" w:eastAsia="Arial Narrow" w:hAnsi="Arial Narrow" w:cs="Arial Narrow"/>
+          <w:color w:val="000000"/>
+          <w:kern w:val="0"/>
+          <w:sz w:val="22"/>
+          <w:szCs w:val="22"/>
           <w:lang w:eastAsia="es-ES"/>
           <w14:ligatures w14:val="none"/>
         </w:rPr>
       </w:pPr>
       <w:r>
         <w:rPr>
-          <w:rFonts w:ascii="Arial Narrow" w:eastAsia="Times New Roman" w:hAnsi="Arial Narrow" w:cs="Arial"/>
-          <w:color w:val="000000"/>
-          <w:kern w:val="0"/>
+          <w:rFonts w:ascii="Arial Narrow" w:eastAsia="Arial Narrow" w:hAnsi="Arial Narrow" w:cs="Arial Narrow"/>
+          <w:color w:val="000000"/>
+          <w:kern w:val="0"/>
+          <w:sz w:val="22"/>
+          <w:szCs w:val="22"/>
           <w:lang w:eastAsia="es-ES"/>
           <w14:ligatures w14:val="none"/>
         </w:rPr>
@@ -1341,9 +1569,11 @@
       </w:r>
       <w:r>
         <w:rPr>
-          <w:rFonts w:ascii="Arial Narrow" w:eastAsia="Times New Roman" w:hAnsi="Arial Narrow" w:cs="Arial"/>
-          <w:color w:val="000000"/>
-          <w:kern w:val="0"/>
+          <w:rFonts w:ascii="Arial Narrow" w:eastAsia="Arial Narrow" w:hAnsi="Arial Narrow" w:cs="Arial Narrow"/>
+          <w:color w:val="000000"/>
+          <w:kern w:val="0"/>
+          <w:sz w:val="22"/>
+          <w:szCs w:val="22"/>
           <w:lang w:eastAsia="es-ES"/>
           <w14:ligatures w14:val="none"/>
         </w:rPr>
@@ -1351,9 +1581,11 @@
       </w:r>
       <w:r>
         <w:rPr>
-          <w:rFonts w:ascii="Arial Narrow" w:eastAsia="Times New Roman" w:hAnsi="Arial Narrow" w:cs="Arial"/>
-          <w:color w:val="000000"/>
-          <w:kern w:val="0"/>
+          <w:rFonts w:ascii="Arial Narrow" w:eastAsia="Arial Narrow" w:hAnsi="Arial Narrow" w:cs="Arial Narrow"/>
+          <w:color w:val="000000"/>
+          <w:kern w:val="0"/>
+          <w:sz w:val="22"/>
+          <w:szCs w:val="22"/>
           <w:lang w:eastAsia="es-ES"/>
           <w14:ligatures w14:val="none"/>
         </w:rPr>
@@ -1367,9 +1599,11 @@
         <w:ind w:left="1134"/>
         <w:jc w:val="both"/>
         <w:rPr>
-          <w:rFonts w:ascii="Arial Narrow" w:eastAsia="Times New Roman" w:hAnsi="Arial Narrow" w:cs="Arial"/>
-          <w:color w:val="000000"/>
-          <w:kern w:val="0"/>
+          <w:rFonts w:ascii="Arial Narrow" w:eastAsia="Arial Narrow" w:hAnsi="Arial Narrow" w:cs="Arial Narrow"/>
+          <w:color w:val="000000"/>
+          <w:kern w:val="0"/>
+          <w:sz w:val="22"/>
+          <w:szCs w:val="22"/>
           <w:lang w:eastAsia="es-ES"/>
           <w14:ligatures w14:val="none"/>
         </w:rPr>
@@ -1389,18 +1623,22 @@
         <w:ind w:left="1134" w:hanging="567"/>
         <w:jc w:val="both"/>
         <w:rPr>
-          <w:rFonts w:ascii="Arial Narrow" w:eastAsia="Times New Roman" w:hAnsi="Arial Narrow" w:cs="Arial"/>
-          <w:color w:val="000000"/>
-          <w:kern w:val="0"/>
+          <w:rFonts w:ascii="Arial Narrow" w:eastAsia="Arial Narrow" w:hAnsi="Arial Narrow" w:cs="Arial Narrow"/>
+          <w:color w:val="000000"/>
+          <w:kern w:val="0"/>
+          <w:sz w:val="22"/>
+          <w:szCs w:val="22"/>
           <w:lang w:eastAsia="es-ES"/>
           <w14:ligatures w14:val="none"/>
         </w:rPr>
       </w:pPr>
       <w:r>
         <w:rPr>
-          <w:rFonts w:ascii="Arial Narrow" w:eastAsia="Times New Roman" w:hAnsi="Arial Narrow" w:cs="Arial"/>
-          <w:color w:val="000000"/>
-          <w:kern w:val="0"/>
+          <w:rFonts w:ascii="Arial Narrow" w:eastAsia="Arial Narrow" w:hAnsi="Arial Narrow" w:cs="Arial Narrow"/>
+          <w:color w:val="000000"/>
+          <w:kern w:val="0"/>
+          <w:sz w:val="22"/>
+          <w:szCs w:val="22"/>
           <w:lang w:eastAsia="es-ES"/>
           <w14:ligatures w14:val="none"/>
         </w:rPr>
@@ -1408,9 +1646,11 @@
       </w:r>
       <w:r>
         <w:rPr>
-          <w:rFonts w:ascii="Arial Narrow" w:eastAsia="Times New Roman" w:hAnsi="Arial Narrow" w:cs="Arial"/>
-          <w:color w:val="000000"/>
-          <w:kern w:val="0"/>
+          <w:rFonts w:ascii="Arial Narrow" w:eastAsia="Arial Narrow" w:hAnsi="Arial Narrow" w:cs="Arial Narrow"/>
+          <w:color w:val="000000"/>
+          <w:kern w:val="0"/>
+          <w:sz w:val="22"/>
+          <w:szCs w:val="22"/>
           <w:lang w:val="es-ES" w:eastAsia="es-ES"/>
           <w14:ligatures w14:val="none"/>
         </w:rPr>
@@ -1418,9 +1658,11 @@
       </w:r>
       <w:r>
         <w:rPr>
-          <w:rFonts w:ascii="Arial Narrow" w:eastAsia="Times New Roman" w:hAnsi="Arial Narrow" w:cs="Arial"/>
-          <w:color w:val="000000"/>
-          <w:kern w:val="0"/>
+          <w:rFonts w:ascii="Arial Narrow" w:eastAsia="Arial Narrow" w:hAnsi="Arial Narrow" w:cs="Arial Narrow"/>
+          <w:color w:val="000000"/>
+          <w:kern w:val="0"/>
+          <w:sz w:val="22"/>
+          <w:szCs w:val="22"/>
           <w:lang w:eastAsia="es-ES"/>
           <w14:ligatures w14:val="none"/>
         </w:rPr>
@@ -1428,9 +1670,11 @@
       </w:r>
       <w:r>
         <w:rPr>
-          <w:rFonts w:ascii="Arial Narrow" w:eastAsia="Times New Roman" w:hAnsi="Arial Narrow" w:cs="Arial"/>
-          <w:color w:val="000000"/>
-          <w:kern w:val="0"/>
+          <w:rFonts w:ascii="Arial Narrow" w:eastAsia="Arial Narrow" w:hAnsi="Arial Narrow" w:cs="Arial Narrow"/>
+          <w:color w:val="000000"/>
+          <w:kern w:val="0"/>
+          <w:sz w:val="22"/>
+          <w:szCs w:val="22"/>
           <w:lang w:eastAsia="es-ES"/>
           <w14:ligatures w14:val="none"/>
         </w:rPr>
@@ -1438,9 +1682,11 @@
       </w:r>
       <w:r>
         <w:rPr>
-          <w:rFonts w:ascii="Arial Narrow" w:eastAsia="Times New Roman" w:hAnsi="Arial Narrow" w:cs="Arial"/>
-          <w:color w:val="000000"/>
-          <w:kern w:val="0"/>
+          <w:rFonts w:ascii="Arial Narrow" w:eastAsia="Arial Narrow" w:hAnsi="Arial Narrow" w:cs="Arial Narrow"/>
+          <w:color w:val="000000"/>
+          <w:kern w:val="0"/>
+          <w:sz w:val="22"/>
+          <w:szCs w:val="22"/>
           <w:lang w:eastAsia="es-ES"/>
           <w14:ligatures w14:val="none"/>
         </w:rPr>
@@ -1448,9 +1694,11 @@
       </w:r>
       <w:r>
         <w:rPr>
-          <w:rFonts w:ascii="Arial Narrow" w:eastAsia="Times New Roman" w:hAnsi="Arial Narrow" w:cs="Arial"/>
-          <w:color w:val="000000"/>
-          <w:kern w:val="0"/>
+          <w:rFonts w:ascii="Arial Narrow" w:eastAsia="Arial Narrow" w:hAnsi="Arial Narrow" w:cs="Arial Narrow"/>
+          <w:color w:val="000000"/>
+          <w:kern w:val="0"/>
+          <w:sz w:val="22"/>
+          <w:szCs w:val="22"/>
           <w:lang w:eastAsia="es-ES"/>
           <w14:ligatures w14:val="none"/>
         </w:rPr>
@@ -1458,9 +1706,11 @@
       </w:r>
       <w:r>
         <w:rPr>
-          <w:rFonts w:ascii="Arial Narrow" w:eastAsia="Times New Roman" w:hAnsi="Arial Narrow" w:cs="Arial"/>
-          <w:color w:val="000000"/>
-          <w:kern w:val="0"/>
+          <w:rFonts w:ascii="Arial Narrow" w:eastAsia="Arial Narrow" w:hAnsi="Arial Narrow" w:cs="Arial Narrow"/>
+          <w:color w:val="000000"/>
+          <w:kern w:val="0"/>
+          <w:sz w:val="22"/>
+          <w:szCs w:val="22"/>
           <w:lang w:eastAsia="es-ES"/>
           <w14:ligatures w14:val="none"/>
         </w:rPr>
@@ -1474,9 +1724,11 @@
         <w:ind w:left="1134"/>
         <w:jc w:val="both"/>
         <w:rPr>
-          <w:rFonts w:ascii="Arial Narrow" w:eastAsia="Times New Roman" w:hAnsi="Arial Narrow" w:cs="Arial"/>
-          <w:color w:val="000000"/>
-          <w:kern w:val="0"/>
+          <w:rFonts w:ascii="Arial Narrow" w:eastAsia="Arial Narrow" w:hAnsi="Arial Narrow" w:cs="Arial Narrow"/>
+          <w:color w:val="000000"/>
+          <w:kern w:val="0"/>
+          <w:sz w:val="22"/>
+          <w:szCs w:val="22"/>
           <w:lang w:eastAsia="es-ES"/>
           <w14:ligatures w14:val="none"/>
         </w:rPr>
@@ -1496,18 +1748,22 @@
         <w:ind w:left="1134" w:hanging="567"/>
         <w:jc w:val="both"/>
         <w:rPr>
-          <w:rFonts w:ascii="Arial Narrow" w:eastAsia="Times New Roman" w:hAnsi="Arial Narrow" w:cs="Arial"/>
-          <w:color w:val="000000"/>
-          <w:kern w:val="0"/>
+          <w:rFonts w:ascii="Arial Narrow" w:eastAsia="Arial Narrow" w:hAnsi="Arial Narrow" w:cs="Arial Narrow"/>
+          <w:color w:val="000000"/>
+          <w:kern w:val="0"/>
+          <w:sz w:val="22"/>
+          <w:szCs w:val="22"/>
           <w:lang w:eastAsia="es-ES"/>
           <w14:ligatures w14:val="none"/>
         </w:rPr>
       </w:pPr>
       <w:r>
         <w:rPr>
-          <w:rFonts w:ascii="Arial Narrow" w:eastAsia="Times New Roman" w:hAnsi="Arial Narrow" w:cs="Arial"/>
-          <w:color w:val="000000"/>
-          <w:kern w:val="0"/>
+          <w:rFonts w:ascii="Arial Narrow" w:eastAsia="Arial Narrow" w:hAnsi="Arial Narrow" w:cs="Arial Narrow"/>
+          <w:color w:val="000000"/>
+          <w:kern w:val="0"/>
+          <w:sz w:val="22"/>
+          <w:szCs w:val="22"/>
           <w:lang w:eastAsia="es-ES"/>
           <w14:ligatures w14:val="none"/>
         </w:rPr>
@@ -1515,9 +1771,11 @@
       </w:r>
       <w:r>
         <w:rPr>
-          <w:rFonts w:ascii="Arial Narrow" w:eastAsia="Times New Roman" w:hAnsi="Arial Narrow" w:cs="Arial"/>
-          <w:color w:val="000000"/>
-          <w:kern w:val="0"/>
+          <w:rFonts w:ascii="Arial Narrow" w:eastAsia="Arial Narrow" w:hAnsi="Arial Narrow" w:cs="Arial Narrow"/>
+          <w:color w:val="000000"/>
+          <w:kern w:val="0"/>
+          <w:sz w:val="22"/>
+          <w:szCs w:val="22"/>
           <w:lang w:eastAsia="es-ES"/>
           <w14:ligatures w14:val="none"/>
         </w:rPr>
@@ -1525,9 +1783,11 @@
       </w:r>
       <w:r>
         <w:rPr>
-          <w:rFonts w:ascii="Arial Narrow" w:eastAsia="Times New Roman" w:hAnsi="Arial Narrow" w:cs="Arial"/>
-          <w:color w:val="000000"/>
-          <w:kern w:val="0"/>
+          <w:rFonts w:ascii="Arial Narrow" w:eastAsia="Arial Narrow" w:hAnsi="Arial Narrow" w:cs="Arial Narrow"/>
+          <w:color w:val="000000"/>
+          <w:kern w:val="0"/>
+          <w:sz w:val="22"/>
+          <w:szCs w:val="22"/>
           <w:lang w:val="es-ES" w:eastAsia="es-ES"/>
           <w14:ligatures w14:val="none"/>
         </w:rPr>
@@ -1535,9 +1795,11 @@
       </w:r>
       <w:r>
         <w:rPr>
-          <w:rFonts w:ascii="Arial Narrow" w:eastAsia="Times New Roman" w:hAnsi="Arial Narrow" w:cs="Arial"/>
-          <w:color w:val="000000"/>
-          <w:kern w:val="0"/>
+          <w:rFonts w:ascii="Arial Narrow" w:eastAsia="Arial Narrow" w:hAnsi="Arial Narrow" w:cs="Arial Narrow"/>
+          <w:color w:val="000000"/>
+          <w:kern w:val="0"/>
+          <w:sz w:val="22"/>
+          <w:szCs w:val="22"/>
           <w:lang w:eastAsia="es-ES"/>
           <w14:ligatures w14:val="none"/>
         </w:rPr>
@@ -1545,9 +1807,11 @@
       </w:r>
       <w:r>
         <w:rPr>
-          <w:rFonts w:ascii="Arial Narrow" w:eastAsia="Times New Roman" w:hAnsi="Arial Narrow" w:cs="Arial"/>
-          <w:color w:val="000000"/>
-          <w:kern w:val="0"/>
+          <w:rFonts w:ascii="Arial Narrow" w:eastAsia="Arial Narrow" w:hAnsi="Arial Narrow" w:cs="Arial Narrow"/>
+          <w:color w:val="000000"/>
+          <w:kern w:val="0"/>
+          <w:sz w:val="22"/>
+          <w:szCs w:val="22"/>
           <w:lang w:eastAsia="es-ES"/>
           <w14:ligatures w14:val="none"/>
         </w:rPr>
@@ -1555,9 +1819,11 @@
       </w:r>
       <w:r>
         <w:rPr>
-          <w:rFonts w:ascii="Arial Narrow" w:eastAsia="Times New Roman" w:hAnsi="Arial Narrow" w:cs="Arial"/>
-          <w:color w:val="000000"/>
-          <w:kern w:val="0"/>
+          <w:rFonts w:ascii="Arial Narrow" w:eastAsia="Arial Narrow" w:hAnsi="Arial Narrow" w:cs="Arial Narrow"/>
+          <w:color w:val="000000"/>
+          <w:kern w:val="0"/>
+          <w:sz w:val="22"/>
+          <w:szCs w:val="22"/>
           <w:lang w:eastAsia="es-ES"/>
           <w14:ligatures w14:val="none"/>
         </w:rPr>
@@ -1565,9 +1831,11 @@
       </w:r>
       <w:r>
         <w:rPr>
-          <w:rFonts w:ascii="Arial Narrow" w:eastAsia="Times New Roman" w:hAnsi="Arial Narrow" w:cs="Arial"/>
-          <w:color w:val="000000"/>
-          <w:kern w:val="0"/>
+          <w:rFonts w:ascii="Arial Narrow" w:eastAsia="Arial Narrow" w:hAnsi="Arial Narrow" w:cs="Arial Narrow"/>
+          <w:color w:val="000000"/>
+          <w:kern w:val="0"/>
+          <w:sz w:val="22"/>
+          <w:szCs w:val="22"/>
           <w:lang w:eastAsia="es-ES"/>
           <w14:ligatures w14:val="none"/>
         </w:rPr>
@@ -1575,9 +1843,11 @@
       </w:r>
       <w:r>
         <w:rPr>
-          <w:rFonts w:ascii="Arial Narrow" w:eastAsia="Times New Roman" w:hAnsi="Arial Narrow" w:cs="Arial"/>
-          <w:color w:val="000000"/>
-          <w:kern w:val="0"/>
+          <w:rFonts w:ascii="Arial Narrow" w:eastAsia="Arial Narrow" w:hAnsi="Arial Narrow" w:cs="Arial Narrow"/>
+          <w:color w:val="000000"/>
+          <w:kern w:val="0"/>
+          <w:sz w:val="22"/>
+          <w:szCs w:val="22"/>
           <w:lang w:eastAsia="es-ES"/>
           <w14:ligatures w14:val="none"/>
         </w:rPr>
@@ -1585,9 +1855,11 @@
       </w:r>
       <w:r>
         <w:rPr>
-          <w:rFonts w:ascii="Arial Narrow" w:eastAsia="Times New Roman" w:hAnsi="Arial Narrow" w:cs="Arial"/>
-          <w:color w:val="000000"/>
-          <w:kern w:val="0"/>
+          <w:rFonts w:ascii="Arial Narrow" w:eastAsia="Arial Narrow" w:hAnsi="Arial Narrow" w:cs="Arial Narrow"/>
+          <w:color w:val="000000"/>
+          <w:kern w:val="0"/>
+          <w:sz w:val="22"/>
+          <w:szCs w:val="22"/>
           <w:lang w:eastAsia="es-ES"/>
           <w14:ligatures w14:val="none"/>
         </w:rPr>
@@ -1595,9 +1867,11 @@
       </w:r>
       <w:r>
         <w:rPr>
-          <w:rFonts w:ascii="Arial Narrow" w:eastAsia="Times New Roman" w:hAnsi="Arial Narrow" w:cs="Arial"/>
-          <w:color w:val="000000"/>
-          <w:kern w:val="0"/>
+          <w:rFonts w:ascii="Arial Narrow" w:eastAsia="Arial Narrow" w:hAnsi="Arial Narrow" w:cs="Arial Narrow"/>
+          <w:color w:val="000000"/>
+          <w:kern w:val="0"/>
+          <w:sz w:val="22"/>
+          <w:szCs w:val="22"/>
           <w:lang w:eastAsia="es-ES"/>
           <w14:ligatures w14:val="none"/>
         </w:rPr>
@@ -1605,9 +1879,11 @@
       </w:r>
       <w:r>
         <w:rPr>
-          <w:rFonts w:ascii="Arial Narrow" w:eastAsia="Times New Roman" w:hAnsi="Arial Narrow" w:cs="Arial"/>
-          <w:color w:val="000000"/>
-          <w:kern w:val="0"/>
+          <w:rFonts w:ascii="Arial Narrow" w:eastAsia="Arial Narrow" w:hAnsi="Arial Narrow" w:cs="Arial Narrow"/>
+          <w:color w:val="000000"/>
+          <w:kern w:val="0"/>
+          <w:sz w:val="22"/>
+          <w:szCs w:val="22"/>
           <w:lang w:val="es-ES" w:eastAsia="es-ES"/>
           <w14:ligatures w14:val="none"/>
         </w:rPr>
@@ -1615,9 +1891,11 @@
       </w:r>
       <w:r>
         <w:rPr>
-          <w:rFonts w:ascii="Arial Narrow" w:eastAsia="Times New Roman" w:hAnsi="Arial Narrow" w:cs="Arial"/>
-          <w:color w:val="000000"/>
-          <w:kern w:val="0"/>
+          <w:rFonts w:ascii="Arial Narrow" w:eastAsia="Arial Narrow" w:hAnsi="Arial Narrow" w:cs="Arial Narrow"/>
+          <w:color w:val="000000"/>
+          <w:kern w:val="0"/>
+          <w:sz w:val="22"/>
+          <w:szCs w:val="22"/>
           <w:lang w:eastAsia="es-ES"/>
           <w14:ligatures w14:val="none"/>
         </w:rPr>
@@ -1625,9 +1903,11 @@
       </w:r>
       <w:r>
         <w:rPr>
-          <w:rFonts w:ascii="Arial Narrow" w:eastAsia="Times New Roman" w:hAnsi="Arial Narrow" w:cs="Arial"/>
-          <w:color w:val="000000"/>
-          <w:kern w:val="0"/>
+          <w:rFonts w:ascii="Arial Narrow" w:eastAsia="Arial Narrow" w:hAnsi="Arial Narrow" w:cs="Arial Narrow"/>
+          <w:color w:val="000000"/>
+          <w:kern w:val="0"/>
+          <w:sz w:val="22"/>
+          <w:szCs w:val="22"/>
           <w:lang w:eastAsia="es-ES"/>
           <w14:ligatures w14:val="none"/>
         </w:rPr>
@@ -1635,9 +1915,11 @@
       </w:r>
       <w:r>
         <w:rPr>
-          <w:rFonts w:ascii="Arial Narrow" w:eastAsia="Times New Roman" w:hAnsi="Arial Narrow" w:cs="Arial"/>
-          <w:color w:val="000000"/>
-          <w:kern w:val="0"/>
+          <w:rFonts w:ascii="Arial Narrow" w:eastAsia="Arial Narrow" w:hAnsi="Arial Narrow" w:cs="Arial Narrow"/>
+          <w:color w:val="000000"/>
+          <w:kern w:val="0"/>
+          <w:sz w:val="22"/>
+          <w:szCs w:val="22"/>
           <w:lang w:eastAsia="es-ES"/>
           <w14:ligatures w14:val="none"/>
         </w:rPr>
@@ -1645,9 +1927,11 @@
       </w:r>
       <w:r>
         <w:rPr>
-          <w:rFonts w:ascii="Arial Narrow" w:eastAsia="Times New Roman" w:hAnsi="Arial Narrow" w:cs="Arial"/>
-          <w:color w:val="000000"/>
-          <w:kern w:val="0"/>
+          <w:rFonts w:ascii="Arial Narrow" w:eastAsia="Arial Narrow" w:hAnsi="Arial Narrow" w:cs="Arial Narrow"/>
+          <w:color w:val="000000"/>
+          <w:kern w:val="0"/>
+          <w:sz w:val="22"/>
+          <w:szCs w:val="22"/>
           <w:lang w:eastAsia="es-ES"/>
           <w14:ligatures w14:val="none"/>
         </w:rPr>
@@ -1661,9 +1945,11 @@
         <w:ind w:left="1134"/>
         <w:jc w:val="both"/>
         <w:rPr>
-          <w:rFonts w:ascii="Arial Narrow" w:eastAsia="Times New Roman" w:hAnsi="Arial Narrow" w:cs="Arial"/>
-          <w:color w:val="000000"/>
-          <w:kern w:val="0"/>
+          <w:rFonts w:ascii="Arial Narrow" w:eastAsia="Arial Narrow" w:hAnsi="Arial Narrow" w:cs="Arial Narrow"/>
+          <w:color w:val="000000"/>
+          <w:kern w:val="0"/>
+          <w:sz w:val="22"/>
+          <w:szCs w:val="22"/>
           <w:lang w:eastAsia="es-ES"/>
           <w14:ligatures w14:val="none"/>
         </w:rPr>
@@ -1680,18 +1966,22 @@
         <w:ind w:left="1134" w:hanging="567"/>
         <w:jc w:val="both"/>
         <w:rPr>
-          <w:rFonts w:ascii="Arial Narrow" w:eastAsia="Times New Roman" w:hAnsi="Arial Narrow" w:cs="Arial"/>
-          <w:color w:val="000000"/>
-          <w:kern w:val="0"/>
+          <w:rFonts w:ascii="Arial Narrow" w:eastAsia="Arial Narrow" w:hAnsi="Arial Narrow" w:cs="Arial Narrow"/>
+          <w:color w:val="000000"/>
+          <w:kern w:val="0"/>
+          <w:sz w:val="22"/>
+          <w:szCs w:val="22"/>
           <w:lang w:eastAsia="es-ES"/>
           <w14:ligatures w14:val="none"/>
         </w:rPr>
       </w:pPr>
       <w:r>
         <w:rPr>
-          <w:rFonts w:ascii="Arial Narrow" w:eastAsia="Times New Roman" w:hAnsi="Arial Narrow" w:cs="Arial"/>
-          <w:color w:val="000000"/>
-          <w:kern w:val="0"/>
+          <w:rFonts w:ascii="Arial Narrow" w:eastAsia="Arial Narrow" w:hAnsi="Arial Narrow" w:cs="Arial Narrow"/>
+          <w:color w:val="000000"/>
+          <w:kern w:val="0"/>
+          <w:sz w:val="22"/>
+          <w:szCs w:val="22"/>
           <w:lang w:eastAsia="es-ES"/>
           <w14:ligatures w14:val="none"/>
         </w:rPr>
@@ -1700,9 +1990,11 @@
       </w:r>
       <w:r>
         <w:rPr>
-          <w:rFonts w:ascii="Arial Narrow" w:eastAsia="Times New Roman" w:hAnsi="Arial Narrow" w:cs="Arial"/>
-          <w:color w:val="000000"/>
-          <w:kern w:val="0"/>
+          <w:rFonts w:ascii="Arial Narrow" w:eastAsia="Arial Narrow" w:hAnsi="Arial Narrow" w:cs="Arial Narrow"/>
+          <w:color w:val="000000"/>
+          <w:kern w:val="0"/>
+          <w:sz w:val="22"/>
+          <w:szCs w:val="22"/>
           <w:lang w:eastAsia="es-ES"/>
           <w14:ligatures w14:val="none"/>
         </w:rPr>
@@ -1710,9 +2002,11 @@
       </w:r>
       <w:r>
         <w:rPr>
-          <w:rFonts w:ascii="Arial Narrow" w:eastAsia="Times New Roman" w:hAnsi="Arial Narrow" w:cs="Arial"/>
-          <w:color w:val="000000"/>
-          <w:kern w:val="0"/>
+          <w:rFonts w:ascii="Arial Narrow" w:eastAsia="Arial Narrow" w:hAnsi="Arial Narrow" w:cs="Arial Narrow"/>
+          <w:color w:val="000000"/>
+          <w:kern w:val="0"/>
+          <w:sz w:val="22"/>
+          <w:szCs w:val="22"/>
           <w:lang w:eastAsia="es-ES"/>
           <w14:ligatures w14:val="none"/>
         </w:rPr>
@@ -1720,9 +2014,11 @@
       </w:r>
       <w:r>
         <w:rPr>
-          <w:rFonts w:ascii="Arial Narrow" w:eastAsia="Times New Roman" w:hAnsi="Arial Narrow" w:cs="Arial"/>
-          <w:color w:val="000000"/>
-          <w:kern w:val="0"/>
+          <w:rFonts w:ascii="Arial Narrow" w:eastAsia="Arial Narrow" w:hAnsi="Arial Narrow" w:cs="Arial Narrow"/>
+          <w:color w:val="000000"/>
+          <w:kern w:val="0"/>
+          <w:sz w:val="22"/>
+          <w:szCs w:val="22"/>
           <w:lang w:eastAsia="es-ES"/>
           <w14:ligatures w14:val="none"/>
         </w:rPr>
@@ -1730,9 +2026,11 @@
       </w:r>
       <w:r>
         <w:rPr>
-          <w:rFonts w:ascii="Arial Narrow" w:eastAsia="Times New Roman" w:hAnsi="Arial Narrow" w:cs="Arial"/>
-          <w:color w:val="000000"/>
-          <w:kern w:val="0"/>
+          <w:rFonts w:ascii="Arial Narrow" w:eastAsia="Arial Narrow" w:hAnsi="Arial Narrow" w:cs="Arial Narrow"/>
+          <w:color w:val="000000"/>
+          <w:kern w:val="0"/>
+          <w:sz w:val="22"/>
+          <w:szCs w:val="22"/>
           <w:lang w:eastAsia="es-ES"/>
           <w14:ligatures w14:val="none"/>
         </w:rPr>
@@ -1740,9 +2038,11 @@
       </w:r>
       <w:r>
         <w:rPr>
-          <w:rFonts w:ascii="Arial Narrow" w:eastAsia="Times New Roman" w:hAnsi="Arial Narrow" w:cs="Arial"/>
-          <w:color w:val="000000"/>
-          <w:kern w:val="0"/>
+          <w:rFonts w:ascii="Arial Narrow" w:eastAsia="Arial Narrow" w:hAnsi="Arial Narrow" w:cs="Arial Narrow"/>
+          <w:color w:val="000000"/>
+          <w:kern w:val="0"/>
+          <w:sz w:val="22"/>
+          <w:szCs w:val="22"/>
           <w:lang w:eastAsia="es-ES"/>
           <w14:ligatures w14:val="none"/>
         </w:rPr>
@@ -1750,9 +2050,11 @@
       </w:r>
       <w:r>
         <w:rPr>
-          <w:rFonts w:ascii="Arial Narrow" w:eastAsia="Times New Roman" w:hAnsi="Arial Narrow" w:cs="Arial"/>
-          <w:color w:val="000000"/>
-          <w:kern w:val="0"/>
+          <w:rFonts w:ascii="Arial Narrow" w:eastAsia="Arial Narrow" w:hAnsi="Arial Narrow" w:cs="Arial Narrow"/>
+          <w:color w:val="000000"/>
+          <w:kern w:val="0"/>
+          <w:sz w:val="22"/>
+          <w:szCs w:val="22"/>
           <w:lang w:eastAsia="es-ES"/>
           <w14:ligatures w14:val="none"/>
         </w:rPr>
@@ -1760,9 +2062,11 @@
       </w:r>
       <w:r>
         <w:rPr>
-          <w:rFonts w:ascii="Arial Narrow" w:eastAsia="Times New Roman" w:hAnsi="Arial Narrow" w:cs="Arial"/>
-          <w:color w:val="000000"/>
-          <w:kern w:val="0"/>
+          <w:rFonts w:ascii="Arial Narrow" w:eastAsia="Arial Narrow" w:hAnsi="Arial Narrow" w:cs="Arial Narrow"/>
+          <w:color w:val="000000"/>
+          <w:kern w:val="0"/>
+          <w:sz w:val="22"/>
+          <w:szCs w:val="22"/>
           <w:lang w:eastAsia="es-ES"/>
           <w14:ligatures w14:val="none"/>
         </w:rPr>
@@ -1777,9 +2081,11 @@
         <w:spacing w:after="0" w:line="240" w:lineRule="auto"/>
         <w:jc w:val="both"/>
         <w:rPr>
-          <w:rFonts w:ascii="Arial Narrow" w:eastAsia="Times New Roman" w:hAnsi="Arial Narrow" w:cs="Arial"/>
-          <w:color w:val="000000"/>
-          <w:kern w:val="0"/>
+          <w:rFonts w:ascii="Arial Narrow" w:eastAsia="Arial Narrow" w:hAnsi="Arial Narrow" w:cs="Arial Narrow"/>
+          <w:color w:val="000000"/>
+          <w:kern w:val="0"/>
+          <w:sz w:val="22"/>
+          <w:szCs w:val="22"/>
           <w:lang w:eastAsia="es-ES"/>
           <w14:ligatures w14:val="none"/>
         </w:rPr>
@@ -1799,18 +2105,22 @@
         <w:contextualSpacing/>
         <w:jc w:val="both"/>
         <w:rPr>
-          <w:rFonts w:ascii="Arial Narrow" w:eastAsia="Times New Roman" w:hAnsi="Arial Narrow" w:cs="Arial"/>
-          <w:color w:val="000000"/>
-          <w:kern w:val="0"/>
+          <w:rFonts w:ascii="Arial Narrow" w:eastAsia="Arial Narrow" w:hAnsi="Arial Narrow" w:cs="Arial Narrow"/>
+          <w:color w:val="000000"/>
+          <w:kern w:val="0"/>
+          <w:sz w:val="22"/>
+          <w:szCs w:val="22"/>
           <w:lang w:val="es-ES" w:eastAsia="es-ES"/>
           <w14:ligatures w14:val="none"/>
         </w:rPr>
       </w:pPr>
       <w:r>
         <w:rPr>
-          <w:rFonts w:ascii="Arial Narrow" w:eastAsia="Times New Roman" w:hAnsi="Arial Narrow" w:cs="Arial"/>
-          <w:color w:val="000000"/>
-          <w:kern w:val="0"/>
+          <w:rFonts w:ascii="Arial Narrow" w:eastAsia="Arial Narrow" w:hAnsi="Arial Narrow" w:cs="Arial Narrow"/>
+          <w:color w:val="000000"/>
+          <w:kern w:val="0"/>
+          <w:sz w:val="22"/>
+          <w:szCs w:val="22"/>
           <w:lang w:val="es-ES" w:eastAsia="es-ES"/>
           <w14:ligatures w14:val="none"/>
         </w:rPr>
@@ -1818,9 +2128,11 @@
       </w:r>
       <w:r>
         <w:rPr>
-          <w:rFonts w:ascii="Arial Narrow" w:eastAsia="Times New Roman" w:hAnsi="Arial Narrow" w:cs="Arial"/>
-          <w:color w:val="000000"/>
-          <w:kern w:val="0"/>
+          <w:rFonts w:ascii="Arial Narrow" w:eastAsia="Arial Narrow" w:hAnsi="Arial Narrow" w:cs="Arial Narrow"/>
+          <w:color w:val="000000"/>
+          <w:kern w:val="0"/>
+          <w:sz w:val="22"/>
+          <w:szCs w:val="22"/>
           <w:lang w:val="es-ES" w:eastAsia="es-ES"/>
           <w14:ligatures w14:val="none"/>
         </w:rPr>
@@ -1828,17 +2140,21 @@
       </w:r>
       <w:r>
         <w:rPr>
-          <w:rFonts w:ascii="Arial Narrow" w:eastAsia="Calibri" w:hAnsi="Arial Narrow" w:cs="Arial"/>
-          <w:kern w:val="0"/>
-          <w14:ligatures w14:val="none"/>
+          <w:rFonts w:ascii="Arial Narrow" w:eastAsia="Arial Narrow" w:hAnsi="Arial Narrow" w:cs="Arial Narrow"/>
+          <w:kern w:val="0"/>
+          <w14:ligatures w14:val="none"/>
+          <w:sz w:val="22"/>
+          <w:szCs w:val="22"/>
         </w:rPr>
         <w:t xml:space="preserve"/>
       </w:r>
       <w:r>
         <w:rPr>
-          <w:rFonts w:ascii="Arial Narrow" w:eastAsia="Times New Roman" w:hAnsi="Arial Narrow" w:cs="Arial"/>
-          <w:color w:val="000000"/>
-          <w:kern w:val="0"/>
+          <w:rFonts w:ascii="Arial Narrow" w:eastAsia="Arial Narrow" w:hAnsi="Arial Narrow" w:cs="Arial Narrow"/>
+          <w:color w:val="000000"/>
+          <w:kern w:val="0"/>
+          <w:sz w:val="22"/>
+          <w:szCs w:val="22"/>
           <w:lang w:val="es-ES" w:eastAsia="es-ES"/>
           <w14:ligatures w14:val="none"/>
         </w:rPr>
@@ -1846,9 +2162,11 @@
       </w:r>
       <w:r>
         <w:rPr>
-          <w:rFonts w:ascii="Arial Narrow" w:eastAsia="Times New Roman" w:hAnsi="Arial Narrow" w:cs="Arial"/>
-          <w:color w:val="000000"/>
-          <w:kern w:val="0"/>
+          <w:rFonts w:ascii="Arial Narrow" w:eastAsia="Arial Narrow" w:hAnsi="Arial Narrow" w:cs="Arial Narrow"/>
+          <w:color w:val="000000"/>
+          <w:kern w:val="0"/>
+          <w:sz w:val="22"/>
+          <w:szCs w:val="22"/>
           <w:lang w:val="es-ES" w:eastAsia="es-ES"/>
           <w14:ligatures w14:val="none"/>
         </w:rPr>
@@ -1856,9 +2174,11 @@
       </w:r>
       <w:r>
         <w:rPr>
-          <w:rFonts w:ascii="Arial Narrow" w:eastAsia="Times New Roman" w:hAnsi="Arial Narrow" w:cs="Arial"/>
-          <w:color w:val="000000"/>
-          <w:kern w:val="0"/>
+          <w:rFonts w:ascii="Arial Narrow" w:eastAsia="Arial Narrow" w:hAnsi="Arial Narrow" w:cs="Arial Narrow"/>
+          <w:color w:val="000000"/>
+          <w:kern w:val="0"/>
+          <w:sz w:val="22"/>
+          <w:szCs w:val="22"/>
           <w:lang w:val="es-ES" w:eastAsia="es-ES"/>
           <w14:ligatures w14:val="none"/>
         </w:rPr>
@@ -1866,9 +2186,11 @@
       </w:r>
       <w:r>
         <w:rPr>
-          <w:rFonts w:ascii="Arial Narrow" w:eastAsia="Times New Roman" w:hAnsi="Arial Narrow" w:cs="Arial"/>
-          <w:color w:val="000000"/>
-          <w:kern w:val="0"/>
+          <w:rFonts w:ascii="Arial Narrow" w:eastAsia="Arial Narrow" w:hAnsi="Arial Narrow" w:cs="Arial Narrow"/>
+          <w:color w:val="000000"/>
+          <w:kern w:val="0"/>
+          <w:sz w:val="22"/>
+          <w:szCs w:val="22"/>
           <w:lang w:val="es-ES" w:eastAsia="es-ES"/>
           <w14:ligatures w14:val="none"/>
         </w:rPr>
@@ -1876,9 +2198,11 @@
       </w:r>
       <w:r>
         <w:rPr>
-          <w:rFonts w:ascii="Arial Narrow" w:eastAsia="Times New Roman" w:hAnsi="Arial Narrow" w:cs="Arial"/>
-          <w:color w:val="000000"/>
-          <w:kern w:val="0"/>
+          <w:rFonts w:ascii="Arial Narrow" w:eastAsia="Arial Narrow" w:hAnsi="Arial Narrow" w:cs="Arial Narrow"/>
+          <w:color w:val="000000"/>
+          <w:kern w:val="0"/>
+          <w:sz w:val="22"/>
+          <w:szCs w:val="22"/>
           <w:lang w:val="es-ES" w:eastAsia="es-ES"/>
           <w14:ligatures w14:val="none"/>
         </w:rPr>
@@ -1886,9 +2210,11 @@
       </w:r>
       <w:r>
         <w:rPr>
-          <w:rFonts w:ascii="Arial Narrow" w:eastAsia="Times New Roman" w:hAnsi="Arial Narrow" w:cs="Arial"/>
-          <w:color w:val="000000"/>
-          <w:kern w:val="0"/>
+          <w:rFonts w:ascii="Arial Narrow" w:eastAsia="Arial Narrow" w:hAnsi="Arial Narrow" w:cs="Arial Narrow"/>
+          <w:color w:val="000000"/>
+          <w:kern w:val="0"/>
+          <w:sz w:val="22"/>
+          <w:szCs w:val="22"/>
           <w:lang w:val="es-ES" w:eastAsia="es-ES"/>
           <w14:ligatures w14:val="none"/>
         </w:rPr>
@@ -1896,9 +2222,11 @@
       </w:r>
       <w:r>
         <w:rPr>
-          <w:rFonts w:ascii="Arial Narrow" w:eastAsia="Times New Roman" w:hAnsi="Arial Narrow" w:cs="Arial"/>
-          <w:color w:val="000000"/>
-          <w:kern w:val="0"/>
+          <w:rFonts w:ascii="Arial Narrow" w:eastAsia="Arial Narrow" w:hAnsi="Arial Narrow" w:cs="Arial Narrow"/>
+          <w:color w:val="000000"/>
+          <w:kern w:val="0"/>
+          <w:sz w:val="22"/>
+          <w:szCs w:val="22"/>
           <w:lang w:val="es-ES" w:eastAsia="es-ES"/>
           <w14:ligatures w14:val="none"/>
         </w:rPr>
@@ -1906,9 +2234,11 @@
       </w:r>
       <w:r>
         <w:rPr>
-          <w:rFonts w:ascii="Arial Narrow" w:eastAsia="Times New Roman" w:hAnsi="Arial Narrow" w:cs="Arial"/>
-          <w:color w:val="000000"/>
-          <w:kern w:val="0"/>
+          <w:rFonts w:ascii="Arial Narrow" w:eastAsia="Arial Narrow" w:hAnsi="Arial Narrow" w:cs="Arial Narrow"/>
+          <w:color w:val="000000"/>
+          <w:kern w:val="0"/>
+          <w:sz w:val="22"/>
+          <w:szCs w:val="22"/>
           <w:lang w:val="es-ES" w:eastAsia="es-ES"/>
           <w14:ligatures w14:val="none"/>
         </w:rPr>
@@ -1916,9 +2246,11 @@
       </w:r>
       <w:r>
         <w:rPr>
-          <w:rFonts w:ascii="Arial Narrow" w:eastAsia="Times New Roman" w:hAnsi="Arial Narrow" w:cs="Arial"/>
-          <w:color w:val="000000"/>
-          <w:kern w:val="0"/>
+          <w:rFonts w:ascii="Arial Narrow" w:eastAsia="Arial Narrow" w:hAnsi="Arial Narrow" w:cs="Arial Narrow"/>
+          <w:color w:val="000000"/>
+          <w:kern w:val="0"/>
+          <w:sz w:val="22"/>
+          <w:szCs w:val="22"/>
           <w:lang w:val="es-ES" w:eastAsia="es-ES"/>
           <w14:ligatures w14:val="none"/>
         </w:rPr>
@@ -1926,9 +2258,11 @@
       </w:r>
       <w:r>
         <w:rPr>
-          <w:rFonts w:ascii="Arial Narrow" w:eastAsia="Times New Roman" w:hAnsi="Arial Narrow" w:cs="Arial"/>
-          <w:color w:val="000000"/>
-          <w:kern w:val="0"/>
+          <w:rFonts w:ascii="Arial Narrow" w:eastAsia="Arial Narrow" w:hAnsi="Arial Narrow" w:cs="Arial Narrow"/>
+          <w:color w:val="000000"/>
+          <w:kern w:val="0"/>
+          <w:sz w:val="22"/>
+          <w:szCs w:val="22"/>
           <w:lang w:val="es-ES" w:eastAsia="es-ES"/>
           <w14:ligatures w14:val="none"/>
         </w:rPr>
@@ -1936,9 +2270,11 @@
       </w:r>
       <w:r>
         <w:rPr>
-          <w:rFonts w:ascii="Arial Narrow" w:eastAsia="Times New Roman" w:hAnsi="Arial Narrow" w:cs="Arial"/>
-          <w:color w:val="000000"/>
-          <w:kern w:val="0"/>
+          <w:rFonts w:ascii="Arial Narrow" w:eastAsia="Arial Narrow" w:hAnsi="Arial Narrow" w:cs="Arial Narrow"/>
+          <w:color w:val="000000"/>
+          <w:kern w:val="0"/>
+          <w:sz w:val="22"/>
+          <w:szCs w:val="22"/>
           <w:lang w:val="es-ES" w:eastAsia="es-ES"/>
           <w14:ligatures w14:val="none"/>
         </w:rPr>
@@ -1955,6 +2291,8 @@
           <w:b/>
           <w:color w:val="000000"/>
           <w:kern w:val="0"/>
+          <w:sz w:val="22"/>
+          <w:szCs w:val="22"/>
           <w:lang w:eastAsia="es-PE"/>
           <w14:ligatures w14:val="none"/>
         </w:rPr>
@@ -1979,6 +2317,8 @@
           <w:b/>
           <w:color w:val="000000"/>
           <w:kern w:val="0"/>
+          <w:sz w:val="22"/>
+          <w:szCs w:val="22"/>
           <w:lang w:eastAsia="es-PE"/>
           <w14:ligatures w14:val="none"/>
         </w:rPr>
@@ -1989,6 +2329,8 @@
           <w:b/>
           <w:color w:val="000000"/>
           <w:kern w:val="0"/>
+          <w:sz w:val="22"/>
+          <w:szCs w:val="22"/>
           <w:lang w:eastAsia="es-PE"/>
           <w14:ligatures w14:val="none"/>
         </w:rPr>
@@ -2005,6 +2347,8 @@
           <w:b/>
           <w:color w:val="000000"/>
           <w:kern w:val="0"/>
+          <w:sz w:val="22"/>
+          <w:szCs w:val="22"/>
           <w:lang w:eastAsia="es-PE"/>
           <w14:ligatures w14:val="none"/>
         </w:rPr>
@@ -2026,6 +2370,8 @@
           <w:rFonts w:ascii="Arial Narrow" w:eastAsia="Arial Narrow" w:hAnsi="Arial Narrow" w:cs="Arial Narrow"/>
           <w:kern w:val="0"/>
           <w14:ligatures w14:val="none"/>
+          <w:sz w:val="22"/>
+          <w:szCs w:val="22"/>
         </w:rPr>
       </w:pPr>
       <w:bookmarkStart w:id="3" w:name="_Hlk140755208"/>
@@ -2033,9 +2379,11 @@
       <w:bookmarkStart w:id="5" w:name="_Hlk155944687"/>
       <w:r>
         <w:rPr>
-          <w:rFonts w:ascii="Arial Narrow" w:eastAsia="Times New Roman" w:hAnsi="Arial Narrow" w:cs="Segoe UI"/>
-          <w:color w:val="000000"/>
-          <w:kern w:val="0"/>
+          <w:rFonts w:ascii="Arial Narrow" w:eastAsia="Arial Narrow" w:hAnsi="Arial Narrow" w:cs="Arial Narrow"/>
+          <w:color w:val="000000"/>
+          <w:kern w:val="0"/>
+          <w:sz w:val="22"/>
+          <w:szCs w:val="22"/>
           <w:lang w:eastAsia="es-PE"/>
           <w14:ligatures w14:val="none"/>
         </w:rPr>
@@ -2049,6 +2397,8 @@
           <w:rStyle w:val="Refdenotaalpie"/>
           <w:rFonts w:ascii="Arial Narrow" w:eastAsia="Arial Narrow" w:hAnsi="Arial Narrow" w:cs="Arial Narrow"/>
           <w:kern w:val="0"/>
+          <w:sz w:val="22"/>
+          <w:szCs w:val="22"/>
           <w:vertAlign w:val="superscript"/>
           <w14:ligatures w14:val="none"/>
         </w:rPr>
@@ -2056,9 +2406,11 @@
       </w:r>
       <w:r>
         <w:rPr>
-          <w:rFonts w:ascii="Arial Narrow" w:eastAsia="Times New Roman" w:hAnsi="Arial Narrow" w:cs="Segoe UI"/>
-          <w:color w:val="000000"/>
-          <w:kern w:val="0"/>
+          <w:rFonts w:ascii="Arial Narrow" w:eastAsia="Arial Narrow" w:hAnsi="Arial Narrow" w:cs="Arial Narrow"/>
+          <w:color w:val="000000"/>
+          <w:kern w:val="0"/>
+          <w:sz w:val="22"/>
+          <w:szCs w:val="22"/>
           <w:lang w:eastAsia="es-PE"/>
           <w14:ligatures w14:val="none"/>
         </w:rPr>
@@ -2066,9 +2418,11 @@
       </w:r>
       <w:r>
         <w:rPr>
-          <w:rFonts w:ascii="Arial Narrow" w:eastAsia="Times New Roman" w:hAnsi="Arial Narrow" w:cs="Segoe UI"/>
-          <w:color w:val="000000"/>
-          <w:kern w:val="0"/>
+          <w:rFonts w:ascii="Arial Narrow" w:eastAsia="Arial Narrow" w:hAnsi="Arial Narrow" w:cs="Arial Narrow"/>
+          <w:color w:val="000000"/>
+          <w:kern w:val="0"/>
+          <w:sz w:val="22"/>
+          <w:szCs w:val="22"/>
           <w:lang w:eastAsia="es-PE"/>
           <w14:ligatures w14:val="none"/>
         </w:rPr>
@@ -2079,6 +2433,8 @@
           <w:rFonts w:ascii="Arial Narrow" w:eastAsia="Arial Narrow" w:hAnsi="Arial Narrow" w:cs="Arial Narrow"/>
           <w:kern w:val="0"/>
           <w14:ligatures w14:val="none"/>
+          <w:sz w:val="22"/>
+          <w:szCs w:val="22"/>
         </w:rPr>
         <w:t xml:space="preserve"/>
       </w:r>
@@ -2088,6 +2444,8 @@
           <w:rFonts w:ascii="Arial Narrow" w:eastAsia="Arial Narrow" w:hAnsi="Arial Narrow" w:cs="Arial Narrow"/>
           <w:kern w:val="0"/>
           <w14:ligatures w14:val="none"/>
+          <w:sz w:val="22"/>
+          <w:szCs w:val="22"/>
         </w:rPr>
         <w:t xml:space="preserve"/>
       </w:r>
@@ -2096,9 +2454,11 @@
       <w:bookmarkStart w:id="9" w:name="_Hlk215061838"/>
       <w:r>
         <w:rPr>
-          <w:rFonts w:ascii="Arial Narrow" w:eastAsia="Times New Roman" w:hAnsi="Arial Narrow" w:cs="Times New Roman"/>
-          <w:color w:val="000000"/>
-          <w:kern w:val="0"/>
+          <w:rFonts w:ascii="Arial Narrow" w:eastAsia="Arial Narrow" w:hAnsi="Arial Narrow" w:cs="Arial Narrow"/>
+          <w:color w:val="000000"/>
+          <w:kern w:val="0"/>
+          <w:sz w:val="22"/>
+          <w:szCs w:val="22"/>
           <w:shd w:val="clear" w:color="auto" w:fill="FFFFFF"/>
           <w:lang w:eastAsia="es-PE"/>
           <w14:ligatures w14:val="none"/>
@@ -2110,14 +2470,18 @@
           <w:rFonts w:ascii="Arial Narrow" w:eastAsia="Arial Narrow" w:hAnsi="Arial Narrow" w:cs="Arial Narrow"/>
           <w:kern w:val="0"/>
           <w14:ligatures w14:val="none"/>
+          <w:sz w:val="22"/>
+          <w:szCs w:val="22"/>
         </w:rPr>
         <w:t/>
       </w:r>
       <w:r>
         <w:rPr>
-          <w:rFonts w:ascii="Arial Narrow" w:eastAsia="Times New Roman" w:hAnsi="Arial Narrow" w:cs="Segoe UI"/>
-          <w:color w:val="000000"/>
-          <w:kern w:val="0"/>
+          <w:rFonts w:ascii="Arial Narrow" w:eastAsia="Arial Narrow" w:hAnsi="Arial Narrow" w:cs="Arial Narrow"/>
+          <w:color w:val="000000"/>
+          <w:kern w:val="0"/>
+          <w:sz w:val="22"/>
+          <w:szCs w:val="22"/>
           <w:lang w:eastAsia="es-PE"/>
           <w14:ligatures w14:val="none"/>
         </w:rPr>
@@ -2128,14 +2492,18 @@
           <w:rFonts w:ascii="Arial Narrow" w:eastAsia="Arial Narrow" w:hAnsi="Arial Narrow" w:cs="Arial Narrow"/>
           <w:kern w:val="0"/>
           <w14:ligatures w14:val="none"/>
+          <w:sz w:val="22"/>
+          <w:szCs w:val="22"/>
         </w:rPr>
         <w:t xml:space="preserve"/>
       </w:r>
       <w:r>
         <w:rPr>
-          <w:rFonts w:ascii="Arial Narrow" w:eastAsia="Times New Roman" w:hAnsi="Arial Narrow" w:cs="Segoe UI"/>
-          <w:color w:val="000000"/>
-          <w:kern w:val="0"/>
+          <w:rFonts w:ascii="Arial Narrow" w:eastAsia="Arial Narrow" w:hAnsi="Arial Narrow" w:cs="Arial Narrow"/>
+          <w:color w:val="000000"/>
+          <w:kern w:val="0"/>
+          <w:sz w:val="22"/>
+          <w:szCs w:val="22"/>
           <w:lang w:eastAsia="es-PE"/>
           <w14:ligatures w14:val="none"/>
         </w:rPr>
@@ -2146,6 +2514,8 @@
           <w:rFonts w:ascii="Arial Narrow" w:eastAsia="Arial Narrow" w:hAnsi="Arial Narrow" w:cs="Arial Narrow"/>
           <w:kern w:val="0"/>
           <w14:ligatures w14:val="none"/>
+          <w:sz w:val="22"/>
+          <w:szCs w:val="22"/>
         </w:rPr>
         <w:t xml:space="preserve"/>
       </w:r>
@@ -2154,8 +2524,10 @@
       <w:r>
         <w:rPr>
           <w:rStyle w:val="Refdenotaalpie"/>
-          <w:rFonts w:ascii="Arial Narrow" w:eastAsia="Arial Narrow" w:hAnsi="Arial Narrow" w:cs="Arial"/>
-          <w:kern w:val="0"/>
+          <w:rFonts w:ascii="Arial Narrow" w:eastAsia="Arial Narrow" w:hAnsi="Arial Narrow" w:cs="Arial Narrow"/>
+          <w:kern w:val="0"/>
+          <w:sz w:val="22"/>
+          <w:szCs w:val="22"/>
           <w:vertAlign w:val="superscript"/>
           <w14:ligatures w14:val="none"/>
         </w:rPr>
@@ -2167,6 +2539,8 @@
           <w:rFonts w:ascii="Arial Narrow" w:eastAsia="Arial Narrow" w:hAnsi="Arial Narrow" w:cs="Arial Narrow"/>
           <w:kern w:val="0"/>
           <w14:ligatures w14:val="none"/>
+          <w:sz w:val="22"/>
+          <w:szCs w:val="22"/>
         </w:rPr>
         <w:t/>
       </w:r>
@@ -2182,8 +2556,10 @@
         <w:spacing w:after="0" w:line="240" w:lineRule="auto"/>
         <w:jc w:val="both"/>
         <w:rPr>
-          <w:rFonts w:ascii="Arial Narrow" w:eastAsia="Calibri" w:hAnsi="Arial Narrow" w:cs="Arial Narrow"/>
-          <w:kern w:val="0"/>
+          <w:rFonts w:ascii="Arial Narrow" w:eastAsia="Arial Narrow" w:hAnsi="Arial Narrow" w:cs="Arial Narrow"/>
+          <w:kern w:val="0"/>
+          <w:sz w:val="22"/>
+          <w:szCs w:val="22"/>
           <w:lang w:eastAsia="es-PE"/>
           <w14:ligatures w14:val="none"/>
         </w:rPr>
@@ -2201,17 +2577,21 @@
         <w:ind w:left="567" w:hanging="567"/>
         <w:jc w:val="both"/>
         <w:rPr>
-          <w:rFonts w:ascii="Arial Narrow" w:eastAsia="Calibri" w:hAnsi="Arial Narrow" w:cs="Arial Narrow"/>
-          <w:kern w:val="0"/>
-          <w:lang w:eastAsia="es-PE"/>
-          <w14:ligatures w14:val="none"/>
-        </w:rPr>
-      </w:pPr>
-      <w:r>
-        <w:rPr>
-          <w:rFonts w:ascii="Arial Narrow" w:eastAsia="Arial" w:hAnsi="Arial Narrow" w:cs="Arial"/>
-          <w:color w:val="000000"/>
-          <w:kern w:val="0"/>
+          <w:rFonts w:ascii="Arial Narrow" w:eastAsia="Arial Narrow" w:hAnsi="Arial Narrow" w:cs="Arial Narrow"/>
+          <w:kern w:val="0"/>
+          <w:sz w:val="22"/>
+          <w:szCs w:val="22"/>
+          <w:lang w:eastAsia="es-PE"/>
+          <w14:ligatures w14:val="none"/>
+        </w:rPr>
+      </w:pPr>
+      <w:r>
+        <w:rPr>
+          <w:rFonts w:ascii="Arial Narrow" w:eastAsia="Arial Narrow" w:hAnsi="Arial Narrow" w:cs="Arial Narrow"/>
+          <w:color w:val="000000"/>
+          <w:kern w:val="0"/>
+          <w:sz w:val="22"/>
+          <w:szCs w:val="22"/>
           <w:lang w:eastAsia="es-PE"/>
           <w14:ligatures w14:val="none"/>
         </w:rPr>
@@ -2219,9 +2599,11 @@
       </w:r>
       <w:r>
         <w:rPr>
-          <w:rFonts w:ascii="Arial Narrow" w:eastAsia="Arial" w:hAnsi="Arial Narrow" w:cs="Arial"/>
-          <w:color w:val="000000"/>
-          <w:kern w:val="0"/>
+          <w:rFonts w:ascii="Arial Narrow" w:eastAsia="Arial Narrow" w:hAnsi="Arial Narrow" w:cs="Arial Narrow"/>
+          <w:color w:val="000000"/>
+          <w:kern w:val="0"/>
+          <w:sz w:val="22"/>
+          <w:szCs w:val="22"/>
           <w:lang w:eastAsia="es-PE"/>
           <w14:ligatures w14:val="none"/>
         </w:rPr>
@@ -2232,6 +2614,8 @@
           <w:rStyle w:val="Refdenotaalpie"/>
           <w:rFonts w:ascii="Arial Narrow" w:eastAsia="Arial Narrow" w:hAnsi="Arial Narrow" w:cs="Arial Narrow"/>
           <w:kern w:val="0"/>
+          <w:sz w:val="22"/>
+          <w:szCs w:val="22"/>
           <w:vertAlign w:val="superscript"/>
           <w14:ligatures w14:val="none"/>
         </w:rPr>
@@ -2239,9 +2623,11 @@
       </w:r>
       <w:r>
         <w:rPr>
-          <w:rFonts w:ascii="Arial Narrow" w:eastAsia="Arial" w:hAnsi="Arial Narrow" w:cs="Arial"/>
-          <w:color w:val="000000"/>
-          <w:kern w:val="0"/>
+          <w:rFonts w:ascii="Arial Narrow" w:eastAsia="Arial Narrow" w:hAnsi="Arial Narrow" w:cs="Arial Narrow"/>
+          <w:color w:val="000000"/>
+          <w:kern w:val="0"/>
+          <w:sz w:val="22"/>
+          <w:szCs w:val="22"/>
           <w:lang w:eastAsia="es-PE"/>
           <w14:ligatures w14:val="none"/>
         </w:rPr>
@@ -2259,6 +2645,8 @@
           <w:rFonts w:ascii="Arial Narrow" w:eastAsia="Arial Narrow" w:hAnsi="Arial Narrow" w:cs="Arial Narrow"/>
           <w:color w:val="000000"/>
           <w:kern w:val="0"/>
+          <w:sz w:val="22"/>
+          <w:szCs w:val="22"/>
           <w:lang w:eastAsia="es-PE"/>
           <w14:ligatures w14:val="none"/>
         </w:rPr>
@@ -2284,6 +2672,8 @@
           <w:b/>
           <w:color w:val="000000"/>
           <w:kern w:val="0"/>
+          <w:sz w:val="22"/>
+          <w:szCs w:val="22"/>
           <w:lang w:eastAsia="es-PE"/>
           <w14:ligatures w14:val="none"/>
         </w:rPr>
@@ -2294,6 +2684,8 @@
           <w:b/>
           <w:color w:val="000000"/>
           <w:kern w:val="0"/>
+          <w:sz w:val="22"/>
+          <w:szCs w:val="22"/>
           <w:lang w:eastAsia="es-PE"/>
           <w14:ligatures w14:val="none"/>
         </w:rPr>
@@ -2305,6 +2697,8 @@
           <w:b/>
           <w:color w:val="000000"/>
           <w:kern w:val="0"/>
+          <w:sz w:val="22"/>
+          <w:szCs w:val="22"/>
           <w:lang w:eastAsia="es-PE"/>
           <w14:ligatures w14:val="none"/>
         </w:rPr>
@@ -2316,6 +2710,8 @@
           <w:b/>
           <w:color w:val="000000"/>
           <w:kern w:val="0"/>
+          <w:sz w:val="22"/>
+          <w:szCs w:val="22"/>
           <w:lang w:eastAsia="es-PE"/>
           <w14:ligatures w14:val="none"/>
         </w:rPr>
@@ -2327,9 +2723,11 @@
         <w:spacing w:after="0" w:line="240" w:lineRule="auto"/>
         <w:jc w:val="both"/>
         <w:rPr>
-          <w:rFonts w:ascii="Arial Narrow" w:eastAsia="Times New Roman" w:hAnsi="Arial Narrow" w:cs="Arial"/>
-          <w:color w:val="000000"/>
-          <w:kern w:val="0"/>
+          <w:rFonts w:ascii="Arial Narrow" w:eastAsia="Arial Narrow" w:hAnsi="Arial Narrow" w:cs="Arial Narrow"/>
+          <w:color w:val="000000"/>
+          <w:kern w:val="0"/>
+          <w:sz w:val="22"/>
+          <w:szCs w:val="22"/>
           <w:lang w:val="es-ES" w:eastAsia="es-ES"/>
           <w14:ligatures w14:val="none"/>
         </w:rPr>
@@ -2346,18 +2744,22 @@
         <w:ind w:left="567" w:hanging="567"/>
         <w:jc w:val="both"/>
         <w:rPr>
-          <w:rFonts w:ascii="Arial Narrow" w:eastAsia="Times New Roman" w:hAnsi="Arial Narrow" w:cs="Arial"/>
-          <w:color w:val="000000"/>
-          <w:kern w:val="0"/>
+          <w:rFonts w:ascii="Arial Narrow" w:eastAsia="Arial Narrow" w:hAnsi="Arial Narrow" w:cs="Arial Narrow"/>
+          <w:color w:val="000000"/>
+          <w:kern w:val="0"/>
+          <w:sz w:val="22"/>
+          <w:szCs w:val="22"/>
           <w:lang w:val="es-ES" w:eastAsia="es-ES"/>
           <w14:ligatures w14:val="none"/>
         </w:rPr>
       </w:pPr>
       <w:r>
         <w:rPr>
-          <w:rFonts w:ascii="Arial Narrow" w:eastAsia="Times New Roman" w:hAnsi="Arial Narrow" w:cs="Arial"/>
-          <w:color w:val="000000"/>
-          <w:kern w:val="0"/>
+          <w:rFonts w:ascii="Arial Narrow" w:eastAsia="Arial Narrow" w:hAnsi="Arial Narrow" w:cs="Arial Narrow"/>
+          <w:color w:val="000000"/>
+          <w:kern w:val="0"/>
+          <w:sz w:val="22"/>
+          <w:szCs w:val="22"/>
           <w:lang w:val="es-ES" w:eastAsia="es-ES"/>
           <w14:ligatures w14:val="none"/>
         </w:rPr>
@@ -2366,9 +2768,11 @@
       <w:bookmarkEnd w:id="12"/>
       <w:r>
         <w:rPr>
-          <w:rFonts w:ascii="Arial Narrow" w:eastAsia="Times New Roman" w:hAnsi="Arial Narrow" w:cs="Arial"/>
-          <w:color w:val="000000"/>
-          <w:kern w:val="0"/>
+          <w:rFonts w:ascii="Arial Narrow" w:eastAsia="Arial Narrow" w:hAnsi="Arial Narrow" w:cs="Arial Narrow"/>
+          <w:color w:val="000000"/>
+          <w:kern w:val="0"/>
+          <w:sz w:val="22"/>
+          <w:szCs w:val="22"/>
           <w:lang w:val="es-ES" w:eastAsia="es-ES"/>
           <w14:ligatures w14:val="none"/>
         </w:rPr>
@@ -2376,9 +2780,11 @@
       </w:r>
       <w:r>
         <w:rPr>
-          <w:rFonts w:ascii="Arial Narrow" w:eastAsia="Times New Roman" w:hAnsi="Arial Narrow" w:cs="Arial"/>
-          <w:color w:val="000000"/>
-          <w:kern w:val="0"/>
+          <w:rFonts w:ascii="Arial Narrow" w:eastAsia="Arial Narrow" w:hAnsi="Arial Narrow" w:cs="Arial Narrow"/>
+          <w:color w:val="000000"/>
+          <w:kern w:val="0"/>
+          <w:sz w:val="22"/>
+          <w:szCs w:val="22"/>
           <w:lang w:val="es-ES" w:eastAsia="es-ES"/>
           <w14:ligatures w14:val="none"/>
         </w:rPr>
@@ -2386,9 +2792,11 @@
       </w:r>
       <w:r>
         <w:rPr>
-          <w:rFonts w:ascii="Arial Narrow" w:eastAsia="Times New Roman" w:hAnsi="Arial Narrow" w:cs="Arial"/>
-          <w:color w:val="000000"/>
-          <w:kern w:val="0"/>
+          <w:rFonts w:ascii="Arial Narrow" w:eastAsia="Arial Narrow" w:hAnsi="Arial Narrow" w:cs="Arial Narrow"/>
+          <w:color w:val="000000"/>
+          <w:kern w:val="0"/>
+          <w:sz w:val="22"/>
+          <w:szCs w:val="22"/>
           <w:lang w:val="es-ES" w:eastAsia="es-ES"/>
           <w14:ligatures w14:val="none"/>
         </w:rPr>
@@ -2396,9 +2804,11 @@
       </w:r>
       <w:r>
         <w:rPr>
-          <w:rFonts w:ascii="Arial Narrow" w:eastAsia="Times New Roman" w:hAnsi="Arial Narrow" w:cs="Arial"/>
-          <w:color w:val="000000"/>
-          <w:kern w:val="0"/>
+          <w:rFonts w:ascii="Arial Narrow" w:eastAsia="Arial Narrow" w:hAnsi="Arial Narrow" w:cs="Arial Narrow"/>
+          <w:color w:val="000000"/>
+          <w:kern w:val="0"/>
+          <w:sz w:val="22"/>
+          <w:szCs w:val="22"/>
           <w:lang w:val="es-ES" w:eastAsia="es-ES"/>
           <w14:ligatures w14:val="none"/>
         </w:rPr>
@@ -2406,9 +2816,11 @@
       </w:r>
       <w:r>
         <w:rPr>
-          <w:rFonts w:ascii="Arial Narrow" w:eastAsia="Times New Roman" w:hAnsi="Arial Narrow" w:cs="Arial"/>
-          <w:color w:val="000000"/>
-          <w:kern w:val="0"/>
+          <w:rFonts w:ascii="Arial Narrow" w:eastAsia="Arial Narrow" w:hAnsi="Arial Narrow" w:cs="Arial Narrow"/>
+          <w:color w:val="000000"/>
+          <w:kern w:val="0"/>
+          <w:sz w:val="22"/>
+          <w:szCs w:val="22"/>
           <w:lang w:val="es-ES" w:eastAsia="es-ES"/>
           <w14:ligatures w14:val="none"/>
         </w:rPr>
@@ -2416,9 +2828,11 @@
       </w:r>
       <w:r>
         <w:rPr>
-          <w:rFonts w:ascii="Arial Narrow" w:eastAsia="Times New Roman" w:hAnsi="Arial Narrow" w:cs="Arial"/>
-          <w:color w:val="000000"/>
-          <w:kern w:val="0"/>
+          <w:rFonts w:ascii="Arial Narrow" w:eastAsia="Arial Narrow" w:hAnsi="Arial Narrow" w:cs="Arial Narrow"/>
+          <w:color w:val="000000"/>
+          <w:kern w:val="0"/>
+          <w:sz w:val="22"/>
+          <w:szCs w:val="22"/>
           <w:lang w:val="es-ES" w:eastAsia="es-ES"/>
           <w14:ligatures w14:val="none"/>
         </w:rPr>
@@ -2426,9 +2840,11 @@
       </w:r>
       <w:r>
         <w:rPr>
-          <w:rFonts w:ascii="Arial Narrow" w:eastAsia="Times New Roman" w:hAnsi="Arial Narrow" w:cs="Arial"/>
-          <w:color w:val="000000"/>
-          <w:kern w:val="0"/>
+          <w:rFonts w:ascii="Arial Narrow" w:eastAsia="Arial Narrow" w:hAnsi="Arial Narrow" w:cs="Arial Narrow"/>
+          <w:color w:val="000000"/>
+          <w:kern w:val="0"/>
+          <w:sz w:val="22"/>
+          <w:szCs w:val="22"/>
           <w:lang w:val="es-ES" w:eastAsia="es-ES"/>
           <w14:ligatures w14:val="none"/>
         </w:rPr>
@@ -2436,9 +2852,11 @@
       </w:r>
       <w:r>
         <w:rPr>
-          <w:rFonts w:ascii="Arial Narrow" w:eastAsia="Times New Roman" w:hAnsi="Arial Narrow" w:cs="Arial"/>
-          <w:color w:val="000000"/>
-          <w:kern w:val="0"/>
+          <w:rFonts w:ascii="Arial Narrow" w:eastAsia="Arial Narrow" w:hAnsi="Arial Narrow" w:cs="Arial Narrow"/>
+          <w:color w:val="000000"/>
+          <w:kern w:val="0"/>
+          <w:sz w:val="22"/>
+          <w:szCs w:val="22"/>
           <w:lang w:val="es-ES" w:eastAsia="es-ES"/>
           <w14:ligatures w14:val="none"/>
         </w:rPr>
@@ -2446,9 +2864,11 @@
       </w:r>
       <w:r>
         <w:rPr>
-          <w:rFonts w:ascii="Arial Narrow" w:eastAsia="Times New Roman" w:hAnsi="Arial Narrow" w:cs="Arial"/>
-          <w:color w:val="000000"/>
-          <w:kern w:val="0"/>
+          <w:rFonts w:ascii="Arial Narrow" w:eastAsia="Arial Narrow" w:hAnsi="Arial Narrow" w:cs="Arial Narrow"/>
+          <w:color w:val="000000"/>
+          <w:kern w:val="0"/>
+          <w:sz w:val="22"/>
+          <w:szCs w:val="22"/>
           <w:lang w:eastAsia="es-ES"/>
           <w14:ligatures w14:val="none"/>
         </w:rPr>
@@ -2456,9 +2876,11 @@
       </w:r>
       <w:r>
         <w:rPr>
-          <w:rFonts w:ascii="Arial Narrow" w:eastAsia="Times New Roman" w:hAnsi="Arial Narrow" w:cs="Arial"/>
-          <w:color w:val="000000"/>
-          <w:kern w:val="0"/>
+          <w:rFonts w:ascii="Arial Narrow" w:eastAsia="Arial Narrow" w:hAnsi="Arial Narrow" w:cs="Arial Narrow"/>
+          <w:color w:val="000000"/>
+          <w:kern w:val="0"/>
+          <w:sz w:val="22"/>
+          <w:szCs w:val="22"/>
           <w:lang w:eastAsia="es-ES"/>
           <w14:ligatures w14:val="none"/>
         </w:rPr>
@@ -2473,9 +2895,11 @@
         <w:ind w:left="567"/>
         <w:jc w:val="both"/>
         <w:rPr>
-          <w:rFonts w:ascii="Arial Narrow" w:eastAsia="Times New Roman" w:hAnsi="Arial Narrow" w:cs="Arial"/>
-          <w:color w:val="000000"/>
-          <w:kern w:val="0"/>
+          <w:rFonts w:ascii="Arial Narrow" w:eastAsia="Arial Narrow" w:hAnsi="Arial Narrow" w:cs="Arial Narrow"/>
+          <w:color w:val="000000"/>
+          <w:kern w:val="0"/>
+          <w:sz w:val="22"/>
+          <w:szCs w:val="22"/>
           <w:lang w:val="es-ES" w:eastAsia="es-ES"/>
           <w14:ligatures w14:val="none"/>
         </w:rPr>
@@ -2500,6 +2924,8 @@
           <w:b/>
           <w:color w:val="000000"/>
           <w:kern w:val="0"/>
+          <w:sz w:val="22"/>
+          <w:szCs w:val="22"/>
           <w:lang w:eastAsia="es-PE"/>
           <w14:ligatures w14:val="none"/>
         </w:rPr>
@@ -2510,6 +2936,8 @@
           <w:b/>
           <w:color w:val="000000"/>
           <w:kern w:val="0"/>
+          <w:sz w:val="22"/>
+          <w:szCs w:val="22"/>
           <w:lang w:eastAsia="es-PE"/>
           <w14:ligatures w14:val="none"/>
         </w:rPr>
@@ -2525,19 +2953,23 @@
           <w:b/>
           <w:color w:val="000000"/>
           <w:kern w:val="0"/>
-          <w:lang w:eastAsia="es-PE"/>
-          <w14:ligatures w14:val="none"/>
-        </w:rPr>
-      </w:pPr>
-    </w:p>
-    <w:p>
-      <w:pPr>
-        <w:spacing w:after="0" w:line="240" w:lineRule="auto"/>
-        <w:jc w:val="both"/>
-        <w:rPr>
-          <w:rFonts w:ascii="Arial Narrow" w:eastAsia="Calibri" w:hAnsi="Arial Narrow" w:cs="Arial Narrow"/>
-          <w:color w:val="000000"/>
-          <w:kern w:val="0"/>
+          <w:sz w:val="22"/>
+          <w:szCs w:val="22"/>
+          <w:lang w:eastAsia="es-PE"/>
+          <w14:ligatures w14:val="none"/>
+        </w:rPr>
+      </w:pPr>
+    </w:p>
+    <w:p>
+      <w:pPr>
+        <w:spacing w:after="0" w:line="240" w:lineRule="auto"/>
+        <w:jc w:val="both"/>
+        <w:rPr>
+          <w:rFonts w:ascii="Arial Narrow" w:eastAsia="Arial Narrow" w:hAnsi="Arial Narrow" w:cs="Arial Narrow"/>
+          <w:color w:val="000000"/>
+          <w:kern w:val="0"/>
+          <w:sz w:val="22"/>
+          <w:szCs w:val="22"/>
           <w:lang w:eastAsia="es-PE"/>
           <w14:ligatures w14:val="none"/>
         </w:rPr>
@@ -2548,6 +2980,8 @@
           <w:b/>
           <w:color w:val="000000"/>
           <w:kern w:val="0"/>
+          <w:sz w:val="22"/>
+          <w:szCs w:val="22"/>
           <w:lang w:eastAsia="es-PE"/>
           <w14:ligatures w14:val="none"/>
         </w:rPr>
@@ -2555,9 +2989,11 @@
       </w:r>
       <w:r>
         <w:rPr>
-          <w:rFonts w:ascii="Arial Narrow" w:eastAsia="Times New Roman" w:hAnsi="Arial Narrow" w:cs="Times New Roman"/>
-          <w:color w:val="000000"/>
-          <w:kern w:val="0"/>
+          <w:rFonts w:ascii="Arial Narrow" w:eastAsia="Arial Narrow" w:hAnsi="Arial Narrow" w:cs="Arial Narrow"/>
+          <w:color w:val="000000"/>
+          <w:kern w:val="0"/>
+          <w:sz w:val="22"/>
+          <w:szCs w:val="22"/>
           <w:shd w:val="clear" w:color="auto" w:fill="FFFFFF"/>
           <w:lang w:eastAsia="es-PE"/>
           <w14:ligatures w14:val="none"/>
@@ -2566,9 +3002,11 @@
       </w:r>
       <w:r>
         <w:rPr>
-          <w:rFonts w:ascii="Arial Narrow" w:eastAsia="Times New Roman" w:hAnsi="Arial Narrow" w:cs="Arial"/>
-          <w:color w:val="000000"/>
-          <w:kern w:val="0"/>
+          <w:rFonts w:ascii="Arial Narrow" w:eastAsia="Arial Narrow" w:hAnsi="Arial Narrow" w:cs="Arial Narrow"/>
+          <w:color w:val="000000"/>
+          <w:kern w:val="0"/>
+          <w:sz w:val="22"/>
+          <w:szCs w:val="22"/>
           <w:lang w:val="es-ES" w:eastAsia="es-ES"/>
           <w14:ligatures w14:val="none"/>
         </w:rPr>
@@ -2576,9 +3014,11 @@
       </w:r>
       <w:r>
         <w:rPr>
-          <w:rFonts w:ascii="Arial Narrow" w:eastAsia="Times New Roman" w:hAnsi="Arial Narrow" w:cs="Arial"/>
-          <w:color w:val="000000"/>
-          <w:kern w:val="0"/>
+          <w:rFonts w:ascii="Arial Narrow" w:eastAsia="Arial Narrow" w:hAnsi="Arial Narrow" w:cs="Arial Narrow"/>
+          <w:color w:val="000000"/>
+          <w:kern w:val="0"/>
+          <w:sz w:val="22"/>
+          <w:szCs w:val="22"/>
           <w:lang w:val="es-ES" w:eastAsia="es-ES"/>
           <w14:ligatures w14:val="none"/>
         </w:rPr>
@@ -2586,9 +3026,11 @@
       </w:r>
       <w:r>
         <w:rPr>
-          <w:rFonts w:ascii="Arial Narrow" w:eastAsia="Times New Roman" w:hAnsi="Arial Narrow" w:cs="Times New Roman"/>
-          <w:color w:val="000000"/>
-          <w:kern w:val="0"/>
+          <w:rFonts w:ascii="Arial Narrow" w:eastAsia="Arial Narrow" w:hAnsi="Arial Narrow" w:cs="Arial Narrow"/>
+          <w:color w:val="000000"/>
+          <w:kern w:val="0"/>
+          <w:sz w:val="22"/>
+          <w:szCs w:val="22"/>
           <w:shd w:val="clear" w:color="auto" w:fill="FFFFFF"/>
           <w:lang w:eastAsia="es-PE"/>
           <w14:ligatures w14:val="none"/>
@@ -2597,19 +3039,23 @@
       </w:r>
       <w:r>
         <w:rPr>
-          <w:rFonts w:ascii="Arial Narrow" w:hAnsi="Arial Narrow" w:cs="Arial"/>
+          <w:rFonts w:ascii="Arial Narrow" w:eastAsia="Arial Narrow" w:hAnsi="Arial Narrow" w:cs="Arial Narrow"/>
           <w:bCs/>
           <w:spacing w:val="-3"/>
           <w:kern w:val="0"/>
           <w14:ligatures w14:val="none"/>
+          <w:sz w:val="22"/>
+          <w:szCs w:val="22"/>
         </w:rPr>
         <w:t xml:space="preserve"/>
       </w:r>
       <w:r>
         <w:rPr>
-          <w:rFonts w:ascii="Arial Narrow" w:eastAsia="Times New Roman" w:hAnsi="Arial Narrow" w:cs="Times New Roman"/>
-          <w:color w:val="000000"/>
-          <w:kern w:val="0"/>
+          <w:rFonts w:ascii="Arial Narrow" w:eastAsia="Arial Narrow" w:hAnsi="Arial Narrow" w:cs="Arial Narrow"/>
+          <w:color w:val="000000"/>
+          <w:kern w:val="0"/>
+          <w:sz w:val="22"/>
+          <w:szCs w:val="22"/>
           <w:shd w:val="clear" w:color="auto" w:fill="FFFFFF"/>
           <w:lang w:eastAsia="es-PE"/>
           <w14:ligatures w14:val="none"/>
@@ -2618,19 +3064,23 @@
       </w:r>
       <w:r>
         <w:rPr>
-          <w:rFonts w:ascii="Arial Narrow" w:hAnsi="Arial Narrow" w:cs="Arial"/>
+          <w:rFonts w:ascii="Arial Narrow" w:eastAsia="Arial Narrow" w:hAnsi="Arial Narrow" w:cs="Arial Narrow"/>
           <w:bCs/>
           <w:spacing w:val="-3"/>
           <w:kern w:val="0"/>
           <w14:ligatures w14:val="none"/>
+          <w:sz w:val="22"/>
+          <w:szCs w:val="22"/>
         </w:rPr>
         <w:t/>
       </w:r>
       <w:r>
         <w:rPr>
-          <w:rFonts w:ascii="Arial Narrow" w:eastAsia="Times New Roman" w:hAnsi="Arial Narrow" w:cs="Times New Roman"/>
-          <w:color w:val="000000"/>
-          <w:kern w:val="0"/>
+          <w:rFonts w:ascii="Arial Narrow" w:eastAsia="Arial Narrow" w:hAnsi="Arial Narrow" w:cs="Arial Narrow"/>
+          <w:color w:val="000000"/>
+          <w:kern w:val="0"/>
+          <w:sz w:val="22"/>
+          <w:szCs w:val="22"/>
           <w:shd w:val="clear" w:color="auto" w:fill="FFFFFF"/>
           <w:lang w:eastAsia="es-PE"/>
           <w14:ligatures w14:val="none"/>
@@ -2640,9 +3090,11 @@
       <w:bookmarkStart w:id="14" w:name="_Hlk215062067"/>
       <w:r>
         <w:rPr>
-          <w:rFonts w:ascii="Arial Narrow" w:eastAsia="Times New Roman" w:hAnsi="Arial Narrow" w:cs="Times New Roman"/>
-          <w:color w:val="000000"/>
-          <w:kern w:val="0"/>
+          <w:rFonts w:ascii="Arial Narrow" w:eastAsia="Arial Narrow" w:hAnsi="Arial Narrow" w:cs="Arial Narrow"/>
+          <w:color w:val="000000"/>
+          <w:kern w:val="0"/>
+          <w:sz w:val="22"/>
+          <w:szCs w:val="22"/>
           <w:shd w:val="clear" w:color="auto" w:fill="FFFFFF"/>
           <w:lang w:eastAsia="es-PE"/>
           <w14:ligatures w14:val="none"/>
@@ -2652,9 +3104,11 @@
       <w:bookmarkStart w:id="15" w:name="_Hlk215162047"/>
       <w:r>
         <w:rPr>
-          <w:rFonts w:ascii="Arial Narrow" w:eastAsia="Times New Roman" w:hAnsi="Arial Narrow" w:cs="Times New Roman"/>
-          <w:color w:val="000000"/>
-          <w:kern w:val="0"/>
+          <w:rFonts w:ascii="Arial Narrow" w:eastAsia="Arial Narrow" w:hAnsi="Arial Narrow" w:cs="Arial Narrow"/>
+          <w:color w:val="000000"/>
+          <w:kern w:val="0"/>
+          <w:sz w:val="22"/>
+          <w:szCs w:val="22"/>
           <w:shd w:val="clear" w:color="auto" w:fill="FFFFFF"/>
           <w:lang w:eastAsia="es-PE"/>
           <w14:ligatures w14:val="none"/>
@@ -2666,6 +3120,8 @@
           <w:rFonts w:ascii="Arial Narrow" w:eastAsia="Arial Narrow" w:hAnsi="Arial Narrow" w:cs="Arial Narrow"/>
           <w:kern w:val="0"/>
           <w14:ligatures w14:val="none"/>
+          <w:sz w:val="22"/>
+          <w:szCs w:val="22"/>
         </w:rPr>
         <w:t/>
       </w:r>
@@ -2674,6 +3130,8 @@
           <w:rFonts w:ascii="Arial Narrow" w:eastAsia="Arial Narrow" w:hAnsi="Arial Narrow" w:cs="Arial Narrow"/>
           <w:kern w:val="0"/>
           <w14:ligatures w14:val="none"/>
+          <w:sz w:val="22"/>
+          <w:szCs w:val="22"/>
         </w:rPr>
         <w:t xml:space="preserve"/>
       </w:r>
@@ -2682,6 +3140,8 @@
           <w:rFonts w:ascii="Arial Narrow" w:eastAsia="Arial Narrow" w:hAnsi="Arial Narrow" w:cs="Arial Narrow"/>
           <w:kern w:val="0"/>
           <w14:ligatures w14:val="none"/>
+          <w:sz w:val="22"/>
+          <w:szCs w:val="22"/>
         </w:rPr>
         <w:t/>
       </w:r>
@@ -2690,6 +3150,8 @@
           <w:rFonts w:ascii="Arial Narrow" w:eastAsia="Arial Narrow" w:hAnsi="Arial Narrow" w:cs="Arial Narrow"/>
           <w:kern w:val="0"/>
           <w14:ligatures w14:val="none"/>
+          <w:sz w:val="22"/>
+          <w:szCs w:val="22"/>
         </w:rPr>
         <w:t xml:space="preserve"/>
       </w:r>
@@ -2698,6 +3160,8 @@
           <w:rFonts w:ascii="Arial Narrow" w:eastAsia="Arial Narrow" w:hAnsi="Arial Narrow" w:cs="Arial Narrow"/>
           <w:kern w:val="0"/>
           <w14:ligatures w14:val="none"/>
+          <w:sz w:val="22"/>
+          <w:szCs w:val="22"/>
         </w:rPr>
         <w:t/>
       </w:r>
@@ -2706,6 +3170,8 @@
           <w:rFonts w:ascii="Arial Narrow" w:eastAsia="Arial Narrow" w:hAnsi="Arial Narrow" w:cs="Arial Narrow"/>
           <w:kern w:val="0"/>
           <w14:ligatures w14:val="none"/>
+          <w:sz w:val="22"/>
+          <w:szCs w:val="22"/>
         </w:rPr>
         <w:t xml:space="preserve"/>
       </w:r>
@@ -2714,6 +3180,8 @@
           <w:rFonts w:ascii="Arial Narrow" w:eastAsia="Arial Narrow" w:hAnsi="Arial Narrow" w:cs="Arial Narrow"/>
           <w:kern w:val="0"/>
           <w14:ligatures w14:val="none"/>
+          <w:sz w:val="22"/>
+          <w:szCs w:val="22"/>
         </w:rPr>
         <w:t xml:space="preserve"/>
       </w:r>
@@ -2722,6 +3190,8 @@
           <w:rFonts w:ascii="Arial Narrow" w:eastAsia="Arial Narrow" w:hAnsi="Arial Narrow" w:cs="Arial Narrow"/>
           <w:kern w:val="0"/>
           <w14:ligatures w14:val="none"/>
+          <w:sz w:val="22"/>
+          <w:szCs w:val="22"/>
         </w:rPr>
         <w:t xml:space="preserve"/>
       </w:r>
@@ -2730,6 +3200,8 @@
           <w:rFonts w:ascii="Arial Narrow" w:eastAsia="Arial Narrow" w:hAnsi="Arial Narrow" w:cs="Arial Narrow"/>
           <w:kern w:val="0"/>
           <w14:ligatures w14:val="none"/>
+          <w:sz w:val="22"/>
+          <w:szCs w:val="22"/>
         </w:rPr>
         <w:t xml:space="preserve"/>
       </w:r>
@@ -2738,6 +3210,8 @@
           <w:rFonts w:ascii="Arial Narrow" w:eastAsia="Arial Narrow" w:hAnsi="Arial Narrow" w:cs="Arial Narrow"/>
           <w:kern w:val="0"/>
           <w14:ligatures w14:val="none"/>
+          <w:sz w:val="22"/>
+          <w:szCs w:val="22"/>
         </w:rPr>
         <w:t/>
       </w:r>
@@ -2746,6 +3220,8 @@
           <w:rFonts w:ascii="Arial Narrow" w:eastAsia="Arial Narrow" w:hAnsi="Arial Narrow" w:cs="Arial Narrow"/>
           <w:kern w:val="0"/>
           <w14:ligatures w14:val="none"/>
+          <w:sz w:val="22"/>
+          <w:szCs w:val="22"/>
         </w:rPr>
         <w:t xml:space="preserve"/>
       </w:r>
@@ -2754,6 +3230,8 @@
           <w:rFonts w:ascii="Arial Narrow" w:eastAsia="Arial Narrow" w:hAnsi="Arial Narrow" w:cs="Arial Narrow"/>
           <w:kern w:val="0"/>
           <w14:ligatures w14:val="none"/>
+          <w:sz w:val="22"/>
+          <w:szCs w:val="22"/>
         </w:rPr>
         <w:t/>
       </w:r>
@@ -2762,6 +3240,8 @@
           <w:rFonts w:ascii="Arial Narrow" w:eastAsia="Arial Narrow" w:hAnsi="Arial Narrow" w:cs="Arial Narrow"/>
           <w:kern w:val="0"/>
           <w14:ligatures w14:val="none"/>
+          <w:sz w:val="22"/>
+          <w:szCs w:val="22"/>
         </w:rPr>
         <w:t/>
       </w:r>
@@ -2776,6 +3256,8 @@
           <w:rFonts w:ascii="Arial Narrow" w:eastAsia="Arial Narrow" w:hAnsi="Arial Narrow" w:cs="Arial Narrow"/>
           <w:kern w:val="0"/>
           <w14:ligatures w14:val="none"/>
+          <w:sz w:val="22"/>
+          <w:szCs w:val="22"/>
         </w:rPr>
       </w:pPr>
     </w:p>
@@ -2785,9 +3267,11 @@
         <w:contextualSpacing/>
         <w:jc w:val="both"/>
         <w:rPr>
-          <w:rFonts w:ascii="Arial Narrow" w:eastAsia="Calibri" w:hAnsi="Arial Narrow" w:cs="Arial"/>
-          <w:kern w:val="0"/>
-          <w14:ligatures w14:val="none"/>
+          <w:rFonts w:ascii="Arial Narrow" w:eastAsia="Arial Narrow" w:hAnsi="Arial Narrow" w:cs="Arial Narrow"/>
+          <w:kern w:val="0"/>
+          <w14:ligatures w14:val="none"/>
+          <w:sz w:val="22"/>
+          <w:szCs w:val="22"/>
         </w:rPr>
       </w:pPr>
       <w:r>
@@ -2796,6 +3280,8 @@
           <w:b/>
           <w:color w:val="000000"/>
           <w:kern w:val="0"/>
+          <w:sz w:val="22"/>
+          <w:szCs w:val="22"/>
           <w:lang w:eastAsia="es-PE"/>
           <w14:ligatures w14:val="none"/>
         </w:rPr>
@@ -2806,6 +3292,8 @@
           <w:rFonts w:ascii="Arial Narrow" w:eastAsia="Arial Narrow" w:hAnsi="Arial Narrow" w:cs="Arial Narrow"/>
           <w:color w:val="000000"/>
           <w:kern w:val="0"/>
+          <w:sz w:val="22"/>
+          <w:szCs w:val="22"/>
           <w:lang w:eastAsia="es-PE"/>
           <w14:ligatures w14:val="none"/>
         </w:rPr>
@@ -2816,6 +3304,8 @@
           <w:rFonts w:ascii="Arial Narrow" w:eastAsia="Arial Narrow" w:hAnsi="Arial Narrow" w:cs="Arial Narrow"/>
           <w:color w:val="000000"/>
           <w:kern w:val="0"/>
+          <w:sz w:val="22"/>
+          <w:szCs w:val="22"/>
           <w:lang w:eastAsia="es-PE"/>
           <w14:ligatures w14:val="none"/>
         </w:rPr>
@@ -2823,9 +3313,11 @@
       </w:r>
       <w:r>
         <w:rPr>
-          <w:rFonts w:ascii="Arial Narrow" w:eastAsia="Times New Roman" w:hAnsi="Arial Narrow" w:cs="Arial"/>
-          <w:color w:val="000000"/>
-          <w:kern w:val="0"/>
+          <w:rFonts w:ascii="Arial Narrow" w:eastAsia="Arial Narrow" w:hAnsi="Arial Narrow" w:cs="Arial Narrow"/>
+          <w:color w:val="000000"/>
+          <w:kern w:val="0"/>
+          <w:sz w:val="22"/>
+          <w:szCs w:val="22"/>
           <w:lang w:val="es-ES" w:eastAsia="es-ES"/>
           <w14:ligatures w14:val="none"/>
         </w:rPr>
@@ -2833,9 +3325,11 @@
       </w:r>
       <w:r>
         <w:rPr>
-          <w:rFonts w:ascii="Arial Narrow" w:eastAsia="Times New Roman" w:hAnsi="Arial Narrow" w:cs="Arial"/>
-          <w:color w:val="000000"/>
-          <w:kern w:val="0"/>
+          <w:rFonts w:ascii="Arial Narrow" w:eastAsia="Arial Narrow" w:hAnsi="Arial Narrow" w:cs="Arial Narrow"/>
+          <w:color w:val="000000"/>
+          <w:kern w:val="0"/>
+          <w:sz w:val="22"/>
+          <w:szCs w:val="22"/>
           <w:lang w:val="es-ES" w:eastAsia="es-ES"/>
           <w14:ligatures w14:val="none"/>
         </w:rPr>
@@ -2843,9 +3337,11 @@
       </w:r>
       <w:r>
         <w:rPr>
-          <w:rFonts w:ascii="Arial Narrow" w:eastAsia="Calibri" w:hAnsi="Arial Narrow" w:cs="Arial"/>
-          <w:kern w:val="0"/>
-          <w14:ligatures w14:val="none"/>
+          <w:rFonts w:ascii="Arial Narrow" w:eastAsia="Arial Narrow" w:hAnsi="Arial Narrow" w:cs="Arial Narrow"/>
+          <w:kern w:val="0"/>
+          <w14:ligatures w14:val="none"/>
+          <w:sz w:val="22"/>
+          <w:szCs w:val="22"/>
         </w:rPr>
         <w:t>.</w:t>
       </w:r>
@@ -2856,22 +3352,26 @@
         <w:contextualSpacing/>
         <w:jc w:val="both"/>
         <w:rPr>
-          <w:rFonts w:ascii="Arial Narrow" w:eastAsia="Times New Roman" w:hAnsi="Arial Narrow" w:cs="Times New Roman"/>
-          <w:color w:val="000000"/>
-          <w:kern w:val="0"/>
-          <w:lang w:eastAsia="es-PE"/>
-          <w14:ligatures w14:val="none"/>
-        </w:rPr>
-      </w:pPr>
-    </w:p>
-    <w:p>
-      <w:pPr>
-        <w:spacing w:after="0" w:line="240" w:lineRule="auto"/>
-        <w:jc w:val="both"/>
-        <w:rPr>
-          <w:rFonts w:ascii="Arial Narrow" w:eastAsia="Arial Narrow" w:hAnsi="Arial Narrow" w:cs="Arial Narrow"/>
-          <w:color w:val="000000"/>
-          <w:kern w:val="0"/>
+          <w:rFonts w:ascii="Arial Narrow" w:eastAsia="Arial Narrow" w:hAnsi="Arial Narrow" w:cs="Arial Narrow"/>
+          <w:color w:val="000000"/>
+          <w:kern w:val="0"/>
+          <w:sz w:val="22"/>
+          <w:szCs w:val="22"/>
+          <w:lang w:eastAsia="es-PE"/>
+          <w14:ligatures w14:val="none"/>
+        </w:rPr>
+      </w:pPr>
+    </w:p>
+    <w:p>
+      <w:pPr>
+        <w:spacing w:after="0" w:line="240" w:lineRule="auto"/>
+        <w:jc w:val="both"/>
+        <w:rPr>
+          <w:rFonts w:ascii="Arial Narrow" w:eastAsia="Arial Narrow" w:hAnsi="Arial Narrow" w:cs="Arial Narrow"/>
+          <w:color w:val="000000"/>
+          <w:kern w:val="0"/>
+          <w:sz w:val="22"/>
+          <w:szCs w:val="22"/>
           <w:lang w:eastAsia="es-PE"/>
           <w14:ligatures w14:val="none"/>
         </w:rPr>
@@ -2882,6 +3382,8 @@
           <w:b/>
           <w:color w:val="000000"/>
           <w:kern w:val="0"/>
+          <w:sz w:val="22"/>
+          <w:szCs w:val="22"/>
           <w:lang w:eastAsia="es-PE"/>
           <w14:ligatures w14:val="none"/>
         </w:rPr>
@@ -2892,6 +3394,8 @@
           <w:rFonts w:ascii="Arial Narrow" w:eastAsia="Arial Narrow" w:hAnsi="Arial Narrow" w:cs="Arial Narrow"/>
           <w:color w:val="000000"/>
           <w:kern w:val="0"/>
+          <w:sz w:val="22"/>
+          <w:szCs w:val="22"/>
           <w:lang w:eastAsia="es-PE"/>
           <w14:ligatures w14:val="none"/>
         </w:rPr>
@@ -2899,11 +3403,13 @@
       </w:r>
       <w:r>
         <w:rPr>
-          <w:rFonts w:ascii="Arial Narrow" w:hAnsi="Arial Narrow" w:cs="Arial"/>
+          <w:rFonts w:ascii="Arial Narrow" w:eastAsia="Arial Narrow" w:hAnsi="Arial Narrow" w:cs="Arial Narrow"/>
           <w:bCs/>
           <w:spacing w:val="-3"/>
           <w:kern w:val="0"/>
           <w14:ligatures w14:val="none"/>
+          <w:sz w:val="22"/>
+          <w:szCs w:val="22"/>
         </w:rPr>
         <w:t xml:space="preserve">Rímac Seguros y Reaseguros S.A. </w:t>
       </w:r>
@@ -2912,6 +3418,8 @@
           <w:rFonts w:ascii="Arial Narrow" w:eastAsia="Arial Narrow" w:hAnsi="Arial Narrow" w:cs="Arial Narrow"/>
           <w:color w:val="000000"/>
           <w:kern w:val="0"/>
+          <w:sz w:val="22"/>
+          <w:szCs w:val="22"/>
           <w:lang w:eastAsia="es-PE"/>
           <w14:ligatures w14:val="none"/>
         </w:rPr>
@@ -2923,9 +3431,11 @@
         <w:spacing w:after="0" w:line="240" w:lineRule="auto"/>
         <w:jc w:val="both"/>
         <w:rPr>
-          <w:rFonts w:ascii="Arial Narrow" w:eastAsia="Times New Roman" w:hAnsi="Arial Narrow" w:cs="Times New Roman"/>
-          <w:color w:val="000000"/>
-          <w:kern w:val="0"/>
+          <w:rFonts w:ascii="Arial Narrow" w:eastAsia="Arial Narrow" w:hAnsi="Arial Narrow" w:cs="Arial Narrow"/>
+          <w:color w:val="000000"/>
+          <w:kern w:val="0"/>
+          <w:sz w:val="22"/>
+          <w:szCs w:val="22"/>
           <w:lang w:eastAsia="es-PE"/>
           <w14:ligatures w14:val="none"/>
         </w:rPr>
@@ -2944,15 +3454,19 @@
           <w:rFonts w:ascii="Arial Narrow" w:eastAsia="Arial Narrow" w:hAnsi="Arial Narrow" w:cs="Arial Narrow"/>
           <w:color w:val="000000"/>
           <w:kern w:val="0"/>
-          <w:lang w:eastAsia="es-PE"/>
-          <w14:ligatures w14:val="none"/>
-        </w:rPr>
-      </w:pPr>
-      <w:r>
-        <w:rPr>
-          <w:rFonts w:ascii="Arial Narrow" w:eastAsia="Arial Narrow" w:hAnsi="Arial Narrow" w:cs="Arial Narrow"/>
-          <w:color w:val="000000"/>
-          <w:kern w:val="0"/>
+          <w:sz w:val="22"/>
+          <w:szCs w:val="22"/>
+          <w:lang w:eastAsia="es-PE"/>
+          <w14:ligatures w14:val="none"/>
+        </w:rPr>
+      </w:pPr>
+      <w:r>
+        <w:rPr>
+          <w:rFonts w:ascii="Arial Narrow" w:eastAsia="Arial Narrow" w:hAnsi="Arial Narrow" w:cs="Arial Narrow"/>
+          <w:color w:val="000000"/>
+          <w:kern w:val="0"/>
+          <w:sz w:val="22"/>
+          <w:szCs w:val="22"/>
           <w:lang w:eastAsia="es-PE"/>
           <w14:ligatures w14:val="none"/>
         </w:rPr>
@@ -2972,15 +3486,19 @@
           <w:rFonts w:ascii="Arial Narrow" w:eastAsia="Arial Narrow" w:hAnsi="Arial Narrow" w:cs="Arial Narrow"/>
           <w:color w:val="000000"/>
           <w:kern w:val="0"/>
-          <w:lang w:eastAsia="es-PE"/>
-          <w14:ligatures w14:val="none"/>
-        </w:rPr>
-      </w:pPr>
-      <w:r>
-        <w:rPr>
-          <w:rFonts w:ascii="Arial Narrow" w:eastAsia="Arial Narrow" w:hAnsi="Arial Narrow" w:cs="Arial Narrow"/>
-          <w:color w:val="000000"/>
-          <w:kern w:val="0"/>
+          <w:sz w:val="22"/>
+          <w:szCs w:val="22"/>
+          <w:lang w:eastAsia="es-PE"/>
+          <w14:ligatures w14:val="none"/>
+        </w:rPr>
+      </w:pPr>
+      <w:r>
+        <w:rPr>
+          <w:rFonts w:ascii="Arial Narrow" w:eastAsia="Arial Narrow" w:hAnsi="Arial Narrow" w:cs="Arial Narrow"/>
+          <w:color w:val="000000"/>
+          <w:kern w:val="0"/>
+          <w:sz w:val="22"/>
+          <w:szCs w:val="22"/>
           <w:lang w:eastAsia="es-PE"/>
           <w14:ligatures w14:val="none"/>
         </w:rPr>
@@ -3000,15 +3518,19 @@
           <w:rFonts w:ascii="Arial Narrow" w:eastAsia="Arial Narrow" w:hAnsi="Arial Narrow" w:cs="Arial Narrow"/>
           <w:color w:val="000000"/>
           <w:kern w:val="0"/>
-          <w:lang w:eastAsia="es-PE"/>
-          <w14:ligatures w14:val="none"/>
-        </w:rPr>
-      </w:pPr>
-      <w:r>
-        <w:rPr>
-          <w:rFonts w:ascii="Arial Narrow" w:eastAsia="Arial Narrow" w:hAnsi="Arial Narrow" w:cs="Arial Narrow"/>
-          <w:color w:val="000000"/>
-          <w:kern w:val="0"/>
+          <w:sz w:val="22"/>
+          <w:szCs w:val="22"/>
+          <w:lang w:eastAsia="es-PE"/>
+          <w14:ligatures w14:val="none"/>
+        </w:rPr>
+      </w:pPr>
+      <w:r>
+        <w:rPr>
+          <w:rFonts w:ascii="Arial Narrow" w:eastAsia="Arial Narrow" w:hAnsi="Arial Narrow" w:cs="Arial Narrow"/>
+          <w:color w:val="000000"/>
+          <w:kern w:val="0"/>
+          <w:sz w:val="22"/>
+          <w:szCs w:val="22"/>
           <w:lang w:eastAsia="es-PE"/>
           <w14:ligatures w14:val="none"/>
         </w:rPr>
@@ -3025,16 +3547,20 @@
         <w:ind w:left="567" w:hanging="567"/>
         <w:jc w:val="both"/>
         <w:rPr>
-          <w:rFonts w:ascii="Arial Narrow" w:eastAsia="Calibri" w:hAnsi="Arial Narrow" w:cs="Arial"/>
-          <w:kern w:val="0"/>
-          <w14:ligatures w14:val="none"/>
-        </w:rPr>
-      </w:pPr>
-      <w:r>
-        <w:rPr>
-          <w:rFonts w:ascii="Arial Narrow" w:eastAsia="Arial Narrow" w:hAnsi="Arial Narrow" w:cs="Arial Narrow"/>
-          <w:color w:val="000000"/>
-          <w:kern w:val="0"/>
+          <w:rFonts w:ascii="Arial Narrow" w:eastAsia="Arial Narrow" w:hAnsi="Arial Narrow" w:cs="Arial Narrow"/>
+          <w:kern w:val="0"/>
+          <w14:ligatures w14:val="none"/>
+          <w:sz w:val="22"/>
+          <w:szCs w:val="22"/>
+        </w:rPr>
+      </w:pPr>
+      <w:r>
+        <w:rPr>
+          <w:rFonts w:ascii="Arial Narrow" w:eastAsia="Arial Narrow" w:hAnsi="Arial Narrow" w:cs="Arial Narrow"/>
+          <w:color w:val="000000"/>
+          <w:kern w:val="0"/>
+          <w:sz w:val="22"/>
+          <w:szCs w:val="22"/>
           <w:lang w:eastAsia="es-PE"/>
           <w14:ligatures w14:val="none"/>
         </w:rPr>
@@ -3042,9 +3568,11 @@
       </w:r>
       <w:r>
         <w:rPr>
-          <w:rFonts w:ascii="Arial Narrow" w:eastAsia="Times New Roman" w:hAnsi="Arial Narrow" w:cs="Segoe UI"/>
-          <w:color w:val="000000"/>
-          <w:kern w:val="0"/>
+          <w:rFonts w:ascii="Arial Narrow" w:eastAsia="Arial Narrow" w:hAnsi="Arial Narrow" w:cs="Arial Narrow"/>
+          <w:color w:val="000000"/>
+          <w:kern w:val="0"/>
+          <w:sz w:val="22"/>
+          <w:szCs w:val="22"/>
           <w:lang w:eastAsia="es-PE"/>
           <w14:ligatures w14:val="none"/>
         </w:rPr>
@@ -3055,6 +3583,8 @@
           <w:rFonts w:ascii="Arial Narrow" w:eastAsia="Arial Narrow" w:hAnsi="Arial Narrow" w:cs="Arial Narrow"/>
           <w:color w:val="000000"/>
           <w:kern w:val="0"/>
+          <w:sz w:val="22"/>
+          <w:szCs w:val="22"/>
           <w:lang w:eastAsia="es-PE"/>
           <w14:ligatures w14:val="none"/>
         </w:rPr>
@@ -3062,16 +3592,20 @@
       </w:r>
       <w:r>
         <w:rPr>
-          <w:rFonts w:ascii="Arial Narrow" w:eastAsia="Calibri" w:hAnsi="Arial Narrow" w:cs="Arial"/>
-          <w:kern w:val="0"/>
-          <w14:ligatures w14:val="none"/>
+          <w:rFonts w:ascii="Arial Narrow" w:eastAsia="Arial Narrow" w:hAnsi="Arial Narrow" w:cs="Arial Narrow"/>
+          <w:kern w:val="0"/>
+          <w14:ligatures w14:val="none"/>
+          <w:sz w:val="22"/>
+          <w:szCs w:val="22"/>
         </w:rPr>
         <w:t>Para ello podrá señalar domicilio físico o una dirección electrónica a la que pueda remitirse las notificaciones</w:t>
       </w:r>
       <w:r>
         <w:rPr>
-          <w:rFonts w:ascii="Arial Narrow" w:eastAsia="Arial" w:hAnsi="Arial Narrow" w:cs="Arial"/>
-          <w:kern w:val="0"/>
+          <w:rFonts w:ascii="Arial Narrow" w:eastAsia="Arial Narrow" w:hAnsi="Arial Narrow" w:cs="Arial Narrow"/>
+          <w:kern w:val="0"/>
+          <w:sz w:val="22"/>
+          <w:szCs w:val="22"/>
           <w:lang w:val="es"/>
           <w14:ligatures w14:val="none"/>
         </w:rPr>
@@ -3088,24 +3622,30 @@
         <w:ind w:left="567" w:hanging="567"/>
         <w:jc w:val="both"/>
         <w:rPr>
-          <w:rFonts w:ascii="Arial Narrow" w:eastAsia="Calibri" w:hAnsi="Arial Narrow" w:cs="Arial"/>
-          <w:kern w:val="0"/>
-          <w14:ligatures w14:val="none"/>
-        </w:rPr>
-      </w:pPr>
-      <w:r>
-        <w:rPr>
-          <w:rFonts w:ascii="Arial Narrow" w:eastAsia="Calibri" w:hAnsi="Arial Narrow" w:cs="Arial"/>
-          <w:kern w:val="0"/>
-          <w14:ligatures w14:val="none"/>
+          <w:rFonts w:ascii="Arial Narrow" w:eastAsia="Arial Narrow" w:hAnsi="Arial Narrow" w:cs="Arial Narrow"/>
+          <w:kern w:val="0"/>
+          <w14:ligatures w14:val="none"/>
+          <w:sz w:val="22"/>
+          <w:szCs w:val="22"/>
+        </w:rPr>
+      </w:pPr>
+      <w:r>
+        <w:rPr>
+          <w:rFonts w:ascii="Arial Narrow" w:eastAsia="Arial Narrow" w:hAnsi="Arial Narrow" w:cs="Arial Narrow"/>
+          <w:kern w:val="0"/>
+          <w14:ligatures w14:val="none"/>
+          <w:sz w:val="22"/>
+          <w:szCs w:val="22"/>
         </w:rPr>
         <w:t>en caso califique como micro empresa o pequeña empresa, presentar los documentos que acrediten su volumen de ventas o ingresos brutos percibidos el año anterior relativo a todas sus actividades económicas y el número de trabajadores con el que cuenta</w:t>
       </w:r>
       <w:r>
         <w:rPr>
           <w:rStyle w:val="Refdenotaalpie"/>
-          <w:rFonts w:ascii="Arial Narrow" w:eastAsia="Calibri" w:hAnsi="Arial Narrow" w:cs="Arial"/>
-          <w:kern w:val="0"/>
+          <w:rFonts w:ascii="Arial Narrow" w:eastAsia="Arial Narrow" w:hAnsi="Arial Narrow" w:cs="Arial Narrow"/>
+          <w:kern w:val="0"/>
+          <w:sz w:val="22"/>
+          <w:szCs w:val="22"/>
           <w:vertAlign w:val="superscript"/>
           <w14:ligatures w14:val="none"/>
         </w:rPr>
@@ -3113,17 +3653,21 @@
       </w:r>
       <w:r>
         <w:rPr>
-          <w:rFonts w:ascii="Arial Narrow" w:eastAsia="Calibri" w:hAnsi="Arial Narrow" w:cs="Arial"/>
-          <w:kern w:val="0"/>
-          <w14:ligatures w14:val="none"/>
+          <w:rFonts w:ascii="Arial Narrow" w:eastAsia="Arial Narrow" w:hAnsi="Arial Narrow" w:cs="Arial Narrow"/>
+          <w:kern w:val="0"/>
+          <w14:ligatures w14:val="none"/>
+          <w:sz w:val="22"/>
+          <w:szCs w:val="22"/>
         </w:rPr>
         <w:t>. Ello, a fin de que la Comisión pueda meritar dicha documentación, conforme lo establece el artículo 110</w:t>
       </w:r>
       <w:r>
         <w:rPr>
-          <w:rFonts w:ascii="Arial Narrow" w:eastAsia="Times New Roman" w:hAnsi="Arial Narrow" w:cs="Segoe UI"/>
-          <w:color w:val="000000"/>
-          <w:kern w:val="0"/>
+          <w:rFonts w:ascii="Arial Narrow" w:eastAsia="Arial Narrow" w:hAnsi="Arial Narrow" w:cs="Arial Narrow"/>
+          <w:color w:val="000000"/>
+          <w:kern w:val="0"/>
+          <w:sz w:val="22"/>
+          <w:szCs w:val="22"/>
           <w:lang w:eastAsia="es-PE"/>
           <w14:ligatures w14:val="none"/>
         </w:rPr>
@@ -3131,27 +3675,33 @@
       </w:r>
       <w:r>
         <w:rPr>
-          <w:rFonts w:ascii="Arial Narrow" w:eastAsia="Calibri" w:hAnsi="Arial Narrow" w:cs="Arial"/>
-          <w:kern w:val="0"/>
-          <w14:ligatures w14:val="none"/>
+          <w:rFonts w:ascii="Arial Narrow" w:eastAsia="Arial Narrow" w:hAnsi="Arial Narrow" w:cs="Arial Narrow"/>
+          <w:kern w:val="0"/>
+          <w14:ligatures w14:val="none"/>
+          <w:sz w:val="22"/>
+          <w:szCs w:val="22"/>
         </w:rPr>
         <w:t xml:space="preserve"> del </w:t>
       </w:r>
       <w:r>
         <w:rPr>
-          <w:rFonts w:ascii="Arial Narrow" w:eastAsia="Calibri" w:hAnsi="Arial Narrow" w:cs="Arial"/>
+          <w:rFonts w:ascii="Arial Narrow" w:eastAsia="Arial Narrow" w:hAnsi="Arial Narrow" w:cs="Arial Narrow"/>
           <w:spacing w:val="-2"/>
           <w:kern w:val="0"/>
           <w14:ligatures w14:val="none"/>
+          <w:sz w:val="22"/>
+          <w:szCs w:val="22"/>
         </w:rPr>
         <w:t>Código</w:t>
       </w:r>
       <w:r>
         <w:rPr>
           <w:rStyle w:val="Refdenotaalpie"/>
-          <w:rFonts w:ascii="Arial Narrow" w:eastAsia="Calibri" w:hAnsi="Arial Narrow" w:cs="Arial"/>
+          <w:rFonts w:ascii="Arial Narrow" w:eastAsia="Arial Narrow" w:hAnsi="Arial Narrow" w:cs="Arial Narrow"/>
           <w:spacing w:val="-2"/>
           <w:kern w:val="0"/>
+          <w:sz w:val="22"/>
+          <w:szCs w:val="22"/>
           <w:vertAlign w:val="superscript"/>
           <w14:ligatures w14:val="none"/>
         </w:rPr>
@@ -3159,10 +3709,12 @@
       </w:r>
       <w:r>
         <w:rPr>
-          <w:rFonts w:ascii="Arial Narrow" w:eastAsia="Calibri" w:hAnsi="Arial Narrow" w:cs="Arial"/>
+          <w:rFonts w:ascii="Arial Narrow" w:eastAsia="Arial Narrow" w:hAnsi="Arial Narrow" w:cs="Arial Narrow"/>
           <w:spacing w:val="-2"/>
           <w:kern w:val="0"/>
           <w14:ligatures w14:val="none"/>
+          <w:sz w:val="22"/>
+          <w:szCs w:val="22"/>
         </w:rPr>
         <w:t>.</w:t>
       </w:r>
@@ -3176,47 +3728,53 @@
           <w:rFonts w:ascii="Arial Narrow" w:eastAsia="Arial Narrow" w:hAnsi="Arial Narrow" w:cs="Arial Narrow"/>
           <w:color w:val="000000"/>
           <w:kern w:val="0"/>
-          <w:lang w:eastAsia="es-PE"/>
-          <w14:ligatures w14:val="none"/>
-        </w:rPr>
-      </w:pPr>
-    </w:p>
-    <w:p>
-      <w:pPr>
-        <w:spacing w:after="0" w:line="240" w:lineRule="auto"/>
-        <w:jc w:val="both"/>
-        <w:rPr>
-          <w:rFonts w:ascii="Arial Narrow" w:eastAsia="Arial Narrow" w:hAnsi="Arial Narrow" w:cs="Arial Narrow"/>
-          <w:color w:val="000000"/>
-          <w:kern w:val="0"/>
-          <w:lang w:eastAsia="es-PE"/>
-          <w14:ligatures w14:val="none"/>
-        </w:rPr>
-      </w:pPr>
-      <w:r>
-        <w:rPr>
-          <w:rFonts w:ascii="Arial Narrow" w:hAnsi="Arial Narrow" w:cs="Arial Narrow"/>
+          <w:sz w:val="22"/>
+          <w:szCs w:val="22"/>
+          <w:lang w:eastAsia="es-PE"/>
+          <w14:ligatures w14:val="none"/>
+        </w:rPr>
+      </w:pPr>
+    </w:p>
+    <w:p>
+      <w:pPr>
+        <w:spacing w:after="0" w:line="240" w:lineRule="auto"/>
+        <w:jc w:val="both"/>
+        <w:rPr>
+          <w:rFonts w:ascii="Arial Narrow" w:eastAsia="Arial Narrow" w:hAnsi="Arial Narrow" w:cs="Arial Narrow"/>
+          <w:color w:val="000000"/>
+          <w:kern w:val="0"/>
+          <w:sz w:val="22"/>
+          <w:szCs w:val="22"/>
+          <w:lang w:eastAsia="es-PE"/>
+          <w14:ligatures w14:val="none"/>
+        </w:rPr>
+      </w:pPr>
+      <w:r>
+        <w:rPr>
+          <w:rFonts w:ascii="Arial Narrow" w:eastAsia="Arial Narrow" w:hAnsi="Arial Narrow" w:cs="Arial Narrow"/>
           <w:b w:val="1"/>
           <w:bCs w:val="1"/>
-          <w:sz w:val="20"/>
-          <w:szCs w:val="20"/>
+          <w:sz w:val="22"/>
+          <w:szCs w:val="22"/>
         </w:rPr>
         <w:t xml:space="preserve">CUARTO: </w:t>
       </w:r>
       <w:r>
         <w:rPr>
-          <w:rFonts w:ascii="Arial Narrow" w:hAnsi="Arial Narrow" w:cs="Arial Narrow"/>
-          <w:sz w:val="20"/>
-          <w:szCs w:val="20"/>
+          <w:rFonts w:ascii="Arial Narrow" w:eastAsia="Arial Narrow" w:hAnsi="Arial Narrow" w:cs="Arial Narrow"/>
+          <w:sz w:val="22"/>
+          <w:szCs w:val="22"/>
         </w:rPr>
         <w:t xml:space="preserve">correr traslado de la presente resolución a Rímac Seguros y Reaseguros S.A. para que, de conformidad con lo dispuesto por el artículo 26 de la Ley sobre Facultades, Normas y Organización del Indecopi, aprobada por Decreto Legislativo 807</w:t>
       </w:r>
       <w:r>
         <w:rPr>
           <w:rStyle w:val="Refdenotaalpie"/>
-          <w:rFonts w:ascii="Arial Narrow" w:eastAsia="Times New Roman" w:hAnsi="Arial Narrow" w:cs="Times New Roman"/>
-          <w:color w:val="000000"/>
-          <w:kern w:val="0"/>
+          <w:rFonts w:ascii="Arial Narrow" w:eastAsia="Arial Narrow" w:hAnsi="Arial Narrow" w:cs="Arial Narrow"/>
+          <w:color w:val="000000"/>
+          <w:kern w:val="0"/>
+          <w:sz w:val="22"/>
+          <w:szCs w:val="22"/>
           <w:vertAlign w:val="superscript"/>
           <w:lang w:val="es-ES" w:eastAsia="es-ES"/>
           <w14:ligatures w14:val="none"/>
@@ -3225,18 +3783,20 @@
       </w:r>
       <w:r>
         <w:rPr>
-          <w:rFonts w:ascii="Arial Narrow" w:hAnsi="Arial Narrow" w:cs="Arial Narrow"/>
-          <w:sz w:val="20"/>
-          <w:szCs w:val="20"/>
+          <w:rFonts w:ascii="Arial Narrow" w:eastAsia="Arial Narrow" w:hAnsi="Arial Narrow" w:cs="Arial Narrow"/>
+          <w:sz w:val="22"/>
+          <w:szCs w:val="22"/>
         </w:rPr>
         <w:t xml:space="preserve">, presente sus descargos sobre la imputación de cargos realizada en un plazo no mayor a cinco (5) días hábiles contado a partir del día siguiente de la notificación de la presente resolución, vencido el cual, el Secretario Técnico declarará en rebeldía al denunciado que no lo hubiera presentado. Debe precisarse que de conformidad con lo establecido por el artículo 223 del Texto Único Ordenado de la Ley 27444, Ley del Procedimiento Administrativo General</w:t>
       </w:r>
       <w:r>
         <w:rPr>
           <w:rStyle w:val="Refdenotaalpie"/>
-          <w:rFonts w:ascii="Arial Narrow" w:eastAsia="Times New Roman" w:hAnsi="Arial Narrow" w:cs="Times New Roman"/>
-          <w:color w:val="000000"/>
-          <w:kern w:val="0"/>
+          <w:rFonts w:ascii="Arial Narrow" w:eastAsia="Arial Narrow" w:hAnsi="Arial Narrow" w:cs="Arial Narrow"/>
+          <w:color w:val="000000"/>
+          <w:kern w:val="0"/>
+          <w:sz w:val="22"/>
+          <w:szCs w:val="22"/>
           <w:vertAlign w:val="superscript"/>
           <w:lang w:val="es-ES" w:eastAsia="es-ES"/>
           <w14:ligatures w14:val="none"/>
@@ -3245,9 +3805,9 @@
       </w:r>
       <w:r>
         <w:rPr>
-          <w:rFonts w:ascii="Arial Narrow" w:hAnsi="Arial Narrow" w:cs="Arial Narrow"/>
-          <w:sz w:val="20"/>
-          <w:szCs w:val="20"/>
+          <w:rFonts w:ascii="Arial Narrow" w:eastAsia="Arial Narrow" w:hAnsi="Arial Narrow" w:cs="Arial Narrow"/>
+          <w:sz w:val="22"/>
+          <w:szCs w:val="22"/>
         </w:rPr>
         <w:t xml:space="preserve">, las alegaciones y los hechos relevantes de la reclamación, salvo que hayan sido específicamente negadas en la contestación, se tendrán por aceptadas o merituadas como ciertas.</w:t>
       </w:r>
@@ -3260,19 +3820,23 @@
           <w:rFonts w:ascii="Arial Narrow" w:eastAsia="Arial Narrow" w:hAnsi="Arial Narrow" w:cs="Arial Narrow"/>
           <w:color w:val="000000"/>
           <w:kern w:val="0"/>
-          <w:lang w:eastAsia="es-PE"/>
-          <w14:ligatures w14:val="none"/>
-        </w:rPr>
-      </w:pPr>
-    </w:p>
-    <w:p>
-      <w:pPr>
-        <w:spacing w:after="0" w:line="240" w:lineRule="auto"/>
-        <w:jc w:val="both"/>
-        <w:rPr>
-          <w:rFonts w:ascii="Arial Narrow" w:eastAsia="Times New Roman" w:hAnsi="Arial Narrow" w:cs="Arial"/>
-          <w:color w:val="000000"/>
-          <w:kern w:val="0"/>
+          <w:sz w:val="22"/>
+          <w:szCs w:val="22"/>
+          <w:lang w:eastAsia="es-PE"/>
+          <w14:ligatures w14:val="none"/>
+        </w:rPr>
+      </w:pPr>
+    </w:p>
+    <w:p>
+      <w:pPr>
+        <w:spacing w:after="0" w:line="240" w:lineRule="auto"/>
+        <w:jc w:val="both"/>
+        <w:rPr>
+          <w:rFonts w:ascii="Arial Narrow" w:eastAsia="Arial Narrow" w:hAnsi="Arial Narrow" w:cs="Arial Narrow"/>
+          <w:color w:val="000000"/>
+          <w:kern w:val="0"/>
+          <w:sz w:val="22"/>
+          <w:szCs w:val="22"/>
           <w:lang w:val="es-ES" w:eastAsia="es-ES"/>
           <w14:ligatures w14:val="none"/>
         </w:rPr>
@@ -3283,6 +3847,8 @@
           <w:b/>
           <w:color w:val="000000"/>
           <w:kern w:val="0"/>
+          <w:sz w:val="22"/>
+          <w:szCs w:val="22"/>
           <w:lang w:eastAsia="es-PE"/>
           <w14:ligatures w14:val="none"/>
         </w:rPr>
@@ -3291,9 +3857,11 @@
       <w:bookmarkStart w:id="16" w:name="_Hlk188286813"/>
       <w:r>
         <w:rPr>
-          <w:rFonts w:ascii="Arial Narrow" w:eastAsia="Times New Roman" w:hAnsi="Arial Narrow" w:cs="Arial"/>
-          <w:color w:val="000000"/>
-          <w:kern w:val="0"/>
+          <w:rFonts w:ascii="Arial Narrow" w:eastAsia="Arial Narrow" w:hAnsi="Arial Narrow" w:cs="Arial Narrow"/>
+          <w:color w:val="000000"/>
+          <w:kern w:val="0"/>
+          <w:sz w:val="22"/>
+          <w:szCs w:val="22"/>
           <w:lang w:eastAsia="es-ES"/>
           <w14:ligatures w14:val="none"/>
         </w:rPr>
@@ -3301,9 +3869,11 @@
       </w:r>
       <w:r>
         <w:rPr>
-          <w:rFonts w:ascii="Arial Narrow" w:eastAsia="Times New Roman" w:hAnsi="Arial Narrow" w:cs="Arial"/>
-          <w:color w:val="000000"/>
-          <w:kern w:val="0"/>
+          <w:rFonts w:ascii="Arial Narrow" w:eastAsia="Arial Narrow" w:hAnsi="Arial Narrow" w:cs="Arial Narrow"/>
+          <w:color w:val="000000"/>
+          <w:kern w:val="0"/>
+          <w:sz w:val="22"/>
+          <w:szCs w:val="22"/>
           <w:lang w:val="es-ES" w:eastAsia="es-ES"/>
           <w14:ligatures w14:val="none"/>
         </w:rPr>
@@ -3311,9 +3881,11 @@
       </w:r>
       <w:r>
         <w:rPr>
-          <w:rFonts w:ascii="Arial Narrow" w:eastAsia="Times New Roman" w:hAnsi="Arial Narrow" w:cs="Arial"/>
-          <w:color w:val="000000"/>
-          <w:kern w:val="0"/>
+          <w:rFonts w:ascii="Arial Narrow" w:eastAsia="Arial Narrow" w:hAnsi="Arial Narrow" w:cs="Arial Narrow"/>
+          <w:color w:val="000000"/>
+          <w:kern w:val="0"/>
+          <w:sz w:val="22"/>
+          <w:szCs w:val="22"/>
           <w:lang w:eastAsia="es-ES"/>
           <w14:ligatures w14:val="none"/>
         </w:rPr>
@@ -3322,9 +3894,11 @@
       <w:bookmarkEnd w:id="16"/>
       <w:r>
         <w:rPr>
-          <w:rFonts w:ascii="Arial Narrow" w:eastAsia="Times New Roman" w:hAnsi="Arial Narrow" w:cs="Arial"/>
-          <w:color w:val="000000"/>
-          <w:kern w:val="0"/>
+          <w:rFonts w:ascii="Arial Narrow" w:eastAsia="Arial Narrow" w:hAnsi="Arial Narrow" w:cs="Arial Narrow"/>
+          <w:color w:val="000000"/>
+          <w:kern w:val="0"/>
+          <w:sz w:val="22"/>
+          <w:szCs w:val="22"/>
           <w:lang w:eastAsia="es-ES"/>
           <w14:ligatures w14:val="none"/>
         </w:rPr>
@@ -3333,9 +3907,11 @@
       <w:bookmarkStart w:id="17" w:name="_Hlk188286828"/>
       <w:r>
         <w:rPr>
-          <w:rFonts w:ascii="Arial Narrow" w:eastAsia="Times New Roman" w:hAnsi="Arial Narrow" w:cs="Times New Roman"/>
-          <w:color w:val="000000"/>
-          <w:kern w:val="0"/>
+          <w:rFonts w:ascii="Arial Narrow" w:eastAsia="Arial Narrow" w:hAnsi="Arial Narrow" w:cs="Arial Narrow"/>
+          <w:color w:val="000000"/>
+          <w:kern w:val="0"/>
+          <w:sz w:val="22"/>
+          <w:szCs w:val="22"/>
           <w:shd w:val="clear" w:color="auto" w:fill="FFFFFF"/>
           <w:lang w:eastAsia="es-PE"/>
           <w14:ligatures w14:val="none"/>
@@ -3344,9 +3920,11 @@
       </w:r>
       <w:r>
         <w:rPr>
-          <w:rFonts w:ascii="Arial Narrow" w:eastAsia="Times New Roman" w:hAnsi="Arial Narrow" w:cs="Arial"/>
-          <w:color w:val="000000"/>
-          <w:kern w:val="0"/>
+          <w:rFonts w:ascii="Arial Narrow" w:eastAsia="Arial Narrow" w:hAnsi="Arial Narrow" w:cs="Arial Narrow"/>
+          <w:color w:val="000000"/>
+          <w:kern w:val="0"/>
+          <w:sz w:val="22"/>
+          <w:szCs w:val="22"/>
           <w:lang w:eastAsia="es-ES"/>
           <w14:ligatures w14:val="none"/>
         </w:rPr>
@@ -3355,9 +3933,11 @@
       <w:bookmarkEnd w:id="17"/>
       <w:r>
         <w:rPr>
-          <w:rFonts w:ascii="Arial Narrow" w:eastAsia="Times New Roman" w:hAnsi="Arial Narrow" w:cs="Arial"/>
-          <w:color w:val="000000"/>
-          <w:kern w:val="0"/>
+          <w:rFonts w:ascii="Arial Narrow" w:eastAsia="Arial Narrow" w:hAnsi="Arial Narrow" w:cs="Arial Narrow"/>
+          <w:color w:val="000000"/>
+          <w:kern w:val="0"/>
+          <w:sz w:val="22"/>
+          <w:szCs w:val="22"/>
           <w:lang w:val="es-ES" w:eastAsia="es-ES"/>
           <w14:ligatures w14:val="none"/>
         </w:rPr>
@@ -3365,9 +3945,11 @@
       </w:r>
       <w:r>
         <w:rPr>
-          <w:rFonts w:ascii="Arial Narrow" w:eastAsia="Times New Roman" w:hAnsi="Arial Narrow" w:cs="Arial"/>
-          <w:color w:val="000000"/>
-          <w:kern w:val="0"/>
+          <w:rFonts w:ascii="Arial Narrow" w:eastAsia="Arial Narrow" w:hAnsi="Arial Narrow" w:cs="Arial Narrow"/>
+          <w:color w:val="000000"/>
+          <w:kern w:val="0"/>
+          <w:sz w:val="22"/>
+          <w:szCs w:val="22"/>
           <w:lang w:val="es-ES" w:eastAsia="es-ES"/>
           <w14:ligatures w14:val="none"/>
         </w:rPr>
@@ -3375,9 +3957,11 @@
       </w:r>
       <w:r>
         <w:rPr>
-          <w:rFonts w:ascii="Arial Narrow" w:eastAsia="Times New Roman" w:hAnsi="Arial Narrow" w:cs="Arial"/>
-          <w:color w:val="000000"/>
-          <w:kern w:val="0"/>
+          <w:rFonts w:ascii="Arial Narrow" w:eastAsia="Arial Narrow" w:hAnsi="Arial Narrow" w:cs="Arial Narrow"/>
+          <w:color w:val="000000"/>
+          <w:kern w:val="0"/>
+          <w:sz w:val="22"/>
+          <w:szCs w:val="22"/>
           <w:lang w:eastAsia="es-ES"/>
           <w14:ligatures w14:val="none"/>
         </w:rPr>
@@ -3385,9 +3969,11 @@
       </w:r>
       <w:r>
         <w:rPr>
-          <w:rFonts w:ascii="Arial Narrow" w:eastAsia="Times New Roman" w:hAnsi="Arial Narrow" w:cs="Arial"/>
-          <w:color w:val="000000"/>
-          <w:kern w:val="0"/>
+          <w:rFonts w:ascii="Arial Narrow" w:eastAsia="Arial Narrow" w:hAnsi="Arial Narrow" w:cs="Arial Narrow"/>
+          <w:color w:val="000000"/>
+          <w:kern w:val="0"/>
+          <w:sz w:val="22"/>
+          <w:szCs w:val="22"/>
           <w:lang w:val="es-ES" w:eastAsia="es-ES"/>
           <w14:ligatures w14:val="none"/>
         </w:rPr>
@@ -3395,9 +3981,11 @@
       </w:r>
       <w:r>
         <w:rPr>
-          <w:rFonts w:ascii="Arial Narrow" w:eastAsia="Times New Roman" w:hAnsi="Arial Narrow" w:cs="Arial"/>
-          <w:color w:val="000000"/>
-          <w:kern w:val="0"/>
+          <w:rFonts w:ascii="Arial Narrow" w:eastAsia="Arial Narrow" w:hAnsi="Arial Narrow" w:cs="Arial Narrow"/>
+          <w:color w:val="000000"/>
+          <w:kern w:val="0"/>
+          <w:sz w:val="22"/>
+          <w:szCs w:val="22"/>
           <w:lang w:eastAsia="es-ES"/>
           <w14:ligatures w14:val="none"/>
         </w:rPr>
@@ -3405,9 +3993,11 @@
       </w:r>
       <w:r>
         <w:rPr>
-          <w:rFonts w:ascii="Arial Narrow" w:eastAsia="Times New Roman" w:hAnsi="Arial Narrow" w:cs="Arial"/>
-          <w:color w:val="000000"/>
-          <w:kern w:val="0"/>
+          <w:rFonts w:ascii="Arial Narrow" w:eastAsia="Arial Narrow" w:hAnsi="Arial Narrow" w:cs="Arial Narrow"/>
+          <w:color w:val="000000"/>
+          <w:kern w:val="0"/>
+          <w:sz w:val="22"/>
+          <w:szCs w:val="22"/>
           <w:lang w:val="es-ES" w:eastAsia="es-ES"/>
           <w14:ligatures w14:val="none"/>
         </w:rPr>
@@ -3415,9 +4005,11 @@
       </w:r>
       <w:r>
         <w:rPr>
-          <w:rFonts w:ascii="Arial Narrow" w:eastAsia="Times New Roman" w:hAnsi="Arial Narrow" w:cs="Arial"/>
-          <w:color w:val="000000"/>
-          <w:kern w:val="0"/>
+          <w:rFonts w:ascii="Arial Narrow" w:eastAsia="Arial Narrow" w:hAnsi="Arial Narrow" w:cs="Arial Narrow"/>
+          <w:color w:val="000000"/>
+          <w:kern w:val="0"/>
+          <w:sz w:val="22"/>
+          <w:szCs w:val="22"/>
           <w:lang w:val="es-ES" w:eastAsia="es-ES"/>
           <w14:ligatures w14:val="none"/>
         </w:rPr>
@@ -3433,6 +4025,8 @@
           <w:b/>
           <w:color w:val="000000"/>
           <w:kern w:val="0"/>
+          <w:sz w:val="22"/>
+          <w:szCs w:val="22"/>
           <w:lang w:val="es-ES" w:eastAsia="es-PE"/>
           <w14:ligatures w14:val="none"/>
         </w:rPr>
@@ -3446,6 +4040,8 @@
           <w:rFonts w:ascii="Arial Narrow" w:eastAsia="Arial Narrow" w:hAnsi="Arial Narrow" w:cs="Arial Narrow"/>
           <w:color w:val="000000"/>
           <w:kern w:val="0"/>
+          <w:sz w:val="22"/>
+          <w:szCs w:val="22"/>
           <w:lang w:eastAsia="es-PE"/>
           <w14:ligatures w14:val="none"/>
         </w:rPr>
@@ -3456,6 +4052,8 @@
           <w:b/>
           <w:color w:val="000000"/>
           <w:kern w:val="0"/>
+          <w:sz w:val="22"/>
+          <w:szCs w:val="22"/>
           <w:lang w:eastAsia="es-PE"/>
           <w14:ligatures w14:val="none"/>
         </w:rPr>
@@ -3466,6 +4064,8 @@
           <w:rFonts w:ascii="Arial Narrow" w:eastAsia="Arial Narrow" w:hAnsi="Arial Narrow" w:cs="Arial Narrow"/>
           <w:color w:val="000000"/>
           <w:kern w:val="0"/>
+          <w:sz w:val="22"/>
+          <w:szCs w:val="22"/>
           <w:lang w:eastAsia="es-PE"/>
           <w14:ligatures w14:val="none"/>
         </w:rPr>
@@ -3477,6 +4077,8 @@
           <w:rFonts w:ascii="Arial Narrow" w:eastAsia="Arial Narrow" w:hAnsi="Arial Narrow" w:cs="Arial Narrow"/>
           <w:color w:val="000000"/>
           <w:kern w:val="0"/>
+          <w:sz w:val="22"/>
+          <w:szCs w:val="22"/>
           <w:lang w:eastAsia="es-PE"/>
           <w14:ligatures w14:val="none"/>
         </w:rPr>
@@ -3484,9 +4086,11 @@
       </w:r>
       <w:r>
         <w:rPr>
-          <w:rFonts w:ascii="Arial Narrow" w:eastAsia="Times New Roman" w:hAnsi="Arial Narrow" w:cs="Segoe UI"/>
-          <w:color w:val="000000"/>
-          <w:kern w:val="0"/>
+          <w:rFonts w:ascii="Arial Narrow" w:eastAsia="Arial Narrow" w:hAnsi="Arial Narrow" w:cs="Arial Narrow"/>
+          <w:color w:val="000000"/>
+          <w:kern w:val="0"/>
+          <w:sz w:val="22"/>
+          <w:szCs w:val="22"/>
           <w:lang w:eastAsia="es-PE"/>
           <w14:ligatures w14:val="none"/>
         </w:rPr>
@@ -3497,6 +4101,8 @@
           <w:rFonts w:ascii="Arial Narrow" w:eastAsia="Arial Narrow" w:hAnsi="Arial Narrow" w:cs="Arial Narrow"/>
           <w:color w:val="000000"/>
           <w:kern w:val="0"/>
+          <w:sz w:val="22"/>
+          <w:szCs w:val="22"/>
           <w:lang w:eastAsia="es-PE"/>
           <w14:ligatures w14:val="none"/>
         </w:rPr>
@@ -3505,9 +4111,11 @@
       <w:r>
         <w:rPr>
           <w:rStyle w:val="Refdenotaalpie"/>
-          <w:rFonts w:ascii="Arial Narrow" w:eastAsia="Arial Narrow" w:hAnsi="Arial Narrow" w:cs="Times New Roman"/>
-          <w:color w:val="000000"/>
-          <w:kern w:val="0"/>
+          <w:rFonts w:ascii="Arial Narrow" w:eastAsia="Arial Narrow" w:hAnsi="Arial Narrow" w:cs="Arial Narrow"/>
+          <w:color w:val="000000"/>
+          <w:kern w:val="0"/>
+          <w:sz w:val="22"/>
+          <w:szCs w:val="22"/>
           <w:vertAlign w:val="superscript"/>
           <w:lang w:eastAsia="es-PE"/>
           <w14:ligatures w14:val="none"/>
@@ -3519,6 +4127,8 @@
           <w:rFonts w:ascii="Arial Narrow" w:eastAsia="Arial Narrow" w:hAnsi="Arial Narrow" w:cs="Arial Narrow"/>
           <w:color w:val="000000"/>
           <w:kern w:val="0"/>
+          <w:sz w:val="22"/>
+          <w:szCs w:val="22"/>
           <w:lang w:eastAsia="es-PE"/>
           <w14:ligatures w14:val="none"/>
         </w:rPr>
@@ -3526,9 +4136,11 @@
       </w:r>
       <w:r>
         <w:rPr>
-          <w:rFonts w:ascii="Arial Narrow" w:eastAsia="Times New Roman" w:hAnsi="Arial Narrow" w:cs="Segoe UI"/>
-          <w:color w:val="000000"/>
-          <w:kern w:val="0"/>
+          <w:rFonts w:ascii="Arial Narrow" w:eastAsia="Arial Narrow" w:hAnsi="Arial Narrow" w:cs="Arial Narrow"/>
+          <w:color w:val="000000"/>
+          <w:kern w:val="0"/>
+          <w:sz w:val="22"/>
+          <w:szCs w:val="22"/>
           <w:lang w:eastAsia="es-PE"/>
           <w14:ligatures w14:val="none"/>
         </w:rPr>
@@ -3539,6 +4151,8 @@
           <w:rFonts w:ascii="Arial Narrow" w:eastAsia="Arial Narrow" w:hAnsi="Arial Narrow" w:cs="Arial Narrow"/>
           <w:color w:val="000000"/>
           <w:kern w:val="0"/>
+          <w:sz w:val="22"/>
+          <w:szCs w:val="22"/>
           <w:lang w:eastAsia="es-PE"/>
           <w14:ligatures w14:val="none"/>
         </w:rPr>
@@ -3546,9 +4160,11 @@
       </w:r>
       <w:r>
         <w:rPr>
-          <w:rFonts w:ascii="Arial Narrow" w:eastAsia="Times New Roman" w:hAnsi="Arial Narrow" w:cs="Segoe UI"/>
-          <w:color w:val="000000"/>
-          <w:kern w:val="0"/>
+          <w:rFonts w:ascii="Arial Narrow" w:eastAsia="Arial Narrow" w:hAnsi="Arial Narrow" w:cs="Arial Narrow"/>
+          <w:color w:val="000000"/>
+          <w:kern w:val="0"/>
+          <w:sz w:val="22"/>
+          <w:szCs w:val="22"/>
           <w:lang w:eastAsia="es-PE"/>
           <w14:ligatures w14:val="none"/>
         </w:rPr>
@@ -3559,6 +4175,8 @@
           <w:rFonts w:ascii="Arial Narrow" w:eastAsia="Arial Narrow" w:hAnsi="Arial Narrow" w:cs="Arial Narrow"/>
           <w:color w:val="000000"/>
           <w:kern w:val="0"/>
+          <w:sz w:val="22"/>
+          <w:szCs w:val="22"/>
           <w:lang w:eastAsia="es-PE"/>
           <w14:ligatures w14:val="none"/>
         </w:rPr>
@@ -3566,9 +4184,11 @@
       </w:r>
       <w:r>
         <w:rPr>
-          <w:rFonts w:ascii="Arial Narrow" w:eastAsia="Times New Roman" w:hAnsi="Arial Narrow" w:cs="Segoe UI"/>
-          <w:color w:val="000000"/>
-          <w:kern w:val="0"/>
+          <w:rFonts w:ascii="Arial Narrow" w:eastAsia="Arial Narrow" w:hAnsi="Arial Narrow" w:cs="Arial Narrow"/>
+          <w:color w:val="000000"/>
+          <w:kern w:val="0"/>
+          <w:sz w:val="22"/>
+          <w:szCs w:val="22"/>
           <w:lang w:eastAsia="es-PE"/>
           <w14:ligatures w14:val="none"/>
         </w:rPr>
@@ -3579,6 +4199,8 @@
           <w:rFonts w:ascii="Arial Narrow" w:eastAsia="Arial Narrow" w:hAnsi="Arial Narrow" w:cs="Arial Narrow"/>
           <w:color w:val="000000"/>
           <w:kern w:val="0"/>
+          <w:sz w:val="22"/>
+          <w:szCs w:val="22"/>
           <w:lang w:eastAsia="es-PE"/>
           <w14:ligatures w14:val="none"/>
         </w:rPr>
@@ -3587,9 +4209,11 @@
       <w:r>
         <w:rPr>
           <w:rStyle w:val="Refdenotaalpie"/>
-          <w:rFonts w:ascii="Arial Narrow" w:eastAsia="Arial Narrow" w:hAnsi="Arial Narrow" w:cs="Times New Roman"/>
-          <w:color w:val="000000"/>
-          <w:kern w:val="0"/>
+          <w:rFonts w:ascii="Arial Narrow" w:eastAsia="Arial Narrow" w:hAnsi="Arial Narrow" w:cs="Arial Narrow"/>
+          <w:color w:val="000000"/>
+          <w:kern w:val="0"/>
+          <w:sz w:val="22"/>
+          <w:szCs w:val="22"/>
           <w:vertAlign w:val="superscript"/>
           <w:lang w:eastAsia="es-PE"/>
           <w14:ligatures w14:val="none"/>
@@ -3601,6 +4225,8 @@
           <w:rFonts w:ascii="Arial Narrow" w:eastAsia="Arial Narrow" w:hAnsi="Arial Narrow" w:cs="Arial Narrow"/>
           <w:color w:val="000000"/>
           <w:kern w:val="0"/>
+          <w:sz w:val="22"/>
+          <w:szCs w:val="22"/>
           <w:lang w:eastAsia="es-PE"/>
           <w14:ligatures w14:val="none"/>
         </w:rPr>
@@ -3612,6 +4238,8 @@
           <w:rFonts w:ascii="Arial Narrow" w:eastAsia="Arial Narrow" w:hAnsi="Arial Narrow" w:cs="Arial Narrow"/>
           <w:color w:val="000000"/>
           <w:kern w:val="0"/>
+          <w:sz w:val="22"/>
+          <w:szCs w:val="22"/>
           <w:lang w:eastAsia="es-PE"/>
           <w14:ligatures w14:val="none"/>
         </w:rPr>
@@ -3620,9 +4248,11 @@
       </w:r>
       <w:r>
         <w:rPr>
-          <w:rFonts w:ascii="Arial Narrow" w:eastAsia="Times New Roman" w:hAnsi="Arial Narrow" w:cs="Segoe UI"/>
-          <w:color w:val="000000"/>
-          <w:kern w:val="0"/>
+          <w:rFonts w:ascii="Arial Narrow" w:eastAsia="Arial Narrow" w:hAnsi="Arial Narrow" w:cs="Arial Narrow"/>
+          <w:color w:val="000000"/>
+          <w:kern w:val="0"/>
+          <w:sz w:val="22"/>
+          <w:szCs w:val="22"/>
           <w:lang w:eastAsia="es-PE"/>
           <w14:ligatures w14:val="none"/>
         </w:rPr>
@@ -3633,6 +4263,8 @@
           <w:rFonts w:ascii="Arial Narrow" w:eastAsia="Arial Narrow" w:hAnsi="Arial Narrow" w:cs="Arial Narrow"/>
           <w:color w:val="000000"/>
           <w:kern w:val="0"/>
+          <w:sz w:val="22"/>
+          <w:szCs w:val="22"/>
           <w:lang w:eastAsia="es-PE"/>
           <w14:ligatures w14:val="none"/>
         </w:rPr>
@@ -3641,9 +4273,11 @@
       <w:r>
         <w:rPr>
           <w:rStyle w:val="Refdenotaalpie"/>
-          <w:rFonts w:ascii="Arial Narrow" w:eastAsia="Arial Narrow" w:hAnsi="Arial Narrow" w:cs="Times New Roman"/>
-          <w:color w:val="000000"/>
-          <w:kern w:val="0"/>
+          <w:rFonts w:ascii="Arial Narrow" w:eastAsia="Arial Narrow" w:hAnsi="Arial Narrow" w:cs="Arial Narrow"/>
+          <w:color w:val="000000"/>
+          <w:kern w:val="0"/>
+          <w:sz w:val="22"/>
+          <w:szCs w:val="22"/>
           <w:vertAlign w:val="superscript"/>
           <w:lang w:eastAsia="es-PE"/>
           <w14:ligatures w14:val="none"/>
@@ -3655,6 +4289,8 @@
           <w:rFonts w:ascii="Arial Narrow" w:eastAsia="Arial Narrow" w:hAnsi="Arial Narrow" w:cs="Arial Narrow"/>
           <w:color w:val="000000"/>
           <w:kern w:val="0"/>
+          <w:sz w:val="22"/>
+          <w:szCs w:val="22"/>
           <w:lang w:eastAsia="es-PE"/>
           <w14:ligatures w14:val="none"/>
         </w:rPr>
@@ -3671,6 +4307,8 @@
           <w:b/>
           <w:color w:val="000000"/>
           <w:kern w:val="0"/>
+          <w:sz w:val="22"/>
+          <w:szCs w:val="22"/>
           <w:lang w:eastAsia="es-PE"/>
           <w14:ligatures w14:val="none"/>
         </w:rPr>
@@ -3685,6 +4323,8 @@
           <w:rFonts w:ascii="Arial Narrow" w:eastAsia="Arial Narrow" w:hAnsi="Arial Narrow" w:cs="Arial Narrow"/>
           <w:color w:val="000000"/>
           <w:kern w:val="0"/>
+          <w:sz w:val="22"/>
+          <w:szCs w:val="22"/>
           <w:lang w:eastAsia="es-PE"/>
           <w14:ligatures w14:val="none"/>
         </w:rPr>
@@ -3695,6 +4335,8 @@
           <w:b/>
           <w:color w:val="000000"/>
           <w:kern w:val="0"/>
+          <w:sz w:val="22"/>
+          <w:szCs w:val="22"/>
           <w:lang w:eastAsia="es-PE"/>
           <w14:ligatures w14:val="none"/>
         </w:rPr>
@@ -3705,6 +4347,8 @@
           <w:rFonts w:ascii="Arial Narrow" w:eastAsia="Arial Narrow" w:hAnsi="Arial Narrow" w:cs="Arial Narrow"/>
           <w:color w:val="000000"/>
           <w:kern w:val="0"/>
+          <w:sz w:val="22"/>
+          <w:szCs w:val="22"/>
           <w:lang w:eastAsia="es-PE"/>
           <w14:ligatures w14:val="none"/>
         </w:rPr>
@@ -3712,9 +4356,11 @@
       </w:r>
       <w:r>
         <w:rPr>
-          <w:rFonts w:ascii="Arial Narrow" w:eastAsia="Times New Roman" w:hAnsi="Arial Narrow" w:cs="Segoe UI"/>
-          <w:color w:val="000000"/>
-          <w:kern w:val="0"/>
+          <w:rFonts w:ascii="Arial Narrow" w:eastAsia="Arial Narrow" w:hAnsi="Arial Narrow" w:cs="Arial Narrow"/>
+          <w:color w:val="000000"/>
+          <w:kern w:val="0"/>
+          <w:sz w:val="22"/>
+          <w:szCs w:val="22"/>
           <w:lang w:eastAsia="es-PE"/>
           <w14:ligatures w14:val="none"/>
         </w:rPr>
@@ -3725,6 +4371,8 @@
           <w:rFonts w:ascii="Arial Narrow" w:eastAsia="Arial Narrow" w:hAnsi="Arial Narrow" w:cs="Arial Narrow"/>
           <w:color w:val="000000"/>
           <w:kern w:val="0"/>
+          <w:sz w:val="22"/>
+          <w:szCs w:val="22"/>
           <w:lang w:eastAsia="es-PE"/>
           <w14:ligatures w14:val="none"/>
         </w:rPr>
@@ -3740,6 +4388,8 @@
           <w:rFonts w:ascii="Arial Narrow" w:eastAsia="Arial Narrow" w:hAnsi="Arial Narrow" w:cs="Arial Narrow"/>
           <w:color w:val="000000"/>
           <w:kern w:val="0"/>
+          <w:sz w:val="22"/>
+          <w:szCs w:val="22"/>
           <w:lang w:eastAsia="es-PE"/>
           <w14:ligatures w14:val="none"/>
         </w:rPr>
@@ -3751,44 +4401,54 @@
         <w:spacing w:after="0" w:line="240" w:lineRule="auto"/>
         <w:jc w:val="both"/>
         <w:rPr>
-          <w:rFonts w:ascii="Arial Narrow" w:eastAsia="Calibri" w:hAnsi="Arial Narrow" w:cs="Arial"/>
-          <w:kern w:val="0"/>
+          <w:rFonts w:ascii="Arial Narrow" w:eastAsia="Arial Narrow" w:hAnsi="Arial Narrow" w:cs="Arial Narrow"/>
+          <w:kern w:val="0"/>
+          <w:sz w:val="22"/>
+          <w:szCs w:val="22"/>
           <w:u w:val="single"/>
           <w14:ligatures w14:val="none"/>
         </w:rPr>
       </w:pPr>
       <w:r>
         <w:rPr>
-          <w:rFonts w:ascii="Arial Narrow" w:eastAsia="Calibri" w:hAnsi="Arial Narrow" w:cs="Arial"/>
+          <w:rFonts w:ascii="Arial Narrow" w:eastAsia="Arial Narrow" w:hAnsi="Arial Narrow" w:cs="Arial Narrow"/>
           <w:b/>
           <w:bCs/>
           <w:kern w:val="0"/>
           <w14:ligatures w14:val="none"/>
+          <w:sz w:val="22"/>
+          <w:szCs w:val="22"/>
         </w:rPr>
         <w:t>OCTAVO</w:t>
       </w:r>
       <w:r>
         <w:rPr>
-          <w:rFonts w:ascii="Arial Narrow" w:eastAsia="Calibri" w:hAnsi="Arial Narrow" w:cs="Arial"/>
+          <w:rFonts w:ascii="Arial Narrow" w:eastAsia="Arial Narrow" w:hAnsi="Arial Narrow" w:cs="Arial Narrow"/>
           <w:b/>
           <w:kern w:val="0"/>
           <w14:ligatures w14:val="none"/>
+          <w:sz w:val="22"/>
+          <w:szCs w:val="22"/>
         </w:rPr>
         <w:t>:</w:t>
       </w:r>
       <w:r>
         <w:rPr>
-          <w:rFonts w:ascii="Arial Narrow" w:eastAsia="Calibri" w:hAnsi="Arial Narrow" w:cs="Arial"/>
-          <w:kern w:val="0"/>
-          <w14:ligatures w14:val="none"/>
+          <w:rFonts w:ascii="Arial Narrow" w:eastAsia="Arial Narrow" w:hAnsi="Arial Narrow" w:cs="Arial Narrow"/>
+          <w:kern w:val="0"/>
+          <w14:ligatures w14:val="none"/>
+          <w:sz w:val="22"/>
+          <w:szCs w:val="22"/>
         </w:rPr>
         <w:t xml:space="preserve"> comunicar a las partes que, de acuerdo a lo señalado por el artículo 29</w:t>
       </w:r>
       <w:r>
         <w:rPr>
-          <w:rFonts w:ascii="Arial Narrow" w:eastAsia="Times New Roman" w:hAnsi="Arial Narrow" w:cs="Segoe UI"/>
-          <w:color w:val="000000"/>
-          <w:kern w:val="0"/>
+          <w:rFonts w:ascii="Arial Narrow" w:eastAsia="Arial Narrow" w:hAnsi="Arial Narrow" w:cs="Arial Narrow"/>
+          <w:color w:val="000000"/>
+          <w:kern w:val="0"/>
+          <w:sz w:val="22"/>
+          <w:szCs w:val="22"/>
           <w:lang w:eastAsia="es-PE"/>
           <w14:ligatures w14:val="none"/>
         </w:rPr>
@@ -3796,17 +4456,21 @@
       </w:r>
       <w:r>
         <w:rPr>
-          <w:rFonts w:ascii="Arial Narrow" w:eastAsia="Calibri" w:hAnsi="Arial Narrow" w:cs="Arial"/>
-          <w:kern w:val="0"/>
-          <w14:ligatures w14:val="none"/>
+          <w:rFonts w:ascii="Arial Narrow" w:eastAsia="Arial Narrow" w:hAnsi="Arial Narrow" w:cs="Arial Narrow"/>
+          <w:kern w:val="0"/>
+          <w14:ligatures w14:val="none"/>
+          <w:sz w:val="22"/>
+          <w:szCs w:val="22"/>
         </w:rPr>
         <w:t xml:space="preserve"> del Decreto Legislativo 807</w:t>
       </w:r>
       <w:r>
         <w:rPr>
           <w:rStyle w:val="Refdenotaalpie"/>
-          <w:rFonts w:ascii="Arial Narrow" w:eastAsia="Calibri" w:hAnsi="Arial Narrow" w:cs="Arial"/>
-          <w:kern w:val="0"/>
+          <w:rFonts w:ascii="Arial Narrow" w:eastAsia="Arial Narrow" w:hAnsi="Arial Narrow" w:cs="Arial Narrow"/>
+          <w:kern w:val="0"/>
+          <w:sz w:val="22"/>
+          <w:szCs w:val="22"/>
           <w:vertAlign w:val="superscript"/>
           <w14:ligatures w14:val="none"/>
         </w:rPr>
@@ -3814,25 +4478,31 @@
       </w:r>
       <w:r>
         <w:rPr>
-          <w:rFonts w:ascii="Arial Narrow" w:eastAsia="Calibri" w:hAnsi="Arial Narrow" w:cs="Arial"/>
-          <w:kern w:val="0"/>
-          <w14:ligatures w14:val="none"/>
+          <w:rFonts w:ascii="Arial Narrow" w:eastAsia="Arial Narrow" w:hAnsi="Arial Narrow" w:cs="Arial Narrow"/>
+          <w:kern w:val="0"/>
+          <w14:ligatures w14:val="none"/>
+          <w:sz w:val="22"/>
+          <w:szCs w:val="22"/>
         </w:rPr>
         <w:t xml:space="preserve">, hasta antes de la emisión de la Resolución Final tienen la posibilidad de solicitar una audiencia </w:t>
       </w:r>
       <w:r>
         <w:rPr>
-          <w:rFonts w:ascii="Arial Narrow" w:eastAsia="Calibri" w:hAnsi="Arial Narrow" w:cs="Arial"/>
-          <w:kern w:val="0"/>
-          <w14:ligatures w14:val="none"/>
+          <w:rFonts w:ascii="Arial Narrow" w:eastAsia="Arial Narrow" w:hAnsi="Arial Narrow" w:cs="Arial Narrow"/>
+          <w:kern w:val="0"/>
+          <w14:ligatures w14:val="none"/>
+          <w:sz w:val="22"/>
+          <w:szCs w:val="22"/>
         </w:rPr>
         <w:lastRenderedPageBreak/>
         <w:t xml:space="preserve">de conciliación. En caso deleguen a favor de una tercera persona su actuación en la diligencia programada, esta deberá presentar un poder especial con firma legalizada ante Notario Público, donde conste </w:t>
       </w:r>
       <w:r>
         <w:rPr>
-          <w:rFonts w:ascii="Arial Narrow" w:eastAsia="Calibri" w:hAnsi="Arial Narrow" w:cs="Arial"/>
-          <w:kern w:val="0"/>
+          <w:rFonts w:ascii="Arial Narrow" w:eastAsia="Arial Narrow" w:hAnsi="Arial Narrow" w:cs="Arial Narrow"/>
+          <w:kern w:val="0"/>
+          <w:sz w:val="22"/>
+          <w:szCs w:val="22"/>
           <w:u w:val="single"/>
           <w14:ligatures w14:val="none"/>
         </w:rPr>
@@ -3840,27 +4510,33 @@
       </w:r>
       <w:r>
         <w:rPr>
-          <w:rFonts w:ascii="Arial Narrow" w:eastAsia="Calibri" w:hAnsi="Arial Narrow" w:cs="Arial"/>
+          <w:rFonts w:ascii="Arial Narrow" w:eastAsia="Arial Narrow" w:hAnsi="Arial Narrow" w:cs="Arial Narrow"/>
           <w:bCs/>
           <w:kern w:val="0"/>
           <w14:ligatures w14:val="none"/>
+          <w:sz w:val="22"/>
+          <w:szCs w:val="22"/>
         </w:rPr>
         <w:t>.</w:t>
       </w:r>
       <w:r>
         <w:rPr>
-          <w:rFonts w:ascii="Arial Narrow" w:eastAsia="Calibri" w:hAnsi="Arial Narrow" w:cs="Arial"/>
+          <w:rFonts w:ascii="Arial Narrow" w:eastAsia="Arial Narrow" w:hAnsi="Arial Narrow" w:cs="Arial Narrow"/>
           <w:b/>
           <w:bCs/>
           <w:kern w:val="0"/>
           <w14:ligatures w14:val="none"/>
+          <w:sz w:val="22"/>
+          <w:szCs w:val="22"/>
         </w:rPr>
         <w:t xml:space="preserve"> </w:t>
       </w:r>
       <w:r>
         <w:rPr>
-          <w:rFonts w:ascii="Arial Narrow" w:eastAsia="Calibri" w:hAnsi="Arial Narrow" w:cs="Arial"/>
-          <w:kern w:val="0"/>
+          <w:rFonts w:ascii="Arial Narrow" w:eastAsia="Arial Narrow" w:hAnsi="Arial Narrow" w:cs="Arial Narrow"/>
+          <w:kern w:val="0"/>
+          <w:sz w:val="22"/>
+          <w:szCs w:val="22"/>
           <w:u w:val="single"/>
           <w14:ligatures w14:val="none"/>
         </w:rPr>
@@ -3873,8 +4549,10 @@
         <w:spacing w:after="0" w:line="240" w:lineRule="auto"/>
         <w:jc w:val="both"/>
         <w:rPr>
-          <w:rFonts w:ascii="Arial Narrow" w:eastAsia="Calibri" w:hAnsi="Arial Narrow" w:cs="Arial"/>
-          <w:kern w:val="0"/>
+          <w:rFonts w:ascii="Arial Narrow" w:eastAsia="Arial Narrow" w:hAnsi="Arial Narrow" w:cs="Arial Narrow"/>
+          <w:kern w:val="0"/>
+          <w:sz w:val="22"/>
+          <w:szCs w:val="22"/>
           <w:u w:val="single"/>
           <w14:ligatures w14:val="none"/>
         </w:rPr>
@@ -3886,19 +4564,23 @@
         <w:spacing w:after="0" w:line="240" w:lineRule="auto"/>
         <w:jc w:val="both"/>
         <w:rPr>
-          <w:rFonts w:ascii="Arial Narrow" w:eastAsia="Times New Roman" w:hAnsi="Arial Narrow" w:cs="Times New Roman"/>
-          <w:color w:val="000000"/>
-          <w:kern w:val="0"/>
-          <w:lang w:eastAsia="es-PE"/>
-          <w14:ligatures w14:val="none"/>
-        </w:rPr>
-      </w:pPr>
-      <w:r>
-        <w:rPr>
-          <w:rFonts w:ascii="Arial Narrow" w:eastAsia="Times New Roman" w:hAnsi="Arial Narrow" w:cs="Times New Roman"/>
+          <w:rFonts w:ascii="Arial Narrow" w:eastAsia="Arial Narrow" w:hAnsi="Arial Narrow" w:cs="Arial Narrow"/>
+          <w:color w:val="000000"/>
+          <w:kern w:val="0"/>
+          <w:sz w:val="22"/>
+          <w:szCs w:val="22"/>
+          <w:lang w:eastAsia="es-PE"/>
+          <w14:ligatures w14:val="none"/>
+        </w:rPr>
+      </w:pPr>
+      <w:r>
+        <w:rPr>
+          <w:rFonts w:ascii="Arial Narrow" w:eastAsia="Arial Narrow" w:hAnsi="Arial Narrow" w:cs="Arial Narrow"/>
           <w:b/>
           <w:color w:val="000000"/>
           <w:kern w:val="0"/>
+          <w:sz w:val="22"/>
+          <w:szCs w:val="22"/>
           <w:lang w:eastAsia="es-PE"/>
           <w14:ligatures w14:val="none"/>
         </w:rPr>
@@ -3906,9 +4588,11 @@
       </w:r>
       <w:r>
         <w:rPr>
-          <w:rFonts w:ascii="Arial Narrow" w:eastAsia="Times New Roman" w:hAnsi="Arial Narrow" w:cs="Times New Roman"/>
-          <w:color w:val="000000"/>
-          <w:kern w:val="0"/>
+          <w:rFonts w:ascii="Arial Narrow" w:eastAsia="Arial Narrow" w:hAnsi="Arial Narrow" w:cs="Arial Narrow"/>
+          <w:color w:val="000000"/>
+          <w:kern w:val="0"/>
+          <w:sz w:val="22"/>
+          <w:szCs w:val="22"/>
           <w:lang w:eastAsia="es-PE"/>
           <w14:ligatures w14:val="none"/>
         </w:rPr>
@@ -3923,9 +4607,11 @@
         <w:spacing w:after="0" w:line="240" w:lineRule="auto"/>
         <w:jc w:val="both"/>
         <w:rPr>
-          <w:rFonts w:ascii="Arial Narrow" w:eastAsia="Times New Roman" w:hAnsi="Arial Narrow" w:cs="Times New Roman"/>
-          <w:color w:val="000000"/>
-          <w:kern w:val="0"/>
+          <w:rFonts w:ascii="Arial Narrow" w:eastAsia="Arial Narrow" w:hAnsi="Arial Narrow" w:cs="Arial Narrow"/>
+          <w:color w:val="000000"/>
+          <w:kern w:val="0"/>
+          <w:sz w:val="22"/>
+          <w:szCs w:val="22"/>
           <w:lang w:eastAsia="es-PE"/>
           <w14:ligatures w14:val="none"/>
         </w:rPr>
@@ -3937,7 +4623,9 @@
         <w:spacing w:after="0" w:line="240" w:lineRule="auto"/>
         <w:jc w:val="both"/>
         <w:rPr>
-          <w:rFonts w:ascii="Arial Narrow" w:hAnsi="Arial Narrow" w:cs="Arial"/>
+          <w:rFonts w:ascii="Arial Narrow" w:eastAsia="Arial Narrow" w:hAnsi="Arial Narrow" w:cs="Arial Narrow"/>
+          <w:sz w:val="22"/>
+          <w:szCs w:val="22"/>
         </w:rPr>
       </w:pPr>
       <w:r>
@@ -3945,263 +4633,330 @@
           <w:rFonts w:ascii="Arial Narrow" w:eastAsia="Arial Narrow" w:hAnsi="Arial Narrow" w:cs="Arial Narrow"/>
           <w:b/>
           <w:bCs/>
-        </w:rPr>
-        <w:t xml:space="preserve">DÉCIMO: requerir al señor [APELLIDO] [APELLIDO] y a Rímac Seguros y Reaseguros S.A. para que, dentro del plazo de dos (2) días hábiles siguientes a la fecha en que reciban la notificación en sus bandejas de correo electrónico, efectúen la confirmación de recepción de la notificación remitida por este despacho a sus correos electrónicos, de conformidad con el segundo párrafo del numeral 4 del artículo 20 del Texto Único Ordenado de la Ley del Procedimiento Administrativo General, aprobado mediante Decreto Supremo 006-2026-JUS, bajo apercibimiento de rehacer el acto de notificación y notificarle conforme al numeral 1 del artículo 20 del citado cuerpo normativo.</w:t>
-      </w:r>
-      <w:r>
-        <w:rPr>
-          <w:rFonts w:ascii="Arial Narrow" w:hAnsi="Arial Narrow" w:cs="Arial"/>
-          <w:b/>
+          <w:sz w:val="22"/>
+          <w:szCs w:val="22"/>
+        </w:rPr>
+        <w:t xml:space="preserve">DÉCIMO: </w:t>
+      </w:r>
+      <w:r>
+        <w:rPr>
+          <w:rFonts w:ascii="Arial Narrow" w:eastAsia="Arial Narrow" w:hAnsi="Arial Narrow" w:cs="Arial Narrow"/>
+          <w:sz w:val="22"/>
+          <w:szCs w:val="22"/>
+        </w:rPr>
+        <w:t xml:space="preserve">requerir al señor [APELLIDO] [APELLIDO] y a Rímac Seguros y Reaseguros S.A. para que, dentro del plazo de dos (2) días hábiles siguientes a la fecha en que reciban la notificación en sus bandejas de correo electrónico, efectúen la confirmación de recepción de la notificación remitida por este despacho a sus correos electrónicos, de conformidad con el segundo párrafo del numeral 4 del artículo 20 del Texto Único Ordenado de la Ley del Procedimiento Administrativo General, aprobado mediante Decreto Supremo 006-2026-JUS, bajo apercibimiento de rehacer el acto de notificación y notificarle conforme al numeral 1 del artículo 20 del citado cuerpo normativo.</w:t>
+      </w:r>
+      <w:r>
+        <w:rPr>
+          <w:rFonts w:ascii="Arial Narrow" w:eastAsia="Arial Narrow" w:hAnsi="Arial Narrow" w:cs="Arial Narrow"/>
           <w:spacing w:val="-3"/>
           <w:kern w:val="0"/>
           <w14:ligatures w14:val="none"/>
+          <w:sz w:val="22"/>
+          <w:szCs w:val="22"/>
         </w:rPr>
         <w:t/>
       </w:r>
       <w:r>
         <w:rPr>
-          <w:rFonts w:ascii="Arial Narrow" w:hAnsi="Arial Narrow" w:cs="Arial"/>
+          <w:rFonts w:ascii="Arial Narrow" w:eastAsia="Arial Narrow" w:hAnsi="Arial Narrow" w:cs="Arial Narrow"/>
+          <w:spacing w:val="-3"/>
+          <w:kern w:val="0"/>
+          <w14:ligatures w14:val="none"/>
+          <w:sz w:val="22"/>
+          <w:szCs w:val="22"/>
+        </w:rPr>
+        <w:t xml:space="preserve"/>
+      </w:r>
+      <w:r>
+        <w:rPr>
+          <w:rFonts w:ascii="Arial Narrow" w:eastAsia="Arial Narrow" w:hAnsi="Arial Narrow" w:cs="Arial Narrow"/>
+          <w:spacing w:val="-3"/>
+          <w:kern w:val="0"/>
+          <w14:ligatures w14:val="none"/>
+          <w:sz w:val="22"/>
+          <w:szCs w:val="22"/>
+        </w:rPr>
+        <w:t xml:space="preserve"/>
+      </w:r>
+      <w:r>
+        <w:rPr>
+          <w:rFonts w:ascii="Arial Narrow" w:eastAsia="Arial Narrow" w:hAnsi="Arial Narrow" w:cs="Arial Narrow"/>
+          <w:spacing w:val="-3"/>
+          <w:kern w:val="0"/>
+          <w14:ligatures w14:val="none"/>
+          <w:sz w:val="22"/>
+          <w:szCs w:val="22"/>
+        </w:rPr>
+        <w:t xml:space="preserve"/>
+      </w:r>
+      <w:r>
+        <w:rPr>
+          <w:rFonts w:ascii="Arial Narrow" w:eastAsia="Arial Narrow" w:hAnsi="Arial Narrow" w:cs="Arial Narrow"/>
+          <w:spacing w:val="-3"/>
+          <w:kern w:val="0"/>
+          <w14:ligatures w14:val="none"/>
+          <w:sz w:val="22"/>
+          <w:szCs w:val="22"/>
+        </w:rPr>
+        <w:t xml:space="preserve"/>
+      </w:r>
+      <w:r>
+        <w:rPr>
+          <w:rFonts w:ascii="Arial Narrow" w:eastAsia="Arial Narrow" w:hAnsi="Arial Narrow" w:cs="Arial Narrow"/>
+          <w:spacing w:val="-3"/>
+          <w:kern w:val="0"/>
+          <w14:ligatures w14:val="none"/>
+          <w:sz w:val="22"/>
+          <w:szCs w:val="22"/>
+        </w:rPr>
+        <w:t xml:space="preserve"/>
+      </w:r>
+      <w:r>
+        <w:rPr>
+          <w:rFonts w:ascii="Arial Narrow" w:eastAsia="Arial Narrow" w:hAnsi="Arial Narrow" w:cs="Arial Narrow"/>
+          <w:spacing w:val="-3"/>
+          <w:kern w:val="0"/>
+          <w14:ligatures w14:val="none"/>
+          <w:sz w:val="22"/>
+          <w:szCs w:val="22"/>
+        </w:rPr>
+        <w:t xml:space="preserve"/>
+      </w:r>
+      <w:r>
+        <w:rPr>
+          <w:rFonts w:ascii="Arial Narrow" w:eastAsia="Arial Narrow" w:hAnsi="Arial Narrow" w:cs="Arial Narrow"/>
+          <w:color w:val="000000"/>
+          <w:sz w:val="22"/>
+          <w:szCs w:val="22"/>
+        </w:rPr>
+        <w:t/>
+      </w:r>
+      <w:r>
+        <w:rPr>
+          <w:rFonts w:ascii="Arial Narrow" w:eastAsia="Arial Narrow" w:hAnsi="Arial Narrow" w:cs="Arial Narrow"/>
+          <w:color w:val="000000"/>
+          <w:sz w:val="22"/>
+          <w:szCs w:val="22"/>
+        </w:rPr>
+        <w:t/>
+      </w:r>
+      <w:r>
+        <w:rPr>
+          <w:rFonts w:ascii="Arial Narrow" w:eastAsia="Arial Narrow" w:hAnsi="Arial Narrow" w:cs="Arial Narrow"/>
+          <w:color w:val="000000"/>
+          <w:sz w:val="22"/>
+          <w:szCs w:val="22"/>
+        </w:rPr>
+        <w:t xml:space="preserve"/>
+      </w:r>
+      <w:r>
+        <w:rPr>
+          <w:rFonts w:ascii="Arial Narrow" w:eastAsia="Arial Narrow" w:hAnsi="Arial Narrow" w:cs="Arial Narrow"/>
+          <w:color w:val="000000"/>
+          <w:sz w:val="22"/>
+          <w:szCs w:val="22"/>
+        </w:rPr>
+        <w:t/>
+      </w:r>
+      <w:r>
+        <w:rPr>
+          <w:rFonts w:ascii="Arial Narrow" w:eastAsia="Arial Narrow" w:hAnsi="Arial Narrow" w:cs="Arial Narrow"/>
+          <w:color w:val="000000"/>
+          <w:sz w:val="22"/>
+          <w:szCs w:val="22"/>
+        </w:rPr>
+        <w:t xml:space="preserve"/>
+      </w:r>
+      <w:r>
+        <w:rPr>
+          <w:rFonts w:ascii="Arial Narrow" w:eastAsia="Arial Narrow" w:hAnsi="Arial Narrow" w:cs="Arial Narrow"/>
+          <w:color w:val="000000"/>
+          <w:sz w:val="22"/>
+          <w:szCs w:val="22"/>
+        </w:rPr>
+        <w:t/>
+      </w:r>
+      <w:r>
+        <w:rPr>
+          <w:rFonts w:ascii="Arial Narrow" w:eastAsia="Arial Narrow" w:hAnsi="Arial Narrow" w:cs="Arial Narrow"/>
+          <w:color w:val="000000"/>
+          <w:sz w:val="22"/>
+          <w:szCs w:val="22"/>
+        </w:rPr>
+        <w:t xml:space="preserve"/>
+      </w:r>
+      <w:r>
+        <w:rPr>
+          <w:rFonts w:ascii="Arial Narrow" w:eastAsia="Arial Narrow" w:hAnsi="Arial Narrow" w:cs="Arial Narrow"/>
+          <w:color w:val="000000"/>
+          <w:sz w:val="22"/>
+          <w:szCs w:val="22"/>
+        </w:rPr>
+        <w:t/>
+      </w:r>
+      <w:r>
+        <w:rPr>
+          <w:rFonts w:ascii="Arial Narrow" w:eastAsia="Arial Narrow" w:hAnsi="Arial Narrow" w:cs="Arial Narrow"/>
+          <w:color w:val="000000"/>
+          <w:sz w:val="22"/>
+          <w:szCs w:val="22"/>
+        </w:rPr>
+        <w:t xml:space="preserve"/>
+      </w:r>
+      <w:r>
+        <w:rPr>
+          <w:rFonts w:ascii="Arial Narrow" w:eastAsia="Arial Narrow" w:hAnsi="Arial Narrow" w:cs="Arial Narrow"/>
+          <w:color w:val="000000"/>
+          <w:sz w:val="22"/>
+          <w:szCs w:val="22"/>
+        </w:rPr>
+        <w:t/>
+      </w:r>
+      <w:r>
+        <w:rPr>
+          <w:rFonts w:ascii="Arial Narrow" w:eastAsia="Arial Narrow" w:hAnsi="Arial Narrow" w:cs="Arial Narrow"/>
+          <w:color w:val="000000"/>
+          <w:sz w:val="22"/>
+          <w:szCs w:val="22"/>
+        </w:rPr>
+        <w:t xml:space="preserve"/>
+      </w:r>
+      <w:r>
+        <w:rPr>
+          <w:rFonts w:ascii="Arial Narrow" w:eastAsia="Arial Narrow" w:hAnsi="Arial Narrow" w:cs="Arial Narrow"/>
+          <w:color w:val="000000"/>
+          <w:sz w:val="22"/>
+          <w:szCs w:val="22"/>
+        </w:rPr>
+        <w:t/>
+      </w:r>
+      <w:r>
+        <w:rPr>
+          <w:rFonts w:ascii="Arial Narrow" w:eastAsia="Arial Narrow" w:hAnsi="Arial Narrow" w:cs="Arial Narrow"/>
+          <w:color w:val="000000"/>
+          <w:sz w:val="22"/>
+          <w:szCs w:val="22"/>
+        </w:rPr>
+        <w:t xml:space="preserve"/>
+      </w:r>
+      <w:r>
+        <w:rPr>
+          <w:rFonts w:ascii="Arial Narrow" w:eastAsia="Arial Narrow" w:hAnsi="Arial Narrow" w:cs="Arial Narrow"/>
+          <w:color w:val="000000"/>
+          <w:sz w:val="22"/>
+          <w:szCs w:val="22"/>
+        </w:rPr>
+        <w:t/>
+      </w:r>
+      <w:r>
+        <w:rPr>
+          <w:rFonts w:ascii="Arial Narrow" w:eastAsia="Arial Narrow" w:hAnsi="Arial Narrow" w:cs="Arial Narrow"/>
+          <w:color w:val="000000"/>
+          <w:sz w:val="22"/>
+          <w:szCs w:val="22"/>
+        </w:rPr>
+        <w:t/>
+      </w:r>
+      <w:r>
+        <w:rPr>
+          <w:rFonts w:ascii="Arial Narrow" w:eastAsia="Arial Narrow" w:hAnsi="Arial Narrow" w:cs="Arial Narrow"/>
+          <w:color w:val="000000"/>
+          <w:sz w:val="22"/>
+          <w:szCs w:val="22"/>
+        </w:rPr>
+        <w:t xml:space="preserve"/>
+      </w:r>
+      <w:r>
+        <w:rPr>
+          <w:rFonts w:ascii="Arial Narrow" w:eastAsia="Arial Narrow" w:hAnsi="Arial Narrow" w:cs="Arial Narrow"/>
+          <w:color w:val="000000"/>
+          <w:sz w:val="22"/>
+          <w:szCs w:val="22"/>
+        </w:rPr>
+        <w:t xml:space="preserve"/>
+      </w:r>
+      <w:r>
+        <w:rPr>
+          <w:rFonts w:ascii="Arial Narrow" w:eastAsia="Arial Narrow" w:hAnsi="Arial Narrow" w:cs="Arial Narrow"/>
+          <w:color w:val="000000"/>
+          <w:kern w:val="0"/>
+          <w:sz w:val="22"/>
+          <w:szCs w:val="22"/>
+          <w:lang w:eastAsia="es-PE"/>
+          <w14:ligatures w14:val="none"/>
+        </w:rPr>
+        <w:t/>
+      </w:r>
+      <w:r>
+        <w:rPr>
+          <w:rFonts w:ascii="Arial Narrow" w:eastAsia="Arial Narrow" w:hAnsi="Arial Narrow" w:cs="Arial Narrow"/>
+          <w:color w:val="000000"/>
+          <w:sz w:val="22"/>
+          <w:szCs w:val="22"/>
+        </w:rPr>
+        <w:t xml:space="preserve"/>
+      </w:r>
+      <w:r>
+        <w:rPr>
+          <w:rFonts w:ascii="Arial Narrow" w:eastAsia="Arial Narrow" w:hAnsi="Arial Narrow" w:cs="Arial Narrow"/>
+          <w:color w:val="000000"/>
+          <w:kern w:val="0"/>
+          <w:sz w:val="22"/>
+          <w:szCs w:val="22"/>
+          <w:lang w:eastAsia="es-PE"/>
+          <w14:ligatures w14:val="none"/>
+        </w:rPr>
+        <w:t/>
+      </w:r>
+      <w:r>
+        <w:rPr>
+          <w:rFonts w:ascii="Arial Narrow" w:eastAsia="Arial Narrow" w:hAnsi="Arial Narrow" w:cs="Arial Narrow"/>
+          <w:color w:val="000000"/>
+          <w:sz w:val="22"/>
+          <w:szCs w:val="22"/>
+        </w:rPr>
+        <w:t xml:space="preserve"/>
+      </w:r>
+      <w:bookmarkStart w:id="20" w:name="_Hlk214964186"/>
+      <w:r>
+        <w:rPr>
+          <w:rFonts w:ascii="Arial Narrow" w:eastAsia="Arial Narrow" w:hAnsi="Arial Narrow" w:cs="Arial Narrow"/>
+          <w:color w:val="000000"/>
+          <w:sz w:val="22"/>
+          <w:szCs w:val="22"/>
+        </w:rPr>
+        <w:t/>
+      </w:r>
+      <w:r>
+        <w:rPr>
+          <w:rStyle w:val="Refdenotaalpie"/>
+          <w:rFonts w:ascii="Arial Narrow" w:eastAsia="Arial Narrow" w:hAnsi="Arial Narrow" w:cs="Arial Narrow"/>
+          <w:sz w:val="22"/>
+          <w:szCs w:val="22"/>
+          <w:vertAlign w:val="superscript"/>
+        </w:rPr>
+        <w:footnoteReference w:id="11"/>
+      </w:r>
+      <w:r>
+        <w:rPr>
+          <w:rFonts w:ascii="Arial Narrow" w:eastAsia="Arial Narrow" w:hAnsi="Arial Narrow" w:cs="Arial Narrow"/>
+          <w:sz w:val="22"/>
+          <w:szCs w:val="22"/>
+        </w:rPr>
+        <w:t/>
+      </w:r>
+    </w:p>
+    <w:p>
+      <w:pPr>
+        <w:suppressAutoHyphens/>
+        <w:spacing w:after="0" w:line="240" w:lineRule="auto"/>
+        <w:jc w:val="both"/>
+        <w:rPr>
+          <w:rFonts w:ascii="Arial Narrow" w:eastAsia="Arial Narrow" w:hAnsi="Arial Narrow" w:cs="Arial Narrow"/>
           <w:bCs/>
-          <w:spacing w:val="-3"/>
-          <w:kern w:val="0"/>
-          <w14:ligatures w14:val="none"/>
-        </w:rPr>
-        <w:t xml:space="preserve"/>
-      </w:r>
-      <w:r>
-        <w:rPr>
-          <w:rFonts w:ascii="Arial Narrow" w:hAnsi="Arial Narrow" w:cs="Arial"/>
-          <w:bCs/>
-          <w:spacing w:val="-3"/>
-          <w:kern w:val="0"/>
-          <w14:ligatures w14:val="none"/>
-        </w:rPr>
-        <w:t xml:space="preserve"/>
-      </w:r>
-      <w:r>
-        <w:rPr>
-          <w:rFonts w:ascii="Arial Narrow" w:hAnsi="Arial Narrow" w:cs="Arial"/>
-          <w:bCs/>
-          <w:spacing w:val="-3"/>
-          <w:kern w:val="0"/>
-          <w14:ligatures w14:val="none"/>
-        </w:rPr>
-        <w:t xml:space="preserve"/>
-      </w:r>
-      <w:r>
-        <w:rPr>
-          <w:rFonts w:ascii="Arial Narrow" w:hAnsi="Arial Narrow" w:cs="Arial"/>
-          <w:bCs/>
-          <w:spacing w:val="-3"/>
-          <w:kern w:val="0"/>
-          <w14:ligatures w14:val="none"/>
-        </w:rPr>
-        <w:t xml:space="preserve"/>
-      </w:r>
-      <w:r>
-        <w:rPr>
-          <w:rFonts w:ascii="Arial Narrow" w:hAnsi="Arial Narrow" w:cs="Arial"/>
-          <w:bCs/>
-          <w:spacing w:val="-3"/>
-          <w:kern w:val="0"/>
-          <w14:ligatures w14:val="none"/>
-        </w:rPr>
-        <w:t xml:space="preserve"/>
-      </w:r>
-      <w:r>
-        <w:rPr>
-          <w:rFonts w:ascii="Arial Narrow" w:hAnsi="Arial Narrow" w:cs="Arial"/>
-          <w:bCs/>
-          <w:spacing w:val="-3"/>
-          <w:kern w:val="0"/>
-          <w14:ligatures w14:val="none"/>
-        </w:rPr>
-        <w:t xml:space="preserve"/>
-      </w:r>
-      <w:r>
-        <w:rPr>
-          <w:rFonts w:ascii="Arial Narrow" w:hAnsi="Arial Narrow"/>
-          <w:color w:val="000000"/>
-        </w:rPr>
-        <w:t/>
-      </w:r>
-      <w:r>
-        <w:rPr>
-          <w:rFonts w:ascii="Arial Narrow" w:hAnsi="Arial Narrow"/>
-          <w:color w:val="000000"/>
-        </w:rPr>
-        <w:t/>
-      </w:r>
-      <w:r>
-        <w:rPr>
-          <w:rFonts w:ascii="Arial Narrow" w:hAnsi="Arial Narrow"/>
-          <w:color w:val="000000"/>
-        </w:rPr>
-        <w:t xml:space="preserve"/>
-      </w:r>
-      <w:r>
-        <w:rPr>
-          <w:rFonts w:ascii="Arial Narrow" w:hAnsi="Arial Narrow"/>
-          <w:color w:val="000000"/>
-        </w:rPr>
-        <w:t/>
-      </w:r>
-      <w:r>
-        <w:rPr>
-          <w:rFonts w:ascii="Arial Narrow" w:hAnsi="Arial Narrow"/>
-          <w:color w:val="000000"/>
-        </w:rPr>
-        <w:t xml:space="preserve"/>
-      </w:r>
-      <w:r>
-        <w:rPr>
-          <w:rFonts w:ascii="Arial Narrow" w:hAnsi="Arial Narrow"/>
-          <w:color w:val="000000"/>
-        </w:rPr>
-        <w:t/>
-      </w:r>
-      <w:r>
-        <w:rPr>
-          <w:rFonts w:ascii="Arial Narrow" w:hAnsi="Arial Narrow"/>
-          <w:color w:val="000000"/>
-        </w:rPr>
-        <w:t xml:space="preserve"/>
-      </w:r>
-      <w:r>
-        <w:rPr>
-          <w:rFonts w:ascii="Arial Narrow" w:hAnsi="Arial Narrow"/>
-          <w:color w:val="000000"/>
-        </w:rPr>
-        <w:t/>
-      </w:r>
-      <w:r>
-        <w:rPr>
-          <w:rFonts w:ascii="Arial Narrow" w:hAnsi="Arial Narrow"/>
-          <w:color w:val="000000"/>
-        </w:rPr>
-        <w:t xml:space="preserve"/>
-      </w:r>
-      <w:r>
-        <w:rPr>
-          <w:rFonts w:ascii="Arial Narrow" w:hAnsi="Arial Narrow"/>
-          <w:color w:val="000000"/>
-        </w:rPr>
-        <w:t/>
-      </w:r>
-      <w:r>
-        <w:rPr>
-          <w:rFonts w:ascii="Arial Narrow" w:hAnsi="Arial Narrow"/>
-          <w:color w:val="000000"/>
-        </w:rPr>
-        <w:t xml:space="preserve"/>
-      </w:r>
-      <w:r>
-        <w:rPr>
-          <w:rFonts w:ascii="Arial Narrow" w:hAnsi="Arial Narrow"/>
-          <w:color w:val="000000"/>
-        </w:rPr>
-        <w:t/>
-      </w:r>
-      <w:r>
-        <w:rPr>
-          <w:rFonts w:ascii="Arial Narrow" w:hAnsi="Arial Narrow"/>
-          <w:color w:val="000000"/>
-        </w:rPr>
-        <w:t xml:space="preserve"/>
-      </w:r>
-      <w:r>
-        <w:rPr>
-          <w:rFonts w:ascii="Arial Narrow" w:hAnsi="Arial Narrow"/>
-          <w:color w:val="000000"/>
-        </w:rPr>
-        <w:t/>
-      </w:r>
-      <w:r>
-        <w:rPr>
-          <w:rFonts w:ascii="Arial Narrow" w:hAnsi="Arial Narrow"/>
-          <w:color w:val="000000"/>
-        </w:rPr>
-        <w:t/>
-      </w:r>
-      <w:r>
-        <w:rPr>
-          <w:rFonts w:ascii="Arial Narrow" w:hAnsi="Arial Narrow"/>
-          <w:color w:val="000000"/>
-        </w:rPr>
-        <w:t xml:space="preserve"/>
-      </w:r>
-      <w:r>
-        <w:rPr>
-          <w:rFonts w:ascii="Arial Narrow" w:hAnsi="Arial Narrow"/>
-          <w:color w:val="000000"/>
-        </w:rPr>
-        <w:t xml:space="preserve"/>
-      </w:r>
-      <w:r>
-        <w:rPr>
-          <w:rFonts w:ascii="Arial Narrow" w:eastAsia="Times New Roman" w:hAnsi="Arial Narrow" w:cs="Segoe UI"/>
-          <w:color w:val="000000"/>
-          <w:kern w:val="0"/>
-          <w:lang w:eastAsia="es-PE"/>
-          <w14:ligatures w14:val="none"/>
-        </w:rPr>
-        <w:t/>
-      </w:r>
-      <w:r>
-        <w:rPr>
-          <w:rFonts w:ascii="Arial Narrow" w:hAnsi="Arial Narrow"/>
-          <w:color w:val="000000"/>
-        </w:rPr>
-        <w:t xml:space="preserve"/>
-      </w:r>
-      <w:r>
-        <w:rPr>
-          <w:rFonts w:ascii="Arial Narrow" w:eastAsia="Times New Roman" w:hAnsi="Arial Narrow" w:cs="Segoe UI"/>
-          <w:color w:val="000000"/>
-          <w:kern w:val="0"/>
-          <w:lang w:eastAsia="es-PE"/>
-          <w14:ligatures w14:val="none"/>
-        </w:rPr>
-        <w:t/>
-      </w:r>
-      <w:r>
-        <w:rPr>
-          <w:rFonts w:ascii="Arial Narrow" w:hAnsi="Arial Narrow"/>
-          <w:color w:val="000000"/>
-        </w:rPr>
-        <w:t xml:space="preserve"/>
-      </w:r>
-      <w:bookmarkStart w:id="20" w:name="_Hlk214964186"/>
-      <w:r>
-        <w:rPr>
-          <w:rFonts w:ascii="Arial Narrow" w:hAnsi="Arial Narrow"/>
-          <w:color w:val="000000"/>
-        </w:rPr>
-        <w:t/>
-      </w:r>
-      <w:r>
-        <w:rPr>
-          <w:rStyle w:val="Refdenotaalpie"/>
-          <w:rFonts w:ascii="Arial Narrow" w:hAnsi="Arial Narrow"/>
-          <w:vertAlign w:val="superscript"/>
-        </w:rPr>
-        <w:footnoteReference w:id="11"/>
-      </w:r>
-      <w:r>
-        <w:rPr>
-          <w:rFonts w:ascii="Arial Narrow" w:hAnsi="Arial Narrow" w:cs="Arial"/>
-        </w:rPr>
-        <w:t/>
-      </w:r>
-    </w:p>
-    <w:p>
-      <w:pPr>
-        <w:suppressAutoHyphens/>
-        <w:spacing w:after="0" w:line="240" w:lineRule="auto"/>
-        <w:jc w:val="both"/>
-        <w:rPr>
-          <w:rFonts w:ascii="Arial Narrow" w:hAnsi="Arial Narrow" w:cs="Arial"/>
-          <w:bCs/>
+          <w:sz w:val="22"/>
+          <w:szCs w:val="22"/>
         </w:rPr>
       </w:pPr>
       <w:bookmarkStart w:id="21" w:name="_Hlk198890962"/>
@@ -4214,7 +4969,9 @@
         <w:spacing w:after="0" w:line="240" w:lineRule="auto"/>
         <w:jc w:val="both"/>
         <w:rPr>
-          <w:rFonts w:ascii="Arial Narrow" w:hAnsi="Arial Narrow" w:cs="Arial"/>
+          <w:rFonts w:ascii="Arial Narrow" w:eastAsia="Arial Narrow" w:hAnsi="Arial Narrow" w:cs="Arial Narrow"/>
+          <w:sz w:val="22"/>
+          <w:szCs w:val="22"/>
         </w:rPr>
       </w:pPr>
     </w:p>
@@ -4227,6 +4984,8 @@
           <w:b/>
           <w:color w:val="000000"/>
           <w:kern w:val="0"/>
+          <w:sz w:val="22"/>
+          <w:szCs w:val="22"/>
           <w:lang w:eastAsia="es-PE"/>
           <w14:ligatures w14:val="none"/>
         </w:rPr>
@@ -4241,6 +5000,8 @@
           <w:b/>
           <w:color w:val="000000"/>
           <w:kern w:val="0"/>
+          <w:sz w:val="22"/>
+          <w:szCs w:val="22"/>
           <w:lang w:eastAsia="es-PE"/>
           <w14:ligatures w14:val="none"/>
         </w:rPr>
@@ -4256,6 +5017,8 @@
           <w:bCs/>
           <w:color w:val="000000"/>
           <w:kern w:val="0"/>
+          <w:sz w:val="22"/>
+          <w:szCs w:val="22"/>
           <w:lang w:eastAsia="es-PE"/>
           <w14:ligatures w14:val="none"/>
         </w:rPr>
@@ -4266,6 +5029,8 @@
           <w:bCs/>
           <w:color w:val="000000"/>
           <w:kern w:val="0"/>
+          <w:sz w:val="22"/>
+          <w:szCs w:val="22"/>
           <w:lang w:eastAsia="es-PE"/>
           <w14:ligatures w14:val="none"/>
         </w:rPr>
@@ -4277,22 +5042,26 @@
         <w:spacing w:after="0" w:line="240" w:lineRule="auto"/>
         <w:jc w:val="center"/>
         <w:rPr>
-          <w:rFonts w:ascii="Arial Narrow" w:eastAsia="Calibri" w:hAnsi="Arial Narrow" w:cs="Arial"/>
+          <w:rFonts w:ascii="Arial Narrow" w:eastAsia="Arial Narrow" w:hAnsi="Arial Narrow" w:cs="Arial Narrow"/>
           <w:b/>
           <w:bCs/>
           <w:color w:val="000000"/>
           <w:kern w:val="0"/>
           <w14:ligatures w14:val="none"/>
-        </w:rPr>
-      </w:pPr>
-      <w:r>
-        <w:rPr>
-          <w:rFonts w:ascii="Arial Narrow" w:eastAsia="Calibri" w:hAnsi="Arial Narrow" w:cs="Arial"/>
+          <w:sz w:val="22"/>
+          <w:szCs w:val="22"/>
+        </w:rPr>
+      </w:pPr>
+      <w:r>
+        <w:rPr>
+          <w:rFonts w:ascii="Arial Narrow" w:eastAsia="Arial Narrow" w:hAnsi="Arial Narrow" w:cs="Arial Narrow"/>
           <w:b/>
           <w:bCs/>
           <w:color w:val="000000"/>
           <w:kern w:val="0"/>
           <w14:ligatures w14:val="none"/>
+          <w:sz w:val="22"/>
+          <w:szCs w:val="22"/>
         </w:rPr>
         <w:t xml:space="preserve">LUISA ANALÍ SILVA MALPARTIDA</w:t>
       </w:r>
@@ -4302,22 +5071,26 @@
         <w:spacing w:after="0" w:line="240" w:lineRule="auto"/>
         <w:jc w:val="center"/>
         <w:rPr>
-          <w:rFonts w:ascii="Arial Narrow" w:eastAsia="Calibri" w:hAnsi="Arial Narrow" w:cs="Arial"/>
+          <w:rFonts w:ascii="Arial Narrow" w:eastAsia="Arial Narrow" w:hAnsi="Arial Narrow" w:cs="Arial Narrow"/>
           <w:b/>
           <w:bCs/>
           <w:color w:val="000000"/>
           <w:kern w:val="0"/>
           <w14:ligatures w14:val="none"/>
-        </w:rPr>
-      </w:pPr>
-      <w:r>
-        <w:rPr>
-          <w:rFonts w:ascii="Arial Narrow" w:eastAsia="Calibri" w:hAnsi="Arial Narrow" w:cs="Arial"/>
+          <w:sz w:val="22"/>
+          <w:szCs w:val="22"/>
+        </w:rPr>
+      </w:pPr>
+      <w:r>
+        <w:rPr>
+          <w:rFonts w:ascii="Arial Narrow" w:eastAsia="Arial Narrow" w:hAnsi="Arial Narrow" w:cs="Arial Narrow"/>
           <w:b/>
           <w:bCs/>
           <w:color w:val="000000"/>
           <w:kern w:val="0"/>
           <w14:ligatures w14:val="none"/>
+          <w:sz w:val="22"/>
+          <w:szCs w:val="22"/>
         </w:rPr>
         <w:t xml:space="preserve">Secretaria Técnica Ad Hoc</w:t>
       </w:r>
@@ -4327,22 +5100,26 @@
         <w:spacing w:after="0" w:line="240" w:lineRule="auto"/>
         <w:jc w:val="center"/>
         <w:rPr>
-          <w:rFonts w:ascii="Arial Narrow" w:eastAsia="Calibri" w:hAnsi="Arial Narrow" w:cs="Arial"/>
+          <w:rFonts w:ascii="Arial Narrow" w:eastAsia="Arial Narrow" w:hAnsi="Arial Narrow" w:cs="Arial Narrow"/>
           <w:b/>
           <w:bCs/>
           <w:color w:val="000000"/>
           <w:kern w:val="0"/>
           <w14:ligatures w14:val="none"/>
-        </w:rPr>
-      </w:pPr>
-      <w:r>
-        <w:rPr>
-          <w:rFonts w:ascii="Arial Narrow" w:eastAsia="Calibri" w:hAnsi="Arial Narrow" w:cs="Arial"/>
+          <w:sz w:val="22"/>
+          <w:szCs w:val="22"/>
+        </w:rPr>
+      </w:pPr>
+      <w:r>
+        <w:rPr>
+          <w:rFonts w:ascii="Arial Narrow" w:eastAsia="Arial Narrow" w:hAnsi="Arial Narrow" w:cs="Arial Narrow"/>
           <w:b/>
           <w:bCs/>
           <w:color w:val="000000"/>
           <w:kern w:val="0"/>
           <w14:ligatures w14:val="none"/>
+          <w:sz w:val="22"/>
+          <w:szCs w:val="22"/>
         </w:rPr>
         <w:t>Comisión de Protección al Consumidor 1</w:t>
       </w:r>
@@ -4356,24 +5133,26 @@
           <w:b/>
           <w:color w:val="000000"/>
           <w:kern w:val="0"/>
-          <w:lang w:eastAsia="es-PE"/>
-          <w14:ligatures w14:val="none"/>
-        </w:rPr>
-      </w:pPr>
-    </w:p>
-    <w:p>
-      <w:pPr>
-        <w:spacing w:after="0" w:line="240" w:lineRule="auto"/>
-        <w:jc w:val="both"/>
-        <w:rPr>
-          <w:rFonts w:ascii="Arial Narrow" w:hAnsi="Arial Narrow"/>
-          <w:sz w:val="16"/>
-          <w:szCs w:val="16"/>
-        </w:rPr>
-      </w:pPr>
-      <w:r>
-        <w:rPr>
-          <w:rFonts w:ascii="Arial Narrow" w:eastAsia="Arial Narrow" w:hAnsi="Arial Narrow" w:cs="Arial"/>
+          <w:sz w:val="22"/>
+          <w:szCs w:val="22"/>
+          <w:lang w:eastAsia="es-PE"/>
+          <w14:ligatures w14:val="none"/>
+        </w:rPr>
+      </w:pPr>
+    </w:p>
+    <w:p>
+      <w:pPr>
+        <w:spacing w:after="0" w:line="240" w:lineRule="auto"/>
+        <w:jc w:val="both"/>
+        <w:rPr>
+          <w:rFonts w:ascii="Arial Narrow" w:eastAsia="Arial Narrow" w:hAnsi="Arial Narrow" w:cs="Arial Narrow"/>
+          <w:sz w:val="16"/>
+          <w:szCs w:val="16"/>
+        </w:rPr>
+      </w:pPr>
+      <w:r>
+        <w:rPr>
+          <w:rFonts w:ascii="Arial Narrow" w:eastAsia="Arial Narrow" w:hAnsi="Arial Narrow" w:cs="Arial Narrow"/>
           <w:color w:val="000000"/>
           <w:kern w:val="0"/>
           <w:sz w:val="16"/>
@@ -4388,13 +5167,20 @@
       <w:pPr>
         <w:spacing w:line="240" w:lineRule="auto"/>
         <w:rPr>
-          <w:rFonts w:ascii="Arial Narrow" w:hAnsi="Arial Narrow"/>
+          <w:rFonts w:ascii="Arial Narrow" w:eastAsia="Arial Narrow" w:hAnsi="Arial Narrow" w:cs="Arial Narrow"/>
+          <w:sz w:val="22"/>
+          <w:szCs w:val="22"/>
         </w:rPr>
       </w:pPr>
     </w:p>
     <w:p>
       <w:pPr>
         <w:spacing w:line="240" w:lineRule="auto"/>
+        <w:rPr>
+          <w:rFonts w:ascii="Arial Narrow" w:eastAsia="Arial Narrow" w:hAnsi="Arial Narrow" w:cs="Arial Narrow"/>
+          <w:sz w:val="22"/>
+          <w:szCs w:val="22"/>
+        </w:rPr>
       </w:pPr>
     </w:p>
     <w:sectPr>
@@ -4566,52 +5352,52 @@
         <w:ind w:left="567" w:hanging="567"/>
         <w:jc w:val="both"/>
         <w:rPr>
-          <w:rFonts w:ascii="Arial Narrow" w:hAnsi="Arial Narrow" w:cs="Arial"/>
-          <w:sz w:val="14"/>
-          <w:szCs w:val="14"/>
+          <w:rFonts w:ascii="Arial Narrow" w:eastAsia="Arial Narrow" w:hAnsi="Arial Narrow" w:cs="Arial Narrow"/>
+          <w:sz w:val="16"/>
+          <w:szCs w:val="16"/>
         </w:rPr>
       </w:pPr>
       <w:r>
         <w:rPr>
           <w:rStyle w:val="Refdenotaalpie"/>
-          <w:rFonts w:ascii="Arial Narrow" w:hAnsi="Arial Narrow" w:cs="Arial"/>
-          <w:sz w:val="16"/>
-          <w:szCs w:val="14"/>
+          <w:rFonts w:ascii="Arial Narrow" w:eastAsia="Arial Narrow" w:hAnsi="Arial Narrow" w:cs="Arial Narrow"/>
+          <w:sz w:val="16"/>
+          <w:szCs w:val="16"/>
           <w:vertAlign w:val="superscript"/>
         </w:rPr>
         <w:footnoteRef/>
       </w:r>
       <w:r>
         <w:rPr>
-          <w:rFonts w:ascii="Arial Narrow" w:hAnsi="Arial Narrow" w:cs="Arial"/>
-          <w:sz w:val="14"/>
-          <w:szCs w:val="14"/>
+          <w:rFonts w:ascii="Arial Narrow" w:eastAsia="Arial Narrow" w:hAnsi="Arial Narrow" w:cs="Arial Narrow"/>
+          <w:sz w:val="16"/>
+          <w:szCs w:val="16"/>
         </w:rPr>
         <w:t xml:space="preserve"> </w:t>
       </w:r>
       <w:r>
         <w:rPr>
-          <w:rFonts w:ascii="Arial Narrow" w:hAnsi="Arial Narrow" w:cs="Arial"/>
-          <w:sz w:val="14"/>
-          <w:szCs w:val="14"/>
+          <w:rFonts w:ascii="Arial Narrow" w:eastAsia="Arial Narrow" w:hAnsi="Arial Narrow" w:cs="Arial Narrow"/>
+          <w:sz w:val="16"/>
+          <w:szCs w:val="16"/>
         </w:rPr>
         <w:tab/>
         <w:t>Publicado</w:t>
       </w:r>
       <w:r>
         <w:rPr>
-          <w:rFonts w:ascii="Arial Narrow" w:hAnsi="Arial Narrow" w:cs="Arial"/>
+          <w:rFonts w:ascii="Arial Narrow" w:eastAsia="Arial Narrow" w:hAnsi="Arial Narrow" w:cs="Arial Narrow"/>
           <w:b/>
-          <w:sz w:val="14"/>
-          <w:szCs w:val="14"/>
+          <w:sz w:val="16"/>
+          <w:szCs w:val="16"/>
         </w:rPr>
         <w:t xml:space="preserve"> </w:t>
       </w:r>
       <w:r>
         <w:rPr>
-          <w:rFonts w:ascii="Arial Narrow" w:hAnsi="Arial Narrow" w:cs="Arial"/>
-          <w:sz w:val="14"/>
-          <w:szCs w:val="14"/>
+          <w:rFonts w:ascii="Arial Narrow" w:eastAsia="Arial Narrow" w:hAnsi="Arial Narrow" w:cs="Arial Narrow"/>
+          <w:sz w:val="16"/>
+          <w:szCs w:val="16"/>
         </w:rPr>
         <w:t xml:space="preserve">el 2 de setiembre de 2010 en el Diario Oficial El Peruano, vigente desde el 2 de octubre de 2010 y modificado por Decreto Legislativo 1308.</w:t>
       </w:r>
@@ -4622,9 +5408,9 @@
         <w:ind w:left="567" w:hanging="567"/>
         <w:jc w:val="both"/>
         <w:rPr>
-          <w:rFonts w:ascii="Arial Narrow" w:hAnsi="Arial Narrow" w:cs="Arial"/>
-          <w:sz w:val="14"/>
-          <w:szCs w:val="14"/>
+          <w:rFonts w:ascii="Arial Narrow" w:eastAsia="Arial Narrow" w:hAnsi="Arial Narrow" w:cs="Arial Narrow"/>
+          <w:sz w:val="16"/>
+          <w:szCs w:val="16"/>
         </w:rPr>
       </w:pPr>
     </w:p>
@@ -4639,46 +5425,46 @@
         <w:ind w:left="567" w:right="-1" w:hanging="567"/>
         <w:jc w:val="both"/>
         <w:rPr>
-          <w:rFonts w:ascii="Arial Narrow" w:eastAsia="Arial Narrow" w:hAnsi="Arial Narrow" w:cs="Arial"/>
+          <w:rFonts w:ascii="Arial Narrow" w:eastAsia="Arial Narrow" w:hAnsi="Arial Narrow" w:cs="Arial Narrow"/>
           <w:b/>
           <w:bCs/>
-          <w:sz w:val="14"/>
-          <w:szCs w:val="14"/>
+          <w:sz w:val="16"/>
+          <w:szCs w:val="16"/>
         </w:rPr>
       </w:pPr>
       <w:r>
         <w:rPr>
           <w:rStyle w:val="Refdenotaalpie"/>
-          <w:rFonts w:ascii="Arial Narrow" w:hAnsi="Arial Narrow" w:cs="Arial"/>
-          <w:sz w:val="16"/>
-          <w:szCs w:val="14"/>
+          <w:rFonts w:ascii="Arial Narrow" w:eastAsia="Arial Narrow" w:hAnsi="Arial Narrow" w:cs="Arial Narrow"/>
+          <w:sz w:val="16"/>
+          <w:szCs w:val="16"/>
           <w:vertAlign w:val="superscript"/>
         </w:rPr>
         <w:footnoteRef/>
       </w:r>
       <w:r>
         <w:rPr>
-          <w:rFonts w:ascii="Arial Narrow" w:hAnsi="Arial Narrow" w:cs="Arial"/>
-          <w:sz w:val="14"/>
-          <w:szCs w:val="14"/>
+          <w:rFonts w:ascii="Arial Narrow" w:eastAsia="Arial Narrow" w:hAnsi="Arial Narrow" w:cs="Arial Narrow"/>
+          <w:sz w:val="16"/>
+          <w:szCs w:val="16"/>
         </w:rPr>
         <w:t xml:space="preserve"> </w:t>
       </w:r>
       <w:r>
         <w:rPr>
-          <w:rFonts w:ascii="Arial Narrow" w:hAnsi="Arial Narrow" w:cs="Arial"/>
-          <w:sz w:val="14"/>
-          <w:szCs w:val="14"/>
+          <w:rFonts w:ascii="Arial Narrow" w:eastAsia="Arial Narrow" w:hAnsi="Arial Narrow" w:cs="Arial Narrow"/>
+          <w:sz w:val="16"/>
+          <w:szCs w:val="16"/>
         </w:rPr>
         <w:tab/>
       </w:r>
       <w:r>
         <w:rPr>
-          <w:rFonts w:ascii="Arial Narrow" w:eastAsia="Arial Narrow" w:hAnsi="Arial Narrow" w:cs="Arial"/>
+          <w:rFonts w:ascii="Arial Narrow" w:eastAsia="Arial Narrow" w:hAnsi="Arial Narrow" w:cs="Arial Narrow"/>
           <w:b/>
           <w:bCs/>
-          <w:sz w:val="14"/>
-          <w:szCs w:val="14"/>
+          <w:sz w:val="16"/>
+          <w:szCs w:val="16"/>
         </w:rPr>
         <w:t xml:space="preserve">LEY 29571, CÓDIGO DE PROTECCIÓN Y DEFENSA DEL CONSUMIDOR, publicado el 2 de setiembre de 2010 y modificado por Decreto Legislativo 1308 </w:t>
       </w:r>
@@ -4692,20 +5478,20 @@
         <w:ind w:left="567" w:right="-1" w:hanging="567"/>
         <w:jc w:val="both"/>
         <w:rPr>
-          <w:rFonts w:ascii="Arial Narrow" w:eastAsia="Arial Narrow" w:hAnsi="Arial Narrow" w:cs="Arial"/>
+          <w:rFonts w:ascii="Arial Narrow" w:eastAsia="Arial Narrow" w:hAnsi="Arial Narrow" w:cs="Arial Narrow"/>
           <w:b/>
           <w:bCs/>
-          <w:sz w:val="14"/>
-          <w:szCs w:val="14"/>
-        </w:rPr>
-      </w:pPr>
-      <w:r>
-        <w:rPr>
-          <w:rFonts w:ascii="Arial Narrow" w:eastAsia="Arial Narrow" w:hAnsi="Arial Narrow" w:cs="Arial"/>
+          <w:sz w:val="16"/>
+          <w:szCs w:val="16"/>
+        </w:rPr>
+      </w:pPr>
+      <w:r>
+        <w:rPr>
+          <w:rFonts w:ascii="Arial Narrow" w:eastAsia="Arial Narrow" w:hAnsi="Arial Narrow" w:cs="Arial Narrow"/>
           <w:b/>
           <w:bCs/>
-          <w:sz w:val="14"/>
-          <w:szCs w:val="14"/>
+          <w:sz w:val="16"/>
+          <w:szCs w:val="16"/>
         </w:rPr>
         <w:tab/>
         <w:t>Artículo 105.- Autoridad competente.</w:t>
@@ -4720,16 +5506,16 @@
         <w:ind w:left="567" w:right="-1" w:hanging="567"/>
         <w:jc w:val="both"/>
         <w:rPr>
-          <w:rFonts w:ascii="Arial Narrow" w:eastAsia="Arial Narrow" w:hAnsi="Arial Narrow" w:cs="Arial"/>
-          <w:sz w:val="14"/>
-          <w:szCs w:val="14"/>
-        </w:rPr>
-      </w:pPr>
-      <w:r>
-        <w:rPr>
-          <w:rFonts w:ascii="Arial Narrow" w:eastAsia="Arial Narrow" w:hAnsi="Arial Narrow" w:cs="Arial"/>
-          <w:sz w:val="14"/>
-          <w:szCs w:val="14"/>
+          <w:rFonts w:ascii="Arial Narrow" w:eastAsia="Arial Narrow" w:hAnsi="Arial Narrow" w:cs="Arial Narrow"/>
+          <w:sz w:val="16"/>
+          <w:szCs w:val="16"/>
+        </w:rPr>
+      </w:pPr>
+      <w:r>
+        <w:rPr>
+          <w:rFonts w:ascii="Arial Narrow" w:eastAsia="Arial Narrow" w:hAnsi="Arial Narrow" w:cs="Arial Narrow"/>
+          <w:sz w:val="16"/>
+          <w:szCs w:val="16"/>
         </w:rPr>
         <w:tab/>
         <w:t xml:space="preserve">El Instituto Nacional de Defensa de la Competencia y de la Protección de la Propiedad Intelectual (Indecopi) es la autoridad con competencia primaria y de alcance nacional para conocer las presuntas infracciones a las disposiciones contenidas en el presente Código, así como para imponer las sanciones y medidas correctivas establecidas en el presente capítulo, conforme al Decreto Legislativo 1033, Ley de Organización y Funciones del Indecopi. Dicha competencia solo puede ser negada cuando ella haya sido asignada o se asigne a favor de otro organismo por norma expresa con rango de ley. </w:t>
@@ -4744,16 +5530,16 @@
         <w:ind w:left="567" w:right="-1" w:hanging="567"/>
         <w:jc w:val="both"/>
         <w:rPr>
-          <w:rFonts w:ascii="Arial Narrow" w:eastAsia="Arial Narrow" w:hAnsi="Arial Narrow" w:cs="Arial"/>
-          <w:sz w:val="14"/>
-          <w:szCs w:val="14"/>
-        </w:rPr>
-      </w:pPr>
-      <w:r>
-        <w:rPr>
-          <w:rFonts w:ascii="Arial Narrow" w:eastAsia="Arial Narrow" w:hAnsi="Arial Narrow" w:cs="Arial"/>
-          <w:sz w:val="14"/>
-          <w:szCs w:val="14"/>
+          <w:rFonts w:ascii="Arial Narrow" w:eastAsia="Arial Narrow" w:hAnsi="Arial Narrow" w:cs="Arial Narrow"/>
+          <w:sz w:val="16"/>
+          <w:szCs w:val="16"/>
+        </w:rPr>
+      </w:pPr>
+      <w:r>
+        <w:rPr>
+          <w:rFonts w:ascii="Arial Narrow" w:eastAsia="Arial Narrow" w:hAnsi="Arial Narrow" w:cs="Arial Narrow"/>
+          <w:sz w:val="16"/>
+          <w:szCs w:val="16"/>
         </w:rPr>
         <w:tab/>
         <w:t xml:space="preserve">(…). </w:t>
@@ -4768,9 +5554,9 @@
         <w:ind w:left="567" w:right="-1" w:hanging="567"/>
         <w:jc w:val="both"/>
         <w:rPr>
-          <w:rFonts w:ascii="Arial Narrow" w:eastAsia="Arial Narrow" w:hAnsi="Arial Narrow" w:cs="Arial"/>
-          <w:sz w:val="14"/>
-          <w:szCs w:val="14"/>
+          <w:rFonts w:ascii="Arial Narrow" w:eastAsia="Arial Narrow" w:hAnsi="Arial Narrow" w:cs="Arial Narrow"/>
+          <w:sz w:val="16"/>
+          <w:szCs w:val="16"/>
         </w:rPr>
       </w:pPr>
     </w:p>
@@ -4783,28 +5569,28 @@
         <w:ind w:left="567" w:right="-1" w:hanging="567"/>
         <w:jc w:val="both"/>
         <w:rPr>
-          <w:rFonts w:ascii="Arial Narrow" w:eastAsia="Arial Narrow" w:hAnsi="Arial Narrow" w:cs="Arial"/>
+          <w:rFonts w:ascii="Arial Narrow" w:eastAsia="Arial Narrow" w:hAnsi="Arial Narrow" w:cs="Arial Narrow"/>
           <w:b/>
           <w:bCs/>
-          <w:sz w:val="14"/>
-          <w:szCs w:val="14"/>
-        </w:rPr>
-      </w:pPr>
-      <w:r>
-        <w:rPr>
-          <w:rFonts w:ascii="Arial Narrow" w:eastAsia="Arial Narrow" w:hAnsi="Arial Narrow" w:cs="Arial"/>
-          <w:sz w:val="14"/>
-          <w:szCs w:val="14"/>
+          <w:sz w:val="16"/>
+          <w:szCs w:val="16"/>
+        </w:rPr>
+      </w:pPr>
+      <w:r>
+        <w:rPr>
+          <w:rFonts w:ascii="Arial Narrow" w:eastAsia="Arial Narrow" w:hAnsi="Arial Narrow" w:cs="Arial Narrow"/>
+          <w:sz w:val="16"/>
+          <w:szCs w:val="16"/>
         </w:rPr>
         <w:tab/>
       </w:r>
       <w:r>
         <w:rPr>
-          <w:rFonts w:ascii="Arial Narrow" w:eastAsia="Arial Narrow" w:hAnsi="Arial Narrow" w:cs="Arial"/>
+          <w:rFonts w:ascii="Arial Narrow" w:eastAsia="Arial Narrow" w:hAnsi="Arial Narrow" w:cs="Arial Narrow"/>
           <w:b/>
           <w:bCs/>
-          <w:sz w:val="14"/>
-          <w:szCs w:val="14"/>
+          <w:sz w:val="16"/>
+          <w:szCs w:val="16"/>
         </w:rPr>
         <w:t xml:space="preserve">LEY DE ORGANIZACIÓN Y FUNCIONES DEL INDECOPI, APROBADA POR DECRETO LEGISLATIVO 1033 </w:t>
       </w:r>
@@ -4818,27 +5604,27 @@
         <w:ind w:left="567" w:right="-1" w:hanging="567"/>
         <w:jc w:val="both"/>
         <w:rPr>
-          <w:rFonts w:ascii="Arial Narrow" w:eastAsia="Arial Narrow" w:hAnsi="Arial Narrow" w:cs="Arial"/>
-          <w:sz w:val="14"/>
-          <w:szCs w:val="14"/>
-        </w:rPr>
-      </w:pPr>
-      <w:r>
-        <w:rPr>
-          <w:rFonts w:ascii="Arial Narrow" w:eastAsia="Arial Narrow" w:hAnsi="Arial Narrow" w:cs="Arial"/>
+          <w:rFonts w:ascii="Arial Narrow" w:eastAsia="Arial Narrow" w:hAnsi="Arial Narrow" w:cs="Arial Narrow"/>
+          <w:sz w:val="16"/>
+          <w:szCs w:val="16"/>
+        </w:rPr>
+      </w:pPr>
+      <w:r>
+        <w:rPr>
+          <w:rFonts w:ascii="Arial Narrow" w:eastAsia="Arial Narrow" w:hAnsi="Arial Narrow" w:cs="Arial Narrow"/>
           <w:b/>
           <w:bCs/>
-          <w:sz w:val="14"/>
-          <w:szCs w:val="14"/>
+          <w:sz w:val="16"/>
+          <w:szCs w:val="16"/>
         </w:rPr>
         <w:tab/>
         <w:t>Artículo 27.-</w:t>
       </w:r>
       <w:r>
         <w:rPr>
-          <w:rFonts w:ascii="Arial Narrow" w:eastAsia="Arial Narrow" w:hAnsi="Arial Narrow" w:cs="Arial"/>
-          <w:sz w:val="14"/>
-          <w:szCs w:val="14"/>
+          <w:rFonts w:ascii="Arial Narrow" w:eastAsia="Arial Narrow" w:hAnsi="Arial Narrow" w:cs="Arial Narrow"/>
+          <w:sz w:val="16"/>
+          <w:szCs w:val="16"/>
         </w:rPr>
         <w:t xml:space="preserve"> De la Comisión de Protección al Consumidor.- </w:t>
       </w:r>
@@ -4852,38 +5638,21 @@
         <w:ind w:left="567" w:right="-1" w:hanging="567"/>
         <w:jc w:val="both"/>
         <w:rPr>
-          <w:rFonts w:ascii="Arial Narrow" w:eastAsia="Arial Narrow" w:hAnsi="Arial Narrow" w:cs="Arial"/>
-          <w:sz w:val="14"/>
-          <w:szCs w:val="14"/>
-        </w:rPr>
-      </w:pPr>
-      <w:r>
-        <w:rPr>
-          <w:rFonts w:ascii="Arial Narrow" w:eastAsia="Arial Narrow" w:hAnsi="Arial Narrow" w:cs="Arial"/>
-          <w:sz w:val="14"/>
-          <w:szCs w:val="14"/>
+          <w:rFonts w:ascii="Arial Narrow" w:eastAsia="Arial Narrow" w:hAnsi="Arial Narrow" w:cs="Arial Narrow"/>
+          <w:sz w:val="16"/>
+          <w:szCs w:val="16"/>
+        </w:rPr>
+      </w:pPr>
+      <w:r>
+        <w:rPr>
+          <w:rFonts w:ascii="Arial Narrow" w:eastAsia="Arial Narrow" w:hAnsi="Arial Narrow" w:cs="Arial Narrow"/>
+          <w:sz w:val="16"/>
+          <w:szCs w:val="16"/>
         </w:rPr>
         <w:tab/>
         <w:t>Corresponde a la Comisión de Protección al Consumidor velar por el cumplimiento de la Ley de Protección al Consumidor y de las leyes que, en general, protegen a los consumidores de la falta de idoneidad de los bienes y servicios en función de la información brindada, de las omisiones de información y de la discriminación en el consumo, así como de aquellas que complementen o sustituyan a las anteriores.</w:t>
       </w:r>
     </w:p>
-    <w:p>
-      <w:pPr>
-        <w:pStyle w:val="Textonotapie"/>
-        <w:tabs>
-          <w:tab w:val="left" w:pos="567"/>
-        </w:tabs>
-        <w:ind w:right="-1"/>
-        <w:jc w:val="both"/>
-        <w:rPr>
-          <w:rFonts w:ascii="Arial Narrow" w:eastAsia="Arial Narrow" w:hAnsi="Arial Narrow" w:cs="Arial"/>
-          <w:sz w:val="14"/>
-          <w:szCs w:val="14"/>
-        </w:rPr>
-      </w:pPr>
-    </w:p>
-  </w:footnote>
-  <w:footnote w:id="3">
     <w:p>
       <w:pPr>
         <w:pStyle w:val="Textonotapie"/>
@@ -4896,178 +5665,13 @@
           <w:rFonts w:ascii="Arial Narrow" w:eastAsia="Arial Narrow" w:hAnsi="Arial Narrow" w:cs="Arial Narrow"/>
           <w:b/>
           <w:bCs/>
-          <w:sz w:val="14"/>
-          <w:szCs w:val="14"/>
-        </w:rPr>
-      </w:pPr>
-      <w:r>
-        <w:rPr>
-          <w:rStyle w:val="Refdenotaalpie"/>
-          <w:rFonts w:ascii="Arial Narrow" w:hAnsi="Arial Narrow"/>
-          <w:sz w:val="16"/>
-          <w:szCs w:val="14"/>
-          <w:vertAlign w:val="superscript"/>
-        </w:rPr>
-        <w:footnoteRef/>
-      </w:r>
-      <w:r>
-        <w:rPr>
-          <w:rFonts w:ascii="Arial Narrow" w:hAnsi="Arial Narrow"/>
-          <w:sz w:val="14"/>
-          <w:szCs w:val="14"/>
-        </w:rPr>
-        <w:t xml:space="preserve"> </w:t>
-      </w:r>
-      <w:r>
-        <w:rPr>
-          <w:rFonts w:ascii="Arial Narrow" w:hAnsi="Arial Narrow"/>
-          <w:sz w:val="14"/>
-          <w:szCs w:val="14"/>
-        </w:rPr>
-        <w:tab/>
-      </w:r>
-      <w:r>
-        <w:rPr>
-          <w:rFonts w:ascii="Arial Narrow" w:eastAsia="Arial Narrow" w:hAnsi="Arial Narrow" w:cs="Arial Narrow"/>
-          <w:b/>
-          <w:bCs/>
-          <w:sz w:val="14"/>
-          <w:szCs w:val="14"/>
-        </w:rPr>
-        <w:t xml:space="preserve">LEY 29571, CÓDIGO DE PROTECCIÓN Y DEFENSA DEL CONSUMIDOR, publicado el 2 de setiembre de 2010 y modificado por Decreto Legislativo 1308 </w:t>
-      </w:r>
-    </w:p>
-    <w:p>
-      <w:pPr>
-        <w:pStyle w:val="Textonotapie"/>
-        <w:ind w:left="567" w:right="-1"/>
-        <w:jc w:val="both"/>
-        <w:rPr>
-          <w:rFonts w:ascii="Arial Narrow" w:eastAsia="Arial Narrow" w:hAnsi="Arial Narrow" w:cs="Arial Narrow"/>
-          <w:b/>
-          <w:bCs/>
-          <w:sz w:val="14"/>
-          <w:szCs w:val="14"/>
-        </w:rPr>
-      </w:pPr>
-      <w:r>
-        <w:rPr>
-          <w:rFonts w:ascii="Arial Narrow" w:eastAsia="Arial Narrow" w:hAnsi="Arial Narrow" w:cs="Arial Narrow"/>
-          <w:b/>
-          <w:bCs/>
-          <w:sz w:val="14"/>
-          <w:szCs w:val="14"/>
-        </w:rPr>
-        <w:t xml:space="preserve">Artículo 18.- Idoneidad </w:t>
-      </w:r>
-    </w:p>
-    <w:p>
-      <w:pPr>
-        <w:pStyle w:val="Textonotapie"/>
-        <w:ind w:left="567" w:right="-1"/>
-        <w:jc w:val="both"/>
-        <w:rPr>
-          <w:rFonts w:ascii="Arial Narrow" w:eastAsia="Arial Narrow" w:hAnsi="Arial Narrow" w:cs="Arial Narrow"/>
-          <w:sz w:val="14"/>
-          <w:szCs w:val="14"/>
-        </w:rPr>
-      </w:pPr>
-      <w:r>
-        <w:rPr>
-          <w:rFonts w:ascii="Arial Narrow" w:eastAsia="Arial Narrow" w:hAnsi="Arial Narrow" w:cs="Arial Narrow"/>
-          <w:sz w:val="14"/>
-          <w:szCs w:val="14"/>
-        </w:rPr>
-        <w:t xml:space="preserve">Se entiende por idoneidad la correspondencia entre lo que un consumidor espera y lo que efectivamente recibe, en función a lo que se le hubiera ofrecido, la publicidad e información transmitida, las condiciones y circunstancias de la transacción, las características y naturaleza del producto o servicio, el precio, entre otros factores, atendiendo a las circunstancias del caso. </w:t>
-      </w:r>
-    </w:p>
-    <w:p>
-      <w:pPr>
-        <w:pStyle w:val="Textonotapie"/>
-        <w:ind w:left="567" w:right="-1"/>
-        <w:jc w:val="both"/>
-        <w:rPr>
-          <w:rFonts w:ascii="Arial Narrow" w:eastAsia="Arial Narrow" w:hAnsi="Arial Narrow" w:cs="Arial Narrow"/>
-          <w:sz w:val="14"/>
-          <w:szCs w:val="14"/>
-        </w:rPr>
-      </w:pPr>
-      <w:r>
-        <w:rPr>
-          <w:rFonts w:ascii="Arial Narrow" w:eastAsia="Arial Narrow" w:hAnsi="Arial Narrow" w:cs="Arial Narrow"/>
-          <w:sz w:val="14"/>
-          <w:szCs w:val="14"/>
-        </w:rPr>
-        <w:t xml:space="preserve">La idoneidad es evaluada en función a la propia naturaleza del producto o servicio y a su aptitud para satisfacer la finalidad para la cual ha sido puesto en el mercado. Las autorizaciones por parte de los organismos del Estado para la fabricación de un producto o la prestación de un servicio, en los casos que sea necesario, no eximen de responsabilidad al proveedor frente al consumidor. </w:t>
-      </w:r>
-    </w:p>
-    <w:p>
-      <w:pPr>
-        <w:pStyle w:val="Textonotapie"/>
-        <w:ind w:left="567" w:right="-1"/>
-        <w:jc w:val="both"/>
-        <w:rPr>
-          <w:rFonts w:ascii="Arial Narrow" w:eastAsia="Arial Narrow" w:hAnsi="Arial Narrow" w:cs="Arial Narrow"/>
-          <w:sz w:val="14"/>
-          <w:szCs w:val="14"/>
-        </w:rPr>
-      </w:pPr>
-    </w:p>
-    <w:p>
-      <w:pPr>
-        <w:pStyle w:val="Textonotapie"/>
-        <w:ind w:left="567" w:right="-1"/>
-        <w:jc w:val="both"/>
-        <w:rPr>
-          <w:rFonts w:ascii="Arial Narrow" w:eastAsia="Arial Narrow" w:hAnsi="Arial Narrow" w:cs="Arial Narrow"/>
-          <w:sz w:val="14"/>
-          <w:szCs w:val="14"/>
-        </w:rPr>
-      </w:pPr>
-      <w:r>
-        <w:rPr>
-          <w:rFonts w:ascii="Arial Narrow" w:eastAsia="Arial Narrow" w:hAnsi="Arial Narrow" w:cs="Arial Narrow"/>
-          <w:b/>
-          <w:bCs/>
-          <w:sz w:val="14"/>
-          <w:szCs w:val="14"/>
-        </w:rPr>
-        <w:t xml:space="preserve">Artículo 19.- Obligación de los proveedores </w:t>
-      </w:r>
-    </w:p>
-    <w:p>
-      <w:pPr>
-        <w:pStyle w:val="Textonotapie"/>
-        <w:ind w:left="567" w:right="-1"/>
-        <w:jc w:val="both"/>
-        <w:rPr>
-          <w:rFonts w:ascii="Arial Narrow" w:eastAsia="Arial Narrow" w:hAnsi="Arial Narrow" w:cs="Arial Narrow"/>
-          <w:sz w:val="14"/>
-          <w:szCs w:val="14"/>
-        </w:rPr>
-      </w:pPr>
-      <w:r>
-        <w:rPr>
-          <w:rFonts w:ascii="Arial Narrow" w:eastAsia="Arial Narrow" w:hAnsi="Arial Narrow" w:cs="Arial Narrow"/>
-          <w:sz w:val="14"/>
-          <w:szCs w:val="14"/>
-        </w:rPr>
-        <w:t>El proveedor responde por la idoneidad y calidad de los productos y servicios ofrecidos; por la autenticidad de las marcas y leyendas que exhiben sus productos o del signo que respalda al prestador del servicio, por la falta de conformidad entre la publicidad comercial de los productos y servicios y estos, así como por el contenido y la vida útil del producto indicado en el envase, en lo que corresponda.</w:t>
-      </w:r>
-    </w:p>
-    <w:p>
-      <w:pPr>
-        <w:pStyle w:val="Textonotapie"/>
-        <w:jc w:val="both"/>
-        <w:rPr>
-          <w:rFonts w:ascii="Arial Narrow" w:hAnsi="Arial Narrow"/>
-          <w:sz w:val="14"/>
-          <w:szCs w:val="14"/>
+          <w:sz w:val="16"/>
+          <w:szCs w:val="16"/>
         </w:rPr>
       </w:pPr>
     </w:p>
   </w:footnote>
-  <w:footnote w:id="4">
+  <w:footnote w:id="3">
     <w:p>
       <w:pPr>
         <w:pStyle w:val="Textonotapie"/>
@@ -5077,54 +5681,166 @@
         <w:ind w:left="567" w:right="-1" w:hanging="567"/>
         <w:jc w:val="both"/>
         <w:rPr>
-          <w:rFonts w:ascii="Arial Narrow" w:eastAsia="Arial Narrow" w:hAnsi="Arial Narrow" w:cs="Arial"/>
-          <w:sz w:val="14"/>
-          <w:szCs w:val="14"/>
-        </w:rPr>
-      </w:pPr>
-      <w:r>
-        <w:rPr>
-          <w:rStyle w:val="Refdenotaalpie"/>
-          <w:rFonts w:ascii="Arial Narrow" w:hAnsi="Arial Narrow" w:cs="Arial"/>
-          <w:sz w:val="16"/>
-          <w:szCs w:val="14"/>
-          <w:vertAlign w:val="superscript"/>
-        </w:rPr>
-        <w:footnoteRef/>
-      </w:r>
-      <w:r>
-        <w:rPr>
-          <w:rFonts w:ascii="Arial Narrow" w:hAnsi="Arial Narrow" w:cs="Arial"/>
-          <w:sz w:val="14"/>
-          <w:szCs w:val="14"/>
-        </w:rPr>
-        <w:t xml:space="preserve"> </w:t>
-      </w:r>
-      <w:r>
-        <w:rPr>
-          <w:rFonts w:ascii="Arial Narrow" w:hAnsi="Arial Narrow" w:cs="Arial"/>
-          <w:sz w:val="14"/>
-          <w:szCs w:val="14"/>
-        </w:rPr>
-        <w:tab/>
-      </w:r>
-      <w:r>
-        <w:rPr>
-          <w:rFonts w:ascii="Arial Narrow" w:eastAsia="Arial Narrow" w:hAnsi="Arial Narrow" w:cs="Arial"/>
+          <w:rFonts w:ascii="Arial Narrow" w:eastAsia="Arial Narrow" w:hAnsi="Arial Narrow" w:cs="Arial Narrow"/>
           <w:b/>
           <w:bCs/>
-          <w:sz w:val="14"/>
-          <w:szCs w:val="14"/>
-        </w:rPr>
-        <w:t>LEY SOBRE FACULTADES, NORMAS Y ORGANIZACIÓN DEL INDECOPI, APROBADA POR DECRETO LEGISLATIVO 807 Artículo 24.-</w:t>
-      </w:r>
-      <w:r>
-        <w:rPr>
-          <w:rFonts w:ascii="Arial Narrow" w:eastAsia="Arial Narrow" w:hAnsi="Arial Narrow" w:cs="Arial"/>
-          <w:sz w:val="14"/>
-          <w:szCs w:val="14"/>
-        </w:rPr>
-        <w:t xml:space="preserve"> El Secretario Técnico se encargará de la tramitación del procedimiento. Para ello, cuenta con las siguientes facultades:</w:t>
+          <w:sz w:val="16"/>
+          <w:szCs w:val="16"/>
+        </w:rPr>
+      </w:pPr>
+      <w:r>
+        <w:rPr>
+          <w:rStyle w:val="Refdenotaalpie"/>
+          <w:rFonts w:ascii="Arial Narrow" w:eastAsia="Arial Narrow" w:hAnsi="Arial Narrow" w:cs="Arial Narrow"/>
+          <w:sz w:val="16"/>
+          <w:szCs w:val="16"/>
+          <w:vertAlign w:val="superscript"/>
+        </w:rPr>
+        <w:footnoteRef/>
+      </w:r>
+      <w:r>
+        <w:rPr>
+          <w:rFonts w:ascii="Arial Narrow" w:eastAsia="Arial Narrow" w:hAnsi="Arial Narrow" w:cs="Arial Narrow"/>
+          <w:sz w:val="16"/>
+          <w:szCs w:val="16"/>
+        </w:rPr>
+        <w:t xml:space="preserve"> </w:t>
+      </w:r>
+      <w:r>
+        <w:rPr>
+          <w:rFonts w:ascii="Arial Narrow" w:eastAsia="Arial Narrow" w:hAnsi="Arial Narrow" w:cs="Arial Narrow"/>
+          <w:sz w:val="16"/>
+          <w:szCs w:val="16"/>
+        </w:rPr>
+        <w:tab/>
+      </w:r>
+      <w:r>
+        <w:rPr>
+          <w:rFonts w:ascii="Arial Narrow" w:eastAsia="Arial Narrow" w:hAnsi="Arial Narrow" w:cs="Arial Narrow"/>
+          <w:b/>
+          <w:bCs/>
+          <w:sz w:val="16"/>
+          <w:szCs w:val="16"/>
+        </w:rPr>
+        <w:t xml:space="preserve">LEY 29571, CÓDIGO DE PROTECCIÓN Y DEFENSA DEL CONSUMIDOR, publicado el 2 de setiembre de 2010 y modificado por Decreto Legislativo 1308 </w:t>
+      </w:r>
+    </w:p>
+    <w:p>
+      <w:pPr>
+        <w:pStyle w:val="Textonotapie"/>
+        <w:ind w:left="567" w:right="-1"/>
+        <w:jc w:val="both"/>
+        <w:rPr>
+          <w:rFonts w:ascii="Arial Narrow" w:eastAsia="Arial Narrow" w:hAnsi="Arial Narrow" w:cs="Arial Narrow"/>
+          <w:b/>
+          <w:bCs/>
+          <w:sz w:val="16"/>
+          <w:szCs w:val="16"/>
+        </w:rPr>
+      </w:pPr>
+      <w:r>
+        <w:rPr>
+          <w:rFonts w:ascii="Arial Narrow" w:eastAsia="Arial Narrow" w:hAnsi="Arial Narrow" w:cs="Arial Narrow"/>
+          <w:b/>
+          <w:bCs/>
+          <w:sz w:val="16"/>
+          <w:szCs w:val="16"/>
+        </w:rPr>
+        <w:t xml:space="preserve">Artículo 18.- Idoneidad </w:t>
+      </w:r>
+    </w:p>
+    <w:p>
+      <w:pPr>
+        <w:pStyle w:val="Textonotapie"/>
+        <w:ind w:left="567" w:right="-1"/>
+        <w:jc w:val="both"/>
+        <w:rPr>
+          <w:rFonts w:ascii="Arial Narrow" w:eastAsia="Arial Narrow" w:hAnsi="Arial Narrow" w:cs="Arial Narrow"/>
+          <w:sz w:val="16"/>
+          <w:szCs w:val="16"/>
+        </w:rPr>
+      </w:pPr>
+      <w:r>
+        <w:rPr>
+          <w:rFonts w:ascii="Arial Narrow" w:eastAsia="Arial Narrow" w:hAnsi="Arial Narrow" w:cs="Arial Narrow"/>
+          <w:sz w:val="16"/>
+          <w:szCs w:val="16"/>
+        </w:rPr>
+        <w:t xml:space="preserve">Se entiende por idoneidad la correspondencia entre lo que un consumidor espera y lo que efectivamente recibe, en función a lo que se le hubiera ofrecido, la publicidad e información transmitida, las condiciones y circunstancias de la transacción, las características y naturaleza del producto o servicio, el precio, entre otros factores, atendiendo a las circunstancias del caso. </w:t>
+      </w:r>
+    </w:p>
+    <w:p>
+      <w:pPr>
+        <w:pStyle w:val="Textonotapie"/>
+        <w:ind w:left="567" w:right="-1"/>
+        <w:jc w:val="both"/>
+        <w:rPr>
+          <w:rFonts w:ascii="Arial Narrow" w:eastAsia="Arial Narrow" w:hAnsi="Arial Narrow" w:cs="Arial Narrow"/>
+          <w:sz w:val="16"/>
+          <w:szCs w:val="16"/>
+        </w:rPr>
+      </w:pPr>
+      <w:r>
+        <w:rPr>
+          <w:rFonts w:ascii="Arial Narrow" w:eastAsia="Arial Narrow" w:hAnsi="Arial Narrow" w:cs="Arial Narrow"/>
+          <w:sz w:val="16"/>
+          <w:szCs w:val="16"/>
+        </w:rPr>
+        <w:t xml:space="preserve">La idoneidad es evaluada en función a la propia naturaleza del producto o servicio y a su aptitud para satisfacer la finalidad para la cual ha sido puesto en el mercado. Las autorizaciones por parte de los organismos del Estado para la fabricación de un producto o la prestación de un servicio, en los casos que sea necesario, no eximen de responsabilidad al proveedor frente al consumidor. </w:t>
+      </w:r>
+    </w:p>
+    <w:p>
+      <w:pPr>
+        <w:pStyle w:val="Textonotapie"/>
+        <w:ind w:left="567" w:right="-1"/>
+        <w:jc w:val="both"/>
+        <w:rPr>
+          <w:rFonts w:ascii="Arial Narrow" w:eastAsia="Arial Narrow" w:hAnsi="Arial Narrow" w:cs="Arial Narrow"/>
+          <w:sz w:val="16"/>
+          <w:szCs w:val="16"/>
+        </w:rPr>
+      </w:pPr>
+    </w:p>
+    <w:p>
+      <w:pPr>
+        <w:pStyle w:val="Textonotapie"/>
+        <w:ind w:left="567" w:right="-1"/>
+        <w:jc w:val="both"/>
+        <w:rPr>
+          <w:rFonts w:ascii="Arial Narrow" w:eastAsia="Arial Narrow" w:hAnsi="Arial Narrow" w:cs="Arial Narrow"/>
+          <w:sz w:val="16"/>
+          <w:szCs w:val="16"/>
+        </w:rPr>
+      </w:pPr>
+      <w:r>
+        <w:rPr>
+          <w:rFonts w:ascii="Arial Narrow" w:eastAsia="Arial Narrow" w:hAnsi="Arial Narrow" w:cs="Arial Narrow"/>
+          <w:b/>
+          <w:bCs/>
+          <w:sz w:val="16"/>
+          <w:szCs w:val="16"/>
+        </w:rPr>
+        <w:t xml:space="preserve">Artículo 19.- Obligación de los proveedores </w:t>
+      </w:r>
+    </w:p>
+    <w:p>
+      <w:pPr>
+        <w:pStyle w:val="Textonotapie"/>
+        <w:ind w:left="567" w:right="-1"/>
+        <w:jc w:val="both"/>
+        <w:rPr>
+          <w:rFonts w:ascii="Arial Narrow" w:eastAsia="Arial Narrow" w:hAnsi="Arial Narrow" w:cs="Arial Narrow"/>
+          <w:sz w:val="16"/>
+          <w:szCs w:val="16"/>
+        </w:rPr>
+      </w:pPr>
+      <w:r>
+        <w:rPr>
+          <w:rFonts w:ascii="Arial Narrow" w:eastAsia="Arial Narrow" w:hAnsi="Arial Narrow" w:cs="Arial Narrow"/>
+          <w:sz w:val="16"/>
+          <w:szCs w:val="16"/>
+        </w:rPr>
+        <w:t>El proveedor responde por la idoneidad y calidad de los productos y servicios ofrecidos; por la autenticidad de las marcas y leyendas que exhiben sus productos o del signo que respalda al prestador del servicio, por la falta de conformidad entre la publicidad comercial de los productos y servicios y estos, así como por el contenido y la vida útil del producto indicado en el envase, en lo que corresponda.</w:t>
       </w:r>
     </w:p>
     <w:p>
@@ -5136,21 +5852,16 @@
         <w:ind w:left="567" w:right="-1" w:hanging="567"/>
         <w:jc w:val="both"/>
         <w:rPr>
-          <w:rFonts w:ascii="Arial Narrow" w:eastAsia="Arial Narrow" w:hAnsi="Arial Narrow" w:cs="Arial"/>
-          <w:sz w:val="14"/>
-          <w:szCs w:val="14"/>
-        </w:rPr>
-      </w:pPr>
-      <w:r>
-        <w:rPr>
-          <w:rFonts w:ascii="Arial Narrow" w:eastAsia="Arial Narrow" w:hAnsi="Arial Narrow" w:cs="Arial"/>
-          <w:sz w:val="14"/>
-          <w:szCs w:val="14"/>
-        </w:rPr>
-        <w:tab/>
-        <w:t xml:space="preserve">(...) </w:t>
-      </w:r>
-    </w:p>
+          <w:rFonts w:ascii="Arial Narrow" w:eastAsia="Arial Narrow" w:hAnsi="Arial Narrow" w:cs="Arial Narrow"/>
+          <w:b/>
+          <w:bCs/>
+          <w:sz w:val="16"/>
+          <w:szCs w:val="16"/>
+        </w:rPr>
+      </w:pPr>
+    </w:p>
+  </w:footnote>
+  <w:footnote w:id="4">
     <w:p>
       <w:pPr>
         <w:pStyle w:val="Textonotapie"/>
@@ -5160,19 +5871,54 @@
         <w:ind w:left="567" w:right="-1" w:hanging="567"/>
         <w:jc w:val="both"/>
         <w:rPr>
-          <w:rFonts w:ascii="Arial Narrow" w:eastAsia="Arial Narrow" w:hAnsi="Arial Narrow" w:cs="Arial"/>
-          <w:sz w:val="14"/>
-          <w:szCs w:val="14"/>
-        </w:rPr>
-      </w:pPr>
-      <w:r>
-        <w:rPr>
-          <w:rFonts w:ascii="Arial Narrow" w:eastAsia="Arial Narrow" w:hAnsi="Arial Narrow" w:cs="Arial"/>
-          <w:sz w:val="14"/>
-          <w:szCs w:val="14"/>
+          <w:rFonts w:ascii="Arial Narrow" w:eastAsia="Arial Narrow" w:hAnsi="Arial Narrow" w:cs="Arial Narrow"/>
+          <w:sz w:val="16"/>
+          <w:szCs w:val="16"/>
+        </w:rPr>
+      </w:pPr>
+      <w:r>
+        <w:rPr>
+          <w:rStyle w:val="Refdenotaalpie"/>
+          <w:rFonts w:ascii="Arial Narrow" w:eastAsia="Arial Narrow" w:hAnsi="Arial Narrow" w:cs="Arial Narrow"/>
+          <w:sz w:val="16"/>
+          <w:szCs w:val="16"/>
+          <w:vertAlign w:val="superscript"/>
+        </w:rPr>
+        <w:footnoteRef/>
+      </w:r>
+      <w:r>
+        <w:rPr>
+          <w:rFonts w:ascii="Arial Narrow" w:eastAsia="Arial Narrow" w:hAnsi="Arial Narrow" w:cs="Arial Narrow"/>
+          <w:sz w:val="16"/>
+          <w:szCs w:val="16"/>
+        </w:rPr>
+        <w:t xml:space="preserve"> </w:t>
+      </w:r>
+      <w:r>
+        <w:rPr>
+          <w:rFonts w:ascii="Arial Narrow" w:eastAsia="Arial Narrow" w:hAnsi="Arial Narrow" w:cs="Arial Narrow"/>
+          <w:sz w:val="16"/>
+          <w:szCs w:val="16"/>
         </w:rPr>
         <w:tab/>
-        <w:t xml:space="preserve">c) Admitir denuncias a trámite, en aquellos casos en que la Comisión le haya delegado esta facultad. </w:t>
+      </w:r>
+      <w:r>
+        <w:rPr>
+          <w:rFonts w:ascii="Arial Narrow" w:eastAsia="Arial Narrow" w:hAnsi="Arial Narrow" w:cs="Arial Narrow"/>
+          <w:b/>
+          <w:bCs/>
+          <w:sz w:val="16"/>
+          <w:szCs w:val="16"/>
+        </w:rPr>
+        <w:t>LEY SOBRE FACULTADES, NORMAS Y ORGANIZACIÓN DEL INDECOPI, APROBADA POR DECRETO LEGISLATIVO 807 Artículo 24.-</w:t>
+      </w:r>
+      <w:r>
+        <w:rPr>
+          <w:rFonts w:ascii="Arial Narrow" w:eastAsia="Arial Narrow" w:hAnsi="Arial Narrow" w:cs="Arial Narrow"/>
+          <w:sz w:val="16"/>
+          <w:szCs w:val="16"/>
+        </w:rPr>
+        <w:t xml:space="preserve"> El Secretario Técnico se encargará de la tramitación del procedimiento. Para ello, cuenta con las siguientes facultades:</w:t>
       </w:r>
     </w:p>
     <w:p>
@@ -5184,19 +5930,19 @@
         <w:ind w:left="567" w:right="-1" w:hanging="567"/>
         <w:jc w:val="both"/>
         <w:rPr>
-          <w:rFonts w:ascii="Arial Narrow" w:eastAsia="Arial Narrow" w:hAnsi="Arial Narrow" w:cs="Arial"/>
-          <w:sz w:val="14"/>
-          <w:szCs w:val="14"/>
-        </w:rPr>
-      </w:pPr>
-      <w:r>
-        <w:rPr>
-          <w:rFonts w:ascii="Arial Narrow" w:eastAsia="Arial Narrow" w:hAnsi="Arial Narrow" w:cs="Arial"/>
-          <w:sz w:val="14"/>
-          <w:szCs w:val="14"/>
+          <w:rFonts w:ascii="Arial Narrow" w:eastAsia="Arial Narrow" w:hAnsi="Arial Narrow" w:cs="Arial Narrow"/>
+          <w:sz w:val="16"/>
+          <w:szCs w:val="16"/>
+        </w:rPr>
+      </w:pPr>
+      <w:r>
+        <w:rPr>
+          <w:rFonts w:ascii="Arial Narrow" w:eastAsia="Arial Narrow" w:hAnsi="Arial Narrow" w:cs="Arial Narrow"/>
+          <w:sz w:val="16"/>
+          <w:szCs w:val="16"/>
         </w:rPr>
         <w:tab/>
-        <w:t>(...).</w:t>
+        <w:t xml:space="preserve">(...) </w:t>
       </w:r>
     </w:p>
     <w:p>
@@ -5208,18 +5954,19 @@
         <w:ind w:left="567" w:right="-1" w:hanging="567"/>
         <w:jc w:val="both"/>
         <w:rPr>
-          <w:rFonts w:ascii="Arial Narrow" w:eastAsia="Arial Narrow" w:hAnsi="Arial Narrow" w:cs="Arial"/>
-          <w:sz w:val="14"/>
-          <w:szCs w:val="14"/>
-        </w:rPr>
-      </w:pPr>
-      <w:r>
-        <w:rPr>
-          <w:rFonts w:ascii="Arial Narrow" w:eastAsia="Arial Narrow" w:hAnsi="Arial Narrow" w:cs="Arial"/>
-          <w:sz w:val="14"/>
-          <w:szCs w:val="14"/>
-        </w:rPr>
-        <w:t xml:space="preserve">. </w:t>
+          <w:rFonts w:ascii="Arial Narrow" w:eastAsia="Arial Narrow" w:hAnsi="Arial Narrow" w:cs="Arial Narrow"/>
+          <w:sz w:val="16"/>
+          <w:szCs w:val="16"/>
+        </w:rPr>
+      </w:pPr>
+      <w:r>
+        <w:rPr>
+          <w:rFonts w:ascii="Arial Narrow" w:eastAsia="Arial Narrow" w:hAnsi="Arial Narrow" w:cs="Arial Narrow"/>
+          <w:sz w:val="16"/>
+          <w:szCs w:val="16"/>
+        </w:rPr>
+        <w:tab/>
+        <w:t xml:space="preserve">c) Admitir denuncias a trámite, en aquellos casos en que la Comisión le haya delegado esta facultad. </w:t>
       </w:r>
     </w:p>
     <w:p>
@@ -5231,9 +5978,56 @@
         <w:ind w:left="567" w:right="-1" w:hanging="567"/>
         <w:jc w:val="both"/>
         <w:rPr>
-          <w:rFonts w:ascii="Arial Narrow" w:eastAsia="Arial Narrow" w:hAnsi="Arial Narrow" w:cs="Arial"/>
-          <w:sz w:val="14"/>
-          <w:szCs w:val="14"/>
+          <w:rFonts w:ascii="Arial Narrow" w:eastAsia="Arial Narrow" w:hAnsi="Arial Narrow" w:cs="Arial Narrow"/>
+          <w:sz w:val="16"/>
+          <w:szCs w:val="16"/>
+        </w:rPr>
+      </w:pPr>
+      <w:r>
+        <w:rPr>
+          <w:rFonts w:ascii="Arial Narrow" w:eastAsia="Arial Narrow" w:hAnsi="Arial Narrow" w:cs="Arial Narrow"/>
+          <w:sz w:val="16"/>
+          <w:szCs w:val="16"/>
+        </w:rPr>
+        <w:tab/>
+        <w:t>(...).</w:t>
+      </w:r>
+    </w:p>
+    <w:p>
+      <w:pPr>
+        <w:pStyle w:val="Textonotapie"/>
+        <w:tabs>
+          <w:tab w:val="left" w:pos="567"/>
+        </w:tabs>
+        <w:ind w:left="567" w:right="-1" w:hanging="567"/>
+        <w:jc w:val="both"/>
+        <w:rPr>
+          <w:rFonts w:ascii="Arial Narrow" w:eastAsia="Arial Narrow" w:hAnsi="Arial Narrow" w:cs="Arial Narrow"/>
+          <w:sz w:val="16"/>
+          <w:szCs w:val="16"/>
+        </w:rPr>
+      </w:pPr>
+      <w:r>
+        <w:rPr>
+          <w:rFonts w:ascii="Arial Narrow" w:eastAsia="Arial Narrow" w:hAnsi="Arial Narrow" w:cs="Arial Narrow"/>
+          <w:sz w:val="16"/>
+          <w:szCs w:val="16"/>
+        </w:rPr>
+        <w:t xml:space="preserve">. </w:t>
+      </w:r>
+    </w:p>
+    <w:p>
+      <w:pPr>
+        <w:pStyle w:val="Textonotapie"/>
+        <w:tabs>
+          <w:tab w:val="left" w:pos="567"/>
+        </w:tabs>
+        <w:ind w:left="567" w:right="-1" w:hanging="567"/>
+        <w:jc w:val="both"/>
+        <w:rPr>
+          <w:rFonts w:ascii="Arial Narrow" w:eastAsia="Arial Narrow" w:hAnsi="Arial Narrow" w:cs="Arial Narrow"/>
+          <w:sz w:val="16"/>
+          <w:szCs w:val="16"/>
         </w:rPr>
       </w:pPr>
     </w:p>
@@ -5245,34 +6039,34 @@
         <w:ind w:left="567" w:hanging="567"/>
         <w:jc w:val="both"/>
         <w:rPr>
-          <w:rFonts w:ascii="Arial Narrow" w:hAnsi="Arial Narrow" w:cs="Arial"/>
-          <w:sz w:val="14"/>
-          <w:szCs w:val="14"/>
+          <w:rFonts w:ascii="Arial Narrow" w:eastAsia="Arial Narrow" w:hAnsi="Arial Narrow" w:cs="Arial Narrow"/>
+          <w:sz w:val="16"/>
+          <w:szCs w:val="16"/>
         </w:rPr>
       </w:pPr>
       <w:r>
         <w:rPr>
           <w:rStyle w:val="Refdenotaalpie"/>
-          <w:rFonts w:ascii="Arial Narrow" w:hAnsi="Arial Narrow" w:cs="Arial"/>
-          <w:sz w:val="16"/>
-          <w:szCs w:val="14"/>
+          <w:rFonts w:ascii="Arial Narrow" w:eastAsia="Arial Narrow" w:hAnsi="Arial Narrow" w:cs="Arial Narrow"/>
+          <w:sz w:val="16"/>
+          <w:szCs w:val="16"/>
           <w:vertAlign w:val="superscript"/>
         </w:rPr>
         <w:footnoteRef/>
       </w:r>
       <w:r>
         <w:rPr>
-          <w:rFonts w:ascii="Arial Narrow" w:hAnsi="Arial Narrow" w:cs="Arial"/>
-          <w:sz w:val="14"/>
-          <w:szCs w:val="14"/>
+          <w:rFonts w:ascii="Arial Narrow" w:eastAsia="Arial Narrow" w:hAnsi="Arial Narrow" w:cs="Arial Narrow"/>
+          <w:sz w:val="16"/>
+          <w:szCs w:val="16"/>
         </w:rPr>
         <w:t xml:space="preserve"> </w:t>
       </w:r>
       <w:r>
         <w:rPr>
-          <w:rFonts w:ascii="Arial Narrow" w:hAnsi="Arial Narrow" w:cs="Arial"/>
-          <w:sz w:val="14"/>
-          <w:szCs w:val="14"/>
+          <w:rFonts w:ascii="Arial Narrow" w:eastAsia="Arial Narrow" w:hAnsi="Arial Narrow" w:cs="Arial Narrow"/>
+          <w:sz w:val="16"/>
+          <w:szCs w:val="16"/>
         </w:rPr>
         <w:tab/>
         <w:t>El número de trabajadores se atenderá siempre que la empresa haya sido constituida antes de la vigencia de la Ley 30056, publicada el 2 de julio de 2013, que modificó el artículo 5 del Texto Único Ordenado de la Ley de Promoción de la Competitividad, Formalización y Desarrollo de la Micro y Pequeña Empresa y de Acceso al Empleo Decente (LEY MYPE). Ello, en la medida que la Tercera Disposición Complementaria Transitoria de la norma modificatoria precisa que las empresas constituidas antes de la entrada en vigencia de dicha Ley se rigen por los requisitos de acogimiento al régimen de las micro y pequeñas empresas regulados en el Decreto Legislativo 1086.</w:t>
@@ -5284,9 +6078,9 @@
         <w:ind w:left="567" w:hanging="567"/>
         <w:jc w:val="both"/>
         <w:rPr>
-          <w:rFonts w:ascii="Arial Narrow" w:hAnsi="Arial Narrow" w:cs="Arial"/>
-          <w:sz w:val="14"/>
-          <w:szCs w:val="14"/>
+          <w:rFonts w:ascii="Arial Narrow" w:eastAsia="Arial Narrow" w:hAnsi="Arial Narrow" w:cs="Arial Narrow"/>
+          <w:sz w:val="16"/>
+          <w:szCs w:val="16"/>
         </w:rPr>
       </w:pPr>
     </w:p>
@@ -5298,62 +6092,62 @@
         <w:ind w:left="567" w:hanging="567"/>
         <w:jc w:val="both"/>
         <w:rPr>
-          <w:rFonts w:ascii="Arial Narrow" w:hAnsi="Arial Narrow" w:cs="Arial"/>
-          <w:sz w:val="14"/>
-          <w:szCs w:val="14"/>
+          <w:rFonts w:ascii="Arial Narrow" w:eastAsia="Arial Narrow" w:hAnsi="Arial Narrow" w:cs="Arial Narrow"/>
+          <w:sz w:val="16"/>
+          <w:szCs w:val="16"/>
         </w:rPr>
       </w:pPr>
       <w:r>
         <w:rPr>
           <w:rStyle w:val="Refdenotaalpie"/>
-          <w:rFonts w:ascii="Arial Narrow" w:hAnsi="Arial Narrow" w:cs="Arial"/>
-          <w:sz w:val="16"/>
-          <w:szCs w:val="14"/>
+          <w:rFonts w:ascii="Arial Narrow" w:eastAsia="Arial Narrow" w:hAnsi="Arial Narrow" w:cs="Arial Narrow"/>
+          <w:sz w:val="16"/>
+          <w:szCs w:val="16"/>
           <w:vertAlign w:val="superscript"/>
         </w:rPr>
         <w:footnoteRef/>
       </w:r>
       <w:r>
         <w:rPr>
-          <w:rFonts w:ascii="Arial Narrow" w:hAnsi="Arial Narrow" w:cs="Arial"/>
-          <w:sz w:val="14"/>
-          <w:szCs w:val="14"/>
+          <w:rFonts w:ascii="Arial Narrow" w:eastAsia="Arial Narrow" w:hAnsi="Arial Narrow" w:cs="Arial Narrow"/>
+          <w:sz w:val="16"/>
+          <w:szCs w:val="16"/>
         </w:rPr>
         <w:t xml:space="preserve"> </w:t>
       </w:r>
       <w:r>
         <w:rPr>
-          <w:rFonts w:ascii="Arial Narrow" w:hAnsi="Arial Narrow" w:cs="Arial"/>
-          <w:sz w:val="14"/>
-          <w:szCs w:val="14"/>
+          <w:rFonts w:ascii="Arial Narrow" w:eastAsia="Arial Narrow" w:hAnsi="Arial Narrow" w:cs="Arial Narrow"/>
+          <w:sz w:val="16"/>
+          <w:szCs w:val="16"/>
         </w:rPr>
         <w:tab/>
       </w:r>
       <w:r>
         <w:rPr>
-          <w:rFonts w:ascii="Arial Narrow" w:eastAsia="Arial Narrow" w:hAnsi="Arial Narrow" w:cs="Arial"/>
+          <w:rFonts w:ascii="Arial Narrow" w:eastAsia="Arial Narrow" w:hAnsi="Arial Narrow" w:cs="Arial Narrow"/>
           <w:b/>
-          <w:sz w:val="14"/>
-          <w:szCs w:val="14"/>
+          <w:sz w:val="16"/>
+          <w:szCs w:val="16"/>
         </w:rPr>
         <w:t>LEY 29571, CÓDIGO DE PROTECCIÓN Y DEFENSA DEL CONSUMIDOR</w:t>
       </w:r>
       <w:r>
         <w:rPr>
-          <w:rFonts w:ascii="Arial Narrow" w:hAnsi="Arial Narrow" w:cs="Arial"/>
+          <w:rFonts w:ascii="Arial Narrow" w:eastAsia="Arial Narrow" w:hAnsi="Arial Narrow" w:cs="Arial Narrow"/>
           <w:b/>
           <w:bCs/>
-          <w:sz w:val="14"/>
-          <w:szCs w:val="14"/>
+          <w:sz w:val="16"/>
+          <w:szCs w:val="16"/>
         </w:rPr>
         <w:t xml:space="preserve">, </w:t>
       </w:r>
       <w:r>
         <w:rPr>
-          <w:rFonts w:ascii="Arial Narrow" w:hAnsi="Arial Narrow" w:cs="Arial"/>
+          <w:rFonts w:ascii="Arial Narrow" w:eastAsia="Arial Narrow" w:hAnsi="Arial Narrow" w:cs="Arial Narrow"/>
           <w:b/>
-          <w:sz w:val="14"/>
-          <w:szCs w:val="14"/>
+          <w:sz w:val="16"/>
+          <w:szCs w:val="16"/>
         </w:rPr>
         <w:t>publicado el 2 de setiembre de 2010 y modificado por Decreto Legislativo 1308</w:t>
       </w:r>
@@ -5364,28 +6158,28 @@
         <w:ind w:left="567" w:hanging="567"/>
         <w:jc w:val="both"/>
         <w:rPr>
-          <w:rFonts w:ascii="Arial Narrow" w:hAnsi="Arial Narrow" w:cs="Arial"/>
+          <w:rFonts w:ascii="Arial Narrow" w:eastAsia="Arial Narrow" w:hAnsi="Arial Narrow" w:cs="Arial Narrow"/>
           <w:b/>
           <w:bCs/>
-          <w:sz w:val="14"/>
-          <w:szCs w:val="14"/>
-        </w:rPr>
-      </w:pPr>
-      <w:r>
-        <w:rPr>
-          <w:rFonts w:ascii="Arial Narrow" w:hAnsi="Arial Narrow" w:cs="Arial"/>
-          <w:sz w:val="14"/>
-          <w:szCs w:val="14"/>
+          <w:sz w:val="16"/>
+          <w:szCs w:val="16"/>
+        </w:rPr>
+      </w:pPr>
+      <w:r>
+        <w:rPr>
+          <w:rFonts w:ascii="Arial Narrow" w:eastAsia="Arial Narrow" w:hAnsi="Arial Narrow" w:cs="Arial Narrow"/>
+          <w:sz w:val="16"/>
+          <w:szCs w:val="16"/>
         </w:rPr>
         <w:tab/>
       </w:r>
       <w:r>
         <w:rPr>
-          <w:rFonts w:ascii="Arial Narrow" w:hAnsi="Arial Narrow" w:cs="Arial"/>
+          <w:rFonts w:ascii="Arial Narrow" w:eastAsia="Arial Narrow" w:hAnsi="Arial Narrow" w:cs="Arial Narrow"/>
           <w:b/>
           <w:bCs/>
-          <w:sz w:val="14"/>
-          <w:szCs w:val="14"/>
+          <w:sz w:val="16"/>
+          <w:szCs w:val="16"/>
         </w:rPr>
         <w:t>Artículo 110.- Sanciones Administrativas</w:t>
       </w:r>
@@ -5399,17 +6193,17 @@
         <w:ind w:left="567"/>
         <w:jc w:val="both"/>
         <w:rPr>
-          <w:rFonts w:ascii="Arial Narrow" w:hAnsi="Arial Narrow" w:cs="Arial"/>
-          <w:sz w:val="14"/>
-          <w:szCs w:val="14"/>
-          <w:lang w:eastAsia="es-PE"/>
-        </w:rPr>
-      </w:pPr>
-      <w:r>
-        <w:rPr>
-          <w:rFonts w:ascii="Arial Narrow" w:hAnsi="Arial Narrow" w:cs="Arial"/>
-          <w:sz w:val="14"/>
-          <w:szCs w:val="14"/>
+          <w:rFonts w:ascii="Arial Narrow" w:eastAsia="Arial Narrow" w:hAnsi="Arial Narrow" w:cs="Arial Narrow"/>
+          <w:sz w:val="16"/>
+          <w:szCs w:val="16"/>
+          <w:lang w:eastAsia="es-PE"/>
+        </w:rPr>
+      </w:pPr>
+      <w:r>
+        <w:rPr>
+          <w:rFonts w:ascii="Arial Narrow" w:eastAsia="Arial Narrow" w:hAnsi="Arial Narrow" w:cs="Arial Narrow"/>
+          <w:sz w:val="16"/>
+          <w:szCs w:val="16"/>
           <w:lang w:eastAsia="es-PE"/>
         </w:rPr>
         <w:t>(…)</w:t>
@@ -5424,17 +6218,17 @@
         <w:ind w:left="567"/>
         <w:jc w:val="both"/>
         <w:rPr>
-          <w:rFonts w:ascii="Arial Narrow" w:hAnsi="Arial Narrow" w:cs="Arial"/>
-          <w:sz w:val="14"/>
-          <w:szCs w:val="14"/>
-          <w:lang w:eastAsia="es-PE"/>
-        </w:rPr>
-      </w:pPr>
-      <w:r>
-        <w:rPr>
-          <w:rFonts w:ascii="Arial Narrow" w:hAnsi="Arial Narrow" w:cs="Arial"/>
-          <w:sz w:val="14"/>
-          <w:szCs w:val="14"/>
+          <w:rFonts w:ascii="Arial Narrow" w:eastAsia="Arial Narrow" w:hAnsi="Arial Narrow" w:cs="Arial Narrow"/>
+          <w:sz w:val="16"/>
+          <w:szCs w:val="16"/>
+          <w:lang w:eastAsia="es-PE"/>
+        </w:rPr>
+      </w:pPr>
+      <w:r>
+        <w:rPr>
+          <w:rFonts w:ascii="Arial Narrow" w:eastAsia="Arial Narrow" w:hAnsi="Arial Narrow" w:cs="Arial Narrow"/>
+          <w:sz w:val="16"/>
+          <w:szCs w:val="16"/>
           <w:lang w:eastAsia="es-PE"/>
         </w:rPr>
         <w:t>En el caso de las microempresas, la multa no puede superar el diez por ciento (10%) de las ventas o ingresos brutos percibidos por el infractor, relativos a todas sus actividades económicas, correspondientes al ejercicio inmediato anterior al de la expedición de la resolución de primera instancia, siempre que se haya acreditado dichos ingresos, no se encuentre en una situación de reincidencia y el caso no verse sobre la vida, salud o integridad de los consumidores. Para el caso de las pequeñas empresas, la multa no puede superar el veinte por ciento (20%) de las ventas o ingresos brutos percibidos por el infractor, conforme a los requisitos señalados anteriormente.</w:t>
@@ -5449,17 +6243,17 @@
         <w:ind w:left="567"/>
         <w:jc w:val="both"/>
         <w:rPr>
-          <w:rFonts w:ascii="Arial Narrow" w:hAnsi="Arial Narrow" w:cs="Arial"/>
-          <w:sz w:val="14"/>
-          <w:szCs w:val="14"/>
-          <w:lang w:eastAsia="es-PE"/>
-        </w:rPr>
-      </w:pPr>
-      <w:r>
-        <w:rPr>
-          <w:rFonts w:ascii="Arial Narrow" w:hAnsi="Arial Narrow" w:cs="Arial"/>
-          <w:sz w:val="14"/>
-          <w:szCs w:val="14"/>
+          <w:rFonts w:ascii="Arial Narrow" w:eastAsia="Arial Narrow" w:hAnsi="Arial Narrow" w:cs="Arial Narrow"/>
+          <w:sz w:val="16"/>
+          <w:szCs w:val="16"/>
+          <w:lang w:eastAsia="es-PE"/>
+        </w:rPr>
+      </w:pPr>
+      <w:r>
+        <w:rPr>
+          <w:rFonts w:ascii="Arial Narrow" w:eastAsia="Arial Narrow" w:hAnsi="Arial Narrow" w:cs="Arial Narrow"/>
+          <w:sz w:val="16"/>
+          <w:szCs w:val="16"/>
           <w:lang w:eastAsia="es-PE"/>
         </w:rPr>
         <w:t>(…).</w:t>
@@ -5468,55 +6262,93 @@
     <w:p>
       <w:pPr>
         <w:pStyle w:val="Textonotapie"/>
-        <w:tabs>
-          <w:tab w:val="left" w:pos="284"/>
-        </w:tabs>
         <w:ind w:left="567" w:hanging="567"/>
         <w:jc w:val="both"/>
         <w:rPr>
-          <w:rFonts w:ascii="Arial Narrow" w:hAnsi="Arial Narrow" w:cs="Arial"/>
+          <w:rFonts w:ascii="Arial Narrow" w:eastAsia="Arial Narrow" w:hAnsi="Arial Narrow" w:cs="Arial Narrow"/>
+          <w:sz w:val="16"/>
+          <w:szCs w:val="16"/>
+        </w:rPr>
+      </w:pPr>
+    </w:p>
+  </w:footnote>
+  <w:footnote w:id="12">
+    <w:p>
+      <w:pPr>
+        <w:pStyle w:val="Textonotapie"/>
+        <w:ind w:left="567" w:hanging="567"/>
+        <w:jc w:val="both"/>
+        <w:rPr>
+          <w:rFonts w:ascii="Arial Narrow" w:eastAsia="Arial Narrow" w:hAnsi="Arial Narrow" w:cs="Arial Narrow"/>
+          <w:sz w:val="16"/>
+          <w:szCs w:val="16"/>
+        </w:rPr>
+      </w:pPr>
+      <w:r>
+        <w:rPr>
+          <w:rStyle w:val="Refdenotaalpie"/>
+          <w:rFonts w:ascii="Arial Narrow" w:eastAsia="Arial Narrow" w:hAnsi="Arial Narrow" w:cs="Arial Narrow"/>
+          <w:sz w:val="16"/>
+          <w:szCs w:val="16"/>
+          <w:vertAlign w:val="superscript"/>
+        </w:rPr>
+        <w:footnoteRef/>
+      </w:r>
+      <w:r>
+        <w:rPr>
+          <w:rFonts w:ascii="Arial Narrow" w:eastAsia="Arial Narrow" w:hAnsi="Arial Narrow" w:cs="Arial Narrow"/>
+          <w:sz w:val="16"/>
+          <w:szCs w:val="16"/>
+        </w:rPr>
+        <w:tab/>
+      </w:r>
+      <w:r>
+        <w:rPr>
+          <w:rFonts w:ascii="Arial Narrow" w:eastAsia="Arial Narrow" w:hAnsi="Arial Narrow" w:cs="Arial Narrow"/>
           <w:b/>
           <w:bCs/>
-          <w:sz w:val="14"/>
-          <w:szCs w:val="14"/>
-        </w:rPr>
-      </w:pPr>
-    </w:p>
-  </w:footnote>
-  <w:footnote w:id="12">
+          <w:sz w:val="16"/>
+          <w:szCs w:val="16"/>
+        </w:rPr>
+        <w:t xml:space="preserve">DECRETO LEGISLATIVO 807, LEY SOBRE FACULTADES, NORMAS Y ORGANIZACIÓN DEL INDECOPI, publicado el 18 de abril de 1996</w:t>
+      </w:r>
+    </w:p>
     <w:p>
       <w:pPr>
         <w:pStyle w:val="Textonotapie"/>
         <w:ind w:left="567" w:hanging="567"/>
         <w:jc w:val="both"/>
-      </w:pPr>
-      <w:r>
-        <w:rPr>
-          <w:rStyle w:val="Refdenotaalpie"/>
-          <w:rFonts w:ascii="Arial Narrow" w:hAnsi="Arial Narrow" w:cs="Arial"/>
-          <w:sz w:val="16"/>
-          <w:szCs w:val="14"/>
-          <w:vertAlign w:val="superscript"/>
-        </w:rPr>
-        <w:footnoteRef/>
-      </w:r>
-      <w:r>
-        <w:rPr>
-          <w:rFonts w:ascii="Arial Narrow" w:hAnsi="Arial Narrow" w:cs="Arial"/>
-          <w:sz w:val="14"/>
-          <w:szCs w:val="14"/>
+        <w:rPr>
+          <w:rFonts w:ascii="Arial Narrow" w:eastAsia="Arial Narrow" w:hAnsi="Arial Narrow" w:cs="Arial Narrow"/>
+          <w:sz w:val="16"/>
+          <w:szCs w:val="16"/>
+        </w:rPr>
+      </w:pPr>
+      <w:r>
+        <w:rPr>
+          <w:rFonts w:ascii="Arial Narrow" w:eastAsia="Arial Narrow" w:hAnsi="Arial Narrow" w:cs="Arial Narrow"/>
+          <w:sz w:val="16"/>
+          <w:szCs w:val="16"/>
         </w:rPr>
         <w:tab/>
       </w:r>
       <w:r>
         <w:rPr>
-          <w:rFonts w:ascii="Arial Narrow" w:hAnsi="Arial Narrow" w:cs="Arial"/>
+          <w:rFonts w:ascii="Arial Narrow" w:eastAsia="Arial Narrow" w:hAnsi="Arial Narrow" w:cs="Arial Narrow"/>
           <w:b/>
           <w:bCs/>
-          <w:sz w:val="14"/>
-          <w:szCs w:val="14"/>
-        </w:rPr>
-        <w:t xml:space="preserve">DECRETO LEGISLATIVO 807, LEY SOBRE FACULTADES, NORMAS Y ORGANIZACIÓN DEL INDECOPI, publicado el 18 de abril de 1996</w:t>
+          <w:sz w:val="16"/>
+          <w:szCs w:val="16"/>
+        </w:rPr>
+        <w:t xml:space="preserve">Artículo 26.-</w:t>
+      </w:r>
+      <w:r>
+        <w:rPr>
+          <w:rFonts w:ascii="Arial Narrow" w:eastAsia="Arial Narrow" w:hAnsi="Arial Narrow" w:cs="Arial Narrow"/>
+          <w:sz w:val="16"/>
+          <w:szCs w:val="16"/>
+        </w:rPr>
+        <w:t xml:space="preserve"> Una vez admitida a trámite la denuncia, se correrá traslado de la misma al denunciado, a fin de que éste presente su descargo. El plazo para la presentación del descargo será de cinco (5) días contados desde la notificación, vencido el cual, el Secretario Técnico declarará en rebeldía al denunciado que no lo hubiera presentado.</w:t>
       </w:r>
     </w:p>
     <w:p>
@@ -5524,69 +6356,83 @@
         <w:pStyle w:val="Textonotapie"/>
         <w:ind w:left="567" w:hanging="567"/>
         <w:jc w:val="both"/>
-      </w:pPr>
-      <w:r>
-        <w:rPr>
-          <w:rFonts w:ascii="Arial Narrow" w:hAnsi="Arial Narrow" w:cs="Arial"/>
-          <w:sz w:val="14"/>
-          <w:szCs w:val="14"/>
+        <w:rPr>
+          <w:rFonts w:ascii="Arial Narrow" w:eastAsia="Arial Narrow" w:hAnsi="Arial Narrow" w:cs="Arial Narrow"/>
+          <w:sz w:val="16"/>
+          <w:szCs w:val="16"/>
+        </w:rPr>
+      </w:pPr>
+    </w:p>
+  </w:footnote>
+  <w:footnote w:id="13">
+    <w:p>
+      <w:pPr>
+        <w:pStyle w:val="Textonotapie"/>
+        <w:ind w:left="567" w:hanging="567"/>
+        <w:jc w:val="both"/>
+        <w:rPr>
+          <w:rFonts w:ascii="Arial Narrow" w:eastAsia="Arial Narrow" w:hAnsi="Arial Narrow" w:cs="Arial Narrow"/>
+          <w:sz w:val="16"/>
+          <w:szCs w:val="16"/>
+        </w:rPr>
+      </w:pPr>
+      <w:r>
+        <w:rPr>
+          <w:rStyle w:val="Refdenotaalpie"/>
+          <w:rFonts w:ascii="Arial Narrow" w:eastAsia="Arial Narrow" w:hAnsi="Arial Narrow" w:cs="Arial Narrow"/>
+          <w:sz w:val="16"/>
+          <w:szCs w:val="16"/>
+          <w:vertAlign w:val="superscript"/>
+        </w:rPr>
+        <w:footnoteRef/>
+      </w:r>
+      <w:r>
+        <w:rPr>
+          <w:rFonts w:ascii="Arial Narrow" w:eastAsia="Arial Narrow" w:hAnsi="Arial Narrow" w:cs="Arial Narrow"/>
+          <w:sz w:val="16"/>
+          <w:szCs w:val="16"/>
         </w:rPr>
         <w:tab/>
       </w:r>
       <w:r>
         <w:rPr>
-          <w:rFonts w:ascii="Arial Narrow" w:hAnsi="Arial Narrow" w:cs="Arial"/>
+          <w:rFonts w:ascii="Arial Narrow" w:eastAsia="Arial Narrow" w:hAnsi="Arial Narrow" w:cs="Arial Narrow"/>
           <w:b/>
           <w:bCs/>
-          <w:sz w:val="14"/>
-          <w:szCs w:val="14"/>
-        </w:rPr>
-        <w:t xml:space="preserve">Artículo 26.-</w:t>
-      </w:r>
-      <w:r>
-        <w:rPr>
-          <w:rFonts w:ascii="Arial Narrow" w:hAnsi="Arial Narrow" w:cs="Arial"/>
-          <w:sz w:val="14"/>
-          <w:szCs w:val="14"/>
-        </w:rPr>
-        <w:t xml:space="preserve"> Una vez admitida a trámite la denuncia, se correrá traslado de la misma al denunciado, a fin de que éste presente su descargo. El plazo para la presentación del descargo será de cinco (5) días contados desde la notificación, vencido el cual, el Secretario Técnico declarará en rebeldía al denunciado que no lo hubiera presentado.</w:t>
-      </w:r>
-    </w:p>
-  </w:footnote>
-  <w:footnote w:id="13">
+          <w:sz w:val="16"/>
+          <w:szCs w:val="16"/>
+        </w:rPr>
+        <w:t xml:space="preserve">DECRETO SUPREMO 006-2026-JUS, TEXTO ÚNICO ORDENADO DE LA LEY 27444, LEY DEL PROCEDIMIENTO ADMINISTRATIVO GENERAL, publicado el 30 de abril de 2026</w:t>
+      </w:r>
+    </w:p>
     <w:p>
       <w:pPr>
         <w:pStyle w:val="Textonotapie"/>
         <w:ind w:left="567" w:hanging="567"/>
         <w:jc w:val="both"/>
-      </w:pPr>
-      <w:r>
-        <w:rPr>
-          <w:rStyle w:val="Refdenotaalpie"/>
-          <w:rFonts w:ascii="Arial Narrow" w:hAnsi="Arial Narrow" w:cs="Arial"/>
-          <w:sz w:val="16"/>
-          <w:szCs w:val="14"/>
-          <w:vertAlign w:val="superscript"/>
-        </w:rPr>
-        <w:footnoteRef/>
-      </w:r>
-      <w:r>
-        <w:rPr>
-          <w:rFonts w:ascii="Arial Narrow" w:hAnsi="Arial Narrow" w:cs="Arial"/>
-          <w:sz w:val="14"/>
-          <w:szCs w:val="14"/>
+        <w:rPr>
+          <w:rFonts w:ascii="Arial Narrow" w:eastAsia="Arial Narrow" w:hAnsi="Arial Narrow" w:cs="Arial Narrow"/>
+          <w:sz w:val="16"/>
+          <w:szCs w:val="16"/>
+        </w:rPr>
+      </w:pPr>
+      <w:r>
+        <w:rPr>
+          <w:rFonts w:ascii="Arial Narrow" w:eastAsia="Arial Narrow" w:hAnsi="Arial Narrow" w:cs="Arial Narrow"/>
+          <w:sz w:val="16"/>
+          <w:szCs w:val="16"/>
         </w:rPr>
         <w:tab/>
       </w:r>
       <w:r>
         <w:rPr>
-          <w:rFonts w:ascii="Arial Narrow" w:hAnsi="Arial Narrow" w:cs="Arial"/>
+          <w:rFonts w:ascii="Arial Narrow" w:eastAsia="Arial Narrow" w:hAnsi="Arial Narrow" w:cs="Arial Narrow"/>
           <w:b/>
           <w:bCs/>
-          <w:sz w:val="14"/>
-          <w:szCs w:val="14"/>
-        </w:rPr>
-        <w:t xml:space="preserve">DECRETO SUPREMO 006-2026-JUS, TEXTO ÚNICO ORDENADO DE LA LEY 27444, LEY DEL PROCEDIMIENTO ADMINISTRATIVO GENERAL, publicado el 30 de abril de 2026</w:t>
+          <w:sz w:val="16"/>
+          <w:szCs w:val="16"/>
+        </w:rPr>
+        <w:t xml:space="preserve">Artículo 223.- Contestación de la reclamación</w:t>
       </w:r>
     </w:p>
     <w:p>
@@ -5594,144 +6440,136 @@
         <w:pStyle w:val="Textonotapie"/>
         <w:ind w:left="567" w:hanging="567"/>
         <w:jc w:val="both"/>
-      </w:pPr>
-      <w:r>
-        <w:rPr>
-          <w:rFonts w:ascii="Arial Narrow" w:hAnsi="Arial Narrow" w:cs="Arial"/>
-          <w:sz w:val="14"/>
-          <w:szCs w:val="14"/>
+        <w:rPr>
+          <w:rFonts w:ascii="Arial Narrow" w:eastAsia="Arial Narrow" w:hAnsi="Arial Narrow" w:cs="Arial Narrow"/>
+          <w:sz w:val="16"/>
+          <w:szCs w:val="16"/>
+        </w:rPr>
+      </w:pPr>
+      <w:r>
+        <w:rPr>
+          <w:rFonts w:ascii="Arial Narrow" w:eastAsia="Arial Narrow" w:hAnsi="Arial Narrow" w:cs="Arial Narrow"/>
+          <w:sz w:val="16"/>
+          <w:szCs w:val="16"/>
         </w:rPr>
         <w:tab/>
       </w:r>
       <w:r>
         <w:rPr>
-          <w:rFonts w:ascii="Arial Narrow" w:hAnsi="Arial Narrow" w:cs="Arial"/>
+          <w:rFonts w:ascii="Arial Narrow" w:eastAsia="Arial Narrow" w:hAnsi="Arial Narrow" w:cs="Arial Narrow"/>
+          <w:sz w:val="16"/>
+          <w:szCs w:val="16"/>
+        </w:rPr>
+        <w:t xml:space="preserve">223.1 El reclamado deberá presentar la contestación de la reclamación dentro de los quince (15) días posteriores a la notificación de ésta; vencido este plazo, la Administración declarará en rebeldía al reclamado que no la hubiera presentado. La contestación deberá contener los requisitos de los escritos previstos en el artículo 113 de la presente Ley, así como la absolución de todos los asuntos controvertidos de hecho y de derecho, Las alegaciones y los hechos relevantes de la reclamación, salvo que hayan sido específicamente negadas en la contestación, se tendrán por aceptadas o merituadas como ciertas.</w:t>
+      </w:r>
+    </w:p>
+    <w:p>
+      <w:pPr>
+        <w:pStyle w:val="Textonotapie"/>
+        <w:ind w:left="567" w:hanging="567"/>
+        <w:jc w:val="both"/>
+        <w:rPr>
+          <w:rFonts w:ascii="Arial Narrow" w:eastAsia="Arial Narrow" w:hAnsi="Arial Narrow" w:cs="Arial Narrow"/>
+          <w:sz w:val="16"/>
+          <w:szCs w:val="16"/>
+        </w:rPr>
+      </w:pPr>
+    </w:p>
+  </w:footnote>
+  <w:footnote w:id="7">
+    <w:p>
+      <w:pPr>
+        <w:spacing w:after="0" w:line="240" w:lineRule="auto"/>
+        <w:ind w:left="567" w:hanging="567"/>
+        <w:jc w:val="both"/>
+        <w:rPr>
+          <w:rFonts w:ascii="Arial Narrow" w:eastAsia="Arial Narrow" w:hAnsi="Arial Narrow" w:cs="Arial Narrow"/>
+          <w:sz w:val="16"/>
+          <w:szCs w:val="16"/>
+        </w:rPr>
+      </w:pPr>
+      <w:r>
+        <w:rPr>
+          <w:rStyle w:val="Refdenotaalpie"/>
+          <w:rFonts w:ascii="Arial Narrow" w:eastAsia="Arial Narrow" w:hAnsi="Arial Narrow" w:cs="Arial Narrow"/>
+          <w:sz w:val="16"/>
+          <w:szCs w:val="16"/>
+          <w:vertAlign w:val="superscript"/>
+        </w:rPr>
+        <w:footnoteRef/>
+      </w:r>
+      <w:r>
+        <w:rPr>
+          <w:rFonts w:ascii="Arial Narrow" w:eastAsia="Arial Narrow" w:hAnsi="Arial Narrow" w:cs="Arial Narrow"/>
+          <w:sz w:val="16"/>
+          <w:szCs w:val="16"/>
+          <w:vertAlign w:val="superscript"/>
+        </w:rPr>
+        <w:t xml:space="preserve"> </w:t>
+      </w:r>
+      <w:r>
+        <w:rPr>
+          <w:rFonts w:ascii="Arial Narrow" w:eastAsia="Arial Narrow" w:hAnsi="Arial Narrow" w:cs="Arial Narrow"/>
+          <w:sz w:val="16"/>
+          <w:szCs w:val="16"/>
+        </w:rPr>
+        <w:t xml:space="preserve"> </w:t>
+      </w:r>
+      <w:r>
+        <w:rPr>
+          <w:rFonts w:ascii="Arial Narrow" w:eastAsia="Arial Narrow" w:hAnsi="Arial Narrow" w:cs="Arial Narrow"/>
+          <w:sz w:val="16"/>
+          <w:szCs w:val="16"/>
+        </w:rPr>
+        <w:tab/>
+      </w:r>
+      <w:r>
+        <w:rPr>
+          <w:rFonts w:ascii="Arial Narrow" w:eastAsia="Arial Narrow" w:hAnsi="Arial Narrow" w:cs="Arial Narrow"/>
+          <w:b/>
+          <w:sz w:val="16"/>
+          <w:szCs w:val="16"/>
+        </w:rPr>
+        <w:t>LEY 29571, CÓDIGO DE PROTECCIÓN Y DEFENSA DEL CONSUMIDOR</w:t>
+      </w:r>
+      <w:r>
+        <w:rPr>
+          <w:rFonts w:ascii="Arial Narrow" w:eastAsia="Arial Narrow" w:hAnsi="Arial Narrow" w:cs="Arial Narrow"/>
           <w:b/>
           <w:bCs/>
-          <w:sz w:val="14"/>
-          <w:szCs w:val="14"/>
-        </w:rPr>
-        <w:t xml:space="preserve">Artículo 223.- Contestación de la reclamación</w:t>
-      </w:r>
-    </w:p>
-    <w:p>
-      <w:pPr>
-        <w:pStyle w:val="Textonotapie"/>
+          <w:sz w:val="16"/>
+          <w:szCs w:val="16"/>
+        </w:rPr>
+        <w:t xml:space="preserve">, </w:t>
+      </w:r>
+      <w:r>
+        <w:rPr>
+          <w:rFonts w:ascii="Arial Narrow" w:eastAsia="Arial Narrow" w:hAnsi="Arial Narrow" w:cs="Arial Narrow"/>
+          <w:b/>
+          <w:sz w:val="16"/>
+          <w:szCs w:val="16"/>
+        </w:rPr>
+        <w:t>publicado el 2 de setiembre de 2010 y modificado por Decreto Legislativo 1308</w:t>
+      </w:r>
+    </w:p>
+    <w:p>
+      <w:pPr>
+        <w:spacing w:after="0" w:line="240" w:lineRule="auto"/>
         <w:ind w:left="567" w:hanging="567"/>
         <w:jc w:val="both"/>
-      </w:pPr>
-      <w:r>
-        <w:rPr>
-          <w:rFonts w:ascii="Arial Narrow" w:hAnsi="Arial Narrow" w:cs="Arial"/>
-          <w:sz w:val="14"/>
-          <w:szCs w:val="14"/>
-        </w:rPr>
-        <w:tab/>
-      </w:r>
-      <w:r>
-        <w:rPr>
-          <w:rFonts w:ascii="Arial Narrow" w:hAnsi="Arial Narrow" w:cs="Arial"/>
-          <w:sz w:val="14"/>
-          <w:szCs w:val="14"/>
-        </w:rPr>
-        <w:t xml:space="preserve">223.1 El reclamado deberá presentar la contestación de la reclamación dentro de los quince (15) días posteriores a la notificación de ésta; vencido este plazo, la Administración declarará en rebeldía al reclamado que no la hubiera presentado. La contestación deberá contener los requisitos de los escritos previstos en el artículo 113 de la presente Ley, así como la absolución de todos los asuntos controvertidos de hecho y de derecho, Las alegaciones y los hechos relevantes de la reclamación, salvo que hayan sido específicamente negadas en la contestación, se tendrán por aceptadas o merituadas como ciertas.</w:t>
-      </w:r>
-    </w:p>
-  </w:footnote>
-  <w:footnote w:id="7">
-    <w:p>
-      <w:pPr>
-        <w:spacing w:after="0" w:line="240" w:lineRule="auto"/>
-        <w:ind w:left="567" w:hanging="567"/>
-        <w:jc w:val="both"/>
-        <w:rPr>
-          <w:rFonts w:ascii="Arial Narrow" w:hAnsi="Arial Narrow" w:cs="Arial"/>
-          <w:sz w:val="14"/>
-          <w:szCs w:val="14"/>
-        </w:rPr>
-      </w:pPr>
-      <w:r>
-        <w:rPr>
-          <w:rStyle w:val="Refdenotaalpie"/>
-          <w:rFonts w:ascii="Arial Narrow" w:hAnsi="Arial Narrow" w:cs="Arial"/>
-          <w:sz w:val="16"/>
-          <w:szCs w:val="14"/>
-          <w:vertAlign w:val="superscript"/>
-        </w:rPr>
-        <w:footnoteRef/>
-      </w:r>
-      <w:r>
-        <w:rPr>
-          <w:rFonts w:ascii="Arial Narrow" w:hAnsi="Arial Narrow" w:cs="Arial"/>
-          <w:sz w:val="14"/>
-          <w:szCs w:val="14"/>
-          <w:vertAlign w:val="superscript"/>
-        </w:rPr>
-        <w:t xml:space="preserve"> </w:t>
-      </w:r>
-      <w:r>
-        <w:rPr>
-          <w:rFonts w:ascii="Arial Narrow" w:hAnsi="Arial Narrow" w:cs="Arial"/>
-          <w:sz w:val="14"/>
-          <w:szCs w:val="14"/>
-        </w:rPr>
-        <w:t xml:space="preserve"> </w:t>
-      </w:r>
-      <w:r>
-        <w:rPr>
-          <w:rFonts w:ascii="Arial Narrow" w:hAnsi="Arial Narrow" w:cs="Arial"/>
-          <w:sz w:val="14"/>
-          <w:szCs w:val="14"/>
-        </w:rPr>
-        <w:tab/>
-      </w:r>
-      <w:r>
-        <w:rPr>
-          <w:rFonts w:ascii="Arial Narrow" w:eastAsia="Arial Narrow" w:hAnsi="Arial Narrow" w:cs="Arial"/>
+        <w:rPr>
+          <w:rFonts w:ascii="Arial Narrow" w:eastAsia="Arial Narrow" w:hAnsi="Arial Narrow" w:cs="Arial Narrow"/>
           <w:b/>
-          <w:sz w:val="14"/>
-          <w:szCs w:val="14"/>
-        </w:rPr>
-        <w:t>LEY 29571, CÓDIGO DE PROTECCIÓN Y DEFENSA DEL CONSUMIDOR</w:t>
-      </w:r>
-      <w:r>
-        <w:rPr>
-          <w:rFonts w:ascii="Arial Narrow" w:hAnsi="Arial Narrow" w:cs="Arial"/>
+          <w:sz w:val="16"/>
+          <w:szCs w:val="16"/>
+        </w:rPr>
+      </w:pPr>
+      <w:r>
+        <w:rPr>
+          <w:rFonts w:ascii="Arial Narrow" w:eastAsia="Arial Narrow" w:hAnsi="Arial Narrow" w:cs="Arial Narrow"/>
           <w:b/>
-          <w:bCs/>
-          <w:sz w:val="14"/>
-          <w:szCs w:val="14"/>
-        </w:rPr>
-        <w:t xml:space="preserve">, </w:t>
-      </w:r>
-      <w:r>
-        <w:rPr>
-          <w:rFonts w:ascii="Arial Narrow" w:hAnsi="Arial Narrow" w:cs="Arial"/>
-          <w:b/>
-          <w:sz w:val="14"/>
-          <w:szCs w:val="14"/>
-        </w:rPr>
-        <w:t>publicado el 2 de setiembre de 2010 y modificado por Decreto Legislativo 1308</w:t>
-      </w:r>
-    </w:p>
-    <w:p>
-      <w:pPr>
-        <w:spacing w:after="0" w:line="240" w:lineRule="auto"/>
-        <w:ind w:left="567" w:hanging="567"/>
-        <w:jc w:val="both"/>
-        <w:rPr>
-          <w:rFonts w:ascii="Arial Narrow" w:eastAsia="Arial Narrow" w:hAnsi="Arial Narrow" w:cs="Arial"/>
-          <w:b/>
-          <w:sz w:val="14"/>
-          <w:szCs w:val="14"/>
-        </w:rPr>
-      </w:pPr>
-      <w:r>
-        <w:rPr>
-          <w:rFonts w:ascii="Arial Narrow" w:eastAsia="Arial Narrow" w:hAnsi="Arial Narrow" w:cs="Arial"/>
-          <w:b/>
-          <w:sz w:val="14"/>
-          <w:szCs w:val="14"/>
+          <w:sz w:val="16"/>
+          <w:szCs w:val="16"/>
         </w:rPr>
         <w:tab/>
         <w:t>Artículo 110.- Sanciones administrativas</w:t>
@@ -5743,16 +6581,16 @@
         <w:ind w:left="567"/>
         <w:jc w:val="both"/>
         <w:rPr>
-          <w:rFonts w:ascii="Arial Narrow" w:hAnsi="Arial Narrow" w:cs="Arial"/>
-          <w:sz w:val="14"/>
-          <w:szCs w:val="14"/>
-        </w:rPr>
-      </w:pPr>
-      <w:r>
-        <w:rPr>
-          <w:rFonts w:ascii="Arial Narrow" w:eastAsia="Arial Narrow" w:hAnsi="Arial Narrow" w:cs="Arial"/>
-          <w:sz w:val="14"/>
-          <w:szCs w:val="14"/>
+          <w:rFonts w:ascii="Arial Narrow" w:eastAsia="Arial Narrow" w:hAnsi="Arial Narrow" w:cs="Arial Narrow"/>
+          <w:sz w:val="16"/>
+          <w:szCs w:val="16"/>
+        </w:rPr>
+      </w:pPr>
+      <w:r>
+        <w:rPr>
+          <w:rFonts w:ascii="Arial Narrow" w:eastAsia="Arial Narrow" w:hAnsi="Arial Narrow" w:cs="Arial Narrow"/>
+          <w:sz w:val="16"/>
+          <w:szCs w:val="16"/>
         </w:rPr>
         <w:t>El órgano resolutivo puede sancionar las infracciones administrativas a que se refiere el artículo 108 con amonestación y multas de hasta cuatrocientos cincuenta (450) Unidades Impositivas Tributarias (UIT), las cuales son calificadas de la siguiente manera:</w:t>
       </w:r>
@@ -5767,16 +6605,16 @@
         <w:ind w:left="426" w:firstLine="141"/>
         <w:jc w:val="both"/>
         <w:rPr>
-          <w:rFonts w:ascii="Arial Narrow" w:eastAsia="Arial Narrow" w:hAnsi="Arial Narrow" w:cs="Arial"/>
-          <w:sz w:val="14"/>
-          <w:szCs w:val="14"/>
-        </w:rPr>
-      </w:pPr>
-      <w:r>
-        <w:rPr>
-          <w:rFonts w:ascii="Arial Narrow" w:eastAsia="Arial Narrow" w:hAnsi="Arial Narrow" w:cs="Arial"/>
-          <w:sz w:val="14"/>
-          <w:szCs w:val="14"/>
+          <w:rFonts w:ascii="Arial Narrow" w:eastAsia="Arial Narrow" w:hAnsi="Arial Narrow" w:cs="Arial Narrow"/>
+          <w:sz w:val="16"/>
+          <w:szCs w:val="16"/>
+        </w:rPr>
+      </w:pPr>
+      <w:r>
+        <w:rPr>
+          <w:rFonts w:ascii="Arial Narrow" w:eastAsia="Arial Narrow" w:hAnsi="Arial Narrow" w:cs="Arial Narrow"/>
+          <w:sz w:val="16"/>
+          <w:szCs w:val="16"/>
         </w:rPr>
         <w:t>Infracciones leves, con una amonestación o con una multa de hasta cincuenta (50) UIT.</w:t>
       </w:r>
@@ -5791,16 +6629,16 @@
         <w:ind w:left="426" w:firstLine="141"/>
         <w:jc w:val="both"/>
         <w:rPr>
-          <w:rFonts w:ascii="Arial Narrow" w:eastAsia="Arial Narrow" w:hAnsi="Arial Narrow" w:cs="Arial"/>
-          <w:sz w:val="14"/>
-          <w:szCs w:val="14"/>
-        </w:rPr>
-      </w:pPr>
-      <w:r>
-        <w:rPr>
-          <w:rFonts w:ascii="Arial Narrow" w:eastAsia="Arial Narrow" w:hAnsi="Arial Narrow" w:cs="Arial"/>
-          <w:sz w:val="14"/>
-          <w:szCs w:val="14"/>
+          <w:rFonts w:ascii="Arial Narrow" w:eastAsia="Arial Narrow" w:hAnsi="Arial Narrow" w:cs="Arial Narrow"/>
+          <w:sz w:val="16"/>
+          <w:szCs w:val="16"/>
+        </w:rPr>
+      </w:pPr>
+      <w:r>
+        <w:rPr>
+          <w:rFonts w:ascii="Arial Narrow" w:eastAsia="Arial Narrow" w:hAnsi="Arial Narrow" w:cs="Arial Narrow"/>
+          <w:sz w:val="16"/>
+          <w:szCs w:val="16"/>
         </w:rPr>
         <w:t>Infracciones graves, con una multa de hasta ciento cincuenta (150) UIT.</w:t>
       </w:r>
@@ -5815,16 +6653,16 @@
         <w:ind w:left="426" w:firstLine="141"/>
         <w:jc w:val="both"/>
         <w:rPr>
-          <w:rFonts w:ascii="Arial Narrow" w:eastAsia="Arial Narrow" w:hAnsi="Arial Narrow" w:cs="Arial"/>
-          <w:sz w:val="14"/>
-          <w:szCs w:val="14"/>
-        </w:rPr>
-      </w:pPr>
-      <w:r>
-        <w:rPr>
-          <w:rFonts w:ascii="Arial Narrow" w:eastAsia="Arial Narrow" w:hAnsi="Arial Narrow" w:cs="Arial"/>
-          <w:sz w:val="14"/>
-          <w:szCs w:val="14"/>
+          <w:rFonts w:ascii="Arial Narrow" w:eastAsia="Arial Narrow" w:hAnsi="Arial Narrow" w:cs="Arial Narrow"/>
+          <w:sz w:val="16"/>
+          <w:szCs w:val="16"/>
+        </w:rPr>
+      </w:pPr>
+      <w:r>
+        <w:rPr>
+          <w:rFonts w:ascii="Arial Narrow" w:eastAsia="Arial Narrow" w:hAnsi="Arial Narrow" w:cs="Arial Narrow"/>
+          <w:sz w:val="16"/>
+          <w:szCs w:val="16"/>
         </w:rPr>
         <w:t>Infracciones muy graves, con una multa de hasta cuatrocientos cincuenta (450) UIT.</w:t>
       </w:r>
@@ -5835,19 +6673,31 @@
         <w:ind w:left="567"/>
         <w:jc w:val="both"/>
         <w:rPr>
-          <w:rFonts w:ascii="Arial Narrow" w:eastAsia="Arial Narrow" w:hAnsi="Arial Narrow" w:cs="Arial"/>
-          <w:sz w:val="14"/>
-          <w:szCs w:val="14"/>
-        </w:rPr>
-      </w:pPr>
-      <w:r>
-        <w:rPr>
-          <w:rFonts w:ascii="Arial Narrow" w:eastAsia="Arial Narrow" w:hAnsi="Arial Narrow" w:cs="Arial"/>
-          <w:sz w:val="14"/>
-          <w:szCs w:val="14"/>
+          <w:rFonts w:ascii="Arial Narrow" w:eastAsia="Arial Narrow" w:hAnsi="Arial Narrow" w:cs="Arial Narrow"/>
+          <w:sz w:val="16"/>
+          <w:szCs w:val="16"/>
+        </w:rPr>
+      </w:pPr>
+      <w:r>
+        <w:rPr>
+          <w:rFonts w:ascii="Arial Narrow" w:eastAsia="Arial Narrow" w:hAnsi="Arial Narrow" w:cs="Arial Narrow"/>
+          <w:sz w:val="16"/>
+          <w:szCs w:val="16"/>
         </w:rPr>
         <w:t>(…).</w:t>
       </w:r>
+    </w:p>
+    <w:p>
+      <w:pPr>
+        <w:spacing w:after="0" w:line="240" w:lineRule="auto"/>
+        <w:ind w:left="567" w:hanging="567"/>
+        <w:jc w:val="both"/>
+        <w:rPr>
+          <w:rFonts w:ascii="Arial Narrow" w:eastAsia="Arial Narrow" w:hAnsi="Arial Narrow" w:cs="Arial Narrow"/>
+          <w:sz w:val="16"/>
+          <w:szCs w:val="16"/>
+        </w:rPr>
+      </w:pPr>
     </w:p>
   </w:footnote>
   <w:footnote w:id="8">
@@ -5857,43 +6707,43 @@
         <w:ind w:left="567" w:hanging="567"/>
         <w:jc w:val="both"/>
         <w:rPr>
-          <w:rFonts w:ascii="Arial Narrow" w:eastAsia="Arial Narrow" w:hAnsi="Arial Narrow" w:cs="Arial"/>
-          <w:sz w:val="14"/>
-          <w:szCs w:val="14"/>
+          <w:rFonts w:ascii="Arial Narrow" w:eastAsia="Arial Narrow" w:hAnsi="Arial Narrow" w:cs="Arial Narrow"/>
+          <w:sz w:val="16"/>
+          <w:szCs w:val="16"/>
         </w:rPr>
       </w:pPr>
       <w:r>
         <w:rPr>
           <w:rStyle w:val="Refdenotaalpie"/>
-          <w:rFonts w:ascii="Arial Narrow" w:hAnsi="Arial Narrow" w:cs="Arial"/>
-          <w:sz w:val="16"/>
-          <w:szCs w:val="14"/>
+          <w:rFonts w:ascii="Arial Narrow" w:eastAsia="Arial Narrow" w:hAnsi="Arial Narrow" w:cs="Arial Narrow"/>
+          <w:sz w:val="16"/>
+          <w:szCs w:val="16"/>
           <w:vertAlign w:val="superscript"/>
         </w:rPr>
         <w:footnoteRef/>
       </w:r>
       <w:r>
         <w:rPr>
-          <w:rFonts w:ascii="Arial Narrow" w:hAnsi="Arial Narrow" w:cs="Arial"/>
-          <w:sz w:val="14"/>
-          <w:szCs w:val="14"/>
+          <w:rFonts w:ascii="Arial Narrow" w:eastAsia="Arial Narrow" w:hAnsi="Arial Narrow" w:cs="Arial Narrow"/>
+          <w:sz w:val="16"/>
+          <w:szCs w:val="16"/>
         </w:rPr>
         <w:t xml:space="preserve"> </w:t>
       </w:r>
       <w:r>
         <w:rPr>
-          <w:rFonts w:ascii="Arial Narrow" w:hAnsi="Arial Narrow" w:cs="Arial"/>
-          <w:sz w:val="14"/>
-          <w:szCs w:val="14"/>
+          <w:rFonts w:ascii="Arial Narrow" w:eastAsia="Arial Narrow" w:hAnsi="Arial Narrow" w:cs="Arial Narrow"/>
+          <w:sz w:val="16"/>
+          <w:szCs w:val="16"/>
         </w:rPr>
         <w:tab/>
       </w:r>
       <w:r>
         <w:rPr>
-          <w:rFonts w:ascii="Arial Narrow" w:eastAsia="Arial Narrow" w:hAnsi="Arial Narrow" w:cs="Arial"/>
+          <w:rFonts w:ascii="Arial Narrow" w:eastAsia="Arial Narrow" w:hAnsi="Arial Narrow" w:cs="Arial Narrow"/>
           <w:b/>
-          <w:sz w:val="14"/>
-          <w:szCs w:val="14"/>
+          <w:sz w:val="16"/>
+          <w:szCs w:val="16"/>
         </w:rPr>
         <w:t>Artículo 114.- Medidas correctivas</w:t>
       </w:r>
@@ -5904,16 +6754,16 @@
         <w:ind w:left="567"/>
         <w:jc w:val="both"/>
         <w:rPr>
-          <w:rFonts w:ascii="Arial Narrow" w:eastAsia="Arial Narrow" w:hAnsi="Arial Narrow" w:cs="Arial"/>
-          <w:sz w:val="14"/>
-          <w:szCs w:val="14"/>
-        </w:rPr>
-      </w:pPr>
-      <w:r>
-        <w:rPr>
-          <w:rFonts w:ascii="Arial Narrow" w:eastAsia="Arial Narrow" w:hAnsi="Arial Narrow" w:cs="Arial"/>
-          <w:sz w:val="14"/>
-          <w:szCs w:val="14"/>
+          <w:rFonts w:ascii="Arial Narrow" w:eastAsia="Arial Narrow" w:hAnsi="Arial Narrow" w:cs="Arial Narrow"/>
+          <w:sz w:val="16"/>
+          <w:szCs w:val="16"/>
+        </w:rPr>
+      </w:pPr>
+      <w:r>
+        <w:rPr>
+          <w:rFonts w:ascii="Arial Narrow" w:eastAsia="Arial Narrow" w:hAnsi="Arial Narrow" w:cs="Arial Narrow"/>
+          <w:sz w:val="16"/>
+          <w:szCs w:val="16"/>
         </w:rPr>
         <w:t xml:space="preserve">Sin perjuicio de la sanción administrativa que corresponda al proveedor por una infracción al presente Código, el Indecopi puede dictar, en calidad de mandatos, medidas correctivas reparadoras y complementarias. </w:t>
       </w:r>
@@ -5924,16 +6774,16 @@
         <w:ind w:left="567" w:hanging="567"/>
         <w:jc w:val="both"/>
         <w:rPr>
-          <w:rFonts w:ascii="Arial Narrow" w:eastAsia="Arial Narrow" w:hAnsi="Arial Narrow" w:cs="Arial"/>
-          <w:sz w:val="14"/>
-          <w:szCs w:val="14"/>
-        </w:rPr>
-      </w:pPr>
-      <w:r>
-        <w:rPr>
-          <w:rFonts w:ascii="Arial Narrow" w:eastAsia="Arial Narrow" w:hAnsi="Arial Narrow" w:cs="Arial"/>
-          <w:sz w:val="14"/>
-          <w:szCs w:val="14"/>
+          <w:rFonts w:ascii="Arial Narrow" w:eastAsia="Arial Narrow" w:hAnsi="Arial Narrow" w:cs="Arial Narrow"/>
+          <w:sz w:val="16"/>
+          <w:szCs w:val="16"/>
+        </w:rPr>
+      </w:pPr>
+      <w:r>
+        <w:rPr>
+          <w:rFonts w:ascii="Arial Narrow" w:eastAsia="Arial Narrow" w:hAnsi="Arial Narrow" w:cs="Arial Narrow"/>
+          <w:sz w:val="16"/>
+          <w:szCs w:val="16"/>
         </w:rPr>
         <w:tab/>
         <w:t xml:space="preserve">Las medidas correctivas reparadoras pueden dictarse a pedido de parte o de oficio, siempre y cuando sean expresamente informadas sobre esa posibilidad en la notificación de cargo al proveedor por la autoridad encargada del procedimiento. </w:t>
@@ -5945,16 +6795,16 @@
         <w:ind w:left="567" w:hanging="567"/>
         <w:jc w:val="both"/>
         <w:rPr>
-          <w:rFonts w:ascii="Arial Narrow" w:eastAsia="Arial Narrow" w:hAnsi="Arial Narrow" w:cs="Arial"/>
-          <w:sz w:val="14"/>
-          <w:szCs w:val="14"/>
-        </w:rPr>
-      </w:pPr>
-      <w:r>
-        <w:rPr>
-          <w:rFonts w:ascii="Arial Narrow" w:eastAsia="Arial Narrow" w:hAnsi="Arial Narrow" w:cs="Arial"/>
-          <w:sz w:val="14"/>
-          <w:szCs w:val="14"/>
+          <w:rFonts w:ascii="Arial Narrow" w:eastAsia="Arial Narrow" w:hAnsi="Arial Narrow" w:cs="Arial Narrow"/>
+          <w:sz w:val="16"/>
+          <w:szCs w:val="16"/>
+        </w:rPr>
+      </w:pPr>
+      <w:r>
+        <w:rPr>
+          <w:rFonts w:ascii="Arial Narrow" w:eastAsia="Arial Narrow" w:hAnsi="Arial Narrow" w:cs="Arial Narrow"/>
+          <w:sz w:val="16"/>
+          <w:szCs w:val="16"/>
         </w:rPr>
         <w:tab/>
         <w:t>Las medidas correctivas complementarias pueden dictarse de oficio o a pedido de parte.</w:t>
@@ -5966,9 +6816,9 @@
         <w:ind w:left="567" w:hanging="567"/>
         <w:jc w:val="both"/>
         <w:rPr>
-          <w:rFonts w:ascii="Arial Narrow" w:hAnsi="Arial Narrow" w:cs="Arial"/>
-          <w:sz w:val="14"/>
-          <w:szCs w:val="14"/>
+          <w:rFonts w:ascii="Arial Narrow" w:eastAsia="Arial Narrow" w:hAnsi="Arial Narrow" w:cs="Arial Narrow"/>
+          <w:sz w:val="16"/>
+          <w:szCs w:val="16"/>
         </w:rPr>
       </w:pPr>
     </w:p>
@@ -5978,17 +6828,17 @@
         <w:ind w:left="567" w:hanging="567"/>
         <w:jc w:val="both"/>
         <w:rPr>
-          <w:rFonts w:ascii="Arial Narrow" w:hAnsi="Arial Narrow" w:cs="Arial"/>
-          <w:sz w:val="14"/>
-          <w:szCs w:val="14"/>
-        </w:rPr>
-      </w:pPr>
-      <w:r>
-        <w:rPr>
-          <w:rFonts w:ascii="Arial Narrow" w:eastAsia="Arial Narrow" w:hAnsi="Arial Narrow" w:cs="Arial"/>
+          <w:rFonts w:ascii="Arial Narrow" w:eastAsia="Arial Narrow" w:hAnsi="Arial Narrow" w:cs="Arial Narrow"/>
+          <w:sz w:val="16"/>
+          <w:szCs w:val="16"/>
+        </w:rPr>
+      </w:pPr>
+      <w:r>
+        <w:rPr>
+          <w:rFonts w:ascii="Arial Narrow" w:eastAsia="Arial Narrow" w:hAnsi="Arial Narrow" w:cs="Arial Narrow"/>
           <w:b/>
-          <w:sz w:val="14"/>
-          <w:szCs w:val="14"/>
+          <w:sz w:val="16"/>
+          <w:szCs w:val="16"/>
         </w:rPr>
         <w:tab/>
         <w:t>Artículo 115.- Medidas correctivas reparadoras</w:t>
@@ -6000,16 +6850,16 @@
         <w:ind w:left="567" w:hanging="283"/>
         <w:jc w:val="both"/>
         <w:rPr>
-          <w:rFonts w:ascii="Arial Narrow" w:eastAsia="Arial Narrow" w:hAnsi="Arial Narrow" w:cs="Arial"/>
-          <w:sz w:val="14"/>
-          <w:szCs w:val="14"/>
-        </w:rPr>
-      </w:pPr>
-      <w:r>
-        <w:rPr>
-          <w:rFonts w:ascii="Arial Narrow" w:eastAsia="Arial Narrow" w:hAnsi="Arial Narrow" w:cs="Arial"/>
-          <w:sz w:val="14"/>
-          <w:szCs w:val="14"/>
+          <w:rFonts w:ascii="Arial Narrow" w:eastAsia="Arial Narrow" w:hAnsi="Arial Narrow" w:cs="Arial Narrow"/>
+          <w:sz w:val="16"/>
+          <w:szCs w:val="16"/>
+        </w:rPr>
+      </w:pPr>
+      <w:r>
+        <w:rPr>
+          <w:rFonts w:ascii="Arial Narrow" w:eastAsia="Arial Narrow" w:hAnsi="Arial Narrow" w:cs="Arial Narrow"/>
+          <w:sz w:val="16"/>
+          <w:szCs w:val="16"/>
         </w:rPr>
         <w:tab/>
         <w:t>115.1 Las medidas correctivas reparadoras tienen el objeto de resarcir las consecuencias patrimoniales directas e inmediatas ocasionadas al consumidor por la infracción administrativa a su estado anterior. En caso el órgano resolutivo dicte una o varias medidas correctivas, debe considerar lo acordado por las partes durante la relación de consumo. Las medidas correctivas reparadoras pueden consistir en ordenar al proveedor infractor lo siguiente:</w:t>
@@ -6025,16 +6875,16 @@
         <w:ind w:left="567" w:firstLine="0"/>
         <w:jc w:val="both"/>
         <w:rPr>
-          <w:rFonts w:ascii="Arial Narrow" w:eastAsia="Arial Narrow" w:hAnsi="Arial Narrow" w:cs="Arial"/>
-          <w:sz w:val="14"/>
-          <w:szCs w:val="14"/>
-        </w:rPr>
-      </w:pPr>
-      <w:r>
-        <w:rPr>
-          <w:rFonts w:ascii="Arial Narrow" w:eastAsia="Arial Narrow" w:hAnsi="Arial Narrow" w:cs="Arial"/>
-          <w:sz w:val="14"/>
-          <w:szCs w:val="14"/>
+          <w:rFonts w:ascii="Arial Narrow" w:eastAsia="Arial Narrow" w:hAnsi="Arial Narrow" w:cs="Arial Narrow"/>
+          <w:sz w:val="16"/>
+          <w:szCs w:val="16"/>
+        </w:rPr>
+      </w:pPr>
+      <w:r>
+        <w:rPr>
+          <w:rFonts w:ascii="Arial Narrow" w:eastAsia="Arial Narrow" w:hAnsi="Arial Narrow" w:cs="Arial Narrow"/>
+          <w:sz w:val="16"/>
+          <w:szCs w:val="16"/>
         </w:rPr>
         <w:t>Reparar productos.</w:t>
       </w:r>
@@ -6049,16 +6899,16 @@
         <w:ind w:left="567" w:firstLine="0"/>
         <w:jc w:val="both"/>
         <w:rPr>
-          <w:rFonts w:ascii="Arial Narrow" w:eastAsia="Arial Narrow" w:hAnsi="Arial Narrow" w:cs="Arial"/>
-          <w:sz w:val="14"/>
-          <w:szCs w:val="14"/>
-        </w:rPr>
-      </w:pPr>
-      <w:r>
-        <w:rPr>
-          <w:rFonts w:ascii="Arial Narrow" w:eastAsia="Arial Narrow" w:hAnsi="Arial Narrow" w:cs="Arial"/>
-          <w:sz w:val="14"/>
-          <w:szCs w:val="14"/>
+          <w:rFonts w:ascii="Arial Narrow" w:eastAsia="Arial Narrow" w:hAnsi="Arial Narrow" w:cs="Arial Narrow"/>
+          <w:sz w:val="16"/>
+          <w:szCs w:val="16"/>
+        </w:rPr>
+      </w:pPr>
+      <w:r>
+        <w:rPr>
+          <w:rFonts w:ascii="Arial Narrow" w:eastAsia="Arial Narrow" w:hAnsi="Arial Narrow" w:cs="Arial Narrow"/>
+          <w:sz w:val="16"/>
+          <w:szCs w:val="16"/>
         </w:rPr>
         <w:t>Cambiar productos por otros de idénticas o similares características, cuando la reparación no sea posible o no resulte razonable según las circunstancias.</w:t>
       </w:r>
@@ -6073,16 +6923,16 @@
         <w:ind w:left="567" w:firstLine="0"/>
         <w:jc w:val="both"/>
         <w:rPr>
-          <w:rFonts w:ascii="Arial Narrow" w:eastAsia="Arial Narrow" w:hAnsi="Arial Narrow" w:cs="Arial"/>
-          <w:sz w:val="14"/>
-          <w:szCs w:val="14"/>
-        </w:rPr>
-      </w:pPr>
-      <w:r>
-        <w:rPr>
-          <w:rFonts w:ascii="Arial Narrow" w:eastAsia="Arial Narrow" w:hAnsi="Arial Narrow" w:cs="Arial"/>
-          <w:sz w:val="14"/>
-          <w:szCs w:val="14"/>
+          <w:rFonts w:ascii="Arial Narrow" w:eastAsia="Arial Narrow" w:hAnsi="Arial Narrow" w:cs="Arial Narrow"/>
+          <w:sz w:val="16"/>
+          <w:szCs w:val="16"/>
+        </w:rPr>
+      </w:pPr>
+      <w:r>
+        <w:rPr>
+          <w:rFonts w:ascii="Arial Narrow" w:eastAsia="Arial Narrow" w:hAnsi="Arial Narrow" w:cs="Arial Narrow"/>
+          <w:sz w:val="16"/>
+          <w:szCs w:val="16"/>
         </w:rPr>
         <w:t>Entregar un producto de idénticas características o, cuando esto no resulte posible, de similares características, en los supuestos de pérdida o deterioro atribuible al proveedor y siempre que exista interés del consumidor.</w:t>
       </w:r>
@@ -6097,16 +6947,16 @@
         <w:ind w:left="567" w:firstLine="0"/>
         <w:jc w:val="both"/>
         <w:rPr>
-          <w:rFonts w:ascii="Arial Narrow" w:eastAsia="Arial Narrow" w:hAnsi="Arial Narrow" w:cs="Arial"/>
-          <w:sz w:val="14"/>
-          <w:szCs w:val="14"/>
-        </w:rPr>
-      </w:pPr>
-      <w:r>
-        <w:rPr>
-          <w:rFonts w:ascii="Arial Narrow" w:eastAsia="Arial Narrow" w:hAnsi="Arial Narrow" w:cs="Arial"/>
-          <w:sz w:val="14"/>
-          <w:szCs w:val="14"/>
+          <w:rFonts w:ascii="Arial Narrow" w:eastAsia="Arial Narrow" w:hAnsi="Arial Narrow" w:cs="Arial Narrow"/>
+          <w:sz w:val="16"/>
+          <w:szCs w:val="16"/>
+        </w:rPr>
+      </w:pPr>
+      <w:r>
+        <w:rPr>
+          <w:rFonts w:ascii="Arial Narrow" w:eastAsia="Arial Narrow" w:hAnsi="Arial Narrow" w:cs="Arial Narrow"/>
+          <w:sz w:val="16"/>
+          <w:szCs w:val="16"/>
         </w:rPr>
         <w:t>Cumplir con ejecutar la prestación u obligación asumida; y si esto no resulte posible o no sea razonable, otra de efectos equivalentes, incluyendo prestaciones dinerarias.</w:t>
       </w:r>
@@ -6121,16 +6971,16 @@
         <w:ind w:left="567" w:firstLine="0"/>
         <w:jc w:val="both"/>
         <w:rPr>
-          <w:rFonts w:ascii="Arial Narrow" w:eastAsia="Arial Narrow" w:hAnsi="Arial Narrow" w:cs="Arial"/>
-          <w:sz w:val="14"/>
-          <w:szCs w:val="14"/>
-        </w:rPr>
-      </w:pPr>
-      <w:r>
-        <w:rPr>
-          <w:rFonts w:ascii="Arial Narrow" w:eastAsia="Arial Narrow" w:hAnsi="Arial Narrow" w:cs="Arial"/>
-          <w:sz w:val="14"/>
-          <w:szCs w:val="14"/>
+          <w:rFonts w:ascii="Arial Narrow" w:eastAsia="Arial Narrow" w:hAnsi="Arial Narrow" w:cs="Arial Narrow"/>
+          <w:sz w:val="16"/>
+          <w:szCs w:val="16"/>
+        </w:rPr>
+      </w:pPr>
+      <w:r>
+        <w:rPr>
+          <w:rFonts w:ascii="Arial Narrow" w:eastAsia="Arial Narrow" w:hAnsi="Arial Narrow" w:cs="Arial Narrow"/>
+          <w:sz w:val="16"/>
+          <w:szCs w:val="16"/>
         </w:rPr>
         <w:t>Cumplir con ejecutar otras prestaciones u obligaciones legales o convencionales a su cargo.</w:t>
       </w:r>
@@ -6145,16 +6995,16 @@
         <w:ind w:left="567" w:firstLine="0"/>
         <w:jc w:val="both"/>
         <w:rPr>
-          <w:rFonts w:ascii="Arial Narrow" w:eastAsia="Arial Narrow" w:hAnsi="Arial Narrow" w:cs="Arial"/>
-          <w:sz w:val="14"/>
-          <w:szCs w:val="14"/>
-        </w:rPr>
-      </w:pPr>
-      <w:r>
-        <w:rPr>
-          <w:rFonts w:ascii="Arial Narrow" w:eastAsia="Arial Narrow" w:hAnsi="Arial Narrow" w:cs="Arial"/>
-          <w:sz w:val="14"/>
-          <w:szCs w:val="14"/>
+          <w:rFonts w:ascii="Arial Narrow" w:eastAsia="Arial Narrow" w:hAnsi="Arial Narrow" w:cs="Arial Narrow"/>
+          <w:sz w:val="16"/>
+          <w:szCs w:val="16"/>
+        </w:rPr>
+      </w:pPr>
+      <w:r>
+        <w:rPr>
+          <w:rFonts w:ascii="Arial Narrow" w:eastAsia="Arial Narrow" w:hAnsi="Arial Narrow" w:cs="Arial Narrow"/>
+          <w:sz w:val="16"/>
+          <w:szCs w:val="16"/>
         </w:rPr>
         <w:t>Devolver la contraprestación pagada por el consumidor, más los intereses legales correspondientes, cuando la reparación, reposición, o cumplimiento de la prestación u obligación, según sea el caso, no resulte posible o no sea razonable según las circunstancias.</w:t>
       </w:r>
@@ -6169,16 +7019,16 @@
         <w:ind w:left="567" w:firstLine="0"/>
         <w:jc w:val="both"/>
         <w:rPr>
-          <w:rFonts w:ascii="Arial Narrow" w:eastAsia="Arial Narrow" w:hAnsi="Arial Narrow" w:cs="Arial"/>
-          <w:sz w:val="14"/>
-          <w:szCs w:val="14"/>
-        </w:rPr>
-      </w:pPr>
-      <w:r>
-        <w:rPr>
-          <w:rFonts w:ascii="Arial Narrow" w:eastAsia="Arial Narrow" w:hAnsi="Arial Narrow" w:cs="Arial"/>
-          <w:sz w:val="14"/>
-          <w:szCs w:val="14"/>
+          <w:rFonts w:ascii="Arial Narrow" w:eastAsia="Arial Narrow" w:hAnsi="Arial Narrow" w:cs="Arial Narrow"/>
+          <w:sz w:val="16"/>
+          <w:szCs w:val="16"/>
+        </w:rPr>
+      </w:pPr>
+      <w:r>
+        <w:rPr>
+          <w:rFonts w:ascii="Arial Narrow" w:eastAsia="Arial Narrow" w:hAnsi="Arial Narrow" w:cs="Arial Narrow"/>
+          <w:sz w:val="16"/>
+          <w:szCs w:val="16"/>
         </w:rPr>
         <w:t>En los supuestos de pagos indebidos o en exceso, devolver estos montos, más los intereses correspondientes.</w:t>
       </w:r>
@@ -6189,16 +7039,16 @@
         <w:ind w:firstLine="567"/>
         <w:jc w:val="both"/>
         <w:rPr>
-          <w:rFonts w:ascii="Arial Narrow" w:hAnsi="Arial Narrow" w:cs="Arial"/>
-          <w:sz w:val="14"/>
-          <w:szCs w:val="14"/>
-        </w:rPr>
-      </w:pPr>
-      <w:r>
-        <w:rPr>
-          <w:rFonts w:ascii="Arial Narrow" w:hAnsi="Arial Narrow" w:cs="Arial"/>
-          <w:sz w:val="14"/>
-          <w:szCs w:val="14"/>
+          <w:rFonts w:ascii="Arial Narrow" w:eastAsia="Arial Narrow" w:hAnsi="Arial Narrow" w:cs="Arial Narrow"/>
+          <w:sz w:val="16"/>
+          <w:szCs w:val="16"/>
+        </w:rPr>
+      </w:pPr>
+      <w:r>
+        <w:rPr>
+          <w:rFonts w:ascii="Arial Narrow" w:eastAsia="Arial Narrow" w:hAnsi="Arial Narrow" w:cs="Arial Narrow"/>
+          <w:sz w:val="16"/>
+          <w:szCs w:val="16"/>
         </w:rPr>
         <w:t>Pagar los gastos incurridos por el consumidor para mitigar las consecuencias de la infracción administrativa.</w:t>
       </w:r>
@@ -6209,16 +7059,16 @@
         <w:ind w:firstLine="567"/>
         <w:jc w:val="both"/>
         <w:rPr>
-          <w:rFonts w:ascii="Arial Narrow" w:hAnsi="Arial Narrow" w:cs="Arial"/>
-          <w:sz w:val="14"/>
-          <w:szCs w:val="14"/>
-        </w:rPr>
-      </w:pPr>
-      <w:r>
-        <w:rPr>
-          <w:rFonts w:ascii="Arial Narrow" w:hAnsi="Arial Narrow" w:cs="Arial"/>
-          <w:sz w:val="14"/>
-          <w:szCs w:val="14"/>
+          <w:rFonts w:ascii="Arial Narrow" w:eastAsia="Arial Narrow" w:hAnsi="Arial Narrow" w:cs="Arial Narrow"/>
+          <w:sz w:val="16"/>
+          <w:szCs w:val="16"/>
+        </w:rPr>
+      </w:pPr>
+      <w:r>
+        <w:rPr>
+          <w:rFonts w:ascii="Arial Narrow" w:eastAsia="Arial Narrow" w:hAnsi="Arial Narrow" w:cs="Arial Narrow"/>
+          <w:sz w:val="16"/>
+          <w:szCs w:val="16"/>
         </w:rPr>
         <w:t>Otras medidas reparadoras análogas de efectos equivalentes a las anteriores.</w:t>
       </w:r>
@@ -6229,16 +7079,16 @@
         <w:ind w:left="567"/>
         <w:jc w:val="both"/>
         <w:rPr>
-          <w:rFonts w:ascii="Arial Narrow" w:hAnsi="Arial Narrow" w:cs="Arial"/>
-          <w:sz w:val="14"/>
-          <w:szCs w:val="14"/>
-        </w:rPr>
-      </w:pPr>
-      <w:r>
-        <w:rPr>
-          <w:rFonts w:ascii="Arial Narrow" w:hAnsi="Arial Narrow" w:cs="Arial"/>
-          <w:sz w:val="14"/>
-          <w:szCs w:val="14"/>
+          <w:rFonts w:ascii="Arial Narrow" w:eastAsia="Arial Narrow" w:hAnsi="Arial Narrow" w:cs="Arial Narrow"/>
+          <w:sz w:val="16"/>
+          <w:szCs w:val="16"/>
+        </w:rPr>
+      </w:pPr>
+      <w:r>
+        <w:rPr>
+          <w:rFonts w:ascii="Arial Narrow" w:eastAsia="Arial Narrow" w:hAnsi="Arial Narrow" w:cs="Arial Narrow"/>
+          <w:sz w:val="16"/>
+          <w:szCs w:val="16"/>
         </w:rPr>
         <w:t>115.2 Las medidas correctivas reparadoras no pueden ser solicitadas de manera acumulativa conjunta, pudiendo plantearse de manera alternativa o subsidiaria, con excepción de la medida correctiva señalada en el literal h) que puede solicitarse conjuntamente con otra medida correctiva. Cuando los órganos competentes del Indecopi se pronuncian respecto de una medida correctiva reparadora, aplican el principio de congruencia procesal.</w:t>
       </w:r>
@@ -6249,16 +7099,16 @@
         <w:ind w:left="567"/>
         <w:jc w:val="both"/>
         <w:rPr>
-          <w:rFonts w:ascii="Arial Narrow" w:hAnsi="Arial Narrow" w:cs="Arial"/>
-          <w:sz w:val="14"/>
-          <w:szCs w:val="14"/>
-        </w:rPr>
-      </w:pPr>
-      <w:r>
-        <w:rPr>
-          <w:rFonts w:ascii="Arial Narrow" w:eastAsia="Arial Narrow" w:hAnsi="Arial Narrow" w:cs="Arial"/>
-          <w:sz w:val="14"/>
-          <w:szCs w:val="14"/>
+          <w:rFonts w:ascii="Arial Narrow" w:eastAsia="Arial Narrow" w:hAnsi="Arial Narrow" w:cs="Arial Narrow"/>
+          <w:sz w:val="16"/>
+          <w:szCs w:val="16"/>
+        </w:rPr>
+      </w:pPr>
+      <w:r>
+        <w:rPr>
+          <w:rFonts w:ascii="Arial Narrow" w:eastAsia="Arial Narrow" w:hAnsi="Arial Narrow" w:cs="Arial Narrow"/>
+          <w:sz w:val="16"/>
+          <w:szCs w:val="16"/>
         </w:rPr>
         <w:t>115.3 Las medidas correctivas reparadoras pueden solicitarse en cualquier momento hasta antes de la notificación de cargo al proveedor, sin perjuicio de la facultad de secretaría técnica de la comisión de requerir al consumidor que precise la medida correctiva materia de solicitud. El consumidor puede variar su solicitud de medida correctiva hasta antes de la decisión de primera instancia, en cuyo caso se confiere traslado al proveedor para que formule su descargo.</w:t>
       </w:r>
@@ -6269,16 +7119,16 @@
         <w:ind w:left="567"/>
         <w:jc w:val="both"/>
         <w:rPr>
-          <w:rFonts w:ascii="Arial Narrow" w:hAnsi="Arial Narrow" w:cs="Arial"/>
-          <w:sz w:val="14"/>
-          <w:szCs w:val="14"/>
-        </w:rPr>
-      </w:pPr>
-      <w:r>
-        <w:rPr>
-          <w:rFonts w:ascii="Arial Narrow" w:eastAsia="Arial Narrow" w:hAnsi="Arial Narrow" w:cs="Arial"/>
-          <w:sz w:val="14"/>
-          <w:szCs w:val="14"/>
+          <w:rFonts w:ascii="Arial Narrow" w:eastAsia="Arial Narrow" w:hAnsi="Arial Narrow" w:cs="Arial Narrow"/>
+          <w:sz w:val="16"/>
+          <w:szCs w:val="16"/>
+        </w:rPr>
+      </w:pPr>
+      <w:r>
+        <w:rPr>
+          <w:rFonts w:ascii="Arial Narrow" w:eastAsia="Arial Narrow" w:hAnsi="Arial Narrow" w:cs="Arial Narrow"/>
+          <w:sz w:val="16"/>
+          <w:szCs w:val="16"/>
         </w:rPr>
         <w:t>115.4 Corresponde al consumidor que solicita el dictado de la medida correctiva reparadora probar las consecuencias patrimoniales directas e inmediatas causadas por la comisión de la infracción administrativa.</w:t>
       </w:r>
@@ -6289,16 +7139,16 @@
         <w:ind w:left="567"/>
         <w:jc w:val="both"/>
         <w:rPr>
-          <w:rFonts w:ascii="Arial Narrow" w:eastAsia="Arial Narrow" w:hAnsi="Arial Narrow" w:cs="Arial"/>
-          <w:sz w:val="14"/>
-          <w:szCs w:val="14"/>
-        </w:rPr>
-      </w:pPr>
-      <w:r>
-        <w:rPr>
-          <w:rFonts w:ascii="Arial Narrow" w:eastAsia="Arial Narrow" w:hAnsi="Arial Narrow" w:cs="Arial"/>
-          <w:sz w:val="14"/>
-          <w:szCs w:val="14"/>
+          <w:rFonts w:ascii="Arial Narrow" w:eastAsia="Arial Narrow" w:hAnsi="Arial Narrow" w:cs="Arial Narrow"/>
+          <w:sz w:val="16"/>
+          <w:szCs w:val="16"/>
+        </w:rPr>
+      </w:pPr>
+      <w:r>
+        <w:rPr>
+          <w:rFonts w:ascii="Arial Narrow" w:eastAsia="Arial Narrow" w:hAnsi="Arial Narrow" w:cs="Arial Narrow"/>
+          <w:sz w:val="16"/>
+          <w:szCs w:val="16"/>
         </w:rPr>
         <w:t>115.5 Los bienes o montos objeto de medidas correctivas reparadoras son entregados por el proveedor directamente al consumidor que los reclama, salvo mandato distinto contenido en la resolución. Aquellos bienes o montos materia de una medida correctiva reparadora, que por algún motivo se encuentran en posesión del Indecopi y deban ser entregados a los consumidores beneficiados, son puestos a disposición de estos.</w:t>
       </w:r>
@@ -6309,16 +7159,16 @@
         <w:ind w:left="567"/>
         <w:jc w:val="both"/>
         <w:rPr>
-          <w:rFonts w:ascii="Arial Narrow" w:eastAsia="Arial Narrow" w:hAnsi="Arial Narrow" w:cs="Arial"/>
-          <w:sz w:val="14"/>
-          <w:szCs w:val="14"/>
-        </w:rPr>
-      </w:pPr>
-      <w:r>
-        <w:rPr>
-          <w:rFonts w:ascii="Arial Narrow" w:eastAsia="Arial Narrow" w:hAnsi="Arial Narrow" w:cs="Arial"/>
-          <w:sz w:val="14"/>
-          <w:szCs w:val="14"/>
+          <w:rFonts w:ascii="Arial Narrow" w:eastAsia="Arial Narrow" w:hAnsi="Arial Narrow" w:cs="Arial Narrow"/>
+          <w:sz w:val="16"/>
+          <w:szCs w:val="16"/>
+        </w:rPr>
+      </w:pPr>
+      <w:r>
+        <w:rPr>
+          <w:rFonts w:ascii="Arial Narrow" w:eastAsia="Arial Narrow" w:hAnsi="Arial Narrow" w:cs="Arial Narrow"/>
+          <w:sz w:val="16"/>
+          <w:szCs w:val="16"/>
         </w:rPr>
         <w:t>115.6 El extremo de la resolución final que ordena el cumplimiento de una medida correctiva reparadora a favor del consumidor constituye título ejecutivo conforme con lo dispuesto en el artículo 688 del Código Procesal Civil, una vez que quedan consentidas o causan estado en la vía administrativa. La legitimidad para obrar en los procesos civiles de ejecución corresponde a los consumidores beneficiados con la medida correctiva reparadora.</w:t>
       </w:r>
@@ -6329,16 +7179,16 @@
         <w:ind w:left="567"/>
         <w:jc w:val="both"/>
         <w:rPr>
-          <w:rFonts w:ascii="Arial Narrow" w:eastAsia="Arial Narrow" w:hAnsi="Arial Narrow" w:cs="Arial"/>
-          <w:sz w:val="14"/>
-          <w:szCs w:val="14"/>
-        </w:rPr>
-      </w:pPr>
-      <w:r>
-        <w:rPr>
-          <w:rFonts w:ascii="Arial Narrow" w:eastAsia="Arial Narrow" w:hAnsi="Arial Narrow" w:cs="Arial"/>
-          <w:sz w:val="14"/>
-          <w:szCs w:val="14"/>
+          <w:rFonts w:ascii="Arial Narrow" w:eastAsia="Arial Narrow" w:hAnsi="Arial Narrow" w:cs="Arial Narrow"/>
+          <w:sz w:val="16"/>
+          <w:szCs w:val="16"/>
+        </w:rPr>
+      </w:pPr>
+      <w:r>
+        <w:rPr>
+          <w:rFonts w:ascii="Arial Narrow" w:eastAsia="Arial Narrow" w:hAnsi="Arial Narrow" w:cs="Arial Narrow"/>
+          <w:sz w:val="16"/>
+          <w:szCs w:val="16"/>
         </w:rPr>
         <w:t>115.7 Las medidas correctivas reparadoras como mandatos dirigidos a resarcir las consecuencias patrimoniales directas e inmediatas originadas por la infracción buscan corregir la conducta infractora y no tienen naturaleza indemnizatoria; son dictadas sin perjuicio de la indemnización por los daños y perjuicios que el consumidor puede solicitar en la vía judicial o arbitral correspondiente. No obstante, se descuenta de la indemnización patrimonial aquella satisfacción patrimonial deducible que el consumidor haya recibido a consecuencia del dictado de una medida correctiva reparadora en sede administrativa.</w:t>
       </w:r>
@@ -6349,9 +7199,9 @@
         <w:ind w:left="567"/>
         <w:jc w:val="both"/>
         <w:rPr>
-          <w:rFonts w:ascii="Arial Narrow" w:eastAsia="Arial Narrow" w:hAnsi="Arial Narrow" w:cs="Arial"/>
-          <w:sz w:val="14"/>
-          <w:szCs w:val="14"/>
+          <w:rFonts w:ascii="Arial Narrow" w:eastAsia="Arial Narrow" w:hAnsi="Arial Narrow" w:cs="Arial Narrow"/>
+          <w:sz w:val="16"/>
+          <w:szCs w:val="16"/>
         </w:rPr>
       </w:pPr>
     </w:p>
@@ -6361,20 +7211,20 @@
         <w:ind w:left="567"/>
         <w:jc w:val="both"/>
         <w:rPr>
-          <w:rFonts w:ascii="Arial Narrow" w:eastAsia="Arial Narrow" w:hAnsi="Arial Narrow" w:cs="Arial"/>
+          <w:rFonts w:ascii="Arial Narrow" w:eastAsia="Arial Narrow" w:hAnsi="Arial Narrow" w:cs="Arial Narrow"/>
           <w:b/>
           <w:bCs/>
-          <w:sz w:val="14"/>
-          <w:szCs w:val="14"/>
-        </w:rPr>
-      </w:pPr>
-      <w:r>
-        <w:rPr>
-          <w:rFonts w:ascii="Arial Narrow" w:eastAsia="Arial Narrow" w:hAnsi="Arial Narrow" w:cs="Arial"/>
+          <w:sz w:val="16"/>
+          <w:szCs w:val="16"/>
+        </w:rPr>
+      </w:pPr>
+      <w:r>
+        <w:rPr>
+          <w:rFonts w:ascii="Arial Narrow" w:eastAsia="Arial Narrow" w:hAnsi="Arial Narrow" w:cs="Arial Narrow"/>
           <w:b/>
           <w:bCs/>
-          <w:sz w:val="14"/>
-          <w:szCs w:val="14"/>
+          <w:sz w:val="16"/>
+          <w:szCs w:val="16"/>
         </w:rPr>
         <w:t>Artículo 116.- Medidas correctivas complementarias</w:t>
       </w:r>
@@ -6385,16 +7235,16 @@
         <w:ind w:left="567"/>
         <w:jc w:val="both"/>
         <w:rPr>
-          <w:rFonts w:ascii="Arial Narrow" w:eastAsia="Arial Narrow" w:hAnsi="Arial Narrow" w:cs="Arial"/>
-          <w:sz w:val="14"/>
-          <w:szCs w:val="14"/>
-        </w:rPr>
-      </w:pPr>
-      <w:r>
-        <w:rPr>
-          <w:rFonts w:ascii="Arial Narrow" w:eastAsia="Arial Narrow" w:hAnsi="Arial Narrow" w:cs="Arial"/>
-          <w:sz w:val="14"/>
-          <w:szCs w:val="14"/>
+          <w:rFonts w:ascii="Arial Narrow" w:eastAsia="Arial Narrow" w:hAnsi="Arial Narrow" w:cs="Arial Narrow"/>
+          <w:sz w:val="16"/>
+          <w:szCs w:val="16"/>
+        </w:rPr>
+      </w:pPr>
+      <w:r>
+        <w:rPr>
+          <w:rFonts w:ascii="Arial Narrow" w:eastAsia="Arial Narrow" w:hAnsi="Arial Narrow" w:cs="Arial Narrow"/>
+          <w:sz w:val="16"/>
+          <w:szCs w:val="16"/>
         </w:rPr>
         <w:t xml:space="preserve">Las medidas correctivas complementarias tienen el objeto de revertir los efectos de la conducta infractora o evitar que esta se produzca nuevamente en el futuro y pueden ser, entre otras, las siguientes: </w:t>
       </w:r>
@@ -6405,16 +7255,16 @@
         <w:ind w:left="567"/>
         <w:jc w:val="both"/>
         <w:rPr>
-          <w:rFonts w:ascii="Arial Narrow" w:eastAsia="Arial Narrow" w:hAnsi="Arial Narrow" w:cs="Arial"/>
-          <w:sz w:val="14"/>
-          <w:szCs w:val="14"/>
-        </w:rPr>
-      </w:pPr>
-      <w:r>
-        <w:rPr>
-          <w:rFonts w:ascii="Arial Narrow" w:eastAsia="Arial Narrow" w:hAnsi="Arial Narrow" w:cs="Arial"/>
-          <w:sz w:val="14"/>
-          <w:szCs w:val="14"/>
+          <w:rFonts w:ascii="Arial Narrow" w:eastAsia="Arial Narrow" w:hAnsi="Arial Narrow" w:cs="Arial Narrow"/>
+          <w:sz w:val="16"/>
+          <w:szCs w:val="16"/>
+        </w:rPr>
+      </w:pPr>
+      <w:r>
+        <w:rPr>
+          <w:rFonts w:ascii="Arial Narrow" w:eastAsia="Arial Narrow" w:hAnsi="Arial Narrow" w:cs="Arial Narrow"/>
+          <w:sz w:val="16"/>
+          <w:szCs w:val="16"/>
         </w:rPr>
         <w:t xml:space="preserve">a. Que el proveedor cumpla con atender la solicitud de información requerida por el consumidor, siempre que dicho requerimiento guarde relación con el producto adquirido o servicio contratado. </w:t>
       </w:r>
@@ -6425,16 +7275,16 @@
         <w:ind w:left="567"/>
         <w:jc w:val="both"/>
         <w:rPr>
-          <w:rFonts w:ascii="Arial Narrow" w:eastAsia="Arial Narrow" w:hAnsi="Arial Narrow" w:cs="Arial"/>
-          <w:sz w:val="14"/>
-          <w:szCs w:val="14"/>
-        </w:rPr>
-      </w:pPr>
-      <w:r>
-        <w:rPr>
-          <w:rFonts w:ascii="Arial Narrow" w:eastAsia="Arial Narrow" w:hAnsi="Arial Narrow" w:cs="Arial"/>
-          <w:sz w:val="14"/>
-          <w:szCs w:val="14"/>
+          <w:rFonts w:ascii="Arial Narrow" w:eastAsia="Arial Narrow" w:hAnsi="Arial Narrow" w:cs="Arial Narrow"/>
+          <w:sz w:val="16"/>
+          <w:szCs w:val="16"/>
+        </w:rPr>
+      </w:pPr>
+      <w:r>
+        <w:rPr>
+          <w:rFonts w:ascii="Arial Narrow" w:eastAsia="Arial Narrow" w:hAnsi="Arial Narrow" w:cs="Arial Narrow"/>
+          <w:sz w:val="16"/>
+          <w:szCs w:val="16"/>
         </w:rPr>
         <w:t xml:space="preserve">b. Declarar inexigibles las cláusulas que han sido identificadas como abusivas en el procedimiento. </w:t>
       </w:r>
@@ -6445,16 +7295,16 @@
         <w:ind w:left="567"/>
         <w:jc w:val="both"/>
         <w:rPr>
-          <w:rFonts w:ascii="Arial Narrow" w:eastAsia="Arial Narrow" w:hAnsi="Arial Narrow" w:cs="Arial"/>
-          <w:sz w:val="14"/>
-          <w:szCs w:val="14"/>
-        </w:rPr>
-      </w:pPr>
-      <w:r>
-        <w:rPr>
-          <w:rFonts w:ascii="Arial Narrow" w:eastAsia="Arial Narrow" w:hAnsi="Arial Narrow" w:cs="Arial"/>
-          <w:sz w:val="14"/>
-          <w:szCs w:val="14"/>
+          <w:rFonts w:ascii="Arial Narrow" w:eastAsia="Arial Narrow" w:hAnsi="Arial Narrow" w:cs="Arial Narrow"/>
+          <w:sz w:val="16"/>
+          <w:szCs w:val="16"/>
+        </w:rPr>
+      </w:pPr>
+      <w:r>
+        <w:rPr>
+          <w:rFonts w:ascii="Arial Narrow" w:eastAsia="Arial Narrow" w:hAnsi="Arial Narrow" w:cs="Arial Narrow"/>
+          <w:sz w:val="16"/>
+          <w:szCs w:val="16"/>
         </w:rPr>
         <w:t xml:space="preserve">c. El decomiso y destrucción de la mercadería, envases, envolturas o etiquetas. </w:t>
       </w:r>
@@ -6465,16 +7315,16 @@
         <w:ind w:left="567"/>
         <w:jc w:val="both"/>
         <w:rPr>
-          <w:rFonts w:ascii="Arial Narrow" w:eastAsia="Arial Narrow" w:hAnsi="Arial Narrow" w:cs="Arial"/>
-          <w:sz w:val="14"/>
-          <w:szCs w:val="14"/>
-        </w:rPr>
-      </w:pPr>
-      <w:r>
-        <w:rPr>
-          <w:rFonts w:ascii="Arial Narrow" w:eastAsia="Arial Narrow" w:hAnsi="Arial Narrow" w:cs="Arial"/>
-          <w:sz w:val="14"/>
-          <w:szCs w:val="14"/>
+          <w:rFonts w:ascii="Arial Narrow" w:eastAsia="Arial Narrow" w:hAnsi="Arial Narrow" w:cs="Arial Narrow"/>
+          <w:sz w:val="16"/>
+          <w:szCs w:val="16"/>
+        </w:rPr>
+      </w:pPr>
+      <w:r>
+        <w:rPr>
+          <w:rFonts w:ascii="Arial Narrow" w:eastAsia="Arial Narrow" w:hAnsi="Arial Narrow" w:cs="Arial Narrow"/>
+          <w:sz w:val="16"/>
+          <w:szCs w:val="16"/>
         </w:rPr>
         <w:t xml:space="preserve">d. En caso de infracciones muy graves y de reincidencia o reiterancia: </w:t>
       </w:r>
@@ -6485,16 +7335,16 @@
         <w:ind w:left="567"/>
         <w:jc w:val="both"/>
         <w:rPr>
-          <w:rFonts w:ascii="Arial Narrow" w:eastAsia="Arial Narrow" w:hAnsi="Arial Narrow" w:cs="Arial"/>
-          <w:sz w:val="14"/>
-          <w:szCs w:val="14"/>
-        </w:rPr>
-      </w:pPr>
-      <w:r>
-        <w:rPr>
-          <w:rFonts w:ascii="Arial Narrow" w:eastAsia="Arial Narrow" w:hAnsi="Arial Narrow" w:cs="Arial"/>
-          <w:sz w:val="14"/>
-          <w:szCs w:val="14"/>
+          <w:rFonts w:ascii="Arial Narrow" w:eastAsia="Arial Narrow" w:hAnsi="Arial Narrow" w:cs="Arial Narrow"/>
+          <w:sz w:val="16"/>
+          <w:szCs w:val="16"/>
+        </w:rPr>
+      </w:pPr>
+      <w:r>
+        <w:rPr>
+          <w:rFonts w:ascii="Arial Narrow" w:eastAsia="Arial Narrow" w:hAnsi="Arial Narrow" w:cs="Arial Narrow"/>
+          <w:sz w:val="16"/>
+          <w:szCs w:val="16"/>
         </w:rPr>
         <w:t xml:space="preserve">(i) Solicitar a la autoridad correspondiente la clausura temporal del establecimiento industrial, comercial o de servicios por un plazo máximo de seis (6) meses. </w:t>
       </w:r>
@@ -6505,16 +7355,16 @@
         <w:ind w:left="567"/>
         <w:jc w:val="both"/>
         <w:rPr>
-          <w:rFonts w:ascii="Arial Narrow" w:eastAsia="Arial Narrow" w:hAnsi="Arial Narrow" w:cs="Arial"/>
-          <w:sz w:val="14"/>
-          <w:szCs w:val="14"/>
-        </w:rPr>
-      </w:pPr>
-      <w:r>
-        <w:rPr>
-          <w:rFonts w:ascii="Arial Narrow" w:eastAsia="Arial Narrow" w:hAnsi="Arial Narrow" w:cs="Arial"/>
-          <w:sz w:val="14"/>
-          <w:szCs w:val="14"/>
+          <w:rFonts w:ascii="Arial Narrow" w:eastAsia="Arial Narrow" w:hAnsi="Arial Narrow" w:cs="Arial Narrow"/>
+          <w:sz w:val="16"/>
+          <w:szCs w:val="16"/>
+        </w:rPr>
+      </w:pPr>
+      <w:r>
+        <w:rPr>
+          <w:rFonts w:ascii="Arial Narrow" w:eastAsia="Arial Narrow" w:hAnsi="Arial Narrow" w:cs="Arial Narrow"/>
+          <w:sz w:val="16"/>
+          <w:szCs w:val="16"/>
         </w:rPr>
         <w:t xml:space="preserve">(ii) Solicitar a la autoridad competente la inhabilitación, temporal o permanente, del proveedor en función de los alcances de la infracción sancionada. </w:t>
       </w:r>
@@ -6525,16 +7375,16 @@
         <w:ind w:left="567"/>
         <w:jc w:val="both"/>
         <w:rPr>
-          <w:rFonts w:ascii="Arial Narrow" w:eastAsia="Arial Narrow" w:hAnsi="Arial Narrow" w:cs="Arial"/>
-          <w:sz w:val="14"/>
-          <w:szCs w:val="14"/>
-        </w:rPr>
-      </w:pPr>
-      <w:r>
-        <w:rPr>
-          <w:rFonts w:ascii="Arial Narrow" w:eastAsia="Arial Narrow" w:hAnsi="Arial Narrow" w:cs="Arial"/>
-          <w:sz w:val="14"/>
-          <w:szCs w:val="14"/>
+          <w:rFonts w:ascii="Arial Narrow" w:eastAsia="Arial Narrow" w:hAnsi="Arial Narrow" w:cs="Arial Narrow"/>
+          <w:sz w:val="16"/>
+          <w:szCs w:val="16"/>
+        </w:rPr>
+      </w:pPr>
+      <w:r>
+        <w:rPr>
+          <w:rFonts w:ascii="Arial Narrow" w:eastAsia="Arial Narrow" w:hAnsi="Arial Narrow" w:cs="Arial Narrow"/>
+          <w:sz w:val="16"/>
+          <w:szCs w:val="16"/>
         </w:rPr>
         <w:t xml:space="preserve">e. Publicación de avisos rectificatorios o informativos en la forma que determine el Indecopi, tomando en consideración los medios que resulten idóneos para revertir los efectos que el acto objeto de sanción ha ocasionado. </w:t>
       </w:r>
@@ -6545,16 +7395,16 @@
         <w:ind w:left="567"/>
         <w:jc w:val="both"/>
         <w:rPr>
-          <w:rFonts w:ascii="Arial Narrow" w:eastAsia="Arial Narrow" w:hAnsi="Arial Narrow" w:cs="Arial"/>
-          <w:sz w:val="14"/>
-          <w:szCs w:val="14"/>
-        </w:rPr>
-      </w:pPr>
-      <w:r>
-        <w:rPr>
-          <w:rFonts w:ascii="Arial Narrow" w:eastAsia="Arial Narrow" w:hAnsi="Arial Narrow" w:cs="Arial"/>
-          <w:sz w:val="14"/>
-          <w:szCs w:val="14"/>
+          <w:rFonts w:ascii="Arial Narrow" w:eastAsia="Arial Narrow" w:hAnsi="Arial Narrow" w:cs="Arial Narrow"/>
+          <w:sz w:val="16"/>
+          <w:szCs w:val="16"/>
+        </w:rPr>
+      </w:pPr>
+      <w:r>
+        <w:rPr>
+          <w:rFonts w:ascii="Arial Narrow" w:eastAsia="Arial Narrow" w:hAnsi="Arial Narrow" w:cs="Arial Narrow"/>
+          <w:sz w:val="16"/>
+          <w:szCs w:val="16"/>
         </w:rPr>
         <w:t xml:space="preserve">f. Cualquier otra medida correctiva que tenga el objeto de revertir los efectos de la conducta infractora o evitar que esta se produzca nuevamente en el futuro. </w:t>
       </w:r>
@@ -6565,16 +7415,16 @@
         <w:ind w:left="567"/>
         <w:jc w:val="both"/>
         <w:rPr>
-          <w:rFonts w:ascii="Arial Narrow" w:eastAsia="Arial Narrow" w:hAnsi="Arial Narrow" w:cs="Arial"/>
-          <w:sz w:val="14"/>
-          <w:szCs w:val="14"/>
-        </w:rPr>
-      </w:pPr>
-      <w:r>
-        <w:rPr>
-          <w:rFonts w:ascii="Arial Narrow" w:eastAsia="Arial Narrow" w:hAnsi="Arial Narrow" w:cs="Arial"/>
-          <w:sz w:val="14"/>
-          <w:szCs w:val="14"/>
+          <w:rFonts w:ascii="Arial Narrow" w:eastAsia="Arial Narrow" w:hAnsi="Arial Narrow" w:cs="Arial Narrow"/>
+          <w:sz w:val="16"/>
+          <w:szCs w:val="16"/>
+        </w:rPr>
+      </w:pPr>
+      <w:r>
+        <w:rPr>
+          <w:rFonts w:ascii="Arial Narrow" w:eastAsia="Arial Narrow" w:hAnsi="Arial Narrow" w:cs="Arial Narrow"/>
+          <w:sz w:val="16"/>
+          <w:szCs w:val="16"/>
         </w:rPr>
         <w:t>El Indecopi está facultado para solicitar a la autoridad municipal y policial el apoyo respectivo para la ejecución de las medidas correctivas complementarias correspondientes.</w:t>
       </w:r>
@@ -6582,12 +7432,12 @@
     <w:p>
       <w:pPr>
         <w:spacing w:after="0" w:line="240" w:lineRule="auto"/>
-        <w:ind w:left="567"/>
-        <w:jc w:val="both"/>
-        <w:rPr>
-          <w:rFonts w:ascii="Arial Narrow" w:eastAsia="Arial Narrow" w:hAnsi="Arial Narrow" w:cs="Arial"/>
-          <w:sz w:val="14"/>
-          <w:szCs w:val="14"/>
+        <w:ind w:left="567" w:hanging="567"/>
+        <w:jc w:val="both"/>
+        <w:rPr>
+          <w:rFonts w:ascii="Arial Narrow" w:eastAsia="Arial Narrow" w:hAnsi="Arial Narrow" w:cs="Arial Narrow"/>
+          <w:sz w:val="16"/>
+          <w:szCs w:val="16"/>
         </w:rPr>
       </w:pPr>
     </w:p>
@@ -6602,63 +7452,63 @@
         <w:ind w:left="567" w:hanging="567"/>
         <w:jc w:val="both"/>
         <w:rPr>
-          <w:rFonts w:ascii="Arial Narrow" w:hAnsi="Arial Narrow" w:cs="Arial"/>
+          <w:rFonts w:ascii="Arial Narrow" w:eastAsia="Arial Narrow" w:hAnsi="Arial Narrow" w:cs="Arial Narrow"/>
           <w:b/>
-          <w:sz w:val="14"/>
-          <w:szCs w:val="14"/>
+          <w:sz w:val="16"/>
+          <w:szCs w:val="16"/>
         </w:rPr>
       </w:pPr>
       <w:r>
         <w:rPr>
           <w:rStyle w:val="Refdenotaalpie"/>
-          <w:rFonts w:ascii="Arial Narrow" w:hAnsi="Arial Narrow" w:cs="Arial"/>
-          <w:sz w:val="16"/>
-          <w:szCs w:val="14"/>
+          <w:rFonts w:ascii="Arial Narrow" w:eastAsia="Arial Narrow" w:hAnsi="Arial Narrow" w:cs="Arial Narrow"/>
+          <w:sz w:val="16"/>
+          <w:szCs w:val="16"/>
           <w:vertAlign w:val="superscript"/>
         </w:rPr>
         <w:footnoteRef/>
       </w:r>
       <w:r>
         <w:rPr>
-          <w:rFonts w:ascii="Arial Narrow" w:hAnsi="Arial Narrow" w:cs="Arial"/>
-          <w:sz w:val="14"/>
-          <w:szCs w:val="14"/>
+          <w:rFonts w:ascii="Arial Narrow" w:eastAsia="Arial Narrow" w:hAnsi="Arial Narrow" w:cs="Arial Narrow"/>
+          <w:sz w:val="16"/>
+          <w:szCs w:val="16"/>
         </w:rPr>
         <w:t xml:space="preserve"> </w:t>
       </w:r>
       <w:r>
         <w:rPr>
-          <w:rFonts w:ascii="Arial Narrow" w:hAnsi="Arial Narrow" w:cs="Arial"/>
-          <w:sz w:val="14"/>
-          <w:szCs w:val="14"/>
+          <w:rFonts w:ascii="Arial Narrow" w:eastAsia="Arial Narrow" w:hAnsi="Arial Narrow" w:cs="Arial Narrow"/>
+          <w:sz w:val="16"/>
+          <w:szCs w:val="16"/>
         </w:rPr>
         <w:tab/>
       </w:r>
       <w:r>
         <w:rPr>
-          <w:rFonts w:ascii="Arial Narrow" w:eastAsia="Arial Narrow" w:hAnsi="Arial Narrow" w:cs="Arial"/>
+          <w:rFonts w:ascii="Arial Narrow" w:eastAsia="Arial Narrow" w:hAnsi="Arial Narrow" w:cs="Arial Narrow"/>
           <w:b/>
-          <w:sz w:val="14"/>
-          <w:szCs w:val="14"/>
+          <w:sz w:val="16"/>
+          <w:szCs w:val="16"/>
         </w:rPr>
         <w:t>LEY 29571, CÓDIGO DE PROTECCIÓN Y DEFENSA DEL CONSUMIDOR</w:t>
       </w:r>
       <w:r>
         <w:rPr>
-          <w:rFonts w:ascii="Arial Narrow" w:hAnsi="Arial Narrow" w:cs="Arial"/>
+          <w:rFonts w:ascii="Arial Narrow" w:eastAsia="Arial Narrow" w:hAnsi="Arial Narrow" w:cs="Arial Narrow"/>
           <w:b/>
           <w:bCs/>
-          <w:sz w:val="14"/>
-          <w:szCs w:val="14"/>
+          <w:sz w:val="16"/>
+          <w:szCs w:val="16"/>
         </w:rPr>
         <w:t xml:space="preserve">, </w:t>
       </w:r>
       <w:r>
         <w:rPr>
-          <w:rFonts w:ascii="Arial Narrow" w:hAnsi="Arial Narrow" w:cs="Arial"/>
+          <w:rFonts w:ascii="Arial Narrow" w:eastAsia="Arial Narrow" w:hAnsi="Arial Narrow" w:cs="Arial Narrow"/>
           <w:b/>
-          <w:sz w:val="14"/>
-          <w:szCs w:val="14"/>
+          <w:sz w:val="16"/>
+          <w:szCs w:val="16"/>
         </w:rPr>
         <w:t>publicado el 2 de setiembre de 2010 y modificado por Decreto Legislativo 1308</w:t>
       </w:r>
@@ -6671,18 +7521,18 @@
         </w:tabs>
         <w:jc w:val="both"/>
         <w:rPr>
-          <w:rFonts w:ascii="Arial Narrow" w:eastAsia="Arial Narrow" w:hAnsi="Arial Narrow" w:cs="Arial"/>
+          <w:rFonts w:ascii="Arial Narrow" w:eastAsia="Arial Narrow" w:hAnsi="Arial Narrow" w:cs="Arial Narrow"/>
           <w:b/>
-          <w:sz w:val="14"/>
-          <w:szCs w:val="14"/>
-        </w:rPr>
-      </w:pPr>
-      <w:r>
-        <w:rPr>
-          <w:rFonts w:ascii="Arial Narrow" w:eastAsia="Arial Narrow" w:hAnsi="Arial Narrow" w:cs="Arial"/>
+          <w:sz w:val="16"/>
+          <w:szCs w:val="16"/>
+        </w:rPr>
+      </w:pPr>
+      <w:r>
+        <w:rPr>
+          <w:rFonts w:ascii="Arial Narrow" w:eastAsia="Arial Narrow" w:hAnsi="Arial Narrow" w:cs="Arial Narrow"/>
           <w:b/>
-          <w:sz w:val="14"/>
-          <w:szCs w:val="14"/>
+          <w:sz w:val="16"/>
+          <w:szCs w:val="16"/>
         </w:rPr>
         <w:tab/>
         <w:t>Artículo 112.- Criterios de graduación de las sanciones administrativas</w:t>
@@ -6696,16 +7546,16 @@
         </w:tabs>
         <w:jc w:val="both"/>
         <w:rPr>
-          <w:rFonts w:ascii="Arial Narrow" w:eastAsia="Arial Narrow" w:hAnsi="Arial Narrow" w:cs="Arial"/>
-          <w:sz w:val="14"/>
-          <w:szCs w:val="14"/>
-        </w:rPr>
-      </w:pPr>
-      <w:r>
-        <w:rPr>
-          <w:rFonts w:ascii="Arial Narrow" w:eastAsia="Arial Narrow" w:hAnsi="Arial Narrow" w:cs="Arial"/>
-          <w:sz w:val="14"/>
-          <w:szCs w:val="14"/>
+          <w:rFonts w:ascii="Arial Narrow" w:eastAsia="Arial Narrow" w:hAnsi="Arial Narrow" w:cs="Arial Narrow"/>
+          <w:sz w:val="16"/>
+          <w:szCs w:val="16"/>
+        </w:rPr>
+      </w:pPr>
+      <w:r>
+        <w:rPr>
+          <w:rFonts w:ascii="Arial Narrow" w:eastAsia="Arial Narrow" w:hAnsi="Arial Narrow" w:cs="Arial Narrow"/>
+          <w:sz w:val="16"/>
+          <w:szCs w:val="16"/>
         </w:rPr>
         <w:tab/>
         <w:t>(…)</w:t>
@@ -6719,16 +7569,16 @@
         </w:tabs>
         <w:jc w:val="both"/>
         <w:rPr>
-          <w:rFonts w:ascii="Arial Narrow" w:eastAsia="Arial Narrow" w:hAnsi="Arial Narrow" w:cs="Arial"/>
-          <w:sz w:val="14"/>
-          <w:szCs w:val="14"/>
-        </w:rPr>
-      </w:pPr>
-      <w:r>
-        <w:rPr>
-          <w:rFonts w:ascii="Arial Narrow" w:eastAsia="Arial Narrow" w:hAnsi="Arial Narrow" w:cs="Arial"/>
-          <w:sz w:val="14"/>
-          <w:szCs w:val="14"/>
+          <w:rFonts w:ascii="Arial Narrow" w:eastAsia="Arial Narrow" w:hAnsi="Arial Narrow" w:cs="Arial Narrow"/>
+          <w:sz w:val="16"/>
+          <w:szCs w:val="16"/>
+        </w:rPr>
+      </w:pPr>
+      <w:r>
+        <w:rPr>
+          <w:rFonts w:ascii="Arial Narrow" w:eastAsia="Arial Narrow" w:hAnsi="Arial Narrow" w:cs="Arial Narrow"/>
+          <w:sz w:val="16"/>
+          <w:szCs w:val="16"/>
         </w:rPr>
         <w:tab/>
         <w:t>Se consideran circunstancias atenuantes especiales, las siguientes:</w:t>
@@ -6742,16 +7592,16 @@
         </w:tabs>
         <w:jc w:val="both"/>
         <w:rPr>
-          <w:rFonts w:ascii="Arial Narrow" w:eastAsia="Arial Narrow" w:hAnsi="Arial Narrow" w:cs="Arial"/>
-          <w:sz w:val="14"/>
-          <w:szCs w:val="14"/>
-        </w:rPr>
-      </w:pPr>
-      <w:r>
-        <w:rPr>
-          <w:rFonts w:ascii="Arial Narrow" w:eastAsia="Arial Narrow" w:hAnsi="Arial Narrow" w:cs="Arial"/>
-          <w:sz w:val="14"/>
-          <w:szCs w:val="14"/>
+          <w:rFonts w:ascii="Arial Narrow" w:eastAsia="Arial Narrow" w:hAnsi="Arial Narrow" w:cs="Arial Narrow"/>
+          <w:sz w:val="16"/>
+          <w:szCs w:val="16"/>
+        </w:rPr>
+      </w:pPr>
+      <w:r>
+        <w:rPr>
+          <w:rFonts w:ascii="Arial Narrow" w:eastAsia="Arial Narrow" w:hAnsi="Arial Narrow" w:cs="Arial Narrow"/>
+          <w:sz w:val="16"/>
+          <w:szCs w:val="16"/>
         </w:rPr>
         <w:tab/>
         <w:t>(…)</w:t>
@@ -6766,16 +7616,16 @@
         <w:ind w:left="567"/>
         <w:jc w:val="both"/>
         <w:rPr>
-          <w:rFonts w:ascii="Arial Narrow" w:eastAsia="Arial Narrow" w:hAnsi="Arial Narrow" w:cs="Arial"/>
-          <w:sz w:val="14"/>
-          <w:szCs w:val="14"/>
-        </w:rPr>
-      </w:pPr>
-      <w:r>
-        <w:rPr>
-          <w:rFonts w:ascii="Arial Narrow" w:eastAsia="Arial Narrow" w:hAnsi="Arial Narrow" w:cs="Arial"/>
-          <w:sz w:val="14"/>
-          <w:szCs w:val="14"/>
+          <w:rFonts w:ascii="Arial Narrow" w:eastAsia="Arial Narrow" w:hAnsi="Arial Narrow" w:cs="Arial Narrow"/>
+          <w:sz w:val="16"/>
+          <w:szCs w:val="16"/>
+        </w:rPr>
+      </w:pPr>
+      <w:r>
+        <w:rPr>
+          <w:rFonts w:ascii="Arial Narrow" w:eastAsia="Arial Narrow" w:hAnsi="Arial Narrow" w:cs="Arial Narrow"/>
+          <w:sz w:val="16"/>
+          <w:szCs w:val="16"/>
         </w:rPr>
         <w:t>3. En los procedimientos de oficio promovidos por una denuncia de parte, cuando el proveedor se allana a la denuncia presentada o reconoce las pretensiones en ella contenidas, se da por concluido el procedimiento liminarmente, pudiendo imponerse una amonestación si el allanamiento o reconocimiento se realiza con la presentación de los descargos; caso contrario la sanción a imponer será pecuniaria. En aquellos casos en que el allanamiento o reconocimiento verse sobre controversias referidas a actos de discriminación, actos contrarios a la vida y a la salud y sustancias peligrosas, se considera como un atenuante pero la sanción a imponer será pecuniaria. En todos los supuestos de allanamiento y reconocimiento formulados con la presentación de los descargos, se exonera al denunciado del pago de los costos del procedimiento, pero no de las costas.</w:t>
       </w:r>
@@ -6783,11 +7633,16 @@
     <w:p>
       <w:pPr>
         <w:pStyle w:val="Textonotapie"/>
-        <w:jc w:val="both"/>
-        <w:rPr>
-          <w:rFonts w:ascii="Arial Narrow" w:hAnsi="Arial Narrow" w:cs="Arial"/>
-          <w:sz w:val="14"/>
-          <w:szCs w:val="14"/>
+        <w:tabs>
+          <w:tab w:val="left" w:pos="567"/>
+        </w:tabs>
+        <w:ind w:left="567" w:hanging="567"/>
+        <w:jc w:val="both"/>
+        <w:rPr>
+          <w:rFonts w:ascii="Arial Narrow" w:eastAsia="Arial Narrow" w:hAnsi="Arial Narrow" w:cs="Arial Narrow"/>
+          <w:b/>
+          <w:sz w:val="16"/>
+          <w:szCs w:val="16"/>
         </w:rPr>
       </w:pPr>
     </w:p>
@@ -6802,42 +7657,42 @@
         <w:ind w:left="567" w:hanging="567"/>
         <w:jc w:val="both"/>
         <w:rPr>
-          <w:rFonts w:ascii="Arial Narrow" w:hAnsi="Arial Narrow" w:cs="Arial"/>
+          <w:rFonts w:ascii="Arial Narrow" w:eastAsia="Arial Narrow" w:hAnsi="Arial Narrow" w:cs="Arial Narrow"/>
           <w:b/>
           <w:bCs/>
-          <w:sz w:val="14"/>
-          <w:szCs w:val="14"/>
+          <w:sz w:val="16"/>
+          <w:szCs w:val="16"/>
         </w:rPr>
       </w:pPr>
       <w:r>
         <w:rPr>
           <w:rStyle w:val="Refdenotaalpie"/>
-          <w:rFonts w:ascii="Arial Narrow" w:hAnsi="Arial Narrow" w:cs="Arial"/>
+          <w:rFonts w:ascii="Arial Narrow" w:eastAsia="Arial Narrow" w:hAnsi="Arial Narrow" w:cs="Arial Narrow"/>
           <w:b/>
           <w:bCs/>
           <w:sz w:val="16"/>
-          <w:szCs w:val="14"/>
+          <w:szCs w:val="16"/>
           <w:vertAlign w:val="superscript"/>
         </w:rPr>
         <w:footnoteRef/>
       </w:r>
       <w:r>
         <w:rPr>
-          <w:rFonts w:ascii="Arial Narrow" w:hAnsi="Arial Narrow" w:cs="Arial"/>
+          <w:rFonts w:ascii="Arial Narrow" w:eastAsia="Arial Narrow" w:hAnsi="Arial Narrow" w:cs="Arial Narrow"/>
           <w:b/>
           <w:bCs/>
-          <w:sz w:val="14"/>
-          <w:szCs w:val="14"/>
+          <w:sz w:val="16"/>
+          <w:szCs w:val="16"/>
         </w:rPr>
         <w:t xml:space="preserve"> </w:t>
       </w:r>
       <w:r>
         <w:rPr>
-          <w:rFonts w:ascii="Arial Narrow" w:hAnsi="Arial Narrow" w:cs="Arial"/>
+          <w:rFonts w:ascii="Arial Narrow" w:eastAsia="Arial Narrow" w:hAnsi="Arial Narrow" w:cs="Arial Narrow"/>
           <w:b/>
           <w:bCs/>
-          <w:sz w:val="14"/>
-          <w:szCs w:val="14"/>
+          <w:sz w:val="16"/>
+          <w:szCs w:val="16"/>
         </w:rPr>
         <w:tab/>
         <w:t>DECRETO LEGISLATIVO 807, LEY SOBRE FACULTADES, NORMAS Y ORGANIZACIÓN DEL INDECOPI FACULTADES DE LAS COMISIONES Y OFICINAS DEL INDECOPI</w:t>
@@ -6850,41 +7705,45 @@
         <w:ind w:left="567"/>
         <w:jc w:val="both"/>
         <w:rPr>
-          <w:rFonts w:ascii="Arial Narrow" w:hAnsi="Arial Narrow" w:cs="Arial"/>
+          <w:rFonts w:ascii="Arial Narrow" w:eastAsia="Arial Narrow" w:hAnsi="Arial Narrow" w:cs="Arial Narrow"/>
           <w:bCs/>
-          <w:sz w:val="14"/>
-          <w:szCs w:val="14"/>
-        </w:rPr>
-      </w:pPr>
-      <w:r>
-        <w:rPr>
-          <w:rFonts w:ascii="Arial Narrow" w:hAnsi="Arial Narrow" w:cs="Arial"/>
+          <w:sz w:val="16"/>
+          <w:szCs w:val="16"/>
+        </w:rPr>
+      </w:pPr>
+      <w:r>
+        <w:rPr>
+          <w:rFonts w:ascii="Arial Narrow" w:eastAsia="Arial Narrow" w:hAnsi="Arial Narrow" w:cs="Arial Narrow"/>
           <w:b/>
-          <w:sz w:val="14"/>
-          <w:szCs w:val="14"/>
+          <w:sz w:val="16"/>
+          <w:szCs w:val="16"/>
         </w:rPr>
         <w:t xml:space="preserve">Artículo 29.- </w:t>
       </w:r>
       <w:r>
         <w:rPr>
-          <w:rFonts w:ascii="Arial Narrow" w:hAnsi="Arial Narrow" w:cs="Arial"/>
+          <w:rFonts w:ascii="Arial Narrow" w:eastAsia="Arial Narrow" w:hAnsi="Arial Narrow" w:cs="Arial Narrow"/>
           <w:bCs/>
-          <w:sz w:val="14"/>
-          <w:szCs w:val="14"/>
+          <w:sz w:val="16"/>
+          <w:szCs w:val="16"/>
         </w:rPr>
         <w:t>En cualquier estado del procedimiento, e incluso antes de admitirse a trámite la denuncia, el Secretario Técnico podrá citar a las partes a audiencia de conciliación. La audiencia se desarrollará ante el Secretario Técnico o ante la persona que este designe. Si ambas partes arribaran a un acuerdo respecto de la denuncia, se levantará un acta donde conste el acuerdo respectivo, el mismo que tendrá efectos de transacción extrajudicial. En cualquier caso, la Comisión podrá continuar de oficio el procedimiento, si del análisis de los hechos denunciados considera que podría estarse afectando intereses de terceros.</w:t>
       </w:r>
     </w:p>
     <w:p>
       <w:pPr>
-        <w:pStyle w:val="NormalWeb"/>
-        <w:spacing w:after="0" w:line="240" w:lineRule="auto"/>
-        <w:ind w:left="567"/>
-        <w:jc w:val="both"/>
-        <w:rPr>
-          <w:rFonts w:ascii="Arial Narrow" w:hAnsi="Arial Narrow" w:cs="Arial"/>
-          <w:sz w:val="14"/>
-          <w:szCs w:val="14"/>
+        <w:autoSpaceDE w:val="0"/>
+        <w:autoSpaceDN w:val="0"/>
+        <w:adjustRightInd w:val="0"/>
+        <w:spacing w:after="0" w:line="240" w:lineRule="auto"/>
+        <w:ind w:left="567" w:hanging="567"/>
+        <w:jc w:val="both"/>
+        <w:rPr>
+          <w:rFonts w:ascii="Arial Narrow" w:eastAsia="Arial Narrow" w:hAnsi="Arial Narrow" w:cs="Arial Narrow"/>
+          <w:b/>
+          <w:bCs/>
+          <w:sz w:val="16"/>
+          <w:szCs w:val="16"/>
         </w:rPr>
       </w:pPr>
     </w:p>
@@ -6896,43 +7755,43 @@
         <w:ind w:left="567" w:hanging="567"/>
         <w:jc w:val="both"/>
         <w:rPr>
-          <w:rFonts w:ascii="Arial Narrow" w:hAnsi="Arial Narrow" w:cs="Arial"/>
-          <w:sz w:val="14"/>
-          <w:szCs w:val="14"/>
+          <w:rFonts w:ascii="Arial Narrow" w:eastAsia="Arial Narrow" w:hAnsi="Arial Narrow" w:cs="Arial Narrow"/>
+          <w:sz w:val="16"/>
+          <w:szCs w:val="16"/>
         </w:rPr>
       </w:pPr>
       <w:r>
         <w:rPr>
           <w:rStyle w:val="Refdenotaalpie"/>
-          <w:rFonts w:ascii="Arial Narrow" w:hAnsi="Arial Narrow" w:cs="Arial"/>
-          <w:sz w:val="16"/>
-          <w:szCs w:val="14"/>
+          <w:rFonts w:ascii="Arial Narrow" w:eastAsia="Arial Narrow" w:hAnsi="Arial Narrow" w:cs="Arial Narrow"/>
+          <w:sz w:val="16"/>
+          <w:szCs w:val="16"/>
           <w:vertAlign w:val="superscript"/>
         </w:rPr>
         <w:footnoteRef/>
       </w:r>
       <w:r>
         <w:rPr>
-          <w:rFonts w:ascii="Arial Narrow" w:hAnsi="Arial Narrow" w:cs="Arial"/>
-          <w:sz w:val="14"/>
-          <w:szCs w:val="14"/>
+          <w:rFonts w:ascii="Arial Narrow" w:eastAsia="Arial Narrow" w:hAnsi="Arial Narrow" w:cs="Arial Narrow"/>
+          <w:sz w:val="16"/>
+          <w:szCs w:val="16"/>
         </w:rPr>
         <w:t xml:space="preserve"> </w:t>
       </w:r>
       <w:r>
         <w:rPr>
-          <w:rFonts w:ascii="Arial Narrow" w:hAnsi="Arial Narrow" w:cs="Arial"/>
-          <w:sz w:val="14"/>
-          <w:szCs w:val="14"/>
+          <w:rFonts w:ascii="Arial Narrow" w:eastAsia="Arial Narrow" w:hAnsi="Arial Narrow" w:cs="Arial Narrow"/>
+          <w:sz w:val="16"/>
+          <w:szCs w:val="16"/>
         </w:rPr>
         <w:tab/>
       </w:r>
       <w:r>
         <w:rPr>
-          <w:rFonts w:ascii="Arial Narrow" w:eastAsia="Arial" w:hAnsi="Arial Narrow" w:cs="Arial"/>
+          <w:rFonts w:ascii="Arial Narrow" w:eastAsia="Arial Narrow" w:hAnsi="Arial Narrow" w:cs="Arial Narrow"/>
           <w:b/>
-          <w:sz w:val="14"/>
-          <w:szCs w:val="14"/>
+          <w:sz w:val="16"/>
+          <w:szCs w:val="16"/>
         </w:rPr>
         <w:t>TEXTO ÚNICO ORDENADO DE LA LEY DEL PROCEDIMIENTO ADMINISTRATIVO GENERAL, aprobado mediante Decreto Supremo 006-2026-JUS y publicado el 30 de abril de 2026</w:t>
       </w:r>
@@ -6943,20 +7802,20 @@
         <w:ind w:left="1134" w:hanging="567"/>
         <w:jc w:val="both"/>
         <w:rPr>
-          <w:rFonts w:ascii="Arial Narrow" w:hAnsi="Arial Narrow" w:cs="Arial"/>
+          <w:rFonts w:ascii="Arial Narrow" w:eastAsia="Arial Narrow" w:hAnsi="Arial Narrow" w:cs="Arial Narrow"/>
           <w:b/>
           <w:bCs/>
-          <w:sz w:val="14"/>
-          <w:szCs w:val="14"/>
-        </w:rPr>
-      </w:pPr>
-      <w:r>
-        <w:rPr>
-          <w:rFonts w:ascii="Arial Narrow" w:hAnsi="Arial Narrow" w:cs="Arial"/>
+          <w:sz w:val="16"/>
+          <w:szCs w:val="16"/>
+        </w:rPr>
+      </w:pPr>
+      <w:r>
+        <w:rPr>
+          <w:rFonts w:ascii="Arial Narrow" w:eastAsia="Arial Narrow" w:hAnsi="Arial Narrow" w:cs="Arial Narrow"/>
           <w:b/>
           <w:bCs/>
-          <w:sz w:val="14"/>
-          <w:szCs w:val="14"/>
+          <w:sz w:val="16"/>
+          <w:szCs w:val="16"/>
         </w:rPr>
         <w:t>Artículo 20.- Modalidades de notificación</w:t>
       </w:r>
@@ -6967,17 +7826,17 @@
         <w:ind w:left="567"/>
         <w:jc w:val="both"/>
         <w:rPr>
-          <w:rFonts w:ascii="Arial Narrow" w:hAnsi="Arial Narrow" w:cs="Arial"/>
-          <w:sz w:val="14"/>
-          <w:szCs w:val="14"/>
+          <w:rFonts w:ascii="Arial Narrow" w:eastAsia="Arial Narrow" w:hAnsi="Arial Narrow" w:cs="Arial Narrow"/>
+          <w:sz w:val="16"/>
+          <w:szCs w:val="16"/>
           <w:lang w:val="es-ES"/>
         </w:rPr>
       </w:pPr>
       <w:r>
         <w:rPr>
-          <w:rFonts w:ascii="Arial Narrow" w:hAnsi="Arial Narrow" w:cs="Arial"/>
-          <w:sz w:val="14"/>
-          <w:szCs w:val="14"/>
+          <w:rFonts w:ascii="Arial Narrow" w:eastAsia="Arial Narrow" w:hAnsi="Arial Narrow" w:cs="Arial Narrow"/>
+          <w:sz w:val="16"/>
+          <w:szCs w:val="16"/>
           <w:lang w:val="es-ES"/>
         </w:rPr>
         <w:t xml:space="preserve">20.4. El administrado interesado o afectado por el acto que hubiera consignado en su escrito alguna dirección electrónica que conste en el expediente puede ser notificado a través de ese medio siempre que haya dado su autorización expresa para ello. Para este caso no es de aplicación el orden de prelación dispuesto en el numeral 20.1. </w:t>
@@ -6989,17 +7848,17 @@
         <w:ind w:left="567"/>
         <w:jc w:val="both"/>
         <w:rPr>
-          <w:rFonts w:ascii="Arial Narrow" w:hAnsi="Arial Narrow" w:cs="Arial"/>
-          <w:sz w:val="14"/>
-          <w:szCs w:val="14"/>
+          <w:rFonts w:ascii="Arial Narrow" w:eastAsia="Arial Narrow" w:hAnsi="Arial Narrow" w:cs="Arial Narrow"/>
+          <w:sz w:val="16"/>
+          <w:szCs w:val="16"/>
           <w:lang w:val="es-ES"/>
         </w:rPr>
       </w:pPr>
       <w:r>
         <w:rPr>
-          <w:rFonts w:ascii="Arial Narrow" w:hAnsi="Arial Narrow" w:cs="Arial"/>
-          <w:sz w:val="14"/>
-          <w:szCs w:val="14"/>
+          <w:rFonts w:ascii="Arial Narrow" w:eastAsia="Arial Narrow" w:hAnsi="Arial Narrow" w:cs="Arial Narrow"/>
+          <w:sz w:val="16"/>
+          <w:szCs w:val="16"/>
           <w:lang w:val="es-ES"/>
         </w:rPr>
         <w:t xml:space="preserve">La notificación dirigida a la dirección de correo electrónico señalada por el administrado se entiende válidamente efectuada cuando la entidad reciba la respuesta de recepción de la dirección electrónica señalada por el administrado o esta sea generada en forma automática por una plataforma tecnológica o sistema informático que garantice que la notificación ha sido efectuada. La notificación surte efectos el día que conste haber sido recibida, conforme lo previsto en el numeral 2 del artículo 25. </w:t>
@@ -7011,21 +7870,33 @@
         <w:ind w:left="567"/>
         <w:jc w:val="both"/>
         <w:rPr>
-          <w:rFonts w:ascii="Arial Narrow" w:hAnsi="Arial Narrow" w:cs="Arial"/>
-          <w:sz w:val="14"/>
-          <w:szCs w:val="14"/>
+          <w:rFonts w:ascii="Arial Narrow" w:eastAsia="Arial Narrow" w:hAnsi="Arial Narrow" w:cs="Arial Narrow"/>
+          <w:sz w:val="16"/>
+          <w:szCs w:val="16"/>
           <w:lang w:val="es-ES"/>
         </w:rPr>
       </w:pPr>
       <w:r>
         <w:rPr>
-          <w:rFonts w:ascii="Arial Narrow" w:hAnsi="Arial Narrow" w:cs="Arial"/>
-          <w:sz w:val="14"/>
-          <w:szCs w:val="14"/>
+          <w:rFonts w:ascii="Arial Narrow" w:eastAsia="Arial Narrow" w:hAnsi="Arial Narrow" w:cs="Arial Narrow"/>
+          <w:sz w:val="16"/>
+          <w:szCs w:val="16"/>
           <w:lang w:val="es-ES"/>
         </w:rPr>
         <w:t>En caso de no recibirse respuesta automática de recepción en un plazo máximo de dos (2) días hábiles contados desde el día siguiente de efectuado el acto de notificación vía correo electrónico, se procede a notificar por cédula conforme al inciso 20.1.1, volviéndose a computar el plazo establecido en el numeral 24.1 del artículo 24.</w:t>
       </w:r>
+    </w:p>
+    <w:p>
+      <w:pPr>
+        <w:pStyle w:val="Textonotapie"/>
+        <w:ind w:left="567" w:hanging="567"/>
+        <w:jc w:val="both"/>
+        <w:rPr>
+          <w:rFonts w:ascii="Arial Narrow" w:eastAsia="Arial Narrow" w:hAnsi="Arial Narrow" w:cs="Arial Narrow"/>
+          <w:sz w:val="16"/>
+          <w:szCs w:val="16"/>
+        </w:rPr>
+      </w:pPr>
     </w:p>
   </w:footnote>
 </w:footnotes>

--- a/plantillas_maestras/02_seguro_vida/negativa_cobertura/2_o_mas_ddos_varios/varon/TPL_3438_2025_SEGURO_VIDA_NEGATIVA_COBERTURA_ASEGURADORA_VARON_R2.docx
+++ b/plantillas_maestras/02_seguro_vida/negativa_cobertura/2_o_mas_ddos_varios/varon/TPL_3438_2025_SEGURO_VIDA_NEGATIVA_COBERTURA_ASEGURADORA_VARON_R2.docx
@@ -555,107 +555,7 @@
           <w:lang w:val="es-ES" w:eastAsia="es-ES"/>
           <w14:ligatures w14:val="none"/>
         </w:rPr>
-        <w:t xml:space="preserve">Mediante el escrito del 28 de diciembre de 2025, subsanada mediante escrito del 2 de febrero de 2026, el señor [APELLIDO] denunció a Rímac por presuntas infracciones a la Ley 29571, Código de Protección y Defensa del Consumidor (en adelante, Código), señalando lo siguiente:</w:t>
-      </w:r>
-      <w:r>
-        <w:rPr>
-          <w:rFonts w:ascii="Arial Narrow" w:eastAsia="Arial Narrow" w:hAnsi="Arial Narrow" w:cs="Arial Narrow"/>
-          <w:color w:val="000000"/>
-          <w:kern w:val="0"/>
-          <w:sz w:val="22"/>
-          <w:szCs w:val="22"/>
-          <w:lang w:val="es-ES" w:eastAsia="es-ES"/>
-          <w14:ligatures w14:val="none"/>
-        </w:rPr>
-        <w:t/>
-      </w:r>
-      <w:r>
-        <w:rPr>
-          <w:rFonts w:ascii="Arial Narrow" w:eastAsia="Arial Narrow" w:hAnsi="Arial Narrow" w:cs="Arial Narrow"/>
-          <w:color w:val="000000"/>
-          <w:kern w:val="0"/>
-          <w:sz w:val="22"/>
-          <w:szCs w:val="22"/>
-          <w:lang w:val="es-ES" w:eastAsia="es-ES"/>
-          <w14:ligatures w14:val="none"/>
-        </w:rPr>
-        <w:t xml:space="preserve"/>
-      </w:r>
-      <w:r>
-        <w:rPr>
-          <w:rFonts w:ascii="Arial Narrow" w:eastAsia="Arial Narrow" w:hAnsi="Arial Narrow" w:cs="Arial Narrow"/>
-          <w:color w:val="000000"/>
-          <w:kern w:val="0"/>
-          <w:sz w:val="22"/>
-          <w:szCs w:val="22"/>
-          <w:lang w:val="es-ES" w:eastAsia="es-ES"/>
-          <w14:ligatures w14:val="none"/>
-        </w:rPr>
-        <w:t/>
-      </w:r>
-      <w:r>
-        <w:rPr>
-          <w:rFonts w:ascii="Arial Narrow" w:eastAsia="Arial Narrow" w:hAnsi="Arial Narrow" w:cs="Arial Narrow"/>
-          <w:kern w:val="0"/>
-          <w14:ligatures w14:val="none"/>
-          <w:sz w:val="22"/>
-          <w:szCs w:val="22"/>
-        </w:rPr>
-        <w:t/>
-      </w:r>
-      <w:r>
-        <w:rPr>
-          <w:rFonts w:ascii="Arial Narrow" w:eastAsia="Arial Narrow" w:hAnsi="Arial Narrow" w:cs="Arial Narrow"/>
-          <w:kern w:val="0"/>
-          <w14:ligatures w14:val="none"/>
-          <w:sz w:val="22"/>
-          <w:szCs w:val="22"/>
-        </w:rPr>
-        <w:t xml:space="preserve"/>
-      </w:r>
-      <w:r>
-        <w:rPr>
-          <w:rFonts w:ascii="Arial Narrow" w:eastAsia="Arial Narrow" w:hAnsi="Arial Narrow" w:cs="Arial Narrow"/>
-          <w:kern w:val="0"/>
-          <w14:ligatures w14:val="none"/>
-          <w:sz w:val="22"/>
-          <w:szCs w:val="22"/>
-        </w:rPr>
-        <w:t xml:space="preserve"/>
-      </w:r>
-      <w:r>
-        <w:rPr>
-          <w:rFonts w:ascii="Arial Narrow" w:eastAsia="Arial Narrow" w:hAnsi="Arial Narrow" w:cs="Arial Narrow"/>
-          <w:kern w:val="0"/>
-          <w14:ligatures w14:val="none"/>
-          <w:sz w:val="22"/>
-          <w:szCs w:val="22"/>
-        </w:rPr>
-        <w:t/>
-      </w:r>
-      <w:r>
-        <w:rPr>
-          <w:rFonts w:ascii="Arial Narrow" w:eastAsia="Arial Narrow" w:hAnsi="Arial Narrow" w:cs="Arial Narrow"/>
-          <w:color w:val="000000"/>
-          <w:kern w:val="0"/>
-          <w:sz w:val="22"/>
-          <w:szCs w:val="22"/>
-          <w:lang w:val="es-ES" w:eastAsia="es-ES"/>
-          <w14:ligatures w14:val="none"/>
-        </w:rPr>
-        <w:t xml:space="preserve"/>
-      </w:r>
-      <w:r>
-        <w:rPr>
-          <w:rFonts w:ascii="Arial Narrow" w:eastAsia="Arial Narrow" w:hAnsi="Arial Narrow" w:cs="Arial Narrow"/>
-          <w:color w:val="000000"/>
-          <w:kern w:val="0"/>
-          <w:sz w:val="22"/>
-          <w:szCs w:val="22"/>
-          <w:lang w:val="es-ES" w:eastAsia="es-ES"/>
-          <w14:ligatures w14:val="none"/>
-        </w:rPr>
-        <w:t/>
+        <w:t xml:space="preserve">Mediante el escrito del 28 de diciembre de 2025, subsanada mediante escrito del 2 de febrero de 2026, el señor [APELLIDO] denunció a Rímac por presuntas infracciones a la Ley 29571, Código de Protección y Defensa del Consumidor</w:t>
       </w:r>
       <w:r>
         <w:rPr>
@@ -670,6 +570,118 @@
           <w14:ligatures w14:val="none"/>
         </w:rPr>
         <w:footnoteReference w:id="1"/>
+      </w:r>
+      <w:r>
+        <w:rPr>
+          <w:rFonts w:ascii="Arial Narrow" w:eastAsia="Arial Narrow" w:hAnsi="Arial Narrow" w:cs="Arial Narrow"/>
+          <w:color w:val="000000"/>
+          <w:kern w:val="0"/>
+          <w:sz w:val="22"/>
+          <w:szCs w:val="22"/>
+          <w:lang w:val="es-ES" w:eastAsia="es-ES"/>
+          <w14:ligatures w14:val="none"/>
+        </w:rPr>
+        <w:t xml:space="preserve"> (en adelante, Código), señalando lo siguiente:</w:t>
+      </w:r>
+      <w:r>
+        <w:rPr>
+          <w:rFonts w:ascii="Arial Narrow" w:eastAsia="Arial Narrow" w:hAnsi="Arial Narrow" w:cs="Arial Narrow"/>
+          <w:color w:val="000000"/>
+          <w:kern w:val="0"/>
+          <w:sz w:val="22"/>
+          <w:szCs w:val="22"/>
+          <w:lang w:val="es-ES" w:eastAsia="es-ES"/>
+          <w14:ligatures w14:val="none"/>
+        </w:rPr>
+        <w:t/>
+      </w:r>
+      <w:r>
+        <w:rPr>
+          <w:rFonts w:ascii="Arial Narrow" w:eastAsia="Arial Narrow" w:hAnsi="Arial Narrow" w:cs="Arial Narrow"/>
+          <w:color w:val="000000"/>
+          <w:kern w:val="0"/>
+          <w:sz w:val="22"/>
+          <w:szCs w:val="22"/>
+          <w:lang w:val="es-ES" w:eastAsia="es-ES"/>
+          <w14:ligatures w14:val="none"/>
+        </w:rPr>
+        <w:t xml:space="preserve"/>
+      </w:r>
+      <w:r>
+        <w:rPr>
+          <w:rFonts w:ascii="Arial Narrow" w:eastAsia="Arial Narrow" w:hAnsi="Arial Narrow" w:cs="Arial Narrow"/>
+          <w:color w:val="000000"/>
+          <w:kern w:val="0"/>
+          <w:sz w:val="22"/>
+          <w:szCs w:val="22"/>
+          <w:lang w:val="es-ES" w:eastAsia="es-ES"/>
+          <w14:ligatures w14:val="none"/>
+        </w:rPr>
+        <w:t/>
+      </w:r>
+      <w:r>
+        <w:rPr>
+          <w:rFonts w:ascii="Arial Narrow" w:eastAsia="Arial Narrow" w:hAnsi="Arial Narrow" w:cs="Arial Narrow"/>
+          <w:kern w:val="0"/>
+          <w14:ligatures w14:val="none"/>
+          <w:sz w:val="22"/>
+          <w:szCs w:val="22"/>
+        </w:rPr>
+        <w:t/>
+      </w:r>
+      <w:r>
+        <w:rPr>
+          <w:rFonts w:ascii="Arial Narrow" w:eastAsia="Arial Narrow" w:hAnsi="Arial Narrow" w:cs="Arial Narrow"/>
+          <w:kern w:val="0"/>
+          <w14:ligatures w14:val="none"/>
+          <w:sz w:val="22"/>
+          <w:szCs w:val="22"/>
+        </w:rPr>
+        <w:t xml:space="preserve"/>
+      </w:r>
+      <w:r>
+        <w:rPr>
+          <w:rFonts w:ascii="Arial Narrow" w:eastAsia="Arial Narrow" w:hAnsi="Arial Narrow" w:cs="Arial Narrow"/>
+          <w:kern w:val="0"/>
+          <w14:ligatures w14:val="none"/>
+          <w:sz w:val="22"/>
+          <w:szCs w:val="22"/>
+        </w:rPr>
+        <w:t xml:space="preserve"/>
+      </w:r>
+      <w:r>
+        <w:rPr>
+          <w:rFonts w:ascii="Arial Narrow" w:eastAsia="Arial Narrow" w:hAnsi="Arial Narrow" w:cs="Arial Narrow"/>
+          <w:kern w:val="0"/>
+          <w14:ligatures w14:val="none"/>
+          <w:sz w:val="22"/>
+          <w:szCs w:val="22"/>
+        </w:rPr>
+        <w:t/>
+      </w:r>
+      <w:r>
+        <w:rPr>
+          <w:rFonts w:ascii="Arial Narrow" w:eastAsia="Arial Narrow" w:hAnsi="Arial Narrow" w:cs="Arial Narrow"/>
+          <w:color w:val="000000"/>
+          <w:kern w:val="0"/>
+          <w:sz w:val="22"/>
+          <w:szCs w:val="22"/>
+          <w:lang w:val="es-ES" w:eastAsia="es-ES"/>
+          <w14:ligatures w14:val="none"/>
+        </w:rPr>
+        <w:t xml:space="preserve"/>
+      </w:r>
+      <w:r>
+        <w:rPr>
+          <w:rFonts w:ascii="Arial Narrow" w:eastAsia="Arial Narrow" w:hAnsi="Arial Narrow" w:cs="Arial Narrow"/>
+          <w:color w:val="000000"/>
+          <w:kern w:val="0"/>
+          <w:sz w:val="22"/>
+          <w:szCs w:val="22"/>
+          <w:lang w:val="es-ES" w:eastAsia="es-ES"/>
+          <w14:ligatures w14:val="none"/>
+        </w:rPr>
+        <w:t/>
       </w:r>
       <w:r>
         <w:rPr>
@@ -2387,23 +2399,35 @@
           <w:lang w:eastAsia="es-PE"/>
           <w14:ligatures w14:val="none"/>
         </w:rPr>
-        <w:t xml:space="preserve">La Secretaría Técnica de la Comisión de Protección al Consumidor 1 (en adelante, la Secretaría Técnica), en ejercicio de sus facultades, considera que el hecho denunciado, consistente en que la compañía aseguradora habría resuelto de manera unilateral e injustificada la Póliza V-0369578 del Seguro de Protección familiar alegando una supuesta falta de pago de primas, pese a que se descontaban de la planilla de pagos de la señora [APELLIDO] [APELLIDO] Farfán, generando que el denunciante no obtenga la cobertura del seguro en calidad de beneficiario del 70%; involucraría una presunta afectación a sus expectativas, quien no habría encontrado una correspondencia entre lo que esperaba recibir de parte del proveedor y lo que realmente recibió. Por consiguiente, corresponde calificar el hecho materia de denuncia como una presunta infracción al deber de idoneidad, tipificado en los artículos 18 y 19 del Código.</w:t>
+        <w:t xml:space="preserve">La Secretaría Técnica de la Comisión de Protección al Consumidor 1 (en adelante, la Secretaría Técnica), en ejercicio de sus facultades</w:t>
+      </w:r>
+      <w:r>
+        <w:rPr>
+          <w:rStyle w:val="Refdenotaalpie"/>
+          <w:rFonts w:ascii="Arial Narrow" w:eastAsia="Arial Narrow" w:hAnsi="Arial Narrow" w:cs="Arial Narrow"/>
+          <w:kern w:val="0"/>
+          <w:sz w:val="22"/>
+          <w:szCs w:val="22"/>
+          <w:vertAlign w:val="superscript"/>
+          <w14:ligatures w14:val="none"/>
+        </w:rPr>
+        <w:footnoteReference w:id="2"/>
+      </w:r>
+      <w:r>
+        <w:rPr>
+          <w:rFonts w:ascii="Arial Narrow" w:eastAsia="Arial Narrow" w:hAnsi="Arial Narrow" w:cs="Arial Narrow"/>
+          <w:color w:val="000000"/>
+          <w:kern w:val="0"/>
+          <w:sz w:val="22"/>
+          <w:szCs w:val="22"/>
+          <w:lang w:eastAsia="es-PE"/>
+          <w14:ligatures w14:val="none"/>
+        </w:rPr>
+        <w:t xml:space="preserve">, considera que el hecho denunciado, consistente en que la compañía aseguradora habría resuelto de manera unilateral e injustificada la Póliza V-0369578 del Seguro de Protección familiar alegando una supuesta falta de pago de primas, pese a que se descontaban de la planilla de pagos de la señora [APELLIDO] [APELLIDO] Farfán, generando que el denunciante no obtenga la cobertura del seguro en calidad de beneficiario del 70%; involucraría una presunta afectación a sus expectativas, quien no habría encontrado una correspondencia entre lo que esperaba recibir de parte del proveedor y lo que realmente recibió. Por consiguiente, corresponde calificar el hecho materia de denuncia como una presunta infracción al deber de idoneidad, tipificado en los artículos 18 y 19 del Código.</w:t>
       </w:r>
       <w:bookmarkEnd w:id="3"/>
       <w:bookmarkEnd w:id="4"/>
       <w:bookmarkEnd w:id="5"/>
-      <w:r>
-        <w:rPr>
-          <w:rStyle w:val="Refdenotaalpie"/>
-          <w:rFonts w:ascii="Arial Narrow" w:eastAsia="Arial Narrow" w:hAnsi="Arial Narrow" w:cs="Arial Narrow"/>
-          <w:kern w:val="0"/>
-          <w:sz w:val="22"/>
-          <w:szCs w:val="22"/>
-          <w:vertAlign w:val="superscript"/>
-          <w14:ligatures w14:val="none"/>
-        </w:rPr>
-        <w:footnoteReference w:id="2"/>
-      </w:r>
       <w:r>
         <w:rPr>
           <w:rFonts w:ascii="Arial Narrow" w:eastAsia="Arial Narrow" w:hAnsi="Arial Narrow" w:cs="Arial Narrow"/>
@@ -2985,7 +3009,19 @@
           <w:lang w:eastAsia="es-PE"/>
           <w14:ligatures w14:val="none"/>
         </w:rPr>
-        <w:t xml:space="preserve">PRIMERO: admitir a trámite la denuncia del 28 de diciembre de 2025, subsanada mediante escrito del 2 de febrero de 2026, interpuesta por el señor [APELLIDO] [APELLIDO] contra Rímac Seguros y Reaseguros S.A., por la presunta infracción a los artículos 18 y 19 de la Ley 29571, Código de Protección y Defensa del Consumidor, en tanto la compañía aseguradora habría resuelto de manera unilateral e injustificada la Póliza V-0369578 del Seguro de Protección familiar alegando una supuesta falta de pago de primas, pese a que se descontaban de la planilla de pagos de la señora [APELLIDO] [APELLIDO] Farfán, generando que el denunciante no obtenga la cobertura del seguro en calidad de beneficiario del 70%.</w:t>
+        <w:t xml:space="preserve">PRIMERO:</w:t>
+      </w:r>
+      <w:r>
+        <w:rPr>
+          <w:rFonts w:ascii="Arial Narrow" w:eastAsia="Arial Narrow" w:hAnsi="Arial Narrow" w:cs="Arial Narrow"/>
+          <w:color w:val="000000"/>
+          <w:kern w:val="0"/>
+          <w:sz w:val="22"/>
+          <w:szCs w:val="22"/>
+          <w:lang w:eastAsia="es-PE"/>
+          <w14:ligatures w14:val="none"/>
+        </w:rPr>
+        <w:t xml:space="preserve"> admitir a trámite la denuncia del 28 de diciembre de 2025, subsanada mediante escrito del 2 de febrero de 2026, interpuesta por el señor [APELLIDO] [APELLIDO] contra Rímac Seguros y Reaseguros S.A., por la presunta infracción a los artículos 18 y 19 de la Ley 29571, Código de Protección y Defensa del Consumidor, en tanto la compañía aseguradora habría resuelto de manera unilateral e injustificada la Póliza V-0369578 del Seguro de Protección familiar alegando una supuesta falta de pago de primas, pese a que se descontaban de la planilla de pagos de la señora [APELLIDO] [APELLIDO] Farfán, generando que el denunciante no obtenga la cobertura del seguro en calidad de beneficiario del 70%.</w:t>
       </w:r>
       <w:r>
         <w:rPr>
@@ -3040,7 +3076,6 @@
       <w:r>
         <w:rPr>
           <w:rFonts w:ascii="Arial Narrow" w:eastAsia="Arial Narrow" w:hAnsi="Arial Narrow" w:cs="Arial Narrow"/>
-          <w:bCs/>
           <w:spacing w:val="-3"/>
           <w:kern w:val="0"/>
           <w14:ligatures w14:val="none"/>
@@ -3065,7 +3100,6 @@
       <w:r>
         <w:rPr>
           <w:rFonts w:ascii="Arial Narrow" w:eastAsia="Arial Narrow" w:hAnsi="Arial Narrow" w:cs="Arial Narrow"/>
-          <w:bCs/>
           <w:spacing w:val="-3"/>
           <w:kern w:val="0"/>
           <w14:ligatures w14:val="none"/>
@@ -3387,7 +3421,19 @@
           <w:lang w:eastAsia="es-PE"/>
           <w14:ligatures w14:val="none"/>
         </w:rPr>
-        <w:t xml:space="preserve">TERCERO: </w:t>
+        <w:t xml:space="preserve">TERCERO:</w:t>
+      </w:r>
+      <w:r>
+        <w:rPr>
+          <w:rFonts w:ascii="Arial Narrow" w:eastAsia="Arial Narrow" w:hAnsi="Arial Narrow" w:cs="Arial Narrow"/>
+          <w:color w:val="000000"/>
+          <w:kern w:val="0"/>
+          <w:sz w:val="22"/>
+          <w:szCs w:val="22"/>
+          <w:lang w:eastAsia="es-PE"/>
+          <w14:ligatures w14:val="none"/>
+        </w:rPr>
+        <w:t xml:space="preserve"> </w:t>
       </w:r>
       <w:r>
         <w:rPr>
@@ -3404,7 +3450,6 @@
       <w:r>
         <w:rPr>
           <w:rFonts w:ascii="Arial Narrow" w:eastAsia="Arial Narrow" w:hAnsi="Arial Narrow" w:cs="Arial Narrow"/>
-          <w:bCs/>
           <w:spacing w:val="-3"/>
           <w:kern w:val="0"/>
           <w14:ligatures w14:val="none"/>
@@ -3757,7 +3802,15 @@
           <w:sz w:val="22"/>
           <w:szCs w:val="22"/>
         </w:rPr>
-        <w:t xml:space="preserve">CUARTO: </w:t>
+        <w:t xml:space="preserve">CUARTO:</w:t>
+      </w:r>
+      <w:r>
+        <w:rPr>
+          <w:rFonts w:ascii="Arial Narrow" w:eastAsia="Arial Narrow" w:hAnsi="Arial Narrow" w:cs="Arial Narrow"/>
+          <w:sz w:val="22"/>
+          <w:szCs w:val="22"/>
+        </w:rPr>
+        <w:t xml:space="preserve"> </w:t>
       </w:r>
       <w:r>
         <w:rPr>
@@ -3779,7 +3832,7 @@
           <w:lang w:val="es-ES" w:eastAsia="es-ES"/>
           <w14:ligatures w14:val="none"/>
         </w:rPr>
-        <w:footnoteReference w:id="12"/>
+        <w:footnoteReference w:id="7"/>
       </w:r>
       <w:r>
         <w:rPr>
@@ -3801,7 +3854,7 @@
           <w:lang w:val="es-ES" w:eastAsia="es-ES"/>
           <w14:ligatures w14:val="none"/>
         </w:rPr>
-        <w:footnoteReference w:id="13"/>
+        <w:footnoteReference w:id="8"/>
       </w:r>
       <w:r>
         <w:rPr>
@@ -3852,7 +3905,19 @@
           <w:lang w:eastAsia="es-PE"/>
           <w14:ligatures w14:val="none"/>
         </w:rPr>
-        <w:t xml:space="preserve">QUINTO: </w:t>
+        <w:t xml:space="preserve">QUINTO:</w:t>
+      </w:r>
+      <w:r>
+        <w:rPr>
+          <w:rFonts w:ascii="Arial Narrow" w:eastAsia="Arial Narrow" w:hAnsi="Arial Narrow" w:cs="Arial Narrow"/>
+          <w:color w:val="000000"/>
+          <w:kern w:val="0"/>
+          <w:sz w:val="22"/>
+          <w:szCs w:val="22"/>
+          <w:lang w:eastAsia="es-PE"/>
+          <w14:ligatures w14:val="none"/>
+        </w:rPr>
+        <w:t xml:space="preserve"> </w:t>
       </w:r>
       <w:bookmarkStart w:id="16" w:name="_Hlk188286813"/>
       <w:r>
@@ -4120,7 +4185,7 @@
           <w:lang w:eastAsia="es-PE"/>
           <w14:ligatures w14:val="none"/>
         </w:rPr>
-        <w:footnoteReference w:id="7"/>
+        <w:footnoteReference w:id="9"/>
       </w:r>
       <w:r>
         <w:rPr>
@@ -4218,7 +4283,7 @@
           <w:lang w:eastAsia="es-PE"/>
           <w14:ligatures w14:val="none"/>
         </w:rPr>
-        <w:footnoteReference w:id="8"/>
+        <w:footnoteReference w:id="10"/>
       </w:r>
       <w:r>
         <w:rPr>
@@ -4282,7 +4347,7 @@
           <w:lang w:eastAsia="es-PE"/>
           <w14:ligatures w14:val="none"/>
         </w:rPr>
-        <w:footnoteReference w:id="9"/>
+        <w:footnoteReference w:id="11"/>
       </w:r>
       <w:r>
         <w:rPr>
@@ -4474,7 +4539,7 @@
           <w:vertAlign w:val="superscript"/>
           <w14:ligatures w14:val="none"/>
         </w:rPr>
-        <w:footnoteReference w:id="10"/>
+        <w:footnoteReference w:id="12"/>
       </w:r>
       <w:r>
         <w:rPr>
@@ -4503,29 +4568,139 @@
           <w:kern w:val="0"/>
           <w:sz w:val="22"/>
           <w:szCs w:val="22"/>
+          <w14:ligatures w14:val="none"/>
+        </w:rPr>
+        <w:t>expresamente su facultad para asistir y conciliar en su representación</w:t>
+      </w:r>
+      <w:r>
+        <w:rPr>
+          <w:rFonts w:ascii="Arial Narrow" w:eastAsia="Arial Narrow" w:hAnsi="Arial Narrow" w:cs="Arial Narrow"/>
+          <w:kern w:val="0"/>
+          <w14:ligatures w14:val="none"/>
+          <w:sz w:val="22"/>
+          <w:szCs w:val="22"/>
+        </w:rPr>
+        <w:t>.</w:t>
+      </w:r>
+      <w:r>
+        <w:rPr>
+          <w:rFonts w:ascii="Arial Narrow" w:eastAsia="Arial Narrow" w:hAnsi="Arial Narrow" w:cs="Arial Narrow"/>
+          <w:kern w:val="0"/>
+          <w14:ligatures w14:val="none"/>
+          <w:sz w:val="22"/>
+          <w:szCs w:val="22"/>
+        </w:rPr>
+        <w:t xml:space="preserve"> </w:t>
+      </w:r>
+      <w:r>
+        <w:rPr>
+          <w:rFonts w:ascii="Arial Narrow" w:eastAsia="Arial Narrow" w:hAnsi="Arial Narrow" w:cs="Arial Narrow"/>
+          <w:kern w:val="0"/>
+          <w:sz w:val="22"/>
+          <w:szCs w:val="22"/>
+          <w14:ligatures w14:val="none"/>
+        </w:rPr>
+        <w:t xml:space="preserve">Ello bajo apercibimiento de no realizar la audiencia de conciliación y levantar el acta de inasistencia correspondiente. </w:t>
+      </w:r>
+    </w:p>
+    <w:p>
+      <w:pPr>
+        <w:suppressAutoHyphens/>
+        <w:spacing w:after="0" w:line="240" w:lineRule="auto"/>
+        <w:jc w:val="both"/>
+        <w:rPr>
+          <w:rFonts w:ascii="Arial Narrow" w:eastAsia="Arial Narrow" w:hAnsi="Arial Narrow" w:cs="Arial Narrow"/>
+          <w:kern w:val="0"/>
+          <w:sz w:val="22"/>
+          <w:szCs w:val="22"/>
           <w:u w:val="single"/>
           <w14:ligatures w14:val="none"/>
         </w:rPr>
-        <w:t>expresamente su facultad para asistir y conciliar en su representación</w:t>
-      </w:r>
-      <w:r>
-        <w:rPr>
-          <w:rFonts w:ascii="Arial Narrow" w:eastAsia="Arial Narrow" w:hAnsi="Arial Narrow" w:cs="Arial Narrow"/>
-          <w:bCs/>
-          <w:kern w:val="0"/>
-          <w14:ligatures w14:val="none"/>
-          <w:sz w:val="22"/>
-          <w:szCs w:val="22"/>
-        </w:rPr>
-        <w:t>.</w:t>
-      </w:r>
+      </w:pPr>
+    </w:p>
+    <w:p>
+      <w:pPr>
+        <w:suppressAutoHyphens/>
+        <w:spacing w:after="0" w:line="240" w:lineRule="auto"/>
+        <w:jc w:val="both"/>
+        <w:rPr>
+          <w:rFonts w:ascii="Arial Narrow" w:eastAsia="Arial Narrow" w:hAnsi="Arial Narrow" w:cs="Arial Narrow"/>
+          <w:color w:val="000000"/>
+          <w:kern w:val="0"/>
+          <w:sz w:val="22"/>
+          <w:szCs w:val="22"/>
+          <w:lang w:eastAsia="es-PE"/>
+          <w14:ligatures w14:val="none"/>
+        </w:rPr>
+      </w:pPr>
+      <w:r>
+        <w:rPr>
+          <w:rFonts w:ascii="Arial Narrow" w:eastAsia="Arial Narrow" w:hAnsi="Arial Narrow" w:cs="Arial Narrow"/>
+          <w:b/>
+          <w:color w:val="000000"/>
+          <w:kern w:val="0"/>
+          <w:sz w:val="22"/>
+          <w:szCs w:val="22"/>
+          <w:lang w:eastAsia="es-PE"/>
+          <w14:ligatures w14:val="none"/>
+        </w:rPr>
+        <w:t>NOVENO:</w:t>
+      </w:r>
+      <w:r>
+        <w:rPr>
+          <w:rFonts w:ascii="Arial Narrow" w:eastAsia="Arial Narrow" w:hAnsi="Arial Narrow" w:cs="Arial Narrow"/>
+          <w:color w:val="000000"/>
+          <w:kern w:val="0"/>
+          <w:sz w:val="22"/>
+          <w:szCs w:val="22"/>
+          <w:lang w:eastAsia="es-PE"/>
+          <w14:ligatures w14:val="none"/>
+        </w:rPr>
+        <w:t xml:space="preserve"> poner en conocimiento de las partes que, antes de la emisión de la Resolución Final, tienen la posibilidad de formular su desistimiento o presentar el acuerdo arribado mediante la conciliación, mediación, transacción o cualquier otro que, de forma indubitable, deje constancia que se ha solucionado la controversia materia de denuncia.</w:t>
+      </w:r>
+      <w:bookmarkStart w:id="19" w:name="h.gjdgxs" w:colFirst="0" w:colLast="0"/>
+      <w:bookmarkEnd w:id="19"/>
+    </w:p>
+    <w:p>
+      <w:pPr>
+        <w:suppressAutoHyphens/>
+        <w:spacing w:after="0" w:line="240" w:lineRule="auto"/>
+        <w:jc w:val="both"/>
+        <w:rPr>
+          <w:rFonts w:ascii="Arial Narrow" w:eastAsia="Arial Narrow" w:hAnsi="Arial Narrow" w:cs="Arial Narrow"/>
+          <w:color w:val="000000"/>
+          <w:kern w:val="0"/>
+          <w:sz w:val="22"/>
+          <w:szCs w:val="22"/>
+          <w:lang w:eastAsia="es-PE"/>
+          <w14:ligatures w14:val="none"/>
+        </w:rPr>
+      </w:pPr>
+    </w:p>
+    <w:p>
+      <w:pPr>
+        <w:suppressAutoHyphens/>
+        <w:spacing w:after="0" w:line="240" w:lineRule="auto"/>
+        <w:jc w:val="both"/>
+        <w:rPr>
+          <w:rFonts w:ascii="Arial Narrow" w:eastAsia="Arial Narrow" w:hAnsi="Arial Narrow" w:cs="Arial Narrow"/>
+          <w:sz w:val="22"/>
+          <w:szCs w:val="22"/>
+        </w:rPr>
+      </w:pPr>
       <w:r>
         <w:rPr>
           <w:rFonts w:ascii="Arial Narrow" w:eastAsia="Arial Narrow" w:hAnsi="Arial Narrow" w:cs="Arial Narrow"/>
           <w:b/>
           <w:bCs/>
-          <w:kern w:val="0"/>
-          <w14:ligatures w14:val="none"/>
+          <w:sz w:val="22"/>
+          <w:szCs w:val="22"/>
+        </w:rPr>
+        <w:t xml:space="preserve">DÉCIMO:</w:t>
+      </w:r>
+      <w:r>
+        <w:rPr>
+          <w:rFonts w:ascii="Arial Narrow" w:eastAsia="Arial Narrow" w:hAnsi="Arial Narrow" w:cs="Arial Narrow"/>
           <w:sz w:val="22"/>
           <w:szCs w:val="22"/>
         </w:rPr>
@@ -4534,117 +4709,10 @@
       <w:r>
         <w:rPr>
           <w:rFonts w:ascii="Arial Narrow" w:eastAsia="Arial Narrow" w:hAnsi="Arial Narrow" w:cs="Arial Narrow"/>
-          <w:kern w:val="0"/>
-          <w:sz w:val="22"/>
-          <w:szCs w:val="22"/>
-          <w:u w:val="single"/>
-          <w14:ligatures w14:val="none"/>
-        </w:rPr>
-        <w:t xml:space="preserve">Ello bajo apercibimiento de no realizar la audiencia de conciliación y levantar el acta de inasistencia correspondiente. </w:t>
-      </w:r>
-    </w:p>
-    <w:p>
-      <w:pPr>
-        <w:suppressAutoHyphens/>
-        <w:spacing w:after="0" w:line="240" w:lineRule="auto"/>
-        <w:jc w:val="both"/>
-        <w:rPr>
-          <w:rFonts w:ascii="Arial Narrow" w:eastAsia="Arial Narrow" w:hAnsi="Arial Narrow" w:cs="Arial Narrow"/>
-          <w:kern w:val="0"/>
-          <w:sz w:val="22"/>
-          <w:szCs w:val="22"/>
-          <w:u w:val="single"/>
-          <w14:ligatures w14:val="none"/>
-        </w:rPr>
-      </w:pPr>
-    </w:p>
-    <w:p>
-      <w:pPr>
-        <w:suppressAutoHyphens/>
-        <w:spacing w:after="0" w:line="240" w:lineRule="auto"/>
-        <w:jc w:val="both"/>
-        <w:rPr>
-          <w:rFonts w:ascii="Arial Narrow" w:eastAsia="Arial Narrow" w:hAnsi="Arial Narrow" w:cs="Arial Narrow"/>
-          <w:color w:val="000000"/>
-          <w:kern w:val="0"/>
-          <w:sz w:val="22"/>
-          <w:szCs w:val="22"/>
-          <w:lang w:eastAsia="es-PE"/>
-          <w14:ligatures w14:val="none"/>
-        </w:rPr>
-      </w:pPr>
-      <w:r>
-        <w:rPr>
-          <w:rFonts w:ascii="Arial Narrow" w:eastAsia="Arial Narrow" w:hAnsi="Arial Narrow" w:cs="Arial Narrow"/>
-          <w:b/>
-          <w:color w:val="000000"/>
-          <w:kern w:val="0"/>
-          <w:sz w:val="22"/>
-          <w:szCs w:val="22"/>
-          <w:lang w:eastAsia="es-PE"/>
-          <w14:ligatures w14:val="none"/>
-        </w:rPr>
-        <w:t>NOVENO:</w:t>
-      </w:r>
-      <w:r>
-        <w:rPr>
-          <w:rFonts w:ascii="Arial Narrow" w:eastAsia="Arial Narrow" w:hAnsi="Arial Narrow" w:cs="Arial Narrow"/>
-          <w:color w:val="000000"/>
-          <w:kern w:val="0"/>
-          <w:sz w:val="22"/>
-          <w:szCs w:val="22"/>
-          <w:lang w:eastAsia="es-PE"/>
-          <w14:ligatures w14:val="none"/>
-        </w:rPr>
-        <w:t xml:space="preserve"> poner en conocimiento de las partes que, antes de la emisión de la Resolución Final, tienen la posibilidad de formular su desistimiento o presentar el acuerdo arribado mediante la conciliación, mediación, transacción o cualquier otro que, de forma indubitable, deje constancia que se ha solucionado la controversia materia de denuncia.</w:t>
-      </w:r>
-      <w:bookmarkStart w:id="19" w:name="h.gjdgxs" w:colFirst="0" w:colLast="0"/>
-      <w:bookmarkEnd w:id="19"/>
-    </w:p>
-    <w:p>
-      <w:pPr>
-        <w:suppressAutoHyphens/>
-        <w:spacing w:after="0" w:line="240" w:lineRule="auto"/>
-        <w:jc w:val="both"/>
-        <w:rPr>
-          <w:rFonts w:ascii="Arial Narrow" w:eastAsia="Arial Narrow" w:hAnsi="Arial Narrow" w:cs="Arial Narrow"/>
-          <w:color w:val="000000"/>
-          <w:kern w:val="0"/>
-          <w:sz w:val="22"/>
-          <w:szCs w:val="22"/>
-          <w:lang w:eastAsia="es-PE"/>
-          <w14:ligatures w14:val="none"/>
-        </w:rPr>
-      </w:pPr>
-    </w:p>
-    <w:p>
-      <w:pPr>
-        <w:suppressAutoHyphens/>
-        <w:spacing w:after="0" w:line="240" w:lineRule="auto"/>
-        <w:jc w:val="both"/>
-        <w:rPr>
-          <w:rFonts w:ascii="Arial Narrow" w:eastAsia="Arial Narrow" w:hAnsi="Arial Narrow" w:cs="Arial Narrow"/>
-          <w:sz w:val="22"/>
-          <w:szCs w:val="22"/>
-        </w:rPr>
-      </w:pPr>
-      <w:r>
-        <w:rPr>
-          <w:rFonts w:ascii="Arial Narrow" w:eastAsia="Arial Narrow" w:hAnsi="Arial Narrow" w:cs="Arial Narrow"/>
-          <w:b/>
-          <w:bCs/>
-          <w:sz w:val="22"/>
-          <w:szCs w:val="22"/>
-        </w:rPr>
-        <w:t xml:space="preserve">DÉCIMO: </w:t>
-      </w:r>
-      <w:r>
-        <w:rPr>
-          <w:rFonts w:ascii="Arial Narrow" w:eastAsia="Arial Narrow" w:hAnsi="Arial Narrow" w:cs="Arial Narrow"/>
-          <w:sz w:val="22"/>
-          <w:szCs w:val="22"/>
-        </w:rPr>
-        <w:t xml:space="preserve">requerir al señor [APELLIDO] [APELLIDO] y a Rímac Seguros y Reaseguros S.A. para que, dentro del plazo de dos (2) días hábiles siguientes a la fecha en que reciban la notificación en sus bandejas de correo electrónico, efectúen la confirmación de recepción de la notificación remitida por este despacho a sus correos electrónicos, de conformidad con el segundo párrafo del numeral 4 del artículo 20 del Texto Único Ordenado de la Ley del Procedimiento Administrativo General, aprobado mediante Decreto Supremo 006-2026-JUS, bajo apercibimiento de rehacer el acto de notificación y notificarle conforme al numeral 1 del artículo 20 del citado cuerpo normativo.</w:t>
+          <w:sz w:val="22"/>
+          <w:szCs w:val="22"/>
+        </w:rPr>
+        <w:t xml:space="preserve">requerir al señor [APELLIDO] [APELLIDO] y a Rímac Seguros y Reaseguros S.A. para que, dentro del plazo de dos (2) días hábiles siguientes a la fecha en que reciban la notificación en sus bandejas de correo electrónico, efectúen la confirmación de recepción de la notificación remitida por este despacho a sus correos electrónicos, de conformidad con el segundo párrafo del numeral 4 del artículo 20 del Texto Único Ordenado de la Ley del Procedimiento Administrativo General, aprobado mediante Decreto Supremo 006-2026-JUS, bajo apercibimiento de rehacer el acto de notificación y notificarles conforme al numeral 1 del artículo 20 del citado cuerpo normativo.</w:t>
       </w:r>
       <w:r>
         <w:rPr>
@@ -4936,7 +5004,7 @@
           <w:szCs w:val="22"/>
           <w:vertAlign w:val="superscript"/>
         </w:rPr>
-        <w:footnoteReference w:id="11"/>
+        <w:footnoteReference w:id="13"/>
       </w:r>
       <w:r>
         <w:rPr>
@@ -5349,6 +5417,9 @@
     <w:p>
       <w:pPr>
         <w:pStyle w:val="Textonotapie"/>
+        <w:tabs>
+          <w:tab w:val="left" w:pos="567"/>
+        </w:tabs>
         <w:ind w:left="567" w:hanging="567"/>
         <w:jc w:val="both"/>
         <w:rPr>
@@ -5373,7 +5444,8 @@
           <w:sz w:val="16"/>
           <w:szCs w:val="16"/>
         </w:rPr>
-        <w:t xml:space="preserve"> </w:t>
+        <w:tab/>
+        <w:t xml:space="preserve"/>
       </w:r>
       <w:r>
         <w:rPr>
@@ -5448,7 +5520,8 @@
           <w:sz w:val="16"/>
           <w:szCs w:val="16"/>
         </w:rPr>
-        <w:t xml:space="preserve"> </w:t>
+        <w:tab/>
+        <w:t xml:space="preserve"/>
       </w:r>
       <w:r>
         <w:rPr>
@@ -5555,10 +5628,30 @@
         <w:jc w:val="both"/>
         <w:rPr>
           <w:rFonts w:ascii="Arial Narrow" w:eastAsia="Arial Narrow" w:hAnsi="Arial Narrow" w:cs="Arial Narrow"/>
-          <w:sz w:val="16"/>
-          <w:szCs w:val="16"/>
-        </w:rPr>
-      </w:pPr>
+          <w:b/>
+          <w:bCs/>
+          <w:sz w:val="16"/>
+          <w:szCs w:val="16"/>
+        </w:rPr>
+      </w:pPr>
+      <w:r>
+        <w:rPr>
+          <w:rFonts w:ascii="Arial Narrow" w:eastAsia="Arial Narrow" w:hAnsi="Arial Narrow" w:cs="Arial Narrow"/>
+          <w:sz w:val="16"/>
+          <w:szCs w:val="16"/>
+        </w:rPr>
+        <w:tab/>
+      </w:r>
+      <w:r>
+        <w:rPr>
+          <w:rFonts w:ascii="Arial Narrow" w:eastAsia="Arial Narrow" w:hAnsi="Arial Narrow" w:cs="Arial Narrow"/>
+          <w:b/>
+          <w:bCs/>
+          <w:sz w:val="16"/>
+          <w:szCs w:val="16"/>
+        </w:rPr>
+        <w:t xml:space="preserve">LEY DE ORGANIZACIÓN Y FUNCIONES DEL INDECOPI, APROBADA POR DECRETO LEGISLATIVO 1033 </w:t>
+      </w:r>
     </w:p>
     <w:p>
       <w:pPr>
@@ -5570,29 +5663,28 @@
         <w:jc w:val="both"/>
         <w:rPr>
           <w:rFonts w:ascii="Arial Narrow" w:eastAsia="Arial Narrow" w:hAnsi="Arial Narrow" w:cs="Arial Narrow"/>
+          <w:sz w:val="16"/>
+          <w:szCs w:val="16"/>
+        </w:rPr>
+      </w:pPr>
+      <w:r>
+        <w:rPr>
+          <w:rFonts w:ascii="Arial Narrow" w:eastAsia="Arial Narrow" w:hAnsi="Arial Narrow" w:cs="Arial Narrow"/>
           <w:b/>
           <w:bCs/>
           <w:sz w:val="16"/>
           <w:szCs w:val="16"/>
         </w:rPr>
-      </w:pPr>
-      <w:r>
-        <w:rPr>
-          <w:rFonts w:ascii="Arial Narrow" w:eastAsia="Arial Narrow" w:hAnsi="Arial Narrow" w:cs="Arial Narrow"/>
-          <w:sz w:val="16"/>
-          <w:szCs w:val="16"/>
-        </w:rPr>
         <w:tab/>
-      </w:r>
-      <w:r>
-        <w:rPr>
-          <w:rFonts w:ascii="Arial Narrow" w:eastAsia="Arial Narrow" w:hAnsi="Arial Narrow" w:cs="Arial Narrow"/>
-          <w:b/>
-          <w:bCs/>
-          <w:sz w:val="16"/>
-          <w:szCs w:val="16"/>
-        </w:rPr>
-        <w:t xml:space="preserve">LEY DE ORGANIZACIÓN Y FUNCIONES DEL INDECOPI, APROBADA POR DECRETO LEGISLATIVO 1033 </w:t>
+        <w:t>Artículo 27.-</w:t>
+      </w:r>
+      <w:r>
+        <w:rPr>
+          <w:rFonts w:ascii="Arial Narrow" w:eastAsia="Arial Narrow" w:hAnsi="Arial Narrow" w:cs="Arial Narrow"/>
+          <w:sz w:val="16"/>
+          <w:szCs w:val="16"/>
+        </w:rPr>
+        <w:t xml:space="preserve"> De la Comisión de Protección al Consumidor.- </w:t>
       </w:r>
     </w:p>
     <w:p>
@@ -5612,21 +5704,11 @@
       <w:r>
         <w:rPr>
           <w:rFonts w:ascii="Arial Narrow" w:eastAsia="Arial Narrow" w:hAnsi="Arial Narrow" w:cs="Arial Narrow"/>
-          <w:b/>
-          <w:bCs/>
           <w:sz w:val="16"/>
           <w:szCs w:val="16"/>
         </w:rPr>
         <w:tab/>
-        <w:t>Artículo 27.-</w:t>
-      </w:r>
-      <w:r>
-        <w:rPr>
-          <w:rFonts w:ascii="Arial Narrow" w:eastAsia="Arial Narrow" w:hAnsi="Arial Narrow" w:cs="Arial Narrow"/>
-          <w:sz w:val="16"/>
-          <w:szCs w:val="16"/>
-        </w:rPr>
-        <w:t xml:space="preserve"> De la Comisión de Protección al Consumidor.- </w:t>
+        <w:t>Corresponde a la Comisión de Protección al Consumidor velar por el cumplimiento de la Ley de Protección al Consumidor y de las leyes que, en general, protegen a los consumidores de la falta de idoneidad de los bienes y servicios en función de la información brindada, de las omisiones de información y de la discriminación en el consumo, así como de aquellas que complementen o sustituyan a las anteriores.</w:t>
       </w:r>
     </w:p>
     <w:p>
@@ -5639,20 +5721,15 @@
         <w:jc w:val="both"/>
         <w:rPr>
           <w:rFonts w:ascii="Arial Narrow" w:eastAsia="Arial Narrow" w:hAnsi="Arial Narrow" w:cs="Arial Narrow"/>
-          <w:sz w:val="16"/>
-          <w:szCs w:val="16"/>
-        </w:rPr>
-      </w:pPr>
-      <w:r>
-        <w:rPr>
-          <w:rFonts w:ascii="Arial Narrow" w:eastAsia="Arial Narrow" w:hAnsi="Arial Narrow" w:cs="Arial Narrow"/>
-          <w:sz w:val="16"/>
-          <w:szCs w:val="16"/>
-        </w:rPr>
-        <w:tab/>
-        <w:t>Corresponde a la Comisión de Protección al Consumidor velar por el cumplimiento de la Ley de Protección al Consumidor y de las leyes que, en general, protegen a los consumidores de la falta de idoneidad de los bienes y servicios en función de la información brindada, de las omisiones de información y de la discriminación en el consumo, así como de aquellas que complementen o sustituyan a las anteriores.</w:t>
-      </w:r>
-    </w:p>
+          <w:b/>
+          <w:bCs/>
+          <w:sz w:val="16"/>
+          <w:szCs w:val="16"/>
+        </w:rPr>
+      </w:pPr>
+    </w:p>
+  </w:footnote>
+  <w:footnote w:id="3">
     <w:p>
       <w:pPr>
         <w:pStyle w:val="Textonotapie"/>
@@ -5669,9 +5746,150 @@
           <w:szCs w:val="16"/>
         </w:rPr>
       </w:pPr>
-    </w:p>
-  </w:footnote>
-  <w:footnote w:id="3">
+      <w:r>
+        <w:rPr>
+          <w:rStyle w:val="Refdenotaalpie"/>
+          <w:rFonts w:ascii="Arial Narrow" w:eastAsia="Arial Narrow" w:hAnsi="Arial Narrow" w:cs="Arial Narrow"/>
+          <w:sz w:val="16"/>
+          <w:szCs w:val="16"/>
+          <w:vertAlign w:val="superscript"/>
+        </w:rPr>
+        <w:footnoteRef/>
+      </w:r>
+      <w:r>
+        <w:rPr>
+          <w:rFonts w:ascii="Arial Narrow" w:eastAsia="Arial Narrow" w:hAnsi="Arial Narrow" w:cs="Arial Narrow"/>
+          <w:sz w:val="16"/>
+          <w:szCs w:val="16"/>
+        </w:rPr>
+        <w:tab/>
+        <w:t xml:space="preserve"/>
+      </w:r>
+      <w:r>
+        <w:rPr>
+          <w:rFonts w:ascii="Arial Narrow" w:eastAsia="Arial Narrow" w:hAnsi="Arial Narrow" w:cs="Arial Narrow"/>
+          <w:sz w:val="16"/>
+          <w:szCs w:val="16"/>
+        </w:rPr>
+        <w:tab/>
+      </w:r>
+      <w:r>
+        <w:rPr>
+          <w:rFonts w:ascii="Arial Narrow" w:eastAsia="Arial Narrow" w:hAnsi="Arial Narrow" w:cs="Arial Narrow"/>
+          <w:b/>
+          <w:bCs/>
+          <w:sz w:val="16"/>
+          <w:szCs w:val="16"/>
+        </w:rPr>
+        <w:t xml:space="preserve">LEY 29571, CÓDIGO DE PROTECCIÓN Y DEFENSA DEL CONSUMIDOR, publicado el 2 de setiembre de 2010 y modificado por Decreto Legislativo 1308 </w:t>
+      </w:r>
+    </w:p>
+    <w:p>
+      <w:pPr>
+        <w:pStyle w:val="Textonotapie"/>
+        <w:ind w:left="567" w:right="-1"/>
+        <w:jc w:val="both"/>
+        <w:rPr>
+          <w:rFonts w:ascii="Arial Narrow" w:eastAsia="Arial Narrow" w:hAnsi="Arial Narrow" w:cs="Arial Narrow"/>
+          <w:b/>
+          <w:bCs/>
+          <w:sz w:val="16"/>
+          <w:szCs w:val="16"/>
+        </w:rPr>
+      </w:pPr>
+      <w:r>
+        <w:rPr>
+          <w:rFonts w:ascii="Arial Narrow" w:eastAsia="Arial Narrow" w:hAnsi="Arial Narrow" w:cs="Arial Narrow"/>
+          <w:b/>
+          <w:bCs/>
+          <w:sz w:val="16"/>
+          <w:szCs w:val="16"/>
+        </w:rPr>
+        <w:t xml:space="preserve">Artículo 18.- Idoneidad </w:t>
+      </w:r>
+    </w:p>
+    <w:p>
+      <w:pPr>
+        <w:pStyle w:val="Textonotapie"/>
+        <w:ind w:left="567" w:right="-1"/>
+        <w:jc w:val="both"/>
+        <w:rPr>
+          <w:rFonts w:ascii="Arial Narrow" w:eastAsia="Arial Narrow" w:hAnsi="Arial Narrow" w:cs="Arial Narrow"/>
+          <w:sz w:val="16"/>
+          <w:szCs w:val="16"/>
+        </w:rPr>
+      </w:pPr>
+      <w:r>
+        <w:rPr>
+          <w:rFonts w:ascii="Arial Narrow" w:eastAsia="Arial Narrow" w:hAnsi="Arial Narrow" w:cs="Arial Narrow"/>
+          <w:sz w:val="16"/>
+          <w:szCs w:val="16"/>
+        </w:rPr>
+        <w:t xml:space="preserve">Se entiende por idoneidad la correspondencia entre lo que un consumidor espera y lo que efectivamente recibe, en función a lo que se le hubiera ofrecido, la publicidad e información transmitida, las condiciones y circunstancias de la transacción, las características y naturaleza del producto o servicio, el precio, entre otros factores, atendiendo a las circunstancias del caso. </w:t>
+      </w:r>
+    </w:p>
+    <w:p>
+      <w:pPr>
+        <w:pStyle w:val="Textonotapie"/>
+        <w:ind w:left="567" w:right="-1"/>
+        <w:jc w:val="both"/>
+        <w:rPr>
+          <w:rFonts w:ascii="Arial Narrow" w:eastAsia="Arial Narrow" w:hAnsi="Arial Narrow" w:cs="Arial Narrow"/>
+          <w:sz w:val="16"/>
+          <w:szCs w:val="16"/>
+        </w:rPr>
+      </w:pPr>
+      <w:r>
+        <w:rPr>
+          <w:rFonts w:ascii="Arial Narrow" w:eastAsia="Arial Narrow" w:hAnsi="Arial Narrow" w:cs="Arial Narrow"/>
+          <w:sz w:val="16"/>
+          <w:szCs w:val="16"/>
+        </w:rPr>
+        <w:t xml:space="preserve">La idoneidad es evaluada en función a la propia naturaleza del producto o servicio y a su aptitud para satisfacer la finalidad para la cual ha sido puesto en el mercado. Las autorizaciones por parte de los organismos del Estado para la fabricación de un producto o la prestación de un servicio, en los casos que sea necesario, no eximen de responsabilidad al proveedor frente al consumidor. </w:t>
+      </w:r>
+    </w:p>
+    <w:p>
+      <w:pPr>
+        <w:pStyle w:val="Textonotapie"/>
+        <w:ind w:left="567" w:right="-1"/>
+        <w:jc w:val="both"/>
+        <w:rPr>
+          <w:rFonts w:ascii="Arial Narrow" w:eastAsia="Arial Narrow" w:hAnsi="Arial Narrow" w:cs="Arial Narrow"/>
+          <w:sz w:val="16"/>
+          <w:szCs w:val="16"/>
+        </w:rPr>
+      </w:pPr>
+      <w:r>
+        <w:rPr>
+          <w:rFonts w:ascii="Arial Narrow" w:eastAsia="Arial Narrow" w:hAnsi="Arial Narrow" w:cs="Arial Narrow"/>
+          <w:b/>
+          <w:bCs/>
+          <w:sz w:val="16"/>
+          <w:szCs w:val="16"/>
+        </w:rPr>
+        <w:t xml:space="preserve">Artículo 19.- Obligación de los proveedores </w:t>
+      </w:r>
+    </w:p>
+    <w:p>
+      <w:pPr>
+        <w:pStyle w:val="Textonotapie"/>
+        <w:ind w:left="567" w:right="-1"/>
+        <w:jc w:val="both"/>
+        <w:rPr>
+          <w:rFonts w:ascii="Arial Narrow" w:eastAsia="Arial Narrow" w:hAnsi="Arial Narrow" w:cs="Arial Narrow"/>
+          <w:sz w:val="16"/>
+          <w:szCs w:val="16"/>
+        </w:rPr>
+      </w:pPr>
+      <w:r>
+        <w:rPr>
+          <w:rFonts w:ascii="Arial Narrow" w:eastAsia="Arial Narrow" w:hAnsi="Arial Narrow" w:cs="Arial Narrow"/>
+          <w:sz w:val="16"/>
+          <w:szCs w:val="16"/>
+        </w:rPr>
+        <w:t>El proveedor responde por la idoneidad y calidad de los productos y servicios ofrecidos; por la autenticidad de las marcas y leyendas que exhiben sus productos o del signo que respalda al prestador del servicio, por la falta de conformidad entre la publicidad comercial de los productos y servicios y estos, así como por el contenido y la vida útil del producto indicado en el envase, en lo que corresponda.</w:t>
+      </w:r>
+    </w:p>
     <w:p>
       <w:pPr>
         <w:pStyle w:val="Textonotapie"/>
@@ -5688,161 +5906,9 @@
           <w:szCs w:val="16"/>
         </w:rPr>
       </w:pPr>
-      <w:r>
-        <w:rPr>
-          <w:rStyle w:val="Refdenotaalpie"/>
-          <w:rFonts w:ascii="Arial Narrow" w:eastAsia="Arial Narrow" w:hAnsi="Arial Narrow" w:cs="Arial Narrow"/>
-          <w:sz w:val="16"/>
-          <w:szCs w:val="16"/>
-          <w:vertAlign w:val="superscript"/>
-        </w:rPr>
-        <w:footnoteRef/>
-      </w:r>
-      <w:r>
-        <w:rPr>
-          <w:rFonts w:ascii="Arial Narrow" w:eastAsia="Arial Narrow" w:hAnsi="Arial Narrow" w:cs="Arial Narrow"/>
-          <w:sz w:val="16"/>
-          <w:szCs w:val="16"/>
-        </w:rPr>
-        <w:t xml:space="preserve"> </w:t>
-      </w:r>
-      <w:r>
-        <w:rPr>
-          <w:rFonts w:ascii="Arial Narrow" w:eastAsia="Arial Narrow" w:hAnsi="Arial Narrow" w:cs="Arial Narrow"/>
-          <w:sz w:val="16"/>
-          <w:szCs w:val="16"/>
-        </w:rPr>
-        <w:tab/>
-      </w:r>
-      <w:r>
-        <w:rPr>
-          <w:rFonts w:ascii="Arial Narrow" w:eastAsia="Arial Narrow" w:hAnsi="Arial Narrow" w:cs="Arial Narrow"/>
-          <w:b/>
-          <w:bCs/>
-          <w:sz w:val="16"/>
-          <w:szCs w:val="16"/>
-        </w:rPr>
-        <w:t xml:space="preserve">LEY 29571, CÓDIGO DE PROTECCIÓN Y DEFENSA DEL CONSUMIDOR, publicado el 2 de setiembre de 2010 y modificado por Decreto Legislativo 1308 </w:t>
-      </w:r>
-    </w:p>
-    <w:p>
-      <w:pPr>
-        <w:pStyle w:val="Textonotapie"/>
-        <w:ind w:left="567" w:right="-1"/>
-        <w:jc w:val="both"/>
-        <w:rPr>
-          <w:rFonts w:ascii="Arial Narrow" w:eastAsia="Arial Narrow" w:hAnsi="Arial Narrow" w:cs="Arial Narrow"/>
-          <w:b/>
-          <w:bCs/>
-          <w:sz w:val="16"/>
-          <w:szCs w:val="16"/>
-        </w:rPr>
-      </w:pPr>
-      <w:r>
-        <w:rPr>
-          <w:rFonts w:ascii="Arial Narrow" w:eastAsia="Arial Narrow" w:hAnsi="Arial Narrow" w:cs="Arial Narrow"/>
-          <w:b/>
-          <w:bCs/>
-          <w:sz w:val="16"/>
-          <w:szCs w:val="16"/>
-        </w:rPr>
-        <w:t xml:space="preserve">Artículo 18.- Idoneidad </w:t>
-      </w:r>
-    </w:p>
-    <w:p>
-      <w:pPr>
-        <w:pStyle w:val="Textonotapie"/>
-        <w:ind w:left="567" w:right="-1"/>
-        <w:jc w:val="both"/>
-        <w:rPr>
-          <w:rFonts w:ascii="Arial Narrow" w:eastAsia="Arial Narrow" w:hAnsi="Arial Narrow" w:cs="Arial Narrow"/>
-          <w:sz w:val="16"/>
-          <w:szCs w:val="16"/>
-        </w:rPr>
-      </w:pPr>
-      <w:r>
-        <w:rPr>
-          <w:rFonts w:ascii="Arial Narrow" w:eastAsia="Arial Narrow" w:hAnsi="Arial Narrow" w:cs="Arial Narrow"/>
-          <w:sz w:val="16"/>
-          <w:szCs w:val="16"/>
-        </w:rPr>
-        <w:t xml:space="preserve">Se entiende por idoneidad la correspondencia entre lo que un consumidor espera y lo que efectivamente recibe, en función a lo que se le hubiera ofrecido, la publicidad e información transmitida, las condiciones y circunstancias de la transacción, las características y naturaleza del producto o servicio, el precio, entre otros factores, atendiendo a las circunstancias del caso. </w:t>
-      </w:r>
-    </w:p>
-    <w:p>
-      <w:pPr>
-        <w:pStyle w:val="Textonotapie"/>
-        <w:ind w:left="567" w:right="-1"/>
-        <w:jc w:val="both"/>
-        <w:rPr>
-          <w:rFonts w:ascii="Arial Narrow" w:eastAsia="Arial Narrow" w:hAnsi="Arial Narrow" w:cs="Arial Narrow"/>
-          <w:sz w:val="16"/>
-          <w:szCs w:val="16"/>
-        </w:rPr>
-      </w:pPr>
-      <w:r>
-        <w:rPr>
-          <w:rFonts w:ascii="Arial Narrow" w:eastAsia="Arial Narrow" w:hAnsi="Arial Narrow" w:cs="Arial Narrow"/>
-          <w:sz w:val="16"/>
-          <w:szCs w:val="16"/>
-        </w:rPr>
-        <w:t xml:space="preserve">La idoneidad es evaluada en función a la propia naturaleza del producto o servicio y a su aptitud para satisfacer la finalidad para la cual ha sido puesto en el mercado. Las autorizaciones por parte de los organismos del Estado para la fabricación de un producto o la prestación de un servicio, en los casos que sea necesario, no eximen de responsabilidad al proveedor frente al consumidor. </w:t>
-      </w:r>
-    </w:p>
-    <w:p>
-      <w:pPr>
-        <w:pStyle w:val="Textonotapie"/>
-        <w:ind w:left="567" w:right="-1"/>
-        <w:jc w:val="both"/>
-        <w:rPr>
-          <w:rFonts w:ascii="Arial Narrow" w:eastAsia="Arial Narrow" w:hAnsi="Arial Narrow" w:cs="Arial Narrow"/>
-          <w:sz w:val="16"/>
-          <w:szCs w:val="16"/>
-        </w:rPr>
-      </w:pPr>
-    </w:p>
-    <w:p>
-      <w:pPr>
-        <w:pStyle w:val="Textonotapie"/>
-        <w:ind w:left="567" w:right="-1"/>
-        <w:jc w:val="both"/>
-        <w:rPr>
-          <w:rFonts w:ascii="Arial Narrow" w:eastAsia="Arial Narrow" w:hAnsi="Arial Narrow" w:cs="Arial Narrow"/>
-          <w:sz w:val="16"/>
-          <w:szCs w:val="16"/>
-        </w:rPr>
-      </w:pPr>
-      <w:r>
-        <w:rPr>
-          <w:rFonts w:ascii="Arial Narrow" w:eastAsia="Arial Narrow" w:hAnsi="Arial Narrow" w:cs="Arial Narrow"/>
-          <w:b/>
-          <w:bCs/>
-          <w:sz w:val="16"/>
-          <w:szCs w:val="16"/>
-        </w:rPr>
-        <w:t xml:space="preserve">Artículo 19.- Obligación de los proveedores </w:t>
-      </w:r>
-    </w:p>
-    <w:p>
-      <w:pPr>
-        <w:pStyle w:val="Textonotapie"/>
-        <w:ind w:left="567" w:right="-1"/>
-        <w:jc w:val="both"/>
-        <w:rPr>
-          <w:rFonts w:ascii="Arial Narrow" w:eastAsia="Arial Narrow" w:hAnsi="Arial Narrow" w:cs="Arial Narrow"/>
-          <w:sz w:val="16"/>
-          <w:szCs w:val="16"/>
-        </w:rPr>
-      </w:pPr>
-      <w:r>
-        <w:rPr>
-          <w:rFonts w:ascii="Arial Narrow" w:eastAsia="Arial Narrow" w:hAnsi="Arial Narrow" w:cs="Arial Narrow"/>
-          <w:sz w:val="16"/>
-          <w:szCs w:val="16"/>
-        </w:rPr>
-        <w:t>El proveedor responde por la idoneidad y calidad de los productos y servicios ofrecidos; por la autenticidad de las marcas y leyendas que exhiben sus productos o del signo que respalda al prestador del servicio, por la falta de conformidad entre la publicidad comercial de los productos y servicios y estos, así como por el contenido y la vida útil del producto indicado en el envase, en lo que corresponda.</w:t>
-      </w:r>
-    </w:p>
+    </w:p>
+  </w:footnote>
+  <w:footnote w:id="4">
     <w:p>
       <w:pPr>
         <w:pStyle w:val="Textonotapie"/>
@@ -5853,15 +5919,56 @@
         <w:jc w:val="both"/>
         <w:rPr>
           <w:rFonts w:ascii="Arial Narrow" w:eastAsia="Arial Narrow" w:hAnsi="Arial Narrow" w:cs="Arial Narrow"/>
+          <w:sz w:val="16"/>
+          <w:szCs w:val="16"/>
+        </w:rPr>
+      </w:pPr>
+      <w:r>
+        <w:rPr>
+          <w:rStyle w:val="Refdenotaalpie"/>
+          <w:rFonts w:ascii="Arial Narrow" w:eastAsia="Arial Narrow" w:hAnsi="Arial Narrow" w:cs="Arial Narrow"/>
+          <w:sz w:val="16"/>
+          <w:szCs w:val="16"/>
+          <w:vertAlign w:val="superscript"/>
+        </w:rPr>
+        <w:footnoteRef/>
+      </w:r>
+      <w:r>
+        <w:rPr>
+          <w:rFonts w:ascii="Arial Narrow" w:eastAsia="Arial Narrow" w:hAnsi="Arial Narrow" w:cs="Arial Narrow"/>
+          <w:sz w:val="16"/>
+          <w:szCs w:val="16"/>
+        </w:rPr>
+        <w:tab/>
+        <w:t xml:space="preserve"/>
+      </w:r>
+      <w:r>
+        <w:rPr>
+          <w:rFonts w:ascii="Arial Narrow" w:eastAsia="Arial Narrow" w:hAnsi="Arial Narrow" w:cs="Arial Narrow"/>
+          <w:sz w:val="16"/>
+          <w:szCs w:val="16"/>
+        </w:rPr>
+        <w:tab/>
+      </w:r>
+      <w:r>
+        <w:rPr>
+          <w:rFonts w:ascii="Arial Narrow" w:eastAsia="Arial Narrow" w:hAnsi="Arial Narrow" w:cs="Arial Narrow"/>
           <w:b/>
           <w:bCs/>
           <w:sz w:val="16"/>
           <w:szCs w:val="16"/>
         </w:rPr>
-      </w:pPr>
-    </w:p>
-  </w:footnote>
-  <w:footnote w:id="4">
+        <w:t>LEY SOBRE FACULTADES, NORMAS Y ORGANIZACIÓN DEL INDECOPI, APROBADA POR DECRETO LEGISLATIVO 807 Artículo 24.-</w:t>
+      </w:r>
+      <w:r>
+        <w:rPr>
+          <w:rFonts w:ascii="Arial Narrow" w:eastAsia="Arial Narrow" w:hAnsi="Arial Narrow" w:cs="Arial Narrow"/>
+          <w:sz w:val="16"/>
+          <w:szCs w:val="16"/>
+        </w:rPr>
+        <w:t xml:space="preserve"> El Secretario Técnico se encargará de la tramitación del procedimiento. Para ello, cuenta con las siguientes facultades:</w:t>
+      </w:r>
+    </w:p>
     <w:p>
       <w:pPr>
         <w:pStyle w:val="Textonotapie"/>
@@ -5878,47 +5985,12 @@
       </w:pPr>
       <w:r>
         <w:rPr>
-          <w:rStyle w:val="Refdenotaalpie"/>
-          <w:rFonts w:ascii="Arial Narrow" w:eastAsia="Arial Narrow" w:hAnsi="Arial Narrow" w:cs="Arial Narrow"/>
-          <w:sz w:val="16"/>
-          <w:szCs w:val="16"/>
-          <w:vertAlign w:val="superscript"/>
-        </w:rPr>
-        <w:footnoteRef/>
-      </w:r>
-      <w:r>
-        <w:rPr>
-          <w:rFonts w:ascii="Arial Narrow" w:eastAsia="Arial Narrow" w:hAnsi="Arial Narrow" w:cs="Arial Narrow"/>
-          <w:sz w:val="16"/>
-          <w:szCs w:val="16"/>
-        </w:rPr>
-        <w:t xml:space="preserve"> </w:t>
-      </w:r>
-      <w:r>
-        <w:rPr>
           <w:rFonts w:ascii="Arial Narrow" w:eastAsia="Arial Narrow" w:hAnsi="Arial Narrow" w:cs="Arial Narrow"/>
           <w:sz w:val="16"/>
           <w:szCs w:val="16"/>
         </w:rPr>
         <w:tab/>
-      </w:r>
-      <w:r>
-        <w:rPr>
-          <w:rFonts w:ascii="Arial Narrow" w:eastAsia="Arial Narrow" w:hAnsi="Arial Narrow" w:cs="Arial Narrow"/>
-          <w:b/>
-          <w:bCs/>
-          <w:sz w:val="16"/>
-          <w:szCs w:val="16"/>
-        </w:rPr>
-        <w:t>LEY SOBRE FACULTADES, NORMAS Y ORGANIZACIÓN DEL INDECOPI, APROBADA POR DECRETO LEGISLATIVO 807 Artículo 24.-</w:t>
-      </w:r>
-      <w:r>
-        <w:rPr>
-          <w:rFonts w:ascii="Arial Narrow" w:eastAsia="Arial Narrow" w:hAnsi="Arial Narrow" w:cs="Arial Narrow"/>
-          <w:sz w:val="16"/>
-          <w:szCs w:val="16"/>
-        </w:rPr>
-        <w:t xml:space="preserve"> El Secretario Técnico se encargará de la tramitación del procedimiento. Para ello, cuenta con las siguientes facultades:</w:t>
+        <w:t xml:space="preserve">(...) </w:t>
       </w:r>
     </w:p>
     <w:p>
@@ -5942,7 +6014,7 @@
           <w:szCs w:val="16"/>
         </w:rPr>
         <w:tab/>
-        <w:t xml:space="preserve">(...) </w:t>
+        <w:t xml:space="preserve">c) Admitir denuncias a trámite, en aquellos casos en que la Comisión le haya delegado esta facultad. </w:t>
       </w:r>
     </w:p>
     <w:p>
@@ -5966,7 +6038,7 @@
           <w:szCs w:val="16"/>
         </w:rPr>
         <w:tab/>
-        <w:t xml:space="preserve">c) Admitir denuncias a trámite, en aquellos casos en que la Comisión le haya delegado esta facultad. </w:t>
+        <w:t>(...).</w:t>
       </w:r>
     </w:p>
     <w:p>
@@ -5983,6 +6055,33 @@
           <w:szCs w:val="16"/>
         </w:rPr>
       </w:pPr>
+    </w:p>
+  </w:footnote>
+  <w:footnote w:id="5">
+    <w:p>
+      <w:pPr>
+        <w:pStyle w:val="Textonotapie"/>
+        <w:tabs>
+          <w:tab w:val="left" w:pos="567"/>
+        </w:tabs>
+        <w:ind w:left="567" w:hanging="567"/>
+        <w:jc w:val="both"/>
+        <w:rPr>
+          <w:rFonts w:ascii="Arial Narrow" w:eastAsia="Arial Narrow" w:hAnsi="Arial Narrow" w:cs="Arial Narrow"/>
+          <w:sz w:val="16"/>
+          <w:szCs w:val="16"/>
+        </w:rPr>
+      </w:pPr>
+      <w:r>
+        <w:rPr>
+          <w:rStyle w:val="Refdenotaalpie"/>
+          <w:rFonts w:ascii="Arial Narrow" w:eastAsia="Arial Narrow" w:hAnsi="Arial Narrow" w:cs="Arial Narrow"/>
+          <w:sz w:val="16"/>
+          <w:szCs w:val="16"/>
+          <w:vertAlign w:val="superscript"/>
+        </w:rPr>
+        <w:footnoteRef/>
+      </w:r>
       <w:r>
         <w:rPr>
           <w:rFonts w:ascii="Arial Narrow" w:eastAsia="Arial Narrow" w:hAnsi="Arial Narrow" w:cs="Arial Narrow"/>
@@ -5990,9 +6089,661 @@
           <w:szCs w:val="16"/>
         </w:rPr>
         <w:tab/>
-        <w:t>(...).</w:t>
-      </w:r>
-    </w:p>
+        <w:t xml:space="preserve"/>
+      </w:r>
+      <w:r>
+        <w:rPr>
+          <w:rFonts w:ascii="Arial Narrow" w:eastAsia="Arial Narrow" w:hAnsi="Arial Narrow" w:cs="Arial Narrow"/>
+          <w:sz w:val="16"/>
+          <w:szCs w:val="16"/>
+        </w:rPr>
+        <w:tab/>
+        <w:t>El número de trabajadores se atenderá siempre que la empresa haya sido constituida antes de la vigencia de la Ley 30056, publicada el 2 de julio de 2013, que modificó el artículo 5 del Texto Único Ordenado de la Ley de Promoción de la Competitividad, Formalización y Desarrollo de la Micro y Pequeña Empresa y de Acceso al Empleo Decente (LEY MYPE). Ello, en la medida que la Tercera Disposición Complementaria Transitoria de la norma modificatoria precisa que las empresas constituidas antes de la entrada en vigencia de dicha Ley se rigen por los requisitos de acogimiento al régimen de las micro y pequeñas empresas regulados en el Decreto Legislativo 1086.</w:t>
+      </w:r>
+    </w:p>
+    <w:p>
+      <w:pPr>
+        <w:pStyle w:val="Textonotapie"/>
+        <w:ind w:left="567" w:hanging="567"/>
+        <w:jc w:val="both"/>
+        <w:rPr>
+          <w:rFonts w:ascii="Arial Narrow" w:eastAsia="Arial Narrow" w:hAnsi="Arial Narrow" w:cs="Arial Narrow"/>
+          <w:sz w:val="16"/>
+          <w:szCs w:val="16"/>
+        </w:rPr>
+      </w:pPr>
+    </w:p>
+  </w:footnote>
+  <w:footnote w:id="6">
+    <w:p>
+      <w:pPr>
+        <w:pStyle w:val="Textonotapie"/>
+        <w:tabs>
+          <w:tab w:val="left" w:pos="567"/>
+        </w:tabs>
+        <w:ind w:left="567" w:hanging="567"/>
+        <w:jc w:val="both"/>
+        <w:rPr>
+          <w:rFonts w:ascii="Arial Narrow" w:eastAsia="Arial Narrow" w:hAnsi="Arial Narrow" w:cs="Arial Narrow"/>
+          <w:sz w:val="16"/>
+          <w:szCs w:val="16"/>
+        </w:rPr>
+      </w:pPr>
+      <w:r>
+        <w:rPr>
+          <w:rStyle w:val="Refdenotaalpie"/>
+          <w:rFonts w:ascii="Arial Narrow" w:eastAsia="Arial Narrow" w:hAnsi="Arial Narrow" w:cs="Arial Narrow"/>
+          <w:sz w:val="16"/>
+          <w:szCs w:val="16"/>
+          <w:vertAlign w:val="superscript"/>
+        </w:rPr>
+        <w:footnoteRef/>
+      </w:r>
+      <w:r>
+        <w:rPr>
+          <w:rFonts w:ascii="Arial Narrow" w:eastAsia="Arial Narrow" w:hAnsi="Arial Narrow" w:cs="Arial Narrow"/>
+          <w:sz w:val="16"/>
+          <w:szCs w:val="16"/>
+        </w:rPr>
+        <w:tab/>
+        <w:t xml:space="preserve"/>
+      </w:r>
+      <w:r>
+        <w:rPr>
+          <w:rFonts w:ascii="Arial Narrow" w:eastAsia="Arial Narrow" w:hAnsi="Arial Narrow" w:cs="Arial Narrow"/>
+          <w:sz w:val="16"/>
+          <w:szCs w:val="16"/>
+        </w:rPr>
+        <w:tab/>
+      </w:r>
+      <w:r>
+        <w:rPr>
+          <w:rFonts w:ascii="Arial Narrow" w:eastAsia="Arial Narrow" w:hAnsi="Arial Narrow" w:cs="Arial Narrow"/>
+          <w:b/>
+          <w:sz w:val="16"/>
+          <w:szCs w:val="16"/>
+        </w:rPr>
+        <w:t>LEY 29571, CÓDIGO DE PROTECCIÓN Y DEFENSA DEL CONSUMIDOR</w:t>
+      </w:r>
+      <w:r>
+        <w:rPr>
+          <w:rFonts w:ascii="Arial Narrow" w:eastAsia="Arial Narrow" w:hAnsi="Arial Narrow" w:cs="Arial Narrow"/>
+          <w:b/>
+          <w:bCs/>
+          <w:sz w:val="16"/>
+          <w:szCs w:val="16"/>
+        </w:rPr>
+        <w:t xml:space="preserve">, </w:t>
+      </w:r>
+      <w:r>
+        <w:rPr>
+          <w:rFonts w:ascii="Arial Narrow" w:eastAsia="Arial Narrow" w:hAnsi="Arial Narrow" w:cs="Arial Narrow"/>
+          <w:b/>
+          <w:sz w:val="16"/>
+          <w:szCs w:val="16"/>
+        </w:rPr>
+        <w:t>publicado el 2 de setiembre de 2010 y modificado por Decreto Legislativo 1308</w:t>
+      </w:r>
+    </w:p>
+    <w:p>
+      <w:pPr>
+        <w:pStyle w:val="Textonotapie"/>
+        <w:ind w:left="567" w:hanging="567"/>
+        <w:jc w:val="both"/>
+        <w:rPr>
+          <w:rFonts w:ascii="Arial Narrow" w:eastAsia="Arial Narrow" w:hAnsi="Arial Narrow" w:cs="Arial Narrow"/>
+          <w:b/>
+          <w:bCs/>
+          <w:sz w:val="16"/>
+          <w:szCs w:val="16"/>
+        </w:rPr>
+      </w:pPr>
+      <w:r>
+        <w:rPr>
+          <w:rFonts w:ascii="Arial Narrow" w:eastAsia="Arial Narrow" w:hAnsi="Arial Narrow" w:cs="Arial Narrow"/>
+          <w:sz w:val="16"/>
+          <w:szCs w:val="16"/>
+        </w:rPr>
+        <w:tab/>
+      </w:r>
+      <w:r>
+        <w:rPr>
+          <w:rFonts w:ascii="Arial Narrow" w:eastAsia="Arial Narrow" w:hAnsi="Arial Narrow" w:cs="Arial Narrow"/>
+          <w:b/>
+          <w:bCs/>
+          <w:sz w:val="16"/>
+          <w:szCs w:val="16"/>
+        </w:rPr>
+        <w:t>Artículo 110.- Sanciones Administrativas</w:t>
+      </w:r>
+    </w:p>
+    <w:p>
+      <w:pPr>
+        <w:autoSpaceDE w:val="0"/>
+        <w:autoSpaceDN w:val="0"/>
+        <w:adjustRightInd w:val="0"/>
+        <w:spacing w:after="0" w:line="240" w:lineRule="auto"/>
+        <w:ind w:left="567"/>
+        <w:jc w:val="both"/>
+        <w:rPr>
+          <w:rFonts w:ascii="Arial Narrow" w:eastAsia="Arial Narrow" w:hAnsi="Arial Narrow" w:cs="Arial Narrow"/>
+          <w:sz w:val="16"/>
+          <w:szCs w:val="16"/>
+          <w:lang w:eastAsia="es-PE"/>
+        </w:rPr>
+      </w:pPr>
+      <w:r>
+        <w:rPr>
+          <w:rFonts w:ascii="Arial Narrow" w:eastAsia="Arial Narrow" w:hAnsi="Arial Narrow" w:cs="Arial Narrow"/>
+          <w:sz w:val="16"/>
+          <w:szCs w:val="16"/>
+          <w:lang w:eastAsia="es-PE"/>
+        </w:rPr>
+        <w:t>(…)</w:t>
+      </w:r>
+    </w:p>
+    <w:p>
+      <w:pPr>
+        <w:autoSpaceDE w:val="0"/>
+        <w:autoSpaceDN w:val="0"/>
+        <w:adjustRightInd w:val="0"/>
+        <w:spacing w:after="0" w:line="240" w:lineRule="auto"/>
+        <w:ind w:left="567"/>
+        <w:jc w:val="both"/>
+        <w:rPr>
+          <w:rFonts w:ascii="Arial Narrow" w:eastAsia="Arial Narrow" w:hAnsi="Arial Narrow" w:cs="Arial Narrow"/>
+          <w:sz w:val="16"/>
+          <w:szCs w:val="16"/>
+          <w:lang w:eastAsia="es-PE"/>
+        </w:rPr>
+      </w:pPr>
+      <w:r>
+        <w:rPr>
+          <w:rFonts w:ascii="Arial Narrow" w:eastAsia="Arial Narrow" w:hAnsi="Arial Narrow" w:cs="Arial Narrow"/>
+          <w:sz w:val="16"/>
+          <w:szCs w:val="16"/>
+          <w:lang w:eastAsia="es-PE"/>
+        </w:rPr>
+        <w:t>En el caso de las microempresas, la multa no puede superar el diez por ciento (10%) de las ventas o ingresos brutos percibidos por el infractor, relativos a todas sus actividades económicas, correspondientes al ejercicio inmediato anterior al de la expedición de la resolución de primera instancia, siempre que se haya acreditado dichos ingresos, no se encuentre en una situación de reincidencia y el caso no verse sobre la vida, salud o integridad de los consumidores. Para el caso de las pequeñas empresas, la multa no puede superar el veinte por ciento (20%) de las ventas o ingresos brutos percibidos por el infractor, conforme a los requisitos señalados anteriormente.</w:t>
+      </w:r>
+    </w:p>
+    <w:p>
+      <w:pPr>
+        <w:autoSpaceDE w:val="0"/>
+        <w:autoSpaceDN w:val="0"/>
+        <w:adjustRightInd w:val="0"/>
+        <w:spacing w:after="0" w:line="240" w:lineRule="auto"/>
+        <w:ind w:left="567"/>
+        <w:jc w:val="both"/>
+        <w:rPr>
+          <w:rFonts w:ascii="Arial Narrow" w:eastAsia="Arial Narrow" w:hAnsi="Arial Narrow" w:cs="Arial Narrow"/>
+          <w:sz w:val="16"/>
+          <w:szCs w:val="16"/>
+          <w:lang w:eastAsia="es-PE"/>
+        </w:rPr>
+      </w:pPr>
+      <w:r>
+        <w:rPr>
+          <w:rFonts w:ascii="Arial Narrow" w:eastAsia="Arial Narrow" w:hAnsi="Arial Narrow" w:cs="Arial Narrow"/>
+          <w:sz w:val="16"/>
+          <w:szCs w:val="16"/>
+          <w:lang w:eastAsia="es-PE"/>
+        </w:rPr>
+        <w:t>(…).</w:t>
+      </w:r>
+    </w:p>
+    <w:p>
+      <w:pPr>
+        <w:pStyle w:val="Textonotapie"/>
+        <w:ind w:left="567" w:hanging="567"/>
+        <w:jc w:val="both"/>
+        <w:rPr>
+          <w:rFonts w:ascii="Arial Narrow" w:eastAsia="Arial Narrow" w:hAnsi="Arial Narrow" w:cs="Arial Narrow"/>
+          <w:sz w:val="16"/>
+          <w:szCs w:val="16"/>
+        </w:rPr>
+      </w:pPr>
+    </w:p>
+  </w:footnote>
+  <w:footnote w:id="7">
+    <w:p>
+      <w:pPr>
+        <w:pStyle w:val="Textonotapie"/>
+        <w:tabs>
+          <w:tab w:val="left" w:pos="567"/>
+        </w:tabs>
+        <w:ind w:left="567" w:hanging="567"/>
+        <w:jc w:val="both"/>
+        <w:rPr>
+          <w:rFonts w:ascii="Arial Narrow" w:eastAsia="Arial Narrow" w:hAnsi="Arial Narrow" w:cs="Arial Narrow"/>
+          <w:sz w:val="16"/>
+          <w:szCs w:val="16"/>
+        </w:rPr>
+      </w:pPr>
+      <w:r>
+        <w:rPr>
+          <w:rStyle w:val="Refdenotaalpie"/>
+          <w:rFonts w:ascii="Arial Narrow" w:eastAsia="Arial Narrow" w:hAnsi="Arial Narrow" w:cs="Arial Narrow"/>
+          <w:sz w:val="16"/>
+          <w:szCs w:val="16"/>
+          <w:vertAlign w:val="superscript"/>
+        </w:rPr>
+        <w:footnoteRef/>
+      </w:r>
+      <w:r>
+        <w:rPr>
+          <w:rFonts w:ascii="Arial Narrow" w:eastAsia="Arial Narrow" w:hAnsi="Arial Narrow" w:cs="Arial Narrow"/>
+          <w:sz w:val="16"/>
+          <w:szCs w:val="16"/>
+        </w:rPr>
+        <w:tab/>
+      </w:r>
+      <w:r>
+        <w:rPr>
+          <w:rFonts w:ascii="Arial Narrow" w:eastAsia="Arial Narrow" w:hAnsi="Arial Narrow" w:cs="Arial Narrow"/>
+          <w:b/>
+          <w:bCs/>
+          <w:sz w:val="16"/>
+          <w:szCs w:val="16"/>
+        </w:rPr>
+        <w:t xml:space="preserve">DECRETO LEGISLATIVO 807, LEY SOBRE FACULTADES, NORMAS Y ORGANIZACIÓN DEL INDECOPI, publicado el 18 de abril de 1996</w:t>
+      </w:r>
+    </w:p>
+    <w:p>
+      <w:pPr>
+        <w:pStyle w:val="Textonotapie"/>
+        <w:ind w:left="567" w:hanging="567"/>
+        <w:jc w:val="both"/>
+        <w:rPr>
+          <w:rFonts w:ascii="Arial Narrow" w:eastAsia="Arial Narrow" w:hAnsi="Arial Narrow" w:cs="Arial Narrow"/>
+          <w:sz w:val="16"/>
+          <w:szCs w:val="16"/>
+        </w:rPr>
+      </w:pPr>
+      <w:r>
+        <w:rPr>
+          <w:rFonts w:ascii="Arial Narrow" w:eastAsia="Arial Narrow" w:hAnsi="Arial Narrow" w:cs="Arial Narrow"/>
+          <w:sz w:val="16"/>
+          <w:szCs w:val="16"/>
+        </w:rPr>
+        <w:tab/>
+      </w:r>
+      <w:r>
+        <w:rPr>
+          <w:rFonts w:ascii="Arial Narrow" w:eastAsia="Arial Narrow" w:hAnsi="Arial Narrow" w:cs="Arial Narrow"/>
+          <w:b/>
+          <w:bCs/>
+          <w:sz w:val="16"/>
+          <w:szCs w:val="16"/>
+        </w:rPr>
+        <w:t xml:space="preserve">Artículo 26.-</w:t>
+      </w:r>
+      <w:r>
+        <w:rPr>
+          <w:rFonts w:ascii="Arial Narrow" w:eastAsia="Arial Narrow" w:hAnsi="Arial Narrow" w:cs="Arial Narrow"/>
+          <w:sz w:val="16"/>
+          <w:szCs w:val="16"/>
+        </w:rPr>
+        <w:t xml:space="preserve"> Una vez admitida a trámite la denuncia, se correrá traslado de la misma al denunciado, a fin de que éste presente su descargo. El plazo para la presentación del descargo será de cinco (5) días contados desde la notificación, vencido el cual, el Secretario Técnico declarará en rebeldía al denunciado que no lo hubiera presentado.</w:t>
+      </w:r>
+    </w:p>
+    <w:p>
+      <w:pPr>
+        <w:pStyle w:val="Textonotapie"/>
+        <w:ind w:left="567" w:hanging="567"/>
+        <w:jc w:val="both"/>
+        <w:rPr>
+          <w:rFonts w:ascii="Arial Narrow" w:eastAsia="Arial Narrow" w:hAnsi="Arial Narrow" w:cs="Arial Narrow"/>
+          <w:sz w:val="16"/>
+          <w:szCs w:val="16"/>
+        </w:rPr>
+      </w:pPr>
+    </w:p>
+  </w:footnote>
+  <w:footnote w:id="8">
+    <w:p>
+      <w:pPr>
+        <w:pStyle w:val="Textonotapie"/>
+        <w:tabs>
+          <w:tab w:val="left" w:pos="567"/>
+        </w:tabs>
+        <w:ind w:left="567" w:hanging="567"/>
+        <w:jc w:val="both"/>
+        <w:rPr>
+          <w:rFonts w:ascii="Arial Narrow" w:eastAsia="Arial Narrow" w:hAnsi="Arial Narrow" w:cs="Arial Narrow"/>
+          <w:sz w:val="16"/>
+          <w:szCs w:val="16"/>
+        </w:rPr>
+      </w:pPr>
+      <w:r>
+        <w:rPr>
+          <w:rStyle w:val="Refdenotaalpie"/>
+          <w:rFonts w:ascii="Arial Narrow" w:eastAsia="Arial Narrow" w:hAnsi="Arial Narrow" w:cs="Arial Narrow"/>
+          <w:sz w:val="16"/>
+          <w:szCs w:val="16"/>
+          <w:vertAlign w:val="superscript"/>
+        </w:rPr>
+        <w:footnoteRef/>
+      </w:r>
+      <w:r>
+        <w:rPr>
+          <w:rFonts w:ascii="Arial Narrow" w:eastAsia="Arial Narrow" w:hAnsi="Arial Narrow" w:cs="Arial Narrow"/>
+          <w:sz w:val="16"/>
+          <w:szCs w:val="16"/>
+        </w:rPr>
+        <w:tab/>
+      </w:r>
+      <w:r>
+        <w:rPr>
+          <w:rFonts w:ascii="Arial Narrow" w:eastAsia="Arial Narrow" w:hAnsi="Arial Narrow" w:cs="Arial Narrow"/>
+          <w:b/>
+          <w:bCs/>
+          <w:sz w:val="16"/>
+          <w:szCs w:val="16"/>
+        </w:rPr>
+        <w:t xml:space="preserve">DECRETO SUPREMO 006-2026-JUS, TEXTO ÚNICO ORDENADO DE LA LEY 27444, LEY DEL PROCEDIMIENTO ADMINISTRATIVO GENERAL, publicado el 30 de abril de 2026</w:t>
+      </w:r>
+    </w:p>
+    <w:p>
+      <w:pPr>
+        <w:pStyle w:val="Textonotapie"/>
+        <w:ind w:left="567" w:hanging="567"/>
+        <w:jc w:val="both"/>
+        <w:rPr>
+          <w:rFonts w:ascii="Arial Narrow" w:eastAsia="Arial Narrow" w:hAnsi="Arial Narrow" w:cs="Arial Narrow"/>
+          <w:sz w:val="16"/>
+          <w:szCs w:val="16"/>
+        </w:rPr>
+      </w:pPr>
+      <w:r>
+        <w:rPr>
+          <w:rFonts w:ascii="Arial Narrow" w:eastAsia="Arial Narrow" w:hAnsi="Arial Narrow" w:cs="Arial Narrow"/>
+          <w:sz w:val="16"/>
+          <w:szCs w:val="16"/>
+        </w:rPr>
+        <w:tab/>
+      </w:r>
+      <w:r>
+        <w:rPr>
+          <w:rFonts w:ascii="Arial Narrow" w:eastAsia="Arial Narrow" w:hAnsi="Arial Narrow" w:cs="Arial Narrow"/>
+          <w:b/>
+          <w:bCs/>
+          <w:sz w:val="16"/>
+          <w:szCs w:val="16"/>
+        </w:rPr>
+        <w:t xml:space="preserve">Artículo 223.- Contestación de la reclamación</w:t>
+      </w:r>
+    </w:p>
+    <w:p>
+      <w:pPr>
+        <w:pStyle w:val="Textonotapie"/>
+        <w:ind w:left="567" w:hanging="567"/>
+        <w:jc w:val="both"/>
+        <w:rPr>
+          <w:rFonts w:ascii="Arial Narrow" w:eastAsia="Arial Narrow" w:hAnsi="Arial Narrow" w:cs="Arial Narrow"/>
+          <w:sz w:val="16"/>
+          <w:szCs w:val="16"/>
+        </w:rPr>
+      </w:pPr>
+      <w:r>
+        <w:rPr>
+          <w:rFonts w:ascii="Arial Narrow" w:eastAsia="Arial Narrow" w:hAnsi="Arial Narrow" w:cs="Arial Narrow"/>
+          <w:sz w:val="16"/>
+          <w:szCs w:val="16"/>
+        </w:rPr>
+        <w:tab/>
+      </w:r>
+      <w:r>
+        <w:rPr>
+          <w:rFonts w:ascii="Arial Narrow" w:eastAsia="Arial Narrow" w:hAnsi="Arial Narrow" w:cs="Arial Narrow"/>
+          <w:sz w:val="16"/>
+          <w:szCs w:val="16"/>
+        </w:rPr>
+        <w:t xml:space="preserve">223.1 El reclamado deberá presentar la contestación de la reclamación dentro de los quince (15) días posteriores a la notificación de ésta; vencido este plazo, la Administración declarará en rebeldía al reclamado que no la hubiera presentado. La contestación deberá contener los requisitos de los escritos previstos en el artículo 113 de la presente Ley, así como la absolución de todos los asuntos controvertidos de hecho y de derecho, Las alegaciones y los hechos relevantes de la reclamación, salvo que hayan sido específicamente negadas en la contestación, se tendrán por aceptadas o merituadas como ciertas.</w:t>
+      </w:r>
+    </w:p>
+    <w:p>
+      <w:pPr>
+        <w:pStyle w:val="Textonotapie"/>
+        <w:ind w:left="567" w:hanging="567"/>
+        <w:jc w:val="both"/>
+        <w:rPr>
+          <w:rFonts w:ascii="Arial Narrow" w:eastAsia="Arial Narrow" w:hAnsi="Arial Narrow" w:cs="Arial Narrow"/>
+          <w:sz w:val="16"/>
+          <w:szCs w:val="16"/>
+        </w:rPr>
+      </w:pPr>
+    </w:p>
+  </w:footnote>
+  <w:footnote w:id="9">
+    <w:p>
+      <w:pPr>
+        <w:tabs>
+          <w:tab w:val="left" w:pos="567"/>
+        </w:tabs>
+        <w:spacing w:after="0" w:line="240" w:lineRule="auto"/>
+        <w:ind w:left="567" w:hanging="567"/>
+        <w:jc w:val="both"/>
+        <w:rPr>
+          <w:rFonts w:ascii="Arial Narrow" w:eastAsia="Arial Narrow" w:hAnsi="Arial Narrow" w:cs="Arial Narrow"/>
+          <w:sz w:val="16"/>
+          <w:szCs w:val="16"/>
+        </w:rPr>
+      </w:pPr>
+      <w:r>
+        <w:rPr>
+          <w:rStyle w:val="Refdenotaalpie"/>
+          <w:rFonts w:ascii="Arial Narrow" w:eastAsia="Arial Narrow" w:hAnsi="Arial Narrow" w:cs="Arial Narrow"/>
+          <w:sz w:val="16"/>
+          <w:szCs w:val="16"/>
+          <w:vertAlign w:val="superscript"/>
+        </w:rPr>
+        <w:footnoteRef/>
+      </w:r>
+      <w:r>
+        <w:rPr>
+          <w:rFonts w:ascii="Arial Narrow" w:eastAsia="Arial Narrow" w:hAnsi="Arial Narrow" w:cs="Arial Narrow"/>
+          <w:sz w:val="16"/>
+          <w:szCs w:val="16"/>
+          <w:vertAlign w:val="superscript"/>
+        </w:rPr>
+        <w:tab/>
+        <w:t xml:space="preserve"/>
+      </w:r>
+      <w:r>
+        <w:rPr>
+          <w:rFonts w:ascii="Arial Narrow" w:eastAsia="Arial Narrow" w:hAnsi="Arial Narrow" w:cs="Arial Narrow"/>
+          <w:sz w:val="16"/>
+          <w:szCs w:val="16"/>
+        </w:rPr>
+        <w:t xml:space="preserve"> </w:t>
+      </w:r>
+      <w:r>
+        <w:rPr>
+          <w:rFonts w:ascii="Arial Narrow" w:eastAsia="Arial Narrow" w:hAnsi="Arial Narrow" w:cs="Arial Narrow"/>
+          <w:sz w:val="16"/>
+          <w:szCs w:val="16"/>
+        </w:rPr>
+        <w:tab/>
+      </w:r>
+      <w:r>
+        <w:rPr>
+          <w:rFonts w:ascii="Arial Narrow" w:eastAsia="Arial Narrow" w:hAnsi="Arial Narrow" w:cs="Arial Narrow"/>
+          <w:b/>
+          <w:sz w:val="16"/>
+          <w:szCs w:val="16"/>
+        </w:rPr>
+        <w:t>LEY 29571, CÓDIGO DE PROTECCIÓN Y DEFENSA DEL CONSUMIDOR</w:t>
+      </w:r>
+      <w:r>
+        <w:rPr>
+          <w:rFonts w:ascii="Arial Narrow" w:eastAsia="Arial Narrow" w:hAnsi="Arial Narrow" w:cs="Arial Narrow"/>
+          <w:b/>
+          <w:bCs/>
+          <w:sz w:val="16"/>
+          <w:szCs w:val="16"/>
+        </w:rPr>
+        <w:t xml:space="preserve">, </w:t>
+      </w:r>
+      <w:r>
+        <w:rPr>
+          <w:rFonts w:ascii="Arial Narrow" w:eastAsia="Arial Narrow" w:hAnsi="Arial Narrow" w:cs="Arial Narrow"/>
+          <w:b/>
+          <w:sz w:val="16"/>
+          <w:szCs w:val="16"/>
+        </w:rPr>
+        <w:t>publicado el 2 de setiembre de 2010 y modificado por Decreto Legislativo 1308</w:t>
+      </w:r>
+    </w:p>
+    <w:p>
+      <w:pPr>
+        <w:spacing w:after="0" w:line="240" w:lineRule="auto"/>
+        <w:ind w:left="567" w:hanging="567"/>
+        <w:jc w:val="both"/>
+        <w:rPr>
+          <w:rFonts w:ascii="Arial Narrow" w:eastAsia="Arial Narrow" w:hAnsi="Arial Narrow" w:cs="Arial Narrow"/>
+          <w:b/>
+          <w:sz w:val="16"/>
+          <w:szCs w:val="16"/>
+        </w:rPr>
+      </w:pPr>
+      <w:r>
+        <w:rPr>
+          <w:rFonts w:ascii="Arial Narrow" w:eastAsia="Arial Narrow" w:hAnsi="Arial Narrow" w:cs="Arial Narrow"/>
+          <w:b/>
+          <w:sz w:val="16"/>
+          <w:szCs w:val="16"/>
+        </w:rPr>
+        <w:tab/>
+        <w:t>Artículo 110.- Sanciones administrativas</w:t>
+      </w:r>
+    </w:p>
+    <w:p>
+      <w:pPr>
+        <w:spacing w:after="0" w:line="240" w:lineRule="auto"/>
+        <w:ind w:left="567"/>
+        <w:jc w:val="both"/>
+        <w:rPr>
+          <w:rFonts w:ascii="Arial Narrow" w:eastAsia="Arial Narrow" w:hAnsi="Arial Narrow" w:cs="Arial Narrow"/>
+          <w:sz w:val="16"/>
+          <w:szCs w:val="16"/>
+        </w:rPr>
+      </w:pPr>
+      <w:r>
+        <w:rPr>
+          <w:rFonts w:ascii="Arial Narrow" w:eastAsia="Arial Narrow" w:hAnsi="Arial Narrow" w:cs="Arial Narrow"/>
+          <w:sz w:val="16"/>
+          <w:szCs w:val="16"/>
+        </w:rPr>
+        <w:t>El órgano resolutivo puede sancionar las infracciones administrativas a que se refiere el artículo 108 con amonestación y multas de hasta cuatrocientos cincuenta (450) Unidades Impositivas Tributarias (UIT), las cuales son calificadas de la siguiente manera:</w:t>
+      </w:r>
+    </w:p>
+    <w:p>
+      <w:pPr>
+        <w:numPr>
+          <w:ilvl w:val="0"/>
+          <w:numId w:val="2"/>
+        </w:numPr>
+        <w:spacing w:after="0" w:line="240" w:lineRule="auto"/>
+        <w:ind w:left="426" w:firstLine="141"/>
+        <w:jc w:val="both"/>
+        <w:rPr>
+          <w:rFonts w:ascii="Arial Narrow" w:eastAsia="Arial Narrow" w:hAnsi="Arial Narrow" w:cs="Arial Narrow"/>
+          <w:sz w:val="16"/>
+          <w:szCs w:val="16"/>
+        </w:rPr>
+      </w:pPr>
+      <w:r>
+        <w:rPr>
+          <w:rFonts w:ascii="Arial Narrow" w:eastAsia="Arial Narrow" w:hAnsi="Arial Narrow" w:cs="Arial Narrow"/>
+          <w:sz w:val="16"/>
+          <w:szCs w:val="16"/>
+        </w:rPr>
+        <w:t>Infracciones leves, con una amonestación o con una multa de hasta cincuenta (50) UIT.</w:t>
+      </w:r>
+    </w:p>
+    <w:p>
+      <w:pPr>
+        <w:numPr>
+          <w:ilvl w:val="0"/>
+          <w:numId w:val="2"/>
+        </w:numPr>
+        <w:spacing w:after="0" w:line="240" w:lineRule="auto"/>
+        <w:ind w:left="426" w:firstLine="141"/>
+        <w:jc w:val="both"/>
+        <w:rPr>
+          <w:rFonts w:ascii="Arial Narrow" w:eastAsia="Arial Narrow" w:hAnsi="Arial Narrow" w:cs="Arial Narrow"/>
+          <w:sz w:val="16"/>
+          <w:szCs w:val="16"/>
+        </w:rPr>
+      </w:pPr>
+      <w:r>
+        <w:rPr>
+          <w:rFonts w:ascii="Arial Narrow" w:eastAsia="Arial Narrow" w:hAnsi="Arial Narrow" w:cs="Arial Narrow"/>
+          <w:sz w:val="16"/>
+          <w:szCs w:val="16"/>
+        </w:rPr>
+        <w:t>Infracciones graves, con una multa de hasta ciento cincuenta (150) UIT.</w:t>
+      </w:r>
+    </w:p>
+    <w:p>
+      <w:pPr>
+        <w:numPr>
+          <w:ilvl w:val="0"/>
+          <w:numId w:val="2"/>
+        </w:numPr>
+        <w:spacing w:after="0" w:line="240" w:lineRule="auto"/>
+        <w:ind w:left="426" w:firstLine="141"/>
+        <w:jc w:val="both"/>
+        <w:rPr>
+          <w:rFonts w:ascii="Arial Narrow" w:eastAsia="Arial Narrow" w:hAnsi="Arial Narrow" w:cs="Arial Narrow"/>
+          <w:sz w:val="16"/>
+          <w:szCs w:val="16"/>
+        </w:rPr>
+      </w:pPr>
+      <w:r>
+        <w:rPr>
+          <w:rFonts w:ascii="Arial Narrow" w:eastAsia="Arial Narrow" w:hAnsi="Arial Narrow" w:cs="Arial Narrow"/>
+          <w:sz w:val="16"/>
+          <w:szCs w:val="16"/>
+        </w:rPr>
+        <w:t>Infracciones muy graves, con una multa de hasta cuatrocientos cincuenta (450) UIT.</w:t>
+      </w:r>
+    </w:p>
+    <w:p>
+      <w:pPr>
+        <w:spacing w:after="0" w:line="240" w:lineRule="auto"/>
+        <w:ind w:left="567"/>
+        <w:jc w:val="both"/>
+        <w:rPr>
+          <w:rFonts w:ascii="Arial Narrow" w:eastAsia="Arial Narrow" w:hAnsi="Arial Narrow" w:cs="Arial Narrow"/>
+          <w:sz w:val="16"/>
+          <w:szCs w:val="16"/>
+        </w:rPr>
+      </w:pPr>
+      <w:r>
+        <w:rPr>
+          <w:rFonts w:ascii="Arial Narrow" w:eastAsia="Arial Narrow" w:hAnsi="Arial Narrow" w:cs="Arial Narrow"/>
+          <w:sz w:val="16"/>
+          <w:szCs w:val="16"/>
+        </w:rPr>
+        <w:t>(…).</w:t>
+      </w:r>
+    </w:p>
+    <w:p>
+      <w:pPr>
+        <w:spacing w:after="0" w:line="240" w:lineRule="auto"/>
+        <w:ind w:left="567" w:hanging="567"/>
+        <w:jc w:val="both"/>
+        <w:rPr>
+          <w:rFonts w:ascii="Arial Narrow" w:eastAsia="Arial Narrow" w:hAnsi="Arial Narrow" w:cs="Arial Narrow"/>
+          <w:sz w:val="16"/>
+          <w:szCs w:val="16"/>
+        </w:rPr>
+      </w:pPr>
+    </w:p>
+  </w:footnote>
+  <w:footnote w:id="10">
     <w:p>
       <w:pPr>
         <w:pStyle w:val="Textonotapie"/>
@@ -6003,39 +6754,56 @@
         <w:jc w:val="both"/>
         <w:rPr>
           <w:rFonts w:ascii="Arial Narrow" w:eastAsia="Arial Narrow" w:hAnsi="Arial Narrow" w:cs="Arial Narrow"/>
-          <w:sz w:val="16"/>
-          <w:szCs w:val="16"/>
-        </w:rPr>
-      </w:pPr>
-      <w:r>
-        <w:rPr>
-          <w:rFonts w:ascii="Arial Narrow" w:eastAsia="Arial Narrow" w:hAnsi="Arial Narrow" w:cs="Arial Narrow"/>
-          <w:sz w:val="16"/>
-          <w:szCs w:val="16"/>
-        </w:rPr>
-        <w:t xml:space="preserve">. </w:t>
-      </w:r>
-    </w:p>
-    <w:p>
-      <w:pPr>
-        <w:pStyle w:val="Textonotapie"/>
+          <w:b/>
+          <w:bCs/>
+          <w:sz w:val="16"/>
+          <w:szCs w:val="16"/>
+        </w:rPr>
+      </w:pPr>
+      <w:r>
+        <w:rPr>
+          <w:rStyle w:val="Refdenotaalpie"/>
+          <w:rFonts w:ascii="Arial Narrow" w:eastAsia="Arial Narrow" w:hAnsi="Arial Narrow" w:cs="Arial Narrow"/>
+          <w:sz w:val="16"/>
+          <w:szCs w:val="16"/>
+          <w:vertAlign w:val="superscript"/>
+        </w:rPr>
+        <w:footnoteRef/>
+      </w:r>
+      <w:r>
+        <w:rPr>
+          <w:rFonts w:ascii="Arial Narrow" w:eastAsia="Arial Narrow" w:hAnsi="Arial Narrow" w:cs="Arial Narrow"/>
+          <w:sz w:val="16"/>
+          <w:szCs w:val="16"/>
+        </w:rPr>
+        <w:tab/>
+        <w:t xml:space="preserve"/>
+      </w:r>
+      <w:r>
+        <w:rPr>
+          <w:rFonts w:ascii="Arial Narrow" w:eastAsia="Arial Narrow" w:hAnsi="Arial Narrow" w:cs="Arial Narrow"/>
+          <w:sz w:val="16"/>
+          <w:szCs w:val="16"/>
+        </w:rPr>
+        <w:tab/>
+      </w:r>
+      <w:r>
+        <w:rPr>
+          <w:rFonts w:ascii="Arial Narrow" w:eastAsia="Arial Narrow" w:hAnsi="Arial Narrow" w:cs="Arial Narrow"/>
+          <w:b/>
+          <w:bCs/>
+          <w:sz w:val="16"/>
+          <w:szCs w:val="16"/>
+        </w:rPr>
+        <w:t xml:space="preserve">LEY 29571, CÓDIGO DE PROTECCIÓN Y DEFENSA DEL CONSUMIDOR, publicado el 2 de setiembre de 2010 y modificado por Decreto Legislativo 1308 </w:t>
+      </w:r>
+    </w:p>
+    <w:p>
+      <w:pPr>
         <w:tabs>
           <w:tab w:val="left" w:pos="567"/>
         </w:tabs>
-        <w:ind w:left="567" w:right="-1" w:hanging="567"/>
-        <w:jc w:val="both"/>
-        <w:rPr>
-          <w:rFonts w:ascii="Arial Narrow" w:eastAsia="Arial Narrow" w:hAnsi="Arial Narrow" w:cs="Arial Narrow"/>
-          <w:sz w:val="16"/>
-          <w:szCs w:val="16"/>
-        </w:rPr>
-      </w:pPr>
-    </w:p>
-  </w:footnote>
-  <w:footnote w:id="5">
-    <w:p>
-      <w:pPr>
-        <w:pStyle w:val="Textonotapie"/>
+        <w:spacing w:after="0" w:line="240" w:lineRule="auto"/>
         <w:ind w:left="567" w:hanging="567"/>
         <w:jc w:val="both"/>
         <w:rPr>
@@ -6046,697 +6814,12 @@
       </w:pPr>
       <w:r>
         <w:rPr>
-          <w:rStyle w:val="Refdenotaalpie"/>
-          <w:rFonts w:ascii="Arial Narrow" w:eastAsia="Arial Narrow" w:hAnsi="Arial Narrow" w:cs="Arial Narrow"/>
-          <w:sz w:val="16"/>
-          <w:szCs w:val="16"/>
-          <w:vertAlign w:val="superscript"/>
-        </w:rPr>
-        <w:footnoteRef/>
-      </w:r>
-      <w:r>
-        <w:rPr>
-          <w:rFonts w:ascii="Arial Narrow" w:eastAsia="Arial Narrow" w:hAnsi="Arial Narrow" w:cs="Arial Narrow"/>
-          <w:sz w:val="16"/>
-          <w:szCs w:val="16"/>
-        </w:rPr>
-        <w:t xml:space="preserve"> </w:t>
-      </w:r>
-      <w:r>
-        <w:rPr>
           <w:rFonts w:ascii="Arial Narrow" w:eastAsia="Arial Narrow" w:hAnsi="Arial Narrow" w:cs="Arial Narrow"/>
           <w:sz w:val="16"/>
           <w:szCs w:val="16"/>
         </w:rPr>
         <w:tab/>
-        <w:t>El número de trabajadores se atenderá siempre que la empresa haya sido constituida antes de la vigencia de la Ley 30056, publicada el 2 de julio de 2013, que modificó el artículo 5 del Texto Único Ordenado de la Ley de Promoción de la Competitividad, Formalización y Desarrollo de la Micro y Pequeña Empresa y de Acceso al Empleo Decente (LEY MYPE). Ello, en la medida que la Tercera Disposición Complementaria Transitoria de la norma modificatoria precisa que las empresas constituidas antes de la entrada en vigencia de dicha Ley se rigen por los requisitos de acogimiento al régimen de las micro y pequeñas empresas regulados en el Decreto Legislativo 1086.</w:t>
-      </w:r>
-    </w:p>
-    <w:p>
-      <w:pPr>
-        <w:pStyle w:val="Textonotapie"/>
-        <w:ind w:left="567" w:hanging="567"/>
-        <w:jc w:val="both"/>
-        <w:rPr>
-          <w:rFonts w:ascii="Arial Narrow" w:eastAsia="Arial Narrow" w:hAnsi="Arial Narrow" w:cs="Arial Narrow"/>
-          <w:sz w:val="16"/>
-          <w:szCs w:val="16"/>
-        </w:rPr>
-      </w:pPr>
-    </w:p>
-  </w:footnote>
-  <w:footnote w:id="6">
-    <w:p>
-      <w:pPr>
-        <w:pStyle w:val="Textonotapie"/>
-        <w:ind w:left="567" w:hanging="567"/>
-        <w:jc w:val="both"/>
-        <w:rPr>
-          <w:rFonts w:ascii="Arial Narrow" w:eastAsia="Arial Narrow" w:hAnsi="Arial Narrow" w:cs="Arial Narrow"/>
-          <w:sz w:val="16"/>
-          <w:szCs w:val="16"/>
-        </w:rPr>
-      </w:pPr>
-      <w:r>
-        <w:rPr>
-          <w:rStyle w:val="Refdenotaalpie"/>
-          <w:rFonts w:ascii="Arial Narrow" w:eastAsia="Arial Narrow" w:hAnsi="Arial Narrow" w:cs="Arial Narrow"/>
-          <w:sz w:val="16"/>
-          <w:szCs w:val="16"/>
-          <w:vertAlign w:val="superscript"/>
-        </w:rPr>
-        <w:footnoteRef/>
-      </w:r>
-      <w:r>
-        <w:rPr>
-          <w:rFonts w:ascii="Arial Narrow" w:eastAsia="Arial Narrow" w:hAnsi="Arial Narrow" w:cs="Arial Narrow"/>
-          <w:sz w:val="16"/>
-          <w:szCs w:val="16"/>
-        </w:rPr>
-        <w:t xml:space="preserve"> </w:t>
-      </w:r>
-      <w:r>
-        <w:rPr>
-          <w:rFonts w:ascii="Arial Narrow" w:eastAsia="Arial Narrow" w:hAnsi="Arial Narrow" w:cs="Arial Narrow"/>
-          <w:sz w:val="16"/>
-          <w:szCs w:val="16"/>
-        </w:rPr>
-        <w:tab/>
-      </w:r>
-      <w:r>
-        <w:rPr>
-          <w:rFonts w:ascii="Arial Narrow" w:eastAsia="Arial Narrow" w:hAnsi="Arial Narrow" w:cs="Arial Narrow"/>
-          <w:b/>
-          <w:sz w:val="16"/>
-          <w:szCs w:val="16"/>
-        </w:rPr>
-        <w:t>LEY 29571, CÓDIGO DE PROTECCIÓN Y DEFENSA DEL CONSUMIDOR</w:t>
-      </w:r>
-      <w:r>
-        <w:rPr>
-          <w:rFonts w:ascii="Arial Narrow" w:eastAsia="Arial Narrow" w:hAnsi="Arial Narrow" w:cs="Arial Narrow"/>
-          <w:b/>
-          <w:bCs/>
-          <w:sz w:val="16"/>
-          <w:szCs w:val="16"/>
-        </w:rPr>
-        <w:t xml:space="preserve">, </w:t>
-      </w:r>
-      <w:r>
-        <w:rPr>
-          <w:rFonts w:ascii="Arial Narrow" w:eastAsia="Arial Narrow" w:hAnsi="Arial Narrow" w:cs="Arial Narrow"/>
-          <w:b/>
-          <w:sz w:val="16"/>
-          <w:szCs w:val="16"/>
-        </w:rPr>
-        <w:t>publicado el 2 de setiembre de 2010 y modificado por Decreto Legislativo 1308</w:t>
-      </w:r>
-    </w:p>
-    <w:p>
-      <w:pPr>
-        <w:pStyle w:val="Textonotapie"/>
-        <w:ind w:left="567" w:hanging="567"/>
-        <w:jc w:val="both"/>
-        <w:rPr>
-          <w:rFonts w:ascii="Arial Narrow" w:eastAsia="Arial Narrow" w:hAnsi="Arial Narrow" w:cs="Arial Narrow"/>
-          <w:b/>
-          <w:bCs/>
-          <w:sz w:val="16"/>
-          <w:szCs w:val="16"/>
-        </w:rPr>
-      </w:pPr>
-      <w:r>
-        <w:rPr>
-          <w:rFonts w:ascii="Arial Narrow" w:eastAsia="Arial Narrow" w:hAnsi="Arial Narrow" w:cs="Arial Narrow"/>
-          <w:sz w:val="16"/>
-          <w:szCs w:val="16"/>
-        </w:rPr>
-        <w:tab/>
-      </w:r>
-      <w:r>
-        <w:rPr>
-          <w:rFonts w:ascii="Arial Narrow" w:eastAsia="Arial Narrow" w:hAnsi="Arial Narrow" w:cs="Arial Narrow"/>
-          <w:b/>
-          <w:bCs/>
-          <w:sz w:val="16"/>
-          <w:szCs w:val="16"/>
-        </w:rPr>
-        <w:t>Artículo 110.- Sanciones Administrativas</w:t>
-      </w:r>
-    </w:p>
-    <w:p>
-      <w:pPr>
-        <w:autoSpaceDE w:val="0"/>
-        <w:autoSpaceDN w:val="0"/>
-        <w:adjustRightInd w:val="0"/>
-        <w:spacing w:after="0" w:line="240" w:lineRule="auto"/>
-        <w:ind w:left="567"/>
-        <w:jc w:val="both"/>
-        <w:rPr>
-          <w:rFonts w:ascii="Arial Narrow" w:eastAsia="Arial Narrow" w:hAnsi="Arial Narrow" w:cs="Arial Narrow"/>
-          <w:sz w:val="16"/>
-          <w:szCs w:val="16"/>
-          <w:lang w:eastAsia="es-PE"/>
-        </w:rPr>
-      </w:pPr>
-      <w:r>
-        <w:rPr>
-          <w:rFonts w:ascii="Arial Narrow" w:eastAsia="Arial Narrow" w:hAnsi="Arial Narrow" w:cs="Arial Narrow"/>
-          <w:sz w:val="16"/>
-          <w:szCs w:val="16"/>
-          <w:lang w:eastAsia="es-PE"/>
-        </w:rPr>
-        <w:t>(…)</w:t>
-      </w:r>
-    </w:p>
-    <w:p>
-      <w:pPr>
-        <w:autoSpaceDE w:val="0"/>
-        <w:autoSpaceDN w:val="0"/>
-        <w:adjustRightInd w:val="0"/>
-        <w:spacing w:after="0" w:line="240" w:lineRule="auto"/>
-        <w:ind w:left="567"/>
-        <w:jc w:val="both"/>
-        <w:rPr>
-          <w:rFonts w:ascii="Arial Narrow" w:eastAsia="Arial Narrow" w:hAnsi="Arial Narrow" w:cs="Arial Narrow"/>
-          <w:sz w:val="16"/>
-          <w:szCs w:val="16"/>
-          <w:lang w:eastAsia="es-PE"/>
-        </w:rPr>
-      </w:pPr>
-      <w:r>
-        <w:rPr>
-          <w:rFonts w:ascii="Arial Narrow" w:eastAsia="Arial Narrow" w:hAnsi="Arial Narrow" w:cs="Arial Narrow"/>
-          <w:sz w:val="16"/>
-          <w:szCs w:val="16"/>
-          <w:lang w:eastAsia="es-PE"/>
-        </w:rPr>
-        <w:t>En el caso de las microempresas, la multa no puede superar el diez por ciento (10%) de las ventas o ingresos brutos percibidos por el infractor, relativos a todas sus actividades económicas, correspondientes al ejercicio inmediato anterior al de la expedición de la resolución de primera instancia, siempre que se haya acreditado dichos ingresos, no se encuentre en una situación de reincidencia y el caso no verse sobre la vida, salud o integridad de los consumidores. Para el caso de las pequeñas empresas, la multa no puede superar el veinte por ciento (20%) de las ventas o ingresos brutos percibidos por el infractor, conforme a los requisitos señalados anteriormente.</w:t>
-      </w:r>
-    </w:p>
-    <w:p>
-      <w:pPr>
-        <w:autoSpaceDE w:val="0"/>
-        <w:autoSpaceDN w:val="0"/>
-        <w:adjustRightInd w:val="0"/>
-        <w:spacing w:after="0" w:line="240" w:lineRule="auto"/>
-        <w:ind w:left="567"/>
-        <w:jc w:val="both"/>
-        <w:rPr>
-          <w:rFonts w:ascii="Arial Narrow" w:eastAsia="Arial Narrow" w:hAnsi="Arial Narrow" w:cs="Arial Narrow"/>
-          <w:sz w:val="16"/>
-          <w:szCs w:val="16"/>
-          <w:lang w:eastAsia="es-PE"/>
-        </w:rPr>
-      </w:pPr>
-      <w:r>
-        <w:rPr>
-          <w:rFonts w:ascii="Arial Narrow" w:eastAsia="Arial Narrow" w:hAnsi="Arial Narrow" w:cs="Arial Narrow"/>
-          <w:sz w:val="16"/>
-          <w:szCs w:val="16"/>
-          <w:lang w:eastAsia="es-PE"/>
-        </w:rPr>
-        <w:t>(…).</w:t>
-      </w:r>
-    </w:p>
-    <w:p>
-      <w:pPr>
-        <w:pStyle w:val="Textonotapie"/>
-        <w:ind w:left="567" w:hanging="567"/>
-        <w:jc w:val="both"/>
-        <w:rPr>
-          <w:rFonts w:ascii="Arial Narrow" w:eastAsia="Arial Narrow" w:hAnsi="Arial Narrow" w:cs="Arial Narrow"/>
-          <w:sz w:val="16"/>
-          <w:szCs w:val="16"/>
-        </w:rPr>
-      </w:pPr>
-    </w:p>
-  </w:footnote>
-  <w:footnote w:id="12">
-    <w:p>
-      <w:pPr>
-        <w:pStyle w:val="Textonotapie"/>
-        <w:ind w:left="567" w:hanging="567"/>
-        <w:jc w:val="both"/>
-        <w:rPr>
-          <w:rFonts w:ascii="Arial Narrow" w:eastAsia="Arial Narrow" w:hAnsi="Arial Narrow" w:cs="Arial Narrow"/>
-          <w:sz w:val="16"/>
-          <w:szCs w:val="16"/>
-        </w:rPr>
-      </w:pPr>
-      <w:r>
-        <w:rPr>
-          <w:rStyle w:val="Refdenotaalpie"/>
-          <w:rFonts w:ascii="Arial Narrow" w:eastAsia="Arial Narrow" w:hAnsi="Arial Narrow" w:cs="Arial Narrow"/>
-          <w:sz w:val="16"/>
-          <w:szCs w:val="16"/>
-          <w:vertAlign w:val="superscript"/>
-        </w:rPr>
-        <w:footnoteRef/>
-      </w:r>
-      <w:r>
-        <w:rPr>
-          <w:rFonts w:ascii="Arial Narrow" w:eastAsia="Arial Narrow" w:hAnsi="Arial Narrow" w:cs="Arial Narrow"/>
-          <w:sz w:val="16"/>
-          <w:szCs w:val="16"/>
-        </w:rPr>
-        <w:tab/>
-      </w:r>
-      <w:r>
-        <w:rPr>
-          <w:rFonts w:ascii="Arial Narrow" w:eastAsia="Arial Narrow" w:hAnsi="Arial Narrow" w:cs="Arial Narrow"/>
-          <w:b/>
-          <w:bCs/>
-          <w:sz w:val="16"/>
-          <w:szCs w:val="16"/>
-        </w:rPr>
-        <w:t xml:space="preserve">DECRETO LEGISLATIVO 807, LEY SOBRE FACULTADES, NORMAS Y ORGANIZACIÓN DEL INDECOPI, publicado el 18 de abril de 1996</w:t>
-      </w:r>
-    </w:p>
-    <w:p>
-      <w:pPr>
-        <w:pStyle w:val="Textonotapie"/>
-        <w:ind w:left="567" w:hanging="567"/>
-        <w:jc w:val="both"/>
-        <w:rPr>
-          <w:rFonts w:ascii="Arial Narrow" w:eastAsia="Arial Narrow" w:hAnsi="Arial Narrow" w:cs="Arial Narrow"/>
-          <w:sz w:val="16"/>
-          <w:szCs w:val="16"/>
-        </w:rPr>
-      </w:pPr>
-      <w:r>
-        <w:rPr>
-          <w:rFonts w:ascii="Arial Narrow" w:eastAsia="Arial Narrow" w:hAnsi="Arial Narrow" w:cs="Arial Narrow"/>
-          <w:sz w:val="16"/>
-          <w:szCs w:val="16"/>
-        </w:rPr>
-        <w:tab/>
-      </w:r>
-      <w:r>
-        <w:rPr>
-          <w:rFonts w:ascii="Arial Narrow" w:eastAsia="Arial Narrow" w:hAnsi="Arial Narrow" w:cs="Arial Narrow"/>
-          <w:b/>
-          <w:bCs/>
-          <w:sz w:val="16"/>
-          <w:szCs w:val="16"/>
-        </w:rPr>
-        <w:t xml:space="preserve">Artículo 26.-</w:t>
-      </w:r>
-      <w:r>
-        <w:rPr>
-          <w:rFonts w:ascii="Arial Narrow" w:eastAsia="Arial Narrow" w:hAnsi="Arial Narrow" w:cs="Arial Narrow"/>
-          <w:sz w:val="16"/>
-          <w:szCs w:val="16"/>
-        </w:rPr>
-        <w:t xml:space="preserve"> Una vez admitida a trámite la denuncia, se correrá traslado de la misma al denunciado, a fin de que éste presente su descargo. El plazo para la presentación del descargo será de cinco (5) días contados desde la notificación, vencido el cual, el Secretario Técnico declarará en rebeldía al denunciado que no lo hubiera presentado.</w:t>
-      </w:r>
-    </w:p>
-    <w:p>
-      <w:pPr>
-        <w:pStyle w:val="Textonotapie"/>
-        <w:ind w:left="567" w:hanging="567"/>
-        <w:jc w:val="both"/>
-        <w:rPr>
-          <w:rFonts w:ascii="Arial Narrow" w:eastAsia="Arial Narrow" w:hAnsi="Arial Narrow" w:cs="Arial Narrow"/>
-          <w:sz w:val="16"/>
-          <w:szCs w:val="16"/>
-        </w:rPr>
-      </w:pPr>
-    </w:p>
-  </w:footnote>
-  <w:footnote w:id="13">
-    <w:p>
-      <w:pPr>
-        <w:pStyle w:val="Textonotapie"/>
-        <w:ind w:left="567" w:hanging="567"/>
-        <w:jc w:val="both"/>
-        <w:rPr>
-          <w:rFonts w:ascii="Arial Narrow" w:eastAsia="Arial Narrow" w:hAnsi="Arial Narrow" w:cs="Arial Narrow"/>
-          <w:sz w:val="16"/>
-          <w:szCs w:val="16"/>
-        </w:rPr>
-      </w:pPr>
-      <w:r>
-        <w:rPr>
-          <w:rStyle w:val="Refdenotaalpie"/>
-          <w:rFonts w:ascii="Arial Narrow" w:eastAsia="Arial Narrow" w:hAnsi="Arial Narrow" w:cs="Arial Narrow"/>
-          <w:sz w:val="16"/>
-          <w:szCs w:val="16"/>
-          <w:vertAlign w:val="superscript"/>
-        </w:rPr>
-        <w:footnoteRef/>
-      </w:r>
-      <w:r>
-        <w:rPr>
-          <w:rFonts w:ascii="Arial Narrow" w:eastAsia="Arial Narrow" w:hAnsi="Arial Narrow" w:cs="Arial Narrow"/>
-          <w:sz w:val="16"/>
-          <w:szCs w:val="16"/>
-        </w:rPr>
-        <w:tab/>
-      </w:r>
-      <w:r>
-        <w:rPr>
-          <w:rFonts w:ascii="Arial Narrow" w:eastAsia="Arial Narrow" w:hAnsi="Arial Narrow" w:cs="Arial Narrow"/>
-          <w:b/>
-          <w:bCs/>
-          <w:sz w:val="16"/>
-          <w:szCs w:val="16"/>
-        </w:rPr>
-        <w:t xml:space="preserve">DECRETO SUPREMO 006-2026-JUS, TEXTO ÚNICO ORDENADO DE LA LEY 27444, LEY DEL PROCEDIMIENTO ADMINISTRATIVO GENERAL, publicado el 30 de abril de 2026</w:t>
-      </w:r>
-    </w:p>
-    <w:p>
-      <w:pPr>
-        <w:pStyle w:val="Textonotapie"/>
-        <w:ind w:left="567" w:hanging="567"/>
-        <w:jc w:val="both"/>
-        <w:rPr>
-          <w:rFonts w:ascii="Arial Narrow" w:eastAsia="Arial Narrow" w:hAnsi="Arial Narrow" w:cs="Arial Narrow"/>
-          <w:sz w:val="16"/>
-          <w:szCs w:val="16"/>
-        </w:rPr>
-      </w:pPr>
-      <w:r>
-        <w:rPr>
-          <w:rFonts w:ascii="Arial Narrow" w:eastAsia="Arial Narrow" w:hAnsi="Arial Narrow" w:cs="Arial Narrow"/>
-          <w:sz w:val="16"/>
-          <w:szCs w:val="16"/>
-        </w:rPr>
-        <w:tab/>
-      </w:r>
-      <w:r>
-        <w:rPr>
-          <w:rFonts w:ascii="Arial Narrow" w:eastAsia="Arial Narrow" w:hAnsi="Arial Narrow" w:cs="Arial Narrow"/>
-          <w:b/>
-          <w:bCs/>
-          <w:sz w:val="16"/>
-          <w:szCs w:val="16"/>
-        </w:rPr>
-        <w:t xml:space="preserve">Artículo 223.- Contestación de la reclamación</w:t>
-      </w:r>
-    </w:p>
-    <w:p>
-      <w:pPr>
-        <w:pStyle w:val="Textonotapie"/>
-        <w:ind w:left="567" w:hanging="567"/>
-        <w:jc w:val="both"/>
-        <w:rPr>
-          <w:rFonts w:ascii="Arial Narrow" w:eastAsia="Arial Narrow" w:hAnsi="Arial Narrow" w:cs="Arial Narrow"/>
-          <w:sz w:val="16"/>
-          <w:szCs w:val="16"/>
-        </w:rPr>
-      </w:pPr>
-      <w:r>
-        <w:rPr>
-          <w:rFonts w:ascii="Arial Narrow" w:eastAsia="Arial Narrow" w:hAnsi="Arial Narrow" w:cs="Arial Narrow"/>
-          <w:sz w:val="16"/>
-          <w:szCs w:val="16"/>
-        </w:rPr>
-        <w:tab/>
-      </w:r>
-      <w:r>
-        <w:rPr>
-          <w:rFonts w:ascii="Arial Narrow" w:eastAsia="Arial Narrow" w:hAnsi="Arial Narrow" w:cs="Arial Narrow"/>
-          <w:sz w:val="16"/>
-          <w:szCs w:val="16"/>
-        </w:rPr>
-        <w:t xml:space="preserve">223.1 El reclamado deberá presentar la contestación de la reclamación dentro de los quince (15) días posteriores a la notificación de ésta; vencido este plazo, la Administración declarará en rebeldía al reclamado que no la hubiera presentado. La contestación deberá contener los requisitos de los escritos previstos en el artículo 113 de la presente Ley, así como la absolución de todos los asuntos controvertidos de hecho y de derecho, Las alegaciones y los hechos relevantes de la reclamación, salvo que hayan sido específicamente negadas en la contestación, se tendrán por aceptadas o merituadas como ciertas.</w:t>
-      </w:r>
-    </w:p>
-    <w:p>
-      <w:pPr>
-        <w:pStyle w:val="Textonotapie"/>
-        <w:ind w:left="567" w:hanging="567"/>
-        <w:jc w:val="both"/>
-        <w:rPr>
-          <w:rFonts w:ascii="Arial Narrow" w:eastAsia="Arial Narrow" w:hAnsi="Arial Narrow" w:cs="Arial Narrow"/>
-          <w:sz w:val="16"/>
-          <w:szCs w:val="16"/>
-        </w:rPr>
-      </w:pPr>
-    </w:p>
-  </w:footnote>
-  <w:footnote w:id="7">
-    <w:p>
-      <w:pPr>
-        <w:spacing w:after="0" w:line="240" w:lineRule="auto"/>
-        <w:ind w:left="567" w:hanging="567"/>
-        <w:jc w:val="both"/>
-        <w:rPr>
-          <w:rFonts w:ascii="Arial Narrow" w:eastAsia="Arial Narrow" w:hAnsi="Arial Narrow" w:cs="Arial Narrow"/>
-          <w:sz w:val="16"/>
-          <w:szCs w:val="16"/>
-        </w:rPr>
-      </w:pPr>
-      <w:r>
-        <w:rPr>
-          <w:rStyle w:val="Refdenotaalpie"/>
-          <w:rFonts w:ascii="Arial Narrow" w:eastAsia="Arial Narrow" w:hAnsi="Arial Narrow" w:cs="Arial Narrow"/>
-          <w:sz w:val="16"/>
-          <w:szCs w:val="16"/>
-          <w:vertAlign w:val="superscript"/>
-        </w:rPr>
-        <w:footnoteRef/>
-      </w:r>
-      <w:r>
-        <w:rPr>
-          <w:rFonts w:ascii="Arial Narrow" w:eastAsia="Arial Narrow" w:hAnsi="Arial Narrow" w:cs="Arial Narrow"/>
-          <w:sz w:val="16"/>
-          <w:szCs w:val="16"/>
-          <w:vertAlign w:val="superscript"/>
-        </w:rPr>
-        <w:t xml:space="preserve"> </w:t>
-      </w:r>
-      <w:r>
-        <w:rPr>
-          <w:rFonts w:ascii="Arial Narrow" w:eastAsia="Arial Narrow" w:hAnsi="Arial Narrow" w:cs="Arial Narrow"/>
-          <w:sz w:val="16"/>
-          <w:szCs w:val="16"/>
-        </w:rPr>
-        <w:t xml:space="preserve"> </w:t>
-      </w:r>
-      <w:r>
-        <w:rPr>
-          <w:rFonts w:ascii="Arial Narrow" w:eastAsia="Arial Narrow" w:hAnsi="Arial Narrow" w:cs="Arial Narrow"/>
-          <w:sz w:val="16"/>
-          <w:szCs w:val="16"/>
-        </w:rPr>
-        <w:tab/>
-      </w:r>
-      <w:r>
-        <w:rPr>
-          <w:rFonts w:ascii="Arial Narrow" w:eastAsia="Arial Narrow" w:hAnsi="Arial Narrow" w:cs="Arial Narrow"/>
-          <w:b/>
-          <w:sz w:val="16"/>
-          <w:szCs w:val="16"/>
-        </w:rPr>
-        <w:t>LEY 29571, CÓDIGO DE PROTECCIÓN Y DEFENSA DEL CONSUMIDOR</w:t>
-      </w:r>
-      <w:r>
-        <w:rPr>
-          <w:rFonts w:ascii="Arial Narrow" w:eastAsia="Arial Narrow" w:hAnsi="Arial Narrow" w:cs="Arial Narrow"/>
-          <w:b/>
-          <w:bCs/>
-          <w:sz w:val="16"/>
-          <w:szCs w:val="16"/>
-        </w:rPr>
-        <w:t xml:space="preserve">, </w:t>
-      </w:r>
-      <w:r>
-        <w:rPr>
-          <w:rFonts w:ascii="Arial Narrow" w:eastAsia="Arial Narrow" w:hAnsi="Arial Narrow" w:cs="Arial Narrow"/>
-          <w:b/>
-          <w:sz w:val="16"/>
-          <w:szCs w:val="16"/>
-        </w:rPr>
-        <w:t>publicado el 2 de setiembre de 2010 y modificado por Decreto Legislativo 1308</w:t>
-      </w:r>
-    </w:p>
-    <w:p>
-      <w:pPr>
-        <w:spacing w:after="0" w:line="240" w:lineRule="auto"/>
-        <w:ind w:left="567" w:hanging="567"/>
-        <w:jc w:val="both"/>
-        <w:rPr>
-          <w:rFonts w:ascii="Arial Narrow" w:eastAsia="Arial Narrow" w:hAnsi="Arial Narrow" w:cs="Arial Narrow"/>
-          <w:b/>
-          <w:sz w:val="16"/>
-          <w:szCs w:val="16"/>
-        </w:rPr>
-      </w:pPr>
-      <w:r>
-        <w:rPr>
-          <w:rFonts w:ascii="Arial Narrow" w:eastAsia="Arial Narrow" w:hAnsi="Arial Narrow" w:cs="Arial Narrow"/>
-          <w:b/>
-          <w:sz w:val="16"/>
-          <w:szCs w:val="16"/>
-        </w:rPr>
-        <w:tab/>
-        <w:t>Artículo 110.- Sanciones administrativas</w:t>
-      </w:r>
-    </w:p>
-    <w:p>
-      <w:pPr>
-        <w:spacing w:after="0" w:line="240" w:lineRule="auto"/>
-        <w:ind w:left="567"/>
-        <w:jc w:val="both"/>
-        <w:rPr>
-          <w:rFonts w:ascii="Arial Narrow" w:eastAsia="Arial Narrow" w:hAnsi="Arial Narrow" w:cs="Arial Narrow"/>
-          <w:sz w:val="16"/>
-          <w:szCs w:val="16"/>
-        </w:rPr>
-      </w:pPr>
-      <w:r>
-        <w:rPr>
-          <w:rFonts w:ascii="Arial Narrow" w:eastAsia="Arial Narrow" w:hAnsi="Arial Narrow" w:cs="Arial Narrow"/>
-          <w:sz w:val="16"/>
-          <w:szCs w:val="16"/>
-        </w:rPr>
-        <w:t>El órgano resolutivo puede sancionar las infracciones administrativas a que se refiere el artículo 108 con amonestación y multas de hasta cuatrocientos cincuenta (450) Unidades Impositivas Tributarias (UIT), las cuales son calificadas de la siguiente manera:</w:t>
-      </w:r>
-    </w:p>
-    <w:p>
-      <w:pPr>
-        <w:numPr>
-          <w:ilvl w:val="0"/>
-          <w:numId w:val="2"/>
-        </w:numPr>
-        <w:spacing w:after="0" w:line="240" w:lineRule="auto"/>
-        <w:ind w:left="426" w:firstLine="141"/>
-        <w:jc w:val="both"/>
-        <w:rPr>
-          <w:rFonts w:ascii="Arial Narrow" w:eastAsia="Arial Narrow" w:hAnsi="Arial Narrow" w:cs="Arial Narrow"/>
-          <w:sz w:val="16"/>
-          <w:szCs w:val="16"/>
-        </w:rPr>
-      </w:pPr>
-      <w:r>
-        <w:rPr>
-          <w:rFonts w:ascii="Arial Narrow" w:eastAsia="Arial Narrow" w:hAnsi="Arial Narrow" w:cs="Arial Narrow"/>
-          <w:sz w:val="16"/>
-          <w:szCs w:val="16"/>
-        </w:rPr>
-        <w:t>Infracciones leves, con una amonestación o con una multa de hasta cincuenta (50) UIT.</w:t>
-      </w:r>
-    </w:p>
-    <w:p>
-      <w:pPr>
-        <w:numPr>
-          <w:ilvl w:val="0"/>
-          <w:numId w:val="2"/>
-        </w:numPr>
-        <w:spacing w:after="0" w:line="240" w:lineRule="auto"/>
-        <w:ind w:left="426" w:firstLine="141"/>
-        <w:jc w:val="both"/>
-        <w:rPr>
-          <w:rFonts w:ascii="Arial Narrow" w:eastAsia="Arial Narrow" w:hAnsi="Arial Narrow" w:cs="Arial Narrow"/>
-          <w:sz w:val="16"/>
-          <w:szCs w:val="16"/>
-        </w:rPr>
-      </w:pPr>
-      <w:r>
-        <w:rPr>
-          <w:rFonts w:ascii="Arial Narrow" w:eastAsia="Arial Narrow" w:hAnsi="Arial Narrow" w:cs="Arial Narrow"/>
-          <w:sz w:val="16"/>
-          <w:szCs w:val="16"/>
-        </w:rPr>
-        <w:t>Infracciones graves, con una multa de hasta ciento cincuenta (150) UIT.</w:t>
-      </w:r>
-    </w:p>
-    <w:p>
-      <w:pPr>
-        <w:numPr>
-          <w:ilvl w:val="0"/>
-          <w:numId w:val="2"/>
-        </w:numPr>
-        <w:spacing w:after="0" w:line="240" w:lineRule="auto"/>
-        <w:ind w:left="426" w:firstLine="141"/>
-        <w:jc w:val="both"/>
-        <w:rPr>
-          <w:rFonts w:ascii="Arial Narrow" w:eastAsia="Arial Narrow" w:hAnsi="Arial Narrow" w:cs="Arial Narrow"/>
-          <w:sz w:val="16"/>
-          <w:szCs w:val="16"/>
-        </w:rPr>
-      </w:pPr>
-      <w:r>
-        <w:rPr>
-          <w:rFonts w:ascii="Arial Narrow" w:eastAsia="Arial Narrow" w:hAnsi="Arial Narrow" w:cs="Arial Narrow"/>
-          <w:sz w:val="16"/>
-          <w:szCs w:val="16"/>
-        </w:rPr>
-        <w:t>Infracciones muy graves, con una multa de hasta cuatrocientos cincuenta (450) UIT.</w:t>
-      </w:r>
-    </w:p>
-    <w:p>
-      <w:pPr>
-        <w:spacing w:after="0" w:line="240" w:lineRule="auto"/>
-        <w:ind w:left="567"/>
-        <w:jc w:val="both"/>
-        <w:rPr>
-          <w:rFonts w:ascii="Arial Narrow" w:eastAsia="Arial Narrow" w:hAnsi="Arial Narrow" w:cs="Arial Narrow"/>
-          <w:sz w:val="16"/>
-          <w:szCs w:val="16"/>
-        </w:rPr>
-      </w:pPr>
-      <w:r>
-        <w:rPr>
-          <w:rFonts w:ascii="Arial Narrow" w:eastAsia="Arial Narrow" w:hAnsi="Arial Narrow" w:cs="Arial Narrow"/>
-          <w:sz w:val="16"/>
-          <w:szCs w:val="16"/>
-        </w:rPr>
-        <w:t>(…).</w:t>
-      </w:r>
-    </w:p>
-    <w:p>
-      <w:pPr>
-        <w:spacing w:after="0" w:line="240" w:lineRule="auto"/>
-        <w:ind w:left="567" w:hanging="567"/>
-        <w:jc w:val="both"/>
-        <w:rPr>
-          <w:rFonts w:ascii="Arial Narrow" w:eastAsia="Arial Narrow" w:hAnsi="Arial Narrow" w:cs="Arial Narrow"/>
-          <w:sz w:val="16"/>
-          <w:szCs w:val="16"/>
-        </w:rPr>
-      </w:pPr>
-    </w:p>
-  </w:footnote>
-  <w:footnote w:id="8">
-    <w:p>
-      <w:pPr>
-        <w:spacing w:after="0" w:line="240" w:lineRule="auto"/>
-        <w:ind w:left="567" w:hanging="567"/>
-        <w:jc w:val="both"/>
-        <w:rPr>
-          <w:rFonts w:ascii="Arial Narrow" w:eastAsia="Arial Narrow" w:hAnsi="Arial Narrow" w:cs="Arial Narrow"/>
-          <w:sz w:val="16"/>
-          <w:szCs w:val="16"/>
-        </w:rPr>
-      </w:pPr>
-      <w:r>
-        <w:rPr>
-          <w:rStyle w:val="Refdenotaalpie"/>
-          <w:rFonts w:ascii="Arial Narrow" w:eastAsia="Arial Narrow" w:hAnsi="Arial Narrow" w:cs="Arial Narrow"/>
-          <w:sz w:val="16"/>
-          <w:szCs w:val="16"/>
-          <w:vertAlign w:val="superscript"/>
-        </w:rPr>
-        <w:footnoteRef/>
-      </w:r>
-      <w:r>
-        <w:rPr>
-          <w:rFonts w:ascii="Arial Narrow" w:eastAsia="Arial Narrow" w:hAnsi="Arial Narrow" w:cs="Arial Narrow"/>
-          <w:sz w:val="16"/>
-          <w:szCs w:val="16"/>
-        </w:rPr>
-        <w:t xml:space="preserve"> </w:t>
-      </w:r>
-      <w:r>
-        <w:rPr>
-          <w:rFonts w:ascii="Arial Narrow" w:eastAsia="Arial Narrow" w:hAnsi="Arial Narrow" w:cs="Arial Narrow"/>
-          <w:sz w:val="16"/>
-          <w:szCs w:val="16"/>
-        </w:rPr>
-        <w:tab/>
+        <w:t xml:space="preserve"/>
       </w:r>
       <w:r>
         <w:rPr>
@@ -6809,18 +6892,6 @@
         <w:tab/>
         <w:t>Las medidas correctivas complementarias pueden dictarse de oficio o a pedido de parte.</w:t>
       </w:r>
-    </w:p>
-    <w:p>
-      <w:pPr>
-        <w:spacing w:after="0" w:line="240" w:lineRule="auto"/>
-        <w:ind w:left="567" w:hanging="567"/>
-        <w:jc w:val="both"/>
-        <w:rPr>
-          <w:rFonts w:ascii="Arial Narrow" w:eastAsia="Arial Narrow" w:hAnsi="Arial Narrow" w:cs="Arial Narrow"/>
-          <w:sz w:val="16"/>
-          <w:szCs w:val="16"/>
-        </w:rPr>
-      </w:pPr>
     </w:p>
     <w:p>
       <w:pPr>
@@ -7035,8 +7106,12 @@
     </w:p>
     <w:p>
       <w:pPr>
-        <w:pStyle w:val="Sinespaciado"/>
-        <w:ind w:firstLine="567"/>
+        <w:numPr>
+          <w:ilvl w:val="0"/>
+          <w:numId w:val="1"/>
+        </w:numPr>
+        <w:spacing w:after="0" w:line="240" w:lineRule="auto"/>
+        <w:ind w:left="567" w:firstLine="0"/>
         <w:jc w:val="both"/>
         <w:rPr>
           <w:rFonts w:ascii="Arial Narrow" w:eastAsia="Arial Narrow" w:hAnsi="Arial Narrow" w:cs="Arial Narrow"/>
@@ -7055,8 +7130,12 @@
     </w:p>
     <w:p>
       <w:pPr>
-        <w:pStyle w:val="Sinespaciado"/>
-        <w:ind w:firstLine="567"/>
+        <w:numPr>
+          <w:ilvl w:val="0"/>
+          <w:numId w:val="1"/>
+        </w:numPr>
+        <w:spacing w:after="0" w:line="240" w:lineRule="auto"/>
+        <w:ind w:left="567" w:firstLine="0"/>
         <w:jc w:val="both"/>
         <w:rPr>
           <w:rFonts w:ascii="Arial Narrow" w:eastAsia="Arial Narrow" w:hAnsi="Arial Narrow" w:cs="Arial Narrow"/>
@@ -7200,18 +7279,6 @@
         <w:jc w:val="both"/>
         <w:rPr>
           <w:rFonts w:ascii="Arial Narrow" w:eastAsia="Arial Narrow" w:hAnsi="Arial Narrow" w:cs="Arial Narrow"/>
-          <w:sz w:val="16"/>
-          <w:szCs w:val="16"/>
-        </w:rPr>
-      </w:pPr>
-    </w:p>
-    <w:p>
-      <w:pPr>
-        <w:spacing w:after="0" w:line="240" w:lineRule="auto"/>
-        <w:ind w:left="567"/>
-        <w:jc w:val="both"/>
-        <w:rPr>
-          <w:rFonts w:ascii="Arial Narrow" w:eastAsia="Arial Narrow" w:hAnsi="Arial Narrow" w:cs="Arial Narrow"/>
           <w:b/>
           <w:bCs/>
           <w:sz w:val="16"/>
@@ -7442,7 +7509,7 @@
       </w:pPr>
     </w:p>
   </w:footnote>
-  <w:footnote w:id="9">
+  <w:footnote w:id="11">
     <w:p>
       <w:pPr>
         <w:pStyle w:val="Textonotapie"/>
@@ -7474,7 +7541,8 @@
           <w:sz w:val="16"/>
           <w:szCs w:val="16"/>
         </w:rPr>
-        <w:t xml:space="preserve"> </w:t>
+        <w:tab/>
+        <w:t xml:space="preserve"/>
       </w:r>
       <w:r>
         <w:rPr>
@@ -7647,12 +7715,15 @@
       </w:pPr>
     </w:p>
   </w:footnote>
-  <w:footnote w:id="10">
+  <w:footnote w:id="12">
     <w:p>
       <w:pPr>
         <w:autoSpaceDE w:val="0"/>
         <w:autoSpaceDN w:val="0"/>
         <w:adjustRightInd w:val="0"/>
+        <w:tabs>
+          <w:tab w:val="left" w:pos="567"/>
+        </w:tabs>
         <w:spacing w:after="0" w:line="240" w:lineRule="auto"/>
         <w:ind w:left="567" w:hanging="567"/>
         <w:jc w:val="both"/>
@@ -7684,7 +7755,8 @@
           <w:sz w:val="16"/>
           <w:szCs w:val="16"/>
         </w:rPr>
-        <w:t xml:space="preserve"> </w:t>
+        <w:tab/>
+        <w:t xml:space="preserve"/>
       </w:r>
       <w:r>
         <w:rPr>
@@ -7748,10 +7820,13 @@
       </w:pPr>
     </w:p>
   </w:footnote>
-  <w:footnote w:id="11">
+  <w:footnote w:id="13">
     <w:p>
       <w:pPr>
         <w:pStyle w:val="Textonotapie"/>
+        <w:tabs>
+          <w:tab w:val="left" w:pos="567"/>
+        </w:tabs>
         <w:ind w:left="567" w:hanging="567"/>
         <w:jc w:val="both"/>
         <w:rPr>
@@ -7776,7 +7851,8 @@
           <w:sz w:val="16"/>
           <w:szCs w:val="16"/>
         </w:rPr>
-        <w:t xml:space="preserve"> </w:t>
+        <w:tab/>
+        <w:t xml:space="preserve"/>
       </w:r>
       <w:r>
         <w:rPr>

--- a/plantillas_maestras/02_seguro_vida/negativa_cobertura/2_o_mas_ddos_varios/varon/TPL_3438_2025_SEGURO_VIDA_NEGATIVA_COBERTURA_ASEGURADORA_VARON_R2.docx
+++ b/plantillas_maestras/02_seguro_vida/negativa_cobertura/2_o_mas_ddos_varios/varon/TPL_3438_2025_SEGURO_VIDA_NEGATIVA_COBERTURA_ASEGURADORA_VARON_R2.docx
@@ -513,7 +513,7 @@
     </w:p>
     <w:p>
       <w:pPr>
-        <w:spacing w:after="0" w:line="240" w:lineRule="auto"/>
+        <w:spacing w:before="0" w:after="0" w:line="240" w:lineRule="auto"/>
         <w:jc w:val="both"/>
         <w:rPr>
           <w:rFonts w:ascii="Arial Narrow" w:eastAsia="Arial Narrow" w:hAnsi="Arial Narrow" w:cs="Arial Narrow"/>
@@ -711,7 +711,7 @@
     </w:p>
     <w:p>
       <w:pPr>
-        <w:spacing w:after="0" w:line="240" w:lineRule="auto"/>
+        <w:spacing w:before="0" w:after="0" w:line="240" w:lineRule="auto"/>
         <w:jc w:val="both"/>
         <w:rPr>
           <w:rFonts w:ascii="Arial Narrow" w:eastAsia="Arial Narrow" w:hAnsi="Arial Narrow" w:cs="Arial Narrow"/>
@@ -990,7 +990,7 @@
     </w:p>
     <w:p>
       <w:pPr>
-        <w:spacing w:after="0" w:line="240" w:lineRule="auto"/>
+        <w:spacing w:before="0" w:after="0" w:line="240" w:lineRule="auto"/>
         <w:jc w:val="both"/>
         <w:rPr>
           <w:rFonts w:ascii="Arial Narrow" w:eastAsia="Arial Narrow" w:hAnsi="Arial Narrow" w:cs="Arial Narrow"/>
@@ -1150,7 +1150,7 @@
     <w:p>
       <w:pPr>
         <w:pStyle w:val="Prrafodelista"/>
-        <w:spacing w:after="0" w:line="240" w:lineRule="auto"/>
+        <w:spacing w:before="0" w:after="0" w:line="240" w:lineRule="auto"/>
         <w:ind w:left="1134"/>
         <w:jc w:val="both"/>
         <w:rPr>
@@ -1347,7 +1347,7 @@
     <w:p>
       <w:pPr>
         <w:pStyle w:val="Prrafodelista"/>
-        <w:spacing w:after="0" w:line="240" w:lineRule="auto"/>
+        <w:spacing w:before="0" w:after="0" w:line="240" w:lineRule="auto"/>
         <w:ind w:left="1134"/>
         <w:jc w:val="both"/>
         <w:rPr>
@@ -1531,7 +1531,7 @@
     </w:p>
     <w:p>
       <w:pPr>
-        <w:spacing w:after="0" w:line="240" w:lineRule="auto"/>
+        <w:spacing w:before="0" w:after="0" w:line="240" w:lineRule="auto"/>
         <w:jc w:val="both"/>
         <w:rPr>
           <w:rFonts w:ascii="Arial Narrow" w:eastAsia="Arial Narrow" w:hAnsi="Arial Narrow" w:cs="Arial Narrow"/>
@@ -1607,7 +1607,7 @@
     <w:p>
       <w:pPr>
         <w:pStyle w:val="Prrafodelista"/>
-        <w:spacing w:after="0" w:line="240" w:lineRule="auto"/>
+        <w:spacing w:before="0" w:after="0" w:line="240" w:lineRule="auto"/>
         <w:ind w:left="1134"/>
         <w:jc w:val="both"/>
         <w:rPr>
@@ -1732,7 +1732,7 @@
     <w:p>
       <w:pPr>
         <w:pStyle w:val="Prrafodelista"/>
-        <w:spacing w:after="0" w:line="240" w:lineRule="auto"/>
+        <w:spacing w:before="0" w:after="0" w:line="240" w:lineRule="auto"/>
         <w:ind w:left="1134"/>
         <w:jc w:val="both"/>
         <w:rPr>
@@ -1953,7 +1953,7 @@
     <w:p>
       <w:pPr>
         <w:pStyle w:val="Prrafodelista"/>
-        <w:spacing w:after="0" w:line="240" w:lineRule="auto"/>
+        <w:spacing w:before="0" w:after="0" w:line="240" w:lineRule="auto"/>
         <w:ind w:left="1134"/>
         <w:jc w:val="both"/>
         <w:rPr>
@@ -2087,10 +2087,10 @@
     </w:p>
     <w:p>
       <w:pPr>
+        <w:spacing w:before="0" w:after="0" w:line="240" w:lineRule="auto"/>
         <w:tabs>
           <w:tab w:val="left" w:pos="1134"/>
         </w:tabs>
-        <w:spacing w:after="0" w:line="240" w:lineRule="auto"/>
         <w:jc w:val="both"/>
         <w:rPr>
           <w:rFonts w:ascii="Arial Narrow" w:eastAsia="Arial Narrow" w:hAnsi="Arial Narrow" w:cs="Arial Narrow"/>
@@ -2295,7 +2295,7 @@
     </w:p>
     <w:p>
       <w:pPr>
-        <w:spacing w:after="0" w:line="240" w:lineRule="auto"/>
+        <w:spacing w:before="0" w:after="0" w:line="240" w:lineRule="auto"/>
         <w:contextualSpacing/>
         <w:jc w:val="both"/>
         <w:rPr>
@@ -2351,7 +2351,7 @@
     </w:p>
     <w:p>
       <w:pPr>
-        <w:spacing w:after="0" w:line="240" w:lineRule="auto"/>
+        <w:spacing w:before="0" w:after="0" w:line="240" w:lineRule="auto"/>
         <w:contextualSpacing/>
         <w:jc w:val="both"/>
         <w:rPr>
@@ -2577,7 +2577,7 @@
     <w:bookmarkEnd w:id="11"/>
     <w:p>
       <w:pPr>
-        <w:spacing w:after="0" w:line="240" w:lineRule="auto"/>
+        <w:spacing w:before="0" w:after="0" w:line="240" w:lineRule="auto"/>
         <w:jc w:val="both"/>
         <w:rPr>
           <w:rFonts w:ascii="Arial Narrow" w:eastAsia="Arial Narrow" w:hAnsi="Arial Narrow" w:cs="Arial Narrow"/>
@@ -2661,7 +2661,7 @@
     </w:p>
     <w:p>
       <w:pPr>
-        <w:spacing w:after="0" w:line="240" w:lineRule="auto"/>
+        <w:spacing w:before="0" w:after="0" w:line="240" w:lineRule="auto"/>
         <w:ind w:left="567"/>
         <w:contextualSpacing/>
         <w:jc w:val="both"/>
@@ -2744,7 +2744,7 @@
     </w:p>
     <w:p>
       <w:pPr>
-        <w:spacing w:after="0" w:line="240" w:lineRule="auto"/>
+        <w:spacing w:before="0" w:after="0" w:line="240" w:lineRule="auto"/>
         <w:jc w:val="both"/>
         <w:rPr>
           <w:rFonts w:ascii="Arial Narrow" w:eastAsia="Arial Narrow" w:hAnsi="Arial Narrow" w:cs="Arial Narrow"/>
@@ -2915,7 +2915,7 @@
     <w:p>
       <w:pPr>
         <w:pStyle w:val="Prrafodelista"/>
-        <w:spacing w:after="0" w:line="240" w:lineRule="auto"/>
+        <w:spacing w:before="0" w:after="0" w:line="240" w:lineRule="auto"/>
         <w:ind w:left="567"/>
         <w:jc w:val="both"/>
         <w:rPr>
@@ -2970,7 +2970,7 @@
     </w:p>
     <w:p>
       <w:pPr>
-        <w:spacing w:after="0" w:line="240" w:lineRule="auto"/>
+        <w:spacing w:before="0" w:after="0" w:line="240" w:lineRule="auto"/>
         <w:jc w:val="both"/>
         <w:rPr>
           <w:rFonts w:ascii="Arial Narrow" w:eastAsia="Arial Narrow" w:hAnsi="Arial Narrow" w:cs="Arial Narrow"/>
@@ -3284,7 +3284,7 @@
     <w:bookmarkEnd w:id="15"/>
     <w:p>
       <w:pPr>
-        <w:spacing w:after="0" w:line="240" w:lineRule="auto"/>
+        <w:spacing w:before="0" w:after="0" w:line="240" w:lineRule="auto"/>
         <w:jc w:val="both"/>
         <w:rPr>
           <w:rFonts w:ascii="Arial Narrow" w:eastAsia="Arial Narrow" w:hAnsi="Arial Narrow" w:cs="Arial Narrow"/>
@@ -3382,7 +3382,7 @@
     </w:p>
     <w:p>
       <w:pPr>
-        <w:spacing w:line="240" w:lineRule="auto"/>
+        <w:spacing w:before="0" w:after="0" w:line="240" w:lineRule="auto"/>
         <w:contextualSpacing/>
         <w:jc w:val="both"/>
         <w:rPr>
@@ -3473,7 +3473,7 @@
     </w:p>
     <w:p>
       <w:pPr>
-        <w:spacing w:after="0" w:line="240" w:lineRule="auto"/>
+        <w:spacing w:before="0" w:after="0" w:line="240" w:lineRule="auto"/>
         <w:jc w:val="both"/>
         <w:rPr>
           <w:rFonts w:ascii="Arial Narrow" w:eastAsia="Arial Narrow" w:hAnsi="Arial Narrow" w:cs="Arial Narrow"/>
@@ -3766,7 +3766,7 @@
     </w:p>
     <w:p>
       <w:pPr>
-        <w:spacing w:after="0" w:line="240" w:lineRule="auto"/>
+        <w:spacing w:before="0" w:after="0" w:line="240" w:lineRule="auto"/>
         <w:ind w:left="567"/>
         <w:jc w:val="both"/>
         <w:rPr>
@@ -3867,6 +3867,21 @@
     </w:p>
     <w:p>
       <w:pPr>
+        <w:spacing w:before="0" w:after="0" w:line="240" w:lineRule="auto"/>
+        <w:jc w:val="both"/>
+        <w:rPr>
+          <w:rFonts w:ascii="Arial Narrow" w:eastAsia="Arial Narrow" w:hAnsi="Arial Narrow" w:cs="Arial Narrow"/>
+          <w:color w:val="000000"/>
+          <w:kern w:val="0"/>
+          <w:sz w:val="22"/>
+          <w:szCs w:val="22"/>
+          <w:lang w:eastAsia="es-PE"/>
+          <w14:ligatures w14:val="none"/>
+        </w:rPr>
+      </w:pPr>
+    </w:p>
+    <w:p>
+      <w:pPr>
         <w:spacing w:after="0" w:line="240" w:lineRule="auto"/>
         <w:jc w:val="both"/>
         <w:rPr>
@@ -3875,21 +3890,6 @@
           <w:kern w:val="0"/>
           <w:sz w:val="22"/>
           <w:szCs w:val="22"/>
-          <w:lang w:eastAsia="es-PE"/>
-          <w14:ligatures w14:val="none"/>
-        </w:rPr>
-      </w:pPr>
-    </w:p>
-    <w:p>
-      <w:pPr>
-        <w:spacing w:after="0" w:line="240" w:lineRule="auto"/>
-        <w:jc w:val="both"/>
-        <w:rPr>
-          <w:rFonts w:ascii="Arial Narrow" w:eastAsia="Arial Narrow" w:hAnsi="Arial Narrow" w:cs="Arial Narrow"/>
-          <w:color w:val="000000"/>
-          <w:kern w:val="0"/>
-          <w:sz w:val="22"/>
-          <w:szCs w:val="22"/>
           <w:lang w:val="es-ES" w:eastAsia="es-ES"/>
           <w14:ligatures w14:val="none"/>
         </w:rPr>
@@ -4083,7 +4083,7 @@
     </w:p>
     <w:p>
       <w:pPr>
-        <w:spacing w:after="0" w:line="240" w:lineRule="auto"/>
+        <w:spacing w:before="0" w:after="0" w:line="240" w:lineRule="auto"/>
         <w:jc w:val="both"/>
         <w:rPr>
           <w:rFonts w:ascii="Arial Narrow" w:eastAsia="Arial Narrow" w:hAnsi="Arial Narrow" w:cs="Arial Narrow"/>
@@ -4364,11 +4364,39 @@
     </w:p>
     <w:p>
       <w:pPr>
+        <w:spacing w:before="0" w:after="0" w:line="240" w:lineRule="auto"/>
+        <w:shd w:val="clear" w:color="auto" w:fill="FFFFFF"/>
+        <w:jc w:val="both"/>
+        <w:rPr>
+          <w:rFonts w:ascii="Arial Narrow" w:eastAsia="Arial Narrow" w:hAnsi="Arial Narrow" w:cs="Arial Narrow"/>
+          <w:b/>
+          <w:color w:val="000000"/>
+          <w:kern w:val="0"/>
+          <w:sz w:val="22"/>
+          <w:szCs w:val="22"/>
+          <w:lang w:eastAsia="es-PE"/>
+          <w14:ligatures w14:val="none"/>
+        </w:rPr>
+      </w:pPr>
+    </w:p>
+    <w:p>
+      <w:pPr>
         <w:shd w:val="clear" w:color="auto" w:fill="FFFFFF"/>
         <w:spacing w:after="0" w:line="240" w:lineRule="auto"/>
         <w:jc w:val="both"/>
         <w:rPr>
           <w:rFonts w:ascii="Arial Narrow" w:eastAsia="Arial Narrow" w:hAnsi="Arial Narrow" w:cs="Arial Narrow"/>
+          <w:color w:val="000000"/>
+          <w:kern w:val="0"/>
+          <w:sz w:val="22"/>
+          <w:szCs w:val="22"/>
+          <w:lang w:eastAsia="es-PE"/>
+          <w14:ligatures w14:val="none"/>
+        </w:rPr>
+      </w:pPr>
+      <w:r>
+        <w:rPr>
+          <w:rFonts w:ascii="Arial Narrow" w:eastAsia="Arial Narrow" w:hAnsi="Arial Narrow" w:cs="Arial Narrow"/>
           <w:b/>
           <w:color w:val="000000"/>
           <w:kern w:val="0"/>
@@ -4377,77 +4405,49 @@
           <w:lang w:eastAsia="es-PE"/>
           <w14:ligatures w14:val="none"/>
         </w:rPr>
-      </w:pPr>
-    </w:p>
-    <w:p>
-      <w:pPr>
+        <w:t>SÉTIMO:</w:t>
+      </w:r>
+      <w:r>
+        <w:rPr>
+          <w:rFonts w:ascii="Arial Narrow" w:eastAsia="Arial Narrow" w:hAnsi="Arial Narrow" w:cs="Arial Narrow"/>
+          <w:color w:val="000000"/>
+          <w:kern w:val="0"/>
+          <w:sz w:val="22"/>
+          <w:szCs w:val="22"/>
+          <w:lang w:eastAsia="es-PE"/>
+          <w14:ligatures w14:val="none"/>
+        </w:rPr>
+        <w:t xml:space="preserve"> informar a las partes que conforme a lo establecido en el artículo 39</w:t>
+      </w:r>
+      <w:r>
+        <w:rPr>
+          <w:rFonts w:ascii="Arial Narrow" w:eastAsia="Arial Narrow" w:hAnsi="Arial Narrow" w:cs="Arial Narrow"/>
+          <w:color w:val="000000"/>
+          <w:kern w:val="0"/>
+          <w:sz w:val="22"/>
+          <w:szCs w:val="22"/>
+          <w:lang w:eastAsia="es-PE"/>
+          <w14:ligatures w14:val="none"/>
+        </w:rPr>
+        <w:t/>
+      </w:r>
+      <w:r>
+        <w:rPr>
+          <w:rFonts w:ascii="Arial Narrow" w:eastAsia="Arial Narrow" w:hAnsi="Arial Narrow" w:cs="Arial Narrow"/>
+          <w:color w:val="000000"/>
+          <w:kern w:val="0"/>
+          <w:sz w:val="22"/>
+          <w:szCs w:val="22"/>
+          <w:lang w:eastAsia="es-PE"/>
+          <w14:ligatures w14:val="none"/>
+        </w:rPr>
+        <w:t xml:space="preserve"> de la Ley sobre Facultades, Normas y Organización del Indecopi, aprobada por Decreto Legislativo 807, los gastos por los peritajes realizados, actuación de pruebas, inspecciones y otros derivados de la tramitación del proceso serán de cargo de la parte que solicita la prueba, salvo pacto en contrario. En todos los casos, la resolución final determinará si los gastos deben ser asumidos por alguna de las partes, o reembolsados a la otra parte o al Indecopi, según sea el caso, de manera adicional a la sanción que haya podido imponerse. </w:t>
+      </w:r>
+    </w:p>
+    <w:p>
+      <w:pPr>
+        <w:spacing w:before="0" w:after="0" w:line="240" w:lineRule="auto"/>
         <w:shd w:val="clear" w:color="auto" w:fill="FFFFFF"/>
-        <w:spacing w:after="0" w:line="240" w:lineRule="auto"/>
-        <w:jc w:val="both"/>
-        <w:rPr>
-          <w:rFonts w:ascii="Arial Narrow" w:eastAsia="Arial Narrow" w:hAnsi="Arial Narrow" w:cs="Arial Narrow"/>
-          <w:color w:val="000000"/>
-          <w:kern w:val="0"/>
-          <w:sz w:val="22"/>
-          <w:szCs w:val="22"/>
-          <w:lang w:eastAsia="es-PE"/>
-          <w14:ligatures w14:val="none"/>
-        </w:rPr>
-      </w:pPr>
-      <w:r>
-        <w:rPr>
-          <w:rFonts w:ascii="Arial Narrow" w:eastAsia="Arial Narrow" w:hAnsi="Arial Narrow" w:cs="Arial Narrow"/>
-          <w:b/>
-          <w:color w:val="000000"/>
-          <w:kern w:val="0"/>
-          <w:sz w:val="22"/>
-          <w:szCs w:val="22"/>
-          <w:lang w:eastAsia="es-PE"/>
-          <w14:ligatures w14:val="none"/>
-        </w:rPr>
-        <w:t>SÉTIMO:</w:t>
-      </w:r>
-      <w:r>
-        <w:rPr>
-          <w:rFonts w:ascii="Arial Narrow" w:eastAsia="Arial Narrow" w:hAnsi="Arial Narrow" w:cs="Arial Narrow"/>
-          <w:color w:val="000000"/>
-          <w:kern w:val="0"/>
-          <w:sz w:val="22"/>
-          <w:szCs w:val="22"/>
-          <w:lang w:eastAsia="es-PE"/>
-          <w14:ligatures w14:val="none"/>
-        </w:rPr>
-        <w:t xml:space="preserve"> informar a las partes que conforme a lo establecido en el artículo 39</w:t>
-      </w:r>
-      <w:r>
-        <w:rPr>
-          <w:rFonts w:ascii="Arial Narrow" w:eastAsia="Arial Narrow" w:hAnsi="Arial Narrow" w:cs="Arial Narrow"/>
-          <w:color w:val="000000"/>
-          <w:kern w:val="0"/>
-          <w:sz w:val="22"/>
-          <w:szCs w:val="22"/>
-          <w:lang w:eastAsia="es-PE"/>
-          <w14:ligatures w14:val="none"/>
-        </w:rPr>
-        <w:t/>
-      </w:r>
-      <w:r>
-        <w:rPr>
-          <w:rFonts w:ascii="Arial Narrow" w:eastAsia="Arial Narrow" w:hAnsi="Arial Narrow" w:cs="Arial Narrow"/>
-          <w:color w:val="000000"/>
-          <w:kern w:val="0"/>
-          <w:sz w:val="22"/>
-          <w:szCs w:val="22"/>
-          <w:lang w:eastAsia="es-PE"/>
-          <w14:ligatures w14:val="none"/>
-        </w:rPr>
-        <w:t xml:space="preserve"> de la Ley sobre Facultades, Normas y Organización del Indecopi, aprobada por Decreto Legislativo 807, los gastos por los peritajes realizados, actuación de pruebas, inspecciones y otros derivados de la tramitación del proceso serán de cargo de la parte que solicita la prueba, salvo pacto en contrario. En todos los casos, la resolución final determinará si los gastos deben ser asumidos por alguna de las partes, o reembolsados a la otra parte o al Indecopi, según sea el caso, de manera adicional a la sanción que haya podido imponerse. </w:t>
-      </w:r>
-    </w:p>
-    <w:p>
-      <w:pPr>
-        <w:shd w:val="clear" w:color="auto" w:fill="FFFFFF"/>
-        <w:spacing w:after="0" w:line="240" w:lineRule="auto"/>
         <w:jc w:val="both"/>
         <w:rPr>
           <w:rFonts w:ascii="Arial Narrow" w:eastAsia="Arial Narrow" w:hAnsi="Arial Narrow" w:cs="Arial Narrow"/>
@@ -4605,26 +4605,26 @@
     </w:p>
     <w:p>
       <w:pPr>
+        <w:spacing w:before="0" w:after="0" w:line="240" w:lineRule="auto"/>
+        <w:suppressAutoHyphens/>
+        <w:jc w:val="both"/>
+        <w:rPr>
+          <w:rFonts w:ascii="Arial Narrow" w:eastAsia="Arial Narrow" w:hAnsi="Arial Narrow" w:cs="Arial Narrow"/>
+          <w:kern w:val="0"/>
+          <w:sz w:val="22"/>
+          <w:szCs w:val="22"/>
+          <w:u w:val="single"/>
+          <w14:ligatures w14:val="none"/>
+        </w:rPr>
+      </w:pPr>
+    </w:p>
+    <w:p>
+      <w:pPr>
         <w:suppressAutoHyphens/>
         <w:spacing w:after="0" w:line="240" w:lineRule="auto"/>
         <w:jc w:val="both"/>
         <w:rPr>
           <w:rFonts w:ascii="Arial Narrow" w:eastAsia="Arial Narrow" w:hAnsi="Arial Narrow" w:cs="Arial Narrow"/>
-          <w:kern w:val="0"/>
-          <w:sz w:val="22"/>
-          <w:szCs w:val="22"/>
-          <w:u w:val="single"/>
-          <w14:ligatures w14:val="none"/>
-        </w:rPr>
-      </w:pPr>
-    </w:p>
-    <w:p>
-      <w:pPr>
-        <w:suppressAutoHyphens/>
-        <w:spacing w:after="0" w:line="240" w:lineRule="auto"/>
-        <w:jc w:val="both"/>
-        <w:rPr>
-          <w:rFonts w:ascii="Arial Narrow" w:eastAsia="Arial Narrow" w:hAnsi="Arial Narrow" w:cs="Arial Narrow"/>
           <w:color w:val="000000"/>
           <w:kern w:val="0"/>
           <w:sz w:val="22"/>
@@ -4663,8 +4663,8 @@
     </w:p>
     <w:p>
       <w:pPr>
+        <w:spacing w:before="0" w:after="0" w:line="240" w:lineRule="auto"/>
         <w:suppressAutoHyphens/>
-        <w:spacing w:after="0" w:line="240" w:lineRule="auto"/>
         <w:jc w:val="both"/>
         <w:rPr>
           <w:rFonts w:ascii="Arial Narrow" w:eastAsia="Arial Narrow" w:hAnsi="Arial Narrow" w:cs="Arial Narrow"/>
@@ -5444,7 +5444,6 @@
           <w:sz w:val="16"/>
           <w:szCs w:val="16"/>
         </w:rPr>
-        <w:tab/>
         <w:t xml:space="preserve"/>
       </w:r>
       <w:r>
@@ -5520,16 +5519,14 @@
           <w:sz w:val="16"/>
           <w:szCs w:val="16"/>
         </w:rPr>
-        <w:tab/>
-        <w:t xml:space="preserve"/>
-      </w:r>
-      <w:r>
-        <w:rPr>
-          <w:rFonts w:ascii="Arial Narrow" w:eastAsia="Arial Narrow" w:hAnsi="Arial Narrow" w:cs="Arial Narrow"/>
-          <w:sz w:val="16"/>
-          <w:szCs w:val="16"/>
-        </w:rPr>
-        <w:tab/>
+        <w:t xml:space="preserve"/>
+      </w:r>
+      <w:r>
+        <w:rPr>
+          <w:rFonts w:ascii="Arial Narrow" w:eastAsia="Arial Narrow" w:hAnsi="Arial Narrow" w:cs="Arial Narrow"/>
+          <w:sz w:val="16"/>
+          <w:szCs w:val="16"/>
+        </w:rPr>
       </w:r>
       <w:r>
         <w:rPr>
@@ -5539,6 +5536,7 @@
           <w:sz w:val="16"/>
           <w:szCs w:val="16"/>
         </w:rPr>
+        <w:tab/>
         <w:t xml:space="preserve">LEY 29571, CÓDIGO DE PROTECCIÓN Y DEFENSA DEL CONSUMIDOR, publicado el 2 de setiembre de 2010 y modificado por Decreto Legislativo 1308 </w:t>
       </w:r>
     </w:p>
@@ -5762,16 +5760,14 @@
           <w:sz w:val="16"/>
           <w:szCs w:val="16"/>
         </w:rPr>
-        <w:tab/>
-        <w:t xml:space="preserve"/>
-      </w:r>
-      <w:r>
-        <w:rPr>
-          <w:rFonts w:ascii="Arial Narrow" w:eastAsia="Arial Narrow" w:hAnsi="Arial Narrow" w:cs="Arial Narrow"/>
-          <w:sz w:val="16"/>
-          <w:szCs w:val="16"/>
-        </w:rPr>
-        <w:tab/>
+        <w:t xml:space="preserve"/>
+      </w:r>
+      <w:r>
+        <w:rPr>
+          <w:rFonts w:ascii="Arial Narrow" w:eastAsia="Arial Narrow" w:hAnsi="Arial Narrow" w:cs="Arial Narrow"/>
+          <w:sz w:val="16"/>
+          <w:szCs w:val="16"/>
+        </w:rPr>
       </w:r>
       <w:r>
         <w:rPr>
@@ -5781,6 +5777,7 @@
           <w:sz w:val="16"/>
           <w:szCs w:val="16"/>
         </w:rPr>
+        <w:tab/>
         <w:t xml:space="preserve">LEY 29571, CÓDIGO DE PROTECCIÓN Y DEFENSA DEL CONSUMIDOR, publicado el 2 de setiembre de 2010 y modificado por Decreto Legislativo 1308 </w:t>
       </w:r>
     </w:p>
@@ -5939,16 +5936,14 @@
           <w:sz w:val="16"/>
           <w:szCs w:val="16"/>
         </w:rPr>
-        <w:tab/>
-        <w:t xml:space="preserve"/>
-      </w:r>
-      <w:r>
-        <w:rPr>
-          <w:rFonts w:ascii="Arial Narrow" w:eastAsia="Arial Narrow" w:hAnsi="Arial Narrow" w:cs="Arial Narrow"/>
-          <w:sz w:val="16"/>
-          <w:szCs w:val="16"/>
-        </w:rPr>
-        <w:tab/>
+        <w:t xml:space="preserve"/>
+      </w:r>
+      <w:r>
+        <w:rPr>
+          <w:rFonts w:ascii="Arial Narrow" w:eastAsia="Arial Narrow" w:hAnsi="Arial Narrow" w:cs="Arial Narrow"/>
+          <w:sz w:val="16"/>
+          <w:szCs w:val="16"/>
+        </w:rPr>
       </w:r>
       <w:r>
         <w:rPr>
@@ -5958,6 +5953,7 @@
           <w:sz w:val="16"/>
           <w:szCs w:val="16"/>
         </w:rPr>
+        <w:tab/>
         <w:t>LEY SOBRE FACULTADES, NORMAS Y ORGANIZACIÓN DEL INDECOPI, APROBADA POR DECRETO LEGISLATIVO 807 Artículo 24.-</w:t>
       </w:r>
       <w:r>
@@ -6088,7 +6084,6 @@
           <w:sz w:val="16"/>
           <w:szCs w:val="16"/>
         </w:rPr>
-        <w:tab/>
         <w:t xml:space="preserve"/>
       </w:r>
       <w:r>
@@ -6145,24 +6140,23 @@
           <w:sz w:val="16"/>
           <w:szCs w:val="16"/>
         </w:rPr>
+        <w:t xml:space="preserve"/>
+      </w:r>
+      <w:r>
+        <w:rPr>
+          <w:rFonts w:ascii="Arial Narrow" w:eastAsia="Arial Narrow" w:hAnsi="Arial Narrow" w:cs="Arial Narrow"/>
+          <w:sz w:val="16"/>
+          <w:szCs w:val="16"/>
+        </w:rPr>
+      </w:r>
+      <w:r>
+        <w:rPr>
+          <w:rFonts w:ascii="Arial Narrow" w:eastAsia="Arial Narrow" w:hAnsi="Arial Narrow" w:cs="Arial Narrow"/>
+          <w:b/>
+          <w:sz w:val="16"/>
+          <w:szCs w:val="16"/>
+        </w:rPr>
         <w:tab/>
-        <w:t xml:space="preserve"/>
-      </w:r>
-      <w:r>
-        <w:rPr>
-          <w:rFonts w:ascii="Arial Narrow" w:eastAsia="Arial Narrow" w:hAnsi="Arial Narrow" w:cs="Arial Narrow"/>
-          <w:sz w:val="16"/>
-          <w:szCs w:val="16"/>
-        </w:rPr>
-        <w:tab/>
-      </w:r>
-      <w:r>
-        <w:rPr>
-          <w:rFonts w:ascii="Arial Narrow" w:eastAsia="Arial Narrow" w:hAnsi="Arial Narrow" w:cs="Arial Narrow"/>
-          <w:b/>
-          <w:sz w:val="16"/>
-          <w:szCs w:val="16"/>
-        </w:rPr>
         <w:t>LEY 29571, CÓDIGO DE PROTECCIÓN Y DEFENSA DEL CONSUMIDOR</w:t>
       </w:r>
       <w:r>
@@ -6547,32 +6541,31 @@
           <w:szCs w:val="16"/>
           <w:vertAlign w:val="superscript"/>
         </w:rPr>
+        <w:t xml:space="preserve"/>
+      </w:r>
+      <w:r>
+        <w:rPr>
+          <w:rFonts w:ascii="Arial Narrow" w:eastAsia="Arial Narrow" w:hAnsi="Arial Narrow" w:cs="Arial Narrow"/>
+          <w:sz w:val="16"/>
+          <w:szCs w:val="16"/>
+        </w:rPr>
+        <w:t xml:space="preserve"/>
+      </w:r>
+      <w:r>
+        <w:rPr>
+          <w:rFonts w:ascii="Arial Narrow" w:eastAsia="Arial Narrow" w:hAnsi="Arial Narrow" w:cs="Arial Narrow"/>
+          <w:sz w:val="16"/>
+          <w:szCs w:val="16"/>
+        </w:rPr>
+      </w:r>
+      <w:r>
+        <w:rPr>
+          <w:rFonts w:ascii="Arial Narrow" w:eastAsia="Arial Narrow" w:hAnsi="Arial Narrow" w:cs="Arial Narrow"/>
+          <w:b/>
+          <w:sz w:val="16"/>
+          <w:szCs w:val="16"/>
+        </w:rPr>
         <w:tab/>
-        <w:t xml:space="preserve"/>
-      </w:r>
-      <w:r>
-        <w:rPr>
-          <w:rFonts w:ascii="Arial Narrow" w:eastAsia="Arial Narrow" w:hAnsi="Arial Narrow" w:cs="Arial Narrow"/>
-          <w:sz w:val="16"/>
-          <w:szCs w:val="16"/>
-        </w:rPr>
-        <w:t xml:space="preserve"> </w:t>
-      </w:r>
-      <w:r>
-        <w:rPr>
-          <w:rFonts w:ascii="Arial Narrow" w:eastAsia="Arial Narrow" w:hAnsi="Arial Narrow" w:cs="Arial Narrow"/>
-          <w:sz w:val="16"/>
-          <w:szCs w:val="16"/>
-        </w:rPr>
-        <w:tab/>
-      </w:r>
-      <w:r>
-        <w:rPr>
-          <w:rFonts w:ascii="Arial Narrow" w:eastAsia="Arial Narrow" w:hAnsi="Arial Narrow" w:cs="Arial Narrow"/>
-          <w:b/>
-          <w:sz w:val="16"/>
-          <w:szCs w:val="16"/>
-        </w:rPr>
         <w:t>LEY 29571, CÓDIGO DE PROTECCIÓN Y DEFENSA DEL CONSUMIDOR</w:t>
       </w:r>
       <w:r>
@@ -6776,16 +6769,14 @@
           <w:sz w:val="16"/>
           <w:szCs w:val="16"/>
         </w:rPr>
-        <w:tab/>
-        <w:t xml:space="preserve"/>
-      </w:r>
-      <w:r>
-        <w:rPr>
-          <w:rFonts w:ascii="Arial Narrow" w:eastAsia="Arial Narrow" w:hAnsi="Arial Narrow" w:cs="Arial Narrow"/>
-          <w:sz w:val="16"/>
-          <w:szCs w:val="16"/>
-        </w:rPr>
-        <w:tab/>
+        <w:t xml:space="preserve"/>
+      </w:r>
+      <w:r>
+        <w:rPr>
+          <w:rFonts w:ascii="Arial Narrow" w:eastAsia="Arial Narrow" w:hAnsi="Arial Narrow" w:cs="Arial Narrow"/>
+          <w:sz w:val="16"/>
+          <w:szCs w:val="16"/>
+        </w:rPr>
       </w:r>
       <w:r>
         <w:rPr>
@@ -6795,6 +6786,7 @@
           <w:sz w:val="16"/>
           <w:szCs w:val="16"/>
         </w:rPr>
+        <w:tab/>
         <w:t xml:space="preserve">LEY 29571, CÓDIGO DE PROTECCIÓN Y DEFENSA DEL CONSUMIDOR, publicado el 2 de setiembre de 2010 y modificado por Decreto Legislativo 1308 </w:t>
       </w:r>
     </w:p>
@@ -7541,24 +7533,23 @@
           <w:sz w:val="16"/>
           <w:szCs w:val="16"/>
         </w:rPr>
+        <w:t xml:space="preserve"/>
+      </w:r>
+      <w:r>
+        <w:rPr>
+          <w:rFonts w:ascii="Arial Narrow" w:eastAsia="Arial Narrow" w:hAnsi="Arial Narrow" w:cs="Arial Narrow"/>
+          <w:sz w:val="16"/>
+          <w:szCs w:val="16"/>
+        </w:rPr>
+      </w:r>
+      <w:r>
+        <w:rPr>
+          <w:rFonts w:ascii="Arial Narrow" w:eastAsia="Arial Narrow" w:hAnsi="Arial Narrow" w:cs="Arial Narrow"/>
+          <w:b/>
+          <w:sz w:val="16"/>
+          <w:szCs w:val="16"/>
+        </w:rPr>
         <w:tab/>
-        <w:t xml:space="preserve"/>
-      </w:r>
-      <w:r>
-        <w:rPr>
-          <w:rFonts w:ascii="Arial Narrow" w:eastAsia="Arial Narrow" w:hAnsi="Arial Narrow" w:cs="Arial Narrow"/>
-          <w:sz w:val="16"/>
-          <w:szCs w:val="16"/>
-        </w:rPr>
-        <w:tab/>
-      </w:r>
-      <w:r>
-        <w:rPr>
-          <w:rFonts w:ascii="Arial Narrow" w:eastAsia="Arial Narrow" w:hAnsi="Arial Narrow" w:cs="Arial Narrow"/>
-          <w:b/>
-          <w:sz w:val="16"/>
-          <w:szCs w:val="16"/>
-        </w:rPr>
         <w:t>LEY 29571, CÓDIGO DE PROTECCIÓN Y DEFENSA DEL CONSUMIDOR</w:t>
       </w:r>
       <w:r>
@@ -7755,7 +7746,6 @@
           <w:sz w:val="16"/>
           <w:szCs w:val="16"/>
         </w:rPr>
-        <w:tab/>
         <w:t xml:space="preserve"/>
       </w:r>
       <w:r>
@@ -7851,31 +7841,30 @@
           <w:sz w:val="16"/>
           <w:szCs w:val="16"/>
         </w:rPr>
+        <w:t xml:space="preserve"/>
+      </w:r>
+      <w:r>
+        <w:rPr>
+          <w:rFonts w:ascii="Arial Narrow" w:eastAsia="Arial Narrow" w:hAnsi="Arial Narrow" w:cs="Arial Narrow"/>
+          <w:sz w:val="16"/>
+          <w:szCs w:val="16"/>
+        </w:rPr>
+      </w:r>
+      <w:r>
+        <w:rPr>
+          <w:rFonts w:ascii="Arial Narrow" w:eastAsia="Arial Narrow" w:hAnsi="Arial Narrow" w:cs="Arial Narrow"/>
+          <w:b/>
+          <w:sz w:val="16"/>
+          <w:szCs w:val="16"/>
+        </w:rPr>
         <w:tab/>
-        <w:t xml:space="preserve"/>
-      </w:r>
-      <w:r>
-        <w:rPr>
-          <w:rFonts w:ascii="Arial Narrow" w:eastAsia="Arial Narrow" w:hAnsi="Arial Narrow" w:cs="Arial Narrow"/>
-          <w:sz w:val="16"/>
-          <w:szCs w:val="16"/>
-        </w:rPr>
-        <w:tab/>
-      </w:r>
-      <w:r>
-        <w:rPr>
-          <w:rFonts w:ascii="Arial Narrow" w:eastAsia="Arial Narrow" w:hAnsi="Arial Narrow" w:cs="Arial Narrow"/>
-          <w:b/>
-          <w:sz w:val="16"/>
-          <w:szCs w:val="16"/>
-        </w:rPr>
         <w:t>TEXTO ÚNICO ORDENADO DE LA LEY DEL PROCEDIMIENTO ADMINISTRATIVO GENERAL, aprobado mediante Decreto Supremo 006-2026-JUS y publicado el 30 de abril de 2026</w:t>
       </w:r>
     </w:p>
     <w:p>
       <w:pPr>
         <w:pStyle w:val="Textonotapie"/>
-        <w:ind w:left="1134" w:hanging="567"/>
+        <w:ind w:left="1134"/>
         <w:jc w:val="both"/>
         <w:rPr>
           <w:rFonts w:ascii="Arial Narrow" w:eastAsia="Arial Narrow" w:hAnsi="Arial Narrow" w:cs="Arial Narrow"/>

--- a/plantillas_maestras/02_seguro_vida/negativa_cobertura/2_o_mas_ddos_varios/varon/TPL_3438_2025_SEGURO_VIDA_NEGATIVA_COBERTURA_ASEGURADORA_VARON_R2.docx
+++ b/plantillas_maestras/02_seguro_vida/negativa_cobertura/2_o_mas_ddos_varios/varon/TPL_3438_2025_SEGURO_VIDA_NEGATIVA_COBERTURA_ASEGURADORA_VARON_R2.docx
@@ -3818,7 +3818,7 @@
           <w:sz w:val="22"/>
           <w:szCs w:val="22"/>
         </w:rPr>
-        <w:t xml:space="preserve">correr traslado de la presente resolución a Rímac Seguros y Reaseguros S.A. para que, de conformidad con lo dispuesto por el artículo 26 de la Ley sobre Facultades, Normas y Organización del Indecopi, aprobada por Decreto Legislativo 807</w:t>
+        <w:t xml:space="preserve">correr traslado de la denuncia del 28 de diciembre de 2025, subsanada mediante escrito del 2 de febrero de 2026 a Rímac Seguros y Reaseguros S.A. para que, de conformidad con lo dispuesto por el artículo 26 de la Ley sobre Facultades, Normas y Organización del Indecopi, aprobada por Decreto Legislativo 807</w:t>
       </w:r>
       <w:r>
         <w:rPr>
